--- a/plantillas_maestras/01_seguro_vehicular/negativa_cobertura/2_o_mas_ddos_varios/varon/TPL_0667_2026_SEGURO_VEHICULAR_NEGATIVA_COBERTURA_ASEGURADORA_VARON_R2.docx
+++ b/plantillas_maestras/01_seguro_vehicular/negativa_cobertura/2_o_mas_ddos_varios/varon/TPL_0667_2026_SEGURO_VEHICULAR_NEGATIVA_COBERTURA_ASEGURADORA_VARON_R2.docx
@@ -303,7 +303,7 @@
           <w14:ligatures w14:val="none"/>
         </w:rPr>
         <w:tab/>
-        <w:t xml:space="preserve">:       </w:t>
+        <w:t xml:space="preserve">: </w:t>
       </w:r>
       <w:r>
         <w:rPr>
@@ -679,7 +679,7 @@
           <w:lang w:val="es-ES" w:eastAsia="es-ES"/>
           <w14:ligatures w14:val="none"/>
         </w:rPr>
-        <w:t>por presuntas infracciones a la Ley N°</w:t>
+        <w:t>por presuntas infracciones a la Ley </w:t>
       </w:r>
       <w:r>
         <w:rPr>
@@ -767,7 +767,7 @@
           <w:lang w:eastAsia="es-ES"/>
           <w14:ligatures w14:val="none"/>
         </w:rPr>
-        <w:t xml:space="preserve">Adquirió el Seguro de Auto Modular – Póliza N°2005419714 (en adelante, Seguro </w:t>
+        <w:t xml:space="preserve">Adquirió el Seguro de Auto Modular – Póliza 2005419714 (en adelante, Seguro </w:t>
       </w:r>
       <w:r>
         <w:rPr>
@@ -837,7 +837,7 @@
           <w:lang w:eastAsia="es-ES"/>
           <w14:ligatures w14:val="none"/>
         </w:rPr>
-        <w:t xml:space="preserve"> el vehículo con Placa de Rodaje N°AKL-103</w:t>
+        <w:t xml:space="preserve"> el vehículo con Placa de Rodaje AKL-103</w:t>
       </w:r>
       <w:r>
         <w:rPr>
@@ -1051,7 +1051,7 @@
           <w:lang w:eastAsia="es-ES"/>
           <w14:ligatures w14:val="none"/>
         </w:rPr>
-        <w:t xml:space="preserve"> emitió la Carta de Pérdida Total N° FOR-DYP-003, en la cual se consignó la existencia de daños críticos en el </w:t>
+        <w:t xml:space="preserve"> emitió la Carta de Pérdida Total FOR-DYP-003, en la cual se consignó la existencia de daños críticos en el </w:t>
       </w:r>
       <w:r>
         <w:rPr>
@@ -1131,7 +1131,7 @@
           <w:lang w:eastAsia="es-ES"/>
           <w14:ligatures w14:val="none"/>
         </w:rPr>
-        <w:t xml:space="preserve">  </w:t>
+        <w:t xml:space="preserve"> </w:t>
       </w:r>
     </w:p>
     <w:p>
@@ -1446,7 +1446,7 @@
           <w:lang w:eastAsia="es-ES"/>
           <w14:ligatures w14:val="none"/>
         </w:rPr>
-        <w:t xml:space="preserve">.  </w:t>
+        <w:t xml:space="preserve">. </w:t>
       </w:r>
     </w:p>
     <w:p>
@@ -1687,7 +1687,7 @@
           <w:lang w:eastAsia="es-ES"/>
           <w14:ligatures w14:val="none"/>
         </w:rPr>
-        <w:t xml:space="preserve"> registrado con N°000/0191/2026.</w:t>
+        <w:t xml:space="preserve"> registrado con 000/0191/2026.</w:t>
       </w:r>
       <w:r>
         <w:rPr>
@@ -1784,17 +1784,17 @@
           <w:lang w:eastAsia="es-ES"/>
           <w14:ligatures w14:val="none"/>
         </w:rPr>
-        <w:t xml:space="preserve"> N°000/0191/2026</w:t>
-      </w:r>
-      <w:r>
-        <w:rPr>
-          <w:rFonts w:ascii="Arial Narrow" w:eastAsia="Times New Roman" w:hAnsi="Arial Narrow" w:cs="Arial"/>
-          <w:color w:val="000000"/>
-          <w:kern w:val="0"/>
-          <w:lang w:eastAsia="es-ES"/>
-          <w14:ligatures w14:val="none"/>
-        </w:rPr>
-        <w:t xml:space="preserve"> mediante carta N°PPS-00365/2026, manteniendo la negativa de cobertura.</w:t>
+        <w:t xml:space="preserve"> 000/0191/2026</w:t>
+      </w:r>
+      <w:r>
+        <w:rPr>
+          <w:rFonts w:ascii="Arial Narrow" w:eastAsia="Times New Roman" w:hAnsi="Arial Narrow" w:cs="Arial"/>
+          <w:color w:val="000000"/>
+          <w:kern w:val="0"/>
+          <w:lang w:eastAsia="es-ES"/>
+          <w14:ligatures w14:val="none"/>
+        </w:rPr>
+        <w:t xml:space="preserve"> mediante carta PPS-00365/2026, manteniendo la negativa de cobertura.</w:t>
       </w:r>
       <w:r>
         <w:rPr>
@@ -1854,7 +1854,7 @@
           <w:lang w:eastAsia="es-ES"/>
           <w14:ligatures w14:val="none"/>
         </w:rPr>
-        <w:t>, el cual fue registrado con N°000/0518/2026.</w:t>
+        <w:t>, el cual fue registrado con 000/0518/2026.</w:t>
       </w:r>
       <w:r>
         <w:rPr>
@@ -1961,7 +1961,7 @@
           <w:lang w:eastAsia="es-ES"/>
           <w14:ligatures w14:val="none"/>
         </w:rPr>
-        <w:t>carta N°PPS-00967/2026, mediante la cual desestimó el recurso de apelación presentado, manteniendo la negativa de cobertura del siniestro.</w:t>
+        <w:t>carta PPS-00967/2026, mediante la cual desestimó el recurso de apelación presentado, manteniendo la negativa de cobertura del siniestro.</w:t>
       </w:r>
       <w:r>
         <w:rPr>
@@ -2464,7 +2464,7 @@
           <w:lang w:eastAsia="es-ES"/>
           <w14:ligatures w14:val="none"/>
         </w:rPr>
-        <w:t xml:space="preserve">  </w:t>
+        <w:t xml:space="preserve"> </w:t>
       </w:r>
     </w:p>
     <w:p>
@@ -2941,7 +2941,7 @@
           <w:lang w:eastAsia="es-PE"/>
           <w14:ligatures w14:val="none"/>
         </w:rPr>
-        <w:t>La Secretaría Técnica de la Comisión de Protección al Consumidor N°1 (en adelante, la Secretaría Técnica), en ejercicio de sus facultades</w:t>
+        <w:t>La Secretaría Técnica de la Comisión de Protección al Consumidor 1 (en adelante, la Secretaría Técnica), en ejercicio de sus facultades</w:t>
       </w:r>
       <w:bookmarkEnd w:id="3"/>
       <w:bookmarkEnd w:id="4"/>
@@ -3016,7 +3016,7 @@
           <w14:ligatures w14:val="none"/>
         </w:rPr>
         <w:lastRenderedPageBreak/>
-        <w:t>compañía aseguradora habría negado injustificadamente la cobertura de la Póliza N°2005419714 del Seguro vehicular mediante carta del 8 de enero de 2026</w:t>
+        <w:t>compañía aseguradora habría negado injustificadamente la cobertura de la Póliza 2005419714 del Seguro vehicular mediante carta del 8 de enero de 2026</w:t>
       </w:r>
       <w:r>
         <w:rPr>
@@ -3034,7 +3034,7 @@
           <w:lang w:eastAsia="es-PE"/>
           <w14:ligatures w14:val="none"/>
         </w:rPr>
-        <w:t>°</w:t>
+        <w:t/>
       </w:r>
       <w:r>
         <w:rPr>
@@ -3052,7 +3052,7 @@
           <w:lang w:eastAsia="es-PE"/>
           <w14:ligatures w14:val="none"/>
         </w:rPr>
-        <w:t>°</w:t>
+        <w:t/>
       </w:r>
       <w:r>
         <w:rPr>
@@ -3190,7 +3190,7 @@
           <w:lang w:eastAsia="es-PE"/>
           <w14:ligatures w14:val="none"/>
         </w:rPr>
-        <w:t>°</w:t>
+        <w:t/>
       </w:r>
       <w:r>
         <w:rPr>
@@ -3208,7 +3208,7 @@
           <w:lang w:eastAsia="es-PE"/>
           <w14:ligatures w14:val="none"/>
         </w:rPr>
-        <w:t>°</w:t>
+        <w:t/>
       </w:r>
       <w:r>
         <w:rPr>
@@ -3227,7 +3227,7 @@
           <w:lang w:eastAsia="es-PE"/>
           <w14:ligatures w14:val="none"/>
         </w:rPr>
-        <w:t xml:space="preserve">.  </w:t>
+        <w:t xml:space="preserve">. </w:t>
       </w:r>
     </w:p>
     <w:p>
@@ -3292,7 +3292,7 @@
           <w:lang w:eastAsia="es-PE"/>
           <w14:ligatures w14:val="none"/>
         </w:rPr>
-        <w:t>la compañía aseguradora habría desestimado injustificadamente el recurso de apelación presentado por el denunciante el 27 de enero de 2026, manteniendo la negativa de cobertura del siniestro ocurrido al vehículo con Placa de Rodaje N°AKL-103 asegurado con la Póliza N°2005419714</w:t>
+        <w:t>la compañía aseguradora habría desestimado injustificadamente el recurso de apelación presentado por el denunciante el 27 de enero de 2026, manteniendo la negativa de cobertura del siniestro ocurrido al vehículo con Placa de Rodaje AKL-103 asegurado con la Póliza 2005419714</w:t>
       </w:r>
       <w:r>
         <w:rPr>
@@ -3310,7 +3310,7 @@
           <w:lang w:eastAsia="es-PE"/>
           <w14:ligatures w14:val="none"/>
         </w:rPr>
-        <w:t>°</w:t>
+        <w:t/>
       </w:r>
       <w:r>
         <w:rPr>
@@ -3328,7 +3328,7 @@
           <w:lang w:eastAsia="es-PE"/>
           <w14:ligatures w14:val="none"/>
         </w:rPr>
-        <w:t>°</w:t>
+        <w:t/>
       </w:r>
       <w:r>
         <w:rPr>
@@ -3347,7 +3347,7 @@
           <w:lang w:eastAsia="es-PE"/>
           <w14:ligatures w14:val="none"/>
         </w:rPr>
-        <w:t xml:space="preserve">.  </w:t>
+        <w:t xml:space="preserve">. </w:t>
       </w:r>
     </w:p>
     <w:p>
@@ -3412,7 +3412,7 @@
           <w:lang w:eastAsia="es-PE"/>
           <w14:ligatures w14:val="none"/>
         </w:rPr>
-        <w:t>la compañía aseguradora habría efectuado la renovación automática de la Póliza N°2005419714 del Seguro vehicular el 15 de febrero de 2026 y cobrado la prima por US$ 67,10, pese a que el vehículo con Placa de Rodaje N°AKL-103 asegurado había sido declarado como pérdida total</w:t>
+        <w:t>la compañía aseguradora habría efectuado la renovación automática de la Póliza 2005419714 del Seguro vehicular el 15 de febrero de 2026 y cobrado la prima por US$ 67,10, pese a que el vehículo con Placa de Rodaje AKL-103 asegurado había sido declarado como pérdida total</w:t>
       </w:r>
       <w:r>
         <w:rPr>
@@ -3439,7 +3439,7 @@
           <w:lang w:eastAsia="es-PE"/>
           <w14:ligatures w14:val="none"/>
         </w:rPr>
-        <w:t>°</w:t>
+        <w:t/>
       </w:r>
       <w:r>
         <w:rPr>
@@ -3457,7 +3457,7 @@
           <w:lang w:eastAsia="es-PE"/>
           <w14:ligatures w14:val="none"/>
         </w:rPr>
-        <w:t>°</w:t>
+        <w:t/>
       </w:r>
       <w:r>
         <w:rPr>
@@ -3476,7 +3476,7 @@
           <w:lang w:eastAsia="es-PE"/>
           <w14:ligatures w14:val="none"/>
         </w:rPr>
-        <w:t xml:space="preserve">.  </w:t>
+        <w:t xml:space="preserve">. </w:t>
       </w:r>
     </w:p>
     <w:p>
@@ -3541,7 +3541,7 @@
           <w:lang w:eastAsia="es-PE"/>
           <w14:ligatures w14:val="none"/>
         </w:rPr>
-        <w:t>la compañía aseguradora habría mantenido bajo su custodia el vehículo con Placa de Rodaje N°AKL-103 asegurado, pese a haber negado la cobertura del siniestro ocurrido al vehículo con Placa de Rodaje N°AKL-103 asegurado con la Póliza N°2005419714</w:t>
+        <w:t>la compañía aseguradora habría mantenido bajo su custodia el vehículo con Placa de Rodaje AKL-103 asegurado, pese a haber negado la cobertura del siniestro ocurrido al vehículo con Placa de Rodaje AKL-103 asegurado con la Póliza 2005419714</w:t>
       </w:r>
       <w:r>
         <w:rPr>
@@ -3559,7 +3559,7 @@
           <w:lang w:eastAsia="es-PE"/>
           <w14:ligatures w14:val="none"/>
         </w:rPr>
-        <w:t>°</w:t>
+        <w:t/>
       </w:r>
       <w:r>
         <w:rPr>
@@ -3577,7 +3577,7 @@
           <w:lang w:eastAsia="es-PE"/>
           <w14:ligatures w14:val="none"/>
         </w:rPr>
-        <w:t>°</w:t>
+        <w:t/>
       </w:r>
       <w:r>
         <w:rPr>
@@ -3596,7 +3596,7 @@
           <w:lang w:eastAsia="es-PE"/>
           <w14:ligatures w14:val="none"/>
         </w:rPr>
-        <w:t xml:space="preserve">.  </w:t>
+        <w:t xml:space="preserve">. </w:t>
       </w:r>
       <w:bookmarkStart w:id="12" w:name="_Hlk212534267"/>
       <w:bookmarkEnd w:id="1"/>
@@ -3666,7 +3666,7 @@
           <w:kern w:val="0"/>
           <w14:ligatures w14:val="none"/>
         </w:rPr>
-        <w:t>la compañía aseguradora no habría atendido las solicitudes de información remitidas por el denunciante dirigidas a los correos electrónicos siniestrosautos@pacifico.com.pe y arlette*****@pacifico.com.pe respecto al estado y situación del vehículo con Placa de Rodaje N°AKL-103 asegurado con la Póliza N°2005419714</w:t>
+        <w:t>la compañía aseguradora no habría atendido las solicitudes de información remitidas por el denunciante dirigidas a los correos electrónicos siniestrosautos@pacifico.com.pe y arlette*****@pacifico.com.pe respecto al estado y situación del vehículo con Placa de Rodaje AKL-103 asegurado con la Póliza 2005419714</w:t>
       </w:r>
       <w:r>
         <w:rPr>
@@ -3702,7 +3702,7 @@
           <w:lang w:eastAsia="es-PE"/>
           <w14:ligatures w14:val="none"/>
         </w:rPr>
-        <w:t xml:space="preserve">artículo 1°, numeral 1, literal b) </w:t>
+        <w:t xml:space="preserve">artículo 1, numeral 1, literal b) </w:t>
       </w:r>
       <w:bookmarkEnd w:id="18"/>
       <w:r>
@@ -3714,7 +3714,7 @@
           <w:lang w:eastAsia="es-PE"/>
           <w14:ligatures w14:val="none"/>
         </w:rPr>
-        <w:t>y al artículo 2° del Código</w:t>
+        <w:t>y al artículo 2 del Código</w:t>
       </w:r>
       <w:bookmarkStart w:id="19" w:name="_Hlk212737551"/>
       <w:bookmarkEnd w:id="16"/>
@@ -3740,7 +3740,7 @@
           <w:lang w:eastAsia="es-PE"/>
           <w14:ligatures w14:val="none"/>
         </w:rPr>
-        <w:t xml:space="preserve">.    </w:t>
+        <w:t xml:space="preserve">. </w:t>
       </w:r>
       <w:bookmarkEnd w:id="15"/>
       <w:bookmarkEnd w:id="17"/>
@@ -3796,7 +3796,7 @@
           <w:lang w:val="es-ES" w:eastAsia="es-ES"/>
           <w14:ligatures w14:val="none"/>
         </w:rPr>
-        <w:t>la compañía aseguradora habría incluido una cláusula abusiva en el artículo 4 de las Condiciones Operativas de la Póliza N°2005419714 del Seguro vehicular que establece un plazo máximo de cuatro (4) horas para la comunicación del siniestro</w:t>
+        <w:t>la compañía aseguradora habría incluido una cláusula abusiva en el artículo 4 de las Condiciones Operativas de la Póliza 2005419714 del Seguro vehicular que establece un plazo máximo de cuatro (4) horas para la comunicación del siniestro</w:t>
       </w:r>
       <w:r>
         <w:rPr>
@@ -3897,7 +3897,7 @@
           <w:lang w:val="es-ES" w:eastAsia="es-ES"/>
           <w14:ligatures w14:val="none"/>
         </w:rPr>
-        <w:t>la compañía aseguradora habría incluido una cláusula abusiva en el artículo 5 de las Condiciones Operativas de la Póliza N°2005419714 del Seguro vehicular que establece condiciones que atribuyen cargas y obligaciones inadecuadas para cuidar el vehículo asegurado ante un siniestro</w:t>
+        <w:t>la compañía aseguradora habría incluido una cláusula abusiva en el artículo 5 de las Condiciones Operativas de la Póliza 2005419714 del Seguro vehicular que establece condiciones que atribuyen cargas y obligaciones inadecuadas para cuidar el vehículo asegurado ante un siniestro</w:t>
       </w:r>
       <w:r>
         <w:rPr>
@@ -3991,7 +3991,7 @@
           <w:kern w:val="0"/>
           <w14:ligatures w14:val="none"/>
         </w:rPr>
-        <w:t>. Por consiguiente, corresponde calificar el hecho materia de denuncia como una presunta infracción al numeral 88.1° del artículo 88° del Código</w:t>
+        <w:t>. Por consiguiente, corresponde calificar el hecho materia de denuncia como una presunta infracción al numeral 88.1 del artículo 88 del Código</w:t>
       </w:r>
       <w:bookmarkEnd w:id="21"/>
       <w:r>
@@ -4272,7 +4272,7 @@
           <w:lang w:val="es-ES" w:eastAsia="es-ES"/>
           <w14:ligatures w14:val="none"/>
         </w:rPr>
-        <w:t>Póliza N°2005419714 del Seguro vehicular</w:t>
+        <w:t>Póliza 2005419714 del Seguro vehicular</w:t>
       </w:r>
       <w:r>
         <w:rPr>
@@ -4445,7 +4445,7 @@
           <w:lang w:eastAsia="es-PE"/>
           <w14:ligatures w14:val="none"/>
         </w:rPr>
-        <w:t xml:space="preserve">RESOLUCIÓN DE LA SECRETARÍA TÉCNICA  </w:t>
+        <w:t xml:space="preserve">RESOLUCIÓN DE LA SECRETARÍA TÉCNICA </w:t>
       </w:r>
     </w:p>
     <w:p>
@@ -4624,15 +4624,15 @@
           <w:kern w:val="0"/>
           <w14:ligatures w14:val="none"/>
         </w:rPr>
-        <w:t>Presunta infracción a los artículos 18° y 19° de la Ley</w:t>
-      </w:r>
-      <w:r>
-        <w:rPr>
-          <w:rFonts w:ascii="Arial Narrow" w:eastAsia="Arial Narrow" w:hAnsi="Arial Narrow" w:cs="Arial Narrow"/>
-          <w:kern w:val="0"/>
-          <w14:ligatures w14:val="none"/>
-        </w:rPr>
-        <w:t xml:space="preserve"> N°</w:t>
+        <w:t>Presunta infracción a los artículos 18 y 19 de la Ley</w:t>
+      </w:r>
+      <w:r>
+        <w:rPr>
+          <w:rFonts w:ascii="Arial Narrow" w:eastAsia="Arial Narrow" w:hAnsi="Arial Narrow" w:cs="Arial Narrow"/>
+          <w:kern w:val="0"/>
+          <w14:ligatures w14:val="none"/>
+        </w:rPr>
+        <w:t xml:space="preserve"> </w:t>
       </w:r>
       <w:r>
         <w:rPr>
@@ -4674,7 +4674,7 @@
           <w:lang w:val="es-ES" w:eastAsia="es-ES"/>
           <w14:ligatures w14:val="none"/>
         </w:rPr>
-        <w:t>Póliza N°2005419714 del Seguro vehicular</w:t>
+        <w:t>Póliza 2005419714 del Seguro vehicular</w:t>
       </w:r>
       <w:r>
         <w:rPr>
@@ -4754,15 +4754,15 @@
           <w:kern w:val="0"/>
           <w14:ligatures w14:val="none"/>
         </w:rPr>
-        <w:t xml:space="preserve">Presunta infracción a los artículos 18° y 19° de la Ley </w:t>
-      </w:r>
-      <w:r>
-        <w:rPr>
-          <w:rFonts w:ascii="Arial Narrow" w:eastAsia="Arial Narrow" w:hAnsi="Arial Narrow" w:cs="Arial Narrow"/>
-          <w:kern w:val="0"/>
-          <w14:ligatures w14:val="none"/>
-        </w:rPr>
-        <w:t xml:space="preserve">N° </w:t>
+        <w:t xml:space="preserve">Presunta infracción a los artículos 18 y 19 de la Ley </w:t>
+      </w:r>
+      <w:r>
+        <w:rPr>
+          <w:rFonts w:ascii="Arial Narrow" w:eastAsia="Arial Narrow" w:hAnsi="Arial Narrow" w:cs="Arial Narrow"/>
+          <w:kern w:val="0"/>
+          <w14:ligatures w14:val="none"/>
+        </w:rPr>
+        <w:t xml:space="preserve"/>
       </w:r>
       <w:r>
         <w:rPr>
@@ -4890,15 +4890,15 @@
           <w:kern w:val="0"/>
           <w14:ligatures w14:val="none"/>
         </w:rPr>
-        <w:t>Presunta infracción a los artículos 18° y 19° de la Ley</w:t>
-      </w:r>
-      <w:r>
-        <w:rPr>
-          <w:rFonts w:ascii="Arial Narrow" w:eastAsia="Arial Narrow" w:hAnsi="Arial Narrow" w:cs="Arial Narrow"/>
-          <w:kern w:val="0"/>
-          <w14:ligatures w14:val="none"/>
-        </w:rPr>
-        <w:t xml:space="preserve"> N°</w:t>
+        <w:t>Presunta infracción a los artículos 18 y 19 de la Ley</w:t>
+      </w:r>
+      <w:r>
+        <w:rPr>
+          <w:rFonts w:ascii="Arial Narrow" w:eastAsia="Arial Narrow" w:hAnsi="Arial Narrow" w:cs="Arial Narrow"/>
+          <w:kern w:val="0"/>
+          <w14:ligatures w14:val="none"/>
+        </w:rPr>
+        <w:t xml:space="preserve"> </w:t>
       </w:r>
       <w:r>
         <w:rPr>
@@ -4972,7 +4972,7 @@
           <w:lang w:eastAsia="es-ES"/>
           <w14:ligatures w14:val="none"/>
         </w:rPr>
-        <w:t>Placa de Rodaje N°AKL-103 asegurado</w:t>
+        <w:t>Placa de Rodaje AKL-103 asegurado</w:t>
       </w:r>
       <w:r>
         <w:rPr>
@@ -4992,7 +4992,7 @@
           <w:lang w:val="es-ES" w:eastAsia="es-ES"/>
           <w14:ligatures w14:val="none"/>
         </w:rPr>
-        <w:t>Póliza N°2005419714</w:t>
+        <w:t>Póliza 2005419714</w:t>
       </w:r>
       <w:r>
         <w:rPr>
@@ -5041,15 +5041,15 @@
           <w:kern w:val="0"/>
           <w14:ligatures w14:val="none"/>
         </w:rPr>
-        <w:t>Presunta infracción a los artículos 18° y 19° de la Ley</w:t>
-      </w:r>
-      <w:r>
-        <w:rPr>
-          <w:rFonts w:ascii="Arial Narrow" w:eastAsia="Arial Narrow" w:hAnsi="Arial Narrow" w:cs="Arial Narrow"/>
-          <w:kern w:val="0"/>
-          <w14:ligatures w14:val="none"/>
-        </w:rPr>
-        <w:t xml:space="preserve"> N°</w:t>
+        <w:t>Presunta infracción a los artículos 18 y 19 de la Ley</w:t>
+      </w:r>
+      <w:r>
+        <w:rPr>
+          <w:rFonts w:ascii="Arial Narrow" w:eastAsia="Arial Narrow" w:hAnsi="Arial Narrow" w:cs="Arial Narrow"/>
+          <w:kern w:val="0"/>
+          <w14:ligatures w14:val="none"/>
+        </w:rPr>
+        <w:t xml:space="preserve"> </w:t>
       </w:r>
       <w:r>
         <w:rPr>
@@ -5091,7 +5091,7 @@
           <w:lang w:val="es-ES" w:eastAsia="es-ES"/>
           <w14:ligatures w14:val="none"/>
         </w:rPr>
-        <w:t>Póliza N°2005419714 del Seguro vehicular</w:t>
+        <w:t>Póliza 2005419714 del Seguro vehicular</w:t>
       </w:r>
       <w:r>
         <w:rPr>
@@ -5109,7 +5109,7 @@
           <w:lang w:eastAsia="es-ES"/>
           <w14:ligatures w14:val="none"/>
         </w:rPr>
-        <w:t>vehículo con Placa de Rodaje N°AKL-103 asegurado</w:t>
+        <w:t>vehículo con Placa de Rodaje AKL-103 asegurado</w:t>
       </w:r>
       <w:r>
         <w:rPr>
@@ -5192,15 +5192,15 @@
           <w:kern w:val="0"/>
           <w14:ligatures w14:val="none"/>
         </w:rPr>
-        <w:t xml:space="preserve">Presunta infracción a los artículos 18° y 19° de la Ley </w:t>
-      </w:r>
-      <w:r>
-        <w:rPr>
-          <w:rFonts w:ascii="Arial Narrow" w:eastAsia="Arial Narrow" w:hAnsi="Arial Narrow" w:cs="Arial Narrow"/>
-          <w:kern w:val="0"/>
-          <w14:ligatures w14:val="none"/>
-        </w:rPr>
-        <w:t xml:space="preserve">N° </w:t>
+        <w:t xml:space="preserve">Presunta infracción a los artículos 18 y 19 de la Ley </w:t>
+      </w:r>
+      <w:r>
+        <w:rPr>
+          <w:rFonts w:ascii="Arial Narrow" w:eastAsia="Arial Narrow" w:hAnsi="Arial Narrow" w:cs="Arial Narrow"/>
+          <w:kern w:val="0"/>
+          <w14:ligatures w14:val="none"/>
+        </w:rPr>
+        <w:t xml:space="preserve"/>
       </w:r>
       <w:r>
         <w:rPr>
@@ -5234,7 +5234,7 @@
           <w:lang w:eastAsia="es-ES"/>
           <w14:ligatures w14:val="none"/>
         </w:rPr>
-        <w:t>vehículo con Placa de Rodaje N°AKL-103 asegurado</w:t>
+        <w:t>vehículo con Placa de Rodaje AKL-103 asegurado</w:t>
       </w:r>
       <w:r>
         <w:rPr>
@@ -5276,7 +5276,7 @@
           <w:lang w:eastAsia="es-ES"/>
           <w14:ligatures w14:val="none"/>
         </w:rPr>
-        <w:t xml:space="preserve">Placa de Rodaje N°AKL-103 asegurado con la </w:t>
+        <w:t xml:space="preserve">Placa de Rodaje AKL-103 asegurado con la </w:t>
       </w:r>
       <w:r>
         <w:rPr>
@@ -5286,7 +5286,7 @@
           <w:lang w:val="es-ES" w:eastAsia="es-ES"/>
           <w14:ligatures w14:val="none"/>
         </w:rPr>
-        <w:t>Póliza N°2005419714</w:t>
+        <w:t>Póliza 2005419714</w:t>
       </w:r>
       <w:r>
         <w:rPr>
@@ -5335,15 +5335,15 @@
           <w:kern w:val="0"/>
           <w14:ligatures w14:val="none"/>
         </w:rPr>
-        <w:t xml:space="preserve">Presunta infracción al artículo 1°, numeral 1, literal b) y al artículo 2° de la Ley </w:t>
-      </w:r>
-      <w:r>
-        <w:rPr>
-          <w:rFonts w:ascii="Arial Narrow" w:eastAsia="Arial Narrow" w:hAnsi="Arial Narrow" w:cs="Arial Narrow"/>
-          <w:kern w:val="0"/>
-          <w14:ligatures w14:val="none"/>
-        </w:rPr>
-        <w:t xml:space="preserve">N° </w:t>
+        <w:t xml:space="preserve">Presunta infracción al artículo 1, numeral 1, literal b) y al artículo 2 de la Ley </w:t>
+      </w:r>
+      <w:r>
+        <w:rPr>
+          <w:rFonts w:ascii="Arial Narrow" w:eastAsia="Arial Narrow" w:hAnsi="Arial Narrow" w:cs="Arial Narrow"/>
+          <w:kern w:val="0"/>
+          <w14:ligatures w14:val="none"/>
+        </w:rPr>
+        <w:t xml:space="preserve"/>
       </w:r>
       <w:r>
         <w:rPr>
@@ -5399,7 +5399,7 @@
           <w:kern w:val="0"/>
           <w14:ligatures w14:val="none"/>
         </w:rPr>
-        <w:t>vehículo con Placa de Rodaje N°AKL-103 asegurado</w:t>
+        <w:t>vehículo con Placa de Rodaje AKL-103 asegurado</w:t>
       </w:r>
       <w:r>
         <w:rPr>
@@ -5417,7 +5417,7 @@
           <w:lang w:val="es-ES" w:eastAsia="es-ES"/>
           <w14:ligatures w14:val="none"/>
         </w:rPr>
-        <w:t>Póliza N°2005419714</w:t>
+        <w:t>Póliza 2005419714</w:t>
       </w:r>
       <w:r>
         <w:rPr>
@@ -5512,7 +5512,7 @@
           <w:kern w:val="0"/>
           <w14:ligatures w14:val="none"/>
         </w:rPr>
-        <w:t xml:space="preserve">artículo 50° </w:t>
+        <w:t xml:space="preserve">artículo 50 </w:t>
       </w:r>
       <w:r>
         <w:rPr>
@@ -5528,7 +5528,7 @@
           <w:kern w:val="0"/>
           <w14:ligatures w14:val="none"/>
         </w:rPr>
-        <w:t xml:space="preserve">N° </w:t>
+        <w:t xml:space="preserve"/>
       </w:r>
       <w:r>
         <w:rPr>
@@ -5586,7 +5586,7 @@
           <w:lang w:val="es-ES" w:eastAsia="es-ES"/>
           <w14:ligatures w14:val="none"/>
         </w:rPr>
-        <w:t>Póliza N°2005419714 del Seguro vehicular</w:t>
+        <w:t>Póliza 2005419714 del Seguro vehicular</w:t>
       </w:r>
       <w:r>
         <w:rPr>
@@ -5683,15 +5683,15 @@
           <w:kern w:val="0"/>
           <w14:ligatures w14:val="none"/>
         </w:rPr>
-        <w:t xml:space="preserve">° y </w:t>
-      </w:r>
-      <w:r>
-        <w:rPr>
-          <w:rFonts w:ascii="Arial Narrow" w:eastAsia="Arial Narrow" w:hAnsi="Arial Narrow" w:cs="Arial Narrow"/>
-          <w:kern w:val="0"/>
-          <w14:ligatures w14:val="none"/>
-        </w:rPr>
-        <w:t xml:space="preserve">al literal a) del artículo 50° </w:t>
+        <w:t xml:space="preserve"> y </w:t>
+      </w:r>
+      <w:r>
+        <w:rPr>
+          <w:rFonts w:ascii="Arial Narrow" w:eastAsia="Arial Narrow" w:hAnsi="Arial Narrow" w:cs="Arial Narrow"/>
+          <w:kern w:val="0"/>
+          <w14:ligatures w14:val="none"/>
+        </w:rPr>
+        <w:t xml:space="preserve">al literal a) del artículo 50 </w:t>
       </w:r>
       <w:r>
         <w:rPr>
@@ -5707,7 +5707,7 @@
           <w:kern w:val="0"/>
           <w14:ligatures w14:val="none"/>
         </w:rPr>
-        <w:t xml:space="preserve"> N°</w:t>
+        <w:t xml:space="preserve"> </w:t>
       </w:r>
       <w:r>
         <w:rPr>
@@ -5773,7 +5773,7 @@
           <w:lang w:val="es-ES" w:eastAsia="es-ES"/>
           <w14:ligatures w14:val="none"/>
         </w:rPr>
-        <w:t>Póliza N°2005419714 del Seguro vehicular</w:t>
+        <w:t>Póliza 2005419714 del Seguro vehicular</w:t>
       </w:r>
       <w:r>
         <w:rPr>
@@ -5868,7 +5868,7 @@
           <w:kern w:val="0"/>
           <w14:ligatures w14:val="none"/>
         </w:rPr>
-        <w:t xml:space="preserve">Presunta infracción al numeral 88.1° del artículo 88° de la Ley N° 29571, Código de Protección y Defensa del Consumidor, en tanto </w:t>
+        <w:t xml:space="preserve">Presunta infracción al numeral 88.1 del artículo 88 de la Ley 29571, Código de Protección y Defensa del Consumidor, en tanto </w:t>
       </w:r>
       <w:r>
         <w:rPr>
@@ -6204,7 +6204,7 @@
           <w:lang w:eastAsia="es-PE"/>
           <w14:ligatures w14:val="none"/>
         </w:rPr>
-        <w:t>°</w:t>
+        <w:t/>
       </w:r>
       <w:r>
         <w:rPr>
@@ -6301,7 +6301,7 @@
           <w:lang w:eastAsia="es-PE"/>
           <w14:ligatures w14:val="none"/>
         </w:rPr>
-        <w:t>°</w:t>
+        <w:t/>
       </w:r>
       <w:r>
         <w:rPr>
@@ -6477,7 +6477,7 @@
           <w:lang w:eastAsia="es-PE"/>
           <w14:ligatures w14:val="none"/>
         </w:rPr>
-        <w:t>°</w:t>
+        <w:t/>
       </w:r>
       <w:r>
         <w:rPr>
@@ -6611,7 +6611,7 @@
           <w:lang w:val="es-ES" w:eastAsia="es-ES"/>
           <w14:ligatures w14:val="none"/>
         </w:rPr>
-        <w:t>(i) presentar una copia completa, legible y debidamente suscrita de la Póliza N°2005419714 del Seguro vehicular, así como el cargo de remisión de la póliza; (</w:t>
+        <w:t>(i) presentar una copia completa, legible y debidamente suscrita de la Póliza 2005419714 del Seguro vehicular, así como el cargo de remisión de la póliza; (</w:t>
       </w:r>
       <w:proofErr w:type="spellStart"/>
       <w:r>
@@ -6715,7 +6715,7 @@
           <w:lang w:eastAsia="es-PE"/>
           <w14:ligatures w14:val="none"/>
         </w:rPr>
-        <w:t>°</w:t>
+        <w:t/>
       </w:r>
       <w:r>
         <w:rPr>
@@ -6756,7 +6756,7 @@
           <w:lang w:eastAsia="es-PE"/>
           <w14:ligatures w14:val="none"/>
         </w:rPr>
-        <w:t>°</w:t>
+        <w:t/>
       </w:r>
       <w:r>
         <w:rPr>
@@ -6776,7 +6776,7 @@
           <w:lang w:eastAsia="es-PE"/>
           <w14:ligatures w14:val="none"/>
         </w:rPr>
-        <w:t>°</w:t>
+        <w:t/>
       </w:r>
       <w:r>
         <w:rPr>
@@ -6796,7 +6796,7 @@
           <w:lang w:eastAsia="es-PE"/>
           <w14:ligatures w14:val="none"/>
         </w:rPr>
-        <w:t>°</w:t>
+        <w:t/>
       </w:r>
       <w:r>
         <w:rPr>
@@ -6849,7 +6849,7 @@
           <w:lang w:eastAsia="es-PE"/>
           <w14:ligatures w14:val="none"/>
         </w:rPr>
-        <w:t>°</w:t>
+        <w:t/>
       </w:r>
       <w:r>
         <w:rPr>
@@ -6942,7 +6942,7 @@
           <w:lang w:eastAsia="es-PE"/>
           <w14:ligatures w14:val="none"/>
         </w:rPr>
-        <w:t>°</w:t>
+        <w:t/>
       </w:r>
       <w:r>
         <w:rPr>
@@ -7036,7 +7036,7 @@
           <w:lang w:eastAsia="es-PE"/>
           <w14:ligatures w14:val="none"/>
         </w:rPr>
-        <w:t>°</w:t>
+        <w:t/>
       </w:r>
       <w:r>
         <w:rPr>
@@ -7044,7 +7044,7 @@
           <w:kern w:val="0"/>
           <w14:ligatures w14:val="none"/>
         </w:rPr>
-        <w:t xml:space="preserve"> del Decreto Legislativo N° 807</w:t>
+        <w:t xml:space="preserve"> del Decreto Legislativo 807</w:t>
       </w:r>
       <w:r>
         <w:rPr>
@@ -7270,7 +7270,7 @@
           <w:lang w:eastAsia="es-PE"/>
           <w14:ligatures w14:val="none"/>
         </w:rPr>
-        <w:t>°</w:t>
+        <w:t/>
       </w:r>
       <w:r>
         <w:rPr>
@@ -7287,7 +7287,7 @@
           <w:lang w:eastAsia="es-PE"/>
           <w14:ligatures w14:val="none"/>
         </w:rPr>
-        <w:t>°</w:t>
+        <w:t/>
       </w:r>
       <w:r>
         <w:rPr>
@@ -7531,7 +7531,7 @@
           <w:color w:val="000000"/>
           <w:lang w:eastAsia="es-PE"/>
         </w:rPr>
-        <w:t>Comisión de Protección al Consumidor N°1</w:t>
+        <w:t>Comisión de Protección al Consumidor 1</w:t>
       </w:r>
     </w:p>
     <w:p>
@@ -7815,7 +7815,7 @@
           <w:sz w:val="16"/>
           <w:szCs w:val="16"/>
         </w:rPr>
-        <w:t xml:space="preserve">  </w:t>
+        <w:t xml:space="preserve"> </w:t>
       </w:r>
       <w:r>
         <w:rPr>
@@ -7833,7 +7833,7 @@
           <w:sz w:val="16"/>
           <w:szCs w:val="16"/>
         </w:rPr>
-        <w:t xml:space="preserve">LEY N° 29571, CÓDIGO DE PROTECCIÓN Y DEFENSA DEL CONSUMIDOR, publicado el 2 de setiembre de 2010 y modificado por Decreto Legislativo N° 1308 </w:t>
+        <w:t xml:space="preserve">LEY 29571, CÓDIGO DE PROTECCIÓN Y DEFENSA DEL CONSUMIDOR, publicado el 2 de setiembre de 2010 y modificado por Decreto Legislativo 1308 </w:t>
       </w:r>
     </w:p>
     <w:p>
@@ -7885,7 +7885,7 @@
           <w:szCs w:val="16"/>
         </w:rPr>
         <w:tab/>
-        <w:t xml:space="preserve">El Instituto Nacional de Defensa de la Competencia y de la Protección de la Propiedad Intelectual (Indecopi) es la autoridad con competencia primaria y de alcance nacional para conocer las presuntas infracciones a las disposiciones contenidas en el presente Código, así como para imponer las sanciones y medidas correctivas establecidas en el presente capítulo, conforme al Decreto Legislativo N° 1033, Ley de Organización y Funciones del Indecopi. Dicha competencia solo puede ser negada cuando ella haya sido asignada o se asigne a favor de otro organismo por norma expresa con rango de ley. </w:t>
+        <w:t xml:space="preserve">El Instituto Nacional de Defensa de la Competencia y de la Protección de la Propiedad Intelectual (Indecopi) es la autoridad con competencia primaria y de alcance nacional para conocer las presuntas infracciones a las disposiciones contenidas en el presente Código, así como para imponer las sanciones y medidas correctivas establecidas en el presente capítulo, conforme al Decreto Legislativo 1033, Ley de Organización y Funciones del Indecopi. Dicha competencia solo puede ser negada cuando ella haya sido asignada o se asigne a favor de otro organismo por norma expresa con rango de ley. </w:t>
       </w:r>
     </w:p>
     <w:p>
@@ -7959,7 +7959,7 @@
           <w:sz w:val="16"/>
           <w:szCs w:val="16"/>
         </w:rPr>
-        <w:t xml:space="preserve">LEY DE ORGANIZACIÓN Y FUNCIONES DEL INDECOPI, APROBADA POR DECRETO LEGISLATIVO N° 1033 </w:t>
+        <w:t xml:space="preserve">LEY DE ORGANIZACIÓN Y FUNCIONES DEL INDECOPI, APROBADA POR DECRETO LEGISLATIVO 1033 </w:t>
       </w:r>
     </w:p>
     <w:p>
@@ -8068,7 +8068,7 @@
           <w:sz w:val="16"/>
           <w:szCs w:val="16"/>
         </w:rPr>
-        <w:t xml:space="preserve">           </w:t>
+        <w:t xml:space="preserve"> </w:t>
       </w:r>
       <w:r>
         <w:rPr>
@@ -8086,7 +8086,7 @@
           <w:sz w:val="16"/>
           <w:szCs w:val="16"/>
         </w:rPr>
-        <w:t xml:space="preserve">LEY N° 29571, CÓDIGO DE PROTECCIÓN Y DEFENSA DEL CONSUMIDOR, publicado el 2 de setiembre de 2010 y modificado por Decreto Legislativo N° 1308   </w:t>
+        <w:t xml:space="preserve">LEY 29571, CÓDIGO DE PROTECCIÓN Y DEFENSA DEL CONSUMIDOR, publicado el 2 de setiembre de 2010 y modificado por Decreto Legislativo 1308 </w:t>
       </w:r>
     </w:p>
     <w:p>
@@ -8110,7 +8110,7 @@
           <w:sz w:val="16"/>
           <w:szCs w:val="16"/>
         </w:rPr>
-        <w:t xml:space="preserve">Artículo 18.- Idoneidad   </w:t>
+        <w:t xml:space="preserve">Artículo 18.- Idoneidad </w:t>
       </w:r>
     </w:p>
     <w:p>
@@ -8130,7 +8130,7 @@
           <w:sz w:val="16"/>
           <w:szCs w:val="16"/>
         </w:rPr>
-        <w:t xml:space="preserve">Se entiende por idoneidad la correspondencia entre lo que un consumidor espera y lo que efectivamente recibe, en función a lo que se le hubiera ofrecido, la publicidad e información transmitida, las condiciones y circunstancias de la transacción, las características y naturaleza del producto o servicio, el precio, entre otros factores, atendiendo a las circunstancias del caso.    </w:t>
+        <w:t xml:space="preserve">Se entiende por idoneidad la correspondencia entre lo que un consumidor espera y lo que efectivamente recibe, en función a lo que se le hubiera ofrecido, la publicidad e información transmitida, las condiciones y circunstancias de la transacción, las características y naturaleza del producto o servicio, el precio, entre otros factores, atendiendo a las circunstancias del caso. </w:t>
       </w:r>
     </w:p>
     <w:p>
@@ -8269,7 +8269,7 @@
           <w:sz w:val="16"/>
           <w:szCs w:val="16"/>
         </w:rPr>
-        <w:t xml:space="preserve">LEY N° 29571, CÓDIGO DE PROTECCIÓN Y DEFENSA DEL CONSUMIDOR, publicado el 2 de setiembre de 2010 y modificado por Decreto Legislativo N° 1308   </w:t>
+        <w:t xml:space="preserve">LEY 29571, CÓDIGO DE PROTECCIÓN Y DEFENSA DEL CONSUMIDOR, publicado el 2 de setiembre de 2010 y modificado por Decreto Legislativo 1308 </w:t>
       </w:r>
     </w:p>
     <w:p>
@@ -8560,7 +8560,7 @@
           <w:sz w:val="16"/>
           <w:szCs w:val="16"/>
         </w:rPr>
-        <w:t xml:space="preserve">           </w:t>
+        <w:t xml:space="preserve"> </w:t>
       </w:r>
       <w:r>
         <w:rPr>
@@ -8578,7 +8578,7 @@
           <w:sz w:val="16"/>
           <w:szCs w:val="16"/>
         </w:rPr>
-        <w:t xml:space="preserve">LEY N° 29571, CÓDIGO DE PROTECCIÓN Y DEFENSA DEL CONSUMIDOR, publicado el 2 de setiembre de 2010 y modificado por Decreto Legislativo N° 1308   </w:t>
+        <w:t xml:space="preserve">LEY 29571, CÓDIGO DE PROTECCIÓN Y DEFENSA DEL CONSUMIDOR, publicado el 2 de setiembre de 2010 y modificado por Decreto Legislativo 1308 </w:t>
       </w:r>
     </w:p>
     <w:p>
@@ -8799,7 +8799,7 @@
           <w:sz w:val="16"/>
           <w:szCs w:val="16"/>
         </w:rPr>
-        <w:t xml:space="preserve">LEY N° 29571, CÓDIGO DE PROTECCIÓN Y DEFENSA DEL CONSUMIDOR, publicado el 2 de setiembre de 2010 y modificado por Decreto Legislativo N° 1308 </w:t>
+        <w:t xml:space="preserve">LEY 29571, CÓDIGO DE PROTECCIÓN Y DEFENSA DEL CONSUMIDOR, publicado el 2 de setiembre de 2010 y modificado por Decreto Legislativo 1308 </w:t>
       </w:r>
     </w:p>
     <w:p>
@@ -8897,7 +8897,7 @@
           <w:sz w:val="16"/>
           <w:szCs w:val="16"/>
         </w:rPr>
-        <w:t xml:space="preserve">  </w:t>
+        <w:t xml:space="preserve"> </w:t>
       </w:r>
       <w:r>
         <w:rPr>
@@ -8915,7 +8915,7 @@
           <w:sz w:val="16"/>
           <w:szCs w:val="16"/>
         </w:rPr>
-        <w:t>LEY SOBRE FACULTADES, NORMAS Y ORGANIZACIÓN DEL INDECOPI, APROBADA POR DECRETO LEGISLATIVO N° 807 Artículo 24.-</w:t>
+        <w:t>LEY SOBRE FACULTADES, NORMAS Y ORGANIZACIÓN DEL INDECOPI, APROBADA POR DECRETO LEGISLATIVO 807 Artículo 24.-</w:t>
       </w:r>
       <w:r>
         <w:rPr>
@@ -9073,7 +9073,7 @@
           <w:szCs w:val="16"/>
         </w:rPr>
         <w:tab/>
-        <w:t xml:space="preserve">El número de trabajadores se atenderá siempre que la empresa haya sido constituida antes de la vigencia de la Ley Nº 30056, publicada el 2 de julio de 2013, que modificó el artículo 5 del Texto Único Ordenado de la Ley de Promoción de la Competitividad, Formalización y Desarrollo de la Micro y Pequeña Empresa y de Acceso al Empleo Decente (LEY MYPE). Ello, en la medida que la Tercera Disposición Complementaria Transitoria de la norma modificatoria precisa que las empresas constituidas antes de la </w:t>
+        <w:t xml:space="preserve">El número de trabajadores se atenderá siempre que la empresa haya sido constituida antes de la vigencia de la Ley 30056, publicada el 2 de julio de 2013, que modificó el artículo 5 del Texto Único Ordenado de la Ley de Promoción de la Competitividad, Formalización y Desarrollo de la Micro y Pequeña Empresa y de Acceso al Empleo Decente (LEY MYPE). Ello, en la medida que la Tercera Disposición Complementaria Transitoria de la norma modificatoria precisa que las empresas constituidas antes de la </w:t>
       </w:r>
       <w:proofErr w:type="gramStart"/>
       <w:r>
@@ -9170,7 +9170,7 @@
           <w:sz w:val="16"/>
           <w:szCs w:val="16"/>
         </w:rPr>
-        <w:t>publicado el 2 de setiembre de 2010 y modificado por Decreto Legislativo N° 1308</w:t>
+        <w:t>publicado el 2 de setiembre de 2010 y modificado por Decreto Legislativo 1308</w:t>
       </w:r>
     </w:p>
     <w:p>
@@ -9327,7 +9327,7 @@
           <w:szCs w:val="16"/>
           <w:vertAlign w:val="superscript"/>
         </w:rPr>
-        <w:t xml:space="preserve">  </w:t>
+        <w:t xml:space="preserve"> </w:t>
       </w:r>
       <w:r>
         <w:rPr>
@@ -9335,7 +9335,7 @@
           <w:sz w:val="16"/>
           <w:szCs w:val="16"/>
         </w:rPr>
-        <w:t xml:space="preserve">     </w:t>
+        <w:t xml:space="preserve"> </w:t>
       </w:r>
       <w:r>
         <w:rPr>
@@ -9371,7 +9371,7 @@
           <w:sz w:val="16"/>
           <w:szCs w:val="16"/>
         </w:rPr>
-        <w:t>publicado el 2 de setiembre de 2010 y modificado por Decreto Legislativo N° 1308</w:t>
+        <w:t>publicado el 2 de setiembre de 2010 y modificado por Decreto Legislativo 1308</w:t>
       </w:r>
     </w:p>
     <w:p>
@@ -9414,7 +9414,7 @@
           <w:sz w:val="16"/>
           <w:szCs w:val="16"/>
         </w:rPr>
-        <w:t>El órgano resolutivo puede sancionar las infracciones administrativas a que se refiere el artículo 108º con amonestación y multas de hasta cuatrocientos cincuenta (450) Unidades Impositivas Tributarias (UIT), las cuales son calificadas de la siguiente manera:</w:t>
+        <w:t>El órgano resolutivo puede sancionar las infracciones administrativas a que se refiere el artículo 108 con amonestación y multas de hasta cuatrocientos cincuenta (450) Unidades Impositivas Tributarias (UIT), las cuales son calificadas de la siguiente manera:</w:t>
       </w:r>
     </w:p>
     <w:p>
@@ -9537,7 +9537,7 @@
           <w:sz w:val="16"/>
           <w:szCs w:val="16"/>
         </w:rPr>
-        <w:t xml:space="preserve">        </w:t>
+        <w:t xml:space="preserve"> </w:t>
       </w:r>
       <w:r>
         <w:rPr>
@@ -10354,7 +10354,7 @@
           <w:sz w:val="16"/>
           <w:szCs w:val="16"/>
         </w:rPr>
-        <w:t xml:space="preserve">         </w:t>
+        <w:t xml:space="preserve"> </w:t>
       </w:r>
       <w:r>
         <w:rPr>
@@ -10390,7 +10390,7 @@
           <w:sz w:val="16"/>
           <w:szCs w:val="16"/>
         </w:rPr>
-        <w:t>publicado el 2 de setiembre de 2010 y modificado por Decreto Legislativo N° 1308</w:t>
+        <w:t>publicado el 2 de setiembre de 2010 y modificado por Decreto Legislativo 1308</w:t>
       </w:r>
     </w:p>
     <w:p>
@@ -10587,7 +10587,7 @@
           <w:szCs w:val="16"/>
         </w:rPr>
         <w:tab/>
-        <w:t>DECRETO LEGISLATIVO Nº 807, LEY SOBRE FACULTADES, NORMAS Y ORGANIZACIÓN DEL INDECOPI FACULTADES DE LAS COMISIONES Y OFICINAS DEL INDECOPI</w:t>
+        <w:t>DECRETO LEGISLATIVO 807, LEY SOBRE FACULTADES, NORMAS Y ORGANIZACIÓN DEL INDECOPI FACULTADES DE LAS COMISIONES Y OFICINAS DEL INDECOPI</w:t>
       </w:r>
     </w:p>
     <w:p>
@@ -11042,7 +11042,7 @@
               <w:sz w:val="16"/>
               <w:szCs w:val="16"/>
             </w:rPr>
-            <w:t xml:space="preserve">CNICA DE LA    </w:t>
+            <w:t xml:space="preserve">CNICA DE LA </w:t>
           </w:r>
         </w:p>
         <w:p>

--- a/plantillas_maestras/01_seguro_vehicular/negativa_cobertura/2_o_mas_ddos_varios/varon/TPL_0667_2026_SEGURO_VEHICULAR_NEGATIVA_COBERTURA_ASEGURADORA_VARON_R2.docx
+++ b/plantillas_maestras/01_seguro_vehicular/negativa_cobertura/2_o_mas_ddos_varios/varon/TPL_0667_2026_SEGURO_VEHICULAR_NEGATIVA_COBERTURA_ASEGURADORA_VARON_R2.docx
@@ -95,7 +95,7 @@
           <w:lang w:eastAsia="es-PE"/>
           <w14:ligatures w14:val="none"/>
         </w:rPr>
-        <w:t>DENUNCIANTE</w:t>
+        <w:t xml:space="preserve">DENUNCIANTE:[DENUNCIANTE] (SEÑOR [APELLIDO])</w:t>
       </w:r>
       <w:r>
         <w:rPr>
@@ -107,7 +107,7 @@
           <w14:ligatures w14:val="none"/>
         </w:rPr>
         <w:tab/>
-        <w:t>:</w:t>
+        <w:t/>
       </w:r>
       <w:r>
         <w:rPr>
@@ -129,7 +129,7 @@
           <w:lang w:eastAsia="es-PE"/>
           <w14:ligatures w14:val="none"/>
         </w:rPr>
-        <w:t xml:space="preserve">ELÍAS ALEXANDER LOVATÓN ARÉVALO </w:t>
+        <w:t xml:space="preserve"/>
       </w:r>
       <w:r>
         <w:rPr>
@@ -140,7 +140,7 @@
           <w:lang w:eastAsia="es-PE"/>
           <w14:ligatures w14:val="none"/>
         </w:rPr>
-        <w:t xml:space="preserve">(SEÑOR </w:t>
+        <w:t xml:space="preserve"/>
       </w:r>
       <w:r>
         <w:rPr>
@@ -151,7 +151,7 @@
           <w:lang w:eastAsia="es-PE"/>
           <w14:ligatures w14:val="none"/>
         </w:rPr>
-        <w:t>LOVATÓN</w:t>
+        <w:t/>
       </w:r>
       <w:r>
         <w:rPr>
@@ -162,7 +162,7 @@
           <w:lang w:eastAsia="es-PE"/>
           <w14:ligatures w14:val="none"/>
         </w:rPr>
-        <w:t>)</w:t>
+        <w:t/>
       </w:r>
     </w:p>
     <w:p>
@@ -591,7 +591,7 @@
           <w:lang w:val="es-ES" w:eastAsia="es-ES"/>
           <w14:ligatures w14:val="none"/>
         </w:rPr>
-        <w:t xml:space="preserve">Mediante el escrito del </w:t>
+        <w:t xml:space="preserve">Mediante el escrito del 25 de febrero de 2026, complementado mediante escrito del 25 de febrero de 2026, subsanado mediante escrito del 12 de marzo de 2026, el señor [APELLIDO] denunció a Pacífico por presuntas infracciones a la Ley 29571, Código de Protección y Defensa del Consumidor (en adelante, Código), señalando lo siguiente:</w:t>
       </w:r>
       <w:r>
         <w:rPr>
@@ -601,7 +601,7 @@
           <w:lang w:val="es-ES" w:eastAsia="es-ES"/>
           <w14:ligatures w14:val="none"/>
         </w:rPr>
-        <w:t>25 de febrero de 2026, complementado mediante escrito del 25 de febrero de 2026, subsanado mediante escrito del 12 de marzo de 2026</w:t>
+        <w:t/>
       </w:r>
       <w:r>
         <w:rPr>
@@ -609,7 +609,7 @@
           <w:kern w:val="0"/>
           <w14:ligatures w14:val="none"/>
         </w:rPr>
-        <w:t>,</w:t>
+        <w:t/>
       </w:r>
       <w:r>
         <w:rPr>
@@ -617,7 +617,7 @@
           <w:kern w:val="0"/>
           <w14:ligatures w14:val="none"/>
         </w:rPr>
-        <w:t xml:space="preserve"> </w:t>
+        <w:t xml:space="preserve"/>
       </w:r>
       <w:r>
         <w:rPr>
@@ -625,7 +625,7 @@
           <w:kern w:val="0"/>
           <w14:ligatures w14:val="none"/>
         </w:rPr>
-        <w:t>el señor</w:t>
+        <w:t/>
       </w:r>
       <w:r>
         <w:rPr>
@@ -633,7 +633,7 @@
           <w:kern w:val="0"/>
           <w14:ligatures w14:val="none"/>
         </w:rPr>
-        <w:t xml:space="preserve"> </w:t>
+        <w:t xml:space="preserve"/>
       </w:r>
       <w:r>
         <w:rPr>
@@ -641,7 +641,7 @@
           <w:kern w:val="0"/>
           <w14:ligatures w14:val="none"/>
         </w:rPr>
-        <w:t xml:space="preserve">Lovatón </w:t>
+        <w:t xml:space="preserve"/>
       </w:r>
       <w:r>
         <w:rPr>
@@ -649,7 +649,7 @@
           <w:kern w:val="0"/>
           <w14:ligatures w14:val="none"/>
         </w:rPr>
-        <w:t>d</w:t>
+        <w:t/>
       </w:r>
       <w:r>
         <w:rPr>
@@ -659,7 +659,7 @@
           <w:lang w:val="es-ES" w:eastAsia="es-ES"/>
           <w14:ligatures w14:val="none"/>
         </w:rPr>
-        <w:t xml:space="preserve">enunció a </w:t>
+        <w:t xml:space="preserve"/>
       </w:r>
       <w:r>
         <w:rPr>
@@ -669,7 +669,7 @@
           <w:lang w:val="es-ES" w:eastAsia="es-ES"/>
           <w14:ligatures w14:val="none"/>
         </w:rPr>
-        <w:t xml:space="preserve">Pacífico </w:t>
+        <w:t xml:space="preserve"/>
       </w:r>
       <w:r>
         <w:rPr>
@@ -679,7 +679,7 @@
           <w:lang w:val="es-ES" w:eastAsia="es-ES"/>
           <w14:ligatures w14:val="none"/>
         </w:rPr>
-        <w:t>por presuntas infracciones a la Ley </w:t>
+        <w:t/>
       </w:r>
       <w:r>
         <w:rPr>
@@ -689,7 +689,7 @@
           <w:lang w:val="es-ES" w:eastAsia="es-ES"/>
           <w14:ligatures w14:val="none"/>
         </w:rPr>
-        <w:t>29571, Código de Protección y Defensa del Consumidor (en adelante, Código)</w:t>
+        <w:t/>
       </w:r>
       <w:r>
         <w:rPr>
@@ -710,7 +710,7 @@
           <w:lang w:val="es-ES" w:eastAsia="es-ES"/>
           <w14:ligatures w14:val="none"/>
         </w:rPr>
-        <w:t xml:space="preserve">, señalando </w:t>
+        <w:t xml:space="preserve"/>
       </w:r>
       <w:r>
         <w:rPr>
@@ -721,7 +721,7 @@
           <w:lang w:val="es-ES" w:eastAsia="es-ES"/>
           <w14:ligatures w14:val="none"/>
         </w:rPr>
-        <w:t>lo siguiente:</w:t>
+        <w:t/>
       </w:r>
     </w:p>
     <w:p>
@@ -2513,7 +2513,7 @@
           <w:lang w:val="es-ES" w:eastAsia="es-ES"/>
           <w14:ligatures w14:val="none"/>
         </w:rPr>
-        <w:t>El</w:t>
+        <w:t xml:space="preserve">El señor [APELLIDO] solicitó, en calidad de medida correctiva, que Pacífico cumpla con: (i) otorgar la cobertura de pérdida total del vehículo asegurado, procediendo al pago de la suma asegurada correspondiente por la suma US$ 13 600,00; (ii) realizar la devolución inmediata de la cuota de la prima cobrada el 15 de febrero de 2026 por la suma de US$ 67,10 y de cualquier otra cuota cargada con posterioridad a la fecha del siniestro, más los intereses legales generados correspondientes; (iii) brindar respuesta formal e inmediata sobre el estado y ubicación actual del vehículo asegurado que mantiene bajo su custodia. Asimismo, requirió el reembolso de costos y costas del presente procedimiento. </w:t>
       </w:r>
       <w:r>
         <w:rPr>
@@ -2523,7 +2523,7 @@
           <w:lang w:val="es-ES" w:eastAsia="es-ES"/>
           <w14:ligatures w14:val="none"/>
         </w:rPr>
-        <w:t xml:space="preserve"> </w:t>
+        <w:t xml:space="preserve"/>
       </w:r>
       <w:r>
         <w:rPr>
@@ -2531,7 +2531,7 @@
           <w:kern w:val="0"/>
           <w14:ligatures w14:val="none"/>
         </w:rPr>
-        <w:t xml:space="preserve">señor Lovatón </w:t>
+        <w:t xml:space="preserve"/>
       </w:r>
       <w:r>
         <w:rPr>
@@ -2541,7 +2541,7 @@
           <w:lang w:val="es-ES" w:eastAsia="es-ES"/>
           <w14:ligatures w14:val="none"/>
         </w:rPr>
-        <w:t xml:space="preserve">solicitó, en calidad de medida correctiva, que </w:t>
+        <w:t xml:space="preserve"/>
       </w:r>
       <w:r>
         <w:rPr>
@@ -2551,7 +2551,7 @@
           <w:lang w:val="es-ES" w:eastAsia="es-ES"/>
           <w14:ligatures w14:val="none"/>
         </w:rPr>
-        <w:t xml:space="preserve">Pacífico </w:t>
+        <w:t xml:space="preserve"/>
       </w:r>
       <w:r>
         <w:rPr>
@@ -2561,7 +2561,7 @@
           <w:lang w:val="es-ES" w:eastAsia="es-ES"/>
           <w14:ligatures w14:val="none"/>
         </w:rPr>
-        <w:t>cumpla con</w:t>
+        <w:t/>
       </w:r>
       <w:r>
         <w:rPr>
@@ -2571,7 +2571,7 @@
           <w:lang w:val="es-ES" w:eastAsia="es-ES"/>
           <w14:ligatures w14:val="none"/>
         </w:rPr>
-        <w:t xml:space="preserve">: (i) otorgar la cobertura de </w:t>
+        <w:t xml:space="preserve"/>
       </w:r>
       <w:r>
         <w:rPr>
@@ -2581,7 +2581,7 @@
           <w:lang w:val="es-ES" w:eastAsia="es-ES"/>
           <w14:ligatures w14:val="none"/>
         </w:rPr>
-        <w:t>pérdida total del vehículo asegurado</w:t>
+        <w:t/>
       </w:r>
       <w:r>
         <w:rPr>
@@ -2591,7 +2591,7 @@
           <w:lang w:val="es-ES" w:eastAsia="es-ES"/>
           <w14:ligatures w14:val="none"/>
         </w:rPr>
-        <w:t xml:space="preserve">, procediendo al pago de la suma asegurada correspondiente </w:t>
+        <w:t xml:space="preserve"/>
       </w:r>
       <w:r>
         <w:rPr>
@@ -2601,17 +2601,17 @@
           <w:lang w:val="es-ES" w:eastAsia="es-ES"/>
           <w14:ligatures w14:val="none"/>
         </w:rPr>
-        <w:t xml:space="preserve">por la suma </w:t>
-      </w:r>
-      <w:r>
-        <w:rPr>
-          <w:rFonts w:ascii="Arial Narrow" w:eastAsia="Times New Roman" w:hAnsi="Arial Narrow" w:cs="Arial"/>
-          <w:color w:val="000000"/>
-          <w:kern w:val="0"/>
-          <w:lang w:eastAsia="es-ES"/>
-          <w14:ligatures w14:val="none"/>
-        </w:rPr>
-        <w:t xml:space="preserve">US$ </w:t>
+        <w:t xml:space="preserve"/>
+      </w:r>
+      <w:r>
+        <w:rPr>
+          <w:rFonts w:ascii="Arial Narrow" w:eastAsia="Times New Roman" w:hAnsi="Arial Narrow" w:cs="Arial"/>
+          <w:color w:val="000000"/>
+          <w:kern w:val="0"/>
+          <w:lang w:eastAsia="es-ES"/>
+          <w14:ligatures w14:val="none"/>
+        </w:rPr>
+        <w:t xml:space="preserve"/>
       </w:r>
       <w:r>
         <w:rPr>
@@ -2621,7 +2621,7 @@
           <w:lang w:val="es-ES" w:eastAsia="es-ES"/>
           <w14:ligatures w14:val="none"/>
         </w:rPr>
-        <w:t>13</w:t>
+        <w:t/>
       </w:r>
       <w:r>
         <w:rPr>
@@ -2631,7 +2631,7 @@
           <w:lang w:val="es-ES" w:eastAsia="es-ES"/>
           <w14:ligatures w14:val="none"/>
         </w:rPr>
-        <w:t xml:space="preserve"> </w:t>
+        <w:t xml:space="preserve"/>
       </w:r>
       <w:r>
         <w:rPr>
@@ -2641,7 +2641,7 @@
           <w:lang w:val="es-ES" w:eastAsia="es-ES"/>
           <w14:ligatures w14:val="none"/>
         </w:rPr>
-        <w:t>600</w:t>
+        <w:t/>
       </w:r>
       <w:r>
         <w:rPr>
@@ -2651,7 +2651,7 @@
           <w:lang w:val="es-ES" w:eastAsia="es-ES"/>
           <w14:ligatures w14:val="none"/>
         </w:rPr>
-        <w:t>,00; (</w:t>
+        <w:t/>
       </w:r>
       <w:proofErr w:type="spellStart"/>
       <w:r>
@@ -2662,7 +2662,7 @@
           <w:lang w:val="es-ES" w:eastAsia="es-ES"/>
           <w14:ligatures w14:val="none"/>
         </w:rPr>
-        <w:t>ii</w:t>
+        <w:t/>
       </w:r>
       <w:proofErr w:type="spellEnd"/>
       <w:r>
@@ -2673,7 +2673,7 @@
           <w:lang w:val="es-ES" w:eastAsia="es-ES"/>
           <w14:ligatures w14:val="none"/>
         </w:rPr>
-        <w:t xml:space="preserve">) realizar </w:t>
+        <w:t xml:space="preserve"/>
       </w:r>
       <w:r>
         <w:rPr>
@@ -2683,7 +2683,7 @@
           <w:lang w:val="es-ES" w:eastAsia="es-ES"/>
           <w14:ligatures w14:val="none"/>
         </w:rPr>
-        <w:t xml:space="preserve">la devolución inmediata de la cuota de la prima </w:t>
+        <w:t xml:space="preserve"/>
       </w:r>
       <w:r>
         <w:rPr>
@@ -2693,7 +2693,7 @@
           <w:lang w:val="es-ES" w:eastAsia="es-ES"/>
           <w14:ligatures w14:val="none"/>
         </w:rPr>
-        <w:t xml:space="preserve">cobrada el 15 de febrero de 2026 </w:t>
+        <w:t xml:space="preserve"/>
       </w:r>
       <w:r>
         <w:rPr>
@@ -2703,17 +2703,17 @@
           <w:lang w:val="es-ES" w:eastAsia="es-ES"/>
           <w14:ligatures w14:val="none"/>
         </w:rPr>
-        <w:t xml:space="preserve">por la suma de </w:t>
-      </w:r>
-      <w:r>
-        <w:rPr>
-          <w:rFonts w:ascii="Arial Narrow" w:eastAsia="Times New Roman" w:hAnsi="Arial Narrow" w:cs="Arial"/>
-          <w:color w:val="000000"/>
-          <w:kern w:val="0"/>
-          <w:lang w:eastAsia="es-ES"/>
-          <w14:ligatures w14:val="none"/>
-        </w:rPr>
-        <w:t xml:space="preserve">US$ </w:t>
+        <w:t xml:space="preserve"/>
+      </w:r>
+      <w:r>
+        <w:rPr>
+          <w:rFonts w:ascii="Arial Narrow" w:eastAsia="Times New Roman" w:hAnsi="Arial Narrow" w:cs="Arial"/>
+          <w:color w:val="000000"/>
+          <w:kern w:val="0"/>
+          <w:lang w:eastAsia="es-ES"/>
+          <w14:ligatures w14:val="none"/>
+        </w:rPr>
+        <w:t xml:space="preserve"/>
       </w:r>
       <w:r>
         <w:rPr>
@@ -2723,7 +2723,7 @@
           <w:lang w:val="es-ES" w:eastAsia="es-ES"/>
           <w14:ligatures w14:val="none"/>
         </w:rPr>
-        <w:t>67</w:t>
+        <w:t/>
       </w:r>
       <w:r>
         <w:rPr>
@@ -2733,7 +2733,7 @@
           <w:lang w:val="es-ES" w:eastAsia="es-ES"/>
           <w14:ligatures w14:val="none"/>
         </w:rPr>
-        <w:t>,</w:t>
+        <w:t/>
       </w:r>
       <w:r>
         <w:rPr>
@@ -2743,7 +2743,7 @@
           <w:lang w:val="es-ES" w:eastAsia="es-ES"/>
           <w14:ligatures w14:val="none"/>
         </w:rPr>
-        <w:t>1</w:t>
+        <w:t/>
       </w:r>
       <w:r>
         <w:rPr>
@@ -2753,7 +2753,7 @@
           <w:lang w:val="es-ES" w:eastAsia="es-ES"/>
           <w14:ligatures w14:val="none"/>
         </w:rPr>
-        <w:t>0</w:t>
+        <w:t/>
       </w:r>
       <w:r>
         <w:rPr>
@@ -2763,7 +2763,7 @@
           <w:lang w:val="es-ES" w:eastAsia="es-ES"/>
           <w14:ligatures w14:val="none"/>
         </w:rPr>
-        <w:t xml:space="preserve"> y de cualquier otra cuota cargada con posterioridad a la fecha del siniestro, más los intereses legales generados </w:t>
+        <w:t xml:space="preserve"/>
       </w:r>
       <w:r>
         <w:rPr>
@@ -2773,7 +2773,7 @@
           <w:lang w:val="es-ES" w:eastAsia="es-ES"/>
           <w14:ligatures w14:val="none"/>
         </w:rPr>
-        <w:t>correspondientes</w:t>
+        <w:t/>
       </w:r>
       <w:r>
         <w:rPr>
@@ -2783,7 +2783,7 @@
           <w:lang w:val="es-ES" w:eastAsia="es-ES"/>
           <w14:ligatures w14:val="none"/>
         </w:rPr>
-        <w:t xml:space="preserve">; (iii) </w:t>
+        <w:t xml:space="preserve"/>
       </w:r>
       <w:r>
         <w:rPr>
@@ -2793,7 +2793,7 @@
           <w:lang w:val="es-ES" w:eastAsia="es-ES"/>
           <w14:ligatures w14:val="none"/>
         </w:rPr>
-        <w:t xml:space="preserve">brindar respuesta formal e inmediata sobre el estado y ubicación actual del vehículo </w:t>
+        <w:t xml:space="preserve"/>
       </w:r>
       <w:r>
         <w:rPr>
@@ -2803,7 +2803,7 @@
           <w:lang w:val="es-ES" w:eastAsia="es-ES"/>
           <w14:ligatures w14:val="none"/>
         </w:rPr>
-        <w:t xml:space="preserve">asegurado </w:t>
+        <w:t xml:space="preserve"/>
       </w:r>
       <w:r>
         <w:rPr>
@@ -2813,7 +2813,7 @@
           <w:lang w:val="es-ES" w:eastAsia="es-ES"/>
           <w14:ligatures w14:val="none"/>
         </w:rPr>
-        <w:t>que mantiene bajo su custodia.</w:t>
+        <w:t/>
       </w:r>
       <w:r>
         <w:rPr>
@@ -2823,7 +2823,7 @@
           <w:lang w:val="es-ES" w:eastAsia="es-ES"/>
           <w14:ligatures w14:val="none"/>
         </w:rPr>
-        <w:t xml:space="preserve"> Asimismo, requirió el reembolso de costos y costas del presente procedimiento.</w:t>
+        <w:t xml:space="preserve"/>
       </w:r>
       <w:r>
         <w:rPr>
@@ -2833,7 +2833,7 @@
           <w:lang w:val="es-ES" w:eastAsia="es-ES"/>
           <w14:ligatures w14:val="none"/>
         </w:rPr>
-        <w:t xml:space="preserve"> </w:t>
+        <w:t xml:space="preserve"/>
       </w:r>
     </w:p>
     <w:p>
@@ -4485,7 +4485,7 @@
           <w:lang w:eastAsia="es-PE"/>
           <w14:ligatures w14:val="none"/>
         </w:rPr>
-        <w:t xml:space="preserve">PRIMERO: </w:t>
+        <w:t xml:space="preserve">PRIMERO: admitir a trámite la denuncia del 25 de febrero de 2026, complementado mediante escrito del 25 de febrero de 2026, subsanado mediante escrito del 12 de marzo de 2026, interpuesta por el señor [DENUNCIANTE] contra Pacífico Compañía de Seguros y Reaseguros S.A., por lo siguiente:</w:t>
       </w:r>
       <w:r>
         <w:rPr>
@@ -4496,7 +4496,7 @@
           <w:lang w:eastAsia="es-PE"/>
           <w14:ligatures w14:val="none"/>
         </w:rPr>
-        <w:t xml:space="preserve">admitir a trámite la denuncia del </w:t>
+        <w:t xml:space="preserve"/>
       </w:r>
       <w:r>
         <w:rPr>
@@ -4507,7 +4507,7 @@
           <w:lang w:eastAsia="es-PE"/>
           <w14:ligatures w14:val="none"/>
         </w:rPr>
-        <w:t xml:space="preserve">25 de febrero de 2026, complementado mediante escrito del 25 de febrero de 2026, </w:t>
+        <w:t xml:space="preserve"/>
       </w:r>
       <w:r>
         <w:rPr>
@@ -4518,7 +4518,7 @@
           <w:lang w:eastAsia="es-PE"/>
           <w14:ligatures w14:val="none"/>
         </w:rPr>
-        <w:t xml:space="preserve">subsanado mediante escrito del 12 de marzo de 2026, </w:t>
+        <w:t xml:space="preserve"/>
       </w:r>
       <w:r>
         <w:rPr>
@@ -4529,7 +4529,7 @@
           <w:lang w:eastAsia="es-PE"/>
           <w14:ligatures w14:val="none"/>
         </w:rPr>
-        <w:t xml:space="preserve">interpuesta por el </w:t>
+        <w:t xml:space="preserve"/>
       </w:r>
       <w:r>
         <w:rPr>
@@ -4540,7 +4540,7 @@
           <w:lang w:eastAsia="es-PE"/>
           <w14:ligatures w14:val="none"/>
         </w:rPr>
-        <w:t>señor Elías Alexander Lovatón Arévalo</w:t>
+        <w:t/>
       </w:r>
       <w:r>
         <w:rPr>
@@ -4551,14 +4551,14 @@
           <w:lang w:eastAsia="es-PE"/>
           <w14:ligatures w14:val="none"/>
         </w:rPr>
-        <w:t xml:space="preserve"> contra </w:t>
+        <w:t xml:space="preserve"/>
       </w:r>
       <w:r>
         <w:rPr>
           <w:rFonts w:ascii="Arial Narrow" w:eastAsia="Arial Narrow" w:hAnsi="Arial Narrow" w:cs="Arial Narrow"/>
           <w:bCs/>
         </w:rPr>
-        <w:t>Pacífico Compañía de Seguros y Reaseguros S.A.</w:t>
+        <w:t/>
       </w:r>
       <w:r>
         <w:rPr>
@@ -4569,7 +4569,7 @@
           <w:lang w:eastAsia="es-PE"/>
           <w14:ligatures w14:val="none"/>
         </w:rPr>
-        <w:t xml:space="preserve">, </w:t>
+        <w:t xml:space="preserve"/>
       </w:r>
       <w:bookmarkStart w:id="26" w:name="_Hlk215062067"/>
       <w:r>
@@ -4581,7 +4581,7 @@
           <w:lang w:eastAsia="es-PE"/>
           <w14:ligatures w14:val="none"/>
         </w:rPr>
-        <w:t>por lo siguiente:</w:t>
+        <w:t/>
       </w:r>
       <w:bookmarkStart w:id="27" w:name="_Hlk215162047"/>
     </w:p>
@@ -7185,7 +7185,7 @@
           <w:b/>
           <w:bCs/>
         </w:rPr>
-        <w:t>DÉCIMO</w:t>
+        <w:t xml:space="preserve">DÉCIMO: requerir al señor [DENUNCIANTE] para que, dentro del plazo de dos (2) días hábiles siguientes a la fecha en que reciba la notificación en su bandeja de correo electrónico, efectúe la confirmación de recepción de la notificación remitida por este despacho a su correo electrónico, de conformidad con el segundo párrafo del numeral 4 del artículo 20 del Texto Único Ordenado de la Ley del Procedimiento Administrativo General, aprobado mediante Decreto Supremo 006-2026-JUS, bajo apercibimiento de rehacer el acto de notificación y notificarle conforme al numeral 1 del artículo 20 del citado cuerpo normativo.</w:t>
       </w:r>
       <w:r>
         <w:rPr>
@@ -7195,7 +7195,7 @@
           <w:kern w:val="0"/>
           <w14:ligatures w14:val="none"/>
         </w:rPr>
-        <w:t>:</w:t>
+        <w:t/>
       </w:r>
       <w:r>
         <w:rPr>
@@ -7205,7 +7205,7 @@
           <w:kern w:val="0"/>
           <w14:ligatures w14:val="none"/>
         </w:rPr>
-        <w:t xml:space="preserve"> </w:t>
+        <w:t xml:space="preserve"/>
       </w:r>
       <w:r>
         <w:rPr>
@@ -7215,7 +7215,7 @@
           <w:kern w:val="0"/>
           <w14:ligatures w14:val="none"/>
         </w:rPr>
-        <w:t xml:space="preserve">requerir </w:t>
+        <w:t xml:space="preserve"/>
       </w:r>
       <w:r>
         <w:rPr>
@@ -7225,7 +7225,7 @@
           <w:kern w:val="0"/>
           <w14:ligatures w14:val="none"/>
         </w:rPr>
-        <w:t>al señor</w:t>
+        <w:t/>
       </w:r>
       <w:r>
         <w:rPr>
@@ -7235,7 +7235,7 @@
           <w:kern w:val="0"/>
           <w14:ligatures w14:val="none"/>
         </w:rPr>
-        <w:t xml:space="preserve"> </w:t>
+        <w:t xml:space="preserve"/>
       </w:r>
       <w:r>
         <w:rPr>
@@ -7246,21 +7246,21 @@
           <w:lang w:eastAsia="es-PE"/>
           <w14:ligatures w14:val="none"/>
         </w:rPr>
-        <w:t xml:space="preserve">Elías Alexander Lovatón Arévalo </w:t>
+        <w:t xml:space="preserve"/>
       </w:r>
       <w:r>
         <w:rPr>
           <w:rFonts w:ascii="Arial Narrow" w:hAnsi="Arial Narrow"/>
           <w:color w:val="000000"/>
         </w:rPr>
-        <w:t>para que, dentro del plazo de dos (2) días hábiles siguientes a la fecha en que reciba la notificación en su bandeja de correo electrónico, efectúe la confirmación de recepción de la notificación remitida por este despacho a su correo electrónico, de conformidad con el</w:t>
+        <w:t/>
       </w:r>
       <w:r>
         <w:rPr>
           <w:rFonts w:ascii="Arial Narrow" w:hAnsi="Arial Narrow"/>
           <w:color w:val="000000"/>
         </w:rPr>
-        <w:t xml:space="preserve"> segundo párrafo del numeral 4 del artículo 20</w:t>
+        <w:t xml:space="preserve"/>
       </w:r>
       <w:r>
         <w:rPr>
@@ -7277,7 +7277,7 @@
           <w:rFonts w:ascii="Arial Narrow" w:hAnsi="Arial Narrow"/>
           <w:color w:val="000000"/>
         </w:rPr>
-        <w:t xml:space="preserve"> del Texto Único Ordenado de la Ley del Procedimiento Administrativo General, aprobado mediante Decreto Supremo 006-2026-JUS, bajo apercibimiento de rehacer el acto de notificación y notificarle conforme al numeral 1 del artículo 20</w:t>
+        <w:t xml:space="preserve"/>
       </w:r>
       <w:r>
         <w:rPr>
@@ -7294,7 +7294,7 @@
           <w:rFonts w:ascii="Arial Narrow" w:hAnsi="Arial Narrow"/>
           <w:color w:val="000000"/>
         </w:rPr>
-        <w:t xml:space="preserve"> del citado cuerpo </w:t>
+        <w:t xml:space="preserve"/>
       </w:r>
       <w:bookmarkStart w:id="32" w:name="_Hlk214964186"/>
       <w:r>
@@ -7302,7 +7302,7 @@
           <w:rFonts w:ascii="Arial Narrow" w:hAnsi="Arial Narrow"/>
           <w:color w:val="000000"/>
         </w:rPr>
-        <w:t>normativo</w:t>
+        <w:t/>
       </w:r>
       <w:r>
         <w:rPr>
@@ -7315,7 +7315,7 @@
         <w:rPr>
           <w:rFonts w:ascii="Arial Narrow" w:hAnsi="Arial Narrow" w:cs="Arial"/>
         </w:rPr>
-        <w:t>.</w:t>
+        <w:t/>
       </w:r>
     </w:p>
     <w:bookmarkEnd w:id="32"/>

--- a/plantillas_maestras/01_seguro_vehicular/negativa_cobertura/2_o_mas_ddos_varios/varon/TPL_0667_2026_SEGURO_VEHICULAR_NEGATIVA_COBERTURA_ASEGURADORA_VARON_R2.docx
+++ b/plantillas_maestras/01_seguro_vehicular/negativa_cobertura/2_o_mas_ddos_varios/varon/TPL_0667_2026_SEGURO_VEHICULAR_NEGATIVA_COBERTURA_ASEGURADORA_VARON_R2.docx
@@ -693,6 +693,7 @@
       </w:r>
       <w:r>
         <w:rPr>
+          <w:rStyle w:val="Refdenotaalpie"/>
           <w:rFonts w:ascii="Arial Narrow" w:eastAsia="Times New Roman" w:hAnsi="Arial Narrow" w:cs="Times New Roman"/>
           <w:color w:val="000000"/>
           <w:kern w:val="0"/>
@@ -2948,6 +2949,7 @@
       <w:bookmarkEnd w:id="5"/>
       <w:r>
         <w:rPr>
+          <w:rStyle w:val="Refdenotaalpie"/>
           <w:rFonts w:ascii="Arial Narrow" w:eastAsia="Arial Narrow" w:hAnsi="Arial Narrow" w:cs="Arial Narrow"/>
           <w:kern w:val="0"/>
           <w:vertAlign w:val="superscript"/>
@@ -3066,6 +3068,7 @@
       <w:bookmarkEnd w:id="7"/>
       <w:r>
         <w:rPr>
+          <w:rStyle w:val="Refdenotaalpie"/>
           <w:rFonts w:ascii="Arial Narrow" w:eastAsia="Arial Narrow" w:hAnsi="Arial Narrow" w:cs="Arial"/>
           <w:kern w:val="0"/>
           <w:vertAlign w:val="superscript"/>
@@ -3720,6 +3723,7 @@
       <w:bookmarkEnd w:id="16"/>
       <w:r>
         <w:rPr>
+          <w:rStyle w:val="Refdenotaalpie"/>
           <w:rFonts w:ascii="Arial Narrow" w:eastAsia="Arial Narrow" w:hAnsi="Arial Narrow" w:cs="Arial"/>
           <w:bCs/>
           <w:color w:val="000000"/>
@@ -3837,6 +3841,7 @@
       </w:r>
       <w:r>
         <w:rPr>
+          <w:rStyle w:val="Refdenotaalpie"/>
           <w:rFonts w:ascii="Arial Narrow" w:eastAsia="Arial Narrow" w:hAnsi="Arial Narrow" w:cs="Arial"/>
           <w:kern w:val="0"/>
           <w:vertAlign w:val="superscript"/>
@@ -3996,6 +4001,7 @@
       <w:bookmarkEnd w:id="21"/>
       <w:r>
         <w:rPr>
+          <w:rStyle w:val="Refdenotaalpie"/>
           <w:rFonts w:ascii="Arial Narrow" w:eastAsia="Arial Narrow" w:hAnsi="Arial Narrow" w:cs="Arial"/>
           <w:bCs/>
           <w:color w:val="000000"/>
@@ -4065,6 +4071,7 @@
       </w:r>
       <w:r>
         <w:rPr>
+          <w:rStyle w:val="Refdenotaalpie"/>
           <w:rFonts w:ascii="Arial Narrow" w:eastAsia="Arial Narrow" w:hAnsi="Arial Narrow" w:cs="Arial Narrow"/>
           <w:kern w:val="0"/>
           <w:vertAlign w:val="superscript"/>
@@ -6278,6 +6285,7 @@
       </w:r>
       <w:r>
         <w:rPr>
+          <w:rStyle w:val="Refdenotaalpie"/>
           <w:rFonts w:ascii="Arial Narrow" w:eastAsia="Calibri" w:hAnsi="Arial Narrow" w:cs="Arial"/>
           <w:kern w:val="0"/>
           <w:vertAlign w:val="superscript"/>
@@ -6322,6 +6330,7 @@
       </w:r>
       <w:r>
         <w:rPr>
+          <w:rStyle w:val="Refdenotaalpie"/>
           <w:rFonts w:ascii="Arial Narrow" w:eastAsia="Calibri" w:hAnsi="Arial Narrow" w:cs="Arial"/>
           <w:spacing w:val="-2"/>
           <w:kern w:val="0"/>
@@ -6729,6 +6738,7 @@
       </w:r>
       <w:r>
         <w:rPr>
+          <w:rStyle w:val="Refdenotaalpie"/>
           <w:rFonts w:ascii="Arial Narrow" w:eastAsia="Arial Narrow" w:hAnsi="Arial Narrow" w:cs="Times New Roman"/>
           <w:color w:val="000000"/>
           <w:kern w:val="0"/>
@@ -6810,6 +6820,7 @@
       </w:r>
       <w:r>
         <w:rPr>
+          <w:rStyle w:val="Refdenotaalpie"/>
           <w:rFonts w:ascii="Arial Narrow" w:eastAsia="Arial Narrow" w:hAnsi="Arial Narrow" w:cs="Times New Roman"/>
           <w:color w:val="000000"/>
           <w:kern w:val="0"/>
@@ -6863,6 +6874,7 @@
       </w:r>
       <w:r>
         <w:rPr>
+          <w:rStyle w:val="Refdenotaalpie"/>
           <w:rFonts w:ascii="Arial Narrow" w:eastAsia="Arial Narrow" w:hAnsi="Arial Narrow" w:cs="Times New Roman"/>
           <w:color w:val="000000"/>
           <w:kern w:val="0"/>
@@ -7048,6 +7060,7 @@
       </w:r>
       <w:r>
         <w:rPr>
+          <w:rStyle w:val="Refdenotaalpie"/>
           <w:rFonts w:ascii="Arial Narrow" w:eastAsia="Calibri" w:hAnsi="Arial Narrow" w:cs="Arial"/>
           <w:kern w:val="0"/>
           <w:vertAlign w:val="superscript"/>
@@ -7306,6 +7319,7 @@
       </w:r>
       <w:r>
         <w:rPr>
+          <w:rStyle w:val="Refdenotaalpie"/>
           <w:rFonts w:ascii="Arial Narrow" w:hAnsi="Arial Narrow"/>
           <w:vertAlign w:val="superscript"/>
         </w:rPr>
@@ -7619,14 +7633,14 @@
         <w:tab w:val="right" w:pos="8838"/>
       </w:tabs>
       <w:rPr>
-        <w:rFonts w:ascii="Arial" w:eastAsia="Arial" w:hAnsi="Arial" w:cs="Arial"/>
+        <w:rFonts w:ascii="Arial Narrow" w:eastAsia="Arial" w:hAnsi="Arial Narrow" w:cs="Arial"/>
         <w:sz w:val="16"/>
         <w:szCs w:val="16"/>
       </w:rPr>
     </w:pPr>
     <w:r>
       <w:rPr>
-        <w:rFonts w:ascii="Arial" w:eastAsia="Arial" w:hAnsi="Arial" w:cs="Arial"/>
+        <w:rFonts w:ascii="Arial Narrow" w:eastAsia="Arial" w:hAnsi="Arial Narrow" w:cs="Arial"/>
         <w:sz w:val="16"/>
         <w:szCs w:val="16"/>
       </w:rPr>
@@ -7640,7 +7654,7 @@
     </w:pPr>
     <w:r>
       <w:rPr>
-        <w:rFonts w:ascii="Arial" w:eastAsia="Arial" w:hAnsi="Arial" w:cs="Arial"/>
+        <w:rFonts w:ascii="Arial Narrow" w:eastAsia="Arial" w:hAnsi="Arial Narrow" w:cs="Arial"/>
         <w:sz w:val="16"/>
         <w:szCs w:val="16"/>
       </w:rPr>
@@ -7648,7 +7662,7 @@
     </w:r>
     <w:r>
       <w:rPr>
-        <w:rFonts w:ascii="Arial" w:eastAsia="Arial" w:hAnsi="Arial" w:cs="Arial"/>
+        <w:rFonts w:ascii="Arial Narrow" w:eastAsia="Arial" w:hAnsi="Arial Narrow" w:cs="Arial"/>
         <w:sz w:val="16"/>
         <w:szCs w:val="16"/>
       </w:rPr>
@@ -7656,7 +7670,7 @@
     </w:r>
     <w:r>
       <w:rPr>
-        <w:rFonts w:ascii="Arial" w:eastAsia="Arial" w:hAnsi="Arial" w:cs="Arial"/>
+        <w:rFonts w:ascii="Arial Narrow" w:eastAsia="Arial" w:hAnsi="Arial Narrow" w:cs="Arial"/>
         <w:sz w:val="16"/>
         <w:szCs w:val="16"/>
       </w:rPr>
@@ -7664,7 +7678,7 @@
     </w:r>
     <w:r>
       <w:rPr>
-        <w:rFonts w:ascii="Arial" w:eastAsia="Arial" w:hAnsi="Arial" w:cs="Arial"/>
+        <w:rFonts w:ascii="Arial Narrow" w:eastAsia="Arial" w:hAnsi="Arial Narrow" w:cs="Arial"/>
         <w:sz w:val="16"/>
         <w:szCs w:val="16"/>
       </w:rPr>
@@ -7672,7 +7686,7 @@
     </w:r>
     <w:r>
       <w:rPr>
-        <w:rFonts w:ascii="Arial" w:eastAsia="Arial" w:hAnsi="Arial" w:cs="Arial"/>
+        <w:rFonts w:ascii="Arial Narrow" w:eastAsia="Arial" w:hAnsi="Arial Narrow" w:cs="Arial"/>
         <w:sz w:val="16"/>
         <w:szCs w:val="16"/>
       </w:rPr>
@@ -7732,6 +7746,7 @@
           <w:rFonts w:ascii="Arial Narrow" w:hAnsi="Arial Narrow" w:cs="Arial"/>
           <w:sz w:val="16"/>
           <w:szCs w:val="16"/>
+          <w:vertAlign w:val="superscript"/>
         </w:rPr>
         <w:footnoteRef/>
       </w:r>
@@ -7806,6 +7821,7 @@
           <w:rFonts w:ascii="Arial Narrow" w:hAnsi="Arial Narrow" w:cs="Arial"/>
           <w:sz w:val="16"/>
           <w:szCs w:val="16"/>
+          <w:vertAlign w:val="superscript"/>
         </w:rPr>
         <w:footnoteRef/>
       </w:r>
@@ -8059,6 +8075,7 @@
           <w:rFonts w:ascii="Arial Narrow" w:hAnsi="Arial Narrow"/>
           <w:sz w:val="16"/>
           <w:szCs w:val="16"/>
+          <w:vertAlign w:val="superscript"/>
         </w:rPr>
         <w:footnoteRef/>
       </w:r>
@@ -8242,6 +8259,7 @@
           <w:rFonts w:ascii="Arial Narrow" w:hAnsi="Arial Narrow"/>
           <w:sz w:val="16"/>
           <w:szCs w:val="16"/>
+          <w:vertAlign w:val="superscript"/>
         </w:rPr>
         <w:footnoteRef/>
       </w:r>
@@ -8551,6 +8569,7 @@
           <w:rFonts w:ascii="Arial Narrow" w:hAnsi="Arial Narrow"/>
           <w:sz w:val="16"/>
           <w:szCs w:val="16"/>
+          <w:vertAlign w:val="superscript"/>
         </w:rPr>
         <w:footnoteRef/>
       </w:r>
@@ -8772,6 +8791,7 @@
           <w:rFonts w:ascii="Arial Narrow" w:hAnsi="Arial Narrow"/>
           <w:sz w:val="16"/>
           <w:szCs w:val="16"/>
+          <w:vertAlign w:val="superscript"/>
         </w:rPr>
         <w:footnoteRef/>
       </w:r>
@@ -8888,6 +8908,7 @@
           <w:rFonts w:ascii="Arial Narrow" w:hAnsi="Arial Narrow" w:cs="Arial"/>
           <w:sz w:val="16"/>
           <w:szCs w:val="16"/>
+          <w:vertAlign w:val="superscript"/>
         </w:rPr>
         <w:footnoteRef/>
       </w:r>
@@ -9055,6 +9076,7 @@
           <w:rFonts w:ascii="Arial Narrow" w:hAnsi="Arial Narrow" w:cs="Arial"/>
           <w:sz w:val="16"/>
           <w:szCs w:val="16"/>
+          <w:vertAlign w:val="superscript"/>
         </w:rPr>
         <w:footnoteRef/>
       </w:r>
@@ -9125,6 +9147,7 @@
           <w:rFonts w:ascii="Arial Narrow" w:hAnsi="Arial Narrow" w:cs="Arial"/>
           <w:sz w:val="16"/>
           <w:szCs w:val="16"/>
+          <w:vertAlign w:val="superscript"/>
         </w:rPr>
         <w:footnoteRef/>
       </w:r>
@@ -9312,7 +9335,7 @@
       </w:pPr>
       <w:r>
         <w:rPr>
-          <w:rStyle w:val="TextonotapieCar"/>
+          <w:rStyle w:val="Refdenotaalpie"/>
           <w:rFonts w:ascii="Arial Narrow" w:hAnsi="Arial Narrow" w:cs="Arial"/>
           <w:sz w:val="16"/>
           <w:szCs w:val="16"/>
@@ -9528,6 +9551,7 @@
           <w:rFonts w:ascii="Arial Narrow" w:hAnsi="Arial Narrow" w:cs="Arial"/>
           <w:sz w:val="16"/>
           <w:szCs w:val="16"/>
+          <w:vertAlign w:val="superscript"/>
         </w:rPr>
         <w:footnoteRef/>
       </w:r>
@@ -10345,6 +10369,7 @@
           <w:rFonts w:ascii="Arial Narrow" w:hAnsi="Arial Narrow" w:cs="Arial"/>
           <w:sz w:val="16"/>
           <w:szCs w:val="16"/>
+          <w:vertAlign w:val="superscript"/>
         </w:rPr>
         <w:footnoteRef/>
       </w:r>
@@ -10565,6 +10590,7 @@
           <w:bCs/>
           <w:sz w:val="16"/>
           <w:szCs w:val="16"/>
+          <w:vertAlign w:val="superscript"/>
         </w:rPr>
         <w:footnoteRef/>
       </w:r>
@@ -10654,6 +10680,7 @@
           <w:rFonts w:ascii="Arial Narrow" w:hAnsi="Arial Narrow" w:cs="Arial"/>
           <w:sz w:val="16"/>
           <w:szCs w:val="16"/>
+          <w:vertAlign w:val="superscript"/>
         </w:rPr>
         <w:footnoteRef/>
       </w:r>
@@ -13162,6 +13189,17 @@
       <w:shd w:val="clear" w:color="auto" w:fill="E1DFDD"/>
     </w:rPr>
   </w:style>
+  <w:style w:type="character" w:styleId="FootnoteReference">
+    <w:name w:val="footnote reference"/>
+    <w:basedOn w:val="Fuentedeprrafopredeter"/>
+    <w:uiPriority w:val="99"/>
+    <w:semiHidden/>
+    <w:unhideWhenUsed/>
+    <w:rPr>
+      <w:rFonts w:ascii="Arial Narrow" w:hAnsi="Arial Narrow"/>
+      <w:vertAlign w:val="superscript"/>
+    </w:rPr>
+  </w:style>
 </w:styles>
 </file>
 

--- a/plantillas_maestras/01_seguro_vehicular/negativa_cobertura/2_o_mas_ddos_varios/varon/TPL_0667_2026_SEGURO_VEHICULAR_NEGATIVA_COBERTURA_ASEGURADORA_VARON_R2.docx
+++ b/plantillas_maestras/01_seguro_vehicular/negativa_cobertura/2_o_mas_ddos_varios/varon/TPL_0667_2026_SEGURO_VEHICULAR_NEGATIVA_COBERTURA_ASEGURADORA_VARON_R2.docx
@@ -1,8 +1,8 @@
 
 <file path=word/document.xml><?xml version="1.0" encoding="utf-8"?>
-<w:document xmlns:wpc="http://schemas.microsoft.com/office/word/2010/wordprocessingCanvas" xmlns:cx="http://schemas.microsoft.com/office/drawing/2014/chartex" xmlns:cx1="http://schemas.microsoft.com/office/drawing/2015/9/8/chartex" xmlns:cx2="http://schemas.microsoft.com/office/drawing/2015/10/21/chartex" xmlns:cx3="http://schemas.microsoft.com/office/drawing/2016/5/9/chartex" xmlns:cx4="http://schemas.microsoft.com/office/drawing/2016/5/10/chartex" xmlns:cx5="http://schemas.microsoft.com/office/drawing/2016/5/11/chartex" xmlns:cx6="http://schemas.microsoft.com/office/drawing/2016/5/12/chartex" xmlns:cx7="http://schemas.microsoft.com/office/drawing/2016/5/13/chartex" xmlns:cx8="http://schemas.microsoft.com/office/drawing/2016/5/14/chartex" xmlns:mc="http://schemas.openxmlformats.org/markup-compatibility/2006" xmlns:aink="http://schemas.microsoft.com/office/drawing/2016/ink" xmlns:am3d="http://schemas.microsoft.com/office/drawing/2017/model3d" xmlns:o="urn:schemas-microsoft-com:office:office" xmlns:oel="http://schemas.microsoft.com/office/2019/extlst" xmlns:r="http://schemas.openxmlformats.org/officeDocument/2006/relationships" xmlns:m="http://schemas.openxmlformats.org/officeDocument/2006/math" xmlns:v="urn:schemas-microsoft-com:vml" xmlns:wp14="http://schemas.microsoft.com/office/word/2010/wordprocessingDrawing" xmlns:wp="http://schemas.openxmlformats.org/drawingml/2006/wordprocessingDrawing" xmlns:w10="urn:schemas-microsoft-com:office:word" xmlns:w="http://schemas.openxmlformats.org/wordprocessingml/2006/main" xmlns:w14="http://schemas.microsoft.com/office/word/2010/wordml" xmlns:w15="http://schemas.microsoft.com/office/word/2012/wordml" xmlns:w16cex="http://schemas.microsoft.com/office/word/2018/wordml/cex" xmlns:w16cid="http://schemas.microsoft.com/office/word/2016/wordml/cid" xmlns:w16="http://schemas.microsoft.com/office/word/2018/wordml" xmlns:w16du="http://schemas.microsoft.com/office/word/2023/wordml/word16du" xmlns:w16sdtdh="http://schemas.microsoft.com/office/word/2020/wordml/sdtdatahash" xmlns:w16sdtfl="http://schemas.microsoft.com/office/word/2024/wordml/sdtformatlock" xmlns:w16se="http://schemas.microsoft.com/office/word/2015/wordml/symex" xmlns:wpg="http://schemas.microsoft.com/office/word/2010/wordprocessingGroup" xmlns:wpi="http://schemas.microsoft.com/office/word/2010/wordprocessingInk" xmlns:wne="http://schemas.microsoft.com/office/word/2006/wordml" xmlns:wps="http://schemas.microsoft.com/office/word/2010/wordprocessingShape" mc:Ignorable="w14 w15 w16se w16cid w16 w16cex w16sdtdh w16sdtfl w16du wp14">
+<w:document xmlns:ns1="http://schemas.openxmlformats.org/markup-compatibility/2006" xmlns:ns2="http://schemas.microsoft.com/office/word/2010/wordml" xmlns:ns3="http://schemas.openxmlformats.org/officeDocument/2006/relationships" xmlns:w="http://schemas.openxmlformats.org/wordprocessingml/2006/main" ns1:Ignorable="w14 w15 w16se w16cid w16 w16cex w16sdtdh w16sdtfl w16du wp14">
   <w:body>
-    <w:p>
+    <w:p ns2:paraId="1B509B2D" ns2:textId="6A09FF8D">
       <w:pPr>
         <w:tabs>
           <w:tab w:val="left" w:pos="1701"/>
@@ -15,7 +15,7 @@
           <w:color w:val="000000"/>
           <w:kern w:val="0"/>
           <w:lang w:eastAsia="es-PE"/>
-          <w14:ligatures w14:val="none"/>
+          <ns2:ligatures ns2:val="none"/>
         </w:rPr>
       </w:pPr>
       <w:bookmarkStart w:id="0" w:name="_Hlk80343540"/>
@@ -26,7 +26,7 @@
           <w:color w:val="000000"/>
           <w:kern w:val="0"/>
           <w:lang w:eastAsia="es-PE"/>
-          <w14:ligatures w14:val="none"/>
+          <ns2:ligatures ns2:val="none"/>
         </w:rPr>
         <w:t xml:space="preserve">EXPEDIENTE </w:t>
       </w:r>
@@ -37,7 +37,7 @@
           <w:color w:val="000000"/>
           <w:kern w:val="0"/>
           <w:lang w:eastAsia="es-PE"/>
-          <w14:ligatures w14:val="none"/>
+          <ns2:ligatures ns2:val="none"/>
         </w:rPr>
         <w:tab/>
         <w:t>:</w:t>
@@ -49,7 +49,7 @@
           <w:color w:val="000000"/>
           <w:kern w:val="0"/>
           <w:lang w:eastAsia="es-PE"/>
-          <w14:ligatures w14:val="none"/>
+          <ns2:ligatures ns2:val="none"/>
         </w:rPr>
         <w:tab/>
       </w:r>
@@ -62,12 +62,12 @@
           <w:kern w:val="0"/>
           <w:shd w:val="clear" w:color="auto" w:fill="FFFFFF"/>
           <w:lang w:eastAsia="es-PE"/>
-          <w14:ligatures w14:val="none"/>
+          <ns2:ligatures ns2:val="none"/>
         </w:rPr>
         <w:t>0667-2026/CC1</w:t>
       </w:r>
     </w:p>
-    <w:p>
+    <w:p ns2:paraId="7E5DC22B" ns2:textId="3217654D">
       <w:pPr>
         <w:tabs>
           <w:tab w:val="left" w:pos="1701"/>
@@ -83,7 +83,7 @@
           <w:color w:val="000000"/>
           <w:kern w:val="0"/>
           <w:lang w:eastAsia="es-PE"/>
-          <w14:ligatures w14:val="none"/>
+          <ns2:ligatures ns2:val="none"/>
         </w:rPr>
       </w:pPr>
       <w:r>
@@ -93,7 +93,7 @@
           <w:color w:val="000000"/>
           <w:kern w:val="0"/>
           <w:lang w:eastAsia="es-PE"/>
-          <w14:ligatures w14:val="none"/>
+          <ns2:ligatures ns2:val="none"/>
         </w:rPr>
         <w:t xml:space="preserve">DENUNCIANTE:[DENUNCIANTE] (SEÑOR [APELLIDO])</w:t>
       </w:r>
@@ -104,7 +104,7 @@
           <w:color w:val="000000"/>
           <w:kern w:val="0"/>
           <w:lang w:eastAsia="es-PE"/>
-          <w14:ligatures w14:val="none"/>
+          <ns2:ligatures ns2:val="none"/>
         </w:rPr>
         <w:tab/>
         <w:t/>
@@ -116,7 +116,7 @@
           <w:color w:val="000000"/>
           <w:kern w:val="0"/>
           <w:lang w:eastAsia="es-PE"/>
-          <w14:ligatures w14:val="none"/>
+          <ns2:ligatures ns2:val="none"/>
         </w:rPr>
         <w:tab/>
       </w:r>
@@ -127,7 +127,7 @@
           <w:color w:val="000000"/>
           <w:kern w:val="0"/>
           <w:lang w:eastAsia="es-PE"/>
-          <w14:ligatures w14:val="none"/>
+          <ns2:ligatures ns2:val="none"/>
         </w:rPr>
         <w:t xml:space="preserve"/>
       </w:r>
@@ -138,7 +138,7 @@
           <w:color w:val="000000"/>
           <w:kern w:val="0"/>
           <w:lang w:eastAsia="es-PE"/>
-          <w14:ligatures w14:val="none"/>
+          <ns2:ligatures ns2:val="none"/>
         </w:rPr>
         <w:t xml:space="preserve"/>
       </w:r>
@@ -149,7 +149,7 @@
           <w:color w:val="000000"/>
           <w:kern w:val="0"/>
           <w:lang w:eastAsia="es-PE"/>
-          <w14:ligatures w14:val="none"/>
+          <ns2:ligatures ns2:val="none"/>
         </w:rPr>
         <w:t/>
       </w:r>
@@ -160,12 +160,12 @@
           <w:color w:val="000000"/>
           <w:kern w:val="0"/>
           <w:lang w:eastAsia="es-PE"/>
-          <w14:ligatures w14:val="none"/>
+          <ns2:ligatures ns2:val="none"/>
         </w:rPr>
         <w:t/>
       </w:r>
     </w:p>
-    <w:p>
+    <w:p ns2:paraId="6DEEEDFE" ns2:textId="3FC53200">
       <w:pPr>
         <w:tabs>
           <w:tab w:val="left" w:pos="1701"/>
@@ -181,7 +181,7 @@
           <w:color w:val="000000"/>
           <w:kern w:val="0"/>
           <w:lang w:eastAsia="es-PE"/>
-          <w14:ligatures w14:val="none"/>
+          <ns2:ligatures ns2:val="none"/>
         </w:rPr>
       </w:pPr>
       <w:r>
@@ -191,7 +191,7 @@
           <w:color w:val="000000"/>
           <w:kern w:val="0"/>
           <w:lang w:eastAsia="es-PE"/>
-          <w14:ligatures w14:val="none"/>
+          <ns2:ligatures ns2:val="none"/>
         </w:rPr>
         <w:t>DENUNCIADO</w:t>
       </w:r>
@@ -202,7 +202,7 @@
           <w:color w:val="000000"/>
           <w:kern w:val="0"/>
           <w:lang w:eastAsia="es-PE"/>
-          <w14:ligatures w14:val="none"/>
+          <ns2:ligatures ns2:val="none"/>
         </w:rPr>
         <w:tab/>
         <w:t>:</w:t>
@@ -214,7 +214,7 @@
           <w:color w:val="000000"/>
           <w:kern w:val="0"/>
           <w:lang w:eastAsia="es-PE"/>
-          <w14:ligatures w14:val="none"/>
+          <ns2:ligatures ns2:val="none"/>
         </w:rPr>
         <w:tab/>
       </w:r>
@@ -225,7 +225,7 @@
           <w:color w:val="000000"/>
           <w:kern w:val="0"/>
           <w:lang w:eastAsia="es-PE"/>
-          <w14:ligatures w14:val="none"/>
+          <ns2:ligatures ns2:val="none"/>
         </w:rPr>
         <w:t xml:space="preserve">PACÍFICO COMPAÑÍA DE SEGUROS Y REASEGUROS S.A. </w:t>
       </w:r>
@@ -236,7 +236,7 @@
           <w:color w:val="000000"/>
           <w:kern w:val="0"/>
           <w:lang w:eastAsia="es-PE"/>
-          <w14:ligatures w14:val="none"/>
+          <ns2:ligatures ns2:val="none"/>
         </w:rPr>
         <w:t>(</w:t>
       </w:r>
@@ -247,7 +247,7 @@
           <w:color w:val="000000"/>
           <w:kern w:val="0"/>
           <w:lang w:eastAsia="es-PE"/>
-          <w14:ligatures w14:val="none"/>
+          <ns2:ligatures ns2:val="none"/>
         </w:rPr>
         <w:t>PACÍFICO</w:t>
       </w:r>
@@ -258,12 +258,12 @@
           <w:color w:val="000000"/>
           <w:kern w:val="0"/>
           <w:lang w:eastAsia="es-PE"/>
-          <w14:ligatures w14:val="none"/>
+          <ns2:ligatures ns2:val="none"/>
         </w:rPr>
         <w:t>)</w:t>
       </w:r>
     </w:p>
-    <w:p>
+    <w:p ns2:paraId="022D2B94" ns2:textId="77777777">
       <w:pPr>
         <w:tabs>
           <w:tab w:val="left" w:pos="1701"/>
@@ -279,7 +279,7 @@
           <w:color w:val="000000"/>
           <w:kern w:val="0"/>
           <w:lang w:eastAsia="es-PE"/>
-          <w14:ligatures w14:val="none"/>
+          <ns2:ligatures ns2:val="none"/>
         </w:rPr>
       </w:pPr>
       <w:r>
@@ -289,7 +289,7 @@
           <w:color w:val="000000"/>
           <w:kern w:val="0"/>
           <w:lang w:eastAsia="es-PE"/>
-          <w14:ligatures w14:val="none"/>
+          <ns2:ligatures ns2:val="none"/>
         </w:rPr>
         <w:t>MATERIAS</w:t>
       </w:r>
@@ -300,7 +300,7 @@
           <w:color w:val="000000"/>
           <w:kern w:val="0"/>
           <w:lang w:eastAsia="es-PE"/>
-          <w14:ligatures w14:val="none"/>
+          <ns2:ligatures ns2:val="none"/>
         </w:rPr>
         <w:tab/>
         <w:t xml:space="preserve">: </w:t>
@@ -312,13 +312,13 @@
           <w:color w:val="000000"/>
           <w:kern w:val="0"/>
           <w:lang w:eastAsia="es-PE"/>
-          <w14:ligatures w14:val="none"/>
+          <ns2:ligatures ns2:val="none"/>
         </w:rPr>
         <w:tab/>
         <w:t>ADMISIÓN A TRÁMITE</w:t>
       </w:r>
     </w:p>
-    <w:p>
+    <w:p ns2:paraId="19ED7B73" ns2:textId="77777777">
       <w:pPr>
         <w:tabs>
           <w:tab w:val="left" w:pos="1701"/>
@@ -334,7 +334,7 @@
           <w:color w:val="000000"/>
           <w:kern w:val="0"/>
           <w:lang w:eastAsia="es-PE"/>
-          <w14:ligatures w14:val="none"/>
+          <ns2:ligatures ns2:val="none"/>
         </w:rPr>
       </w:pPr>
       <w:r>
@@ -344,12 +344,12 @@
           <w:color w:val="000000"/>
           <w:kern w:val="0"/>
           <w:lang w:eastAsia="es-PE"/>
-          <w14:ligatures w14:val="none"/>
+          <ns2:ligatures ns2:val="none"/>
         </w:rPr>
         <w:t xml:space="preserve">REQUERIMIENTO DE INFORMACIÓN </w:t>
       </w:r>
     </w:p>
-    <w:p>
+    <w:p ns2:paraId="46A5A479" ns2:textId="4E3090BE">
       <w:pPr>
         <w:tabs>
           <w:tab w:val="left" w:pos="1701"/>
@@ -364,7 +364,7 @@
           <w:color w:val="000000"/>
           <w:kern w:val="0"/>
           <w:lang w:eastAsia="es-PE"/>
-          <w14:ligatures w14:val="none"/>
+          <ns2:ligatures ns2:val="none"/>
         </w:rPr>
       </w:pPr>
       <w:r>
@@ -374,7 +374,7 @@
           <w:color w:val="000000"/>
           <w:kern w:val="0"/>
           <w:lang w:eastAsia="es-PE"/>
-          <w14:ligatures w14:val="none"/>
+          <ns2:ligatures ns2:val="none"/>
         </w:rPr>
         <w:t xml:space="preserve">RESOLUCIÓN </w:t>
       </w:r>
@@ -385,7 +385,7 @@
           <w:color w:val="000000"/>
           <w:kern w:val="0"/>
           <w:lang w:eastAsia="es-PE"/>
-          <w14:ligatures w14:val="none"/>
+          <ns2:ligatures ns2:val="none"/>
         </w:rPr>
         <w:tab/>
         <w:t>:</w:t>
@@ -397,7 +397,7 @@
           <w:color w:val="000000"/>
           <w:kern w:val="0"/>
           <w:lang w:eastAsia="es-PE"/>
-          <w14:ligatures w14:val="none"/>
+          <ns2:ligatures ns2:val="none"/>
         </w:rPr>
         <w:tab/>
       </w:r>
@@ -408,12 +408,12 @@
           <w:color w:val="000000"/>
           <w:kern w:val="0"/>
           <w:lang w:eastAsia="es-PE"/>
-          <w14:ligatures w14:val="none"/>
+          <ns2:ligatures ns2:val="none"/>
         </w:rPr>
         <w:t>1</w:t>
       </w:r>
     </w:p>
-    <w:p>
+    <w:p ns2:paraId="5BA3A18D" ns2:textId="77777777">
       <w:pPr>
         <w:tabs>
           <w:tab w:val="left" w:pos="1014"/>
@@ -427,11 +427,11 @@
           <w:kern w:val="0"/>
           <w:shd w:val="clear" w:color="auto" w:fill="FFFFFF"/>
           <w:lang w:eastAsia="es-PE"/>
-          <w14:ligatures w14:val="none"/>
-        </w:rPr>
-      </w:pPr>
-    </w:p>
-    <w:p>
+          <ns2:ligatures ns2:val="none"/>
+        </w:rPr>
+      </w:pPr>
+    </w:p>
+    <w:p ns2:paraId="2F799822" ns2:textId="3C0743FB">
       <w:pPr>
         <w:tabs>
           <w:tab w:val="left" w:pos="1014"/>
@@ -445,7 +445,7 @@
           <w:kern w:val="0"/>
           <w:shd w:val="clear" w:color="auto" w:fill="FFFFFF"/>
           <w:lang w:eastAsia="es-PE"/>
-          <w14:ligatures w14:val="none"/>
+          <ns2:ligatures ns2:val="none"/>
         </w:rPr>
       </w:pPr>
       <w:r>
@@ -455,7 +455,7 @@
           <w:kern w:val="0"/>
           <w:shd w:val="clear" w:color="auto" w:fill="FFFFFF"/>
           <w:lang w:eastAsia="es-PE"/>
-          <w14:ligatures w14:val="none"/>
+          <ns2:ligatures ns2:val="none"/>
         </w:rPr>
         <w:t xml:space="preserve">Lima, </w:t>
       </w:r>
@@ -466,7 +466,7 @@
           <w:kern w:val="0"/>
           <w:shd w:val="clear" w:color="auto" w:fill="FFFFFF"/>
           <w:lang w:eastAsia="es-PE"/>
-          <w14:ligatures w14:val="none"/>
+          <ns2:ligatures ns2:val="none"/>
         </w:rPr>
         <w:t>26</w:t>
       </w:r>
@@ -477,7 +477,7 @@
           <w:kern w:val="0"/>
           <w:shd w:val="clear" w:color="auto" w:fill="FFFFFF"/>
           <w:lang w:eastAsia="es-PE"/>
-          <w14:ligatures w14:val="none"/>
+          <ns2:ligatures ns2:val="none"/>
         </w:rPr>
         <w:t xml:space="preserve"> de </w:t>
       </w:r>
@@ -488,7 +488,7 @@
           <w:kern w:val="0"/>
           <w:shd w:val="clear" w:color="auto" w:fill="FFFFFF"/>
           <w:lang w:eastAsia="es-PE"/>
-          <w14:ligatures w14:val="none"/>
+          <ns2:ligatures ns2:val="none"/>
         </w:rPr>
         <w:t>marzo</w:t>
       </w:r>
@@ -499,12 +499,12 @@
           <w:kern w:val="0"/>
           <w:shd w:val="clear" w:color="auto" w:fill="FFFFFF"/>
           <w:lang w:eastAsia="es-PE"/>
-          <w14:ligatures w14:val="none"/>
+          <ns2:ligatures ns2:val="none"/>
         </w:rPr>
         <w:t xml:space="preserve"> de 2026</w:t>
       </w:r>
     </w:p>
-    <w:p>
+    <w:p ns2:paraId="66CE1821" ns2:textId="77777777">
       <w:pPr>
         <w:tabs>
           <w:tab w:val="left" w:pos="1014"/>
@@ -517,11 +517,11 @@
           <w:color w:val="000000"/>
           <w:kern w:val="0"/>
           <w:lang w:eastAsia="es-PE"/>
-          <w14:ligatures w14:val="none"/>
-        </w:rPr>
-      </w:pPr>
-    </w:p>
-    <w:p>
+          <ns2:ligatures ns2:val="none"/>
+        </w:rPr>
+      </w:pPr>
+    </w:p>
+    <w:p ns2:paraId="0B80AAA5" ns2:textId="77777777">
       <w:pPr>
         <w:numPr>
           <w:ilvl w:val="0"/>
@@ -536,7 +536,7 @@
           <w:color w:val="000000"/>
           <w:kern w:val="0"/>
           <w:lang w:eastAsia="es-PE"/>
-          <w14:ligatures w14:val="none"/>
+          <ns2:ligatures ns2:val="none"/>
         </w:rPr>
       </w:pPr>
       <w:r>
@@ -546,12 +546,12 @@
           <w:color w:val="000000"/>
           <w:kern w:val="0"/>
           <w:lang w:eastAsia="es-PE"/>
-          <w14:ligatures w14:val="none"/>
+          <ns2:ligatures ns2:val="none"/>
         </w:rPr>
         <w:t xml:space="preserve">HECHOS </w:t>
       </w:r>
     </w:p>
-    <w:p>
+    <w:p ns2:paraId="621F2AB2" ns2:textId="77777777">
       <w:pPr>
         <w:spacing w:after="0" w:line="240" w:lineRule="auto"/>
         <w:contextualSpacing/>
@@ -561,11 +561,11 @@
           <w:color w:val="000000"/>
           <w:kern w:val="0"/>
           <w:lang w:eastAsia="es-PE"/>
-          <w14:ligatures w14:val="none"/>
-        </w:rPr>
-      </w:pPr>
-    </w:p>
-    <w:p>
+          <ns2:ligatures ns2:val="none"/>
+        </w:rPr>
+      </w:pPr>
+    </w:p>
+    <w:p ns2:paraId="60B5D5B0" ns2:textId="24CF91F8">
       <w:pPr>
         <w:numPr>
           <w:ilvl w:val="1"/>
@@ -580,7 +580,7 @@
           <w:color w:val="000000"/>
           <w:kern w:val="0"/>
           <w:lang w:val="es-ES" w:eastAsia="es-ES"/>
-          <w14:ligatures w14:val="none"/>
+          <ns2:ligatures ns2:val="none"/>
         </w:rPr>
       </w:pPr>
       <w:r>
@@ -589,7 +589,7 @@
           <w:color w:val="000000"/>
           <w:kern w:val="0"/>
           <w:lang w:val="es-ES" w:eastAsia="es-ES"/>
-          <w14:ligatures w14:val="none"/>
+          <ns2:ligatures ns2:val="none"/>
         </w:rPr>
         <w:t xml:space="preserve">Mediante el escrito del 25 de febrero de 2026, complementado mediante escrito del 25 de febrero de 2026, subsanado mediante escrito del 12 de marzo de 2026, el señor [APELLIDO] denunció a Pacífico por presuntas infracciones a la Ley 29571, Código de Protección y Defensa del Consumidor (en adelante, Código), señalando lo siguiente:</w:t>
       </w:r>
@@ -599,7 +599,7 @@
           <w:color w:val="000000"/>
           <w:kern w:val="0"/>
           <w:lang w:val="es-ES" w:eastAsia="es-ES"/>
-          <w14:ligatures w14:val="none"/>
+          <ns2:ligatures ns2:val="none"/>
         </w:rPr>
         <w:t/>
       </w:r>
@@ -607,7 +607,7 @@
         <w:rPr>
           <w:rFonts w:ascii="Arial Narrow" w:eastAsia="Calibri" w:hAnsi="Arial Narrow" w:cs="Arial"/>
           <w:kern w:val="0"/>
-          <w14:ligatures w14:val="none"/>
+          <ns2:ligatures ns2:val="none"/>
         </w:rPr>
         <w:t/>
       </w:r>
@@ -615,7 +615,7 @@
         <w:rPr>
           <w:rFonts w:ascii="Arial Narrow" w:eastAsia="Calibri" w:hAnsi="Arial Narrow" w:cs="Arial"/>
           <w:kern w:val="0"/>
-          <w14:ligatures w14:val="none"/>
+          <ns2:ligatures ns2:val="none"/>
         </w:rPr>
         <w:t xml:space="preserve"/>
       </w:r>
@@ -623,7 +623,7 @@
         <w:rPr>
           <w:rFonts w:ascii="Arial Narrow" w:eastAsia="Calibri" w:hAnsi="Arial Narrow" w:cs="Arial"/>
           <w:kern w:val="0"/>
-          <w14:ligatures w14:val="none"/>
+          <ns2:ligatures ns2:val="none"/>
         </w:rPr>
         <w:t/>
       </w:r>
@@ -631,7 +631,7 @@
         <w:rPr>
           <w:rFonts w:ascii="Arial Narrow" w:eastAsia="Calibri" w:hAnsi="Arial Narrow" w:cs="Arial"/>
           <w:kern w:val="0"/>
-          <w14:ligatures w14:val="none"/>
+          <ns2:ligatures ns2:val="none"/>
         </w:rPr>
         <w:t xml:space="preserve"/>
       </w:r>
@@ -639,7 +639,7 @@
         <w:rPr>
           <w:rFonts w:ascii="Arial Narrow" w:eastAsia="Calibri" w:hAnsi="Arial Narrow" w:cs="Arial"/>
           <w:kern w:val="0"/>
-          <w14:ligatures w14:val="none"/>
+          <ns2:ligatures ns2:val="none"/>
         </w:rPr>
         <w:t xml:space="preserve"/>
       </w:r>
@@ -647,7 +647,7 @@
         <w:rPr>
           <w:rFonts w:ascii="Arial Narrow" w:eastAsia="Calibri" w:hAnsi="Arial Narrow" w:cs="Arial"/>
           <w:kern w:val="0"/>
-          <w14:ligatures w14:val="none"/>
+          <ns2:ligatures ns2:val="none"/>
         </w:rPr>
         <w:t/>
       </w:r>
@@ -657,7 +657,7 @@
           <w:color w:val="000000"/>
           <w:kern w:val="0"/>
           <w:lang w:val="es-ES" w:eastAsia="es-ES"/>
-          <w14:ligatures w14:val="none"/>
+          <ns2:ligatures ns2:val="none"/>
         </w:rPr>
         <w:t xml:space="preserve"/>
       </w:r>
@@ -667,7 +667,7 @@
           <w:color w:val="000000"/>
           <w:kern w:val="0"/>
           <w:lang w:val="es-ES" w:eastAsia="es-ES"/>
-          <w14:ligatures w14:val="none"/>
+          <ns2:ligatures ns2:val="none"/>
         </w:rPr>
         <w:t xml:space="preserve"/>
       </w:r>
@@ -677,7 +677,7 @@
           <w:color w:val="000000"/>
           <w:kern w:val="0"/>
           <w:lang w:val="es-ES" w:eastAsia="es-ES"/>
-          <w14:ligatures w14:val="none"/>
+          <ns2:ligatures ns2:val="none"/>
         </w:rPr>
         <w:t/>
       </w:r>
@@ -687,7 +687,7 @@
           <w:color w:val="000000"/>
           <w:kern w:val="0"/>
           <w:lang w:val="es-ES" w:eastAsia="es-ES"/>
-          <w14:ligatures w14:val="none"/>
+          <ns2:ligatures ns2:val="none"/>
         </w:rPr>
         <w:t/>
       </w:r>
@@ -699,7 +699,7 @@
           <w:kern w:val="0"/>
           <w:vertAlign w:val="superscript"/>
           <w:lang w:val="es-ES" w:eastAsia="es-ES"/>
-          <w14:ligatures w14:val="none"/>
+          <ns2:ligatures ns2:val="none"/>
         </w:rPr>
         <w:footnoteReference w:id="1"/>
       </w:r>
@@ -709,7 +709,7 @@
           <w:color w:val="000000"/>
           <w:kern w:val="0"/>
           <w:lang w:val="es-ES" w:eastAsia="es-ES"/>
-          <w14:ligatures w14:val="none"/>
+          <ns2:ligatures ns2:val="none"/>
         </w:rPr>
         <w:t xml:space="preserve"/>
       </w:r>
@@ -720,12 +720,12 @@
           <w:color w:val="000000"/>
           <w:kern w:val="0"/>
           <w:lang w:val="es-ES" w:eastAsia="es-ES"/>
-          <w14:ligatures w14:val="none"/>
+          <ns2:ligatures ns2:val="none"/>
         </w:rPr>
         <w:t/>
       </w:r>
     </w:p>
-    <w:p>
+    <w:p ns2:paraId="512911CE" ns2:textId="77777777">
       <w:pPr>
         <w:spacing w:after="0" w:line="240" w:lineRule="auto"/>
         <w:contextualSpacing/>
@@ -735,11 +735,11 @@
           <w:color w:val="000000"/>
           <w:kern w:val="0"/>
           <w:lang w:eastAsia="es-ES"/>
-          <w14:ligatures w14:val="none"/>
-        </w:rPr>
-      </w:pPr>
-    </w:p>
-    <w:p>
+          <ns2:ligatures ns2:val="none"/>
+        </w:rPr>
+      </w:pPr>
+    </w:p>
+    <w:p ns2:paraId="37ACBF8F" ns2:textId="2EC9CF4D">
       <w:pPr>
         <w:pStyle w:val="Prrafodelista"/>
         <w:numPr>
@@ -757,16 +757,16 @@
           <w:color w:val="000000"/>
           <w:kern w:val="0"/>
           <w:lang w:eastAsia="es-ES"/>
-          <w14:ligatures w14:val="none"/>
-        </w:rPr>
-      </w:pPr>
-      <w:r>
-        <w:rPr>
-          <w:rFonts w:ascii="Arial Narrow" w:eastAsia="Times New Roman" w:hAnsi="Arial Narrow" w:cs="Arial"/>
-          <w:color w:val="000000"/>
-          <w:kern w:val="0"/>
-          <w:lang w:eastAsia="es-ES"/>
-          <w14:ligatures w14:val="none"/>
+          <ns2:ligatures ns2:val="none"/>
+        </w:rPr>
+      </w:pPr>
+      <w:r>
+        <w:rPr>
+          <w:rFonts w:ascii="Arial Narrow" w:eastAsia="Times New Roman" w:hAnsi="Arial Narrow" w:cs="Arial"/>
+          <w:color w:val="000000"/>
+          <w:kern w:val="0"/>
+          <w:lang w:eastAsia="es-ES"/>
+          <ns2:ligatures ns2:val="none"/>
         </w:rPr>
         <w:t xml:space="preserve">Adquirió el Seguro de Auto Modular – Póliza 2005419714 (en adelante, Seguro </w:t>
       </w:r>
@@ -776,7 +776,7 @@
           <w:color w:val="000000"/>
           <w:kern w:val="0"/>
           <w:lang w:eastAsia="es-ES"/>
-          <w14:ligatures w14:val="none"/>
+          <ns2:ligatures ns2:val="none"/>
         </w:rPr>
         <w:t>Vehicular</w:t>
       </w:r>
@@ -786,7 +786,7 @@
           <w:color w:val="000000"/>
           <w:kern w:val="0"/>
           <w:lang w:eastAsia="es-ES"/>
-          <w14:ligatures w14:val="none"/>
+          <ns2:ligatures ns2:val="none"/>
         </w:rPr>
         <w:t>)</w:t>
       </w:r>
@@ -796,7 +796,7 @@
           <w:color w:val="000000"/>
           <w:kern w:val="0"/>
           <w:lang w:eastAsia="es-ES"/>
-          <w14:ligatures w14:val="none"/>
+          <ns2:ligatures ns2:val="none"/>
         </w:rPr>
         <w:t xml:space="preserve"> emitido por </w:t>
       </w:r>
@@ -806,7 +806,7 @@
           <w:color w:val="000000"/>
           <w:kern w:val="0"/>
           <w:lang w:val="es-ES" w:eastAsia="es-ES"/>
-          <w14:ligatures w14:val="none"/>
+          <ns2:ligatures ns2:val="none"/>
         </w:rPr>
         <w:t>Pacífico</w:t>
       </w:r>
@@ -816,7 +816,7 @@
           <w:color w:val="000000"/>
           <w:kern w:val="0"/>
           <w:lang w:eastAsia="es-ES"/>
-          <w14:ligatures w14:val="none"/>
+          <ns2:ligatures ns2:val="none"/>
         </w:rPr>
         <w:t xml:space="preserve"> </w:t>
       </w:r>
@@ -826,7 +826,7 @@
           <w:color w:val="000000"/>
           <w:kern w:val="0"/>
           <w:lang w:eastAsia="es-ES"/>
-          <w14:ligatures w14:val="none"/>
+          <ns2:ligatures ns2:val="none"/>
         </w:rPr>
         <w:t>para asegurar</w:t>
       </w:r>
@@ -836,7 +836,7 @@
           <w:color w:val="000000"/>
           <w:kern w:val="0"/>
           <w:lang w:eastAsia="es-ES"/>
-          <w14:ligatures w14:val="none"/>
+          <ns2:ligatures ns2:val="none"/>
         </w:rPr>
         <w:t xml:space="preserve"> el vehículo con Placa de Rodaje AKL-103</w:t>
       </w:r>
@@ -846,12 +846,12 @@
           <w:color w:val="000000"/>
           <w:kern w:val="0"/>
           <w:lang w:eastAsia="es-ES"/>
-          <w14:ligatures w14:val="none"/>
+          <ns2:ligatures ns2:val="none"/>
         </w:rPr>
         <w:t xml:space="preserve"> (en adelante, vehículo asegurado).</w:t>
       </w:r>
     </w:p>
-    <w:p>
+    <w:p ns2:paraId="130CBD20" ns2:textId="77777777">
       <w:pPr>
         <w:pStyle w:val="Prrafodelista"/>
         <w:spacing w:after="0" w:line="240" w:lineRule="auto"/>
@@ -862,11 +862,11 @@
           <w:color w:val="000000"/>
           <w:kern w:val="0"/>
           <w:lang w:eastAsia="es-ES"/>
-          <w14:ligatures w14:val="none"/>
-        </w:rPr>
-      </w:pPr>
-    </w:p>
-    <w:p>
+          <ns2:ligatures ns2:val="none"/>
+        </w:rPr>
+      </w:pPr>
+    </w:p>
+    <w:p ns2:paraId="0E6515E6" ns2:textId="2A6D0129">
       <w:pPr>
         <w:pStyle w:val="Prrafodelista"/>
         <w:numPr>
@@ -884,16 +884,16 @@
           <w:color w:val="000000"/>
           <w:kern w:val="0"/>
           <w:lang w:eastAsia="es-ES"/>
-          <w14:ligatures w14:val="none"/>
-        </w:rPr>
-      </w:pPr>
-      <w:r>
-        <w:rPr>
-          <w:rFonts w:ascii="Arial Narrow" w:eastAsia="Times New Roman" w:hAnsi="Arial Narrow" w:cs="Arial"/>
-          <w:color w:val="000000"/>
-          <w:kern w:val="0"/>
-          <w:lang w:eastAsia="es-ES"/>
-          <w14:ligatures w14:val="none"/>
+          <ns2:ligatures ns2:val="none"/>
+        </w:rPr>
+      </w:pPr>
+      <w:r>
+        <w:rPr>
+          <w:rFonts w:ascii="Arial Narrow" w:eastAsia="Times New Roman" w:hAnsi="Arial Narrow" w:cs="Arial"/>
+          <w:color w:val="000000"/>
+          <w:kern w:val="0"/>
+          <w:lang w:eastAsia="es-ES"/>
+          <ns2:ligatures ns2:val="none"/>
         </w:rPr>
         <w:t>Posteriormente, ocurrió un siniestro</w:t>
       </w:r>
@@ -903,7 +903,7 @@
           <w:color w:val="000000"/>
           <w:kern w:val="0"/>
           <w:lang w:eastAsia="es-ES"/>
-          <w14:ligatures w14:val="none"/>
+          <ns2:ligatures ns2:val="none"/>
         </w:rPr>
         <w:t xml:space="preserve"> </w:t>
       </w:r>
@@ -913,7 +913,7 @@
           <w:color w:val="000000"/>
           <w:kern w:val="0"/>
           <w:lang w:eastAsia="es-ES"/>
-          <w14:ligatures w14:val="none"/>
+          <ns2:ligatures ns2:val="none"/>
         </w:rPr>
         <w:t xml:space="preserve">en el que un impacto </w:t>
       </w:r>
@@ -923,7 +923,7 @@
           <w:color w:val="000000"/>
           <w:kern w:val="0"/>
           <w:lang w:eastAsia="es-ES"/>
-          <w14:ligatures w14:val="none"/>
+          <ns2:ligatures ns2:val="none"/>
         </w:rPr>
         <w:t>afec</w:t>
       </w:r>
@@ -933,7 +933,7 @@
           <w:color w:val="000000"/>
           <w:kern w:val="0"/>
           <w:lang w:eastAsia="es-ES"/>
-          <w14:ligatures w14:val="none"/>
+          <ns2:ligatures ns2:val="none"/>
         </w:rPr>
         <w:t>tó</w:t>
       </w:r>
@@ -943,7 +943,7 @@
           <w:color w:val="000000"/>
           <w:kern w:val="0"/>
           <w:lang w:eastAsia="es-ES"/>
-          <w14:ligatures w14:val="none"/>
+          <ns2:ligatures ns2:val="none"/>
         </w:rPr>
         <w:t xml:space="preserve"> el vehículo asegurado</w:t>
       </w:r>
@@ -953,7 +953,7 @@
           <w:color w:val="000000"/>
           <w:kern w:val="0"/>
           <w:lang w:eastAsia="es-ES"/>
-          <w14:ligatures w14:val="none"/>
+          <ns2:ligatures ns2:val="none"/>
         </w:rPr>
         <w:t xml:space="preserve"> y</w:t>
       </w:r>
@@ -963,7 +963,7 @@
           <w:color w:val="000000"/>
           <w:kern w:val="0"/>
           <w:lang w:eastAsia="es-ES"/>
-          <w14:ligatures w14:val="none"/>
+          <ns2:ligatures ns2:val="none"/>
         </w:rPr>
         <w:t xml:space="preserve"> luego</w:t>
       </w:r>
@@ -973,7 +973,7 @@
           <w:color w:val="000000"/>
           <w:kern w:val="0"/>
           <w:lang w:eastAsia="es-ES"/>
-          <w14:ligatures w14:val="none"/>
+          <ns2:ligatures ns2:val="none"/>
         </w:rPr>
         <w:t xml:space="preserve"> fue reportado a Pacífico</w:t>
       </w:r>
@@ -983,12 +983,12 @@
           <w:color w:val="000000"/>
           <w:kern w:val="0"/>
           <w:lang w:eastAsia="es-ES"/>
-          <w14:ligatures w14:val="none"/>
+          <ns2:ligatures ns2:val="none"/>
         </w:rPr>
         <w:t>.</w:t>
       </w:r>
     </w:p>
-    <w:p>
+    <w:p ns2:paraId="5705E0EF" ns2:textId="77777777">
       <w:pPr>
         <w:pStyle w:val="Prrafodelista"/>
         <w:spacing w:after="0" w:line="240" w:lineRule="auto"/>
@@ -999,11 +999,11 @@
           <w:color w:val="000000"/>
           <w:kern w:val="0"/>
           <w:lang w:eastAsia="es-ES"/>
-          <w14:ligatures w14:val="none"/>
-        </w:rPr>
-      </w:pPr>
-    </w:p>
-    <w:p>
+          <ns2:ligatures ns2:val="none"/>
+        </w:rPr>
+      </w:pPr>
+    </w:p>
+    <w:p ns2:paraId="17931C80" ns2:textId="5345F3DE">
       <w:pPr>
         <w:pStyle w:val="Prrafodelista"/>
         <w:numPr>
@@ -1021,16 +1021,16 @@
           <w:color w:val="000000"/>
           <w:kern w:val="0"/>
           <w:lang w:eastAsia="es-ES"/>
-          <w14:ligatures w14:val="none"/>
-        </w:rPr>
-      </w:pPr>
-      <w:r>
-        <w:rPr>
-          <w:rFonts w:ascii="Arial Narrow" w:eastAsia="Times New Roman" w:hAnsi="Arial Narrow" w:cs="Arial"/>
-          <w:color w:val="000000"/>
-          <w:kern w:val="0"/>
-          <w:lang w:eastAsia="es-ES"/>
-          <w14:ligatures w14:val="none"/>
+          <ns2:ligatures ns2:val="none"/>
+        </w:rPr>
+      </w:pPr>
+      <w:r>
+        <w:rPr>
+          <w:rFonts w:ascii="Arial Narrow" w:eastAsia="Times New Roman" w:hAnsi="Arial Narrow" w:cs="Arial"/>
+          <w:color w:val="000000"/>
+          <w:kern w:val="0"/>
+          <w:lang w:eastAsia="es-ES"/>
+          <ns2:ligatures ns2:val="none"/>
         </w:rPr>
         <w:t>El 7 de enero de 2026, el taller autorizado</w:t>
       </w:r>
@@ -1040,7 +1040,7 @@
           <w:color w:val="000000"/>
           <w:kern w:val="0"/>
           <w:lang w:eastAsia="es-ES"/>
-          <w14:ligatures w14:val="none"/>
+          <ns2:ligatures ns2:val="none"/>
         </w:rPr>
         <w:t xml:space="preserve"> por la compañía aseguradora</w:t>
       </w:r>
@@ -1050,7 +1050,7 @@
           <w:color w:val="000000"/>
           <w:kern w:val="0"/>
           <w:lang w:eastAsia="es-ES"/>
-          <w14:ligatures w14:val="none"/>
+          <ns2:ligatures ns2:val="none"/>
         </w:rPr>
         <w:t xml:space="preserve"> emitió la Carta de Pérdida Total FOR-DYP-003, en la cual se consignó la existencia de daños críticos en el </w:t>
       </w:r>
@@ -1060,7 +1060,7 @@
           <w:color w:val="000000"/>
           <w:kern w:val="0"/>
           <w:lang w:eastAsia="es-ES"/>
-          <w14:ligatures w14:val="none"/>
+          <ns2:ligatures ns2:val="none"/>
         </w:rPr>
         <w:t>vehículo asegurado</w:t>
       </w:r>
@@ -1070,7 +1070,7 @@
           <w:color w:val="000000"/>
           <w:kern w:val="0"/>
           <w:lang w:eastAsia="es-ES"/>
-          <w14:ligatures w14:val="none"/>
+          <ns2:ligatures ns2:val="none"/>
         </w:rPr>
         <w:t xml:space="preserve">; en ese contexto, la </w:t>
       </w:r>
@@ -1080,7 +1080,7 @@
           <w:color w:val="000000"/>
           <w:kern w:val="0"/>
           <w:lang w:val="es-ES" w:eastAsia="es-ES"/>
-          <w14:ligatures w14:val="none"/>
+          <ns2:ligatures ns2:val="none"/>
         </w:rPr>
         <w:t>Pacífico</w:t>
       </w:r>
@@ -1090,7 +1090,7 @@
           <w:color w:val="000000"/>
           <w:kern w:val="0"/>
           <w:lang w:eastAsia="es-ES"/>
-          <w14:ligatures w14:val="none"/>
+          <ns2:ligatures ns2:val="none"/>
         </w:rPr>
         <w:t xml:space="preserve"> </w:t>
       </w:r>
@@ -1100,7 +1100,7 @@
           <w:color w:val="000000"/>
           <w:kern w:val="0"/>
           <w:lang w:eastAsia="es-ES"/>
-          <w14:ligatures w14:val="none"/>
+          <ns2:ligatures ns2:val="none"/>
         </w:rPr>
         <w:t xml:space="preserve">aceptó dicha evaluación técnica y dispuso el traslado del </w:t>
       </w:r>
@@ -1110,7 +1110,7 @@
           <w:color w:val="000000"/>
           <w:kern w:val="0"/>
           <w:lang w:eastAsia="es-ES"/>
-          <w14:ligatures w14:val="none"/>
+          <ns2:ligatures ns2:val="none"/>
         </w:rPr>
         <w:t xml:space="preserve">vehículo asegurado </w:t>
       </w:r>
@@ -1120,7 +1120,7 @@
           <w:color w:val="000000"/>
           <w:kern w:val="0"/>
           <w:lang w:eastAsia="es-ES"/>
-          <w14:ligatures w14:val="none"/>
+          <ns2:ligatures ns2:val="none"/>
         </w:rPr>
         <w:t>a un depósito bajo su administración, asumiendo su custodia.</w:t>
       </w:r>
@@ -1130,12 +1130,12 @@
           <w:color w:val="000000"/>
           <w:kern w:val="0"/>
           <w:lang w:eastAsia="es-ES"/>
-          <w14:ligatures w14:val="none"/>
+          <ns2:ligatures ns2:val="none"/>
         </w:rPr>
         <w:t xml:space="preserve"> </w:t>
       </w:r>
     </w:p>
-    <w:p>
+    <w:p ns2:paraId="7F71D12D" ns2:textId="77777777">
       <w:pPr>
         <w:spacing w:after="0" w:line="240" w:lineRule="auto"/>
         <w:contextualSpacing/>
@@ -1145,11 +1145,11 @@
           <w:color w:val="000000"/>
           <w:kern w:val="0"/>
           <w:lang w:eastAsia="es-ES"/>
-          <w14:ligatures w14:val="none"/>
-        </w:rPr>
-      </w:pPr>
-    </w:p>
-    <w:p>
+          <ns2:ligatures ns2:val="none"/>
+        </w:rPr>
+      </w:pPr>
+    </w:p>
+    <w:p ns2:paraId="27DE53D4" ns2:textId="12F3DA4A">
       <w:pPr>
         <w:pStyle w:val="Prrafodelista"/>
         <w:numPr>
@@ -1167,16 +1167,16 @@
           <w:color w:val="000000"/>
           <w:kern w:val="0"/>
           <w:lang w:eastAsia="es-ES"/>
-          <w14:ligatures w14:val="none"/>
-        </w:rPr>
-      </w:pPr>
-      <w:r>
-        <w:rPr>
-          <w:rFonts w:ascii="Arial Narrow" w:eastAsia="Times New Roman" w:hAnsi="Arial Narrow" w:cs="Arial"/>
-          <w:color w:val="000000"/>
-          <w:kern w:val="0"/>
-          <w:lang w:eastAsia="es-ES"/>
-          <w14:ligatures w14:val="none"/>
+          <ns2:ligatures ns2:val="none"/>
+        </w:rPr>
+      </w:pPr>
+      <w:r>
+        <w:rPr>
+          <w:rFonts w:ascii="Arial Narrow" w:eastAsia="Times New Roman" w:hAnsi="Arial Narrow" w:cs="Arial"/>
+          <w:color w:val="000000"/>
+          <w:kern w:val="0"/>
+          <w:lang w:eastAsia="es-ES"/>
+          <ns2:ligatures ns2:val="none"/>
         </w:rPr>
         <w:t>Mediante carta del 8 de enero de 2026</w:t>
       </w:r>
@@ -1186,7 +1186,7 @@
           <w:color w:val="000000"/>
           <w:kern w:val="0"/>
           <w:lang w:eastAsia="es-ES"/>
-          <w14:ligatures w14:val="none"/>
+          <ns2:ligatures ns2:val="none"/>
         </w:rPr>
         <w:t>, notificada el 11 de enero</w:t>
       </w:r>
@@ -1196,7 +1196,7 @@
           <w:color w:val="000000"/>
           <w:kern w:val="0"/>
           <w:lang w:eastAsia="es-ES"/>
-          <w14:ligatures w14:val="none"/>
+          <ns2:ligatures ns2:val="none"/>
         </w:rPr>
         <w:t xml:space="preserve">, </w:t>
       </w:r>
@@ -1206,7 +1206,7 @@
           <w:color w:val="000000"/>
           <w:kern w:val="0"/>
           <w:lang w:val="es-ES" w:eastAsia="es-ES"/>
-          <w14:ligatures w14:val="none"/>
+          <ns2:ligatures ns2:val="none"/>
         </w:rPr>
         <w:t>Pacífico negó</w:t>
       </w:r>
@@ -1216,7 +1216,7 @@
           <w:color w:val="000000"/>
           <w:kern w:val="0"/>
           <w:lang w:eastAsia="es-ES"/>
-          <w14:ligatures w14:val="none"/>
+          <ns2:ligatures ns2:val="none"/>
         </w:rPr>
         <w:t xml:space="preserve"> </w:t>
       </w:r>
@@ -1226,7 +1226,7 @@
           <w:color w:val="000000"/>
           <w:kern w:val="0"/>
           <w:lang w:eastAsia="es-ES"/>
-          <w14:ligatures w14:val="none"/>
+          <ns2:ligatures ns2:val="none"/>
         </w:rPr>
         <w:t>su solicitud de</w:t>
       </w:r>
@@ -1236,7 +1236,7 @@
           <w:color w:val="000000"/>
           <w:kern w:val="0"/>
           <w:lang w:eastAsia="es-ES"/>
-          <w14:ligatures w14:val="none"/>
+          <ns2:ligatures ns2:val="none"/>
         </w:rPr>
         <w:t xml:space="preserve"> otorgamiento</w:t>
       </w:r>
@@ -1246,7 +1246,7 @@
           <w:color w:val="000000"/>
           <w:kern w:val="0"/>
           <w:lang w:eastAsia="es-ES"/>
-          <w14:ligatures w14:val="none"/>
+          <ns2:ligatures ns2:val="none"/>
         </w:rPr>
         <w:t xml:space="preserve"> de cobertura,</w:t>
       </w:r>
@@ -1256,7 +1256,7 @@
           <w:color w:val="000000"/>
           <w:kern w:val="0"/>
           <w:lang w:eastAsia="es-ES"/>
-          <w14:ligatures w14:val="none"/>
+          <ns2:ligatures ns2:val="none"/>
         </w:rPr>
         <w:t xml:space="preserve"> sustentando su </w:t>
       </w:r>
@@ -1267,7 +1267,7 @@
           <w:color w:val="000000"/>
           <w:kern w:val="0"/>
           <w:lang w:eastAsia="es-ES"/>
-          <w14:ligatures w14:val="none"/>
+          <ns2:ligatures ns2:val="none"/>
         </w:rPr>
         <w:t>su</w:t>
       </w:r>
@@ -1278,7 +1278,7 @@
           <w:color w:val="000000"/>
           <w:kern w:val="0"/>
           <w:lang w:eastAsia="es-ES"/>
-          <w14:ligatures w14:val="none"/>
+          <ns2:ligatures ns2:val="none"/>
         </w:rPr>
         <w:t xml:space="preserve"> decisión en el incumplimiento del plazo de comunicación del siniestro, </w:t>
       </w:r>
@@ -1288,7 +1288,7 @@
           <w:color w:val="000000"/>
           <w:kern w:val="0"/>
           <w:lang w:eastAsia="es-ES"/>
-          <w14:ligatures w14:val="none"/>
+          <ns2:ligatures ns2:val="none"/>
         </w:rPr>
         <w:t xml:space="preserve">aludiendo que se debió dar parte en el menor plazo </w:t>
       </w:r>
@@ -1298,7 +1298,7 @@
           <w:color w:val="000000"/>
           <w:kern w:val="0"/>
           <w:lang w:eastAsia="es-ES"/>
-          <w14:ligatures w14:val="none"/>
+          <ns2:ligatures ns2:val="none"/>
         </w:rPr>
         <w:t>de acuerdo con</w:t>
       </w:r>
@@ -1308,7 +1308,7 @@
           <w:color w:val="000000"/>
           <w:kern w:val="0"/>
           <w:lang w:eastAsia="es-ES"/>
-          <w14:ligatures w14:val="none"/>
+          <ns2:ligatures ns2:val="none"/>
         </w:rPr>
         <w:t xml:space="preserve"> las circunstancias, pero también indicando un plazo máximo de cuatro (4) horas</w:t>
       </w:r>
@@ -1318,7 +1318,7 @@
           <w:color w:val="000000"/>
           <w:kern w:val="0"/>
           <w:lang w:eastAsia="es-ES"/>
-          <w14:ligatures w14:val="none"/>
+          <ns2:ligatures ns2:val="none"/>
         </w:rPr>
         <w:t>.</w:t>
       </w:r>
@@ -1328,7 +1328,7 @@
           <w:color w:val="000000"/>
           <w:kern w:val="0"/>
           <w:lang w:eastAsia="es-ES"/>
-          <w14:ligatures w14:val="none"/>
+          <ns2:ligatures ns2:val="none"/>
         </w:rPr>
         <w:t xml:space="preserve"> </w:t>
       </w:r>
@@ -1338,12 +1338,12 @@
           <w:color w:val="000000"/>
           <w:kern w:val="0"/>
           <w:lang w:eastAsia="es-ES"/>
-          <w14:ligatures w14:val="none"/>
+          <ns2:ligatures ns2:val="none"/>
         </w:rPr>
         <w:t>Asimismo, la compañía aseguradora habría alterado la fecha de la referida carta para simular el cumplimiento de los plazos legales de respuesta.</w:t>
       </w:r>
     </w:p>
-    <w:p>
+    <w:p ns2:paraId="0A6823FE" ns2:textId="77777777">
       <w:pPr>
         <w:pStyle w:val="Prrafodelista"/>
         <w:spacing w:after="0" w:line="240" w:lineRule="auto"/>
@@ -1354,11 +1354,11 @@
           <w:color w:val="000000"/>
           <w:kern w:val="0"/>
           <w:lang w:eastAsia="es-ES"/>
-          <w14:ligatures w14:val="none"/>
-        </w:rPr>
-      </w:pPr>
-    </w:p>
-    <w:p>
+          <ns2:ligatures ns2:val="none"/>
+        </w:rPr>
+      </w:pPr>
+    </w:p>
+    <w:p ns2:paraId="1DBE0757" ns2:textId="406908E5">
       <w:pPr>
         <w:pStyle w:val="Prrafodelista"/>
         <w:numPr>
@@ -1376,16 +1376,16 @@
           <w:color w:val="000000"/>
           <w:kern w:val="0"/>
           <w:lang w:eastAsia="es-ES"/>
-          <w14:ligatures w14:val="none"/>
-        </w:rPr>
-      </w:pPr>
-      <w:r>
-        <w:rPr>
-          <w:rFonts w:ascii="Arial Narrow" w:eastAsia="Times New Roman" w:hAnsi="Arial Narrow" w:cs="Arial"/>
-          <w:color w:val="000000"/>
-          <w:kern w:val="0"/>
-          <w:lang w:eastAsia="es-ES"/>
-          <w14:ligatures w14:val="none"/>
+          <ns2:ligatures ns2:val="none"/>
+        </w:rPr>
+      </w:pPr>
+      <w:r>
+        <w:rPr>
+          <w:rFonts w:ascii="Arial Narrow" w:eastAsia="Times New Roman" w:hAnsi="Arial Narrow" w:cs="Arial"/>
+          <w:color w:val="000000"/>
+          <w:kern w:val="0"/>
+          <w:lang w:eastAsia="es-ES"/>
+          <ns2:ligatures ns2:val="none"/>
         </w:rPr>
         <w:t>No obstante, dicho plazo máximo de cuatro (4) horas estaría previsto en el numeral correspondiente del artículo 4 de las Condiciones Operativas del Seguro Vehicular, constituyéndose como cláusula abusiva por imponer un plazo rígido de cuatro (4) horas sin considerar las circunstancias del siniestro</w:t>
       </w:r>
@@ -1395,7 +1395,7 @@
           <w:color w:val="000000"/>
           <w:kern w:val="0"/>
           <w:lang w:eastAsia="es-ES"/>
-          <w14:ligatures w14:val="none"/>
+          <ns2:ligatures ns2:val="none"/>
         </w:rPr>
         <w:t xml:space="preserve"> ya que el reporte </w:t>
       </w:r>
@@ -1405,7 +1405,7 @@
           <w:color w:val="000000"/>
           <w:kern w:val="0"/>
           <w:lang w:eastAsia="es-ES"/>
-          <w14:ligatures w14:val="none"/>
+          <ns2:ligatures ns2:val="none"/>
         </w:rPr>
         <w:t>de este</w:t>
       </w:r>
@@ -1415,7 +1415,7 @@
           <w:color w:val="000000"/>
           <w:kern w:val="0"/>
           <w:lang w:eastAsia="es-ES"/>
-          <w14:ligatures w14:val="none"/>
+          <ns2:ligatures ns2:val="none"/>
         </w:rPr>
         <w:t xml:space="preserve"> </w:t>
       </w:r>
@@ -1425,7 +1425,7 @@
           <w:color w:val="000000"/>
           <w:kern w:val="0"/>
           <w:lang w:eastAsia="es-ES"/>
-          <w14:ligatures w14:val="none"/>
+          <ns2:ligatures ns2:val="none"/>
         </w:rPr>
         <w:t xml:space="preserve">se realizó en cuanto fue posible y sin afectar la verificación </w:t>
       </w:r>
@@ -1435,7 +1435,7 @@
           <w:color w:val="000000"/>
           <w:kern w:val="0"/>
           <w:lang w:eastAsia="es-ES"/>
-          <w14:ligatures w14:val="none"/>
+          <ns2:ligatures ns2:val="none"/>
         </w:rPr>
         <w:t>de este</w:t>
       </w:r>
@@ -1445,12 +1445,12 @@
           <w:color w:val="000000"/>
           <w:kern w:val="0"/>
           <w:lang w:eastAsia="es-ES"/>
-          <w14:ligatures w14:val="none"/>
+          <ns2:ligatures ns2:val="none"/>
         </w:rPr>
         <w:t xml:space="preserve">. </w:t>
       </w:r>
     </w:p>
-    <w:p>
+    <w:p ns2:paraId="51913EAC" ns2:textId="77777777">
       <w:pPr>
         <w:pStyle w:val="Prrafodelista"/>
         <w:spacing w:after="0" w:line="240" w:lineRule="auto"/>
@@ -1459,11 +1459,11 @@
           <w:color w:val="000000"/>
           <w:kern w:val="0"/>
           <w:lang w:eastAsia="es-ES"/>
-          <w14:ligatures w14:val="none"/>
-        </w:rPr>
-      </w:pPr>
-    </w:p>
-    <w:p>
+          <ns2:ligatures ns2:val="none"/>
+        </w:rPr>
+      </w:pPr>
+    </w:p>
+    <w:p ns2:paraId="0C5FC83B" ns2:textId="542E460E">
       <w:pPr>
         <w:pStyle w:val="Prrafodelista"/>
         <w:numPr>
@@ -1481,16 +1481,16 @@
           <w:color w:val="000000"/>
           <w:kern w:val="0"/>
           <w:lang w:eastAsia="es-ES"/>
-          <w14:ligatures w14:val="none"/>
-        </w:rPr>
-      </w:pPr>
-      <w:r>
-        <w:rPr>
-          <w:rFonts w:ascii="Arial Narrow" w:eastAsia="Times New Roman" w:hAnsi="Arial Narrow" w:cs="Arial"/>
-          <w:color w:val="000000"/>
-          <w:kern w:val="0"/>
-          <w:lang w:eastAsia="es-ES"/>
-          <w14:ligatures w14:val="none"/>
+          <ns2:ligatures ns2:val="none"/>
+        </w:rPr>
+      </w:pPr>
+      <w:r>
+        <w:rPr>
+          <w:rFonts w:ascii="Arial Narrow" w:eastAsia="Times New Roman" w:hAnsi="Arial Narrow" w:cs="Arial"/>
+          <w:color w:val="000000"/>
+          <w:kern w:val="0"/>
+          <w:lang w:eastAsia="es-ES"/>
+          <ns2:ligatures ns2:val="none"/>
         </w:rPr>
         <w:t xml:space="preserve">Por otra parte, la negativa de otorgamiento de cobertura también se habría sustentado en el numeral previsto en el artículo 5 de las Condiciones Operativas del Seguro Vehicular, el constituyéndose como cláusula abusiva al atribuirle falta de diligencia pese a haber detenido </w:t>
       </w:r>
@@ -1500,7 +1500,7 @@
           <w:color w:val="000000"/>
           <w:kern w:val="0"/>
           <w:lang w:eastAsia="es-ES"/>
-          <w14:ligatures w14:val="none"/>
+          <ns2:ligatures ns2:val="none"/>
         </w:rPr>
         <w:lastRenderedPageBreak/>
         <w:t xml:space="preserve">el vehículo inmediatamente </w:t>
@@ -1511,7 +1511,7 @@
           <w:color w:val="000000"/>
           <w:kern w:val="0"/>
           <w:lang w:eastAsia="es-ES"/>
-          <w14:ligatures w14:val="none"/>
+          <ns2:ligatures ns2:val="none"/>
         </w:rPr>
         <w:t>luego</w:t>
       </w:r>
@@ -1521,7 +1521,7 @@
           <w:color w:val="000000"/>
           <w:kern w:val="0"/>
           <w:lang w:eastAsia="es-ES"/>
-          <w14:ligatures w14:val="none"/>
+          <ns2:ligatures ns2:val="none"/>
         </w:rPr>
         <w:t xml:space="preserve"> </w:t>
       </w:r>
@@ -1531,7 +1531,7 @@
           <w:color w:val="000000"/>
           <w:kern w:val="0"/>
           <w:lang w:eastAsia="es-ES"/>
-          <w14:ligatures w14:val="none"/>
+          <ns2:ligatures ns2:val="none"/>
         </w:rPr>
         <w:t>d</w:t>
       </w:r>
@@ -1541,7 +1541,7 @@
           <w:color w:val="000000"/>
           <w:kern w:val="0"/>
           <w:lang w:eastAsia="es-ES"/>
-          <w14:ligatures w14:val="none"/>
+          <ns2:ligatures ns2:val="none"/>
         </w:rPr>
         <w:t xml:space="preserve">el impacto y </w:t>
       </w:r>
@@ -1551,7 +1551,7 @@
           <w:color w:val="000000"/>
           <w:kern w:val="0"/>
           <w:lang w:eastAsia="es-ES"/>
-          <w14:ligatures w14:val="none"/>
+          <ns2:ligatures ns2:val="none"/>
         </w:rPr>
         <w:t>haber priorizado</w:t>
       </w:r>
@@ -1561,7 +1561,7 @@
           <w:color w:val="000000"/>
           <w:kern w:val="0"/>
           <w:lang w:eastAsia="es-ES"/>
-          <w14:ligatures w14:val="none"/>
+          <ns2:ligatures ns2:val="none"/>
         </w:rPr>
         <w:t xml:space="preserve"> la seguridad de los ocupantes</w:t>
       </w:r>
@@ -1571,7 +1571,7 @@
           <w:color w:val="000000"/>
           <w:kern w:val="0"/>
           <w:lang w:eastAsia="es-ES"/>
-          <w14:ligatures w14:val="none"/>
+          <ns2:ligatures ns2:val="none"/>
         </w:rPr>
         <w:t xml:space="preserve"> del vehículo asegurado en el momento del siniestro</w:t>
       </w:r>
@@ -1581,12 +1581,12 @@
           <w:color w:val="000000"/>
           <w:kern w:val="0"/>
           <w:lang w:eastAsia="es-ES"/>
-          <w14:ligatures w14:val="none"/>
+          <ns2:ligatures ns2:val="none"/>
         </w:rPr>
         <w:t>.</w:t>
       </w:r>
     </w:p>
-    <w:p>
+    <w:p ns2:paraId="1E2C677B" ns2:textId="77777777">
       <w:pPr>
         <w:pStyle w:val="Prrafodelista"/>
         <w:spacing w:after="0" w:line="240" w:lineRule="auto"/>
@@ -1595,11 +1595,11 @@
           <w:color w:val="000000"/>
           <w:kern w:val="0"/>
           <w:lang w:eastAsia="es-ES"/>
-          <w14:ligatures w14:val="none"/>
-        </w:rPr>
-      </w:pPr>
-    </w:p>
-    <w:p>
+          <ns2:ligatures ns2:val="none"/>
+        </w:rPr>
+      </w:pPr>
+    </w:p>
+    <w:p ns2:paraId="4C72BA4F" ns2:textId="77840B2F">
       <w:pPr>
         <w:pStyle w:val="Prrafodelista"/>
         <w:numPr>
@@ -1617,16 +1617,16 @@
           <w:color w:val="000000"/>
           <w:kern w:val="0"/>
           <w:lang w:eastAsia="es-ES"/>
-          <w14:ligatures w14:val="none"/>
-        </w:rPr>
-      </w:pPr>
-      <w:r>
-        <w:rPr>
-          <w:rFonts w:ascii="Arial Narrow" w:eastAsia="Times New Roman" w:hAnsi="Arial Narrow" w:cs="Arial"/>
-          <w:color w:val="000000"/>
-          <w:kern w:val="0"/>
-          <w:lang w:eastAsia="es-ES"/>
-          <w14:ligatures w14:val="none"/>
+          <ns2:ligatures ns2:val="none"/>
+        </w:rPr>
+      </w:pPr>
+      <w:r>
+        <w:rPr>
+          <w:rFonts w:ascii="Arial Narrow" w:eastAsia="Times New Roman" w:hAnsi="Arial Narrow" w:cs="Arial"/>
+          <w:color w:val="000000"/>
+          <w:kern w:val="0"/>
+          <w:lang w:eastAsia="es-ES"/>
+          <ns2:ligatures ns2:val="none"/>
         </w:rPr>
         <w:t xml:space="preserve">En consecuencia, el </w:t>
       </w:r>
@@ -1636,7 +1636,7 @@
           <w:color w:val="000000"/>
           <w:kern w:val="0"/>
           <w:lang w:eastAsia="es-ES"/>
-          <w14:ligatures w14:val="none"/>
+          <ns2:ligatures ns2:val="none"/>
         </w:rPr>
         <w:t>11</w:t>
       </w:r>
@@ -1646,7 +1646,7 @@
           <w:color w:val="000000"/>
           <w:kern w:val="0"/>
           <w:lang w:eastAsia="es-ES"/>
-          <w14:ligatures w14:val="none"/>
+          <ns2:ligatures ns2:val="none"/>
         </w:rPr>
         <w:t xml:space="preserve"> de enero de 2026</w:t>
       </w:r>
@@ -1656,7 +1656,7 @@
           <w:color w:val="000000"/>
           <w:kern w:val="0"/>
           <w:lang w:eastAsia="es-ES"/>
-          <w14:ligatures w14:val="none"/>
+          <ns2:ligatures ns2:val="none"/>
         </w:rPr>
         <w:t xml:space="preserve">, </w:t>
       </w:r>
@@ -1666,7 +1666,7 @@
           <w:color w:val="000000"/>
           <w:kern w:val="0"/>
           <w:lang w:eastAsia="es-ES"/>
-          <w14:ligatures w14:val="none"/>
+          <ns2:ligatures ns2:val="none"/>
         </w:rPr>
         <w:t>presentó un reclamo mediante el Libro de Reclamaciones Virtual</w:t>
       </w:r>
@@ -1676,7 +1676,7 @@
           <w:color w:val="000000"/>
           <w:kern w:val="0"/>
           <w:lang w:eastAsia="es-ES"/>
-          <w14:ligatures w14:val="none"/>
+          <ns2:ligatures ns2:val="none"/>
         </w:rPr>
         <w:t xml:space="preserve"> de la compañía aseguradora</w:t>
       </w:r>
@@ -1686,7 +1686,7 @@
           <w:color w:val="000000"/>
           <w:kern w:val="0"/>
           <w:lang w:eastAsia="es-ES"/>
-          <w14:ligatures w14:val="none"/>
+          <ns2:ligatures ns2:val="none"/>
         </w:rPr>
         <w:t xml:space="preserve"> registrado con 000/0191/2026.</w:t>
       </w:r>
@@ -1696,12 +1696,12 @@
           <w:color w:val="000000"/>
           <w:kern w:val="0"/>
           <w:lang w:eastAsia="es-ES"/>
-          <w14:ligatures w14:val="none"/>
+          <ns2:ligatures ns2:val="none"/>
         </w:rPr>
         <w:t xml:space="preserve"> </w:t>
       </w:r>
     </w:p>
-    <w:p>
+    <w:p ns2:paraId="6862586A" ns2:textId="77777777">
       <w:pPr>
         <w:pStyle w:val="Prrafodelista"/>
         <w:spacing w:after="0" w:line="240" w:lineRule="auto"/>
@@ -1712,11 +1712,11 @@
           <w:color w:val="000000"/>
           <w:kern w:val="0"/>
           <w:lang w:eastAsia="es-ES"/>
-          <w14:ligatures w14:val="none"/>
-        </w:rPr>
-      </w:pPr>
-    </w:p>
-    <w:p>
+          <ns2:ligatures ns2:val="none"/>
+        </w:rPr>
+      </w:pPr>
+    </w:p>
+    <w:p ns2:paraId="36DDD381" ns2:textId="03882941">
       <w:pPr>
         <w:pStyle w:val="Prrafodelista"/>
         <w:numPr>
@@ -1734,16 +1734,16 @@
           <w:color w:val="000000"/>
           <w:kern w:val="0"/>
           <w:lang w:eastAsia="es-ES"/>
-          <w14:ligatures w14:val="none"/>
-        </w:rPr>
-      </w:pPr>
-      <w:r>
-        <w:rPr>
-          <w:rFonts w:ascii="Arial Narrow" w:eastAsia="Times New Roman" w:hAnsi="Arial Narrow" w:cs="Arial"/>
-          <w:color w:val="000000"/>
-          <w:kern w:val="0"/>
-          <w:lang w:eastAsia="es-ES"/>
-          <w14:ligatures w14:val="none"/>
+          <ns2:ligatures ns2:val="none"/>
+        </w:rPr>
+      </w:pPr>
+      <w:r>
+        <w:rPr>
+          <w:rFonts w:ascii="Arial Narrow" w:eastAsia="Times New Roman" w:hAnsi="Arial Narrow" w:cs="Arial"/>
+          <w:color w:val="000000"/>
+          <w:kern w:val="0"/>
+          <w:lang w:eastAsia="es-ES"/>
+          <ns2:ligatures ns2:val="none"/>
         </w:rPr>
         <w:t xml:space="preserve">El 26 de enero de 2026, </w:t>
       </w:r>
@@ -1753,7 +1753,7 @@
           <w:color w:val="000000"/>
           <w:kern w:val="0"/>
           <w:lang w:val="es-ES" w:eastAsia="es-ES"/>
-          <w14:ligatures w14:val="none"/>
+          <ns2:ligatures ns2:val="none"/>
         </w:rPr>
         <w:t>Pacífico</w:t>
       </w:r>
@@ -1763,7 +1763,7 @@
           <w:color w:val="000000"/>
           <w:kern w:val="0"/>
           <w:lang w:eastAsia="es-ES"/>
-          <w14:ligatures w14:val="none"/>
+          <ns2:ligatures ns2:val="none"/>
         </w:rPr>
         <w:t xml:space="preserve"> </w:t>
       </w:r>
@@ -1773,7 +1773,7 @@
           <w:color w:val="000000"/>
           <w:kern w:val="0"/>
           <w:lang w:eastAsia="es-ES"/>
-          <w14:ligatures w14:val="none"/>
+          <ns2:ligatures ns2:val="none"/>
         </w:rPr>
         <w:t>remitió respuesta al reclamo</w:t>
       </w:r>
@@ -1783,7 +1783,7 @@
           <w:color w:val="000000"/>
           <w:kern w:val="0"/>
           <w:lang w:eastAsia="es-ES"/>
-          <w14:ligatures w14:val="none"/>
+          <ns2:ligatures ns2:val="none"/>
         </w:rPr>
         <w:t xml:space="preserve"> 000/0191/2026</w:t>
       </w:r>
@@ -1793,7 +1793,7 @@
           <w:color w:val="000000"/>
           <w:kern w:val="0"/>
           <w:lang w:eastAsia="es-ES"/>
-          <w14:ligatures w14:val="none"/>
+          <ns2:ligatures ns2:val="none"/>
         </w:rPr>
         <w:t xml:space="preserve"> mediante carta PPS-00365/2026, manteniendo la negativa de cobertura.</w:t>
       </w:r>
@@ -1803,7 +1803,7 @@
           <w:color w:val="000000"/>
           <w:kern w:val="0"/>
           <w:lang w:eastAsia="es-ES"/>
-          <w14:ligatures w14:val="none"/>
+          <ns2:ligatures ns2:val="none"/>
         </w:rPr>
         <w:t xml:space="preserve"> </w:t>
       </w:r>
@@ -1813,7 +1813,7 @@
           <w:color w:val="000000"/>
           <w:kern w:val="0"/>
           <w:lang w:eastAsia="es-ES"/>
-          <w14:ligatures w14:val="none"/>
+          <ns2:ligatures ns2:val="none"/>
         </w:rPr>
         <w:t xml:space="preserve">El 27 de enero de 2026, </w:t>
       </w:r>
@@ -1823,7 +1823,7 @@
           <w:color w:val="000000"/>
           <w:kern w:val="0"/>
           <w:lang w:eastAsia="es-ES"/>
-          <w14:ligatures w14:val="none"/>
+          <ns2:ligatures ns2:val="none"/>
         </w:rPr>
         <w:t>presentó un</w:t>
       </w:r>
@@ -1833,7 +1833,7 @@
           <w:color w:val="000000"/>
           <w:kern w:val="0"/>
           <w:lang w:eastAsia="es-ES"/>
-          <w14:ligatures w14:val="none"/>
+          <ns2:ligatures ns2:val="none"/>
         </w:rPr>
         <w:t xml:space="preserve"> recurso de apelación contra la decisión emitida por </w:t>
       </w:r>
@@ -1843,7 +1843,7 @@
           <w:color w:val="000000"/>
           <w:kern w:val="0"/>
           <w:lang w:val="es-ES" w:eastAsia="es-ES"/>
-          <w14:ligatures w14:val="none"/>
+          <ns2:ligatures ns2:val="none"/>
         </w:rPr>
         <w:t>Pacífico</w:t>
       </w:r>
@@ -1853,7 +1853,7 @@
           <w:color w:val="000000"/>
           <w:kern w:val="0"/>
           <w:lang w:eastAsia="es-ES"/>
-          <w14:ligatures w14:val="none"/>
+          <ns2:ligatures ns2:val="none"/>
         </w:rPr>
         <w:t>, el cual fue registrado con 000/0518/2026.</w:t>
       </w:r>
@@ -1863,12 +1863,12 @@
           <w:color w:val="000000"/>
           <w:kern w:val="0"/>
           <w:lang w:eastAsia="es-ES"/>
-          <w14:ligatures w14:val="none"/>
+          <ns2:ligatures ns2:val="none"/>
         </w:rPr>
         <w:t xml:space="preserve"> </w:t>
       </w:r>
     </w:p>
-    <w:p>
+    <w:p ns2:paraId="7707CF1B" ns2:textId="77777777">
       <w:pPr>
         <w:pStyle w:val="Prrafodelista"/>
         <w:spacing w:after="0" w:line="240" w:lineRule="auto"/>
@@ -1879,11 +1879,11 @@
           <w:color w:val="000000"/>
           <w:kern w:val="0"/>
           <w:lang w:eastAsia="es-ES"/>
-          <w14:ligatures w14:val="none"/>
-        </w:rPr>
-      </w:pPr>
-    </w:p>
-    <w:p>
+          <ns2:ligatures ns2:val="none"/>
+        </w:rPr>
+      </w:pPr>
+    </w:p>
+    <w:p ns2:paraId="01A13773" ns2:textId="4C77C9EF">
       <w:pPr>
         <w:pStyle w:val="Prrafodelista"/>
         <w:numPr>
@@ -1901,16 +1901,16 @@
           <w:color w:val="000000"/>
           <w:kern w:val="0"/>
           <w:lang w:eastAsia="es-ES"/>
-          <w14:ligatures w14:val="none"/>
-        </w:rPr>
-      </w:pPr>
-      <w:r>
-        <w:rPr>
-          <w:rFonts w:ascii="Arial Narrow" w:eastAsia="Times New Roman" w:hAnsi="Arial Narrow" w:cs="Arial"/>
-          <w:color w:val="000000"/>
-          <w:kern w:val="0"/>
-          <w:lang w:eastAsia="es-ES"/>
-          <w14:ligatures w14:val="none"/>
+          <ns2:ligatures ns2:val="none"/>
+        </w:rPr>
+      </w:pPr>
+      <w:r>
+        <w:rPr>
+          <w:rFonts w:ascii="Arial Narrow" w:eastAsia="Times New Roman" w:hAnsi="Arial Narrow" w:cs="Arial"/>
+          <w:color w:val="000000"/>
+          <w:kern w:val="0"/>
+          <w:lang w:eastAsia="es-ES"/>
+          <ns2:ligatures ns2:val="none"/>
         </w:rPr>
         <w:t xml:space="preserve">El 2 de febrero de 2026, </w:t>
       </w:r>
@@ -1920,7 +1920,7 @@
           <w:color w:val="000000"/>
           <w:kern w:val="0"/>
           <w:lang w:val="es-ES" w:eastAsia="es-ES"/>
-          <w14:ligatures w14:val="none"/>
+          <ns2:ligatures ns2:val="none"/>
         </w:rPr>
         <w:t>Pacífico</w:t>
       </w:r>
@@ -1930,7 +1930,7 @@
           <w:color w:val="000000"/>
           <w:kern w:val="0"/>
           <w:lang w:eastAsia="es-ES"/>
-          <w14:ligatures w14:val="none"/>
+          <ns2:ligatures ns2:val="none"/>
         </w:rPr>
         <w:t xml:space="preserve"> </w:t>
       </w:r>
@@ -1940,7 +1940,7 @@
           <w:color w:val="000000"/>
           <w:kern w:val="0"/>
           <w:lang w:eastAsia="es-ES"/>
-          <w14:ligatures w14:val="none"/>
+          <ns2:ligatures ns2:val="none"/>
         </w:rPr>
         <w:t xml:space="preserve">emitió </w:t>
       </w:r>
@@ -1950,7 +1950,7 @@
           <w:color w:val="000000"/>
           <w:kern w:val="0"/>
           <w:lang w:eastAsia="es-ES"/>
-          <w14:ligatures w14:val="none"/>
+          <ns2:ligatures ns2:val="none"/>
         </w:rPr>
         <w:t xml:space="preserve">la </w:t>
       </w:r>
@@ -1960,7 +1960,7 @@
           <w:color w:val="000000"/>
           <w:kern w:val="0"/>
           <w:lang w:eastAsia="es-ES"/>
-          <w14:ligatures w14:val="none"/>
+          <ns2:ligatures ns2:val="none"/>
         </w:rPr>
         <w:t>carta PPS-00967/2026, mediante la cual desestimó el recurso de apelación presentado, manteniendo la negativa de cobertura del siniestro.</w:t>
       </w:r>
@@ -1970,12 +1970,12 @@
           <w:color w:val="000000"/>
           <w:kern w:val="0"/>
           <w:lang w:eastAsia="es-ES"/>
-          <w14:ligatures w14:val="none"/>
+          <ns2:ligatures ns2:val="none"/>
         </w:rPr>
         <w:t xml:space="preserve"> </w:t>
       </w:r>
     </w:p>
-    <w:p>
+    <w:p ns2:paraId="20D8D4FA" ns2:textId="77777777">
       <w:pPr>
         <w:pStyle w:val="Prrafodelista"/>
         <w:spacing w:after="0" w:line="240" w:lineRule="auto"/>
@@ -1986,11 +1986,11 @@
           <w:color w:val="000000"/>
           <w:kern w:val="0"/>
           <w:lang w:eastAsia="es-ES"/>
-          <w14:ligatures w14:val="none"/>
-        </w:rPr>
-      </w:pPr>
-    </w:p>
-    <w:p>
+          <ns2:ligatures ns2:val="none"/>
+        </w:rPr>
+      </w:pPr>
+    </w:p>
+    <w:p ns2:paraId="396F3604" ns2:textId="5B478BF4">
       <w:pPr>
         <w:pStyle w:val="Prrafodelista"/>
         <w:numPr>
@@ -2008,16 +2008,16 @@
           <w:color w:val="000000"/>
           <w:kern w:val="0"/>
           <w:lang w:eastAsia="es-ES"/>
-          <w14:ligatures w14:val="none"/>
-        </w:rPr>
-      </w:pPr>
-      <w:r>
-        <w:rPr>
-          <w:rFonts w:ascii="Arial Narrow" w:eastAsia="Times New Roman" w:hAnsi="Arial Narrow" w:cs="Arial"/>
-          <w:color w:val="000000"/>
-          <w:kern w:val="0"/>
-          <w:lang w:eastAsia="es-ES"/>
-          <w14:ligatures w14:val="none"/>
+          <ns2:ligatures ns2:val="none"/>
+        </w:rPr>
+      </w:pPr>
+      <w:r>
+        <w:rPr>
+          <w:rFonts w:ascii="Arial Narrow" w:eastAsia="Times New Roman" w:hAnsi="Arial Narrow" w:cs="Arial"/>
+          <w:color w:val="000000"/>
+          <w:kern w:val="0"/>
+          <w:lang w:eastAsia="es-ES"/>
+          <ns2:ligatures ns2:val="none"/>
         </w:rPr>
         <w:t xml:space="preserve">El 15 de febrero de 2026, </w:t>
       </w:r>
@@ -2027,7 +2027,7 @@
           <w:color w:val="000000"/>
           <w:kern w:val="0"/>
           <w:lang w:val="es-ES" w:eastAsia="es-ES"/>
-          <w14:ligatures w14:val="none"/>
+          <ns2:ligatures ns2:val="none"/>
         </w:rPr>
         <w:t>Pacífico</w:t>
       </w:r>
@@ -2037,7 +2037,7 @@
           <w:color w:val="000000"/>
           <w:kern w:val="0"/>
           <w:lang w:eastAsia="es-ES"/>
-          <w14:ligatures w14:val="none"/>
+          <ns2:ligatures ns2:val="none"/>
         </w:rPr>
         <w:t xml:space="preserve"> </w:t>
       </w:r>
@@ -2047,7 +2047,7 @@
           <w:color w:val="000000"/>
           <w:kern w:val="0"/>
           <w:lang w:eastAsia="es-ES"/>
-          <w14:ligatures w14:val="none"/>
+          <ns2:ligatures ns2:val="none"/>
         </w:rPr>
         <w:t xml:space="preserve">efectuó la renovación automática del </w:t>
       </w:r>
@@ -2057,7 +2057,7 @@
           <w:color w:val="000000"/>
           <w:kern w:val="0"/>
           <w:lang w:eastAsia="es-ES"/>
-          <w14:ligatures w14:val="none"/>
+          <ns2:ligatures ns2:val="none"/>
         </w:rPr>
         <w:t xml:space="preserve">Seguro Vehicular </w:t>
       </w:r>
@@ -2067,7 +2067,7 @@
           <w:color w:val="000000"/>
           <w:kern w:val="0"/>
           <w:lang w:eastAsia="es-ES"/>
-          <w14:ligatures w14:val="none"/>
+          <ns2:ligatures ns2:val="none"/>
         </w:rPr>
         <w:t>y realizó el cobro de la prima por el importe de US$ 67,1</w:t>
       </w:r>
@@ -2077,7 +2077,7 @@
           <w:color w:val="000000"/>
           <w:kern w:val="0"/>
           <w:lang w:eastAsia="es-ES"/>
-          <w14:ligatures w14:val="none"/>
+          <ns2:ligatures ns2:val="none"/>
         </w:rPr>
         <w:t>0</w:t>
       </w:r>
@@ -2087,7 +2087,7 @@
           <w:color w:val="000000"/>
           <w:kern w:val="0"/>
           <w:lang w:eastAsia="es-ES"/>
-          <w14:ligatures w14:val="none"/>
+          <ns2:ligatures ns2:val="none"/>
         </w:rPr>
         <w:t xml:space="preserve"> mediante cargo en cuenta bancaria, pese a que el vehícul</w:t>
       </w:r>
@@ -2097,7 +2097,7 @@
           <w:color w:val="000000"/>
           <w:kern w:val="0"/>
           <w:lang w:eastAsia="es-ES"/>
-          <w14:ligatures w14:val="none"/>
+          <ns2:ligatures ns2:val="none"/>
         </w:rPr>
         <w:t>o asegurado</w:t>
       </w:r>
@@ -2107,7 +2107,7 @@
           <w:color w:val="000000"/>
           <w:kern w:val="0"/>
           <w:lang w:eastAsia="es-ES"/>
-          <w14:ligatures w14:val="none"/>
+          <ns2:ligatures ns2:val="none"/>
         </w:rPr>
         <w:t xml:space="preserve"> había sido </w:t>
       </w:r>
@@ -2118,7 +2118,7 @@
           <w:color w:val="000000"/>
           <w:kern w:val="0"/>
           <w:lang w:eastAsia="es-ES"/>
-          <w14:ligatures w14:val="none"/>
+          <ns2:ligatures ns2:val="none"/>
         </w:rPr>
         <w:t>declarado</w:t>
       </w:r>
@@ -2128,7 +2128,7 @@
           <w:color w:val="000000"/>
           <w:kern w:val="0"/>
           <w:lang w:eastAsia="es-ES"/>
-          <w14:ligatures w14:val="none"/>
+          <ns2:ligatures ns2:val="none"/>
         </w:rPr>
         <w:t xml:space="preserve"> </w:t>
       </w:r>
@@ -2138,7 +2138,7 @@
           <w:color w:val="000000"/>
           <w:kern w:val="0"/>
           <w:lang w:eastAsia="es-ES"/>
-          <w14:ligatures w14:val="none"/>
+          <ns2:ligatures ns2:val="none"/>
         </w:rPr>
         <w:t>como</w:t>
       </w:r>
@@ -2149,7 +2149,7 @@
           <w:color w:val="000000"/>
           <w:kern w:val="0"/>
           <w:lang w:eastAsia="es-ES"/>
-          <w14:ligatures w14:val="none"/>
+          <ns2:ligatures ns2:val="none"/>
         </w:rPr>
         <w:t xml:space="preserve"> </w:t>
       </w:r>
@@ -2159,7 +2159,7 @@
           <w:color w:val="000000"/>
           <w:kern w:val="0"/>
           <w:lang w:eastAsia="es-ES"/>
-          <w14:ligatures w14:val="none"/>
+          <ns2:ligatures ns2:val="none"/>
         </w:rPr>
         <w:t>pérdida total con anterioridad.</w:t>
       </w:r>
@@ -2169,12 +2169,12 @@
           <w:color w:val="000000"/>
           <w:kern w:val="0"/>
           <w:lang w:eastAsia="es-ES"/>
-          <w14:ligatures w14:val="none"/>
+          <ns2:ligatures ns2:val="none"/>
         </w:rPr>
         <w:t xml:space="preserve"> </w:t>
       </w:r>
     </w:p>
-    <w:p>
+    <w:p ns2:paraId="7A780975" ns2:textId="77777777">
       <w:pPr>
         <w:pStyle w:val="Prrafodelista"/>
         <w:spacing w:after="0" w:line="240" w:lineRule="auto"/>
@@ -2185,11 +2185,11 @@
           <w:color w:val="000000"/>
           <w:kern w:val="0"/>
           <w:lang w:eastAsia="es-ES"/>
-          <w14:ligatures w14:val="none"/>
-        </w:rPr>
-      </w:pPr>
-    </w:p>
-    <w:p>
+          <ns2:ligatures ns2:val="none"/>
+        </w:rPr>
+      </w:pPr>
+    </w:p>
+    <w:p ns2:paraId="6A0FD978" ns2:textId="021CA268">
       <w:pPr>
         <w:pStyle w:val="Prrafodelista"/>
         <w:numPr>
@@ -2207,16 +2207,16 @@
           <w:color w:val="000000"/>
           <w:kern w:val="0"/>
           <w:lang w:eastAsia="es-ES"/>
-          <w14:ligatures w14:val="none"/>
-        </w:rPr>
-      </w:pPr>
-      <w:r>
-        <w:rPr>
-          <w:rFonts w:ascii="Arial Narrow" w:eastAsia="Times New Roman" w:hAnsi="Arial Narrow" w:cs="Arial"/>
-          <w:color w:val="000000"/>
-          <w:kern w:val="0"/>
-          <w:lang w:eastAsia="es-ES"/>
-          <w14:ligatures w14:val="none"/>
+          <ns2:ligatures ns2:val="none"/>
+        </w:rPr>
+      </w:pPr>
+      <w:r>
+        <w:rPr>
+          <w:rFonts w:ascii="Arial Narrow" w:eastAsia="Times New Roman" w:hAnsi="Arial Narrow" w:cs="Arial"/>
+          <w:color w:val="000000"/>
+          <w:kern w:val="0"/>
+          <w:lang w:eastAsia="es-ES"/>
+          <ns2:ligatures ns2:val="none"/>
         </w:rPr>
         <w:t xml:space="preserve">El 17 de febrero de 2026, se llevó a cabo una audiencia de conciliación en la cual </w:t>
       </w:r>
@@ -2226,7 +2226,7 @@
           <w:color w:val="000000"/>
           <w:kern w:val="0"/>
           <w:lang w:val="es-ES" w:eastAsia="es-ES"/>
-          <w14:ligatures w14:val="none"/>
+          <ns2:ligatures ns2:val="none"/>
         </w:rPr>
         <w:t>Pacífico</w:t>
       </w:r>
@@ -2236,7 +2236,7 @@
           <w:color w:val="000000"/>
           <w:kern w:val="0"/>
           <w:lang w:eastAsia="es-ES"/>
-          <w14:ligatures w14:val="none"/>
+          <ns2:ligatures ns2:val="none"/>
         </w:rPr>
         <w:t xml:space="preserve"> </w:t>
       </w:r>
@@ -2246,7 +2246,7 @@
           <w:color w:val="000000"/>
           <w:kern w:val="0"/>
           <w:lang w:eastAsia="es-ES"/>
-          <w14:ligatures w14:val="none"/>
+          <ns2:ligatures ns2:val="none"/>
         </w:rPr>
         <w:t xml:space="preserve">aseguradora mantuvo su posición de </w:t>
       </w:r>
@@ -2256,7 +2256,7 @@
           <w:color w:val="000000"/>
           <w:kern w:val="0"/>
           <w:lang w:eastAsia="es-ES"/>
-          <w14:ligatures w14:val="none"/>
+          <ns2:ligatures ns2:val="none"/>
         </w:rPr>
         <w:t>negativa de otorgamiento</w:t>
       </w:r>
@@ -2266,7 +2266,7 @@
           <w:color w:val="000000"/>
           <w:kern w:val="0"/>
           <w:lang w:eastAsia="es-ES"/>
-          <w14:ligatures w14:val="none"/>
+          <ns2:ligatures ns2:val="none"/>
         </w:rPr>
         <w:t xml:space="preserve"> de cobertura, sin </w:t>
       </w:r>
@@ -2276,7 +2276,7 @@
           <w:color w:val="000000"/>
           <w:kern w:val="0"/>
           <w:lang w:eastAsia="es-ES"/>
-          <w14:ligatures w14:val="none"/>
+          <ns2:ligatures ns2:val="none"/>
         </w:rPr>
         <w:t>presentar</w:t>
       </w:r>
@@ -2286,12 +2286,12 @@
           <w:color w:val="000000"/>
           <w:kern w:val="0"/>
           <w:lang w:eastAsia="es-ES"/>
-          <w14:ligatures w14:val="none"/>
+          <ns2:ligatures ns2:val="none"/>
         </w:rPr>
         <w:t xml:space="preserve"> propuestas de solución respecto de la controversia.</w:t>
       </w:r>
     </w:p>
-    <w:p>
+    <w:p ns2:paraId="7D16B61E" ns2:textId="77777777">
       <w:pPr>
         <w:pStyle w:val="Prrafodelista"/>
         <w:spacing w:after="0" w:line="240" w:lineRule="auto"/>
@@ -2302,11 +2302,11 @@
           <w:color w:val="000000"/>
           <w:kern w:val="0"/>
           <w:lang w:eastAsia="es-ES"/>
-          <w14:ligatures w14:val="none"/>
-        </w:rPr>
-      </w:pPr>
-    </w:p>
-    <w:p>
+          <ns2:ligatures ns2:val="none"/>
+        </w:rPr>
+      </w:pPr>
+    </w:p>
+    <w:p ns2:paraId="2F9CF7F5" ns2:textId="55E580D0">
       <w:pPr>
         <w:pStyle w:val="Prrafodelista"/>
         <w:numPr>
@@ -2324,16 +2324,16 @@
           <w:color w:val="000000"/>
           <w:kern w:val="0"/>
           <w:lang w:eastAsia="es-ES"/>
-          <w14:ligatures w14:val="none"/>
-        </w:rPr>
-      </w:pPr>
-      <w:r>
-        <w:rPr>
-          <w:rFonts w:ascii="Arial Narrow" w:eastAsia="Times New Roman" w:hAnsi="Arial Narrow" w:cs="Arial"/>
-          <w:color w:val="000000"/>
-          <w:kern w:val="0"/>
-          <w:lang w:eastAsia="es-ES"/>
-          <w14:ligatures w14:val="none"/>
+          <ns2:ligatures ns2:val="none"/>
+        </w:rPr>
+      </w:pPr>
+      <w:r>
+        <w:rPr>
+          <w:rFonts w:ascii="Arial Narrow" w:eastAsia="Times New Roman" w:hAnsi="Arial Narrow" w:cs="Arial"/>
+          <w:color w:val="000000"/>
+          <w:kern w:val="0"/>
+          <w:lang w:eastAsia="es-ES"/>
+          <ns2:ligatures ns2:val="none"/>
         </w:rPr>
         <w:t>Hasta la fecha</w:t>
       </w:r>
@@ -2343,7 +2343,7 @@
           <w:color w:val="000000"/>
           <w:kern w:val="0"/>
           <w:lang w:eastAsia="es-ES"/>
-          <w14:ligatures w14:val="none"/>
+          <ns2:ligatures ns2:val="none"/>
         </w:rPr>
         <w:t xml:space="preserve">, </w:t>
       </w:r>
@@ -2353,7 +2353,7 @@
           <w:color w:val="000000"/>
           <w:kern w:val="0"/>
           <w:lang w:val="es-ES" w:eastAsia="es-ES"/>
-          <w14:ligatures w14:val="none"/>
+          <ns2:ligatures ns2:val="none"/>
         </w:rPr>
         <w:t>Pacífico</w:t>
       </w:r>
@@ -2363,7 +2363,7 @@
           <w:color w:val="000000"/>
           <w:kern w:val="0"/>
           <w:lang w:eastAsia="es-ES"/>
-          <w14:ligatures w14:val="none"/>
+          <ns2:ligatures ns2:val="none"/>
         </w:rPr>
         <w:t xml:space="preserve"> </w:t>
       </w:r>
@@ -2373,7 +2373,7 @@
           <w:color w:val="000000"/>
           <w:kern w:val="0"/>
           <w:lang w:eastAsia="es-ES"/>
-          <w14:ligatures w14:val="none"/>
+          <ns2:ligatures ns2:val="none"/>
         </w:rPr>
         <w:t xml:space="preserve">mantiene el vehículo bajo su custodia, pese a haber rechazado la cobertura del siniestro; asimismo, remitió diversas comunicaciones electrónicas </w:t>
       </w:r>
@@ -2383,7 +2383,7 @@
           <w:color w:val="000000"/>
           <w:kern w:val="0"/>
           <w:lang w:eastAsia="es-ES"/>
-          <w14:ligatures w14:val="none"/>
+          <ns2:ligatures ns2:val="none"/>
         </w:rPr>
         <w:t xml:space="preserve">a </w:t>
       </w:r>
@@ -2393,7 +2393,7 @@
           <w:color w:val="000000"/>
           <w:kern w:val="0"/>
           <w:lang w:val="es-ES" w:eastAsia="es-ES"/>
-          <w14:ligatures w14:val="none"/>
+          <ns2:ligatures ns2:val="none"/>
         </w:rPr>
         <w:t>Pacífico mediante las</w:t>
       </w:r>
@@ -2403,7 +2403,7 @@
           <w:color w:val="000000"/>
           <w:kern w:val="0"/>
           <w:lang w:eastAsia="es-ES"/>
-          <w14:ligatures w14:val="none"/>
+          <ns2:ligatures ns2:val="none"/>
         </w:rPr>
         <w:t xml:space="preserve"> direcciones siniestrosautos@pacifico.com.pe y ArletteFernandezM@pacifico.com.pe, </w:t>
       </w:r>
@@ -2413,7 +2413,7 @@
           <w:color w:val="000000"/>
           <w:kern w:val="0"/>
           <w:lang w:eastAsia="es-ES"/>
-          <w14:ligatures w14:val="none"/>
+          <ns2:ligatures ns2:val="none"/>
         </w:rPr>
         <w:t>solicitando información sobre el estado y situación del vehículo</w:t>
       </w:r>
@@ -2423,7 +2423,7 @@
           <w:color w:val="000000"/>
           <w:kern w:val="0"/>
           <w:lang w:eastAsia="es-ES"/>
-          <w14:ligatures w14:val="none"/>
+          <ns2:ligatures ns2:val="none"/>
         </w:rPr>
         <w:t xml:space="preserve"> asegurado</w:t>
       </w:r>
@@ -2433,7 +2433,7 @@
           <w:color w:val="000000"/>
           <w:kern w:val="0"/>
           <w:lang w:eastAsia="es-ES"/>
-          <w14:ligatures w14:val="none"/>
+          <ns2:ligatures ns2:val="none"/>
         </w:rPr>
         <w:t xml:space="preserve">, sin obtener respuesta por parte de la </w:t>
       </w:r>
@@ -2443,7 +2443,7 @@
           <w:color w:val="000000"/>
           <w:kern w:val="0"/>
           <w:lang w:eastAsia="es-ES"/>
-          <w14:ligatures w14:val="none"/>
+          <ns2:ligatures ns2:val="none"/>
         </w:rPr>
         <w:t>compañía aseguradora</w:t>
       </w:r>
@@ -2453,7 +2453,7 @@
           <w:color w:val="000000"/>
           <w:kern w:val="0"/>
           <w:lang w:eastAsia="es-ES"/>
-          <w14:ligatures w14:val="none"/>
+          <ns2:ligatures ns2:val="none"/>
         </w:rPr>
         <w:t>.</w:t>
       </w:r>
@@ -2463,12 +2463,12 @@
           <w:color w:val="000000"/>
           <w:kern w:val="0"/>
           <w:lang w:eastAsia="es-ES"/>
-          <w14:ligatures w14:val="none"/>
+          <ns2:ligatures ns2:val="none"/>
         </w:rPr>
         <w:t xml:space="preserve"> </w:t>
       </w:r>
     </w:p>
-    <w:p>
+    <w:p ns2:paraId="33E14FF7" ns2:textId="77777777">
       <w:pPr>
         <w:tabs>
           <w:tab w:val="left" w:pos="1134"/>
@@ -2481,11 +2481,11 @@
           <w:color w:val="000000"/>
           <w:kern w:val="0"/>
           <w:lang w:eastAsia="es-ES"/>
-          <w14:ligatures w14:val="none"/>
-        </w:rPr>
-      </w:pPr>
-    </w:p>
-    <w:p>
+          <ns2:ligatures ns2:val="none"/>
+        </w:rPr>
+      </w:pPr>
+    </w:p>
+    <w:p ns2:paraId="65C58807" ns2:textId="325B081F">
       <w:pPr>
         <w:numPr>
           <w:ilvl w:val="1"/>
@@ -2503,7 +2503,7 @@
           <w:color w:val="000000"/>
           <w:kern w:val="0"/>
           <w:lang w:val="es-ES" w:eastAsia="es-ES"/>
-          <w14:ligatures w14:val="none"/>
+          <ns2:ligatures ns2:val="none"/>
         </w:rPr>
       </w:pPr>
       <w:r>
@@ -2512,7 +2512,7 @@
           <w:color w:val="000000"/>
           <w:kern w:val="0"/>
           <w:lang w:val="es-ES" w:eastAsia="es-ES"/>
-          <w14:ligatures w14:val="none"/>
+          <ns2:ligatures ns2:val="none"/>
         </w:rPr>
         <w:t xml:space="preserve">El señor [APELLIDO] solicitó, en calidad de medida correctiva, que Pacífico cumpla con: (i) otorgar la cobertura de pérdida total del vehículo asegurado, procediendo al pago de la suma asegurada correspondiente por la suma US$ 13 600,00; (ii) realizar la devolución inmediata de la cuota de la prima cobrada el 15 de febrero de 2026 por la suma de US$ 67,10 y de cualquier otra cuota cargada con posterioridad a la fecha del siniestro, más los intereses legales generados correspondientes; (iii) brindar respuesta formal e inmediata sobre el estado y ubicación actual del vehículo asegurado que mantiene bajo su custodia. Asimismo, requirió el reembolso de costos y costas del presente procedimiento. </w:t>
       </w:r>
@@ -2522,7 +2522,7 @@
           <w:color w:val="000000"/>
           <w:kern w:val="0"/>
           <w:lang w:val="es-ES" w:eastAsia="es-ES"/>
-          <w14:ligatures w14:val="none"/>
+          <ns2:ligatures ns2:val="none"/>
         </w:rPr>
         <w:t xml:space="preserve"/>
       </w:r>
@@ -2530,7 +2530,7 @@
         <w:rPr>
           <w:rFonts w:ascii="Arial Narrow" w:eastAsia="Calibri" w:hAnsi="Arial Narrow" w:cs="Arial"/>
           <w:kern w:val="0"/>
-          <w14:ligatures w14:val="none"/>
+          <ns2:ligatures ns2:val="none"/>
         </w:rPr>
         <w:t xml:space="preserve"/>
       </w:r>
@@ -2540,7 +2540,7 @@
           <w:color w:val="000000"/>
           <w:kern w:val="0"/>
           <w:lang w:val="es-ES" w:eastAsia="es-ES"/>
-          <w14:ligatures w14:val="none"/>
+          <ns2:ligatures ns2:val="none"/>
         </w:rPr>
         <w:t xml:space="preserve"/>
       </w:r>
@@ -2550,7 +2550,7 @@
           <w:color w:val="000000"/>
           <w:kern w:val="0"/>
           <w:lang w:val="es-ES" w:eastAsia="es-ES"/>
-          <w14:ligatures w14:val="none"/>
+          <ns2:ligatures ns2:val="none"/>
         </w:rPr>
         <w:t xml:space="preserve"/>
       </w:r>
@@ -2560,7 +2560,7 @@
           <w:color w:val="000000"/>
           <w:kern w:val="0"/>
           <w:lang w:val="es-ES" w:eastAsia="es-ES"/>
-          <w14:ligatures w14:val="none"/>
+          <ns2:ligatures ns2:val="none"/>
         </w:rPr>
         <w:t/>
       </w:r>
@@ -2570,7 +2570,7 @@
           <w:color w:val="000000"/>
           <w:kern w:val="0"/>
           <w:lang w:val="es-ES" w:eastAsia="es-ES"/>
-          <w14:ligatures w14:val="none"/>
+          <ns2:ligatures ns2:val="none"/>
         </w:rPr>
         <w:t xml:space="preserve"/>
       </w:r>
@@ -2580,7 +2580,7 @@
           <w:color w:val="000000"/>
           <w:kern w:val="0"/>
           <w:lang w:val="es-ES" w:eastAsia="es-ES"/>
-          <w14:ligatures w14:val="none"/>
+          <ns2:ligatures ns2:val="none"/>
         </w:rPr>
         <w:t/>
       </w:r>
@@ -2590,7 +2590,7 @@
           <w:color w:val="000000"/>
           <w:kern w:val="0"/>
           <w:lang w:val="es-ES" w:eastAsia="es-ES"/>
-          <w14:ligatures w14:val="none"/>
+          <ns2:ligatures ns2:val="none"/>
         </w:rPr>
         <w:t xml:space="preserve"/>
       </w:r>
@@ -2600,7 +2600,7 @@
           <w:color w:val="000000"/>
           <w:kern w:val="0"/>
           <w:lang w:val="es-ES" w:eastAsia="es-ES"/>
-          <w14:ligatures w14:val="none"/>
+          <ns2:ligatures ns2:val="none"/>
         </w:rPr>
         <w:t xml:space="preserve"/>
       </w:r>
@@ -2610,7 +2610,7 @@
           <w:color w:val="000000"/>
           <w:kern w:val="0"/>
           <w:lang w:eastAsia="es-ES"/>
-          <w14:ligatures w14:val="none"/>
+          <ns2:ligatures ns2:val="none"/>
         </w:rPr>
         <w:t xml:space="preserve"/>
       </w:r>
@@ -2620,7 +2620,7 @@
           <w:color w:val="000000"/>
           <w:kern w:val="0"/>
           <w:lang w:val="es-ES" w:eastAsia="es-ES"/>
-          <w14:ligatures w14:val="none"/>
+          <ns2:ligatures ns2:val="none"/>
         </w:rPr>
         <w:t/>
       </w:r>
@@ -2630,7 +2630,7 @@
           <w:color w:val="000000"/>
           <w:kern w:val="0"/>
           <w:lang w:val="es-ES" w:eastAsia="es-ES"/>
-          <w14:ligatures w14:val="none"/>
+          <ns2:ligatures ns2:val="none"/>
         </w:rPr>
         <w:t xml:space="preserve"/>
       </w:r>
@@ -2640,7 +2640,7 @@
           <w:color w:val="000000"/>
           <w:kern w:val="0"/>
           <w:lang w:val="es-ES" w:eastAsia="es-ES"/>
-          <w14:ligatures w14:val="none"/>
+          <ns2:ligatures ns2:val="none"/>
         </w:rPr>
         <w:t/>
       </w:r>
@@ -2650,7 +2650,7 @@
           <w:color w:val="000000"/>
           <w:kern w:val="0"/>
           <w:lang w:val="es-ES" w:eastAsia="es-ES"/>
-          <w14:ligatures w14:val="none"/>
+          <ns2:ligatures ns2:val="none"/>
         </w:rPr>
         <w:t/>
       </w:r>
@@ -2661,7 +2661,7 @@
           <w:color w:val="000000"/>
           <w:kern w:val="0"/>
           <w:lang w:val="es-ES" w:eastAsia="es-ES"/>
-          <w14:ligatures w14:val="none"/>
+          <ns2:ligatures ns2:val="none"/>
         </w:rPr>
         <w:t/>
       </w:r>
@@ -2672,7 +2672,7 @@
           <w:color w:val="000000"/>
           <w:kern w:val="0"/>
           <w:lang w:val="es-ES" w:eastAsia="es-ES"/>
-          <w14:ligatures w14:val="none"/>
+          <ns2:ligatures ns2:val="none"/>
         </w:rPr>
         <w:t xml:space="preserve"/>
       </w:r>
@@ -2682,7 +2682,7 @@
           <w:color w:val="000000"/>
           <w:kern w:val="0"/>
           <w:lang w:val="es-ES" w:eastAsia="es-ES"/>
-          <w14:ligatures w14:val="none"/>
+          <ns2:ligatures ns2:val="none"/>
         </w:rPr>
         <w:t xml:space="preserve"/>
       </w:r>
@@ -2692,7 +2692,7 @@
           <w:color w:val="000000"/>
           <w:kern w:val="0"/>
           <w:lang w:val="es-ES" w:eastAsia="es-ES"/>
-          <w14:ligatures w14:val="none"/>
+          <ns2:ligatures ns2:val="none"/>
         </w:rPr>
         <w:t xml:space="preserve"/>
       </w:r>
@@ -2702,7 +2702,7 @@
           <w:color w:val="000000"/>
           <w:kern w:val="0"/>
           <w:lang w:val="es-ES" w:eastAsia="es-ES"/>
-          <w14:ligatures w14:val="none"/>
+          <ns2:ligatures ns2:val="none"/>
         </w:rPr>
         <w:t xml:space="preserve"/>
       </w:r>
@@ -2712,7 +2712,7 @@
           <w:color w:val="000000"/>
           <w:kern w:val="0"/>
           <w:lang w:eastAsia="es-ES"/>
-          <w14:ligatures w14:val="none"/>
+          <ns2:ligatures ns2:val="none"/>
         </w:rPr>
         <w:t xml:space="preserve"/>
       </w:r>
@@ -2722,7 +2722,7 @@
           <w:color w:val="000000"/>
           <w:kern w:val="0"/>
           <w:lang w:val="es-ES" w:eastAsia="es-ES"/>
-          <w14:ligatures w14:val="none"/>
+          <ns2:ligatures ns2:val="none"/>
         </w:rPr>
         <w:t/>
       </w:r>
@@ -2732,7 +2732,7 @@
           <w:color w:val="000000"/>
           <w:kern w:val="0"/>
           <w:lang w:val="es-ES" w:eastAsia="es-ES"/>
-          <w14:ligatures w14:val="none"/>
+          <ns2:ligatures ns2:val="none"/>
         </w:rPr>
         <w:t/>
       </w:r>
@@ -2742,7 +2742,7 @@
           <w:color w:val="000000"/>
           <w:kern w:val="0"/>
           <w:lang w:val="es-ES" w:eastAsia="es-ES"/>
-          <w14:ligatures w14:val="none"/>
+          <ns2:ligatures ns2:val="none"/>
         </w:rPr>
         <w:t/>
       </w:r>
@@ -2752,7 +2752,7 @@
           <w:color w:val="000000"/>
           <w:kern w:val="0"/>
           <w:lang w:val="es-ES" w:eastAsia="es-ES"/>
-          <w14:ligatures w14:val="none"/>
+          <ns2:ligatures ns2:val="none"/>
         </w:rPr>
         <w:t/>
       </w:r>
@@ -2762,7 +2762,7 @@
           <w:color w:val="000000"/>
           <w:kern w:val="0"/>
           <w:lang w:val="es-ES" w:eastAsia="es-ES"/>
-          <w14:ligatures w14:val="none"/>
+          <ns2:ligatures ns2:val="none"/>
         </w:rPr>
         <w:t xml:space="preserve"/>
       </w:r>
@@ -2772,7 +2772,7 @@
           <w:color w:val="000000"/>
           <w:kern w:val="0"/>
           <w:lang w:val="es-ES" w:eastAsia="es-ES"/>
-          <w14:ligatures w14:val="none"/>
+          <ns2:ligatures ns2:val="none"/>
         </w:rPr>
         <w:t/>
       </w:r>
@@ -2782,7 +2782,7 @@
           <w:color w:val="000000"/>
           <w:kern w:val="0"/>
           <w:lang w:val="es-ES" w:eastAsia="es-ES"/>
-          <w14:ligatures w14:val="none"/>
+          <ns2:ligatures ns2:val="none"/>
         </w:rPr>
         <w:t xml:space="preserve"/>
       </w:r>
@@ -2792,7 +2792,7 @@
           <w:color w:val="000000"/>
           <w:kern w:val="0"/>
           <w:lang w:val="es-ES" w:eastAsia="es-ES"/>
-          <w14:ligatures w14:val="none"/>
+          <ns2:ligatures ns2:val="none"/>
         </w:rPr>
         <w:t xml:space="preserve"/>
       </w:r>
@@ -2802,7 +2802,7 @@
           <w:color w:val="000000"/>
           <w:kern w:val="0"/>
           <w:lang w:val="es-ES" w:eastAsia="es-ES"/>
-          <w14:ligatures w14:val="none"/>
+          <ns2:ligatures ns2:val="none"/>
         </w:rPr>
         <w:t xml:space="preserve"/>
       </w:r>
@@ -2812,7 +2812,7 @@
           <w:color w:val="000000"/>
           <w:kern w:val="0"/>
           <w:lang w:val="es-ES" w:eastAsia="es-ES"/>
-          <w14:ligatures w14:val="none"/>
+          <ns2:ligatures ns2:val="none"/>
         </w:rPr>
         <w:t/>
       </w:r>
@@ -2822,7 +2822,7 @@
           <w:color w:val="000000"/>
           <w:kern w:val="0"/>
           <w:lang w:val="es-ES" w:eastAsia="es-ES"/>
-          <w14:ligatures w14:val="none"/>
+          <ns2:ligatures ns2:val="none"/>
         </w:rPr>
         <w:t xml:space="preserve"/>
       </w:r>
@@ -2832,12 +2832,12 @@
           <w:color w:val="000000"/>
           <w:kern w:val="0"/>
           <w:lang w:val="es-ES" w:eastAsia="es-ES"/>
-          <w14:ligatures w14:val="none"/>
+          <ns2:ligatures ns2:val="none"/>
         </w:rPr>
         <w:t xml:space="preserve"/>
       </w:r>
     </w:p>
-    <w:p>
+    <w:p ns2:paraId="66005174" ns2:textId="4EE42559">
       <w:pPr>
         <w:spacing w:after="0" w:line="240" w:lineRule="auto"/>
         <w:contextualSpacing/>
@@ -2848,7 +2848,7 @@
           <w:color w:val="000000"/>
           <w:kern w:val="0"/>
           <w:lang w:eastAsia="es-PE"/>
-          <w14:ligatures w14:val="none"/>
+          <ns2:ligatures ns2:val="none"/>
         </w:rPr>
       </w:pPr>
       <w:r>
@@ -2858,12 +2858,12 @@
           <w:color w:val="000000"/>
           <w:kern w:val="0"/>
           <w:lang w:eastAsia="es-PE"/>
-          <w14:ligatures w14:val="none"/>
+          <ns2:ligatures ns2:val="none"/>
         </w:rPr>
         <w:t xml:space="preserve"> </w:t>
       </w:r>
     </w:p>
-    <w:p>
+    <w:p ns2:paraId="3541B1F9" ns2:textId="77777777">
       <w:pPr>
         <w:pStyle w:val="Prrafodelista"/>
         <w:numPr>
@@ -2883,7 +2883,7 @@
           <w:color w:val="000000"/>
           <w:kern w:val="0"/>
           <w:lang w:eastAsia="es-PE"/>
-          <w14:ligatures w14:val="none"/>
+          <ns2:ligatures ns2:val="none"/>
         </w:rPr>
       </w:pPr>
       <w:r>
@@ -2893,12 +2893,12 @@
           <w:color w:val="000000"/>
           <w:kern w:val="0"/>
           <w:lang w:eastAsia="es-PE"/>
-          <w14:ligatures w14:val="none"/>
+          <ns2:ligatures ns2:val="none"/>
         </w:rPr>
         <w:t>DE LA ADMISIÓN A TRÁMITE DE LA DENUNCIA</w:t>
       </w:r>
     </w:p>
-    <w:p>
+    <w:p ns2:paraId="34556756" ns2:textId="77777777">
       <w:pPr>
         <w:spacing w:after="0" w:line="240" w:lineRule="auto"/>
         <w:contextualSpacing/>
@@ -2909,13 +2909,13 @@
           <w:color w:val="000000"/>
           <w:kern w:val="0"/>
           <w:lang w:eastAsia="es-PE"/>
-          <w14:ligatures w14:val="none"/>
+          <ns2:ligatures ns2:val="none"/>
         </w:rPr>
       </w:pPr>
       <w:bookmarkStart w:id="1" w:name="_Hlk212795168"/>
       <w:bookmarkStart w:id="2" w:name="_Hlk218848146"/>
     </w:p>
-    <w:p>
+    <w:p ns2:paraId="5F4266A4" ns2:textId="7A44BF46">
       <w:pPr>
         <w:pStyle w:val="Prrafodelista"/>
         <w:numPr>
@@ -2928,7 +2928,7 @@
         <w:rPr>
           <w:rFonts w:ascii="Arial Narrow" w:eastAsia="Arial Narrow" w:hAnsi="Arial Narrow" w:cs="Arial Narrow"/>
           <w:kern w:val="0"/>
-          <w14:ligatures w14:val="none"/>
+          <ns2:ligatures ns2:val="none"/>
         </w:rPr>
       </w:pPr>
       <w:bookmarkStart w:id="3" w:name="_Hlk140755208"/>
@@ -2940,7 +2940,7 @@
           <w:color w:val="000000"/>
           <w:kern w:val="0"/>
           <w:lang w:eastAsia="es-PE"/>
-          <w14:ligatures w14:val="none"/>
+          <ns2:ligatures ns2:val="none"/>
         </w:rPr>
         <w:t>La Secretaría Técnica de la Comisión de Protección al Consumidor 1 (en adelante, la Secretaría Técnica), en ejercicio de sus facultades</w:t>
       </w:r>
@@ -2953,7 +2953,7 @@
           <w:rFonts w:ascii="Arial Narrow" w:eastAsia="Arial Narrow" w:hAnsi="Arial Narrow" w:cs="Arial Narrow"/>
           <w:kern w:val="0"/>
           <w:vertAlign w:val="superscript"/>
-          <w14:ligatures w14:val="none"/>
+          <ns2:ligatures ns2:val="none"/>
         </w:rPr>
         <w:footnoteReference w:id="2"/>
       </w:r>
@@ -2963,7 +2963,7 @@
           <w:color w:val="000000"/>
           <w:kern w:val="0"/>
           <w:lang w:eastAsia="es-PE"/>
-          <w14:ligatures w14:val="none"/>
+          <ns2:ligatures ns2:val="none"/>
         </w:rPr>
         <w:t xml:space="preserve">, </w:t>
       </w:r>
@@ -2973,7 +2973,7 @@
           <w:color w:val="000000"/>
           <w:kern w:val="0"/>
           <w:lang w:eastAsia="es-PE"/>
-          <w14:ligatures w14:val="none"/>
+          <ns2:ligatures ns2:val="none"/>
         </w:rPr>
         <w:t xml:space="preserve">considera </w:t>
       </w:r>
@@ -2981,7 +2981,7 @@
         <w:rPr>
           <w:rFonts w:ascii="Arial Narrow" w:eastAsia="Arial Narrow" w:hAnsi="Arial Narrow" w:cs="Arial Narrow"/>
           <w:kern w:val="0"/>
-          <w14:ligatures w14:val="none"/>
+          <ns2:ligatures ns2:val="none"/>
         </w:rPr>
         <w:t xml:space="preserve">que el hecho denunciado, </w:t>
       </w:r>
@@ -2990,7 +2990,7 @@
         <w:rPr>
           <w:rFonts w:ascii="Arial Narrow" w:eastAsia="Arial Narrow" w:hAnsi="Arial Narrow" w:cs="Arial Narrow"/>
           <w:kern w:val="0"/>
-          <w14:ligatures w14:val="none"/>
+          <ns2:ligatures ns2:val="none"/>
         </w:rPr>
         <w:t xml:space="preserve">consistente en que </w:t>
       </w:r>
@@ -3004,7 +3004,7 @@
           <w:kern w:val="0"/>
           <w:shd w:val="clear" w:color="auto" w:fill="FFFFFF"/>
           <w:lang w:eastAsia="es-PE"/>
-          <w14:ligatures w14:val="none"/>
+          <ns2:ligatures ns2:val="none"/>
         </w:rPr>
         <w:t xml:space="preserve">la </w:t>
       </w:r>
@@ -3015,7 +3015,7 @@
           <w:kern w:val="0"/>
           <w:shd w:val="clear" w:color="auto" w:fill="FFFFFF"/>
           <w:lang w:eastAsia="es-PE"/>
-          <w14:ligatures w14:val="none"/>
+          <ns2:ligatures ns2:val="none"/>
         </w:rPr>
         <w:lastRenderedPageBreak/>
         <w:t>compañía aseguradora habría negado injustificadamente la cobertura de la Póliza 2005419714 del Seguro vehicular mediante carta del 8 de enero de 2026</w:t>
@@ -3024,7 +3024,7 @@
         <w:rPr>
           <w:rFonts w:ascii="Arial Narrow" w:eastAsia="Arial Narrow" w:hAnsi="Arial Narrow" w:cs="Arial Narrow"/>
           <w:kern w:val="0"/>
-          <w14:ligatures w14:val="none"/>
+          <ns2:ligatures ns2:val="none"/>
         </w:rPr>
         <w:t>; involucraría una presunta afectación a sus expectativas, quien no habría encontrado una correspondencia entre lo que esperaba recibir de parte del proveedor y lo que realmente recibió. Por consiguiente, corresponde calificar el hecho materia de denuncia como una presunta infracción al deber de idoneidad, tipificado en los artículos 18</w:t>
       </w:r>
@@ -3034,7 +3034,7 @@
           <w:color w:val="000000"/>
           <w:kern w:val="0"/>
           <w:lang w:eastAsia="es-PE"/>
-          <w14:ligatures w14:val="none"/>
+          <ns2:ligatures ns2:val="none"/>
         </w:rPr>
         <w:t/>
       </w:r>
@@ -3042,7 +3042,7 @@
         <w:rPr>
           <w:rFonts w:ascii="Arial Narrow" w:eastAsia="Arial Narrow" w:hAnsi="Arial Narrow" w:cs="Arial Narrow"/>
           <w:kern w:val="0"/>
-          <w14:ligatures w14:val="none"/>
+          <ns2:ligatures ns2:val="none"/>
         </w:rPr>
         <w:t xml:space="preserve"> y 19</w:t>
       </w:r>
@@ -3052,7 +3052,7 @@
           <w:color w:val="000000"/>
           <w:kern w:val="0"/>
           <w:lang w:eastAsia="es-PE"/>
-          <w14:ligatures w14:val="none"/>
+          <ns2:ligatures ns2:val="none"/>
         </w:rPr>
         <w:t/>
       </w:r>
@@ -3060,7 +3060,7 @@
         <w:rPr>
           <w:rFonts w:ascii="Arial Narrow" w:eastAsia="Arial Narrow" w:hAnsi="Arial Narrow" w:cs="Arial Narrow"/>
           <w:kern w:val="0"/>
-          <w14:ligatures w14:val="none"/>
+          <ns2:ligatures ns2:val="none"/>
         </w:rPr>
         <w:t xml:space="preserve"> del Código</w:t>
       </w:r>
@@ -3072,7 +3072,7 @@
           <w:rFonts w:ascii="Arial Narrow" w:eastAsia="Arial Narrow" w:hAnsi="Arial Narrow" w:cs="Arial"/>
           <w:kern w:val="0"/>
           <w:vertAlign w:val="superscript"/>
-          <w14:ligatures w14:val="none"/>
+          <ns2:ligatures ns2:val="none"/>
         </w:rPr>
         <w:footnoteReference w:id="3"/>
       </w:r>
@@ -3081,13 +3081,13 @@
         <w:rPr>
           <w:rFonts w:ascii="Arial Narrow" w:eastAsia="Arial Narrow" w:hAnsi="Arial Narrow" w:cs="Arial Narrow"/>
           <w:kern w:val="0"/>
-          <w14:ligatures w14:val="none"/>
+          <ns2:ligatures ns2:val="none"/>
         </w:rPr>
         <w:t>.</w:t>
       </w:r>
       <w:bookmarkEnd w:id="8"/>
     </w:p>
-    <w:p>
+    <w:p ns2:paraId="116891C0" ns2:textId="77777777">
       <w:pPr>
         <w:pStyle w:val="Prrafodelista"/>
         <w:spacing w:after="0" w:line="240" w:lineRule="auto"/>
@@ -3096,11 +3096,11 @@
         <w:rPr>
           <w:rFonts w:ascii="Arial Narrow" w:eastAsia="Arial Narrow" w:hAnsi="Arial Narrow" w:cs="Arial Narrow"/>
           <w:kern w:val="0"/>
-          <w14:ligatures w14:val="none"/>
-        </w:rPr>
-      </w:pPr>
-    </w:p>
-    <w:p>
+          <ns2:ligatures ns2:val="none"/>
+        </w:rPr>
+      </w:pPr>
+    </w:p>
+    <w:p ns2:paraId="73AC2300" ns2:textId="7AD02176">
       <w:pPr>
         <w:pStyle w:val="Prrafodelista"/>
         <w:numPr>
@@ -3113,7 +3113,7 @@
         <w:rPr>
           <w:rFonts w:ascii="Arial Narrow" w:eastAsia="Arial Narrow" w:hAnsi="Arial Narrow" w:cs="Arial Narrow"/>
           <w:kern w:val="0"/>
-          <w14:ligatures w14:val="none"/>
+          <ns2:ligatures ns2:val="none"/>
         </w:rPr>
       </w:pPr>
       <w:bookmarkStart w:id="11" w:name="_Hlk213150180"/>
@@ -3121,7 +3121,7 @@
         <w:rPr>
           <w:rFonts w:ascii="Arial Narrow" w:eastAsia="Arial Narrow" w:hAnsi="Arial Narrow" w:cs="Arial Narrow"/>
           <w:kern w:val="0"/>
-          <w14:ligatures w14:val="none"/>
+          <ns2:ligatures ns2:val="none"/>
         </w:rPr>
         <w:t xml:space="preserve">Así también, la Secretaría Técnica, en ejercicio de sus facultades, </w:t>
       </w:r>
@@ -3131,7 +3131,7 @@
           <w:color w:val="000000"/>
           <w:kern w:val="0"/>
           <w:lang w:eastAsia="es-PE"/>
-          <w14:ligatures w14:val="none"/>
+          <ns2:ligatures ns2:val="none"/>
         </w:rPr>
         <w:t xml:space="preserve">considera </w:t>
       </w:r>
@@ -3139,7 +3139,7 @@
         <w:rPr>
           <w:rFonts w:ascii="Arial Narrow" w:eastAsia="Arial Narrow" w:hAnsi="Arial Narrow" w:cs="Arial Narrow"/>
           <w:kern w:val="0"/>
-          <w14:ligatures w14:val="none"/>
+          <ns2:ligatures ns2:val="none"/>
         </w:rPr>
         <w:t xml:space="preserve">que el hecho denunciado, consistente en que </w:t>
       </w:r>
@@ -3151,7 +3151,7 @@
           <w:kern w:val="0"/>
           <w:shd w:val="clear" w:color="auto" w:fill="FFFFFF"/>
           <w:lang w:eastAsia="es-PE"/>
-          <w14:ligatures w14:val="none"/>
+          <ns2:ligatures ns2:val="none"/>
         </w:rPr>
         <w:t xml:space="preserve">la compañía aseguradora habría consignado información incorrecta respecto a la fecha de emisión de la carta de respuesta del 8 de enero de 2026 dirigida al denunciante, </w:t>
       </w:r>
@@ -3162,7 +3162,7 @@
           <w:kern w:val="0"/>
           <w:shd w:val="clear" w:color="auto" w:fill="FFFFFF"/>
           <w:lang w:eastAsia="es-PE"/>
-          <w14:ligatures w14:val="none"/>
+          <ns2:ligatures ns2:val="none"/>
         </w:rPr>
         <w:t>en la medida</w:t>
       </w:r>
@@ -3173,7 +3173,7 @@
           <w:kern w:val="0"/>
           <w:shd w:val="clear" w:color="auto" w:fill="FFFFFF"/>
           <w:lang w:eastAsia="es-PE"/>
-          <w14:ligatures w14:val="none"/>
+          <ns2:ligatures ns2:val="none"/>
         </w:rPr>
         <w:t xml:space="preserve"> que le fue notificada el 11 de enero de 2026</w:t>
       </w:r>
@@ -3181,7 +3181,7 @@
         <w:rPr>
           <w:rFonts w:ascii="Arial Narrow" w:eastAsia="Arial Narrow" w:hAnsi="Arial Narrow" w:cs="Arial Narrow"/>
           <w:kern w:val="0"/>
-          <w14:ligatures w14:val="none"/>
+          <ns2:ligatures ns2:val="none"/>
         </w:rPr>
         <w:t>; involucraría una presunta afectación a sus expectativas, quien no habría encontrado una correspondencia entre lo que esperaba recibir de parte del proveedor y lo que realmente recibió. Por consiguiente, corresponde calificar el hecho materia de denuncia como una presunta infracción al deber de idoneidad, tipificado en los artículos 18</w:t>
       </w:r>
@@ -3191,7 +3191,7 @@
           <w:color w:val="000000"/>
           <w:kern w:val="0"/>
           <w:lang w:eastAsia="es-PE"/>
-          <w14:ligatures w14:val="none"/>
+          <ns2:ligatures ns2:val="none"/>
         </w:rPr>
         <w:t/>
       </w:r>
@@ -3199,7 +3199,7 @@
         <w:rPr>
           <w:rFonts w:ascii="Arial Narrow" w:eastAsia="Arial Narrow" w:hAnsi="Arial Narrow" w:cs="Arial Narrow"/>
           <w:kern w:val="0"/>
-          <w14:ligatures w14:val="none"/>
+          <ns2:ligatures ns2:val="none"/>
         </w:rPr>
         <w:t xml:space="preserve"> y 19</w:t>
       </w:r>
@@ -3209,7 +3209,7 @@
           <w:color w:val="000000"/>
           <w:kern w:val="0"/>
           <w:lang w:eastAsia="es-PE"/>
-          <w14:ligatures w14:val="none"/>
+          <ns2:ligatures ns2:val="none"/>
         </w:rPr>
         <w:t/>
       </w:r>
@@ -3217,7 +3217,7 @@
         <w:rPr>
           <w:rFonts w:ascii="Arial Narrow" w:eastAsia="Arial Narrow" w:hAnsi="Arial Narrow" w:cs="Arial Narrow"/>
           <w:kern w:val="0"/>
-          <w14:ligatures w14:val="none"/>
+          <ns2:ligatures ns2:val="none"/>
         </w:rPr>
         <w:t xml:space="preserve"> del Código</w:t>
       </w:r>
@@ -3228,23 +3228,23 @@
           <w:color w:val="000000"/>
           <w:kern w:val="0"/>
           <w:lang w:eastAsia="es-PE"/>
-          <w14:ligatures w14:val="none"/>
+          <ns2:ligatures ns2:val="none"/>
         </w:rPr>
         <w:t xml:space="preserve">. </w:t>
       </w:r>
     </w:p>
-    <w:p>
+    <w:p ns2:paraId="6B9BD942" ns2:textId="77777777">
       <w:pPr>
         <w:pStyle w:val="Prrafodelista"/>
         <w:spacing w:after="0" w:line="240" w:lineRule="auto"/>
         <w:rPr>
           <w:rFonts w:ascii="Arial Narrow" w:eastAsia="Arial Narrow" w:hAnsi="Arial Narrow" w:cs="Arial Narrow"/>
           <w:kern w:val="0"/>
-          <w14:ligatures w14:val="none"/>
-        </w:rPr>
-      </w:pPr>
-    </w:p>
-    <w:p>
+          <ns2:ligatures ns2:val="none"/>
+        </w:rPr>
+      </w:pPr>
+    </w:p>
+    <w:p ns2:paraId="03216AEA" ns2:textId="710CF075">
       <w:pPr>
         <w:pStyle w:val="Prrafodelista"/>
         <w:numPr>
@@ -3257,14 +3257,14 @@
         <w:rPr>
           <w:rFonts w:ascii="Arial Narrow" w:eastAsia="Arial Narrow" w:hAnsi="Arial Narrow" w:cs="Arial Narrow"/>
           <w:kern w:val="0"/>
-          <w14:ligatures w14:val="none"/>
-        </w:rPr>
-      </w:pPr>
-      <w:r>
-        <w:rPr>
-          <w:rFonts w:ascii="Arial Narrow" w:eastAsia="Arial Narrow" w:hAnsi="Arial Narrow" w:cs="Arial Narrow"/>
-          <w:kern w:val="0"/>
-          <w14:ligatures w14:val="none"/>
+          <ns2:ligatures ns2:val="none"/>
+        </w:rPr>
+      </w:pPr>
+      <w:r>
+        <w:rPr>
+          <w:rFonts w:ascii="Arial Narrow" w:eastAsia="Arial Narrow" w:hAnsi="Arial Narrow" w:cs="Arial Narrow"/>
+          <w:kern w:val="0"/>
+          <ns2:ligatures ns2:val="none"/>
         </w:rPr>
         <w:t xml:space="preserve">Asimismo, la Secretaría Técnica, en ejercicio de sus facultades, </w:t>
       </w:r>
@@ -3274,7 +3274,7 @@
           <w:color w:val="000000"/>
           <w:kern w:val="0"/>
           <w:lang w:eastAsia="es-PE"/>
-          <w14:ligatures w14:val="none"/>
+          <ns2:ligatures ns2:val="none"/>
         </w:rPr>
         <w:t xml:space="preserve">considera </w:t>
       </w:r>
@@ -3282,7 +3282,7 @@
         <w:rPr>
           <w:rFonts w:ascii="Arial Narrow" w:eastAsia="Arial Narrow" w:hAnsi="Arial Narrow" w:cs="Arial Narrow"/>
           <w:kern w:val="0"/>
-          <w14:ligatures w14:val="none"/>
+          <ns2:ligatures ns2:val="none"/>
         </w:rPr>
         <w:t xml:space="preserve">que el hecho denunciado, consistente en que </w:t>
       </w:r>
@@ -3293,7 +3293,7 @@
           <w:kern w:val="0"/>
           <w:shd w:val="clear" w:color="auto" w:fill="FFFFFF"/>
           <w:lang w:eastAsia="es-PE"/>
-          <w14:ligatures w14:val="none"/>
+          <ns2:ligatures ns2:val="none"/>
         </w:rPr>
         <w:t>la compañía aseguradora habría desestimado injustificadamente el recurso de apelación presentado por el denunciante el 27 de enero de 2026, manteniendo la negativa de cobertura del siniestro ocurrido al vehículo con Placa de Rodaje AKL-103 asegurado con la Póliza 2005419714</w:t>
       </w:r>
@@ -3301,7 +3301,7 @@
         <w:rPr>
           <w:rFonts w:ascii="Arial Narrow" w:eastAsia="Arial Narrow" w:hAnsi="Arial Narrow" w:cs="Arial Narrow"/>
           <w:kern w:val="0"/>
-          <w14:ligatures w14:val="none"/>
+          <ns2:ligatures ns2:val="none"/>
         </w:rPr>
         <w:t>; involucraría una presunta afectación a sus expectativas, quien no habría encontrado una correspondencia entre lo que esperaba recibir de parte del proveedor y lo que realmente recibió. Por consiguiente, corresponde calificar el hecho materia de denuncia como una presunta infracción al deber de idoneidad, tipificado en los artículos 18</w:t>
       </w:r>
@@ -3311,7 +3311,7 @@
           <w:color w:val="000000"/>
           <w:kern w:val="0"/>
           <w:lang w:eastAsia="es-PE"/>
-          <w14:ligatures w14:val="none"/>
+          <ns2:ligatures ns2:val="none"/>
         </w:rPr>
         <w:t/>
       </w:r>
@@ -3319,7 +3319,7 @@
         <w:rPr>
           <w:rFonts w:ascii="Arial Narrow" w:eastAsia="Arial Narrow" w:hAnsi="Arial Narrow" w:cs="Arial Narrow"/>
           <w:kern w:val="0"/>
-          <w14:ligatures w14:val="none"/>
+          <ns2:ligatures ns2:val="none"/>
         </w:rPr>
         <w:t xml:space="preserve"> y 19</w:t>
       </w:r>
@@ -3329,7 +3329,7 @@
           <w:color w:val="000000"/>
           <w:kern w:val="0"/>
           <w:lang w:eastAsia="es-PE"/>
-          <w14:ligatures w14:val="none"/>
+          <ns2:ligatures ns2:val="none"/>
         </w:rPr>
         <w:t/>
       </w:r>
@@ -3337,7 +3337,7 @@
         <w:rPr>
           <w:rFonts w:ascii="Arial Narrow" w:eastAsia="Arial Narrow" w:hAnsi="Arial Narrow" w:cs="Arial Narrow"/>
           <w:kern w:val="0"/>
-          <w14:ligatures w14:val="none"/>
+          <ns2:ligatures ns2:val="none"/>
         </w:rPr>
         <w:t xml:space="preserve"> del Código</w:t>
       </w:r>
@@ -3348,23 +3348,23 @@
           <w:color w:val="000000"/>
           <w:kern w:val="0"/>
           <w:lang w:eastAsia="es-PE"/>
-          <w14:ligatures w14:val="none"/>
+          <ns2:ligatures ns2:val="none"/>
         </w:rPr>
         <w:t xml:space="preserve">. </w:t>
       </w:r>
     </w:p>
-    <w:p>
+    <w:p ns2:paraId="5688B3B9" ns2:textId="77777777">
       <w:pPr>
         <w:pStyle w:val="Prrafodelista"/>
         <w:spacing w:after="0" w:line="240" w:lineRule="auto"/>
         <w:rPr>
           <w:rFonts w:ascii="Arial Narrow" w:eastAsia="Arial Narrow" w:hAnsi="Arial Narrow" w:cs="Arial Narrow"/>
           <w:kern w:val="0"/>
-          <w14:ligatures w14:val="none"/>
-        </w:rPr>
-      </w:pPr>
-    </w:p>
-    <w:p>
+          <ns2:ligatures ns2:val="none"/>
+        </w:rPr>
+      </w:pPr>
+    </w:p>
+    <w:p ns2:paraId="39906BBE" ns2:textId="16D3C14E">
       <w:pPr>
         <w:pStyle w:val="Prrafodelista"/>
         <w:numPr>
@@ -3377,14 +3377,14 @@
         <w:rPr>
           <w:rFonts w:ascii="Arial Narrow" w:eastAsia="Arial Narrow" w:hAnsi="Arial Narrow" w:cs="Arial Narrow"/>
           <w:kern w:val="0"/>
-          <w14:ligatures w14:val="none"/>
-        </w:rPr>
-      </w:pPr>
-      <w:r>
-        <w:rPr>
-          <w:rFonts w:ascii="Arial Narrow" w:eastAsia="Arial Narrow" w:hAnsi="Arial Narrow" w:cs="Arial Narrow"/>
-          <w:kern w:val="0"/>
-          <w14:ligatures w14:val="none"/>
+          <ns2:ligatures ns2:val="none"/>
+        </w:rPr>
+      </w:pPr>
+      <w:r>
+        <w:rPr>
+          <w:rFonts w:ascii="Arial Narrow" w:eastAsia="Arial Narrow" w:hAnsi="Arial Narrow" w:cs="Arial Narrow"/>
+          <w:kern w:val="0"/>
+          <ns2:ligatures ns2:val="none"/>
         </w:rPr>
         <w:t xml:space="preserve">Por otra parte, la Secretaría Técnica, en ejercicio de sus facultades, </w:t>
       </w:r>
@@ -3394,7 +3394,7 @@
           <w:color w:val="000000"/>
           <w:kern w:val="0"/>
           <w:lang w:eastAsia="es-PE"/>
-          <w14:ligatures w14:val="none"/>
+          <ns2:ligatures ns2:val="none"/>
         </w:rPr>
         <w:t xml:space="preserve">considera </w:t>
       </w:r>
@@ -3402,7 +3402,7 @@
         <w:rPr>
           <w:rFonts w:ascii="Arial Narrow" w:eastAsia="Arial Narrow" w:hAnsi="Arial Narrow" w:cs="Arial Narrow"/>
           <w:kern w:val="0"/>
-          <w14:ligatures w14:val="none"/>
+          <ns2:ligatures ns2:val="none"/>
         </w:rPr>
         <w:t xml:space="preserve">que el hecho denunciado, consistente en que </w:t>
       </w:r>
@@ -3413,7 +3413,7 @@
           <w:kern w:val="0"/>
           <w:shd w:val="clear" w:color="auto" w:fill="FFFFFF"/>
           <w:lang w:eastAsia="es-PE"/>
-          <w14:ligatures w14:val="none"/>
+          <ns2:ligatures ns2:val="none"/>
         </w:rPr>
         <w:t>la compañía aseguradora habría efectuado la renovación automática de la Póliza 2005419714 del Seguro vehicular el 15 de febrero de 2026 y cobrado la prima por US$ 67,10, pese a que el vehículo con Placa de Rodaje AKL-103 asegurado había sido declarado como pérdida total</w:t>
       </w:r>
@@ -3421,7 +3421,7 @@
         <w:rPr>
           <w:rFonts w:ascii="Arial Narrow" w:eastAsia="Arial Narrow" w:hAnsi="Arial Narrow" w:cs="Arial Narrow"/>
           <w:kern w:val="0"/>
-          <w14:ligatures w14:val="none"/>
+          <ns2:ligatures ns2:val="none"/>
         </w:rPr>
         <w:t xml:space="preserve">; involucraría una presunta afectación a sus expectativas, quien no habría encontrado una correspondencia entre lo que esperaba recibir de parte del proveedor y lo </w:t>
       </w:r>
@@ -3429,7 +3429,7 @@
         <w:rPr>
           <w:rFonts w:ascii="Arial Narrow" w:eastAsia="Arial Narrow" w:hAnsi="Arial Narrow" w:cs="Arial Narrow"/>
           <w:kern w:val="0"/>
-          <w14:ligatures w14:val="none"/>
+          <ns2:ligatures ns2:val="none"/>
         </w:rPr>
         <w:lastRenderedPageBreak/>
         <w:t>que realmente recibió. Por consiguiente, corresponde calificar el hecho materia de denuncia como una presunta infracción al deber de idoneidad, tipificado en los artículos 18</w:t>
@@ -3440,7 +3440,7 @@
           <w:color w:val="000000"/>
           <w:kern w:val="0"/>
           <w:lang w:eastAsia="es-PE"/>
-          <w14:ligatures w14:val="none"/>
+          <ns2:ligatures ns2:val="none"/>
         </w:rPr>
         <w:t/>
       </w:r>
@@ -3448,7 +3448,7 @@
         <w:rPr>
           <w:rFonts w:ascii="Arial Narrow" w:eastAsia="Arial Narrow" w:hAnsi="Arial Narrow" w:cs="Arial Narrow"/>
           <w:kern w:val="0"/>
-          <w14:ligatures w14:val="none"/>
+          <ns2:ligatures ns2:val="none"/>
         </w:rPr>
         <w:t xml:space="preserve"> y 19</w:t>
       </w:r>
@@ -3458,7 +3458,7 @@
           <w:color w:val="000000"/>
           <w:kern w:val="0"/>
           <w:lang w:eastAsia="es-PE"/>
-          <w14:ligatures w14:val="none"/>
+          <ns2:ligatures ns2:val="none"/>
         </w:rPr>
         <w:t/>
       </w:r>
@@ -3466,7 +3466,7 @@
         <w:rPr>
           <w:rFonts w:ascii="Arial Narrow" w:eastAsia="Arial Narrow" w:hAnsi="Arial Narrow" w:cs="Arial Narrow"/>
           <w:kern w:val="0"/>
-          <w14:ligatures w14:val="none"/>
+          <ns2:ligatures ns2:val="none"/>
         </w:rPr>
         <w:t xml:space="preserve"> del Código</w:t>
       </w:r>
@@ -3477,23 +3477,23 @@
           <w:color w:val="000000"/>
           <w:kern w:val="0"/>
           <w:lang w:eastAsia="es-PE"/>
-          <w14:ligatures w14:val="none"/>
+          <ns2:ligatures ns2:val="none"/>
         </w:rPr>
         <w:t xml:space="preserve">. </w:t>
       </w:r>
     </w:p>
-    <w:p>
+    <w:p ns2:paraId="6B3210B8" ns2:textId="77777777">
       <w:pPr>
         <w:pStyle w:val="Prrafodelista"/>
         <w:spacing w:after="0" w:line="240" w:lineRule="auto"/>
         <w:rPr>
           <w:rFonts w:ascii="Arial Narrow" w:eastAsia="Arial Narrow" w:hAnsi="Arial Narrow" w:cs="Arial Narrow"/>
           <w:kern w:val="0"/>
-          <w14:ligatures w14:val="none"/>
-        </w:rPr>
-      </w:pPr>
-    </w:p>
-    <w:p>
+          <ns2:ligatures ns2:val="none"/>
+        </w:rPr>
+      </w:pPr>
+    </w:p>
+    <w:p ns2:paraId="4266B1E3" ns2:textId="3F0F023D">
       <w:pPr>
         <w:pStyle w:val="Prrafodelista"/>
         <w:numPr>
@@ -3506,14 +3506,14 @@
         <w:rPr>
           <w:rFonts w:ascii="Arial Narrow" w:eastAsia="Arial Narrow" w:hAnsi="Arial Narrow" w:cs="Arial Narrow"/>
           <w:kern w:val="0"/>
-          <w14:ligatures w14:val="none"/>
-        </w:rPr>
-      </w:pPr>
-      <w:r>
-        <w:rPr>
-          <w:rFonts w:ascii="Arial Narrow" w:eastAsia="Arial Narrow" w:hAnsi="Arial Narrow" w:cs="Arial Narrow"/>
-          <w:kern w:val="0"/>
-          <w14:ligatures w14:val="none"/>
+          <ns2:ligatures ns2:val="none"/>
+        </w:rPr>
+      </w:pPr>
+      <w:r>
+        <w:rPr>
+          <w:rFonts w:ascii="Arial Narrow" w:eastAsia="Arial Narrow" w:hAnsi="Arial Narrow" w:cs="Arial Narrow"/>
+          <w:kern w:val="0"/>
+          <ns2:ligatures ns2:val="none"/>
         </w:rPr>
         <w:t xml:space="preserve">Adicionalmente, la Secretaría Técnica, en ejercicio de sus facultades, </w:t>
       </w:r>
@@ -3523,7 +3523,7 @@
           <w:color w:val="000000"/>
           <w:kern w:val="0"/>
           <w:lang w:eastAsia="es-PE"/>
-          <w14:ligatures w14:val="none"/>
+          <ns2:ligatures ns2:val="none"/>
         </w:rPr>
         <w:t xml:space="preserve">considera </w:t>
       </w:r>
@@ -3531,7 +3531,7 @@
         <w:rPr>
           <w:rFonts w:ascii="Arial Narrow" w:eastAsia="Arial Narrow" w:hAnsi="Arial Narrow" w:cs="Arial Narrow"/>
           <w:kern w:val="0"/>
-          <w14:ligatures w14:val="none"/>
+          <ns2:ligatures ns2:val="none"/>
         </w:rPr>
         <w:t xml:space="preserve">que el hecho denunciado, consistente en que </w:t>
       </w:r>
@@ -3542,7 +3542,7 @@
           <w:kern w:val="0"/>
           <w:shd w:val="clear" w:color="auto" w:fill="FFFFFF"/>
           <w:lang w:eastAsia="es-PE"/>
-          <w14:ligatures w14:val="none"/>
+          <ns2:ligatures ns2:val="none"/>
         </w:rPr>
         <w:t>la compañía aseguradora habría mantenido bajo su custodia el vehículo con Placa de Rodaje AKL-103 asegurado, pese a haber negado la cobertura del siniestro ocurrido al vehículo con Placa de Rodaje AKL-103 asegurado con la Póliza 2005419714</w:t>
       </w:r>
@@ -3550,7 +3550,7 @@
         <w:rPr>
           <w:rFonts w:ascii="Arial Narrow" w:eastAsia="Arial Narrow" w:hAnsi="Arial Narrow" w:cs="Arial Narrow"/>
           <w:kern w:val="0"/>
-          <w14:ligatures w14:val="none"/>
+          <ns2:ligatures ns2:val="none"/>
         </w:rPr>
         <w:t>; involucraría una presunta afectación a sus expectativas, quien no habría encontrado una correspondencia entre lo que esperaba recibir de parte del proveedor y lo que realmente recibió. Por consiguiente, corresponde calificar el hecho materia de denuncia como una presunta infracción al deber de idoneidad, tipificado en los artículos 18</w:t>
       </w:r>
@@ -3560,7 +3560,7 @@
           <w:color w:val="000000"/>
           <w:kern w:val="0"/>
           <w:lang w:eastAsia="es-PE"/>
-          <w14:ligatures w14:val="none"/>
+          <ns2:ligatures ns2:val="none"/>
         </w:rPr>
         <w:t/>
       </w:r>
@@ -3568,7 +3568,7 @@
         <w:rPr>
           <w:rFonts w:ascii="Arial Narrow" w:eastAsia="Arial Narrow" w:hAnsi="Arial Narrow" w:cs="Arial Narrow"/>
           <w:kern w:val="0"/>
-          <w14:ligatures w14:val="none"/>
+          <ns2:ligatures ns2:val="none"/>
         </w:rPr>
         <w:t xml:space="preserve"> y 19</w:t>
       </w:r>
@@ -3578,7 +3578,7 @@
           <w:color w:val="000000"/>
           <w:kern w:val="0"/>
           <w:lang w:eastAsia="es-PE"/>
-          <w14:ligatures w14:val="none"/>
+          <ns2:ligatures ns2:val="none"/>
         </w:rPr>
         <w:t/>
       </w:r>
@@ -3586,7 +3586,7 @@
         <w:rPr>
           <w:rFonts w:ascii="Arial Narrow" w:eastAsia="Arial Narrow" w:hAnsi="Arial Narrow" w:cs="Arial Narrow"/>
           <w:kern w:val="0"/>
-          <w14:ligatures w14:val="none"/>
+          <ns2:ligatures ns2:val="none"/>
         </w:rPr>
         <w:t xml:space="preserve"> del Código</w:t>
       </w:r>
@@ -3597,14 +3597,14 @@
           <w:color w:val="000000"/>
           <w:kern w:val="0"/>
           <w:lang w:eastAsia="es-PE"/>
-          <w14:ligatures w14:val="none"/>
+          <ns2:ligatures ns2:val="none"/>
         </w:rPr>
         <w:t xml:space="preserve">. </w:t>
       </w:r>
       <w:bookmarkStart w:id="12" w:name="_Hlk212534267"/>
       <w:bookmarkEnd w:id="1"/>
     </w:p>
-    <w:p>
+    <w:p ns2:paraId="60ADBBAC" ns2:textId="77777777">
       <w:pPr>
         <w:spacing w:after="0" w:line="240" w:lineRule="auto"/>
         <w:contextualSpacing/>
@@ -3612,11 +3612,11 @@
         <w:rPr>
           <w:rFonts w:ascii="Arial Narrow" w:eastAsia="Arial Narrow" w:hAnsi="Arial Narrow" w:cs="Arial Narrow"/>
           <w:kern w:val="0"/>
-          <w14:ligatures w14:val="none"/>
-        </w:rPr>
-      </w:pPr>
-    </w:p>
-    <w:p>
+          <ns2:ligatures ns2:val="none"/>
+        </w:rPr>
+      </w:pPr>
+    </w:p>
+    <w:p ns2:paraId="78C31712" ns2:textId="776742A9">
       <w:pPr>
         <w:pStyle w:val="Prrafodelista"/>
         <w:numPr>
@@ -3629,7 +3629,7 @@
         <w:rPr>
           <w:rFonts w:ascii="Arial Narrow" w:eastAsia="Arial Narrow" w:hAnsi="Arial Narrow" w:cs="Arial Narrow"/>
           <w:kern w:val="0"/>
-          <w14:ligatures w14:val="none"/>
+          <ns2:ligatures ns2:val="none"/>
         </w:rPr>
       </w:pPr>
       <w:bookmarkStart w:id="13" w:name="_Hlk214534552"/>
@@ -3640,7 +3640,7 @@
           <w:color w:val="000000"/>
           <w:kern w:val="0"/>
           <w:lang w:eastAsia="es-PE"/>
-          <w14:ligatures w14:val="none"/>
+          <ns2:ligatures ns2:val="none"/>
         </w:rPr>
         <w:t xml:space="preserve">Además, </w:t>
       </w:r>
@@ -3651,7 +3651,7 @@
           <w:color w:val="000000"/>
           <w:kern w:val="0"/>
           <w:lang w:eastAsia="es-PE"/>
-          <w14:ligatures w14:val="none"/>
+          <ns2:ligatures ns2:val="none"/>
         </w:rPr>
         <w:t xml:space="preserve">la Secretaría Técnica, en ejercicio de sus facultades, considera </w:t>
       </w:r>
@@ -3659,7 +3659,7 @@
         <w:rPr>
           <w:rFonts w:ascii="Arial Narrow" w:eastAsia="Arial Narrow" w:hAnsi="Arial Narrow" w:cs="Arial"/>
           <w:kern w:val="0"/>
-          <w14:ligatures w14:val="none"/>
+          <ns2:ligatures ns2:val="none"/>
         </w:rPr>
         <w:t xml:space="preserve">que el hecho denunciado, consistente en que </w:t>
       </w:r>
@@ -3667,7 +3667,7 @@
         <w:rPr>
           <w:rFonts w:ascii="Arial Narrow" w:eastAsia="Arial Narrow" w:hAnsi="Arial Narrow" w:cs="Arial Narrow"/>
           <w:kern w:val="0"/>
-          <w14:ligatures w14:val="none"/>
+          <ns2:ligatures ns2:val="none"/>
         </w:rPr>
         <w:t>la compañía aseguradora no habría atendido las solicitudes de información remitidas por el denunciante dirigidas a los correos electrónicos siniestrosautos@pacifico.com.pe y arlette*****@pacifico.com.pe respecto al estado y situación del vehículo con Placa de Rodaje AKL-103 asegurado con la Póliza 2005419714</w:t>
       </w:r>
@@ -3678,7 +3678,7 @@
           <w:color w:val="000000"/>
           <w:kern w:val="0"/>
           <w:lang w:eastAsia="es-PE"/>
-          <w14:ligatures w14:val="none"/>
+          <ns2:ligatures ns2:val="none"/>
         </w:rPr>
         <w:t xml:space="preserve">. </w:t>
       </w:r>
@@ -3691,7 +3691,7 @@
           <w:color w:val="000000"/>
           <w:kern w:val="0"/>
           <w:lang w:eastAsia="es-PE"/>
-          <w14:ligatures w14:val="none"/>
+          <ns2:ligatures ns2:val="none"/>
         </w:rPr>
         <w:t xml:space="preserve">Por consiguiente, corresponde calificar el hecho materia de denuncia como una presunta infracción al deber de información, tipificado en el </w:t>
       </w:r>
@@ -3703,7 +3703,7 @@
           <w:color w:val="000000"/>
           <w:kern w:val="0"/>
           <w:lang w:eastAsia="es-PE"/>
-          <w14:ligatures w14:val="none"/>
+          <ns2:ligatures ns2:val="none"/>
         </w:rPr>
         <w:t xml:space="preserve">artículo 1, numeral 1, literal b) </w:t>
       </w:r>
@@ -3715,7 +3715,7 @@
           <w:color w:val="000000"/>
           <w:kern w:val="0"/>
           <w:lang w:eastAsia="es-PE"/>
-          <w14:ligatures w14:val="none"/>
+          <ns2:ligatures ns2:val="none"/>
         </w:rPr>
         <w:t>y al artículo 2 del Código</w:t>
       </w:r>
@@ -3730,7 +3730,7 @@
           <w:kern w:val="0"/>
           <w:vertAlign w:val="superscript"/>
           <w:lang w:eastAsia="es-PE"/>
-          <w14:ligatures w14:val="none"/>
+          <ns2:ligatures ns2:val="none"/>
         </w:rPr>
         <w:footnoteReference w:id="4"/>
       </w:r>
@@ -3742,25 +3742,25 @@
           <w:color w:val="000000"/>
           <w:kern w:val="0"/>
           <w:lang w:eastAsia="es-PE"/>
-          <w14:ligatures w14:val="none"/>
+          <ns2:ligatures ns2:val="none"/>
         </w:rPr>
         <w:t xml:space="preserve">. </w:t>
       </w:r>
       <w:bookmarkEnd w:id="15"/>
       <w:bookmarkEnd w:id="17"/>
     </w:p>
-    <w:p>
+    <w:p ns2:paraId="4DBFE900" ns2:textId="77777777">
       <w:pPr>
         <w:pStyle w:val="Prrafodelista"/>
         <w:spacing w:after="0" w:line="240" w:lineRule="auto"/>
         <w:rPr>
           <w:rFonts w:ascii="Arial Narrow" w:eastAsia="Arial Narrow" w:hAnsi="Arial Narrow" w:cs="Arial Narrow"/>
           <w:kern w:val="0"/>
-          <w14:ligatures w14:val="none"/>
-        </w:rPr>
-      </w:pPr>
-    </w:p>
-    <w:p>
+          <ns2:ligatures ns2:val="none"/>
+        </w:rPr>
+      </w:pPr>
+    </w:p>
+    <w:p ns2:paraId="3EF3E267" ns2:textId="2A2B37A2">
       <w:pPr>
         <w:pStyle w:val="Prrafodelista"/>
         <w:numPr>
@@ -3773,14 +3773,14 @@
         <w:rPr>
           <w:rFonts w:ascii="Arial Narrow" w:eastAsia="Arial Narrow" w:hAnsi="Arial Narrow" w:cs="Arial Narrow"/>
           <w:kern w:val="0"/>
-          <w14:ligatures w14:val="none"/>
-        </w:rPr>
-      </w:pPr>
-      <w:r>
-        <w:rPr>
-          <w:rFonts w:ascii="Arial Narrow" w:eastAsia="Arial Narrow" w:hAnsi="Arial Narrow" w:cs="Arial Narrow"/>
-          <w:kern w:val="0"/>
-          <w14:ligatures w14:val="none"/>
+          <ns2:ligatures ns2:val="none"/>
+        </w:rPr>
+      </w:pPr>
+      <w:r>
+        <w:rPr>
+          <w:rFonts w:ascii="Arial Narrow" w:eastAsia="Arial Narrow" w:hAnsi="Arial Narrow" w:cs="Arial Narrow"/>
+          <w:kern w:val="0"/>
+          <ns2:ligatures ns2:val="none"/>
         </w:rPr>
         <w:t xml:space="preserve">Asimismo, </w:t>
       </w:r>
@@ -3788,7 +3788,7 @@
         <w:rPr>
           <w:rFonts w:ascii="Arial Narrow" w:eastAsia="Arial Narrow" w:hAnsi="Arial Narrow" w:cs="Arial Narrow"/>
           <w:kern w:val="0"/>
-          <w14:ligatures w14:val="none"/>
+          <ns2:ligatures ns2:val="none"/>
         </w:rPr>
         <w:t xml:space="preserve">la Secretaría Técnica, en ejercicio de sus facultades, considera que el hecho denunciado, consistente en que </w:t>
       </w:r>
@@ -3798,7 +3798,7 @@
           <w:color w:val="000000"/>
           <w:kern w:val="0"/>
           <w:lang w:val="es-ES" w:eastAsia="es-ES"/>
-          <w14:ligatures w14:val="none"/>
+          <ns2:ligatures ns2:val="none"/>
         </w:rPr>
         <w:t>la compañía aseguradora habría incluido una cláusula abusiva en el artículo 4 de las Condiciones Operativas de la Póliza 2005419714 del Seguro vehicular que establece un plazo máximo de cuatro (4) horas para la comunicación del siniestro</w:t>
       </w:r>
@@ -3806,7 +3806,7 @@
         <w:rPr>
           <w:rFonts w:ascii="Arial Narrow" w:eastAsia="Arial Narrow" w:hAnsi="Arial Narrow" w:cs="Arial Narrow"/>
           <w:kern w:val="0"/>
-          <w14:ligatures w14:val="none"/>
+          <ns2:ligatures ns2:val="none"/>
         </w:rPr>
         <w:t xml:space="preserve">. Por consiguiente, corresponde calificar el hecho materia de denuncia como una presunta infracción a la disposición sobre cláusulas abusivas, tipificado en </w:t>
       </w:r>
@@ -3826,7 +3826,7 @@
         <w:rPr>
           <w:rFonts w:ascii="Arial Narrow" w:eastAsia="Arial Narrow" w:hAnsi="Arial Narrow" w:cs="Arial"/>
           <w:kern w:val="0"/>
-          <w14:ligatures w14:val="none"/>
+          <ns2:ligatures ns2:val="none"/>
         </w:rPr>
         <w:t xml:space="preserve"> Código</w:t>
       </w:r>
@@ -3835,7 +3835,7 @@
           <w:rFonts w:ascii="Arial Narrow" w:eastAsia="Arial Narrow" w:hAnsi="Arial Narrow" w:cs="Arial"/>
           <w:kern w:val="0"/>
           <w:vertAlign w:val="superscript"/>
-          <w14:ligatures w14:val="none"/>
+          <ns2:ligatures ns2:val="none"/>
         </w:rPr>
         <w:t xml:space="preserve"> </w:t>
       </w:r>
@@ -3845,7 +3845,7 @@
           <w:rFonts w:ascii="Arial Narrow" w:eastAsia="Arial Narrow" w:hAnsi="Arial Narrow" w:cs="Arial"/>
           <w:kern w:val="0"/>
           <w:vertAlign w:val="superscript"/>
-          <w14:ligatures w14:val="none"/>
+          <ns2:ligatures ns2:val="none"/>
         </w:rPr>
         <w:footnoteReference w:id="5"/>
       </w:r>
@@ -3853,12 +3853,12 @@
         <w:rPr>
           <w:rFonts w:ascii="Arial Narrow" w:eastAsia="Arial Narrow" w:hAnsi="Arial Narrow" w:cs="Arial Narrow"/>
           <w:kern w:val="0"/>
-          <w14:ligatures w14:val="none"/>
+          <ns2:ligatures ns2:val="none"/>
         </w:rPr>
         <w:t>.</w:t>
       </w:r>
     </w:p>
-    <w:p>
+    <w:p ns2:paraId="7A2CF596" ns2:textId="3EC4D4FC">
       <w:pPr>
         <w:pStyle w:val="Prrafodelista"/>
         <w:numPr>
@@ -3871,14 +3871,14 @@
         <w:rPr>
           <w:rFonts w:ascii="Arial Narrow" w:eastAsia="Arial Narrow" w:hAnsi="Arial Narrow" w:cs="Arial Narrow"/>
           <w:kern w:val="0"/>
-          <w14:ligatures w14:val="none"/>
-        </w:rPr>
-      </w:pPr>
-      <w:r>
-        <w:rPr>
-          <w:rFonts w:ascii="Arial Narrow" w:eastAsia="Arial Narrow" w:hAnsi="Arial Narrow" w:cs="Arial Narrow"/>
-          <w:kern w:val="0"/>
-          <w14:ligatures w14:val="none"/>
+          <ns2:ligatures ns2:val="none"/>
+        </w:rPr>
+      </w:pPr>
+      <w:r>
+        <w:rPr>
+          <w:rFonts w:ascii="Arial Narrow" w:eastAsia="Arial Narrow" w:hAnsi="Arial Narrow" w:cs="Arial Narrow"/>
+          <w:kern w:val="0"/>
+          <ns2:ligatures ns2:val="none"/>
         </w:rPr>
         <w:lastRenderedPageBreak/>
         <w:t>Adicionalmente,</w:t>
@@ -3890,7 +3890,7 @@
         <w:rPr>
           <w:rFonts w:ascii="Arial Narrow" w:eastAsia="Arial Narrow" w:hAnsi="Arial Narrow" w:cs="Arial Narrow"/>
           <w:kern w:val="0"/>
-          <w14:ligatures w14:val="none"/>
+          <ns2:ligatures ns2:val="none"/>
         </w:rPr>
         <w:t xml:space="preserve"> la Secretaría Técnica, en ejercicio de sus facultades, considera que el hecho denunciado, consistente en que </w:t>
       </w:r>
@@ -3900,7 +3900,7 @@
           <w:color w:val="000000"/>
           <w:kern w:val="0"/>
           <w:lang w:val="es-ES" w:eastAsia="es-ES"/>
-          <w14:ligatures w14:val="none"/>
+          <ns2:ligatures ns2:val="none"/>
         </w:rPr>
         <w:t>la compañía aseguradora habría incluido una cláusula abusiva en el artículo 5 de las Condiciones Operativas de la Póliza 2005419714 del Seguro vehicular que establece condiciones que atribuyen cargas y obligaciones inadecuadas para cuidar el vehículo asegurado ante un siniestro</w:t>
       </w:r>
@@ -3908,7 +3908,7 @@
         <w:rPr>
           <w:rFonts w:ascii="Arial Narrow" w:eastAsia="Arial Narrow" w:hAnsi="Arial Narrow" w:cs="Arial Narrow"/>
           <w:kern w:val="0"/>
-          <w14:ligatures w14:val="none"/>
+          <ns2:ligatures ns2:val="none"/>
         </w:rPr>
         <w:t xml:space="preserve">. Por consiguiente, corresponde calificar el hecho materia de denuncia como una presunta infracción a la disposición sobre cláusulas abusivas, </w:t>
       </w:r>
@@ -3916,7 +3916,7 @@
         <w:rPr>
           <w:rFonts w:ascii="Arial Narrow" w:eastAsia="Arial Narrow" w:hAnsi="Arial Narrow" w:cs="Arial Narrow"/>
           <w:kern w:val="0"/>
-          <w14:ligatures w14:val="none"/>
+          <ns2:ligatures ns2:val="none"/>
         </w:rPr>
         <w:t xml:space="preserve">tipificado en </w:t>
       </w:r>
@@ -3930,7 +3930,7 @@
         <w:rPr>
           <w:rFonts w:ascii="Arial Narrow" w:eastAsia="Arial Narrow" w:hAnsi="Arial Narrow" w:cs="Arial"/>
           <w:kern w:val="0"/>
-          <w14:ligatures w14:val="none"/>
+          <ns2:ligatures ns2:val="none"/>
         </w:rPr>
         <w:t xml:space="preserve"> Código</w:t>
       </w:r>
@@ -3938,13 +3938,13 @@
         <w:rPr>
           <w:rFonts w:ascii="Arial Narrow" w:eastAsia="Arial Narrow" w:hAnsi="Arial Narrow" w:cs="Arial Narrow"/>
           <w:kern w:val="0"/>
-          <w14:ligatures w14:val="none"/>
+          <ns2:ligatures ns2:val="none"/>
         </w:rPr>
         <w:t>.</w:t>
       </w:r>
       <w:bookmarkEnd w:id="20"/>
     </w:p>
-    <w:p>
+    <w:p ns2:paraId="6A934B39" ns2:textId="77777777">
       <w:pPr>
         <w:spacing w:after="0" w:line="240" w:lineRule="auto"/>
         <w:contextualSpacing/>
@@ -3952,11 +3952,11 @@
         <w:rPr>
           <w:rFonts w:ascii="Arial Narrow" w:eastAsia="Arial Narrow" w:hAnsi="Arial Narrow" w:cs="Arial Narrow"/>
           <w:kern w:val="0"/>
-          <w14:ligatures w14:val="none"/>
-        </w:rPr>
-      </w:pPr>
-    </w:p>
-    <w:p>
+          <ns2:ligatures ns2:val="none"/>
+        </w:rPr>
+      </w:pPr>
+    </w:p>
+    <w:p ns2:paraId="07559B21" ns2:textId="0A4E2FFA">
       <w:pPr>
         <w:pStyle w:val="Prrafodelista"/>
         <w:numPr>
@@ -3969,7 +3969,7 @@
         <w:rPr>
           <w:rFonts w:ascii="Arial Narrow" w:eastAsia="Arial Narrow" w:hAnsi="Arial Narrow" w:cs="Arial Narrow"/>
           <w:kern w:val="0"/>
-          <w14:ligatures w14:val="none"/>
+          <ns2:ligatures ns2:val="none"/>
         </w:rPr>
       </w:pPr>
       <w:bookmarkStart w:id="21" w:name="_Hlk214962902"/>
@@ -3978,7 +3978,7 @@
         <w:rPr>
           <w:rFonts w:ascii="Arial Narrow" w:eastAsia="Arial Narrow" w:hAnsi="Arial Narrow" w:cs="Arial Narrow"/>
           <w:kern w:val="0"/>
-          <w14:ligatures w14:val="none"/>
+          <ns2:ligatures ns2:val="none"/>
         </w:rPr>
         <w:t xml:space="preserve">Asimismo, la Secretaría Técnica, en ejercicio de sus facultades, considera que el hecho denunciado, consistente en que </w:t>
       </w:r>
@@ -3986,7 +3986,7 @@
         <w:rPr>
           <w:rFonts w:ascii="Arial Narrow" w:eastAsia="Arial Narrow" w:hAnsi="Arial Narrow" w:cs="Arial"/>
           <w:kern w:val="0"/>
-          <w14:ligatures w14:val="none"/>
+          <ns2:ligatures ns2:val="none"/>
         </w:rPr>
         <w:t>la compañía aseguradora habría brindado una respuesta inadecuada al reclamo presentado por el denunciante el 11 de enero de 2026</w:t>
       </w:r>
@@ -3994,7 +3994,7 @@
         <w:rPr>
           <w:rFonts w:ascii="Arial Narrow" w:eastAsia="Arial Narrow" w:hAnsi="Arial Narrow" w:cs="Arial"/>
           <w:kern w:val="0"/>
-          <w14:ligatures w14:val="none"/>
+          <ns2:ligatures ns2:val="none"/>
         </w:rPr>
         <w:t>. Por consiguiente, corresponde calificar el hecho materia de denuncia como una presunta infracción al numeral 88.1 del artículo 88 del Código</w:t>
       </w:r>
@@ -4008,7 +4008,7 @@
           <w:kern w:val="0"/>
           <w:vertAlign w:val="superscript"/>
           <w:lang w:eastAsia="es-PE"/>
-          <w14:ligatures w14:val="none"/>
+          <ns2:ligatures ns2:val="none"/>
         </w:rPr>
         <w:footnoteReference w:id="6"/>
       </w:r>
@@ -4019,7 +4019,7 @@
           <w:color w:val="000000"/>
           <w:kern w:val="0"/>
           <w:lang w:eastAsia="es-PE"/>
-          <w14:ligatures w14:val="none"/>
+          <ns2:ligatures ns2:val="none"/>
         </w:rPr>
         <w:t>.</w:t>
       </w:r>
@@ -4028,7 +4028,7 @@
     <w:bookmarkEnd w:id="9"/>
     <w:bookmarkEnd w:id="14"/>
     <w:bookmarkEnd w:id="22"/>
-    <w:p>
+    <w:p ns2:paraId="432038D6" ns2:textId="0A9F6D75">
       <w:pPr>
         <w:spacing w:after="0" w:line="240" w:lineRule="auto"/>
         <w:contextualSpacing/>
@@ -4037,12 +4037,12 @@
           <w:rFonts w:ascii="Arial Narrow" w:eastAsia="Calibri" w:hAnsi="Arial Narrow" w:cs="Arial Narrow"/>
           <w:kern w:val="0"/>
           <w:lang w:eastAsia="es-PE"/>
-          <w14:ligatures w14:val="none"/>
+          <ns2:ligatures ns2:val="none"/>
         </w:rPr>
       </w:pPr>
     </w:p>
     <w:bookmarkEnd w:id="2"/>
-    <w:p>
+    <w:p ns2:paraId="463134E5" ns2:textId="77777777">
       <w:pPr>
         <w:pStyle w:val="Prrafodelista"/>
         <w:numPr>
@@ -4056,7 +4056,7 @@
           <w:rFonts w:ascii="Arial Narrow" w:eastAsia="Calibri" w:hAnsi="Arial Narrow" w:cs="Arial Narrow"/>
           <w:kern w:val="0"/>
           <w:lang w:eastAsia="es-PE"/>
-          <w14:ligatures w14:val="none"/>
+          <ns2:ligatures ns2:val="none"/>
         </w:rPr>
       </w:pPr>
       <w:r>
@@ -4065,7 +4065,7 @@
           <w:color w:val="000000"/>
           <w:kern w:val="0"/>
           <w:lang w:eastAsia="es-PE"/>
-          <w14:ligatures w14:val="none"/>
+          <ns2:ligatures ns2:val="none"/>
         </w:rPr>
         <w:t>En tanto la denuncia reúne los requisitos establecidos por la norma citada, corresponde admitirla a trámite</w:t>
       </w:r>
@@ -4075,7 +4075,7 @@
           <w:rFonts w:ascii="Arial Narrow" w:eastAsia="Arial Narrow" w:hAnsi="Arial Narrow" w:cs="Arial Narrow"/>
           <w:kern w:val="0"/>
           <w:vertAlign w:val="superscript"/>
-          <w14:ligatures w14:val="none"/>
+          <ns2:ligatures ns2:val="none"/>
         </w:rPr>
         <w:footnoteReference w:id="7"/>
       </w:r>
@@ -4085,13 +4085,13 @@
           <w:color w:val="000000"/>
           <w:kern w:val="0"/>
           <w:lang w:eastAsia="es-PE"/>
-          <w14:ligatures w14:val="none"/>
+          <ns2:ligatures ns2:val="none"/>
         </w:rPr>
         <w:t>.</w:t>
       </w:r>
       <w:bookmarkStart w:id="23" w:name="_Hlk214963039"/>
     </w:p>
-    <w:p>
+    <w:p ns2:paraId="4C88EF93" ns2:textId="77777777">
       <w:pPr>
         <w:spacing w:after="0" w:line="240" w:lineRule="auto"/>
         <w:contextualSpacing/>
@@ -4101,12 +4101,12 @@
           <w:color w:val="000000"/>
           <w:kern w:val="0"/>
           <w:lang w:eastAsia="es-PE"/>
-          <w14:ligatures w14:val="none"/>
+          <ns2:ligatures ns2:val="none"/>
         </w:rPr>
       </w:pPr>
       <w:bookmarkStart w:id="24" w:name="_Hlk214963071"/>
     </w:p>
-    <w:p>
+    <w:p ns2:paraId="5B518DC4" ns2:textId="300A0F75">
       <w:pPr>
         <w:pStyle w:val="Prrafodelista"/>
         <w:numPr>
@@ -4126,7 +4126,7 @@
           <w:color w:val="000000"/>
           <w:kern w:val="0"/>
           <w:lang w:eastAsia="es-PE"/>
-          <w14:ligatures w14:val="none"/>
+          <ns2:ligatures ns2:val="none"/>
         </w:rPr>
       </w:pPr>
       <w:r>
@@ -4136,7 +4136,7 @@
           <w:color w:val="000000"/>
           <w:kern w:val="0"/>
           <w:lang w:eastAsia="es-PE"/>
-          <w14:ligatures w14:val="none"/>
+          <ns2:ligatures ns2:val="none"/>
         </w:rPr>
         <w:t>REQUERIMIENTO DE INFORMACI</w:t>
       </w:r>
@@ -4147,7 +4147,7 @@
           <w:color w:val="000000"/>
           <w:kern w:val="0"/>
           <w:lang w:eastAsia="es-PE"/>
-          <w14:ligatures w14:val="none"/>
+          <ns2:ligatures ns2:val="none"/>
         </w:rPr>
         <w:t>Ó</w:t>
       </w:r>
@@ -4158,12 +4158,12 @@
           <w:color w:val="000000"/>
           <w:kern w:val="0"/>
           <w:lang w:eastAsia="es-PE"/>
-          <w14:ligatures w14:val="none"/>
+          <ns2:ligatures ns2:val="none"/>
         </w:rPr>
         <w:t>N</w:t>
       </w:r>
     </w:p>
-    <w:p>
+    <w:p ns2:paraId="770FEDE1" ns2:textId="77777777">
       <w:pPr>
         <w:pStyle w:val="Prrafodelista"/>
         <w:tabs>
@@ -4178,11 +4178,11 @@
           <w:color w:val="000000"/>
           <w:kern w:val="0"/>
           <w:lang w:eastAsia="es-PE"/>
-          <w14:ligatures w14:val="none"/>
-        </w:rPr>
-      </w:pPr>
-    </w:p>
-    <w:p>
+          <ns2:ligatures ns2:val="none"/>
+        </w:rPr>
+      </w:pPr>
+    </w:p>
+    <w:p ns2:paraId="62B88A04" ns2:textId="2777B0C4">
       <w:pPr>
         <w:pStyle w:val="Prrafodelista"/>
         <w:numPr>
@@ -4197,7 +4197,7 @@
           <w:color w:val="000000"/>
           <w:kern w:val="0"/>
           <w:lang w:val="es-ES" w:eastAsia="es-ES"/>
-          <w14:ligatures w14:val="none"/>
+          <ns2:ligatures ns2:val="none"/>
         </w:rPr>
       </w:pPr>
       <w:r>
@@ -4206,7 +4206,7 @@
           <w:color w:val="000000"/>
           <w:kern w:val="0"/>
           <w:lang w:val="es-ES" w:eastAsia="es-ES"/>
-          <w14:ligatures w14:val="none"/>
+          <ns2:ligatures ns2:val="none"/>
         </w:rPr>
         <w:t xml:space="preserve">A efectos de tener mayores elementos </w:t>
       </w:r>
@@ -4217,7 +4217,7 @@
           <w:color w:val="000000"/>
           <w:kern w:val="0"/>
           <w:lang w:val="es-ES" w:eastAsia="es-ES"/>
-          <w14:ligatures w14:val="none"/>
+          <ns2:ligatures ns2:val="none"/>
         </w:rPr>
         <w:t xml:space="preserve">que sirvan para la resolución definitiva del presente caso, la Secretaría Técnica, en ejercicio de las facultades que la ley le confiere, </w:t>
       </w:r>
@@ -4227,7 +4227,7 @@
           <w:color w:val="000000"/>
           <w:kern w:val="0"/>
           <w:lang w:val="es-ES" w:eastAsia="es-ES"/>
-          <w14:ligatures w14:val="none"/>
+          <ns2:ligatures ns2:val="none"/>
         </w:rPr>
         <w:t>conviene requerir a</w:t>
       </w:r>
@@ -4237,7 +4237,7 @@
           <w:color w:val="000000"/>
           <w:kern w:val="0"/>
           <w:lang w:val="es-ES" w:eastAsia="es-ES"/>
-          <w14:ligatures w14:val="none"/>
+          <ns2:ligatures ns2:val="none"/>
         </w:rPr>
         <w:t xml:space="preserve"> la compañía aseguradora </w:t>
       </w:r>
@@ -4247,7 +4247,7 @@
           <w:color w:val="000000"/>
           <w:kern w:val="0"/>
           <w:lang w:val="es-ES" w:eastAsia="es-ES"/>
-          <w14:ligatures w14:val="none"/>
+          <ns2:ligatures ns2:val="none"/>
         </w:rPr>
         <w:t>que, en</w:t>
       </w:r>
@@ -4257,7 +4257,7 @@
           <w:color w:val="000000"/>
           <w:kern w:val="0"/>
           <w:lang w:val="es-ES" w:eastAsia="es-ES"/>
-          <w14:ligatures w14:val="none"/>
+          <ns2:ligatures ns2:val="none"/>
         </w:rPr>
         <w:t xml:space="preserve"> un plazo no mayor de cinco (5) días hábiles contado a partir del día siguiente de la notificación de la presente resolución, cumpla con lo siguiente</w:t>
       </w:r>
@@ -4267,7 +4267,7 @@
           <w:color w:val="000000"/>
           <w:kern w:val="0"/>
           <w:lang w:val="es-ES" w:eastAsia="es-ES"/>
-          <w14:ligatures w14:val="none"/>
+          <ns2:ligatures ns2:val="none"/>
         </w:rPr>
         <w:t xml:space="preserve">: (i) presentar una copia completa, legible y debidamente suscrita de la </w:t>
       </w:r>
@@ -4277,7 +4277,7 @@
           <w:color w:val="000000"/>
           <w:kern w:val="0"/>
           <w:lang w:val="es-ES" w:eastAsia="es-ES"/>
-          <w14:ligatures w14:val="none"/>
+          <ns2:ligatures ns2:val="none"/>
         </w:rPr>
         <w:t>Póliza 2005419714 del Seguro vehicular</w:t>
       </w:r>
@@ -4287,7 +4287,7 @@
           <w:color w:val="000000"/>
           <w:kern w:val="0"/>
           <w:lang w:val="es-ES" w:eastAsia="es-ES"/>
-          <w14:ligatures w14:val="none"/>
+          <ns2:ligatures ns2:val="none"/>
         </w:rPr>
         <w:t xml:space="preserve">, </w:t>
       </w:r>
@@ -4298,7 +4298,7 @@
           <w:color w:val="000000"/>
           <w:kern w:val="0"/>
           <w:lang w:val="es-ES" w:eastAsia="es-ES"/>
-          <w14:ligatures w14:val="none"/>
+          <ns2:ligatures ns2:val="none"/>
         </w:rPr>
         <w:t>así como el cargo de remisión de la póliza</w:t>
       </w:r>
@@ -4309,7 +4309,7 @@
           <w:color w:val="000000"/>
           <w:kern w:val="0"/>
           <w:lang w:val="es-ES" w:eastAsia="es-ES"/>
-          <w14:ligatures w14:val="none"/>
+          <ns2:ligatures ns2:val="none"/>
         </w:rPr>
         <w:t>; (</w:t>
       </w:r>
@@ -4320,7 +4320,7 @@
           <w:color w:val="000000"/>
           <w:kern w:val="0"/>
           <w:lang w:val="es-ES" w:eastAsia="es-ES"/>
-          <w14:ligatures w14:val="none"/>
+          <ns2:ligatures ns2:val="none"/>
         </w:rPr>
         <w:t>ii</w:t>
       </w:r>
@@ -4331,7 +4331,7 @@
           <w:color w:val="000000"/>
           <w:kern w:val="0"/>
           <w:lang w:val="es-ES" w:eastAsia="es-ES"/>
-          <w14:ligatures w14:val="none"/>
+          <ns2:ligatures ns2:val="none"/>
         </w:rPr>
         <w:t xml:space="preserve">) presentar los medios probatorios que acrediten </w:t>
       </w:r>
@@ -4341,7 +4341,7 @@
           <w:color w:val="000000"/>
           <w:kern w:val="0"/>
           <w:lang w:val="es-ES" w:eastAsia="es-ES"/>
-          <w14:ligatures w14:val="none"/>
+          <ns2:ligatures ns2:val="none"/>
         </w:rPr>
         <w:t>que la negativa de otorgamiento de cobertura fue justificada</w:t>
       </w:r>
@@ -4351,7 +4351,7 @@
           <w:color w:val="000000"/>
           <w:kern w:val="0"/>
           <w:lang w:val="es-ES" w:eastAsia="es-ES"/>
-          <w14:ligatures w14:val="none"/>
+          <ns2:ligatures ns2:val="none"/>
         </w:rPr>
         <w:t xml:space="preserve">; y, (iii) presentar todas las comunicaciones cursadas </w:t>
       </w:r>
@@ -4361,7 +4361,7 @@
           <w:color w:val="000000"/>
           <w:kern w:val="0"/>
           <w:lang w:val="es-ES" w:eastAsia="es-ES"/>
-          <w14:ligatures w14:val="none"/>
+          <ns2:ligatures ns2:val="none"/>
         </w:rPr>
         <w:t xml:space="preserve">con la parte denunciante </w:t>
       </w:r>
@@ -4371,7 +4371,7 @@
           <w:color w:val="000000"/>
           <w:kern w:val="0"/>
           <w:lang w:val="es-ES" w:eastAsia="es-ES"/>
-          <w14:ligatures w14:val="none"/>
+          <ns2:ligatures ns2:val="none"/>
         </w:rPr>
         <w:t xml:space="preserve">en virtud </w:t>
       </w:r>
@@ -4381,7 +4381,7 @@
           <w:color w:val="000000"/>
           <w:kern w:val="0"/>
           <w:lang w:val="es-ES" w:eastAsia="es-ES"/>
-          <w14:ligatures w14:val="none"/>
+          <ns2:ligatures ns2:val="none"/>
         </w:rPr>
         <w:t xml:space="preserve">de los hechos materia </w:t>
       </w:r>
@@ -4391,7 +4391,7 @@
           <w:color w:val="000000"/>
           <w:kern w:val="0"/>
           <w:lang w:val="es-ES" w:eastAsia="es-ES"/>
-          <w14:ligatures w14:val="none"/>
+          <ns2:ligatures ns2:val="none"/>
         </w:rPr>
         <w:t>de denuncia.</w:t>
       </w:r>
@@ -4401,13 +4401,13 @@
           <w:color w:val="000000"/>
           <w:kern w:val="0"/>
           <w:lang w:eastAsia="es-ES"/>
-          <w14:ligatures w14:val="none"/>
+          <ns2:ligatures ns2:val="none"/>
         </w:rPr>
         <w:t xml:space="preserve"> </w:t>
       </w:r>
     </w:p>
     <w:bookmarkEnd w:id="24"/>
-    <w:p>
+    <w:p ns2:paraId="695FD3F1" ns2:textId="77777777">
       <w:pPr>
         <w:spacing w:after="0" w:line="240" w:lineRule="auto"/>
         <w:jc w:val="both"/>
@@ -4416,11 +4416,11 @@
           <w:color w:val="000000"/>
           <w:kern w:val="0"/>
           <w:lang w:val="es-ES" w:eastAsia="es-ES"/>
-          <w14:ligatures w14:val="none"/>
-        </w:rPr>
-      </w:pPr>
-    </w:p>
-    <w:p>
+          <ns2:ligatures ns2:val="none"/>
+        </w:rPr>
+      </w:pPr>
+    </w:p>
+    <w:p ns2:paraId="2A119386" ns2:textId="77777777">
       <w:pPr>
         <w:pStyle w:val="Prrafodelista"/>
         <w:numPr>
@@ -4440,7 +4440,7 @@
           <w:color w:val="000000"/>
           <w:kern w:val="0"/>
           <w:lang w:eastAsia="es-PE"/>
-          <w14:ligatures w14:val="none"/>
+          <ns2:ligatures ns2:val="none"/>
         </w:rPr>
       </w:pPr>
       <w:r>
@@ -4450,12 +4450,12 @@
           <w:color w:val="000000"/>
           <w:kern w:val="0"/>
           <w:lang w:eastAsia="es-PE"/>
-          <w14:ligatures w14:val="none"/>
+          <ns2:ligatures ns2:val="none"/>
         </w:rPr>
         <w:t xml:space="preserve">RESOLUCIÓN DE LA SECRETARÍA TÉCNICA </w:t>
       </w:r>
     </w:p>
-    <w:p>
+    <w:p ns2:paraId="7F554EB2" ns2:textId="77777777">
       <w:pPr>
         <w:spacing w:after="0" w:line="240" w:lineRule="auto"/>
         <w:contextualSpacing/>
@@ -4466,11 +4466,11 @@
           <w:color w:val="000000"/>
           <w:kern w:val="0"/>
           <w:lang w:eastAsia="es-PE"/>
-          <w14:ligatures w14:val="none"/>
-        </w:rPr>
-      </w:pPr>
-    </w:p>
-    <w:p>
+          <ns2:ligatures ns2:val="none"/>
+        </w:rPr>
+      </w:pPr>
+    </w:p>
+    <w:p ns2:paraId="58DB96EE" ns2:textId="4689FF35">
       <w:pPr>
         <w:spacing w:after="0" w:line="240" w:lineRule="auto"/>
         <w:contextualSpacing/>
@@ -4480,7 +4480,7 @@
           <w:color w:val="000000"/>
           <w:kern w:val="0"/>
           <w:lang w:eastAsia="es-PE"/>
-          <w14:ligatures w14:val="none"/>
+          <ns2:ligatures ns2:val="none"/>
         </w:rPr>
       </w:pPr>
       <w:r>
@@ -4490,7 +4490,7 @@
           <w:color w:val="000000"/>
           <w:kern w:val="0"/>
           <w:lang w:eastAsia="es-PE"/>
-          <w14:ligatures w14:val="none"/>
+          <ns2:ligatures ns2:val="none"/>
         </w:rPr>
         <w:t xml:space="preserve">PRIMERO: admitir a trámite la denuncia del 25 de febrero de 2026, complementado mediante escrito del 25 de febrero de 2026, subsanado mediante escrito del 12 de marzo de 2026, interpuesta por el señor [DENUNCIANTE] contra Pacífico Compañía de Seguros y Reaseguros S.A., por lo siguiente:</w:t>
       </w:r>
@@ -4501,7 +4501,7 @@
           <w:kern w:val="0"/>
           <w:shd w:val="clear" w:color="auto" w:fill="FFFFFF"/>
           <w:lang w:eastAsia="es-PE"/>
-          <w14:ligatures w14:val="none"/>
+          <ns2:ligatures ns2:val="none"/>
         </w:rPr>
         <w:t xml:space="preserve"/>
       </w:r>
@@ -4512,7 +4512,7 @@
           <w:kern w:val="0"/>
           <w:shd w:val="clear" w:color="auto" w:fill="FFFFFF"/>
           <w:lang w:eastAsia="es-PE"/>
-          <w14:ligatures w14:val="none"/>
+          <ns2:ligatures ns2:val="none"/>
         </w:rPr>
         <w:t xml:space="preserve"/>
       </w:r>
@@ -4523,7 +4523,7 @@
           <w:kern w:val="0"/>
           <w:shd w:val="clear" w:color="auto" w:fill="FFFFFF"/>
           <w:lang w:eastAsia="es-PE"/>
-          <w14:ligatures w14:val="none"/>
+          <ns2:ligatures ns2:val="none"/>
         </w:rPr>
         <w:t xml:space="preserve"/>
       </w:r>
@@ -4534,7 +4534,7 @@
           <w:kern w:val="0"/>
           <w:shd w:val="clear" w:color="auto" w:fill="FFFFFF"/>
           <w:lang w:eastAsia="es-PE"/>
-          <w14:ligatures w14:val="none"/>
+          <ns2:ligatures ns2:val="none"/>
         </w:rPr>
         <w:t xml:space="preserve"/>
       </w:r>
@@ -4545,7 +4545,7 @@
           <w:kern w:val="0"/>
           <w:shd w:val="clear" w:color="auto" w:fill="FFFFFF"/>
           <w:lang w:eastAsia="es-PE"/>
-          <w14:ligatures w14:val="none"/>
+          <ns2:ligatures ns2:val="none"/>
         </w:rPr>
         <w:t/>
       </w:r>
@@ -4556,7 +4556,7 @@
           <w:kern w:val="0"/>
           <w:shd w:val="clear" w:color="auto" w:fill="FFFFFF"/>
           <w:lang w:eastAsia="es-PE"/>
-          <w14:ligatures w14:val="none"/>
+          <ns2:ligatures ns2:val="none"/>
         </w:rPr>
         <w:t xml:space="preserve"/>
       </w:r>
@@ -4574,7 +4574,7 @@
           <w:kern w:val="0"/>
           <w:shd w:val="clear" w:color="auto" w:fill="FFFFFF"/>
           <w:lang w:eastAsia="es-PE"/>
-          <w14:ligatures w14:val="none"/>
+          <ns2:ligatures ns2:val="none"/>
         </w:rPr>
         <w:t xml:space="preserve"/>
       </w:r>
@@ -4586,13 +4586,13 @@
           <w:kern w:val="0"/>
           <w:shd w:val="clear" w:color="auto" w:fill="FFFFFF"/>
           <w:lang w:eastAsia="es-PE"/>
-          <w14:ligatures w14:val="none"/>
+          <ns2:ligatures ns2:val="none"/>
         </w:rPr>
         <w:t/>
       </w:r>
       <w:bookmarkStart w:id="27" w:name="_Hlk215162047"/>
     </w:p>
-    <w:p>
+    <w:p ns2:paraId="0E381B07" ns2:textId="77777777">
       <w:pPr>
         <w:spacing w:after="0" w:line="240" w:lineRule="auto"/>
         <w:contextualSpacing/>
@@ -4602,11 +4602,11 @@
           <w:color w:val="000000"/>
           <w:kern w:val="0"/>
           <w:lang w:eastAsia="es-PE"/>
-          <w14:ligatures w14:val="none"/>
-        </w:rPr>
-      </w:pPr>
-    </w:p>
-    <w:p>
+          <ns2:ligatures ns2:val="none"/>
+        </w:rPr>
+      </w:pPr>
+    </w:p>
+    <w:p ns2:paraId="336F1CE7" ns2:textId="59A5BBE1">
       <w:pPr>
         <w:pStyle w:val="Prrafodelista"/>
         <w:numPr>
@@ -4622,14 +4622,14 @@
         <w:rPr>
           <w:rFonts w:ascii="Arial Narrow" w:eastAsia="Arial Narrow" w:hAnsi="Arial Narrow" w:cs="Arial Narrow"/>
           <w:kern w:val="0"/>
-          <w14:ligatures w14:val="none"/>
-        </w:rPr>
-      </w:pPr>
-      <w:r>
-        <w:rPr>
-          <w:rFonts w:ascii="Arial Narrow" w:eastAsia="Arial Narrow" w:hAnsi="Arial Narrow" w:cs="Arial Narrow"/>
-          <w:kern w:val="0"/>
-          <w14:ligatures w14:val="none"/>
+          <ns2:ligatures ns2:val="none"/>
+        </w:rPr>
+      </w:pPr>
+      <w:r>
+        <w:rPr>
+          <w:rFonts w:ascii="Arial Narrow" w:eastAsia="Arial Narrow" w:hAnsi="Arial Narrow" w:cs="Arial Narrow"/>
+          <w:kern w:val="0"/>
+          <ns2:ligatures ns2:val="none"/>
         </w:rPr>
         <w:t>Presunta infracción a los artículos 18 y 19 de la Ley</w:t>
       </w:r>
@@ -4637,7 +4637,7 @@
         <w:rPr>
           <w:rFonts w:ascii="Arial Narrow" w:eastAsia="Arial Narrow" w:hAnsi="Arial Narrow" w:cs="Arial Narrow"/>
           <w:kern w:val="0"/>
-          <w14:ligatures w14:val="none"/>
+          <ns2:ligatures ns2:val="none"/>
         </w:rPr>
         <w:t xml:space="preserve"> </w:t>
       </w:r>
@@ -4645,7 +4645,7 @@
         <w:rPr>
           <w:rFonts w:ascii="Arial Narrow" w:eastAsia="Arial Narrow" w:hAnsi="Arial Narrow" w:cs="Arial Narrow"/>
           <w:kern w:val="0"/>
-          <w14:ligatures w14:val="none"/>
+          <ns2:ligatures ns2:val="none"/>
         </w:rPr>
         <w:t xml:space="preserve"> 29571, Código de Protección y Defensa del Consumidor, en tanto </w:t>
       </w:r>
@@ -4653,7 +4653,7 @@
         <w:rPr>
           <w:rFonts w:ascii="Arial Narrow" w:eastAsia="Arial Narrow" w:hAnsi="Arial Narrow" w:cs="Arial Narrow"/>
           <w:kern w:val="0"/>
-          <w14:ligatures w14:val="none"/>
+          <ns2:ligatures ns2:val="none"/>
         </w:rPr>
         <w:t>la compañía aseguradora</w:t>
       </w:r>
@@ -4661,7 +4661,7 @@
         <w:rPr>
           <w:rFonts w:ascii="Arial Narrow" w:eastAsia="Arial Narrow" w:hAnsi="Arial Narrow" w:cs="Arial Narrow"/>
           <w:kern w:val="0"/>
-          <w14:ligatures w14:val="none"/>
+          <ns2:ligatures ns2:val="none"/>
         </w:rPr>
         <w:t xml:space="preserve"> habría negado injustificadamente la cobertura </w:t>
       </w:r>
@@ -4669,7 +4669,7 @@
         <w:rPr>
           <w:rFonts w:ascii="Arial Narrow" w:eastAsia="Arial Narrow" w:hAnsi="Arial Narrow" w:cs="Arial Narrow"/>
           <w:kern w:val="0"/>
-          <w14:ligatures w14:val="none"/>
+          <ns2:ligatures ns2:val="none"/>
         </w:rPr>
         <w:t xml:space="preserve">de la </w:t>
       </w:r>
@@ -4679,7 +4679,7 @@
           <w:color w:val="000000"/>
           <w:kern w:val="0"/>
           <w:lang w:val="es-ES" w:eastAsia="es-ES"/>
-          <w14:ligatures w14:val="none"/>
+          <ns2:ligatures ns2:val="none"/>
         </w:rPr>
         <w:t>Póliza 2005419714 del Seguro vehicular</w:t>
       </w:r>
@@ -4687,7 +4687,7 @@
         <w:rPr>
           <w:rFonts w:ascii="Arial Narrow" w:eastAsia="Arial Narrow" w:hAnsi="Arial Narrow" w:cs="Arial Narrow"/>
           <w:kern w:val="0"/>
-          <w14:ligatures w14:val="none"/>
+          <ns2:ligatures ns2:val="none"/>
         </w:rPr>
         <w:t xml:space="preserve"> mediante carta de</w:t>
       </w:r>
@@ -4695,7 +4695,7 @@
         <w:rPr>
           <w:rFonts w:ascii="Arial Narrow" w:eastAsia="Arial Narrow" w:hAnsi="Arial Narrow" w:cs="Arial Narrow"/>
           <w:kern w:val="0"/>
-          <w14:ligatures w14:val="none"/>
+          <ns2:ligatures ns2:val="none"/>
         </w:rPr>
         <w:t xml:space="preserve">l </w:t>
       </w:r>
@@ -4703,7 +4703,7 @@
         <w:rPr>
           <w:rFonts w:ascii="Arial Narrow" w:eastAsia="Arial Narrow" w:hAnsi="Arial Narrow" w:cs="Arial Narrow"/>
           <w:kern w:val="0"/>
-          <w14:ligatures w14:val="none"/>
+          <ns2:ligatures ns2:val="none"/>
         </w:rPr>
         <w:t>8 de enero de 2026</w:t>
       </w:r>
@@ -4711,7 +4711,7 @@
         <w:rPr>
           <w:rFonts w:ascii="Arial Narrow" w:eastAsia="Arial Narrow" w:hAnsi="Arial Narrow" w:cs="Arial Narrow"/>
           <w:kern w:val="0"/>
-          <w14:ligatures w14:val="none"/>
+          <ns2:ligatures ns2:val="none"/>
         </w:rPr>
         <w:t>.</w:t>
       </w:r>
@@ -4719,12 +4719,12 @@
         <w:rPr>
           <w:rFonts w:ascii="Arial Narrow" w:eastAsia="Arial Narrow" w:hAnsi="Arial Narrow" w:cs="Arial Narrow"/>
           <w:kern w:val="0"/>
-          <w14:ligatures w14:val="none"/>
+          <ns2:ligatures ns2:val="none"/>
         </w:rPr>
         <w:t xml:space="preserve"> </w:t>
       </w:r>
     </w:p>
-    <w:p>
+    <w:p ns2:paraId="5DECBD1D" ns2:textId="77777777">
       <w:pPr>
         <w:spacing w:after="0" w:line="240" w:lineRule="auto"/>
         <w:contextualSpacing/>
@@ -4732,11 +4732,11 @@
         <w:rPr>
           <w:rFonts w:ascii="Arial Narrow" w:eastAsia="Arial Narrow" w:hAnsi="Arial Narrow" w:cs="Arial Narrow"/>
           <w:kern w:val="0"/>
-          <w14:ligatures w14:val="none"/>
-        </w:rPr>
-      </w:pPr>
-    </w:p>
-    <w:p>
+          <ns2:ligatures ns2:val="none"/>
+        </w:rPr>
+      </w:pPr>
+    </w:p>
+    <w:p ns2:paraId="5E1FE543" ns2:textId="0071BEBF">
       <w:pPr>
         <w:pStyle w:val="Prrafodelista"/>
         <w:numPr>
@@ -4752,14 +4752,14 @@
         <w:rPr>
           <w:rFonts w:ascii="Arial Narrow" w:eastAsia="Arial Narrow" w:hAnsi="Arial Narrow" w:cs="Arial Narrow"/>
           <w:kern w:val="0"/>
-          <w14:ligatures w14:val="none"/>
-        </w:rPr>
-      </w:pPr>
-      <w:r>
-        <w:rPr>
-          <w:rFonts w:ascii="Arial Narrow" w:eastAsia="Arial Narrow" w:hAnsi="Arial Narrow" w:cs="Arial Narrow"/>
-          <w:kern w:val="0"/>
-          <w14:ligatures w14:val="none"/>
+          <ns2:ligatures ns2:val="none"/>
+        </w:rPr>
+      </w:pPr>
+      <w:r>
+        <w:rPr>
+          <w:rFonts w:ascii="Arial Narrow" w:eastAsia="Arial Narrow" w:hAnsi="Arial Narrow" w:cs="Arial Narrow"/>
+          <w:kern w:val="0"/>
+          <ns2:ligatures ns2:val="none"/>
         </w:rPr>
         <w:t xml:space="preserve">Presunta infracción a los artículos 18 y 19 de la Ley </w:t>
       </w:r>
@@ -4767,7 +4767,7 @@
         <w:rPr>
           <w:rFonts w:ascii="Arial Narrow" w:eastAsia="Arial Narrow" w:hAnsi="Arial Narrow" w:cs="Arial Narrow"/>
           <w:kern w:val="0"/>
-          <w14:ligatures w14:val="none"/>
+          <ns2:ligatures ns2:val="none"/>
         </w:rPr>
         <w:t xml:space="preserve"/>
       </w:r>
@@ -4775,7 +4775,7 @@
         <w:rPr>
           <w:rFonts w:ascii="Arial Narrow" w:eastAsia="Arial Narrow" w:hAnsi="Arial Narrow" w:cs="Arial Narrow"/>
           <w:kern w:val="0"/>
-          <w14:ligatures w14:val="none"/>
+          <ns2:ligatures ns2:val="none"/>
         </w:rPr>
         <w:t xml:space="preserve">29571, Código de Protección y Defensa del Consumidor, en tanto </w:t>
       </w:r>
@@ -4783,7 +4783,7 @@
         <w:rPr>
           <w:rFonts w:ascii="Arial Narrow" w:eastAsia="Arial Narrow" w:hAnsi="Arial Narrow" w:cs="Arial Narrow"/>
           <w:kern w:val="0"/>
-          <w14:ligatures w14:val="none"/>
+          <ns2:ligatures ns2:val="none"/>
         </w:rPr>
         <w:t xml:space="preserve">la compañía aseguradora </w:t>
       </w:r>
@@ -4791,7 +4791,7 @@
         <w:rPr>
           <w:rFonts w:ascii="Arial Narrow" w:eastAsia="Arial Narrow" w:hAnsi="Arial Narrow" w:cs="Arial Narrow"/>
           <w:kern w:val="0"/>
-          <w14:ligatures w14:val="none"/>
+          <ns2:ligatures ns2:val="none"/>
         </w:rPr>
         <w:t xml:space="preserve">habría consignado información </w:t>
       </w:r>
@@ -4799,7 +4799,7 @@
         <w:rPr>
           <w:rFonts w:ascii="Arial Narrow" w:eastAsia="Arial Narrow" w:hAnsi="Arial Narrow" w:cs="Arial Narrow"/>
           <w:kern w:val="0"/>
-          <w14:ligatures w14:val="none"/>
+          <ns2:ligatures ns2:val="none"/>
         </w:rPr>
         <w:t>incorrecta</w:t>
       </w:r>
@@ -4807,7 +4807,7 @@
         <w:rPr>
           <w:rFonts w:ascii="Arial Narrow" w:eastAsia="Arial Narrow" w:hAnsi="Arial Narrow" w:cs="Arial Narrow"/>
           <w:kern w:val="0"/>
-          <w14:ligatures w14:val="none"/>
+          <ns2:ligatures ns2:val="none"/>
         </w:rPr>
         <w:t xml:space="preserve"> respecto a la fecha de emisión de la carta de respuesta del 8 de enero de 2026</w:t>
       </w:r>
@@ -4815,7 +4815,7 @@
         <w:rPr>
           <w:rFonts w:ascii="Arial Narrow" w:eastAsia="Arial Narrow" w:hAnsi="Arial Narrow" w:cs="Arial Narrow"/>
           <w:kern w:val="0"/>
-          <w14:ligatures w14:val="none"/>
+          <ns2:ligatures ns2:val="none"/>
         </w:rPr>
         <w:t xml:space="preserve"> dirigida al denunciante</w:t>
       </w:r>
@@ -4823,7 +4823,7 @@
         <w:rPr>
           <w:rFonts w:ascii="Arial Narrow" w:eastAsia="Arial Narrow" w:hAnsi="Arial Narrow" w:cs="Arial Narrow"/>
           <w:kern w:val="0"/>
-          <w14:ligatures w14:val="none"/>
+          <ns2:ligatures ns2:val="none"/>
         </w:rPr>
         <w:t xml:space="preserve">, </w:t>
       </w:r>
@@ -4831,7 +4831,7 @@
         <w:rPr>
           <w:rFonts w:ascii="Arial Narrow" w:eastAsia="Arial Narrow" w:hAnsi="Arial Narrow" w:cs="Arial Narrow"/>
           <w:kern w:val="0"/>
-          <w14:ligatures w14:val="none"/>
+          <ns2:ligatures ns2:val="none"/>
         </w:rPr>
         <w:t xml:space="preserve">en la medida </w:t>
       </w:r>
@@ -4839,7 +4839,7 @@
         <w:rPr>
           <w:rFonts w:ascii="Arial Narrow" w:eastAsia="Arial Narrow" w:hAnsi="Arial Narrow" w:cs="Arial Narrow"/>
           <w:kern w:val="0"/>
-          <w14:ligatures w14:val="none"/>
+          <ns2:ligatures ns2:val="none"/>
         </w:rPr>
         <w:t>que le</w:t>
       </w:r>
@@ -4847,7 +4847,7 @@
         <w:rPr>
           <w:rFonts w:ascii="Arial Narrow" w:eastAsia="Arial Narrow" w:hAnsi="Arial Narrow" w:cs="Arial Narrow"/>
           <w:kern w:val="0"/>
-          <w14:ligatures w14:val="none"/>
+          <ns2:ligatures ns2:val="none"/>
         </w:rPr>
         <w:t xml:space="preserve"> fue notificada el 11 de enero de 2026</w:t>
       </w:r>
@@ -4855,12 +4855,12 @@
         <w:rPr>
           <w:rFonts w:ascii="Arial Narrow" w:eastAsia="Arial Narrow" w:hAnsi="Arial Narrow" w:cs="Arial Narrow"/>
           <w:kern w:val="0"/>
-          <w14:ligatures w14:val="none"/>
+          <ns2:ligatures ns2:val="none"/>
         </w:rPr>
         <w:t>.</w:t>
       </w:r>
     </w:p>
-    <w:p>
+    <w:p ns2:paraId="2B54F622" ns2:textId="77777777">
       <w:pPr>
         <w:spacing w:after="0" w:line="240" w:lineRule="auto"/>
         <w:contextualSpacing/>
@@ -4868,11 +4868,11 @@
         <w:rPr>
           <w:rFonts w:ascii="Arial Narrow" w:eastAsia="Arial Narrow" w:hAnsi="Arial Narrow" w:cs="Arial Narrow"/>
           <w:kern w:val="0"/>
-          <w14:ligatures w14:val="none"/>
-        </w:rPr>
-      </w:pPr>
-    </w:p>
-    <w:p>
+          <ns2:ligatures ns2:val="none"/>
+        </w:rPr>
+      </w:pPr>
+    </w:p>
+    <w:p ns2:paraId="7573391C" ns2:textId="7CF0CEB4">
       <w:pPr>
         <w:pStyle w:val="Prrafodelista"/>
         <w:numPr>
@@ -4888,14 +4888,14 @@
         <w:rPr>
           <w:rFonts w:ascii="Arial Narrow" w:eastAsia="Arial Narrow" w:hAnsi="Arial Narrow" w:cs="Arial Narrow"/>
           <w:kern w:val="0"/>
-          <w14:ligatures w14:val="none"/>
-        </w:rPr>
-      </w:pPr>
-      <w:r>
-        <w:rPr>
-          <w:rFonts w:ascii="Arial Narrow" w:eastAsia="Arial Narrow" w:hAnsi="Arial Narrow" w:cs="Arial Narrow"/>
-          <w:kern w:val="0"/>
-          <w14:ligatures w14:val="none"/>
+          <ns2:ligatures ns2:val="none"/>
+        </w:rPr>
+      </w:pPr>
+      <w:r>
+        <w:rPr>
+          <w:rFonts w:ascii="Arial Narrow" w:eastAsia="Arial Narrow" w:hAnsi="Arial Narrow" w:cs="Arial Narrow"/>
+          <w:kern w:val="0"/>
+          <ns2:ligatures ns2:val="none"/>
         </w:rPr>
         <w:t>Presunta infracción a los artículos 18 y 19 de la Ley</w:t>
       </w:r>
@@ -4903,7 +4903,7 @@
         <w:rPr>
           <w:rFonts w:ascii="Arial Narrow" w:eastAsia="Arial Narrow" w:hAnsi="Arial Narrow" w:cs="Arial Narrow"/>
           <w:kern w:val="0"/>
-          <w14:ligatures w14:val="none"/>
+          <ns2:ligatures ns2:val="none"/>
         </w:rPr>
         <w:t xml:space="preserve"> </w:t>
       </w:r>
@@ -4911,7 +4911,7 @@
         <w:rPr>
           <w:rFonts w:ascii="Arial Narrow" w:eastAsia="Arial Narrow" w:hAnsi="Arial Narrow" w:cs="Arial Narrow"/>
           <w:kern w:val="0"/>
-          <w14:ligatures w14:val="none"/>
+          <ns2:ligatures ns2:val="none"/>
         </w:rPr>
         <w:t xml:space="preserve"> 29571, Código de Protección y Defensa del Consumidor, en tanto </w:t>
       </w:r>
@@ -4919,7 +4919,7 @@
         <w:rPr>
           <w:rFonts w:ascii="Arial Narrow" w:eastAsia="Arial Narrow" w:hAnsi="Arial Narrow" w:cs="Arial Narrow"/>
           <w:kern w:val="0"/>
-          <w14:ligatures w14:val="none"/>
+          <ns2:ligatures ns2:val="none"/>
         </w:rPr>
         <w:t xml:space="preserve">la compañía aseguradora </w:t>
       </w:r>
@@ -4927,7 +4927,7 @@
         <w:rPr>
           <w:rFonts w:ascii="Arial Narrow" w:eastAsia="Arial Narrow" w:hAnsi="Arial Narrow" w:cs="Arial Narrow"/>
           <w:kern w:val="0"/>
-          <w14:ligatures w14:val="none"/>
+          <ns2:ligatures ns2:val="none"/>
         </w:rPr>
         <w:t>habría desestimado</w:t>
       </w:r>
@@ -4935,7 +4935,7 @@
         <w:rPr>
           <w:rFonts w:ascii="Arial Narrow" w:eastAsia="Arial Narrow" w:hAnsi="Arial Narrow" w:cs="Arial Narrow"/>
           <w:kern w:val="0"/>
-          <w14:ligatures w14:val="none"/>
+          <ns2:ligatures ns2:val="none"/>
         </w:rPr>
         <w:t xml:space="preserve"> injustificadamente</w:t>
       </w:r>
@@ -4943,7 +4943,7 @@
         <w:rPr>
           <w:rFonts w:ascii="Arial Narrow" w:eastAsia="Arial Narrow" w:hAnsi="Arial Narrow" w:cs="Arial Narrow"/>
           <w:kern w:val="0"/>
-          <w14:ligatures w14:val="none"/>
+          <ns2:ligatures ns2:val="none"/>
         </w:rPr>
         <w:t xml:space="preserve"> el recurso de apelación presentado </w:t>
       </w:r>
@@ -4951,7 +4951,7 @@
         <w:rPr>
           <w:rFonts w:ascii="Arial Narrow" w:eastAsia="Arial Narrow" w:hAnsi="Arial Narrow" w:cs="Arial Narrow"/>
           <w:kern w:val="0"/>
-          <w14:ligatures w14:val="none"/>
+          <ns2:ligatures ns2:val="none"/>
         </w:rPr>
         <w:t xml:space="preserve">por el denunciante </w:t>
       </w:r>
@@ -4959,7 +4959,7 @@
         <w:rPr>
           <w:rFonts w:ascii="Arial Narrow" w:eastAsia="Arial Narrow" w:hAnsi="Arial Narrow" w:cs="Arial Narrow"/>
           <w:kern w:val="0"/>
-          <w14:ligatures w14:val="none"/>
+          <ns2:ligatures ns2:val="none"/>
         </w:rPr>
         <w:t>el 27 de enero de 2026, manteniendo la negativa de cobertura del siniestro</w:t>
       </w:r>
@@ -4967,7 +4967,7 @@
         <w:rPr>
           <w:rFonts w:ascii="Arial Narrow" w:eastAsia="Arial Narrow" w:hAnsi="Arial Narrow" w:cs="Arial Narrow"/>
           <w:kern w:val="0"/>
-          <w14:ligatures w14:val="none"/>
+          <ns2:ligatures ns2:val="none"/>
         </w:rPr>
         <w:t xml:space="preserve"> ocurrido al vehículo con </w:t>
       </w:r>
@@ -4977,7 +4977,7 @@
           <w:color w:val="000000"/>
           <w:kern w:val="0"/>
           <w:lang w:eastAsia="es-ES"/>
-          <w14:ligatures w14:val="none"/>
+          <ns2:ligatures ns2:val="none"/>
         </w:rPr>
         <w:t>Placa de Rodaje AKL-103 asegurado</w:t>
       </w:r>
@@ -4987,7 +4987,7 @@
           <w:color w:val="000000"/>
           <w:kern w:val="0"/>
           <w:lang w:eastAsia="es-ES"/>
-          <w14:ligatures w14:val="none"/>
+          <ns2:ligatures ns2:val="none"/>
         </w:rPr>
         <w:t xml:space="preserve"> con la </w:t>
       </w:r>
@@ -4997,7 +4997,7 @@
           <w:color w:val="000000"/>
           <w:kern w:val="0"/>
           <w:lang w:val="es-ES" w:eastAsia="es-ES"/>
-          <w14:ligatures w14:val="none"/>
+          <ns2:ligatures ns2:val="none"/>
         </w:rPr>
         <w:t>Póliza 2005419714</w:t>
       </w:r>
@@ -5005,12 +5005,12 @@
         <w:rPr>
           <w:rFonts w:ascii="Arial Narrow" w:eastAsia="Arial Narrow" w:hAnsi="Arial Narrow" w:cs="Arial Narrow"/>
           <w:kern w:val="0"/>
-          <w14:ligatures w14:val="none"/>
+          <ns2:ligatures ns2:val="none"/>
         </w:rPr>
         <w:t>.</w:t>
       </w:r>
     </w:p>
-    <w:p>
+    <w:p ns2:paraId="6062E14E" ns2:textId="77777777">
       <w:pPr>
         <w:pStyle w:val="Prrafodelista"/>
         <w:spacing w:after="0" w:line="240" w:lineRule="auto"/>
@@ -5019,11 +5019,11 @@
         <w:rPr>
           <w:rFonts w:ascii="Arial Narrow" w:eastAsia="Arial Narrow" w:hAnsi="Arial Narrow" w:cs="Arial Narrow"/>
           <w:kern w:val="0"/>
-          <w14:ligatures w14:val="none"/>
-        </w:rPr>
-      </w:pPr>
-    </w:p>
-    <w:p>
+          <ns2:ligatures ns2:val="none"/>
+        </w:rPr>
+      </w:pPr>
+    </w:p>
+    <w:p ns2:paraId="4C6A4A2C" ns2:textId="08166CD4">
       <w:pPr>
         <w:pStyle w:val="Prrafodelista"/>
         <w:numPr>
@@ -5039,14 +5039,14 @@
         <w:rPr>
           <w:rFonts w:ascii="Arial Narrow" w:eastAsia="Arial Narrow" w:hAnsi="Arial Narrow" w:cs="Arial Narrow"/>
           <w:kern w:val="0"/>
-          <w14:ligatures w14:val="none"/>
-        </w:rPr>
-      </w:pPr>
-      <w:r>
-        <w:rPr>
-          <w:rFonts w:ascii="Arial Narrow" w:eastAsia="Arial Narrow" w:hAnsi="Arial Narrow" w:cs="Arial Narrow"/>
-          <w:kern w:val="0"/>
-          <w14:ligatures w14:val="none"/>
+          <ns2:ligatures ns2:val="none"/>
+        </w:rPr>
+      </w:pPr>
+      <w:r>
+        <w:rPr>
+          <w:rFonts w:ascii="Arial Narrow" w:eastAsia="Arial Narrow" w:hAnsi="Arial Narrow" w:cs="Arial Narrow"/>
+          <w:kern w:val="0"/>
+          <ns2:ligatures ns2:val="none"/>
         </w:rPr>
         <w:t>Presunta infracción a los artículos 18 y 19 de la Ley</w:t>
       </w:r>
@@ -5054,7 +5054,7 @@
         <w:rPr>
           <w:rFonts w:ascii="Arial Narrow" w:eastAsia="Arial Narrow" w:hAnsi="Arial Narrow" w:cs="Arial Narrow"/>
           <w:kern w:val="0"/>
-          <w14:ligatures w14:val="none"/>
+          <ns2:ligatures ns2:val="none"/>
         </w:rPr>
         <w:t xml:space="preserve"> </w:t>
       </w:r>
@@ -5062,7 +5062,7 @@
         <w:rPr>
           <w:rFonts w:ascii="Arial Narrow" w:eastAsia="Arial Narrow" w:hAnsi="Arial Narrow" w:cs="Arial Narrow"/>
           <w:kern w:val="0"/>
-          <w14:ligatures w14:val="none"/>
+          <ns2:ligatures ns2:val="none"/>
         </w:rPr>
         <w:t xml:space="preserve"> 29571, Código de Protección y Defensa del Consumidor, en tanto </w:t>
       </w:r>
@@ -5070,7 +5070,7 @@
         <w:rPr>
           <w:rFonts w:ascii="Arial Narrow" w:eastAsia="Arial Narrow" w:hAnsi="Arial Narrow" w:cs="Arial Narrow"/>
           <w:kern w:val="0"/>
-          <w14:ligatures w14:val="none"/>
+          <ns2:ligatures ns2:val="none"/>
         </w:rPr>
         <w:t xml:space="preserve">la compañía aseguradora </w:t>
       </w:r>
@@ -5078,7 +5078,7 @@
         <w:rPr>
           <w:rFonts w:ascii="Arial Narrow" w:eastAsia="Arial Narrow" w:hAnsi="Arial Narrow" w:cs="Arial Narrow"/>
           <w:kern w:val="0"/>
-          <w14:ligatures w14:val="none"/>
+          <ns2:ligatures ns2:val="none"/>
         </w:rPr>
         <w:t xml:space="preserve">habría efectuado la renovación automática </w:t>
       </w:r>
@@ -5086,7 +5086,7 @@
         <w:rPr>
           <w:rFonts w:ascii="Arial Narrow" w:eastAsia="Arial Narrow" w:hAnsi="Arial Narrow" w:cs="Arial Narrow"/>
           <w:kern w:val="0"/>
-          <w14:ligatures w14:val="none"/>
+          <ns2:ligatures ns2:val="none"/>
         </w:rPr>
         <w:t xml:space="preserve">de la </w:t>
       </w:r>
@@ -5096,7 +5096,7 @@
           <w:color w:val="000000"/>
           <w:kern w:val="0"/>
           <w:lang w:val="es-ES" w:eastAsia="es-ES"/>
-          <w14:ligatures w14:val="none"/>
+          <ns2:ligatures ns2:val="none"/>
         </w:rPr>
         <w:t>Póliza 2005419714 del Seguro vehicular</w:t>
       </w:r>
@@ -5104,7 +5104,7 @@
         <w:rPr>
           <w:rFonts w:ascii="Arial Narrow" w:eastAsia="Arial Narrow" w:hAnsi="Arial Narrow" w:cs="Arial Narrow"/>
           <w:kern w:val="0"/>
-          <w14:ligatures w14:val="none"/>
+          <ns2:ligatures ns2:val="none"/>
         </w:rPr>
         <w:t xml:space="preserve"> el 15 de febrero de 2026 y cobrado la prima por US$ 67,10, pese a que el </w:t>
       </w:r>
@@ -5114,7 +5114,7 @@
           <w:color w:val="000000"/>
           <w:kern w:val="0"/>
           <w:lang w:eastAsia="es-ES"/>
-          <w14:ligatures w14:val="none"/>
+          <ns2:ligatures ns2:val="none"/>
         </w:rPr>
         <w:t>vehículo con Placa de Rodaje AKL-103 asegurado</w:t>
       </w:r>
@@ -5122,7 +5122,7 @@
         <w:rPr>
           <w:rFonts w:ascii="Arial Narrow" w:eastAsia="Arial Narrow" w:hAnsi="Arial Narrow" w:cs="Arial Narrow"/>
           <w:kern w:val="0"/>
-          <w14:ligatures w14:val="none"/>
+          <ns2:ligatures ns2:val="none"/>
         </w:rPr>
         <w:t xml:space="preserve"> </w:t>
       </w:r>
@@ -5130,7 +5130,7 @@
         <w:rPr>
           <w:rFonts w:ascii="Arial Narrow" w:eastAsia="Arial Narrow" w:hAnsi="Arial Narrow" w:cs="Arial Narrow"/>
           <w:kern w:val="0"/>
-          <w14:ligatures w14:val="none"/>
+          <ns2:ligatures ns2:val="none"/>
         </w:rPr>
         <w:t xml:space="preserve">había sido </w:t>
       </w:r>
@@ -5139,7 +5139,7 @@
         <w:rPr>
           <w:rFonts w:ascii="Arial Narrow" w:eastAsia="Arial Narrow" w:hAnsi="Arial Narrow" w:cs="Arial Narrow"/>
           <w:kern w:val="0"/>
-          <w14:ligatures w14:val="none"/>
+          <ns2:ligatures ns2:val="none"/>
         </w:rPr>
         <w:t>declarado como</w:t>
       </w:r>
@@ -5148,7 +5148,7 @@
         <w:rPr>
           <w:rFonts w:ascii="Arial Narrow" w:eastAsia="Arial Narrow" w:hAnsi="Arial Narrow" w:cs="Arial Narrow"/>
           <w:kern w:val="0"/>
-          <w14:ligatures w14:val="none"/>
+          <ns2:ligatures ns2:val="none"/>
         </w:rPr>
         <w:t xml:space="preserve"> pérdida total</w:t>
       </w:r>
@@ -5156,12 +5156,12 @@
         <w:rPr>
           <w:rFonts w:ascii="Arial Narrow" w:eastAsia="Arial Narrow" w:hAnsi="Arial Narrow" w:cs="Arial Narrow"/>
           <w:kern w:val="0"/>
-          <w14:ligatures w14:val="none"/>
+          <ns2:ligatures ns2:val="none"/>
         </w:rPr>
         <w:t>.</w:t>
       </w:r>
     </w:p>
-    <w:p>
+    <w:p ns2:paraId="24AC55D9" ns2:textId="77777777">
       <w:pPr>
         <w:pStyle w:val="Prrafodelista"/>
         <w:spacing w:after="0" w:line="240" w:lineRule="auto"/>
@@ -5170,11 +5170,11 @@
         <w:rPr>
           <w:rFonts w:ascii="Arial Narrow" w:eastAsia="Arial Narrow" w:hAnsi="Arial Narrow" w:cs="Arial Narrow"/>
           <w:kern w:val="0"/>
-          <w14:ligatures w14:val="none"/>
-        </w:rPr>
-      </w:pPr>
-    </w:p>
-    <w:p>
+          <ns2:ligatures ns2:val="none"/>
+        </w:rPr>
+      </w:pPr>
+    </w:p>
+    <w:p ns2:paraId="026633D6" ns2:textId="490349DB">
       <w:pPr>
         <w:pStyle w:val="Prrafodelista"/>
         <w:numPr>
@@ -5190,14 +5190,14 @@
         <w:rPr>
           <w:rFonts w:ascii="Arial Narrow" w:eastAsia="Arial Narrow" w:hAnsi="Arial Narrow" w:cs="Arial Narrow"/>
           <w:kern w:val="0"/>
-          <w14:ligatures w14:val="none"/>
-        </w:rPr>
-      </w:pPr>
-      <w:r>
-        <w:rPr>
-          <w:rFonts w:ascii="Arial Narrow" w:eastAsia="Arial Narrow" w:hAnsi="Arial Narrow" w:cs="Arial Narrow"/>
-          <w:kern w:val="0"/>
-          <w14:ligatures w14:val="none"/>
+          <ns2:ligatures ns2:val="none"/>
+        </w:rPr>
+      </w:pPr>
+      <w:r>
+        <w:rPr>
+          <w:rFonts w:ascii="Arial Narrow" w:eastAsia="Arial Narrow" w:hAnsi="Arial Narrow" w:cs="Arial Narrow"/>
+          <w:kern w:val="0"/>
+          <ns2:ligatures ns2:val="none"/>
         </w:rPr>
         <w:t xml:space="preserve">Presunta infracción a los artículos 18 y 19 de la Ley </w:t>
       </w:r>
@@ -5205,7 +5205,7 @@
         <w:rPr>
           <w:rFonts w:ascii="Arial Narrow" w:eastAsia="Arial Narrow" w:hAnsi="Arial Narrow" w:cs="Arial Narrow"/>
           <w:kern w:val="0"/>
-          <w14:ligatures w14:val="none"/>
+          <ns2:ligatures ns2:val="none"/>
         </w:rPr>
         <w:t xml:space="preserve"/>
       </w:r>
@@ -5213,7 +5213,7 @@
         <w:rPr>
           <w:rFonts w:ascii="Arial Narrow" w:eastAsia="Arial Narrow" w:hAnsi="Arial Narrow" w:cs="Arial Narrow"/>
           <w:kern w:val="0"/>
-          <w14:ligatures w14:val="none"/>
+          <ns2:ligatures ns2:val="none"/>
         </w:rPr>
         <w:t xml:space="preserve">29571, Código de Protección y Defensa del Consumidor, en tanto </w:t>
       </w:r>
@@ -5221,7 +5221,7 @@
         <w:rPr>
           <w:rFonts w:ascii="Arial Narrow" w:eastAsia="Arial Narrow" w:hAnsi="Arial Narrow" w:cs="Arial Narrow"/>
           <w:kern w:val="0"/>
-          <w14:ligatures w14:val="none"/>
+          <ns2:ligatures ns2:val="none"/>
         </w:rPr>
         <w:t xml:space="preserve">la compañía aseguradora </w:t>
       </w:r>
@@ -5229,7 +5229,7 @@
         <w:rPr>
           <w:rFonts w:ascii="Arial Narrow" w:eastAsia="Arial Narrow" w:hAnsi="Arial Narrow" w:cs="Arial Narrow"/>
           <w:kern w:val="0"/>
-          <w14:ligatures w14:val="none"/>
+          <ns2:ligatures ns2:val="none"/>
         </w:rPr>
         <w:t xml:space="preserve">habría mantenido bajo su custodia el </w:t>
       </w:r>
@@ -5239,7 +5239,7 @@
           <w:color w:val="000000"/>
           <w:kern w:val="0"/>
           <w:lang w:eastAsia="es-ES"/>
-          <w14:ligatures w14:val="none"/>
+          <ns2:ligatures ns2:val="none"/>
         </w:rPr>
         <w:t>vehículo con Placa de Rodaje AKL-103 asegurado</w:t>
       </w:r>
@@ -5247,7 +5247,7 @@
         <w:rPr>
           <w:rFonts w:ascii="Arial Narrow" w:eastAsia="Arial Narrow" w:hAnsi="Arial Narrow" w:cs="Arial Narrow"/>
           <w:kern w:val="0"/>
-          <w14:ligatures w14:val="none"/>
+          <ns2:ligatures ns2:val="none"/>
         </w:rPr>
         <w:t xml:space="preserve">, pese a haber </w:t>
       </w:r>
@@ -5255,7 +5255,7 @@
         <w:rPr>
           <w:rFonts w:ascii="Arial Narrow" w:eastAsia="Arial Narrow" w:hAnsi="Arial Narrow" w:cs="Arial Narrow"/>
           <w:kern w:val="0"/>
-          <w14:ligatures w14:val="none"/>
+          <ns2:ligatures ns2:val="none"/>
         </w:rPr>
         <w:t>negado</w:t>
       </w:r>
@@ -5263,7 +5263,7 @@
         <w:rPr>
           <w:rFonts w:ascii="Arial Narrow" w:eastAsia="Arial Narrow" w:hAnsi="Arial Narrow" w:cs="Arial Narrow"/>
           <w:kern w:val="0"/>
-          <w14:ligatures w14:val="none"/>
+          <ns2:ligatures ns2:val="none"/>
         </w:rPr>
         <w:t xml:space="preserve"> la cobertura del siniestro</w:t>
       </w:r>
@@ -5271,7 +5271,7 @@
         <w:rPr>
           <w:rFonts w:ascii="Arial Narrow" w:eastAsia="Arial Narrow" w:hAnsi="Arial Narrow" w:cs="Arial Narrow"/>
           <w:kern w:val="0"/>
-          <w14:ligatures w14:val="none"/>
+          <ns2:ligatures ns2:val="none"/>
         </w:rPr>
         <w:t xml:space="preserve"> ocurrido al vehículo con </w:t>
       </w:r>
@@ -5281,7 +5281,7 @@
           <w:color w:val="000000"/>
           <w:kern w:val="0"/>
           <w:lang w:eastAsia="es-ES"/>
-          <w14:ligatures w14:val="none"/>
+          <ns2:ligatures ns2:val="none"/>
         </w:rPr>
         <w:t xml:space="preserve">Placa de Rodaje AKL-103 asegurado con la </w:t>
       </w:r>
@@ -5291,7 +5291,7 @@
           <w:color w:val="000000"/>
           <w:kern w:val="0"/>
           <w:lang w:val="es-ES" w:eastAsia="es-ES"/>
-          <w14:ligatures w14:val="none"/>
+          <ns2:ligatures ns2:val="none"/>
         </w:rPr>
         <w:t>Póliza 2005419714</w:t>
       </w:r>
@@ -5299,12 +5299,12 @@
         <w:rPr>
           <w:rFonts w:ascii="Arial Narrow" w:eastAsia="Arial Narrow" w:hAnsi="Arial Narrow" w:cs="Arial Narrow"/>
           <w:kern w:val="0"/>
-          <w14:ligatures w14:val="none"/>
+          <ns2:ligatures ns2:val="none"/>
         </w:rPr>
         <w:t>.</w:t>
       </w:r>
     </w:p>
-    <w:p>
+    <w:p ns2:paraId="25DF4F97" ns2:textId="77777777">
       <w:pPr>
         <w:pStyle w:val="Prrafodelista"/>
         <w:spacing w:after="0" w:line="240" w:lineRule="auto"/>
@@ -5313,11 +5313,11 @@
         <w:rPr>
           <w:rFonts w:ascii="Arial Narrow" w:eastAsia="Arial Narrow" w:hAnsi="Arial Narrow" w:cs="Arial Narrow"/>
           <w:kern w:val="0"/>
-          <w14:ligatures w14:val="none"/>
-        </w:rPr>
-      </w:pPr>
-    </w:p>
-    <w:p>
+          <ns2:ligatures ns2:val="none"/>
+        </w:rPr>
+      </w:pPr>
+    </w:p>
+    <w:p ns2:paraId="69606B10" ns2:textId="06FA549C">
       <w:pPr>
         <w:pStyle w:val="Prrafodelista"/>
         <w:numPr>
@@ -5333,14 +5333,14 @@
         <w:rPr>
           <w:rFonts w:ascii="Arial Narrow" w:eastAsia="Arial Narrow" w:hAnsi="Arial Narrow" w:cs="Arial Narrow"/>
           <w:kern w:val="0"/>
-          <w14:ligatures w14:val="none"/>
-        </w:rPr>
-      </w:pPr>
-      <w:r>
-        <w:rPr>
-          <w:rFonts w:ascii="Arial Narrow" w:eastAsia="Arial Narrow" w:hAnsi="Arial Narrow" w:cs="Arial Narrow"/>
-          <w:kern w:val="0"/>
-          <w14:ligatures w14:val="none"/>
+          <ns2:ligatures ns2:val="none"/>
+        </w:rPr>
+      </w:pPr>
+      <w:r>
+        <w:rPr>
+          <w:rFonts w:ascii="Arial Narrow" w:eastAsia="Arial Narrow" w:hAnsi="Arial Narrow" w:cs="Arial Narrow"/>
+          <w:kern w:val="0"/>
+          <ns2:ligatures ns2:val="none"/>
         </w:rPr>
         <w:t xml:space="preserve">Presunta infracción al artículo 1, numeral 1, literal b) y al artículo 2 de la Ley </w:t>
       </w:r>
@@ -5348,7 +5348,7 @@
         <w:rPr>
           <w:rFonts w:ascii="Arial Narrow" w:eastAsia="Arial Narrow" w:hAnsi="Arial Narrow" w:cs="Arial Narrow"/>
           <w:kern w:val="0"/>
-          <w14:ligatures w14:val="none"/>
+          <ns2:ligatures ns2:val="none"/>
         </w:rPr>
         <w:t xml:space="preserve"/>
       </w:r>
@@ -5356,7 +5356,7 @@
         <w:rPr>
           <w:rFonts w:ascii="Arial Narrow" w:eastAsia="Arial Narrow" w:hAnsi="Arial Narrow" w:cs="Arial Narrow"/>
           <w:kern w:val="0"/>
-          <w14:ligatures w14:val="none"/>
+          <ns2:ligatures ns2:val="none"/>
         </w:rPr>
         <w:t xml:space="preserve">29571, Código de Protección y Defensa del Consumidor, en tanto </w:t>
       </w:r>
@@ -5364,7 +5364,7 @@
         <w:rPr>
           <w:rFonts w:ascii="Arial Narrow" w:eastAsia="Arial Narrow" w:hAnsi="Arial Narrow" w:cs="Arial Narrow"/>
           <w:kern w:val="0"/>
-          <w14:ligatures w14:val="none"/>
+          <ns2:ligatures ns2:val="none"/>
         </w:rPr>
         <w:t xml:space="preserve">la compañía aseguradora </w:t>
       </w:r>
@@ -5372,7 +5372,7 @@
         <w:rPr>
           <w:rFonts w:ascii="Arial Narrow" w:eastAsia="Arial Narrow" w:hAnsi="Arial Narrow" w:cs="Arial Narrow"/>
           <w:kern w:val="0"/>
-          <w14:ligatures w14:val="none"/>
+          <ns2:ligatures ns2:val="none"/>
         </w:rPr>
         <w:t xml:space="preserve">no habría atendido las solicitudes de información remitidas por el denunciante </w:t>
       </w:r>
@@ -5380,7 +5380,7 @@
         <w:rPr>
           <w:rFonts w:ascii="Arial Narrow" w:eastAsia="Arial Narrow" w:hAnsi="Arial Narrow" w:cs="Arial Narrow"/>
           <w:kern w:val="0"/>
-          <w14:ligatures w14:val="none"/>
+          <ns2:ligatures ns2:val="none"/>
         </w:rPr>
         <w:t xml:space="preserve">dirigidas </w:t>
       </w:r>
@@ -5388,7 +5388,7 @@
         <w:rPr>
           <w:rFonts w:ascii="Arial Narrow" w:eastAsia="Arial Narrow" w:hAnsi="Arial Narrow" w:cs="Arial Narrow"/>
           <w:kern w:val="0"/>
-          <w14:ligatures w14:val="none"/>
+          <ns2:ligatures ns2:val="none"/>
         </w:rPr>
         <w:t>a los correos electrónicos siniestrosautos@pacifico.com.pe y arlette*****@pacifico.com.pe</w:t>
       </w:r>
@@ -5396,7 +5396,7 @@
         <w:rPr>
           <w:rFonts w:ascii="Arial Narrow" w:eastAsia="Arial Narrow" w:hAnsi="Arial Narrow" w:cs="Arial Narrow"/>
           <w:kern w:val="0"/>
-          <w14:ligatures w14:val="none"/>
+          <ns2:ligatures ns2:val="none"/>
         </w:rPr>
         <w:t xml:space="preserve"> respecto al estado y situación del </w:t>
       </w:r>
@@ -5404,7 +5404,7 @@
         <w:rPr>
           <w:rFonts w:ascii="Arial Narrow" w:eastAsia="Arial Narrow" w:hAnsi="Arial Narrow" w:cs="Arial Narrow"/>
           <w:kern w:val="0"/>
-          <w14:ligatures w14:val="none"/>
+          <ns2:ligatures ns2:val="none"/>
         </w:rPr>
         <w:t>vehículo con Placa de Rodaje AKL-103 asegurado</w:t>
       </w:r>
@@ -5412,7 +5412,7 @@
         <w:rPr>
           <w:rFonts w:ascii="Arial Narrow" w:eastAsia="Arial Narrow" w:hAnsi="Arial Narrow" w:cs="Arial Narrow"/>
           <w:kern w:val="0"/>
-          <w14:ligatures w14:val="none"/>
+          <ns2:ligatures ns2:val="none"/>
         </w:rPr>
         <w:t xml:space="preserve"> con la </w:t>
       </w:r>
@@ -5422,7 +5422,7 @@
           <w:color w:val="000000"/>
           <w:kern w:val="0"/>
           <w:lang w:val="es-ES" w:eastAsia="es-ES"/>
-          <w14:ligatures w14:val="none"/>
+          <ns2:ligatures ns2:val="none"/>
         </w:rPr>
         <w:t>Póliza 2005419714</w:t>
       </w:r>
@@ -5430,23 +5430,23 @@
         <w:rPr>
           <w:rFonts w:ascii="Arial Narrow" w:eastAsia="Arial Narrow" w:hAnsi="Arial Narrow" w:cs="Arial Narrow"/>
           <w:kern w:val="0"/>
-          <w14:ligatures w14:val="none"/>
+          <ns2:ligatures ns2:val="none"/>
         </w:rPr>
         <w:t>.</w:t>
       </w:r>
     </w:p>
-    <w:p>
+    <w:p ns2:paraId="7C7C7BDD" ns2:textId="77777777">
       <w:pPr>
         <w:pStyle w:val="Prrafodelista"/>
         <w:spacing w:after="0" w:line="240" w:lineRule="auto"/>
         <w:rPr>
           <w:rFonts w:ascii="Arial Narrow" w:eastAsia="Arial Narrow" w:hAnsi="Arial Narrow" w:cs="Arial Narrow"/>
           <w:kern w:val="0"/>
-          <w14:ligatures w14:val="none"/>
-        </w:rPr>
-      </w:pPr>
-    </w:p>
-    <w:p>
+          <ns2:ligatures ns2:val="none"/>
+        </w:rPr>
+      </w:pPr>
+    </w:p>
+    <w:p ns2:paraId="090B72E8" ns2:textId="6121AB39">
       <w:pPr>
         <w:pStyle w:val="Prrafodelista"/>
         <w:numPr>
@@ -5462,14 +5462,14 @@
         <w:rPr>
           <w:rFonts w:ascii="Arial Narrow" w:eastAsia="Arial Narrow" w:hAnsi="Arial Narrow" w:cs="Arial Narrow"/>
           <w:kern w:val="0"/>
-          <w14:ligatures w14:val="none"/>
-        </w:rPr>
-      </w:pPr>
-      <w:r>
-        <w:rPr>
-          <w:rFonts w:ascii="Arial Narrow" w:eastAsia="Arial Narrow" w:hAnsi="Arial Narrow" w:cs="Arial Narrow"/>
-          <w:kern w:val="0"/>
-          <w14:ligatures w14:val="none"/>
+          <ns2:ligatures ns2:val="none"/>
+        </w:rPr>
+      </w:pPr>
+      <w:r>
+        <w:rPr>
+          <w:rFonts w:ascii="Arial Narrow" w:eastAsia="Arial Narrow" w:hAnsi="Arial Narrow" w:cs="Arial Narrow"/>
+          <w:kern w:val="0"/>
+          <ns2:ligatures ns2:val="none"/>
         </w:rPr>
         <w:t xml:space="preserve">Presunta </w:t>
       </w:r>
@@ -5477,7 +5477,7 @@
         <w:rPr>
           <w:rFonts w:ascii="Arial Narrow" w:eastAsia="Arial Narrow" w:hAnsi="Arial Narrow" w:cs="Arial Narrow"/>
           <w:kern w:val="0"/>
-          <w14:ligatures w14:val="none"/>
+          <ns2:ligatures ns2:val="none"/>
         </w:rPr>
         <w:t xml:space="preserve">infracción al </w:t>
       </w:r>
@@ -5485,7 +5485,7 @@
         <w:rPr>
           <w:rFonts w:ascii="Arial Narrow" w:eastAsia="Arial Narrow" w:hAnsi="Arial Narrow" w:cs="Arial Narrow"/>
           <w:kern w:val="0"/>
-          <w14:ligatures w14:val="none"/>
+          <ns2:ligatures ns2:val="none"/>
         </w:rPr>
         <w:t>numeral 49.1. del artículo 49</w:t>
       </w:r>
@@ -5493,7 +5493,7 @@
         <w:rPr>
           <w:rFonts w:ascii="Arial Narrow" w:eastAsia="Arial Narrow" w:hAnsi="Arial Narrow" w:cs="Arial Narrow"/>
           <w:kern w:val="0"/>
-          <w14:ligatures w14:val="none"/>
+          <ns2:ligatures ns2:val="none"/>
         </w:rPr>
         <w:t xml:space="preserve"> </w:t>
       </w:r>
@@ -5501,7 +5501,7 @@
         <w:rPr>
           <w:rFonts w:ascii="Arial Narrow" w:eastAsia="Arial Narrow" w:hAnsi="Arial Narrow" w:cs="Arial Narrow"/>
           <w:kern w:val="0"/>
-          <w14:ligatures w14:val="none"/>
+          <ns2:ligatures ns2:val="none"/>
         </w:rPr>
         <w:t xml:space="preserve">y al </w:t>
       </w:r>
@@ -5509,7 +5509,7 @@
         <w:rPr>
           <w:rFonts w:ascii="Arial Narrow" w:eastAsia="Arial Narrow" w:hAnsi="Arial Narrow" w:cs="Arial Narrow"/>
           <w:kern w:val="0"/>
-          <w14:ligatures w14:val="none"/>
+          <ns2:ligatures ns2:val="none"/>
         </w:rPr>
         <w:t xml:space="preserve">literal a) del </w:t>
       </w:r>
@@ -5517,7 +5517,7 @@
         <w:rPr>
           <w:rFonts w:ascii="Arial Narrow" w:eastAsia="Arial Narrow" w:hAnsi="Arial Narrow" w:cs="Arial Narrow"/>
           <w:kern w:val="0"/>
-          <w14:ligatures w14:val="none"/>
+          <ns2:ligatures ns2:val="none"/>
         </w:rPr>
         <w:t xml:space="preserve">artículo 50 </w:t>
       </w:r>
@@ -5525,7 +5525,7 @@
         <w:rPr>
           <w:rFonts w:ascii="Arial Narrow" w:eastAsia="Arial Narrow" w:hAnsi="Arial Narrow" w:cs="Arial Narrow"/>
           <w:kern w:val="0"/>
-          <w14:ligatures w14:val="none"/>
+          <ns2:ligatures ns2:val="none"/>
         </w:rPr>
         <w:t xml:space="preserve">de la Ley </w:t>
       </w:r>
@@ -5533,7 +5533,7 @@
         <w:rPr>
           <w:rFonts w:ascii="Arial Narrow" w:eastAsia="Arial Narrow" w:hAnsi="Arial Narrow" w:cs="Arial Narrow"/>
           <w:kern w:val="0"/>
-          <w14:ligatures w14:val="none"/>
+          <ns2:ligatures ns2:val="none"/>
         </w:rPr>
         <w:t xml:space="preserve"/>
       </w:r>
@@ -5541,7 +5541,7 @@
         <w:rPr>
           <w:rFonts w:ascii="Arial Narrow" w:eastAsia="Arial Narrow" w:hAnsi="Arial Narrow" w:cs="Arial Narrow"/>
           <w:kern w:val="0"/>
-          <w14:ligatures w14:val="none"/>
+          <ns2:ligatures ns2:val="none"/>
         </w:rPr>
         <w:t>29571, Código de Protección y Defensa del Consumidor</w:t>
       </w:r>
@@ -5549,7 +5549,7 @@
         <w:rPr>
           <w:rFonts w:ascii="Arial Narrow" w:eastAsia="Arial Narrow" w:hAnsi="Arial Narrow" w:cs="Arial Narrow"/>
           <w:kern w:val="0"/>
-          <w14:ligatures w14:val="none"/>
+          <ns2:ligatures ns2:val="none"/>
         </w:rPr>
         <w:t xml:space="preserve">, en tanto </w:t>
       </w:r>
@@ -5557,7 +5557,7 @@
         <w:rPr>
           <w:rFonts w:ascii="Arial Narrow" w:eastAsia="Arial Narrow" w:hAnsi="Arial Narrow" w:cs="Arial Narrow"/>
           <w:kern w:val="0"/>
-          <w14:ligatures w14:val="none"/>
+          <ns2:ligatures ns2:val="none"/>
         </w:rPr>
         <w:t xml:space="preserve">la compañía aseguradora </w:t>
       </w:r>
@@ -5565,7 +5565,7 @@
         <w:rPr>
           <w:rFonts w:ascii="Arial Narrow" w:eastAsia="Arial Narrow" w:hAnsi="Arial Narrow" w:cs="Arial Narrow"/>
           <w:kern w:val="0"/>
-          <w14:ligatures w14:val="none"/>
+          <ns2:ligatures ns2:val="none"/>
         </w:rPr>
         <w:t xml:space="preserve">habría incluido una cláusula abusiva en </w:t>
       </w:r>
@@ -5573,7 +5573,7 @@
         <w:rPr>
           <w:rFonts w:ascii="Arial Narrow" w:eastAsia="Arial Narrow" w:hAnsi="Arial Narrow" w:cs="Arial Narrow"/>
           <w:kern w:val="0"/>
-          <w14:ligatures w14:val="none"/>
+          <ns2:ligatures ns2:val="none"/>
         </w:rPr>
         <w:t xml:space="preserve">el artículo 4 de las Condiciones Operativas </w:t>
       </w:r>
@@ -5581,7 +5581,7 @@
         <w:rPr>
           <w:rFonts w:ascii="Arial Narrow" w:eastAsia="Arial Narrow" w:hAnsi="Arial Narrow" w:cs="Arial Narrow"/>
           <w:kern w:val="0"/>
-          <w14:ligatures w14:val="none"/>
+          <ns2:ligatures ns2:val="none"/>
         </w:rPr>
         <w:t xml:space="preserve">de la </w:t>
       </w:r>
@@ -5591,7 +5591,7 @@
           <w:color w:val="000000"/>
           <w:kern w:val="0"/>
           <w:lang w:val="es-ES" w:eastAsia="es-ES"/>
-          <w14:ligatures w14:val="none"/>
+          <ns2:ligatures ns2:val="none"/>
         </w:rPr>
         <w:t>Póliza 2005419714 del Seguro vehicular</w:t>
       </w:r>
@@ -5599,7 +5599,7 @@
         <w:rPr>
           <w:rFonts w:ascii="Arial Narrow" w:eastAsia="Arial Narrow" w:hAnsi="Arial Narrow" w:cs="Arial Narrow"/>
           <w:kern w:val="0"/>
-          <w14:ligatures w14:val="none"/>
+          <ns2:ligatures ns2:val="none"/>
         </w:rPr>
         <w:t xml:space="preserve"> que establece un plazo máximo de cuatro (4) horas para la comunicación del </w:t>
       </w:r>
@@ -5607,7 +5607,7 @@
         <w:rPr>
           <w:rFonts w:ascii="Arial Narrow" w:eastAsia="Arial Narrow" w:hAnsi="Arial Narrow" w:cs="Arial Narrow"/>
           <w:kern w:val="0"/>
-          <w14:ligatures w14:val="none"/>
+          <ns2:ligatures ns2:val="none"/>
         </w:rPr>
         <w:t>siniestro</w:t>
       </w:r>
@@ -5615,7 +5615,7 @@
         <w:rPr>
           <w:rFonts w:ascii="Arial Narrow" w:eastAsia="Arial Narrow" w:hAnsi="Arial Narrow" w:cs="Arial Narrow"/>
           <w:kern w:val="0"/>
-          <w14:ligatures w14:val="none"/>
+          <ns2:ligatures ns2:val="none"/>
         </w:rPr>
         <w:t>.</w:t>
       </w:r>
@@ -5623,12 +5623,12 @@
         <w:rPr>
           <w:rFonts w:ascii="Arial Narrow" w:eastAsia="Arial Narrow" w:hAnsi="Arial Narrow" w:cs="Arial Narrow"/>
           <w:kern w:val="0"/>
-          <w14:ligatures w14:val="none"/>
+          <ns2:ligatures ns2:val="none"/>
         </w:rPr>
         <w:t xml:space="preserve"> </w:t>
       </w:r>
     </w:p>
-    <w:p>
+    <w:p ns2:paraId="1743E13C" ns2:textId="77777777">
       <w:pPr>
         <w:pStyle w:val="Prrafodelista"/>
         <w:spacing w:after="0" w:line="240" w:lineRule="auto"/>
@@ -5637,11 +5637,11 @@
         <w:rPr>
           <w:rFonts w:ascii="Arial Narrow" w:eastAsia="Arial Narrow" w:hAnsi="Arial Narrow" w:cs="Arial Narrow"/>
           <w:kern w:val="0"/>
-          <w14:ligatures w14:val="none"/>
-        </w:rPr>
-      </w:pPr>
-    </w:p>
-    <w:p>
+          <ns2:ligatures ns2:val="none"/>
+        </w:rPr>
+      </w:pPr>
+    </w:p>
+    <w:p ns2:paraId="54167467" ns2:textId="72A7D1EC">
       <w:pPr>
         <w:pStyle w:val="Prrafodelista"/>
         <w:numPr>
@@ -5657,14 +5657,14 @@
         <w:rPr>
           <w:rFonts w:ascii="Arial Narrow" w:eastAsia="Arial Narrow" w:hAnsi="Arial Narrow" w:cs="Arial Narrow"/>
           <w:kern w:val="0"/>
-          <w14:ligatures w14:val="none"/>
-        </w:rPr>
-      </w:pPr>
-      <w:r>
-        <w:rPr>
-          <w:rFonts w:ascii="Arial Narrow" w:eastAsia="Arial Narrow" w:hAnsi="Arial Narrow" w:cs="Arial Narrow"/>
-          <w:kern w:val="0"/>
-          <w14:ligatures w14:val="none"/>
+          <ns2:ligatures ns2:val="none"/>
+        </w:rPr>
+      </w:pPr>
+      <w:r>
+        <w:rPr>
+          <w:rFonts w:ascii="Arial Narrow" w:eastAsia="Arial Narrow" w:hAnsi="Arial Narrow" w:cs="Arial Narrow"/>
+          <w:kern w:val="0"/>
+          <ns2:ligatures ns2:val="none"/>
         </w:rPr>
         <w:t xml:space="preserve">Presunta </w:t>
       </w:r>
@@ -5672,7 +5672,7 @@
         <w:rPr>
           <w:rFonts w:ascii="Arial Narrow" w:eastAsia="Arial Narrow" w:hAnsi="Arial Narrow" w:cs="Arial Narrow"/>
           <w:kern w:val="0"/>
-          <w14:ligatures w14:val="none"/>
+          <ns2:ligatures ns2:val="none"/>
         </w:rPr>
         <w:t xml:space="preserve">infracción al </w:t>
       </w:r>
@@ -5680,7 +5680,7 @@
         <w:rPr>
           <w:rFonts w:ascii="Arial Narrow" w:eastAsia="Arial Narrow" w:hAnsi="Arial Narrow" w:cs="Arial Narrow"/>
           <w:kern w:val="0"/>
-          <w14:ligatures w14:val="none"/>
+          <ns2:ligatures ns2:val="none"/>
         </w:rPr>
         <w:t>numeral 49.1. del artículo 49</w:t>
       </w:r>
@@ -5688,7 +5688,7 @@
         <w:rPr>
           <w:rFonts w:ascii="Arial Narrow" w:eastAsia="Arial Narrow" w:hAnsi="Arial Narrow" w:cs="Arial Narrow"/>
           <w:kern w:val="0"/>
-          <w14:ligatures w14:val="none"/>
+          <ns2:ligatures ns2:val="none"/>
         </w:rPr>
         <w:t xml:space="preserve"> y </w:t>
       </w:r>
@@ -5696,7 +5696,7 @@
         <w:rPr>
           <w:rFonts w:ascii="Arial Narrow" w:eastAsia="Arial Narrow" w:hAnsi="Arial Narrow" w:cs="Arial Narrow"/>
           <w:kern w:val="0"/>
-          <w14:ligatures w14:val="none"/>
+          <ns2:ligatures ns2:val="none"/>
         </w:rPr>
         <w:t xml:space="preserve">al literal a) del artículo 50 </w:t>
       </w:r>
@@ -5704,7 +5704,7 @@
         <w:rPr>
           <w:rFonts w:ascii="Arial Narrow" w:eastAsia="Arial Narrow" w:hAnsi="Arial Narrow" w:cs="Arial Narrow"/>
           <w:kern w:val="0"/>
-          <w14:ligatures w14:val="none"/>
+          <ns2:ligatures ns2:val="none"/>
         </w:rPr>
         <w:t>de la Ley</w:t>
       </w:r>
@@ -5712,7 +5712,7 @@
         <w:rPr>
           <w:rFonts w:ascii="Arial Narrow" w:eastAsia="Arial Narrow" w:hAnsi="Arial Narrow" w:cs="Arial Narrow"/>
           <w:kern w:val="0"/>
-          <w14:ligatures w14:val="none"/>
+          <ns2:ligatures ns2:val="none"/>
         </w:rPr>
         <w:t xml:space="preserve"> </w:t>
       </w:r>
@@ -5720,7 +5720,7 @@
         <w:rPr>
           <w:rFonts w:ascii="Arial Narrow" w:eastAsia="Arial Narrow" w:hAnsi="Arial Narrow" w:cs="Arial Narrow"/>
           <w:kern w:val="0"/>
-          <w14:ligatures w14:val="none"/>
+          <ns2:ligatures ns2:val="none"/>
         </w:rPr>
         <w:t xml:space="preserve"> 29571, Código de Protección y Defensa del Consumidor</w:t>
       </w:r>
@@ -5728,7 +5728,7 @@
         <w:rPr>
           <w:rFonts w:ascii="Arial Narrow" w:eastAsia="Arial Narrow" w:hAnsi="Arial Narrow" w:cs="Arial Narrow"/>
           <w:kern w:val="0"/>
-          <w14:ligatures w14:val="none"/>
+          <ns2:ligatures ns2:val="none"/>
         </w:rPr>
         <w:t xml:space="preserve">, en tanto </w:t>
       </w:r>
@@ -5736,7 +5736,7 @@
         <w:rPr>
           <w:rFonts w:ascii="Arial Narrow" w:eastAsia="Arial Narrow" w:hAnsi="Arial Narrow" w:cs="Arial Narrow"/>
           <w:kern w:val="0"/>
-          <w14:ligatures w14:val="none"/>
+          <ns2:ligatures ns2:val="none"/>
         </w:rPr>
         <w:t xml:space="preserve">la compañía aseguradora </w:t>
       </w:r>
@@ -5744,7 +5744,7 @@
         <w:rPr>
           <w:rFonts w:ascii="Arial Narrow" w:eastAsia="Arial Narrow" w:hAnsi="Arial Narrow" w:cs="Arial Narrow"/>
           <w:kern w:val="0"/>
-          <w14:ligatures w14:val="none"/>
+          <ns2:ligatures ns2:val="none"/>
         </w:rPr>
         <w:t xml:space="preserve">habría incluido una cláusula abusiva </w:t>
       </w:r>
@@ -5752,7 +5752,7 @@
         <w:rPr>
           <w:rFonts w:ascii="Arial Narrow" w:eastAsia="Arial Narrow" w:hAnsi="Arial Narrow" w:cs="Arial Narrow"/>
           <w:kern w:val="0"/>
-          <w14:ligatures w14:val="none"/>
+          <ns2:ligatures ns2:val="none"/>
         </w:rPr>
         <w:t xml:space="preserve">en el artículo </w:t>
       </w:r>
@@ -5760,7 +5760,7 @@
         <w:rPr>
           <w:rFonts w:ascii="Arial Narrow" w:eastAsia="Arial Narrow" w:hAnsi="Arial Narrow" w:cs="Arial Narrow"/>
           <w:kern w:val="0"/>
-          <w14:ligatures w14:val="none"/>
+          <ns2:ligatures ns2:val="none"/>
         </w:rPr>
         <w:t xml:space="preserve">5 de las Condiciones Operativas </w:t>
       </w:r>
@@ -5768,7 +5768,7 @@
         <w:rPr>
           <w:rFonts w:ascii="Arial Narrow" w:eastAsia="Arial Narrow" w:hAnsi="Arial Narrow" w:cs="Arial Narrow"/>
           <w:kern w:val="0"/>
-          <w14:ligatures w14:val="none"/>
+          <ns2:ligatures ns2:val="none"/>
         </w:rPr>
         <w:t xml:space="preserve">de la </w:t>
       </w:r>
@@ -5778,7 +5778,7 @@
           <w:color w:val="000000"/>
           <w:kern w:val="0"/>
           <w:lang w:val="es-ES" w:eastAsia="es-ES"/>
-          <w14:ligatures w14:val="none"/>
+          <ns2:ligatures ns2:val="none"/>
         </w:rPr>
         <w:t>Póliza 2005419714 del Seguro vehicular</w:t>
       </w:r>
@@ -5786,7 +5786,7 @@
         <w:rPr>
           <w:rFonts w:ascii="Arial Narrow" w:eastAsia="Arial Narrow" w:hAnsi="Arial Narrow" w:cs="Arial Narrow"/>
           <w:kern w:val="0"/>
-          <w14:ligatures w14:val="none"/>
+          <ns2:ligatures ns2:val="none"/>
         </w:rPr>
         <w:t xml:space="preserve"> </w:t>
       </w:r>
@@ -5794,7 +5794,7 @@
         <w:rPr>
           <w:rFonts w:ascii="Arial Narrow" w:eastAsia="Arial Narrow" w:hAnsi="Arial Narrow" w:cs="Arial Narrow"/>
           <w:kern w:val="0"/>
-          <w14:ligatures w14:val="none"/>
+          <ns2:ligatures ns2:val="none"/>
         </w:rPr>
         <w:t>que establece</w:t>
       </w:r>
@@ -5802,7 +5802,7 @@
         <w:rPr>
           <w:rFonts w:ascii="Arial Narrow" w:eastAsia="Arial Narrow" w:hAnsi="Arial Narrow" w:cs="Arial Narrow"/>
           <w:kern w:val="0"/>
-          <w14:ligatures w14:val="none"/>
+          <ns2:ligatures ns2:val="none"/>
         </w:rPr>
         <w:t xml:space="preserve"> condiciones que atribuyen </w:t>
       </w:r>
@@ -5810,7 +5810,7 @@
         <w:rPr>
           <w:rFonts w:ascii="Arial Narrow" w:eastAsia="Arial Narrow" w:hAnsi="Arial Narrow" w:cs="Arial Narrow"/>
           <w:kern w:val="0"/>
-          <w14:ligatures w14:val="none"/>
+          <ns2:ligatures ns2:val="none"/>
         </w:rPr>
         <w:t>cargas y obligaciones inadecuadas</w:t>
       </w:r>
@@ -5818,7 +5818,7 @@
         <w:rPr>
           <w:rFonts w:ascii="Arial Narrow" w:eastAsia="Arial Narrow" w:hAnsi="Arial Narrow" w:cs="Arial Narrow"/>
           <w:kern w:val="0"/>
-          <w14:ligatures w14:val="none"/>
+          <ns2:ligatures ns2:val="none"/>
         </w:rPr>
         <w:t xml:space="preserve"> </w:t>
       </w:r>
@@ -5826,7 +5826,7 @@
         <w:rPr>
           <w:rFonts w:ascii="Arial Narrow" w:eastAsia="Arial Narrow" w:hAnsi="Arial Narrow" w:cs="Arial Narrow"/>
           <w:kern w:val="0"/>
-          <w14:ligatures w14:val="none"/>
+          <ns2:ligatures ns2:val="none"/>
         </w:rPr>
         <w:t>para cuidar el vehículo asegurado ante un siniestro</w:t>
       </w:r>
@@ -5834,23 +5834,23 @@
         <w:rPr>
           <w:rFonts w:ascii="Arial Narrow" w:eastAsia="Arial Narrow" w:hAnsi="Arial Narrow" w:cs="Arial Narrow"/>
           <w:kern w:val="0"/>
-          <w14:ligatures w14:val="none"/>
+          <ns2:ligatures ns2:val="none"/>
         </w:rPr>
         <w:t>.</w:t>
       </w:r>
     </w:p>
-    <w:p>
+    <w:p ns2:paraId="5331746B" ns2:textId="77777777">
       <w:pPr>
         <w:pStyle w:val="Prrafodelista"/>
         <w:spacing w:after="0" w:line="240" w:lineRule="auto"/>
         <w:rPr>
           <w:rFonts w:ascii="Arial Narrow" w:eastAsia="Arial Narrow" w:hAnsi="Arial Narrow" w:cs="Arial Narrow"/>
           <w:kern w:val="0"/>
-          <w14:ligatures w14:val="none"/>
-        </w:rPr>
-      </w:pPr>
-    </w:p>
-    <w:p>
+          <ns2:ligatures ns2:val="none"/>
+        </w:rPr>
+      </w:pPr>
+    </w:p>
+    <w:p ns2:paraId="47830DF1" ns2:textId="57302E61">
       <w:pPr>
         <w:pStyle w:val="Prrafodelista"/>
         <w:numPr>
@@ -5866,14 +5866,14 @@
         <w:rPr>
           <w:rFonts w:ascii="Arial Narrow" w:eastAsia="Arial Narrow" w:hAnsi="Arial Narrow" w:cs="Arial Narrow"/>
           <w:kern w:val="0"/>
-          <w14:ligatures w14:val="none"/>
-        </w:rPr>
-      </w:pPr>
-      <w:r>
-        <w:rPr>
-          <w:rFonts w:ascii="Arial Narrow" w:eastAsia="Arial Narrow" w:hAnsi="Arial Narrow" w:cs="Arial Narrow"/>
-          <w:kern w:val="0"/>
-          <w14:ligatures w14:val="none"/>
+          <ns2:ligatures ns2:val="none"/>
+        </w:rPr>
+      </w:pPr>
+      <w:r>
+        <w:rPr>
+          <w:rFonts w:ascii="Arial Narrow" w:eastAsia="Arial Narrow" w:hAnsi="Arial Narrow" w:cs="Arial Narrow"/>
+          <w:kern w:val="0"/>
+          <ns2:ligatures ns2:val="none"/>
         </w:rPr>
         <w:t xml:space="preserve">Presunta infracción al numeral 88.1 del artículo 88 de la Ley 29571, Código de Protección y Defensa del Consumidor, en tanto </w:t>
       </w:r>
@@ -5881,7 +5881,7 @@
         <w:rPr>
           <w:rFonts w:ascii="Arial Narrow" w:eastAsia="Arial Narrow" w:hAnsi="Arial Narrow" w:cs="Arial Narrow"/>
           <w:kern w:val="0"/>
-          <w14:ligatures w14:val="none"/>
+          <ns2:ligatures ns2:val="none"/>
         </w:rPr>
         <w:t xml:space="preserve">la compañía aseguradora </w:t>
       </w:r>
@@ -5889,7 +5889,7 @@
         <w:rPr>
           <w:rFonts w:ascii="Arial Narrow" w:eastAsia="Arial Narrow" w:hAnsi="Arial Narrow" w:cs="Arial Narrow"/>
           <w:kern w:val="0"/>
-          <w14:ligatures w14:val="none"/>
+          <ns2:ligatures ns2:val="none"/>
         </w:rPr>
         <w:t xml:space="preserve">habría brindado una respuesta inadecuada al reclamo presentado por el denunciante el </w:t>
       </w:r>
@@ -5897,7 +5897,7 @@
         <w:rPr>
           <w:rFonts w:ascii="Arial Narrow" w:eastAsia="Arial Narrow" w:hAnsi="Arial Narrow" w:cs="Arial Narrow"/>
           <w:kern w:val="0"/>
-          <w14:ligatures w14:val="none"/>
+          <ns2:ligatures ns2:val="none"/>
         </w:rPr>
         <w:t>11 de enero de 2026</w:t>
       </w:r>
@@ -5905,14 +5905,14 @@
         <w:rPr>
           <w:rFonts w:ascii="Arial Narrow" w:eastAsia="Arial Narrow" w:hAnsi="Arial Narrow" w:cs="Arial Narrow"/>
           <w:kern w:val="0"/>
-          <w14:ligatures w14:val="none"/>
+          <ns2:ligatures ns2:val="none"/>
         </w:rPr>
         <w:t>.</w:t>
       </w:r>
     </w:p>
     <w:bookmarkEnd w:id="26"/>
     <w:bookmarkEnd w:id="27"/>
-    <w:p>
+    <w:p ns2:paraId="042B3F54" ns2:textId="777BBF33">
       <w:pPr>
         <w:spacing w:after="0" w:line="240" w:lineRule="auto"/>
         <w:contextualSpacing/>
@@ -5920,11 +5920,11 @@
         <w:rPr>
           <w:rFonts w:ascii="Arial Narrow" w:eastAsia="Arial Narrow" w:hAnsi="Arial Narrow" w:cs="Arial Narrow"/>
           <w:kern w:val="0"/>
-          <w14:ligatures w14:val="none"/>
-        </w:rPr>
-      </w:pPr>
-    </w:p>
-    <w:p>
+          <ns2:ligatures ns2:val="none"/>
+        </w:rPr>
+      </w:pPr>
+    </w:p>
+    <w:p ns2:paraId="0A292C9F" ns2:textId="3FC4F9E1">
       <w:pPr>
         <w:spacing w:after="0" w:line="240" w:lineRule="auto"/>
         <w:contextualSpacing/>
@@ -5932,7 +5932,7 @@
         <w:rPr>
           <w:rFonts w:ascii="Arial Narrow" w:eastAsia="Calibri" w:hAnsi="Arial Narrow" w:cs="Arial"/>
           <w:kern w:val="0"/>
-          <w14:ligatures w14:val="none"/>
+          <ns2:ligatures ns2:val="none"/>
         </w:rPr>
       </w:pPr>
       <w:r>
@@ -5942,7 +5942,7 @@
           <w:color w:val="000000"/>
           <w:kern w:val="0"/>
           <w:lang w:eastAsia="es-PE"/>
-          <w14:ligatures w14:val="none"/>
+          <ns2:ligatures ns2:val="none"/>
         </w:rPr>
         <w:lastRenderedPageBreak/>
         <w:t>SEGUNDO:</w:t>
@@ -5953,7 +5953,7 @@
           <w:color w:val="000000"/>
           <w:kern w:val="0"/>
           <w:lang w:eastAsia="es-PE"/>
-          <w14:ligatures w14:val="none"/>
+          <ns2:ligatures ns2:val="none"/>
         </w:rPr>
         <w:t xml:space="preserve"> tener por ofrecidos los medios probatorios presentados en el escrito de denuncia </w:t>
       </w:r>
@@ -5963,7 +5963,7 @@
           <w:color w:val="000000"/>
           <w:kern w:val="0"/>
           <w:lang w:val="es-ES" w:eastAsia="es-ES"/>
-          <w14:ligatures w14:val="none"/>
+          <ns2:ligatures ns2:val="none"/>
         </w:rPr>
         <w:t xml:space="preserve">del </w:t>
       </w:r>
@@ -5973,7 +5973,7 @@
           <w:color w:val="000000"/>
           <w:kern w:val="0"/>
           <w:lang w:val="es-ES" w:eastAsia="es-ES"/>
-          <w14:ligatures w14:val="none"/>
+          <ns2:ligatures ns2:val="none"/>
         </w:rPr>
         <w:t>25 de febrero de 2026, complementado mediante escrito del 25 de febrero de</w:t>
       </w:r>
@@ -5983,7 +5983,7 @@
           <w:color w:val="000000"/>
           <w:kern w:val="0"/>
           <w:lang w:val="es-ES" w:eastAsia="es-ES"/>
-          <w14:ligatures w14:val="none"/>
+          <ns2:ligatures ns2:val="none"/>
         </w:rPr>
         <w:t xml:space="preserve"> 2026, subsanado mediante escrito del 12 de marzo de 2026</w:t>
       </w:r>
@@ -5991,12 +5991,12 @@
         <w:rPr>
           <w:rFonts w:ascii="Arial Narrow" w:eastAsia="Calibri" w:hAnsi="Arial Narrow" w:cs="Arial"/>
           <w:kern w:val="0"/>
-          <w14:ligatures w14:val="none"/>
+          <ns2:ligatures ns2:val="none"/>
         </w:rPr>
         <w:t>.</w:t>
       </w:r>
     </w:p>
-    <w:p>
+    <w:p ns2:paraId="68A17E97" ns2:textId="77777777">
       <w:pPr>
         <w:spacing w:after="0" w:line="240" w:lineRule="auto"/>
         <w:contextualSpacing/>
@@ -6006,11 +6006,11 @@
           <w:color w:val="000000"/>
           <w:kern w:val="0"/>
           <w:lang w:eastAsia="es-PE"/>
-          <w14:ligatures w14:val="none"/>
-        </w:rPr>
-      </w:pPr>
-    </w:p>
-    <w:p>
+          <ns2:ligatures ns2:val="none"/>
+        </w:rPr>
+      </w:pPr>
+    </w:p>
+    <w:p ns2:paraId="168254DA" ns2:textId="5C85EADB">
       <w:pPr>
         <w:spacing w:after="0" w:line="240" w:lineRule="auto"/>
         <w:contextualSpacing/>
@@ -6020,7 +6020,7 @@
           <w:color w:val="000000"/>
           <w:kern w:val="0"/>
           <w:lang w:eastAsia="es-PE"/>
-          <w14:ligatures w14:val="none"/>
+          <ns2:ligatures ns2:val="none"/>
         </w:rPr>
       </w:pPr>
       <w:r>
@@ -6030,7 +6030,7 @@
           <w:color w:val="000000"/>
           <w:kern w:val="0"/>
           <w:lang w:eastAsia="es-PE"/>
-          <w14:ligatures w14:val="none"/>
+          <ns2:ligatures ns2:val="none"/>
         </w:rPr>
         <w:t xml:space="preserve">TERCERO: </w:t>
       </w:r>
@@ -6040,7 +6040,7 @@
           <w:color w:val="000000"/>
           <w:kern w:val="0"/>
           <w:lang w:eastAsia="es-PE"/>
-          <w14:ligatures w14:val="none"/>
+          <ns2:ligatures ns2:val="none"/>
         </w:rPr>
         <w:t xml:space="preserve">requerir a </w:t>
       </w:r>
@@ -6071,12 +6071,12 @@
           <w:color w:val="000000"/>
           <w:kern w:val="0"/>
           <w:lang w:eastAsia="es-PE"/>
-          <w14:ligatures w14:val="none"/>
+          <ns2:ligatures ns2:val="none"/>
         </w:rPr>
         <w:t>que cumpla con lo siguiente:</w:t>
       </w:r>
     </w:p>
-    <w:p>
+    <w:p ns2:paraId="20FDFB8D" ns2:textId="77777777">
       <w:pPr>
         <w:spacing w:after="0" w:line="240" w:lineRule="auto"/>
         <w:contextualSpacing/>
@@ -6086,11 +6086,11 @@
           <w:color w:val="000000"/>
           <w:kern w:val="0"/>
           <w:lang w:eastAsia="es-PE"/>
-          <w14:ligatures w14:val="none"/>
-        </w:rPr>
-      </w:pPr>
-    </w:p>
-    <w:p>
+          <ns2:ligatures ns2:val="none"/>
+        </w:rPr>
+      </w:pPr>
+    </w:p>
+    <w:p ns2:paraId="4AA80738" ns2:textId="77777777">
       <w:pPr>
         <w:numPr>
           <w:ilvl w:val="0"/>
@@ -6105,21 +6105,21 @@
           <w:color w:val="000000"/>
           <w:kern w:val="0"/>
           <w:lang w:eastAsia="es-PE"/>
-          <w14:ligatures w14:val="none"/>
-        </w:rPr>
-      </w:pPr>
-      <w:r>
-        <w:rPr>
-          <w:rFonts w:ascii="Arial Narrow" w:eastAsia="Arial Narrow" w:hAnsi="Arial Narrow" w:cs="Arial Narrow"/>
-          <w:color w:val="000000"/>
-          <w:kern w:val="0"/>
-          <w:lang w:eastAsia="es-PE"/>
-          <w14:ligatures w14:val="none"/>
+          <ns2:ligatures ns2:val="none"/>
+        </w:rPr>
+      </w:pPr>
+      <w:r>
+        <w:rPr>
+          <w:rFonts w:ascii="Arial Narrow" w:eastAsia="Arial Narrow" w:hAnsi="Arial Narrow" w:cs="Arial Narrow"/>
+          <w:color w:val="000000"/>
+          <w:kern w:val="0"/>
+          <w:lang w:eastAsia="es-PE"/>
+          <ns2:ligatures ns2:val="none"/>
         </w:rPr>
         <w:t>presentar documentos que acrediten su inscripción en los Registros Públicos o una declaración jurada que indique que cuenta con dicha inscripción;</w:t>
       </w:r>
     </w:p>
-    <w:p>
+    <w:p ns2:paraId="2B29D59F" ns2:textId="77777777">
       <w:pPr>
         <w:numPr>
           <w:ilvl w:val="0"/>
@@ -6134,21 +6134,21 @@
           <w:color w:val="000000"/>
           <w:kern w:val="0"/>
           <w:lang w:eastAsia="es-PE"/>
-          <w14:ligatures w14:val="none"/>
-        </w:rPr>
-      </w:pPr>
-      <w:r>
-        <w:rPr>
-          <w:rFonts w:ascii="Arial Narrow" w:eastAsia="Arial Narrow" w:hAnsi="Arial Narrow" w:cs="Arial Narrow"/>
-          <w:color w:val="000000"/>
-          <w:kern w:val="0"/>
-          <w:lang w:eastAsia="es-PE"/>
-          <w14:ligatures w14:val="none"/>
+          <ns2:ligatures ns2:val="none"/>
+        </w:rPr>
+      </w:pPr>
+      <w:r>
+        <w:rPr>
+          <w:rFonts w:ascii="Arial Narrow" w:eastAsia="Arial Narrow" w:hAnsi="Arial Narrow" w:cs="Arial Narrow"/>
+          <w:color w:val="000000"/>
+          <w:kern w:val="0"/>
+          <w:lang w:eastAsia="es-PE"/>
+          <ns2:ligatures ns2:val="none"/>
         </w:rPr>
         <w:t>presentar copia simple de las facultades de representación de su representante legal en el presente procedimiento o la declaración jurada que indique que cuenta con dichas facultades y que estas se encuentran vigentes;</w:t>
       </w:r>
     </w:p>
-    <w:p>
+    <w:p ns2:paraId="7EF50C46" ns2:textId="77777777">
       <w:pPr>
         <w:numPr>
           <w:ilvl w:val="0"/>
@@ -6163,21 +6163,21 @@
           <w:color w:val="000000"/>
           <w:kern w:val="0"/>
           <w:lang w:eastAsia="es-PE"/>
-          <w14:ligatures w14:val="none"/>
-        </w:rPr>
-      </w:pPr>
-      <w:r>
-        <w:rPr>
-          <w:rFonts w:ascii="Arial Narrow" w:eastAsia="Arial Narrow" w:hAnsi="Arial Narrow" w:cs="Arial Narrow"/>
-          <w:color w:val="000000"/>
-          <w:kern w:val="0"/>
-          <w:lang w:eastAsia="es-PE"/>
-          <w14:ligatures w14:val="none"/>
+          <ns2:ligatures ns2:val="none"/>
+        </w:rPr>
+      </w:pPr>
+      <w:r>
+        <w:rPr>
+          <w:rFonts w:ascii="Arial Narrow" w:eastAsia="Arial Narrow" w:hAnsi="Arial Narrow" w:cs="Arial Narrow"/>
+          <w:color w:val="000000"/>
+          <w:kern w:val="0"/>
+          <w:lang w:eastAsia="es-PE"/>
+          <ns2:ligatures ns2:val="none"/>
         </w:rPr>
         <w:t>consignar el Número de Registro Único de Contribuyentes (RUC); y,</w:t>
       </w:r>
     </w:p>
-    <w:p>
+    <w:p ns2:paraId="19E4DFA1" ns2:textId="77777777">
       <w:pPr>
         <w:numPr>
           <w:ilvl w:val="0"/>
@@ -6190,16 +6190,16 @@
         <w:rPr>
           <w:rFonts w:ascii="Arial Narrow" w:eastAsia="Calibri" w:hAnsi="Arial Narrow" w:cs="Arial"/>
           <w:kern w:val="0"/>
-          <w14:ligatures w14:val="none"/>
-        </w:rPr>
-      </w:pPr>
-      <w:r>
-        <w:rPr>
-          <w:rFonts w:ascii="Arial Narrow" w:eastAsia="Arial Narrow" w:hAnsi="Arial Narrow" w:cs="Arial Narrow"/>
-          <w:color w:val="000000"/>
-          <w:kern w:val="0"/>
-          <w:lang w:eastAsia="es-PE"/>
-          <w14:ligatures w14:val="none"/>
+          <ns2:ligatures ns2:val="none"/>
+        </w:rPr>
+      </w:pPr>
+      <w:r>
+        <w:rPr>
+          <w:rFonts w:ascii="Arial Narrow" w:eastAsia="Arial Narrow" w:hAnsi="Arial Narrow" w:cs="Arial Narrow"/>
+          <w:color w:val="000000"/>
+          <w:kern w:val="0"/>
+          <w:lang w:eastAsia="es-PE"/>
+          <ns2:ligatures ns2:val="none"/>
         </w:rPr>
         <w:t>fijar domicilio procesal para el procedimiento, de conformidad con el numeral 1 del artículo 442</w:t>
       </w:r>
@@ -6209,7 +6209,7 @@
           <w:color w:val="000000"/>
           <w:kern w:val="0"/>
           <w:lang w:eastAsia="es-PE"/>
-          <w14:ligatures w14:val="none"/>
+          <ns2:ligatures ns2:val="none"/>
         </w:rPr>
         <w:t/>
       </w:r>
@@ -6219,7 +6219,7 @@
           <w:color w:val="000000"/>
           <w:kern w:val="0"/>
           <w:lang w:eastAsia="es-PE"/>
-          <w14:ligatures w14:val="none"/>
+          <ns2:ligatures ns2:val="none"/>
         </w:rPr>
         <w:t xml:space="preserve"> del Código Procesal Civil. </w:t>
       </w:r>
@@ -6227,7 +6227,7 @@
         <w:rPr>
           <w:rFonts w:ascii="Arial Narrow" w:eastAsia="Calibri" w:hAnsi="Arial Narrow" w:cs="Arial"/>
           <w:kern w:val="0"/>
-          <w14:ligatures w14:val="none"/>
+          <ns2:ligatures ns2:val="none"/>
         </w:rPr>
         <w:t>Para ello podrá señalar domicilio físico o una dirección electrónica a la que pueda remitirse las notificaciones</w:t>
       </w:r>
@@ -6236,12 +6236,12 @@
           <w:rFonts w:ascii="Arial Narrow" w:eastAsia="Arial" w:hAnsi="Arial Narrow" w:cs="Arial"/>
           <w:kern w:val="0"/>
           <w:lang w:val="es"/>
-          <w14:ligatures w14:val="none"/>
+          <ns2:ligatures ns2:val="none"/>
         </w:rPr>
         <w:t>;</w:t>
       </w:r>
     </w:p>
-    <w:p>
+    <w:p ns2:paraId="7C63E340" ns2:textId="77777777">
       <w:pPr>
         <w:numPr>
           <w:ilvl w:val="0"/>
@@ -6254,14 +6254,14 @@
         <w:rPr>
           <w:rFonts w:ascii="Arial Narrow" w:eastAsia="Calibri" w:hAnsi="Arial Narrow" w:cs="Arial"/>
           <w:kern w:val="0"/>
-          <w14:ligatures w14:val="none"/>
+          <ns2:ligatures ns2:val="none"/>
         </w:rPr>
       </w:pPr>
       <w:r>
         <w:rPr>
           <w:rFonts w:ascii="Arial Narrow" w:eastAsia="Calibri" w:hAnsi="Arial Narrow" w:cs="Arial"/>
           <w:kern w:val="0"/>
-          <w14:ligatures w14:val="none"/>
+          <ns2:ligatures ns2:val="none"/>
         </w:rPr>
         <w:t xml:space="preserve">en caso califique como </w:t>
       </w:r>
@@ -6270,7 +6270,7 @@
         <w:rPr>
           <w:rFonts w:ascii="Arial Narrow" w:eastAsia="Calibri" w:hAnsi="Arial Narrow" w:cs="Arial"/>
           <w:kern w:val="0"/>
-          <w14:ligatures w14:val="none"/>
+          <ns2:ligatures ns2:val="none"/>
         </w:rPr>
         <w:t>micro empresa</w:t>
       </w:r>
@@ -6279,7 +6279,7 @@
         <w:rPr>
           <w:rFonts w:ascii="Arial Narrow" w:eastAsia="Calibri" w:hAnsi="Arial Narrow" w:cs="Arial"/>
           <w:kern w:val="0"/>
-          <w14:ligatures w14:val="none"/>
+          <ns2:ligatures ns2:val="none"/>
         </w:rPr>
         <w:t xml:space="preserve"> o pequeña empresa, presentar los documentos que acrediten su volumen de ventas o ingresos brutos percibidos el año anterior relativo a todas sus actividades económicas y el número de trabajadores con el que cuenta</w:t>
       </w:r>
@@ -6289,7 +6289,7 @@
           <w:rFonts w:ascii="Arial Narrow" w:eastAsia="Calibri" w:hAnsi="Arial Narrow" w:cs="Arial"/>
           <w:kern w:val="0"/>
           <w:vertAlign w:val="superscript"/>
-          <w14:ligatures w14:val="none"/>
+          <ns2:ligatures ns2:val="none"/>
         </w:rPr>
         <w:footnoteReference w:id="8"/>
       </w:r>
@@ -6297,7 +6297,7 @@
         <w:rPr>
           <w:rFonts w:ascii="Arial Narrow" w:eastAsia="Calibri" w:hAnsi="Arial Narrow" w:cs="Arial"/>
           <w:kern w:val="0"/>
-          <w14:ligatures w14:val="none"/>
+          <ns2:ligatures ns2:val="none"/>
         </w:rPr>
         <w:t>. Ello, a fin de que la Comisión pueda meritar dicha documentación, conforme lo establece el artículo 110</w:t>
       </w:r>
@@ -6307,7 +6307,7 @@
           <w:color w:val="000000"/>
           <w:kern w:val="0"/>
           <w:lang w:eastAsia="es-PE"/>
-          <w14:ligatures w14:val="none"/>
+          <ns2:ligatures ns2:val="none"/>
         </w:rPr>
         <w:t/>
       </w:r>
@@ -6315,7 +6315,7 @@
         <w:rPr>
           <w:rFonts w:ascii="Arial Narrow" w:eastAsia="Calibri" w:hAnsi="Arial Narrow" w:cs="Arial"/>
           <w:kern w:val="0"/>
-          <w14:ligatures w14:val="none"/>
+          <ns2:ligatures ns2:val="none"/>
         </w:rPr>
         <w:t xml:space="preserve"> del </w:t>
       </w:r>
@@ -6324,7 +6324,7 @@
           <w:rFonts w:ascii="Arial Narrow" w:eastAsia="Calibri" w:hAnsi="Arial Narrow" w:cs="Arial"/>
           <w:spacing w:val="-2"/>
           <w:kern w:val="0"/>
-          <w14:ligatures w14:val="none"/>
+          <ns2:ligatures ns2:val="none"/>
         </w:rPr>
         <w:t>Código</w:t>
       </w:r>
@@ -6335,7 +6335,7 @@
           <w:spacing w:val="-2"/>
           <w:kern w:val="0"/>
           <w:vertAlign w:val="superscript"/>
-          <w14:ligatures w14:val="none"/>
+          <ns2:ligatures ns2:val="none"/>
         </w:rPr>
         <w:footnoteReference w:id="9"/>
       </w:r>
@@ -6344,12 +6344,12 @@
           <w:rFonts w:ascii="Arial Narrow" w:eastAsia="Calibri" w:hAnsi="Arial Narrow" w:cs="Arial"/>
           <w:spacing w:val="-2"/>
           <w:kern w:val="0"/>
-          <w14:ligatures w14:val="none"/>
+          <ns2:ligatures ns2:val="none"/>
         </w:rPr>
         <w:t>.</w:t>
       </w:r>
     </w:p>
-    <w:p>
+    <w:p ns2:paraId="1F11FE32" ns2:textId="77777777">
       <w:pPr>
         <w:spacing w:after="0" w:line="240" w:lineRule="auto"/>
         <w:ind w:left="567"/>
@@ -6360,7 +6360,7 @@
           <w:color w:val="000000"/>
           <w:kern w:val="0"/>
           <w:lang w:eastAsia="es-PE"/>
-          <w14:ligatures w14:val="none"/>
+          <ns2:ligatures ns2:val="none"/>
         </w:rPr>
       </w:pPr>
     </w:p>
@@ -6374,7 +6374,53 @@
           <w:color w:val="000000"/>
           <w:kern w:val="0"/>
           <w:lang w:eastAsia="es-PE"/>
-          <w14:ligatures w14:val="none"/>
+          <ns2:ligatures ns2:val="none"/>
+        </w:rPr>
+      </w:pPr>
+      <w:r>
+        <w:rPr>
+          <w:rFonts w:ascii="Arial Narrow" w:hAnsi="Arial Narrow" w:cs="Arial Narrow"/>
+          <w:b w:val="1"/>
+          <w:bCs w:val="1"/>
+          <w:sz w:val="20"/>
+          <w:szCs w:val="20"/>
+        </w:rPr>
+        <w:t xml:space="preserve">CUARTO: </w:t>
+      </w:r>
+      <w:r>
+        <w:rPr>
+          <w:rFonts w:ascii="Arial Narrow" w:hAnsi="Arial Narrow" w:cs="Arial Narrow"/>
+          <w:sz w:val="20"/>
+          <w:szCs w:val="20"/>
+        </w:rPr>
+        <w:t xml:space="preserve">correr traslado de la presente resolución a Pacífico Compañía de Seguros y Reaseguros S.A para que, de conformidad con lo dispuesto por el artículo 26° de la Ley sobre Facultades, Normas y Organización del Indecopi, aprobado por Decreto Legislativo N° 8079, presenten sus descargos sobre la imputación de cargos realizada en un plazo no mayor a cinco (5) días hábiles contado a partir del día siguiente de la notificación de la presente resolución, vencido el cual, el Secretario Técnico declarará en rebeldía a los denunciados que no lo hubieran presentado. Debe precisarse que de conformidad con lo establecido por el artículo 223° del Texto Único Ordenado de la Ley N° 27444, Ley del Procedimiento Administrativo General, las alegaciones y los hechos relevantes de la reclamación, salvo que hayan sido específicamente negadas en la contestación, se tendrán por aceptadas o meritadas como ciertas.</w:t>
+      </w:r>
+    </w:p>
+    <w:p ns2:paraId="228F876C" ns2:textId="77777777">
+      <w:pPr>
+        <w:spacing w:after="0" w:line="240" w:lineRule="auto"/>
+        <w:contextualSpacing/>
+        <w:jc w:val="both"/>
+        <w:rPr>
+          <w:rFonts w:ascii="Arial Narrow" w:eastAsia="Arial Narrow" w:hAnsi="Arial Narrow" w:cs="Arial Narrow"/>
+          <w:color w:val="000000"/>
+          <w:kern w:val="0"/>
+          <w:lang w:eastAsia="es-PE"/>
+          <ns2:ligatures ns2:val="none"/>
+        </w:rPr>
+      </w:pPr>
+    </w:p>
+    <w:p ns2:paraId="774AFBA5" ns2:textId="359B4250">
+      <w:pPr>
+        <w:spacing w:after="0" w:line="240" w:lineRule="auto"/>
+        <w:contextualSpacing/>
+        <w:jc w:val="both"/>
+        <w:rPr>
+          <w:rFonts w:ascii="Arial Narrow" w:eastAsia="Times New Roman" w:hAnsi="Arial Narrow" w:cs="Arial"/>
+          <w:color w:val="000000"/>
+          <w:kern w:val="0"/>
+          <w:lang w:val="es-ES" w:eastAsia="es-ES"/>
+          <ns2:ligatures ns2:val="none"/>
         </w:rPr>
       </w:pPr>
       <w:r>
@@ -6384,19 +6430,20 @@
           <w:color w:val="000000"/>
           <w:kern w:val="0"/>
           <w:lang w:eastAsia="es-PE"/>
-          <w14:ligatures w14:val="none"/>
-        </w:rPr>
-        <w:t xml:space="preserve">CUARTO: </w:t>
-      </w:r>
-      <w:r>
-        <w:rPr>
-          <w:rFonts w:ascii="Arial Narrow" w:eastAsia="Arial Narrow" w:hAnsi="Arial Narrow" w:cs="Arial Narrow"/>
-          <w:color w:val="000000"/>
-          <w:kern w:val="0"/>
-          <w:lang w:eastAsia="es-PE"/>
-          <w14:ligatures w14:val="none"/>
-        </w:rPr>
-        <w:t xml:space="preserve">correr traslado de la denuncia interpuesta </w:t>
+          <ns2:ligatures ns2:val="none"/>
+        </w:rPr>
+        <w:t xml:space="preserve">QUINTO: </w:t>
+      </w:r>
+      <w:bookmarkStart w:id="28" w:name="_Hlk188286813"/>
+      <w:r>
+        <w:rPr>
+          <w:rFonts w:ascii="Arial Narrow" w:eastAsia="Times New Roman" w:hAnsi="Arial Narrow" w:cs="Arial"/>
+          <w:color w:val="000000"/>
+          <w:kern w:val="0"/>
+          <w:lang w:eastAsia="es-ES"/>
+          <ns2:ligatures ns2:val="none"/>
+        </w:rPr>
+        <w:t xml:space="preserve">requerir </w:t>
       </w:r>
       <w:r>
         <w:rPr>
@@ -6404,126 +6451,133 @@
           <w:color w:val="000000"/>
           <w:kern w:val="0"/>
           <w:lang w:val="es-ES" w:eastAsia="es-ES"/>
-          <w14:ligatures w14:val="none"/>
-        </w:rPr>
-        <w:t xml:space="preserve">el </w:t>
-      </w:r>
+          <ns2:ligatures ns2:val="none"/>
+        </w:rPr>
+        <w:t xml:space="preserve">que, en un </w:t>
+      </w:r>
+      <w:r>
+        <w:rPr>
+          <w:rFonts w:ascii="Arial Narrow" w:eastAsia="Times New Roman" w:hAnsi="Arial Narrow" w:cs="Arial"/>
+          <w:color w:val="000000"/>
+          <w:kern w:val="0"/>
+          <w:lang w:eastAsia="es-ES"/>
+          <ns2:ligatures ns2:val="none"/>
+        </w:rPr>
+        <w:t>plazo no mayor de cinco (5) días hábiles contado a partir del día siguiente de la notificación de la presente resolución</w:t>
+      </w:r>
+      <w:bookmarkEnd w:id="28"/>
+      <w:r>
+        <w:rPr>
+          <w:rFonts w:ascii="Arial Narrow" w:eastAsia="Times New Roman" w:hAnsi="Arial Narrow" w:cs="Arial"/>
+          <w:color w:val="000000"/>
+          <w:kern w:val="0"/>
+          <w:lang w:eastAsia="es-ES"/>
+          <ns2:ligatures ns2:val="none"/>
+        </w:rPr>
+        <w:t xml:space="preserve">, </w:t>
+      </w:r>
+      <w:bookmarkStart w:id="29" w:name="_Hlk188286828"/>
+      <w:r>
+        <w:rPr>
+          <w:rFonts w:ascii="Arial Narrow" w:eastAsia="Times New Roman" w:hAnsi="Arial Narrow" w:cs="Times New Roman"/>
+          <w:color w:val="000000"/>
+          <w:kern w:val="0"/>
+          <w:shd w:val="clear" w:color="auto" w:fill="FFFFFF"/>
+          <w:lang w:eastAsia="es-PE"/>
+          <ns2:ligatures ns2:val="none"/>
+        </w:rPr>
+        <w:t>el proveedor denunciado</w:t>
+      </w:r>
+      <w:r>
+        <w:rPr>
+          <w:rFonts w:ascii="Arial Narrow" w:eastAsia="Times New Roman" w:hAnsi="Arial Narrow" w:cs="Arial"/>
+          <w:color w:val="000000"/>
+          <w:kern w:val="0"/>
+          <w:lang w:eastAsia="es-ES"/>
+          <ns2:ligatures ns2:val="none"/>
+        </w:rPr>
+        <w:t xml:space="preserve"> </w:t>
+      </w:r>
+      <w:bookmarkEnd w:id="29"/>
       <w:r>
         <w:rPr>
           <w:rFonts w:ascii="Arial Narrow" w:eastAsia="Times New Roman" w:hAnsi="Arial Narrow" w:cs="Arial"/>
           <w:color w:val="000000"/>
           <w:kern w:val="0"/>
           <w:lang w:val="es-ES" w:eastAsia="es-ES"/>
-          <w14:ligatures w14:val="none"/>
-        </w:rPr>
-        <w:t>25 de febrero de 2026, complementado mediante escrito del 25 de febrero de 2026, subsanado mediante escrito del 12 de marzo de 2026</w:t>
-      </w:r>
-      <w:r>
-        <w:rPr>
-          <w:rFonts w:ascii="Arial Narrow" w:eastAsia="Calibri" w:hAnsi="Arial Narrow" w:cs="Arial"/>
-          <w:kern w:val="0"/>
-          <w14:ligatures w14:val="none"/>
-        </w:rPr>
-        <w:t xml:space="preserve">, </w:t>
-      </w:r>
-      <w:r>
-        <w:rPr>
-          <w:rFonts w:ascii="Arial Narrow" w:eastAsia="Arial Narrow" w:hAnsi="Arial Narrow" w:cs="Arial Narrow"/>
-          <w:color w:val="000000"/>
-          <w:kern w:val="0"/>
-          <w:lang w:eastAsia="es-PE"/>
-          <w14:ligatures w14:val="none"/>
-        </w:rPr>
-        <w:t>a</w:t>
-      </w:r>
-      <w:r>
-        <w:rPr>
-          <w:rFonts w:ascii="Arial Narrow" w:eastAsia="Times New Roman" w:hAnsi="Arial Narrow" w:cs="Times New Roman"/>
-          <w:color w:val="000000"/>
-          <w:kern w:val="0"/>
-          <w:shd w:val="clear" w:color="auto" w:fill="FFFFFF"/>
-          <w:lang w:eastAsia="es-PE"/>
-          <w14:ligatures w14:val="none"/>
-        </w:rPr>
-        <w:t xml:space="preserve"> </w:t>
-      </w:r>
-      <w:r>
-        <w:rPr>
-          <w:rFonts w:ascii="Arial Narrow" w:eastAsia="Times New Roman" w:hAnsi="Arial Narrow" w:cs="Times New Roman"/>
-          <w:color w:val="000000"/>
-          <w:kern w:val="0"/>
-          <w:shd w:val="clear" w:color="auto" w:fill="FFFFFF"/>
-          <w:lang w:eastAsia="es-PE"/>
-          <w14:ligatures w14:val="none"/>
-        </w:rPr>
-        <w:t>Pacífico Compañía de Seguros y Reaseguros S.A.</w:t>
-      </w:r>
-      <w:r>
-        <w:rPr>
-          <w:rFonts w:ascii="Arial Narrow" w:eastAsia="Arial Narrow" w:hAnsi="Arial Narrow" w:cs="Arial Narrow"/>
-          <w:color w:val="000000"/>
-          <w:kern w:val="0"/>
-          <w:lang w:eastAsia="es-PE"/>
-          <w14:ligatures w14:val="none"/>
-        </w:rPr>
-        <w:t>, para</w:t>
-      </w:r>
-      <w:r>
-        <w:rPr>
-          <w:rFonts w:ascii="Arial Narrow" w:eastAsia="Arial Narrow" w:hAnsi="Arial Narrow" w:cs="Arial Narrow"/>
-          <w:color w:val="000000"/>
-          <w:kern w:val="0"/>
-          <w:lang w:eastAsia="es-PE"/>
-          <w14:ligatures w14:val="none"/>
-        </w:rPr>
-        <w:t xml:space="preserve"> que, de conformidad con lo dispuesto por el artículo 26</w:t>
-      </w:r>
-      <w:r>
-        <w:rPr>
-          <w:rFonts w:ascii="Arial Narrow" w:eastAsia="Times New Roman" w:hAnsi="Arial Narrow" w:cs="Segoe UI"/>
-          <w:color w:val="000000"/>
-          <w:kern w:val="0"/>
-          <w:lang w:eastAsia="es-PE"/>
-          <w14:ligatures w14:val="none"/>
-        </w:rPr>
-        <w:t/>
-      </w:r>
-      <w:r>
-        <w:rPr>
-          <w:rFonts w:ascii="Arial Narrow" w:eastAsia="Arial Narrow" w:hAnsi="Arial Narrow" w:cs="Arial Narrow"/>
-          <w:color w:val="000000"/>
-          <w:kern w:val="0"/>
-          <w:lang w:eastAsia="es-PE"/>
-          <w14:ligatures w14:val="none"/>
-        </w:rPr>
-        <w:t xml:space="preserve"> de la Ley sobre Facultades, Normas y Organización del Indecopi, aprobada por Decreto Legislativo 807, presente sus descargos en un plazo no mayor de cinco (5) días hábiles contados desde la notificación. </w:t>
-      </w:r>
-    </w:p>
-    <w:p>
+          <ns2:ligatures ns2:val="none"/>
+        </w:rPr>
+        <w:t xml:space="preserve">cumpla con: </w:t>
+      </w:r>
+      <w:r>
+        <w:rPr>
+          <w:rFonts w:ascii="Arial Narrow" w:eastAsia="Times New Roman" w:hAnsi="Arial Narrow" w:cs="Arial"/>
+          <w:color w:val="000000"/>
+          <w:kern w:val="0"/>
+          <w:lang w:val="es-ES" w:eastAsia="es-ES"/>
+          <ns2:ligatures ns2:val="none"/>
+        </w:rPr>
+        <w:t>(i) presentar una copia completa, legible y debidamente suscrita de la Póliza 2005419714 del Seguro vehicular, así como el cargo de remisión de la póliza; (</w:t>
+      </w:r>
+      <w:proofErr w:type="spellStart"/>
+      <w:r>
+        <w:rPr>
+          <w:rFonts w:ascii="Arial Narrow" w:eastAsia="Times New Roman" w:hAnsi="Arial Narrow" w:cs="Arial"/>
+          <w:color w:val="000000"/>
+          <w:kern w:val="0"/>
+          <w:lang w:val="es-ES" w:eastAsia="es-ES"/>
+          <ns2:ligatures ns2:val="none"/>
+        </w:rPr>
+        <w:t>ii</w:t>
+      </w:r>
+      <w:proofErr w:type="spellEnd"/>
+      <w:r>
+        <w:rPr>
+          <w:rFonts w:ascii="Arial Narrow" w:eastAsia="Times New Roman" w:hAnsi="Arial Narrow" w:cs="Arial"/>
+          <w:color w:val="000000"/>
+          <w:kern w:val="0"/>
+          <w:lang w:val="es-ES" w:eastAsia="es-ES"/>
+          <ns2:ligatures ns2:val="none"/>
+        </w:rPr>
+        <w:t>) presentar los medios probatorios que acrediten que la negativa de otorgamiento de cobertura fue justificada; y, (iii) presentar todas las comunicaciones cursadas con la parte denunciante en virtud de los hechos materia de denuncia</w:t>
+      </w:r>
+      <w:r>
+        <w:rPr>
+          <w:rFonts w:ascii="Arial Narrow" w:eastAsia="Times New Roman" w:hAnsi="Arial Narrow" w:cs="Arial"/>
+          <w:color w:val="000000"/>
+          <w:kern w:val="0"/>
+          <w:lang w:val="es-ES" w:eastAsia="es-ES"/>
+          <ns2:ligatures ns2:val="none"/>
+        </w:rPr>
+        <w:t>.</w:t>
+      </w:r>
+    </w:p>
+    <w:p ns2:paraId="12A4D8BD" ns2:textId="77777777">
       <w:pPr>
         <w:spacing w:after="0" w:line="240" w:lineRule="auto"/>
         <w:contextualSpacing/>
         <w:jc w:val="both"/>
         <w:rPr>
           <w:rFonts w:ascii="Arial Narrow" w:eastAsia="Arial Narrow" w:hAnsi="Arial Narrow" w:cs="Arial Narrow"/>
-          <w:color w:val="000000"/>
-          <w:kern w:val="0"/>
-          <w:lang w:eastAsia="es-PE"/>
-          <w14:ligatures w14:val="none"/>
-        </w:rPr>
-      </w:pPr>
-    </w:p>
-    <w:p>
+          <w:b/>
+          <w:color w:val="000000"/>
+          <w:kern w:val="0"/>
+          <w:lang w:val="es-ES" w:eastAsia="es-PE"/>
+          <ns2:ligatures ns2:val="none"/>
+        </w:rPr>
+      </w:pPr>
+    </w:p>
+    <w:p ns2:paraId="591B7E6F" ns2:textId="77777777">
       <w:pPr>
         <w:spacing w:after="0" w:line="240" w:lineRule="auto"/>
         <w:contextualSpacing/>
         <w:jc w:val="both"/>
         <w:rPr>
-          <w:rFonts w:ascii="Arial Narrow" w:eastAsia="Times New Roman" w:hAnsi="Arial Narrow" w:cs="Arial"/>
-          <w:color w:val="000000"/>
-          <w:kern w:val="0"/>
-          <w:lang w:val="es-ES" w:eastAsia="es-ES"/>
-          <w14:ligatures w14:val="none"/>
+          <w:rFonts w:ascii="Arial Narrow" w:eastAsia="Arial Narrow" w:hAnsi="Arial Narrow" w:cs="Arial Narrow"/>
+          <w:color w:val="000000"/>
+          <w:kern w:val="0"/>
+          <w:lang w:eastAsia="es-PE"/>
+          <ns2:ligatures ns2:val="none"/>
         </w:rPr>
       </w:pPr>
       <w:r>
@@ -6533,164 +6587,7 @@
           <w:color w:val="000000"/>
           <w:kern w:val="0"/>
           <w:lang w:eastAsia="es-PE"/>
-          <w14:ligatures w14:val="none"/>
-        </w:rPr>
-        <w:t xml:space="preserve">QUINTO: </w:t>
-      </w:r>
-      <w:bookmarkStart w:id="28" w:name="_Hlk188286813"/>
-      <w:r>
-        <w:rPr>
-          <w:rFonts w:ascii="Arial Narrow" w:eastAsia="Times New Roman" w:hAnsi="Arial Narrow" w:cs="Arial"/>
-          <w:color w:val="000000"/>
-          <w:kern w:val="0"/>
-          <w:lang w:eastAsia="es-ES"/>
-          <w14:ligatures w14:val="none"/>
-        </w:rPr>
-        <w:t xml:space="preserve">requerir </w:t>
-      </w:r>
-      <w:r>
-        <w:rPr>
-          <w:rFonts w:ascii="Arial Narrow" w:eastAsia="Times New Roman" w:hAnsi="Arial Narrow" w:cs="Arial"/>
-          <w:color w:val="000000"/>
-          <w:kern w:val="0"/>
-          <w:lang w:val="es-ES" w:eastAsia="es-ES"/>
-          <w14:ligatures w14:val="none"/>
-        </w:rPr>
-        <w:t xml:space="preserve">que, en un </w:t>
-      </w:r>
-      <w:r>
-        <w:rPr>
-          <w:rFonts w:ascii="Arial Narrow" w:eastAsia="Times New Roman" w:hAnsi="Arial Narrow" w:cs="Arial"/>
-          <w:color w:val="000000"/>
-          <w:kern w:val="0"/>
-          <w:lang w:eastAsia="es-ES"/>
-          <w14:ligatures w14:val="none"/>
-        </w:rPr>
-        <w:t>plazo no mayor de cinco (5) días hábiles contado a partir del día siguiente de la notificación de la presente resolución</w:t>
-      </w:r>
-      <w:bookmarkEnd w:id="28"/>
-      <w:r>
-        <w:rPr>
-          <w:rFonts w:ascii="Arial Narrow" w:eastAsia="Times New Roman" w:hAnsi="Arial Narrow" w:cs="Arial"/>
-          <w:color w:val="000000"/>
-          <w:kern w:val="0"/>
-          <w:lang w:eastAsia="es-ES"/>
-          <w14:ligatures w14:val="none"/>
-        </w:rPr>
-        <w:t xml:space="preserve">, </w:t>
-      </w:r>
-      <w:bookmarkStart w:id="29" w:name="_Hlk188286828"/>
-      <w:r>
-        <w:rPr>
-          <w:rFonts w:ascii="Arial Narrow" w:eastAsia="Times New Roman" w:hAnsi="Arial Narrow" w:cs="Times New Roman"/>
-          <w:color w:val="000000"/>
-          <w:kern w:val="0"/>
-          <w:shd w:val="clear" w:color="auto" w:fill="FFFFFF"/>
-          <w:lang w:eastAsia="es-PE"/>
-          <w14:ligatures w14:val="none"/>
-        </w:rPr>
-        <w:t>el proveedor denunciado</w:t>
-      </w:r>
-      <w:r>
-        <w:rPr>
-          <w:rFonts w:ascii="Arial Narrow" w:eastAsia="Times New Roman" w:hAnsi="Arial Narrow" w:cs="Arial"/>
-          <w:color w:val="000000"/>
-          <w:kern w:val="0"/>
-          <w:lang w:eastAsia="es-ES"/>
-          <w14:ligatures w14:val="none"/>
-        </w:rPr>
-        <w:t xml:space="preserve"> </w:t>
-      </w:r>
-      <w:bookmarkEnd w:id="29"/>
-      <w:r>
-        <w:rPr>
-          <w:rFonts w:ascii="Arial Narrow" w:eastAsia="Times New Roman" w:hAnsi="Arial Narrow" w:cs="Arial"/>
-          <w:color w:val="000000"/>
-          <w:kern w:val="0"/>
-          <w:lang w:val="es-ES" w:eastAsia="es-ES"/>
-          <w14:ligatures w14:val="none"/>
-        </w:rPr>
-        <w:t xml:space="preserve">cumpla con: </w:t>
-      </w:r>
-      <w:r>
-        <w:rPr>
-          <w:rFonts w:ascii="Arial Narrow" w:eastAsia="Times New Roman" w:hAnsi="Arial Narrow" w:cs="Arial"/>
-          <w:color w:val="000000"/>
-          <w:kern w:val="0"/>
-          <w:lang w:val="es-ES" w:eastAsia="es-ES"/>
-          <w14:ligatures w14:val="none"/>
-        </w:rPr>
-        <w:t>(i) presentar una copia completa, legible y debidamente suscrita de la Póliza 2005419714 del Seguro vehicular, así como el cargo de remisión de la póliza; (</w:t>
-      </w:r>
-      <w:proofErr w:type="spellStart"/>
-      <w:r>
-        <w:rPr>
-          <w:rFonts w:ascii="Arial Narrow" w:eastAsia="Times New Roman" w:hAnsi="Arial Narrow" w:cs="Arial"/>
-          <w:color w:val="000000"/>
-          <w:kern w:val="0"/>
-          <w:lang w:val="es-ES" w:eastAsia="es-ES"/>
-          <w14:ligatures w14:val="none"/>
-        </w:rPr>
-        <w:t>ii</w:t>
-      </w:r>
-      <w:proofErr w:type="spellEnd"/>
-      <w:r>
-        <w:rPr>
-          <w:rFonts w:ascii="Arial Narrow" w:eastAsia="Times New Roman" w:hAnsi="Arial Narrow" w:cs="Arial"/>
-          <w:color w:val="000000"/>
-          <w:kern w:val="0"/>
-          <w:lang w:val="es-ES" w:eastAsia="es-ES"/>
-          <w14:ligatures w14:val="none"/>
-        </w:rPr>
-        <w:t>) presentar los medios probatorios que acrediten que la negativa de otorgamiento de cobertura fue justificada; y, (iii) presentar todas las comunicaciones cursadas con la parte denunciante en virtud de los hechos materia de denuncia</w:t>
-      </w:r>
-      <w:r>
-        <w:rPr>
-          <w:rFonts w:ascii="Arial Narrow" w:eastAsia="Times New Roman" w:hAnsi="Arial Narrow" w:cs="Arial"/>
-          <w:color w:val="000000"/>
-          <w:kern w:val="0"/>
-          <w:lang w:val="es-ES" w:eastAsia="es-ES"/>
-          <w14:ligatures w14:val="none"/>
-        </w:rPr>
-        <w:t>.</w:t>
-      </w:r>
-    </w:p>
-    <w:p>
-      <w:pPr>
-        <w:spacing w:after="0" w:line="240" w:lineRule="auto"/>
-        <w:contextualSpacing/>
-        <w:jc w:val="both"/>
-        <w:rPr>
-          <w:rFonts w:ascii="Arial Narrow" w:eastAsia="Arial Narrow" w:hAnsi="Arial Narrow" w:cs="Arial Narrow"/>
-          <w:b/>
-          <w:color w:val="000000"/>
-          <w:kern w:val="0"/>
-          <w:lang w:val="es-ES" w:eastAsia="es-PE"/>
-          <w14:ligatures w14:val="none"/>
-        </w:rPr>
-      </w:pPr>
-    </w:p>
-    <w:p>
-      <w:pPr>
-        <w:spacing w:after="0" w:line="240" w:lineRule="auto"/>
-        <w:contextualSpacing/>
-        <w:jc w:val="both"/>
-        <w:rPr>
-          <w:rFonts w:ascii="Arial Narrow" w:eastAsia="Arial Narrow" w:hAnsi="Arial Narrow" w:cs="Arial Narrow"/>
-          <w:color w:val="000000"/>
-          <w:kern w:val="0"/>
-          <w:lang w:eastAsia="es-PE"/>
-          <w14:ligatures w14:val="none"/>
-        </w:rPr>
-      </w:pPr>
-      <w:r>
-        <w:rPr>
-          <w:rFonts w:ascii="Arial Narrow" w:eastAsia="Arial Narrow" w:hAnsi="Arial Narrow" w:cs="Arial Narrow"/>
-          <w:b/>
-          <w:color w:val="000000"/>
-          <w:kern w:val="0"/>
-          <w:lang w:eastAsia="es-PE"/>
-          <w14:ligatures w14:val="none"/>
+          <ns2:ligatures ns2:val="none"/>
         </w:rPr>
         <w:lastRenderedPageBreak/>
         <w:t>SEXTO:</w:t>
@@ -6701,7 +6598,7 @@
           <w:color w:val="000000"/>
           <w:kern w:val="0"/>
           <w:lang w:eastAsia="es-PE"/>
-          <w14:ligatures w14:val="none"/>
+          <ns2:ligatures ns2:val="none"/>
         </w:rPr>
         <w:t xml:space="preserve"> </w:t>
       </w:r>
@@ -6712,7 +6609,7 @@
           <w:color w:val="000000"/>
           <w:kern w:val="0"/>
           <w:lang w:eastAsia="es-PE"/>
-          <w14:ligatures w14:val="none"/>
+          <ns2:ligatures ns2:val="none"/>
         </w:rPr>
         <w:t>informar a las partes que el artículo 110</w:t>
       </w:r>
@@ -6722,7 +6619,7 @@
           <w:color w:val="000000"/>
           <w:kern w:val="0"/>
           <w:lang w:eastAsia="es-PE"/>
-          <w14:ligatures w14:val="none"/>
+          <ns2:ligatures ns2:val="none"/>
         </w:rPr>
         <w:t/>
       </w:r>
@@ -6732,7 +6629,7 @@
           <w:color w:val="000000"/>
           <w:kern w:val="0"/>
           <w:lang w:eastAsia="es-PE"/>
-          <w14:ligatures w14:val="none"/>
+          <ns2:ligatures ns2:val="none"/>
         </w:rPr>
         <w:t xml:space="preserve"> de la Ley 29571, Código de Protección y Defensa del Consumidor</w:t>
       </w:r>
@@ -6744,7 +6641,7 @@
           <w:kern w:val="0"/>
           <w:vertAlign w:val="superscript"/>
           <w:lang w:eastAsia="es-PE"/>
-          <w14:ligatures w14:val="none"/>
+          <ns2:ligatures ns2:val="none"/>
         </w:rPr>
         <w:footnoteReference w:id="10"/>
       </w:r>
@@ -6754,7 +6651,7 @@
           <w:color w:val="000000"/>
           <w:kern w:val="0"/>
           <w:lang w:eastAsia="es-PE"/>
-          <w14:ligatures w14:val="none"/>
+          <ns2:ligatures ns2:val="none"/>
         </w:rPr>
         <w:t>, faculta a la Comisión a calificar las infracciones de la referida norma como leves, graves o muy graves e imponer sanciones que van desde una amonestación hasta una multa por un máximo de 450 Unidades Impositivas Tributarias, sin perjuicio de las medidas correctivas, reparadoras y complementarias, que puedan ordenarse de acuerdo a lo estipulado en los artículos 114</w:t>
       </w:r>
@@ -6764,7 +6661,7 @@
           <w:color w:val="000000"/>
           <w:kern w:val="0"/>
           <w:lang w:eastAsia="es-PE"/>
-          <w14:ligatures w14:val="none"/>
+          <ns2:ligatures ns2:val="none"/>
         </w:rPr>
         <w:t/>
       </w:r>
@@ -6774,7 +6671,7 @@
           <w:color w:val="000000"/>
           <w:kern w:val="0"/>
           <w:lang w:eastAsia="es-PE"/>
-          <w14:ligatures w14:val="none"/>
+          <ns2:ligatures ns2:val="none"/>
         </w:rPr>
         <w:t>, 115</w:t>
       </w:r>
@@ -6784,7 +6681,7 @@
           <w:color w:val="000000"/>
           <w:kern w:val="0"/>
           <w:lang w:eastAsia="es-PE"/>
-          <w14:ligatures w14:val="none"/>
+          <ns2:ligatures ns2:val="none"/>
         </w:rPr>
         <w:t/>
       </w:r>
@@ -6794,7 +6691,7 @@
           <w:color w:val="000000"/>
           <w:kern w:val="0"/>
           <w:lang w:eastAsia="es-PE"/>
-          <w14:ligatures w14:val="none"/>
+          <ns2:ligatures ns2:val="none"/>
         </w:rPr>
         <w:t xml:space="preserve"> y 116</w:t>
       </w:r>
@@ -6804,7 +6701,7 @@
           <w:color w:val="000000"/>
           <w:kern w:val="0"/>
           <w:lang w:eastAsia="es-PE"/>
-          <w14:ligatures w14:val="none"/>
+          <ns2:ligatures ns2:val="none"/>
         </w:rPr>
         <w:t/>
       </w:r>
@@ -6814,7 +6711,7 @@
           <w:color w:val="000000"/>
           <w:kern w:val="0"/>
           <w:lang w:eastAsia="es-PE"/>
-          <w14:ligatures w14:val="none"/>
+          <ns2:ligatures ns2:val="none"/>
         </w:rPr>
         <w:t xml:space="preserve"> de la referida norma</w:t>
       </w:r>
@@ -6826,7 +6723,7 @@
           <w:kern w:val="0"/>
           <w:vertAlign w:val="superscript"/>
           <w:lang w:eastAsia="es-PE"/>
-          <w14:ligatures w14:val="none"/>
+          <ns2:ligatures ns2:val="none"/>
         </w:rPr>
         <w:footnoteReference w:id="11"/>
       </w:r>
@@ -6836,7 +6733,7 @@
           <w:color w:val="000000"/>
           <w:kern w:val="0"/>
           <w:lang w:eastAsia="es-PE"/>
-          <w14:ligatures w14:val="none"/>
+          <ns2:ligatures ns2:val="none"/>
         </w:rPr>
         <w:t xml:space="preserve">. </w:t>
       </w:r>
@@ -6847,7 +6744,7 @@
           <w:color w:val="000000"/>
           <w:kern w:val="0"/>
           <w:lang w:eastAsia="es-PE"/>
-          <w14:ligatures w14:val="none"/>
+          <ns2:ligatures ns2:val="none"/>
         </w:rPr>
         <w:lastRenderedPageBreak/>
         <w:t>Asimismo, se consideran circunstancias atenuantes para la graduación de la sanción, el allanamiento de la denuncia o el reconocimiento de las pretensiones en ella contenidas, de acuerdo con el artículo 112</w:t>
@@ -6858,7 +6755,7 @@
           <w:color w:val="000000"/>
           <w:kern w:val="0"/>
           <w:lang w:eastAsia="es-PE"/>
-          <w14:ligatures w14:val="none"/>
+          <ns2:ligatures ns2:val="none"/>
         </w:rPr>
         <w:t/>
       </w:r>
@@ -6868,7 +6765,7 @@
           <w:color w:val="000000"/>
           <w:kern w:val="0"/>
           <w:lang w:eastAsia="es-PE"/>
-          <w14:ligatures w14:val="none"/>
+          <ns2:ligatures ns2:val="none"/>
         </w:rPr>
         <w:t xml:space="preserve"> del Código</w:t>
       </w:r>
@@ -6880,7 +6777,7 @@
           <w:kern w:val="0"/>
           <w:vertAlign w:val="superscript"/>
           <w:lang w:eastAsia="es-PE"/>
-          <w14:ligatures w14:val="none"/>
+          <ns2:ligatures ns2:val="none"/>
         </w:rPr>
         <w:footnoteReference w:id="12"/>
       </w:r>
@@ -6890,12 +6787,12 @@
           <w:color w:val="000000"/>
           <w:kern w:val="0"/>
           <w:lang w:eastAsia="es-PE"/>
-          <w14:ligatures w14:val="none"/>
+          <ns2:ligatures ns2:val="none"/>
         </w:rPr>
         <w:t>.</w:t>
       </w:r>
     </w:p>
-    <w:p>
+    <w:p ns2:paraId="0ECE55DF" ns2:textId="77777777">
       <w:pPr>
         <w:shd w:val="clear" w:color="auto" w:fill="FFFFFF"/>
         <w:spacing w:after="0" w:line="240" w:lineRule="auto"/>
@@ -6907,11 +6804,11 @@
           <w:color w:val="000000"/>
           <w:kern w:val="0"/>
           <w:lang w:eastAsia="es-PE"/>
-          <w14:ligatures w14:val="none"/>
-        </w:rPr>
-      </w:pPr>
-    </w:p>
-    <w:p>
+          <ns2:ligatures ns2:val="none"/>
+        </w:rPr>
+      </w:pPr>
+    </w:p>
+    <w:p ns2:paraId="1CC114EB" ns2:textId="77777777">
       <w:pPr>
         <w:shd w:val="clear" w:color="auto" w:fill="FFFFFF"/>
         <w:spacing w:after="0" w:line="240" w:lineRule="auto"/>
@@ -6922,7 +6819,7 @@
           <w:color w:val="000000"/>
           <w:kern w:val="0"/>
           <w:lang w:eastAsia="es-PE"/>
-          <w14:ligatures w14:val="none"/>
+          <ns2:ligatures ns2:val="none"/>
         </w:rPr>
       </w:pPr>
       <w:r>
@@ -6932,7 +6829,7 @@
           <w:color w:val="000000"/>
           <w:kern w:val="0"/>
           <w:lang w:eastAsia="es-PE"/>
-          <w14:ligatures w14:val="none"/>
+          <ns2:ligatures ns2:val="none"/>
         </w:rPr>
         <w:t>SÉTIMO:</w:t>
       </w:r>
@@ -6942,7 +6839,7 @@
           <w:color w:val="000000"/>
           <w:kern w:val="0"/>
           <w:lang w:eastAsia="es-PE"/>
-          <w14:ligatures w14:val="none"/>
+          <ns2:ligatures ns2:val="none"/>
         </w:rPr>
         <w:t xml:space="preserve"> informar a las partes que conforme a lo establecido en el artículo 39</w:t>
       </w:r>
@@ -6952,7 +6849,7 @@
           <w:color w:val="000000"/>
           <w:kern w:val="0"/>
           <w:lang w:eastAsia="es-PE"/>
-          <w14:ligatures w14:val="none"/>
+          <ns2:ligatures ns2:val="none"/>
         </w:rPr>
         <w:t/>
       </w:r>
@@ -6962,12 +6859,12 @@
           <w:color w:val="000000"/>
           <w:kern w:val="0"/>
           <w:lang w:eastAsia="es-PE"/>
-          <w14:ligatures w14:val="none"/>
+          <ns2:ligatures ns2:val="none"/>
         </w:rPr>
         <w:t xml:space="preserve"> de la Ley sobre Facultades, Normas y Organización del Indecopi, aprobada por Decreto Legislativo 807, los gastos por los peritajes realizados, actuación de pruebas, inspecciones y otros derivados de la tramitación del proceso serán de cargo de la parte que solicita la prueba, salvo pacto en contrario. En todos los casos, la resolución final determinará si los gastos deben ser asumidos por alguna de las partes, o reembolsados a la otra parte o al Indecopi, según sea el caso, de manera adicional a la sanción que haya podido imponerse. </w:t>
       </w:r>
     </w:p>
-    <w:p>
+    <w:p ns2:paraId="364C4B19" ns2:textId="77777777">
       <w:pPr>
         <w:shd w:val="clear" w:color="auto" w:fill="FFFFFF"/>
         <w:spacing w:after="0" w:line="240" w:lineRule="auto"/>
@@ -6978,11 +6875,11 @@
           <w:color w:val="000000"/>
           <w:kern w:val="0"/>
           <w:lang w:eastAsia="es-PE"/>
-          <w14:ligatures w14:val="none"/>
-        </w:rPr>
-      </w:pPr>
-    </w:p>
-    <w:p>
+          <ns2:ligatures ns2:val="none"/>
+        </w:rPr>
+      </w:pPr>
+    </w:p>
+    <w:p ns2:paraId="27E9BBC0" ns2:textId="77777777">
       <w:pPr>
         <w:suppressAutoHyphens/>
         <w:spacing w:after="0" w:line="240" w:lineRule="auto"/>
@@ -6992,7 +6889,7 @@
           <w:rFonts w:ascii="Arial Narrow" w:eastAsia="Calibri" w:hAnsi="Arial Narrow" w:cs="Arial"/>
           <w:kern w:val="0"/>
           <w:u w:val="single"/>
-          <w14:ligatures w14:val="none"/>
+          <ns2:ligatures ns2:val="none"/>
         </w:rPr>
       </w:pPr>
       <w:r>
@@ -7001,7 +6898,7 @@
           <w:b/>
           <w:bCs/>
           <w:kern w:val="0"/>
-          <w14:ligatures w14:val="none"/>
+          <ns2:ligatures ns2:val="none"/>
         </w:rPr>
         <w:t>OCTAVO</w:t>
       </w:r>
@@ -7010,7 +6907,7 @@
           <w:rFonts w:ascii="Arial Narrow" w:eastAsia="Calibri" w:hAnsi="Arial Narrow" w:cs="Arial"/>
           <w:b/>
           <w:kern w:val="0"/>
-          <w14:ligatures w14:val="none"/>
+          <ns2:ligatures ns2:val="none"/>
         </w:rPr>
         <w:t>:</w:t>
       </w:r>
@@ -7018,7 +6915,7 @@
         <w:rPr>
           <w:rFonts w:ascii="Arial Narrow" w:eastAsia="Calibri" w:hAnsi="Arial Narrow" w:cs="Arial"/>
           <w:kern w:val="0"/>
-          <w14:ligatures w14:val="none"/>
+          <ns2:ligatures ns2:val="none"/>
         </w:rPr>
         <w:t xml:space="preserve"> comunicar a las partes que, </w:t>
       </w:r>
@@ -7027,7 +6924,7 @@
         <w:rPr>
           <w:rFonts w:ascii="Arial Narrow" w:eastAsia="Calibri" w:hAnsi="Arial Narrow" w:cs="Arial"/>
           <w:kern w:val="0"/>
-          <w14:ligatures w14:val="none"/>
+          <ns2:ligatures ns2:val="none"/>
         </w:rPr>
         <w:t>de acuerdo a</w:t>
       </w:r>
@@ -7036,7 +6933,7 @@
         <w:rPr>
           <w:rFonts w:ascii="Arial Narrow" w:eastAsia="Calibri" w:hAnsi="Arial Narrow" w:cs="Arial"/>
           <w:kern w:val="0"/>
-          <w14:ligatures w14:val="none"/>
+          <ns2:ligatures ns2:val="none"/>
         </w:rPr>
         <w:t xml:space="preserve"> lo señalado por el artículo 29</w:t>
       </w:r>
@@ -7046,7 +6943,7 @@
           <w:color w:val="000000"/>
           <w:kern w:val="0"/>
           <w:lang w:eastAsia="es-PE"/>
-          <w14:ligatures w14:val="none"/>
+          <ns2:ligatures ns2:val="none"/>
         </w:rPr>
         <w:t/>
       </w:r>
@@ -7054,7 +6951,7 @@
         <w:rPr>
           <w:rFonts w:ascii="Arial Narrow" w:eastAsia="Calibri" w:hAnsi="Arial Narrow" w:cs="Arial"/>
           <w:kern w:val="0"/>
-          <w14:ligatures w14:val="none"/>
+          <ns2:ligatures ns2:val="none"/>
         </w:rPr>
         <w:t xml:space="preserve"> del Decreto Legislativo 807</w:t>
       </w:r>
@@ -7064,7 +6961,7 @@
           <w:rFonts w:ascii="Arial Narrow" w:eastAsia="Calibri" w:hAnsi="Arial Narrow" w:cs="Arial"/>
           <w:kern w:val="0"/>
           <w:vertAlign w:val="superscript"/>
-          <w14:ligatures w14:val="none"/>
+          <ns2:ligatures ns2:val="none"/>
         </w:rPr>
         <w:footnoteReference w:id="13"/>
       </w:r>
@@ -7072,7 +6969,7 @@
         <w:rPr>
           <w:rFonts w:ascii="Arial Narrow" w:eastAsia="Calibri" w:hAnsi="Arial Narrow" w:cs="Arial"/>
           <w:kern w:val="0"/>
-          <w14:ligatures w14:val="none"/>
+          <ns2:ligatures ns2:val="none"/>
         </w:rPr>
         <w:t xml:space="preserve">, hasta antes de la emisión de la Resolución Final tienen la posibilidad de solicitar una audiencia de conciliación. En caso deleguen a favor de una tercera persona su actuación en la diligencia programada, esta deberá presentar un poder especial con firma legalizada ante Notario Público, donde conste </w:t>
       </w:r>
@@ -7081,7 +6978,7 @@
           <w:rFonts w:ascii="Arial Narrow" w:eastAsia="Calibri" w:hAnsi="Arial Narrow" w:cs="Arial"/>
           <w:kern w:val="0"/>
           <w:u w:val="single"/>
-          <w14:ligatures w14:val="none"/>
+          <ns2:ligatures ns2:val="none"/>
         </w:rPr>
         <w:t>expresamente su facultad para asistir y conciliar en su representación</w:t>
       </w:r>
@@ -7090,7 +6987,7 @@
           <w:rFonts w:ascii="Arial Narrow" w:eastAsia="Calibri" w:hAnsi="Arial Narrow" w:cs="Arial"/>
           <w:bCs/>
           <w:kern w:val="0"/>
-          <w14:ligatures w14:val="none"/>
+          <ns2:ligatures ns2:val="none"/>
         </w:rPr>
         <w:t>.</w:t>
       </w:r>
@@ -7100,7 +6997,7 @@
           <w:b/>
           <w:bCs/>
           <w:kern w:val="0"/>
-          <w14:ligatures w14:val="none"/>
+          <ns2:ligatures ns2:val="none"/>
         </w:rPr>
         <w:t xml:space="preserve"> </w:t>
       </w:r>
@@ -7109,12 +7006,12 @@
           <w:rFonts w:ascii="Arial Narrow" w:eastAsia="Calibri" w:hAnsi="Arial Narrow" w:cs="Arial"/>
           <w:kern w:val="0"/>
           <w:u w:val="single"/>
-          <w14:ligatures w14:val="none"/>
+          <ns2:ligatures ns2:val="none"/>
         </w:rPr>
         <w:t xml:space="preserve">Ello bajo apercibimiento de no realizar la audiencia de conciliación y levantar el acta de inasistencia correspondiente. </w:t>
       </w:r>
     </w:p>
-    <w:p>
+    <w:p ns2:paraId="4CD47B08" ns2:textId="77777777">
       <w:pPr>
         <w:suppressAutoHyphens/>
         <w:spacing w:after="0" w:line="240" w:lineRule="auto"/>
@@ -7124,11 +7021,11 @@
           <w:rFonts w:ascii="Arial Narrow" w:eastAsia="Calibri" w:hAnsi="Arial Narrow" w:cs="Arial"/>
           <w:kern w:val="0"/>
           <w:u w:val="single"/>
-          <w14:ligatures w14:val="none"/>
-        </w:rPr>
-      </w:pPr>
-    </w:p>
-    <w:p>
+          <ns2:ligatures ns2:val="none"/>
+        </w:rPr>
+      </w:pPr>
+    </w:p>
+    <w:p ns2:paraId="0E80CA49" ns2:textId="77777777">
       <w:pPr>
         <w:suppressAutoHyphens/>
         <w:spacing w:after="0" w:line="240" w:lineRule="auto"/>
@@ -7139,7 +7036,7 @@
           <w:color w:val="000000"/>
           <w:kern w:val="0"/>
           <w:lang w:eastAsia="es-PE"/>
-          <w14:ligatures w14:val="none"/>
+          <ns2:ligatures ns2:val="none"/>
         </w:rPr>
       </w:pPr>
       <w:r>
@@ -7149,7 +7046,7 @@
           <w:color w:val="000000"/>
           <w:kern w:val="0"/>
           <w:lang w:eastAsia="es-PE"/>
-          <w14:ligatures w14:val="none"/>
+          <ns2:ligatures ns2:val="none"/>
         </w:rPr>
         <w:lastRenderedPageBreak/>
         <w:t>NOVENO:</w:t>
@@ -7160,14 +7057,14 @@
           <w:color w:val="000000"/>
           <w:kern w:val="0"/>
           <w:lang w:eastAsia="es-PE"/>
-          <w14:ligatures w14:val="none"/>
+          <ns2:ligatures ns2:val="none"/>
         </w:rPr>
         <w:t xml:space="preserve"> poner en conocimiento de las partes que, antes de la emisión de la Resolución Final, tienen la posibilidad de formular su desistimiento o presentar el acuerdo arribado mediante la conciliación, mediación, transacción o cualquier otro que, de forma indubitable, deje constancia que se ha solucionado la controversia materia de denuncia.</w:t>
       </w:r>
       <w:bookmarkStart w:id="31" w:name="h.gjdgxs" w:colFirst="0" w:colLast="0"/>
       <w:bookmarkEnd w:id="31"/>
     </w:p>
-    <w:p>
+    <w:p ns2:paraId="7DDD06F7" ns2:textId="77777777">
       <w:pPr>
         <w:suppressAutoHyphens/>
         <w:spacing w:after="0" w:line="240" w:lineRule="auto"/>
@@ -7178,11 +7075,11 @@
           <w:color w:val="000000"/>
           <w:kern w:val="0"/>
           <w:lang w:eastAsia="es-PE"/>
-          <w14:ligatures w14:val="none"/>
-        </w:rPr>
-      </w:pPr>
-    </w:p>
-    <w:p>
+          <ns2:ligatures ns2:val="none"/>
+        </w:rPr>
+      </w:pPr>
+    </w:p>
+    <w:p ns2:paraId="236137A1" ns2:textId="6F988719">
       <w:pPr>
         <w:suppressAutoHyphens/>
         <w:spacing w:after="0" w:line="240" w:lineRule="auto"/>
@@ -7206,7 +7103,7 @@
           <w:b/>
           <w:spacing w:val="-3"/>
           <w:kern w:val="0"/>
-          <w14:ligatures w14:val="none"/>
+          <ns2:ligatures ns2:val="none"/>
         </w:rPr>
         <w:t/>
       </w:r>
@@ -7216,7 +7113,7 @@
           <w:bCs/>
           <w:spacing w:val="-3"/>
           <w:kern w:val="0"/>
-          <w14:ligatures w14:val="none"/>
+          <ns2:ligatures ns2:val="none"/>
         </w:rPr>
         <w:t xml:space="preserve"/>
       </w:r>
@@ -7226,7 +7123,7 @@
           <w:bCs/>
           <w:spacing w:val="-3"/>
           <w:kern w:val="0"/>
-          <w14:ligatures w14:val="none"/>
+          <ns2:ligatures ns2:val="none"/>
         </w:rPr>
         <w:t xml:space="preserve"/>
       </w:r>
@@ -7236,7 +7133,7 @@
           <w:bCs/>
           <w:spacing w:val="-3"/>
           <w:kern w:val="0"/>
-          <w14:ligatures w14:val="none"/>
+          <ns2:ligatures ns2:val="none"/>
         </w:rPr>
         <w:t/>
       </w:r>
@@ -7246,7 +7143,7 @@
           <w:bCs/>
           <w:spacing w:val="-3"/>
           <w:kern w:val="0"/>
-          <w14:ligatures w14:val="none"/>
+          <ns2:ligatures ns2:val="none"/>
         </w:rPr>
         <w:t xml:space="preserve"/>
       </w:r>
@@ -7257,7 +7154,7 @@
           <w:kern w:val="0"/>
           <w:shd w:val="clear" w:color="auto" w:fill="FFFFFF"/>
           <w:lang w:eastAsia="es-PE"/>
-          <w14:ligatures w14:val="none"/>
+          <ns2:ligatures ns2:val="none"/>
         </w:rPr>
         <w:t xml:space="preserve"/>
       </w:r>
@@ -7281,7 +7178,7 @@
           <w:color w:val="000000"/>
           <w:kern w:val="0"/>
           <w:lang w:eastAsia="es-PE"/>
-          <w14:ligatures w14:val="none"/>
+          <ns2:ligatures ns2:val="none"/>
         </w:rPr>
         <w:t/>
       </w:r>
@@ -7298,7 +7195,7 @@
           <w:color w:val="000000"/>
           <w:kern w:val="0"/>
           <w:lang w:eastAsia="es-PE"/>
-          <w14:ligatures w14:val="none"/>
+          <ns2:ligatures ns2:val="none"/>
         </w:rPr>
         <w:t/>
       </w:r>
@@ -7333,7 +7230,7 @@
       </w:r>
     </w:p>
     <w:bookmarkEnd w:id="32"/>
-    <w:p>
+    <w:p ns2:paraId="639FE5BE" ns2:textId="77777777">
       <w:pPr>
         <w:suppressAutoHyphens/>
         <w:spacing w:after="0" w:line="240" w:lineRule="auto"/>
@@ -7344,7 +7241,7 @@
         </w:rPr>
       </w:pPr>
     </w:p>
-    <w:p>
+    <w:p ns2:paraId="4B470C07" ns2:textId="7FA55423">
       <w:pPr>
         <w:suppressAutoHyphens/>
         <w:spacing w:after="0" w:line="240" w:lineRule="auto"/>
@@ -7434,7 +7331,7 @@
       </w:r>
       <w:bookmarkEnd w:id="0"/>
     </w:p>
-    <w:p>
+    <w:p ns2:paraId="64FB346E" ns2:textId="77777777">
       <w:pPr>
         <w:suppressAutoHyphens/>
         <w:spacing w:after="0" w:line="240" w:lineRule="auto"/>
@@ -7445,7 +7342,7 @@
         </w:rPr>
       </w:pPr>
     </w:p>
-    <w:p>
+    <w:p ns2:paraId="18E60DFC" ns2:textId="77777777">
       <w:pPr>
         <w:suppressAutoHyphens/>
         <w:spacing w:after="0" w:line="240" w:lineRule="auto"/>
@@ -7456,7 +7353,7 @@
         </w:rPr>
       </w:pPr>
     </w:p>
-    <w:p>
+    <w:p ns2:paraId="03CAC917" ns2:textId="77777777">
       <w:pPr>
         <w:shd w:val="clear" w:color="auto" w:fill="FFFFFF"/>
         <w:spacing w:after="0" w:line="240" w:lineRule="auto"/>
@@ -7479,7 +7376,7 @@
         <w:t xml:space="preserve">Firmado digitalmente por </w:t>
       </w:r>
     </w:p>
-    <w:p>
+    <w:p ns2:paraId="1591267D" ns2:textId="77777777">
       <w:pPr>
         <w:shd w:val="clear" w:color="auto" w:fill="FFFFFF"/>
         <w:spacing w:after="0" w:line="240" w:lineRule="auto"/>
@@ -7502,7 +7399,7 @@
         <w:t xml:space="preserve">EVELING ROA QUISPE </w:t>
       </w:r>
     </w:p>
-    <w:p>
+    <w:p ns2:paraId="7C7E468C" ns2:textId="77777777">
       <w:pPr>
         <w:shd w:val="clear" w:color="auto" w:fill="FFFFFF"/>
         <w:spacing w:after="0" w:line="240" w:lineRule="auto"/>
@@ -7525,7 +7422,7 @@
         <w:t>Secretaria Técnica</w:t>
       </w:r>
     </w:p>
-    <w:p>
+    <w:p ns2:paraId="13657175" ns2:textId="77777777">
       <w:pPr>
         <w:shd w:val="clear" w:color="auto" w:fill="FFFFFF"/>
         <w:spacing w:after="0" w:line="240" w:lineRule="auto"/>
@@ -7548,7 +7445,7 @@
         <w:t>Comisión de Protección al Consumidor 1</w:t>
       </w:r>
     </w:p>
-    <w:p>
+    <w:p ns2:paraId="74AAB5F4" ns2:textId="4CB33771">
       <w:pPr>
         <w:spacing w:after="0" w:line="240" w:lineRule="auto"/>
         <w:contextualSpacing/>
@@ -7567,12 +7464,12 @@
       </w:r>
     </w:p>
     <w:sectPr>
-      <w:headerReference w:type="even" r:id="rId8"/>
-      <w:headerReference w:type="default" r:id="rId9"/>
-      <w:footerReference w:type="even" r:id="rId10"/>
-      <w:footerReference w:type="default" r:id="rId11"/>
-      <w:headerReference w:type="first" r:id="rId12"/>
-      <w:footerReference w:type="first" r:id="rId13"/>
+      <w:headerReference w:type="even" ns3:id="rId8"/>
+      <w:headerReference w:type="default" ns3:id="rId9"/>
+      <w:footerReference w:type="even" ns3:id="rId10"/>
+      <w:footerReference w:type="default" ns3:id="rId11"/>
+      <w:headerReference w:type="first" ns3:id="rId12"/>
+      <w:footerReference w:type="first" ns3:id="rId13"/>
       <w:pgSz w:w="11906" w:h="16838"/>
       <w:pgMar w:top="1417" w:right="1701" w:bottom="1417" w:left="1701" w:header="708" w:footer="708" w:gutter="0"/>
       <w:cols w:space="708"/>

--- a/plantillas_maestras/01_seguro_vehicular/negativa_cobertura/2_o_mas_ddos_varios/varon/TPL_0667_2026_SEGURO_VEHICULAR_NEGATIVA_COBERTURA_ASEGURADORA_VARON_R2.docx
+++ b/plantillas_maestras/01_seguro_vehicular/negativa_cobertura/2_o_mas_ddos_varios/varon/TPL_0667_2026_SEGURO_VEHICULAR_NEGATIVA_COBERTURA_ASEGURADORA_VARON_R2.docx
@@ -6393,7 +6393,7 @@
           <w:sz w:val="20"/>
           <w:szCs w:val="20"/>
         </w:rPr>
-        <w:t xml:space="preserve">correr traslado de la presente resolución a Pacífico Compañía de Seguros y Reaseguros S.A para que, de conformidad con lo dispuesto por el artículo 26° de la Ley sobre Facultades, Normas y Organización del Indecopi, aprobado por Decreto Legislativo N° 8079, presenten sus descargos sobre la imputación de cargos realizada en un plazo no mayor a cinco (5) días hábiles contado a partir del día siguiente de la notificación de la presente resolución, vencido el cual, el Secretario Técnico declarará en rebeldía a los denunciados que no lo hubieran presentado. Debe precisarse que de conformidad con lo establecido por el artículo 223° del Texto Único Ordenado de la Ley N° 27444, Ley del Procedimiento Administrativo General, las alegaciones y los hechos relevantes de la reclamación, salvo que hayan sido específicamente negadas en la contestación, se tendrán por aceptadas o meritadas como ciertas.</w:t>
+        <w:t xml:space="preserve">correr traslado de la presente resolución a Pacífico Compañía de Seguros y Reaseguros S.A. para que, de conformidad con lo dispuesto por el artículo 26 de la Ley sobre Facultades, Normas y Organización del Indecopi, aprobada por Decreto Legislativo 807, presente sus descargos sobre la imputación de cargos realizada en un plazo no mayor a cinco (5) días hábiles contado a partir del día siguiente de la notificación de la presente resolución, vencido el cual, el Secretario Técnico declarará en rebeldía al denunciado que no lo hubiera presentado. Debe precisarse que de conformidad con lo establecido por el artículo 223 del Texto Único Ordenado de la Ley 27444, Ley del Procedimiento Administrativo General, las alegaciones y los hechos relevantes de la reclamación, salvo que hayan sido específicamente negadas en la contestación, se tendrán por aceptadas o merituadas como ciertas.</w:t>
       </w:r>
     </w:p>
     <w:p ns2:paraId="228F876C" ns2:textId="77777777">

--- a/plantillas_maestras/01_seguro_vehicular/negativa_cobertura/2_o_mas_ddos_varios/varon/TPL_0667_2026_SEGURO_VEHICULAR_NEGATIVA_COBERTURA_ASEGURADORA_VARON_R2.docx
+++ b/plantillas_maestras/01_seguro_vehicular/negativa_cobertura/2_o_mas_ddos_varios/varon/TPL_0667_2026_SEGURO_VEHICULAR_NEGATIVA_COBERTURA_ASEGURADORA_VARON_R2.docx
@@ -468,7 +468,7 @@
           <w:lang w:eastAsia="es-PE"/>
           <ns2:ligatures ns2:val="none"/>
         </w:rPr>
-        <w:t>26</w:t>
+        <w:t xml:space="preserve">26 de marzo de 2026</w:t>
       </w:r>
       <w:r>
         <w:rPr>
@@ -479,7 +479,7 @@
           <w:lang w:eastAsia="es-PE"/>
           <ns2:ligatures ns2:val="none"/>
         </w:rPr>
-        <w:t xml:space="preserve"> de </w:t>
+        <w:t xml:space="preserve"/>
       </w:r>
       <w:r>
         <w:rPr>
@@ -490,7 +490,7 @@
           <w:lang w:eastAsia="es-PE"/>
           <ns2:ligatures ns2:val="none"/>
         </w:rPr>
-        <w:t>marzo</w:t>
+        <w:t xml:space="preserve"/>
       </w:r>
       <w:r>
         <w:rPr>
@@ -501,7 +501,7 @@
           <w:lang w:eastAsia="es-PE"/>
           <ns2:ligatures ns2:val="none"/>
         </w:rPr>
-        <w:t xml:space="preserve"> de 2026</w:t>
+        <w:t xml:space="preserve"/>
       </w:r>
     </w:p>
     <w:p ns2:paraId="66CE1821" ns2:textId="77777777">
@@ -1638,17 +1638,17 @@
           <w:lang w:eastAsia="es-ES"/>
           <ns2:ligatures ns2:val="none"/>
         </w:rPr>
-        <w:t>11</w:t>
-      </w:r>
-      <w:r>
-        <w:rPr>
-          <w:rFonts w:ascii="Arial Narrow" w:eastAsia="Times New Roman" w:hAnsi="Arial Narrow" w:cs="Arial"/>
-          <w:color w:val="000000"/>
-          <w:kern w:val="0"/>
-          <w:lang w:eastAsia="es-ES"/>
-          <ns2:ligatures ns2:val="none"/>
-        </w:rPr>
-        <w:t xml:space="preserve"> de enero de 2026</w:t>
+        <w:t xml:space="preserve">11 de enero de 2026</w:t>
+      </w:r>
+      <w:r>
+        <w:rPr>
+          <w:rFonts w:ascii="Arial Narrow" w:eastAsia="Times New Roman" w:hAnsi="Arial Narrow" w:cs="Arial"/>
+          <w:color w:val="000000"/>
+          <w:kern w:val="0"/>
+          <w:lang w:eastAsia="es-ES"/>
+          <ns2:ligatures ns2:val="none"/>
+        </w:rPr>
+        <w:t xml:space="preserve"/>
       </w:r>
       <w:r>
         <w:rPr>
@@ -5975,7 +5975,7 @@
           <w:lang w:val="es-ES" w:eastAsia="es-ES"/>
           <ns2:ligatures ns2:val="none"/>
         </w:rPr>
-        <w:t>25 de febrero de 2026, complementado mediante escrito del 25 de febrero de</w:t>
+        <w:t xml:space="preserve">25 de febrero de 2026, complementado mediante escrito del 25 de febrero de 2026</w:t>
       </w:r>
       <w:r>
         <w:rPr>
@@ -5985,7 +5985,7 @@
           <w:lang w:val="es-ES" w:eastAsia="es-ES"/>
           <ns2:ligatures ns2:val="none"/>
         </w:rPr>
-        <w:t xml:space="preserve"> 2026, subsanado mediante escrito del 12 de marzo de 2026</w:t>
+        <w:t xml:space="preserve">, subsanado mediante escrito del 12 de marzo de 2026</w:t>
       </w:r>
       <w:r>
         <w:rPr>
@@ -7679,7 +7679,7 @@
           <w:sz w:val="16"/>
           <w:szCs w:val="16"/>
         </w:rPr>
-        <w:t>el 2 de setiembre del 2010 en el Diario Oficial El Peruano, vigente desde el 2 de octubre del 2010 y modificado por Decreto Legislativo 1308.</w:t>
+        <w:t xml:space="preserve">el 2 de setiembre de 2010 en el Diario Oficial El Peruano, vigente desde el 2 de octubre de 2010 y modificado por Decreto Legislativo 1308.</w:t>
       </w:r>
     </w:p>
     <w:p>

--- a/plantillas_maestras/01_seguro_vehicular/negativa_cobertura/2_o_mas_ddos_varios/varon/TPL_0667_2026_SEGURO_VEHICULAR_NEGATIVA_COBERTURA_ASEGURADORA_VARON_R2.docx
+++ b/plantillas_maestras/01_seguro_vehicular/negativa_cobertura/2_o_mas_ddos_varios/varon/TPL_0667_2026_SEGURO_VEHICULAR_NEGATIVA_COBERTURA_ASEGURADORA_VARON_R2.docx
@@ -1,8 +1,8 @@
 
 <file path=word/document.xml><?xml version="1.0" encoding="utf-8"?>
-<w:document xmlns:ns1="http://schemas.openxmlformats.org/markup-compatibility/2006" xmlns:ns2="http://schemas.microsoft.com/office/word/2010/wordml" xmlns:ns3="http://schemas.openxmlformats.org/officeDocument/2006/relationships" xmlns:w="http://schemas.openxmlformats.org/wordprocessingml/2006/main" ns1:Ignorable="w14 w15 w16se w16cid w16 w16cex w16sdtdh w16sdtfl w16du wp14">
+<w:document xmlns:mc="http://schemas.openxmlformats.org/markup-compatibility/2006" xmlns:r="http://schemas.openxmlformats.org/officeDocument/2006/relationships" xmlns:w="http://schemas.openxmlformats.org/wordprocessingml/2006/main" xmlns:w14="http://schemas.microsoft.com/office/word/2010/wordml" xmlns:w15="http://schemas.microsoft.com/office/word/2012/wordml" xmlns:w16="http://schemas.microsoft.com/office/word/2018/wordml" xmlns:w16cex="http://schemas.microsoft.com/office/word/2018/wordml/cex" xmlns:w16cid="http://schemas.microsoft.com/office/word/2016/wordml/cid" xmlns:w16du="http://schemas.microsoft.com/office/word/2023/wordml/word16du" xmlns:w16sdtdh="http://schemas.microsoft.com/office/word/2020/wordml/sdtdatahash" xmlns:w16se="http://schemas.microsoft.com/office/word/2015/wordml/symex" xmlns:wp14="http://schemas.microsoft.com/office/word/2010/wordprocessingDrawing" mc:Ignorable="w14 w15 w16se w16cid w16 w16cex w16sdtdh w16du wp14">
   <w:body>
-    <w:p ns2:paraId="1B509B2D" ns2:textId="6A09FF8D">
+    <w:p>
       <w:pPr>
         <w:tabs>
           <w:tab w:val="left" w:pos="1701"/>
@@ -15,7 +15,7 @@
           <w:color w:val="000000"/>
           <w:kern w:val="0"/>
           <w:lang w:eastAsia="es-PE"/>
-          <ns2:ligatures ns2:val="none"/>
+          <w14:ligatures w14:val="none"/>
         </w:rPr>
       </w:pPr>
       <w:bookmarkStart w:id="0" w:name="_Hlk80343540"/>
@@ -26,7 +26,7 @@
           <w:color w:val="000000"/>
           <w:kern w:val="0"/>
           <w:lang w:eastAsia="es-PE"/>
-          <ns2:ligatures ns2:val="none"/>
+          <w14:ligatures w14:val="none"/>
         </w:rPr>
         <w:t xml:space="preserve">EXPEDIENTE </w:t>
       </w:r>
@@ -37,7 +37,7 @@
           <w:color w:val="000000"/>
           <w:kern w:val="0"/>
           <w:lang w:eastAsia="es-PE"/>
-          <ns2:ligatures ns2:val="none"/>
+          <w14:ligatures w14:val="none"/>
         </w:rPr>
         <w:tab/>
         <w:t>:</w:t>
@@ -49,7 +49,7 @@
           <w:color w:val="000000"/>
           <w:kern w:val="0"/>
           <w:lang w:eastAsia="es-PE"/>
-          <ns2:ligatures ns2:val="none"/>
+          <w14:ligatures w14:val="none"/>
         </w:rPr>
         <w:tab/>
       </w:r>
@@ -62,12 +62,12 @@
           <w:kern w:val="0"/>
           <w:shd w:val="clear" w:color="auto" w:fill="FFFFFF"/>
           <w:lang w:eastAsia="es-PE"/>
-          <ns2:ligatures ns2:val="none"/>
+          <w14:ligatures w14:val="none"/>
         </w:rPr>
         <w:t>0667-2026/CC1</w:t>
       </w:r>
     </w:p>
-    <w:p ns2:paraId="7E5DC22B" ns2:textId="3217654D">
+    <w:p>
       <w:pPr>
         <w:tabs>
           <w:tab w:val="left" w:pos="1701"/>
@@ -83,7 +83,7 @@
           <w:color w:val="000000"/>
           <w:kern w:val="0"/>
           <w:lang w:eastAsia="es-PE"/>
-          <ns2:ligatures ns2:val="none"/>
+          <w14:ligatures w14:val="none"/>
         </w:rPr>
       </w:pPr>
       <w:r>
@@ -93,79 +93,16 @@
           <w:color w:val="000000"/>
           <w:kern w:val="0"/>
           <w:lang w:eastAsia="es-PE"/>
-          <ns2:ligatures ns2:val="none"/>
-        </w:rPr>
-        <w:t xml:space="preserve">DENUNCIANTE:[DENUNCIANTE] (SEÑOR [APELLIDO])</w:t>
-      </w:r>
-      <w:r>
-        <w:rPr>
-          <w:rFonts w:ascii="Arial Narrow" w:eastAsia="Arial Narrow" w:hAnsi="Arial Narrow" w:cs="Arial Narrow"/>
-          <w:b/>
-          <w:color w:val="000000"/>
-          <w:kern w:val="0"/>
-          <w:lang w:eastAsia="es-PE"/>
-          <ns2:ligatures ns2:val="none"/>
-        </w:rPr>
+          <w14:ligatures w14:val="none"/>
+        </w:rPr>
+        <w:t>DENUNCIANTE</w:t>
         <w:tab/>
-        <w:t/>
-      </w:r>
-      <w:r>
-        <w:rPr>
-          <w:rFonts w:ascii="Arial Narrow" w:eastAsia="Arial Narrow" w:hAnsi="Arial Narrow" w:cs="Arial Narrow"/>
-          <w:b/>
-          <w:color w:val="000000"/>
-          <w:kern w:val="0"/>
-          <w:lang w:eastAsia="es-PE"/>
-          <ns2:ligatures ns2:val="none"/>
-        </w:rPr>
+        <w:t>:</w:t>
         <w:tab/>
-      </w:r>
-      <w:r>
-        <w:rPr>
-          <w:rFonts w:ascii="Arial Narrow" w:eastAsia="Arial Narrow" w:hAnsi="Arial Narrow" w:cs="Arial Narrow"/>
-          <w:b/>
-          <w:color w:val="000000"/>
-          <w:kern w:val="0"/>
-          <w:lang w:eastAsia="es-PE"/>
-          <ns2:ligatures ns2:val="none"/>
-        </w:rPr>
-        <w:t xml:space="preserve"/>
-      </w:r>
-      <w:r>
-        <w:rPr>
-          <w:rFonts w:ascii="Arial Narrow" w:eastAsia="Arial Narrow" w:hAnsi="Arial Narrow" w:cs="Arial Narrow"/>
-          <w:b/>
-          <w:color w:val="000000"/>
-          <w:kern w:val="0"/>
-          <w:lang w:eastAsia="es-PE"/>
-          <ns2:ligatures ns2:val="none"/>
-        </w:rPr>
-        <w:t xml:space="preserve"/>
-      </w:r>
-      <w:r>
-        <w:rPr>
-          <w:rFonts w:ascii="Arial Narrow" w:eastAsia="Arial Narrow" w:hAnsi="Arial Narrow" w:cs="Arial Narrow"/>
-          <w:b/>
-          <w:color w:val="000000"/>
-          <w:kern w:val="0"/>
-          <w:lang w:eastAsia="es-PE"/>
-          <ns2:ligatures ns2:val="none"/>
-        </w:rPr>
-        <w:t/>
-      </w:r>
-      <w:r>
-        <w:rPr>
-          <w:rFonts w:ascii="Arial Narrow" w:eastAsia="Arial Narrow" w:hAnsi="Arial Narrow" w:cs="Arial Narrow"/>
-          <w:b/>
-          <w:color w:val="000000"/>
-          <w:kern w:val="0"/>
-          <w:lang w:eastAsia="es-PE"/>
-          <ns2:ligatures ns2:val="none"/>
-        </w:rPr>
-        <w:t/>
-      </w:r>
-    </w:p>
-    <w:p ns2:paraId="6DEEEDFE" ns2:textId="3FC53200">
+        <w:t xml:space="preserve">[DENUNCIANTE] (SEÑOR [APELLIDO])</w:t>
+      </w:r>
+    </w:p>
+    <w:p>
       <w:pPr>
         <w:tabs>
           <w:tab w:val="left" w:pos="1701"/>
@@ -181,7 +118,7 @@
           <w:color w:val="000000"/>
           <w:kern w:val="0"/>
           <w:lang w:eastAsia="es-PE"/>
-          <ns2:ligatures ns2:val="none"/>
+          <w14:ligatures w14:val="none"/>
         </w:rPr>
       </w:pPr>
       <w:r>
@@ -191,7 +128,7 @@
           <w:color w:val="000000"/>
           <w:kern w:val="0"/>
           <w:lang w:eastAsia="es-PE"/>
-          <ns2:ligatures ns2:val="none"/>
+          <w14:ligatures w14:val="none"/>
         </w:rPr>
         <w:t>DENUNCIADO</w:t>
       </w:r>
@@ -202,7 +139,7 @@
           <w:color w:val="000000"/>
           <w:kern w:val="0"/>
           <w:lang w:eastAsia="es-PE"/>
-          <ns2:ligatures ns2:val="none"/>
+          <w14:ligatures w14:val="none"/>
         </w:rPr>
         <w:tab/>
         <w:t>:</w:t>
@@ -214,7 +151,7 @@
           <w:color w:val="000000"/>
           <w:kern w:val="0"/>
           <w:lang w:eastAsia="es-PE"/>
-          <ns2:ligatures ns2:val="none"/>
+          <w14:ligatures w14:val="none"/>
         </w:rPr>
         <w:tab/>
       </w:r>
@@ -225,7 +162,7 @@
           <w:color w:val="000000"/>
           <w:kern w:val="0"/>
           <w:lang w:eastAsia="es-PE"/>
-          <ns2:ligatures ns2:val="none"/>
+          <w14:ligatures w14:val="none"/>
         </w:rPr>
         <w:t xml:space="preserve">PACÍFICO COMPAÑÍA DE SEGUROS Y REASEGUROS S.A. </w:t>
       </w:r>
@@ -236,7 +173,7 @@
           <w:color w:val="000000"/>
           <w:kern w:val="0"/>
           <w:lang w:eastAsia="es-PE"/>
-          <ns2:ligatures ns2:val="none"/>
+          <w14:ligatures w14:val="none"/>
         </w:rPr>
         <w:t>(</w:t>
       </w:r>
@@ -247,7 +184,7 @@
           <w:color w:val="000000"/>
           <w:kern w:val="0"/>
           <w:lang w:eastAsia="es-PE"/>
-          <ns2:ligatures ns2:val="none"/>
+          <w14:ligatures w14:val="none"/>
         </w:rPr>
         <w:t>PACÍFICO</w:t>
       </w:r>
@@ -258,12 +195,12 @@
           <w:color w:val="000000"/>
           <w:kern w:val="0"/>
           <w:lang w:eastAsia="es-PE"/>
-          <ns2:ligatures ns2:val="none"/>
+          <w14:ligatures w14:val="none"/>
         </w:rPr>
         <w:t>)</w:t>
       </w:r>
     </w:p>
-    <w:p ns2:paraId="022D2B94" ns2:textId="77777777">
+    <w:p>
       <w:pPr>
         <w:tabs>
           <w:tab w:val="left" w:pos="1701"/>
@@ -279,7 +216,7 @@
           <w:color w:val="000000"/>
           <w:kern w:val="0"/>
           <w:lang w:eastAsia="es-PE"/>
-          <ns2:ligatures ns2:val="none"/>
+          <w14:ligatures w14:val="none"/>
         </w:rPr>
       </w:pPr>
       <w:r>
@@ -289,7 +226,7 @@
           <w:color w:val="000000"/>
           <w:kern w:val="0"/>
           <w:lang w:eastAsia="es-PE"/>
-          <ns2:ligatures ns2:val="none"/>
+          <w14:ligatures w14:val="none"/>
         </w:rPr>
         <w:t>MATERIAS</w:t>
       </w:r>
@@ -300,7 +237,7 @@
           <w:color w:val="000000"/>
           <w:kern w:val="0"/>
           <w:lang w:eastAsia="es-PE"/>
-          <ns2:ligatures ns2:val="none"/>
+          <w14:ligatures w14:val="none"/>
         </w:rPr>
         <w:tab/>
         <w:t xml:space="preserve">: </w:t>
@@ -312,13 +249,13 @@
           <w:color w:val="000000"/>
           <w:kern w:val="0"/>
           <w:lang w:eastAsia="es-PE"/>
-          <ns2:ligatures ns2:val="none"/>
+          <w14:ligatures w14:val="none"/>
         </w:rPr>
         <w:tab/>
         <w:t>ADMISIÓN A TRÁMITE</w:t>
       </w:r>
     </w:p>
-    <w:p ns2:paraId="19ED7B73" ns2:textId="77777777">
+    <w:p>
       <w:pPr>
         <w:tabs>
           <w:tab w:val="left" w:pos="1701"/>
@@ -334,7 +271,7 @@
           <w:color w:val="000000"/>
           <w:kern w:val="0"/>
           <w:lang w:eastAsia="es-PE"/>
-          <ns2:ligatures ns2:val="none"/>
+          <w14:ligatures w14:val="none"/>
         </w:rPr>
       </w:pPr>
       <w:r>
@@ -344,12 +281,12 @@
           <w:color w:val="000000"/>
           <w:kern w:val="0"/>
           <w:lang w:eastAsia="es-PE"/>
-          <ns2:ligatures ns2:val="none"/>
+          <w14:ligatures w14:val="none"/>
         </w:rPr>
         <w:t xml:space="preserve">REQUERIMIENTO DE INFORMACIÓN </w:t>
       </w:r>
     </w:p>
-    <w:p ns2:paraId="46A5A479" ns2:textId="4E3090BE">
+    <w:p>
       <w:pPr>
         <w:tabs>
           <w:tab w:val="left" w:pos="1701"/>
@@ -364,7 +301,7 @@
           <w:color w:val="000000"/>
           <w:kern w:val="0"/>
           <w:lang w:eastAsia="es-PE"/>
-          <ns2:ligatures ns2:val="none"/>
+          <w14:ligatures w14:val="none"/>
         </w:rPr>
       </w:pPr>
       <w:r>
@@ -374,7 +311,7 @@
           <w:color w:val="000000"/>
           <w:kern w:val="0"/>
           <w:lang w:eastAsia="es-PE"/>
-          <ns2:ligatures ns2:val="none"/>
+          <w14:ligatures w14:val="none"/>
         </w:rPr>
         <w:t xml:space="preserve">RESOLUCIÓN </w:t>
       </w:r>
@@ -385,7 +322,7 @@
           <w:color w:val="000000"/>
           <w:kern w:val="0"/>
           <w:lang w:eastAsia="es-PE"/>
-          <ns2:ligatures ns2:val="none"/>
+          <w14:ligatures w14:val="none"/>
         </w:rPr>
         <w:tab/>
         <w:t>:</w:t>
@@ -397,7 +334,7 @@
           <w:color w:val="000000"/>
           <w:kern w:val="0"/>
           <w:lang w:eastAsia="es-PE"/>
-          <ns2:ligatures ns2:val="none"/>
+          <w14:ligatures w14:val="none"/>
         </w:rPr>
         <w:tab/>
       </w:r>
@@ -408,12 +345,12 @@
           <w:color w:val="000000"/>
           <w:kern w:val="0"/>
           <w:lang w:eastAsia="es-PE"/>
-          <ns2:ligatures ns2:val="none"/>
+          <w14:ligatures w14:val="none"/>
         </w:rPr>
         <w:t>1</w:t>
       </w:r>
     </w:p>
-    <w:p ns2:paraId="5BA3A18D" ns2:textId="77777777">
+    <w:p>
       <w:pPr>
         <w:tabs>
           <w:tab w:val="left" w:pos="1014"/>
@@ -427,11 +364,11 @@
           <w:kern w:val="0"/>
           <w:shd w:val="clear" w:color="auto" w:fill="FFFFFF"/>
           <w:lang w:eastAsia="es-PE"/>
-          <ns2:ligatures ns2:val="none"/>
-        </w:rPr>
-      </w:pPr>
-    </w:p>
-    <w:p ns2:paraId="2F799822" ns2:textId="3C0743FB">
+          <w14:ligatures w14:val="none"/>
+        </w:rPr>
+      </w:pPr>
+    </w:p>
+    <w:p>
       <w:pPr>
         <w:tabs>
           <w:tab w:val="left" w:pos="1014"/>
@@ -445,7 +382,7 @@
           <w:kern w:val="0"/>
           <w:shd w:val="clear" w:color="auto" w:fill="FFFFFF"/>
           <w:lang w:eastAsia="es-PE"/>
-          <ns2:ligatures ns2:val="none"/>
+          <w14:ligatures w14:val="none"/>
         </w:rPr>
       </w:pPr>
       <w:r>
@@ -455,7 +392,7 @@
           <w:kern w:val="0"/>
           <w:shd w:val="clear" w:color="auto" w:fill="FFFFFF"/>
           <w:lang w:eastAsia="es-PE"/>
-          <ns2:ligatures ns2:val="none"/>
+          <w14:ligatures w14:val="none"/>
         </w:rPr>
         <w:t xml:space="preserve">Lima, </w:t>
       </w:r>
@@ -466,7 +403,7 @@
           <w:kern w:val="0"/>
           <w:shd w:val="clear" w:color="auto" w:fill="FFFFFF"/>
           <w:lang w:eastAsia="es-PE"/>
-          <ns2:ligatures ns2:val="none"/>
+          <w14:ligatures w14:val="none"/>
         </w:rPr>
         <w:t xml:space="preserve">26 de marzo de 2026</w:t>
       </w:r>
@@ -477,7 +414,7 @@
           <w:kern w:val="0"/>
           <w:shd w:val="clear" w:color="auto" w:fill="FFFFFF"/>
           <w:lang w:eastAsia="es-PE"/>
-          <ns2:ligatures ns2:val="none"/>
+          <w14:ligatures w14:val="none"/>
         </w:rPr>
         <w:t xml:space="preserve"/>
       </w:r>
@@ -488,7 +425,7 @@
           <w:kern w:val="0"/>
           <w:shd w:val="clear" w:color="auto" w:fill="FFFFFF"/>
           <w:lang w:eastAsia="es-PE"/>
-          <ns2:ligatures ns2:val="none"/>
+          <w14:ligatures w14:val="none"/>
         </w:rPr>
         <w:t xml:space="preserve"/>
       </w:r>
@@ -499,12 +436,12 @@
           <w:kern w:val="0"/>
           <w:shd w:val="clear" w:color="auto" w:fill="FFFFFF"/>
           <w:lang w:eastAsia="es-PE"/>
-          <ns2:ligatures ns2:val="none"/>
+          <w14:ligatures w14:val="none"/>
         </w:rPr>
         <w:t xml:space="preserve"/>
       </w:r>
     </w:p>
-    <w:p ns2:paraId="66CE1821" ns2:textId="77777777">
+    <w:p>
       <w:pPr>
         <w:tabs>
           <w:tab w:val="left" w:pos="1014"/>
@@ -517,11 +454,11 @@
           <w:color w:val="000000"/>
           <w:kern w:val="0"/>
           <w:lang w:eastAsia="es-PE"/>
-          <ns2:ligatures ns2:val="none"/>
-        </w:rPr>
-      </w:pPr>
-    </w:p>
-    <w:p ns2:paraId="0B80AAA5" ns2:textId="77777777">
+          <w14:ligatures w14:val="none"/>
+        </w:rPr>
+      </w:pPr>
+    </w:p>
+    <w:p>
       <w:pPr>
         <w:numPr>
           <w:ilvl w:val="0"/>
@@ -536,7 +473,7 @@
           <w:color w:val="000000"/>
           <w:kern w:val="0"/>
           <w:lang w:eastAsia="es-PE"/>
-          <ns2:ligatures ns2:val="none"/>
+          <w14:ligatures w14:val="none"/>
         </w:rPr>
       </w:pPr>
       <w:r>
@@ -546,12 +483,12 @@
           <w:color w:val="000000"/>
           <w:kern w:val="0"/>
           <w:lang w:eastAsia="es-PE"/>
-          <ns2:ligatures ns2:val="none"/>
+          <w14:ligatures w14:val="none"/>
         </w:rPr>
         <w:t xml:space="preserve">HECHOS </w:t>
       </w:r>
     </w:p>
-    <w:p ns2:paraId="621F2AB2" ns2:textId="77777777">
+    <w:p>
       <w:pPr>
         <w:spacing w:after="0" w:line="240" w:lineRule="auto"/>
         <w:contextualSpacing/>
@@ -561,11 +498,11 @@
           <w:color w:val="000000"/>
           <w:kern w:val="0"/>
           <w:lang w:eastAsia="es-PE"/>
-          <ns2:ligatures ns2:val="none"/>
-        </w:rPr>
-      </w:pPr>
-    </w:p>
-    <w:p ns2:paraId="60B5D5B0" ns2:textId="24CF91F8">
+          <w14:ligatures w14:val="none"/>
+        </w:rPr>
+      </w:pPr>
+    </w:p>
+    <w:p>
       <w:pPr>
         <w:numPr>
           <w:ilvl w:val="1"/>
@@ -580,7 +517,7 @@
           <w:color w:val="000000"/>
           <w:kern w:val="0"/>
           <w:lang w:val="es-ES" w:eastAsia="es-ES"/>
-          <ns2:ligatures ns2:val="none"/>
+          <w14:ligatures w14:val="none"/>
         </w:rPr>
       </w:pPr>
       <w:r>
@@ -589,7 +526,7 @@
           <w:color w:val="000000"/>
           <w:kern w:val="0"/>
           <w:lang w:val="es-ES" w:eastAsia="es-ES"/>
-          <ns2:ligatures ns2:val="none"/>
+          <w14:ligatures w14:val="none"/>
         </w:rPr>
         <w:t xml:space="preserve">Mediante el escrito del 25 de febrero de 2026, complementado mediante escrito del 25 de febrero de 2026, subsanado mediante escrito del 12 de marzo de 2026, el señor [APELLIDO] denunció a Pacífico por presuntas infracciones a la Ley 29571, Código de Protección y Defensa del Consumidor (en adelante, Código), señalando lo siguiente:</w:t>
       </w:r>
@@ -599,7 +536,7 @@
           <w:color w:val="000000"/>
           <w:kern w:val="0"/>
           <w:lang w:val="es-ES" w:eastAsia="es-ES"/>
-          <ns2:ligatures ns2:val="none"/>
+          <w14:ligatures w14:val="none"/>
         </w:rPr>
         <w:t/>
       </w:r>
@@ -607,7 +544,7 @@
         <w:rPr>
           <w:rFonts w:ascii="Arial Narrow" w:eastAsia="Calibri" w:hAnsi="Arial Narrow" w:cs="Arial"/>
           <w:kern w:val="0"/>
-          <ns2:ligatures ns2:val="none"/>
+          <w14:ligatures w14:val="none"/>
         </w:rPr>
         <w:t/>
       </w:r>
@@ -615,7 +552,7 @@
         <w:rPr>
           <w:rFonts w:ascii="Arial Narrow" w:eastAsia="Calibri" w:hAnsi="Arial Narrow" w:cs="Arial"/>
           <w:kern w:val="0"/>
-          <ns2:ligatures ns2:val="none"/>
+          <w14:ligatures w14:val="none"/>
         </w:rPr>
         <w:t xml:space="preserve"/>
       </w:r>
@@ -623,7 +560,7 @@
         <w:rPr>
           <w:rFonts w:ascii="Arial Narrow" w:eastAsia="Calibri" w:hAnsi="Arial Narrow" w:cs="Arial"/>
           <w:kern w:val="0"/>
-          <ns2:ligatures ns2:val="none"/>
+          <w14:ligatures w14:val="none"/>
         </w:rPr>
         <w:t/>
       </w:r>
@@ -631,7 +568,7 @@
         <w:rPr>
           <w:rFonts w:ascii="Arial Narrow" w:eastAsia="Calibri" w:hAnsi="Arial Narrow" w:cs="Arial"/>
           <w:kern w:val="0"/>
-          <ns2:ligatures ns2:val="none"/>
+          <w14:ligatures w14:val="none"/>
         </w:rPr>
         <w:t xml:space="preserve"/>
       </w:r>
@@ -639,7 +576,7 @@
         <w:rPr>
           <w:rFonts w:ascii="Arial Narrow" w:eastAsia="Calibri" w:hAnsi="Arial Narrow" w:cs="Arial"/>
           <w:kern w:val="0"/>
-          <ns2:ligatures ns2:val="none"/>
+          <w14:ligatures w14:val="none"/>
         </w:rPr>
         <w:t xml:space="preserve"/>
       </w:r>
@@ -647,7 +584,7 @@
         <w:rPr>
           <w:rFonts w:ascii="Arial Narrow" w:eastAsia="Calibri" w:hAnsi="Arial Narrow" w:cs="Arial"/>
           <w:kern w:val="0"/>
-          <ns2:ligatures ns2:val="none"/>
+          <w14:ligatures w14:val="none"/>
         </w:rPr>
         <w:t/>
       </w:r>
@@ -657,7 +594,7 @@
           <w:color w:val="000000"/>
           <w:kern w:val="0"/>
           <w:lang w:val="es-ES" w:eastAsia="es-ES"/>
-          <ns2:ligatures ns2:val="none"/>
+          <w14:ligatures w14:val="none"/>
         </w:rPr>
         <w:t xml:space="preserve"/>
       </w:r>
@@ -667,7 +604,7 @@
           <w:color w:val="000000"/>
           <w:kern w:val="0"/>
           <w:lang w:val="es-ES" w:eastAsia="es-ES"/>
-          <ns2:ligatures ns2:val="none"/>
+          <w14:ligatures w14:val="none"/>
         </w:rPr>
         <w:t xml:space="preserve"/>
       </w:r>
@@ -677,7 +614,7 @@
           <w:color w:val="000000"/>
           <w:kern w:val="0"/>
           <w:lang w:val="es-ES" w:eastAsia="es-ES"/>
-          <ns2:ligatures ns2:val="none"/>
+          <w14:ligatures w14:val="none"/>
         </w:rPr>
         <w:t/>
       </w:r>
@@ -687,7 +624,7 @@
           <w:color w:val="000000"/>
           <w:kern w:val="0"/>
           <w:lang w:val="es-ES" w:eastAsia="es-ES"/>
-          <ns2:ligatures ns2:val="none"/>
+          <w14:ligatures w14:val="none"/>
         </w:rPr>
         <w:t/>
       </w:r>
@@ -699,7 +636,7 @@
           <w:kern w:val="0"/>
           <w:vertAlign w:val="superscript"/>
           <w:lang w:val="es-ES" w:eastAsia="es-ES"/>
-          <ns2:ligatures ns2:val="none"/>
+          <w14:ligatures w14:val="none"/>
         </w:rPr>
         <w:footnoteReference w:id="1"/>
       </w:r>
@@ -709,7 +646,7 @@
           <w:color w:val="000000"/>
           <w:kern w:val="0"/>
           <w:lang w:val="es-ES" w:eastAsia="es-ES"/>
-          <ns2:ligatures ns2:val="none"/>
+          <w14:ligatures w14:val="none"/>
         </w:rPr>
         <w:t xml:space="preserve"/>
       </w:r>
@@ -720,12 +657,12 @@
           <w:color w:val="000000"/>
           <w:kern w:val="0"/>
           <w:lang w:val="es-ES" w:eastAsia="es-ES"/>
-          <ns2:ligatures ns2:val="none"/>
+          <w14:ligatures w14:val="none"/>
         </w:rPr>
         <w:t/>
       </w:r>
     </w:p>
-    <w:p ns2:paraId="512911CE" ns2:textId="77777777">
+    <w:p>
       <w:pPr>
         <w:spacing w:after="0" w:line="240" w:lineRule="auto"/>
         <w:contextualSpacing/>
@@ -735,11 +672,11 @@
           <w:color w:val="000000"/>
           <w:kern w:val="0"/>
           <w:lang w:eastAsia="es-ES"/>
-          <ns2:ligatures ns2:val="none"/>
-        </w:rPr>
-      </w:pPr>
-    </w:p>
-    <w:p ns2:paraId="37ACBF8F" ns2:textId="2EC9CF4D">
+          <w14:ligatures w14:val="none"/>
+        </w:rPr>
+      </w:pPr>
+    </w:p>
+    <w:p>
       <w:pPr>
         <w:pStyle w:val="Prrafodelista"/>
         <w:numPr>
@@ -757,16 +694,16 @@
           <w:color w:val="000000"/>
           <w:kern w:val="0"/>
           <w:lang w:eastAsia="es-ES"/>
-          <ns2:ligatures ns2:val="none"/>
-        </w:rPr>
-      </w:pPr>
-      <w:r>
-        <w:rPr>
-          <w:rFonts w:ascii="Arial Narrow" w:eastAsia="Times New Roman" w:hAnsi="Arial Narrow" w:cs="Arial"/>
-          <w:color w:val="000000"/>
-          <w:kern w:val="0"/>
-          <w:lang w:eastAsia="es-ES"/>
-          <ns2:ligatures ns2:val="none"/>
+          <w14:ligatures w14:val="none"/>
+        </w:rPr>
+      </w:pPr>
+      <w:r>
+        <w:rPr>
+          <w:rFonts w:ascii="Arial Narrow" w:eastAsia="Times New Roman" w:hAnsi="Arial Narrow" w:cs="Arial"/>
+          <w:color w:val="000000"/>
+          <w:kern w:val="0"/>
+          <w:lang w:eastAsia="es-ES"/>
+          <w14:ligatures w14:val="none"/>
         </w:rPr>
         <w:t xml:space="preserve">Adquirió el Seguro de Auto Modular – Póliza 2005419714 (en adelante, Seguro </w:t>
       </w:r>
@@ -776,7 +713,7 @@
           <w:color w:val="000000"/>
           <w:kern w:val="0"/>
           <w:lang w:eastAsia="es-ES"/>
-          <ns2:ligatures ns2:val="none"/>
+          <w14:ligatures w14:val="none"/>
         </w:rPr>
         <w:t>Vehicular</w:t>
       </w:r>
@@ -786,7 +723,7 @@
           <w:color w:val="000000"/>
           <w:kern w:val="0"/>
           <w:lang w:eastAsia="es-ES"/>
-          <ns2:ligatures ns2:val="none"/>
+          <w14:ligatures w14:val="none"/>
         </w:rPr>
         <w:t>)</w:t>
       </w:r>
@@ -796,7 +733,7 @@
           <w:color w:val="000000"/>
           <w:kern w:val="0"/>
           <w:lang w:eastAsia="es-ES"/>
-          <ns2:ligatures ns2:val="none"/>
+          <w14:ligatures w14:val="none"/>
         </w:rPr>
         <w:t xml:space="preserve"> emitido por </w:t>
       </w:r>
@@ -806,7 +743,7 @@
           <w:color w:val="000000"/>
           <w:kern w:val="0"/>
           <w:lang w:val="es-ES" w:eastAsia="es-ES"/>
-          <ns2:ligatures ns2:val="none"/>
+          <w14:ligatures w14:val="none"/>
         </w:rPr>
         <w:t>Pacífico</w:t>
       </w:r>
@@ -816,7 +753,7 @@
           <w:color w:val="000000"/>
           <w:kern w:val="0"/>
           <w:lang w:eastAsia="es-ES"/>
-          <ns2:ligatures ns2:val="none"/>
+          <w14:ligatures w14:val="none"/>
         </w:rPr>
         <w:t xml:space="preserve"> </w:t>
       </w:r>
@@ -826,7 +763,7 @@
           <w:color w:val="000000"/>
           <w:kern w:val="0"/>
           <w:lang w:eastAsia="es-ES"/>
-          <ns2:ligatures ns2:val="none"/>
+          <w14:ligatures w14:val="none"/>
         </w:rPr>
         <w:t>para asegurar</w:t>
       </w:r>
@@ -836,7 +773,7 @@
           <w:color w:val="000000"/>
           <w:kern w:val="0"/>
           <w:lang w:eastAsia="es-ES"/>
-          <ns2:ligatures ns2:val="none"/>
+          <w14:ligatures w14:val="none"/>
         </w:rPr>
         <w:t xml:space="preserve"> el vehículo con Placa de Rodaje AKL-103</w:t>
       </w:r>
@@ -846,12 +783,12 @@
           <w:color w:val="000000"/>
           <w:kern w:val="0"/>
           <w:lang w:eastAsia="es-ES"/>
-          <ns2:ligatures ns2:val="none"/>
+          <w14:ligatures w14:val="none"/>
         </w:rPr>
         <w:t xml:space="preserve"> (en adelante, vehículo asegurado).</w:t>
       </w:r>
     </w:p>
-    <w:p ns2:paraId="130CBD20" ns2:textId="77777777">
+    <w:p>
       <w:pPr>
         <w:pStyle w:val="Prrafodelista"/>
         <w:spacing w:after="0" w:line="240" w:lineRule="auto"/>
@@ -862,11 +799,11 @@
           <w:color w:val="000000"/>
           <w:kern w:val="0"/>
           <w:lang w:eastAsia="es-ES"/>
-          <ns2:ligatures ns2:val="none"/>
-        </w:rPr>
-      </w:pPr>
-    </w:p>
-    <w:p ns2:paraId="0E6515E6" ns2:textId="2A6D0129">
+          <w14:ligatures w14:val="none"/>
+        </w:rPr>
+      </w:pPr>
+    </w:p>
+    <w:p>
       <w:pPr>
         <w:pStyle w:val="Prrafodelista"/>
         <w:numPr>
@@ -884,16 +821,16 @@
           <w:color w:val="000000"/>
           <w:kern w:val="0"/>
           <w:lang w:eastAsia="es-ES"/>
-          <ns2:ligatures ns2:val="none"/>
-        </w:rPr>
-      </w:pPr>
-      <w:r>
-        <w:rPr>
-          <w:rFonts w:ascii="Arial Narrow" w:eastAsia="Times New Roman" w:hAnsi="Arial Narrow" w:cs="Arial"/>
-          <w:color w:val="000000"/>
-          <w:kern w:val="0"/>
-          <w:lang w:eastAsia="es-ES"/>
-          <ns2:ligatures ns2:val="none"/>
+          <w14:ligatures w14:val="none"/>
+        </w:rPr>
+      </w:pPr>
+      <w:r>
+        <w:rPr>
+          <w:rFonts w:ascii="Arial Narrow" w:eastAsia="Times New Roman" w:hAnsi="Arial Narrow" w:cs="Arial"/>
+          <w:color w:val="000000"/>
+          <w:kern w:val="0"/>
+          <w:lang w:eastAsia="es-ES"/>
+          <w14:ligatures w14:val="none"/>
         </w:rPr>
         <w:t>Posteriormente, ocurrió un siniestro</w:t>
       </w:r>
@@ -903,7 +840,7 @@
           <w:color w:val="000000"/>
           <w:kern w:val="0"/>
           <w:lang w:eastAsia="es-ES"/>
-          <ns2:ligatures ns2:val="none"/>
+          <w14:ligatures w14:val="none"/>
         </w:rPr>
         <w:t xml:space="preserve"> </w:t>
       </w:r>
@@ -913,7 +850,7 @@
           <w:color w:val="000000"/>
           <w:kern w:val="0"/>
           <w:lang w:eastAsia="es-ES"/>
-          <ns2:ligatures ns2:val="none"/>
+          <w14:ligatures w14:val="none"/>
         </w:rPr>
         <w:t xml:space="preserve">en el que un impacto </w:t>
       </w:r>
@@ -923,7 +860,7 @@
           <w:color w:val="000000"/>
           <w:kern w:val="0"/>
           <w:lang w:eastAsia="es-ES"/>
-          <ns2:ligatures ns2:val="none"/>
+          <w14:ligatures w14:val="none"/>
         </w:rPr>
         <w:t>afec</w:t>
       </w:r>
@@ -933,7 +870,7 @@
           <w:color w:val="000000"/>
           <w:kern w:val="0"/>
           <w:lang w:eastAsia="es-ES"/>
-          <ns2:ligatures ns2:val="none"/>
+          <w14:ligatures w14:val="none"/>
         </w:rPr>
         <w:t>tó</w:t>
       </w:r>
@@ -943,7 +880,7 @@
           <w:color w:val="000000"/>
           <w:kern w:val="0"/>
           <w:lang w:eastAsia="es-ES"/>
-          <ns2:ligatures ns2:val="none"/>
+          <w14:ligatures w14:val="none"/>
         </w:rPr>
         <w:t xml:space="preserve"> el vehículo asegurado</w:t>
       </w:r>
@@ -953,7 +890,7 @@
           <w:color w:val="000000"/>
           <w:kern w:val="0"/>
           <w:lang w:eastAsia="es-ES"/>
-          <ns2:ligatures ns2:val="none"/>
+          <w14:ligatures w14:val="none"/>
         </w:rPr>
         <w:t xml:space="preserve"> y</w:t>
       </w:r>
@@ -963,7 +900,7 @@
           <w:color w:val="000000"/>
           <w:kern w:val="0"/>
           <w:lang w:eastAsia="es-ES"/>
-          <ns2:ligatures ns2:val="none"/>
+          <w14:ligatures w14:val="none"/>
         </w:rPr>
         <w:t xml:space="preserve"> luego</w:t>
       </w:r>
@@ -973,7 +910,7 @@
           <w:color w:val="000000"/>
           <w:kern w:val="0"/>
           <w:lang w:eastAsia="es-ES"/>
-          <ns2:ligatures ns2:val="none"/>
+          <w14:ligatures w14:val="none"/>
         </w:rPr>
         <w:t xml:space="preserve"> fue reportado a Pacífico</w:t>
       </w:r>
@@ -983,12 +920,12 @@
           <w:color w:val="000000"/>
           <w:kern w:val="0"/>
           <w:lang w:eastAsia="es-ES"/>
-          <ns2:ligatures ns2:val="none"/>
+          <w14:ligatures w14:val="none"/>
         </w:rPr>
         <w:t>.</w:t>
       </w:r>
     </w:p>
-    <w:p ns2:paraId="5705E0EF" ns2:textId="77777777">
+    <w:p>
       <w:pPr>
         <w:pStyle w:val="Prrafodelista"/>
         <w:spacing w:after="0" w:line="240" w:lineRule="auto"/>
@@ -999,11 +936,11 @@
           <w:color w:val="000000"/>
           <w:kern w:val="0"/>
           <w:lang w:eastAsia="es-ES"/>
-          <ns2:ligatures ns2:val="none"/>
-        </w:rPr>
-      </w:pPr>
-    </w:p>
-    <w:p ns2:paraId="17931C80" ns2:textId="5345F3DE">
+          <w14:ligatures w14:val="none"/>
+        </w:rPr>
+      </w:pPr>
+    </w:p>
+    <w:p>
       <w:pPr>
         <w:pStyle w:val="Prrafodelista"/>
         <w:numPr>
@@ -1021,16 +958,16 @@
           <w:color w:val="000000"/>
           <w:kern w:val="0"/>
           <w:lang w:eastAsia="es-ES"/>
-          <ns2:ligatures ns2:val="none"/>
-        </w:rPr>
-      </w:pPr>
-      <w:r>
-        <w:rPr>
-          <w:rFonts w:ascii="Arial Narrow" w:eastAsia="Times New Roman" w:hAnsi="Arial Narrow" w:cs="Arial"/>
-          <w:color w:val="000000"/>
-          <w:kern w:val="0"/>
-          <w:lang w:eastAsia="es-ES"/>
-          <ns2:ligatures ns2:val="none"/>
+          <w14:ligatures w14:val="none"/>
+        </w:rPr>
+      </w:pPr>
+      <w:r>
+        <w:rPr>
+          <w:rFonts w:ascii="Arial Narrow" w:eastAsia="Times New Roman" w:hAnsi="Arial Narrow" w:cs="Arial"/>
+          <w:color w:val="000000"/>
+          <w:kern w:val="0"/>
+          <w:lang w:eastAsia="es-ES"/>
+          <w14:ligatures w14:val="none"/>
         </w:rPr>
         <w:t>El 7 de enero de 2026, el taller autorizado</w:t>
       </w:r>
@@ -1040,7 +977,7 @@
           <w:color w:val="000000"/>
           <w:kern w:val="0"/>
           <w:lang w:eastAsia="es-ES"/>
-          <ns2:ligatures ns2:val="none"/>
+          <w14:ligatures w14:val="none"/>
         </w:rPr>
         <w:t xml:space="preserve"> por la compañía aseguradora</w:t>
       </w:r>
@@ -1050,7 +987,7 @@
           <w:color w:val="000000"/>
           <w:kern w:val="0"/>
           <w:lang w:eastAsia="es-ES"/>
-          <ns2:ligatures ns2:val="none"/>
+          <w14:ligatures w14:val="none"/>
         </w:rPr>
         <w:t xml:space="preserve"> emitió la Carta de Pérdida Total FOR-DYP-003, en la cual se consignó la existencia de daños críticos en el </w:t>
       </w:r>
@@ -1060,7 +997,7 @@
           <w:color w:val="000000"/>
           <w:kern w:val="0"/>
           <w:lang w:eastAsia="es-ES"/>
-          <ns2:ligatures ns2:val="none"/>
+          <w14:ligatures w14:val="none"/>
         </w:rPr>
         <w:t>vehículo asegurado</w:t>
       </w:r>
@@ -1070,7 +1007,7 @@
           <w:color w:val="000000"/>
           <w:kern w:val="0"/>
           <w:lang w:eastAsia="es-ES"/>
-          <ns2:ligatures ns2:val="none"/>
+          <w14:ligatures w14:val="none"/>
         </w:rPr>
         <w:t xml:space="preserve">; en ese contexto, la </w:t>
       </w:r>
@@ -1080,7 +1017,7 @@
           <w:color w:val="000000"/>
           <w:kern w:val="0"/>
           <w:lang w:val="es-ES" w:eastAsia="es-ES"/>
-          <ns2:ligatures ns2:val="none"/>
+          <w14:ligatures w14:val="none"/>
         </w:rPr>
         <w:t>Pacífico</w:t>
       </w:r>
@@ -1090,7 +1027,7 @@
           <w:color w:val="000000"/>
           <w:kern w:val="0"/>
           <w:lang w:eastAsia="es-ES"/>
-          <ns2:ligatures ns2:val="none"/>
+          <w14:ligatures w14:val="none"/>
         </w:rPr>
         <w:t xml:space="preserve"> </w:t>
       </w:r>
@@ -1100,7 +1037,7 @@
           <w:color w:val="000000"/>
           <w:kern w:val="0"/>
           <w:lang w:eastAsia="es-ES"/>
-          <ns2:ligatures ns2:val="none"/>
+          <w14:ligatures w14:val="none"/>
         </w:rPr>
         <w:t xml:space="preserve">aceptó dicha evaluación técnica y dispuso el traslado del </w:t>
       </w:r>
@@ -1110,7 +1047,7 @@
           <w:color w:val="000000"/>
           <w:kern w:val="0"/>
           <w:lang w:eastAsia="es-ES"/>
-          <ns2:ligatures ns2:val="none"/>
+          <w14:ligatures w14:val="none"/>
         </w:rPr>
         <w:t xml:space="preserve">vehículo asegurado </w:t>
       </w:r>
@@ -1120,7 +1057,7 @@
           <w:color w:val="000000"/>
           <w:kern w:val="0"/>
           <w:lang w:eastAsia="es-ES"/>
-          <ns2:ligatures ns2:val="none"/>
+          <w14:ligatures w14:val="none"/>
         </w:rPr>
         <w:t>a un depósito bajo su administración, asumiendo su custodia.</w:t>
       </w:r>
@@ -1130,12 +1067,12 @@
           <w:color w:val="000000"/>
           <w:kern w:val="0"/>
           <w:lang w:eastAsia="es-ES"/>
-          <ns2:ligatures ns2:val="none"/>
+          <w14:ligatures w14:val="none"/>
         </w:rPr>
         <w:t xml:space="preserve"> </w:t>
       </w:r>
     </w:p>
-    <w:p ns2:paraId="7F71D12D" ns2:textId="77777777">
+    <w:p>
       <w:pPr>
         <w:spacing w:after="0" w:line="240" w:lineRule="auto"/>
         <w:contextualSpacing/>
@@ -1145,11 +1082,11 @@
           <w:color w:val="000000"/>
           <w:kern w:val="0"/>
           <w:lang w:eastAsia="es-ES"/>
-          <ns2:ligatures ns2:val="none"/>
-        </w:rPr>
-      </w:pPr>
-    </w:p>
-    <w:p ns2:paraId="27DE53D4" ns2:textId="12F3DA4A">
+          <w14:ligatures w14:val="none"/>
+        </w:rPr>
+      </w:pPr>
+    </w:p>
+    <w:p>
       <w:pPr>
         <w:pStyle w:val="Prrafodelista"/>
         <w:numPr>
@@ -1167,16 +1104,16 @@
           <w:color w:val="000000"/>
           <w:kern w:val="0"/>
           <w:lang w:eastAsia="es-ES"/>
-          <ns2:ligatures ns2:val="none"/>
-        </w:rPr>
-      </w:pPr>
-      <w:r>
-        <w:rPr>
-          <w:rFonts w:ascii="Arial Narrow" w:eastAsia="Times New Roman" w:hAnsi="Arial Narrow" w:cs="Arial"/>
-          <w:color w:val="000000"/>
-          <w:kern w:val="0"/>
-          <w:lang w:eastAsia="es-ES"/>
-          <ns2:ligatures ns2:val="none"/>
+          <w14:ligatures w14:val="none"/>
+        </w:rPr>
+      </w:pPr>
+      <w:r>
+        <w:rPr>
+          <w:rFonts w:ascii="Arial Narrow" w:eastAsia="Times New Roman" w:hAnsi="Arial Narrow" w:cs="Arial"/>
+          <w:color w:val="000000"/>
+          <w:kern w:val="0"/>
+          <w:lang w:eastAsia="es-ES"/>
+          <w14:ligatures w14:val="none"/>
         </w:rPr>
         <w:t>Mediante carta del 8 de enero de 2026</w:t>
       </w:r>
@@ -1186,7 +1123,7 @@
           <w:color w:val="000000"/>
           <w:kern w:val="0"/>
           <w:lang w:eastAsia="es-ES"/>
-          <ns2:ligatures ns2:val="none"/>
+          <w14:ligatures w14:val="none"/>
         </w:rPr>
         <w:t>, notificada el 11 de enero</w:t>
       </w:r>
@@ -1196,7 +1133,7 @@
           <w:color w:val="000000"/>
           <w:kern w:val="0"/>
           <w:lang w:eastAsia="es-ES"/>
-          <ns2:ligatures ns2:val="none"/>
+          <w14:ligatures w14:val="none"/>
         </w:rPr>
         <w:t xml:space="preserve">, </w:t>
       </w:r>
@@ -1206,7 +1143,7 @@
           <w:color w:val="000000"/>
           <w:kern w:val="0"/>
           <w:lang w:val="es-ES" w:eastAsia="es-ES"/>
-          <ns2:ligatures ns2:val="none"/>
+          <w14:ligatures w14:val="none"/>
         </w:rPr>
         <w:t>Pacífico negó</w:t>
       </w:r>
@@ -1216,7 +1153,7 @@
           <w:color w:val="000000"/>
           <w:kern w:val="0"/>
           <w:lang w:eastAsia="es-ES"/>
-          <ns2:ligatures ns2:val="none"/>
+          <w14:ligatures w14:val="none"/>
         </w:rPr>
         <w:t xml:space="preserve"> </w:t>
       </w:r>
@@ -1226,7 +1163,7 @@
           <w:color w:val="000000"/>
           <w:kern w:val="0"/>
           <w:lang w:eastAsia="es-ES"/>
-          <ns2:ligatures ns2:val="none"/>
+          <w14:ligatures w14:val="none"/>
         </w:rPr>
         <w:t>su solicitud de</w:t>
       </w:r>
@@ -1236,7 +1173,7 @@
           <w:color w:val="000000"/>
           <w:kern w:val="0"/>
           <w:lang w:eastAsia="es-ES"/>
-          <ns2:ligatures ns2:val="none"/>
+          <w14:ligatures w14:val="none"/>
         </w:rPr>
         <w:t xml:space="preserve"> otorgamiento</w:t>
       </w:r>
@@ -1246,7 +1183,7 @@
           <w:color w:val="000000"/>
           <w:kern w:val="0"/>
           <w:lang w:eastAsia="es-ES"/>
-          <ns2:ligatures ns2:val="none"/>
+          <w14:ligatures w14:val="none"/>
         </w:rPr>
         <w:t xml:space="preserve"> de cobertura,</w:t>
       </w:r>
@@ -1256,7 +1193,7 @@
           <w:color w:val="000000"/>
           <w:kern w:val="0"/>
           <w:lang w:eastAsia="es-ES"/>
-          <ns2:ligatures ns2:val="none"/>
+          <w14:ligatures w14:val="none"/>
         </w:rPr>
         <w:t xml:space="preserve"> sustentando su </w:t>
       </w:r>
@@ -1267,7 +1204,7 @@
           <w:color w:val="000000"/>
           <w:kern w:val="0"/>
           <w:lang w:eastAsia="es-ES"/>
-          <ns2:ligatures ns2:val="none"/>
+          <w14:ligatures w14:val="none"/>
         </w:rPr>
         <w:t>su</w:t>
       </w:r>
@@ -1278,7 +1215,7 @@
           <w:color w:val="000000"/>
           <w:kern w:val="0"/>
           <w:lang w:eastAsia="es-ES"/>
-          <ns2:ligatures ns2:val="none"/>
+          <w14:ligatures w14:val="none"/>
         </w:rPr>
         <w:t xml:space="preserve"> decisión en el incumplimiento del plazo de comunicación del siniestro, </w:t>
       </w:r>
@@ -1288,7 +1225,7 @@
           <w:color w:val="000000"/>
           <w:kern w:val="0"/>
           <w:lang w:eastAsia="es-ES"/>
-          <ns2:ligatures ns2:val="none"/>
+          <w14:ligatures w14:val="none"/>
         </w:rPr>
         <w:t xml:space="preserve">aludiendo que se debió dar parte en el menor plazo </w:t>
       </w:r>
@@ -1298,7 +1235,7 @@
           <w:color w:val="000000"/>
           <w:kern w:val="0"/>
           <w:lang w:eastAsia="es-ES"/>
-          <ns2:ligatures ns2:val="none"/>
+          <w14:ligatures w14:val="none"/>
         </w:rPr>
         <w:t>de acuerdo con</w:t>
       </w:r>
@@ -1308,7 +1245,7 @@
           <w:color w:val="000000"/>
           <w:kern w:val="0"/>
           <w:lang w:eastAsia="es-ES"/>
-          <ns2:ligatures ns2:val="none"/>
+          <w14:ligatures w14:val="none"/>
         </w:rPr>
         <w:t xml:space="preserve"> las circunstancias, pero también indicando un plazo máximo de cuatro (4) horas</w:t>
       </w:r>
@@ -1318,7 +1255,7 @@
           <w:color w:val="000000"/>
           <w:kern w:val="0"/>
           <w:lang w:eastAsia="es-ES"/>
-          <ns2:ligatures ns2:val="none"/>
+          <w14:ligatures w14:val="none"/>
         </w:rPr>
         <w:t>.</w:t>
       </w:r>
@@ -1328,7 +1265,7 @@
           <w:color w:val="000000"/>
           <w:kern w:val="0"/>
           <w:lang w:eastAsia="es-ES"/>
-          <ns2:ligatures ns2:val="none"/>
+          <w14:ligatures w14:val="none"/>
         </w:rPr>
         <w:t xml:space="preserve"> </w:t>
       </w:r>
@@ -1338,12 +1275,12 @@
           <w:color w:val="000000"/>
           <w:kern w:val="0"/>
           <w:lang w:eastAsia="es-ES"/>
-          <ns2:ligatures ns2:val="none"/>
+          <w14:ligatures w14:val="none"/>
         </w:rPr>
         <w:t>Asimismo, la compañía aseguradora habría alterado la fecha de la referida carta para simular el cumplimiento de los plazos legales de respuesta.</w:t>
       </w:r>
     </w:p>
-    <w:p ns2:paraId="0A6823FE" ns2:textId="77777777">
+    <w:p>
       <w:pPr>
         <w:pStyle w:val="Prrafodelista"/>
         <w:spacing w:after="0" w:line="240" w:lineRule="auto"/>
@@ -1354,11 +1291,11 @@
           <w:color w:val="000000"/>
           <w:kern w:val="0"/>
           <w:lang w:eastAsia="es-ES"/>
-          <ns2:ligatures ns2:val="none"/>
-        </w:rPr>
-      </w:pPr>
-    </w:p>
-    <w:p ns2:paraId="1DBE0757" ns2:textId="406908E5">
+          <w14:ligatures w14:val="none"/>
+        </w:rPr>
+      </w:pPr>
+    </w:p>
+    <w:p>
       <w:pPr>
         <w:pStyle w:val="Prrafodelista"/>
         <w:numPr>
@@ -1376,16 +1313,16 @@
           <w:color w:val="000000"/>
           <w:kern w:val="0"/>
           <w:lang w:eastAsia="es-ES"/>
-          <ns2:ligatures ns2:val="none"/>
-        </w:rPr>
-      </w:pPr>
-      <w:r>
-        <w:rPr>
-          <w:rFonts w:ascii="Arial Narrow" w:eastAsia="Times New Roman" w:hAnsi="Arial Narrow" w:cs="Arial"/>
-          <w:color w:val="000000"/>
-          <w:kern w:val="0"/>
-          <w:lang w:eastAsia="es-ES"/>
-          <ns2:ligatures ns2:val="none"/>
+          <w14:ligatures w14:val="none"/>
+        </w:rPr>
+      </w:pPr>
+      <w:r>
+        <w:rPr>
+          <w:rFonts w:ascii="Arial Narrow" w:eastAsia="Times New Roman" w:hAnsi="Arial Narrow" w:cs="Arial"/>
+          <w:color w:val="000000"/>
+          <w:kern w:val="0"/>
+          <w:lang w:eastAsia="es-ES"/>
+          <w14:ligatures w14:val="none"/>
         </w:rPr>
         <w:t>No obstante, dicho plazo máximo de cuatro (4) horas estaría previsto en el numeral correspondiente del artículo 4 de las Condiciones Operativas del Seguro Vehicular, constituyéndose como cláusula abusiva por imponer un plazo rígido de cuatro (4) horas sin considerar las circunstancias del siniestro</w:t>
       </w:r>
@@ -1395,7 +1332,7 @@
           <w:color w:val="000000"/>
           <w:kern w:val="0"/>
           <w:lang w:eastAsia="es-ES"/>
-          <ns2:ligatures ns2:val="none"/>
+          <w14:ligatures w14:val="none"/>
         </w:rPr>
         <w:t xml:space="preserve"> ya que el reporte </w:t>
       </w:r>
@@ -1405,7 +1342,7 @@
           <w:color w:val="000000"/>
           <w:kern w:val="0"/>
           <w:lang w:eastAsia="es-ES"/>
-          <ns2:ligatures ns2:val="none"/>
+          <w14:ligatures w14:val="none"/>
         </w:rPr>
         <w:t>de este</w:t>
       </w:r>
@@ -1415,7 +1352,7 @@
           <w:color w:val="000000"/>
           <w:kern w:val="0"/>
           <w:lang w:eastAsia="es-ES"/>
-          <ns2:ligatures ns2:val="none"/>
+          <w14:ligatures w14:val="none"/>
         </w:rPr>
         <w:t xml:space="preserve"> </w:t>
       </w:r>
@@ -1425,7 +1362,7 @@
           <w:color w:val="000000"/>
           <w:kern w:val="0"/>
           <w:lang w:eastAsia="es-ES"/>
-          <ns2:ligatures ns2:val="none"/>
+          <w14:ligatures w14:val="none"/>
         </w:rPr>
         <w:t xml:space="preserve">se realizó en cuanto fue posible y sin afectar la verificación </w:t>
       </w:r>
@@ -1435,7 +1372,7 @@
           <w:color w:val="000000"/>
           <w:kern w:val="0"/>
           <w:lang w:eastAsia="es-ES"/>
-          <ns2:ligatures ns2:val="none"/>
+          <w14:ligatures w14:val="none"/>
         </w:rPr>
         <w:t>de este</w:t>
       </w:r>
@@ -1445,12 +1382,12 @@
           <w:color w:val="000000"/>
           <w:kern w:val="0"/>
           <w:lang w:eastAsia="es-ES"/>
-          <ns2:ligatures ns2:val="none"/>
+          <w14:ligatures w14:val="none"/>
         </w:rPr>
         <w:t xml:space="preserve">. </w:t>
       </w:r>
     </w:p>
-    <w:p ns2:paraId="51913EAC" ns2:textId="77777777">
+    <w:p>
       <w:pPr>
         <w:pStyle w:val="Prrafodelista"/>
         <w:spacing w:after="0" w:line="240" w:lineRule="auto"/>
@@ -1459,11 +1396,11 @@
           <w:color w:val="000000"/>
           <w:kern w:val="0"/>
           <w:lang w:eastAsia="es-ES"/>
-          <ns2:ligatures ns2:val="none"/>
-        </w:rPr>
-      </w:pPr>
-    </w:p>
-    <w:p ns2:paraId="0C5FC83B" ns2:textId="542E460E">
+          <w14:ligatures w14:val="none"/>
+        </w:rPr>
+      </w:pPr>
+    </w:p>
+    <w:p>
       <w:pPr>
         <w:pStyle w:val="Prrafodelista"/>
         <w:numPr>
@@ -1481,16 +1418,16 @@
           <w:color w:val="000000"/>
           <w:kern w:val="0"/>
           <w:lang w:eastAsia="es-ES"/>
-          <ns2:ligatures ns2:val="none"/>
-        </w:rPr>
-      </w:pPr>
-      <w:r>
-        <w:rPr>
-          <w:rFonts w:ascii="Arial Narrow" w:eastAsia="Times New Roman" w:hAnsi="Arial Narrow" w:cs="Arial"/>
-          <w:color w:val="000000"/>
-          <w:kern w:val="0"/>
-          <w:lang w:eastAsia="es-ES"/>
-          <ns2:ligatures ns2:val="none"/>
+          <w14:ligatures w14:val="none"/>
+        </w:rPr>
+      </w:pPr>
+      <w:r>
+        <w:rPr>
+          <w:rFonts w:ascii="Arial Narrow" w:eastAsia="Times New Roman" w:hAnsi="Arial Narrow" w:cs="Arial"/>
+          <w:color w:val="000000"/>
+          <w:kern w:val="0"/>
+          <w:lang w:eastAsia="es-ES"/>
+          <w14:ligatures w14:val="none"/>
         </w:rPr>
         <w:t xml:space="preserve">Por otra parte, la negativa de otorgamiento de cobertura también se habría sustentado en el numeral previsto en el artículo 5 de las Condiciones Operativas del Seguro Vehicular, el constituyéndose como cláusula abusiva al atribuirle falta de diligencia pese a haber detenido </w:t>
       </w:r>
@@ -1500,7 +1437,7 @@
           <w:color w:val="000000"/>
           <w:kern w:val="0"/>
           <w:lang w:eastAsia="es-ES"/>
-          <ns2:ligatures ns2:val="none"/>
+          <w14:ligatures w14:val="none"/>
         </w:rPr>
         <w:lastRenderedPageBreak/>
         <w:t xml:space="preserve">el vehículo inmediatamente </w:t>
@@ -1511,7 +1448,7 @@
           <w:color w:val="000000"/>
           <w:kern w:val="0"/>
           <w:lang w:eastAsia="es-ES"/>
-          <ns2:ligatures ns2:val="none"/>
+          <w14:ligatures w14:val="none"/>
         </w:rPr>
         <w:t>luego</w:t>
       </w:r>
@@ -1521,7 +1458,7 @@
           <w:color w:val="000000"/>
           <w:kern w:val="0"/>
           <w:lang w:eastAsia="es-ES"/>
-          <ns2:ligatures ns2:val="none"/>
+          <w14:ligatures w14:val="none"/>
         </w:rPr>
         <w:t xml:space="preserve"> </w:t>
       </w:r>
@@ -1531,7 +1468,7 @@
           <w:color w:val="000000"/>
           <w:kern w:val="0"/>
           <w:lang w:eastAsia="es-ES"/>
-          <ns2:ligatures ns2:val="none"/>
+          <w14:ligatures w14:val="none"/>
         </w:rPr>
         <w:t>d</w:t>
       </w:r>
@@ -1541,7 +1478,7 @@
           <w:color w:val="000000"/>
           <w:kern w:val="0"/>
           <w:lang w:eastAsia="es-ES"/>
-          <ns2:ligatures ns2:val="none"/>
+          <w14:ligatures w14:val="none"/>
         </w:rPr>
         <w:t xml:space="preserve">el impacto y </w:t>
       </w:r>
@@ -1551,7 +1488,7 @@
           <w:color w:val="000000"/>
           <w:kern w:val="0"/>
           <w:lang w:eastAsia="es-ES"/>
-          <ns2:ligatures ns2:val="none"/>
+          <w14:ligatures w14:val="none"/>
         </w:rPr>
         <w:t>haber priorizado</w:t>
       </w:r>
@@ -1561,7 +1498,7 @@
           <w:color w:val="000000"/>
           <w:kern w:val="0"/>
           <w:lang w:eastAsia="es-ES"/>
-          <ns2:ligatures ns2:val="none"/>
+          <w14:ligatures w14:val="none"/>
         </w:rPr>
         <w:t xml:space="preserve"> la seguridad de los ocupantes</w:t>
       </w:r>
@@ -1571,7 +1508,7 @@
           <w:color w:val="000000"/>
           <w:kern w:val="0"/>
           <w:lang w:eastAsia="es-ES"/>
-          <ns2:ligatures ns2:val="none"/>
+          <w14:ligatures w14:val="none"/>
         </w:rPr>
         <w:t xml:space="preserve"> del vehículo asegurado en el momento del siniestro</w:t>
       </w:r>
@@ -1581,12 +1518,12 @@
           <w:color w:val="000000"/>
           <w:kern w:val="0"/>
           <w:lang w:eastAsia="es-ES"/>
-          <ns2:ligatures ns2:val="none"/>
+          <w14:ligatures w14:val="none"/>
         </w:rPr>
         <w:t>.</w:t>
       </w:r>
     </w:p>
-    <w:p ns2:paraId="1E2C677B" ns2:textId="77777777">
+    <w:p>
       <w:pPr>
         <w:pStyle w:val="Prrafodelista"/>
         <w:spacing w:after="0" w:line="240" w:lineRule="auto"/>
@@ -1595,11 +1532,11 @@
           <w:color w:val="000000"/>
           <w:kern w:val="0"/>
           <w:lang w:eastAsia="es-ES"/>
-          <ns2:ligatures ns2:val="none"/>
-        </w:rPr>
-      </w:pPr>
-    </w:p>
-    <w:p ns2:paraId="4C72BA4F" ns2:textId="77840B2F">
+          <w14:ligatures w14:val="none"/>
+        </w:rPr>
+      </w:pPr>
+    </w:p>
+    <w:p>
       <w:pPr>
         <w:pStyle w:val="Prrafodelista"/>
         <w:numPr>
@@ -1617,16 +1554,16 @@
           <w:color w:val="000000"/>
           <w:kern w:val="0"/>
           <w:lang w:eastAsia="es-ES"/>
-          <ns2:ligatures ns2:val="none"/>
-        </w:rPr>
-      </w:pPr>
-      <w:r>
-        <w:rPr>
-          <w:rFonts w:ascii="Arial Narrow" w:eastAsia="Times New Roman" w:hAnsi="Arial Narrow" w:cs="Arial"/>
-          <w:color w:val="000000"/>
-          <w:kern w:val="0"/>
-          <w:lang w:eastAsia="es-ES"/>
-          <ns2:ligatures ns2:val="none"/>
+          <w14:ligatures w14:val="none"/>
+        </w:rPr>
+      </w:pPr>
+      <w:r>
+        <w:rPr>
+          <w:rFonts w:ascii="Arial Narrow" w:eastAsia="Times New Roman" w:hAnsi="Arial Narrow" w:cs="Arial"/>
+          <w:color w:val="000000"/>
+          <w:kern w:val="0"/>
+          <w:lang w:eastAsia="es-ES"/>
+          <w14:ligatures w14:val="none"/>
         </w:rPr>
         <w:t xml:space="preserve">En consecuencia, el </w:t>
       </w:r>
@@ -1636,7 +1573,7 @@
           <w:color w:val="000000"/>
           <w:kern w:val="0"/>
           <w:lang w:eastAsia="es-ES"/>
-          <ns2:ligatures ns2:val="none"/>
+          <w14:ligatures w14:val="none"/>
         </w:rPr>
         <w:t xml:space="preserve">11 de enero de 2026</w:t>
       </w:r>
@@ -1646,7 +1583,7 @@
           <w:color w:val="000000"/>
           <w:kern w:val="0"/>
           <w:lang w:eastAsia="es-ES"/>
-          <ns2:ligatures ns2:val="none"/>
+          <w14:ligatures w14:val="none"/>
         </w:rPr>
         <w:t xml:space="preserve"/>
       </w:r>
@@ -1656,7 +1593,7 @@
           <w:color w:val="000000"/>
           <w:kern w:val="0"/>
           <w:lang w:eastAsia="es-ES"/>
-          <ns2:ligatures ns2:val="none"/>
+          <w14:ligatures w14:val="none"/>
         </w:rPr>
         <w:t xml:space="preserve">, </w:t>
       </w:r>
@@ -1666,7 +1603,7 @@
           <w:color w:val="000000"/>
           <w:kern w:val="0"/>
           <w:lang w:eastAsia="es-ES"/>
-          <ns2:ligatures ns2:val="none"/>
+          <w14:ligatures w14:val="none"/>
         </w:rPr>
         <w:t>presentó un reclamo mediante el Libro de Reclamaciones Virtual</w:t>
       </w:r>
@@ -1676,7 +1613,7 @@
           <w:color w:val="000000"/>
           <w:kern w:val="0"/>
           <w:lang w:eastAsia="es-ES"/>
-          <ns2:ligatures ns2:val="none"/>
+          <w14:ligatures w14:val="none"/>
         </w:rPr>
         <w:t xml:space="preserve"> de la compañía aseguradora</w:t>
       </w:r>
@@ -1686,7 +1623,7 @@
           <w:color w:val="000000"/>
           <w:kern w:val="0"/>
           <w:lang w:eastAsia="es-ES"/>
-          <ns2:ligatures ns2:val="none"/>
+          <w14:ligatures w14:val="none"/>
         </w:rPr>
         <w:t xml:space="preserve"> registrado con 000/0191/2026.</w:t>
       </w:r>
@@ -1696,12 +1633,12 @@
           <w:color w:val="000000"/>
           <w:kern w:val="0"/>
           <w:lang w:eastAsia="es-ES"/>
-          <ns2:ligatures ns2:val="none"/>
+          <w14:ligatures w14:val="none"/>
         </w:rPr>
         <w:t xml:space="preserve"> </w:t>
       </w:r>
     </w:p>
-    <w:p ns2:paraId="6862586A" ns2:textId="77777777">
+    <w:p>
       <w:pPr>
         <w:pStyle w:val="Prrafodelista"/>
         <w:spacing w:after="0" w:line="240" w:lineRule="auto"/>
@@ -1712,11 +1649,11 @@
           <w:color w:val="000000"/>
           <w:kern w:val="0"/>
           <w:lang w:eastAsia="es-ES"/>
-          <ns2:ligatures ns2:val="none"/>
-        </w:rPr>
-      </w:pPr>
-    </w:p>
-    <w:p ns2:paraId="36DDD381" ns2:textId="03882941">
+          <w14:ligatures w14:val="none"/>
+        </w:rPr>
+      </w:pPr>
+    </w:p>
+    <w:p>
       <w:pPr>
         <w:pStyle w:val="Prrafodelista"/>
         <w:numPr>
@@ -1734,16 +1671,16 @@
           <w:color w:val="000000"/>
           <w:kern w:val="0"/>
           <w:lang w:eastAsia="es-ES"/>
-          <ns2:ligatures ns2:val="none"/>
-        </w:rPr>
-      </w:pPr>
-      <w:r>
-        <w:rPr>
-          <w:rFonts w:ascii="Arial Narrow" w:eastAsia="Times New Roman" w:hAnsi="Arial Narrow" w:cs="Arial"/>
-          <w:color w:val="000000"/>
-          <w:kern w:val="0"/>
-          <w:lang w:eastAsia="es-ES"/>
-          <ns2:ligatures ns2:val="none"/>
+          <w14:ligatures w14:val="none"/>
+        </w:rPr>
+      </w:pPr>
+      <w:r>
+        <w:rPr>
+          <w:rFonts w:ascii="Arial Narrow" w:eastAsia="Times New Roman" w:hAnsi="Arial Narrow" w:cs="Arial"/>
+          <w:color w:val="000000"/>
+          <w:kern w:val="0"/>
+          <w:lang w:eastAsia="es-ES"/>
+          <w14:ligatures w14:val="none"/>
         </w:rPr>
         <w:t xml:space="preserve">El 26 de enero de 2026, </w:t>
       </w:r>
@@ -1753,7 +1690,7 @@
           <w:color w:val="000000"/>
           <w:kern w:val="0"/>
           <w:lang w:val="es-ES" w:eastAsia="es-ES"/>
-          <ns2:ligatures ns2:val="none"/>
+          <w14:ligatures w14:val="none"/>
         </w:rPr>
         <w:t>Pacífico</w:t>
       </w:r>
@@ -1763,7 +1700,7 @@
           <w:color w:val="000000"/>
           <w:kern w:val="0"/>
           <w:lang w:eastAsia="es-ES"/>
-          <ns2:ligatures ns2:val="none"/>
+          <w14:ligatures w14:val="none"/>
         </w:rPr>
         <w:t xml:space="preserve"> </w:t>
       </w:r>
@@ -1773,7 +1710,7 @@
           <w:color w:val="000000"/>
           <w:kern w:val="0"/>
           <w:lang w:eastAsia="es-ES"/>
-          <ns2:ligatures ns2:val="none"/>
+          <w14:ligatures w14:val="none"/>
         </w:rPr>
         <w:t>remitió respuesta al reclamo</w:t>
       </w:r>
@@ -1783,7 +1720,7 @@
           <w:color w:val="000000"/>
           <w:kern w:val="0"/>
           <w:lang w:eastAsia="es-ES"/>
-          <ns2:ligatures ns2:val="none"/>
+          <w14:ligatures w14:val="none"/>
         </w:rPr>
         <w:t xml:space="preserve"> 000/0191/2026</w:t>
       </w:r>
@@ -1793,7 +1730,7 @@
           <w:color w:val="000000"/>
           <w:kern w:val="0"/>
           <w:lang w:eastAsia="es-ES"/>
-          <ns2:ligatures ns2:val="none"/>
+          <w14:ligatures w14:val="none"/>
         </w:rPr>
         <w:t xml:space="preserve"> mediante carta PPS-00365/2026, manteniendo la negativa de cobertura.</w:t>
       </w:r>
@@ -1803,7 +1740,7 @@
           <w:color w:val="000000"/>
           <w:kern w:val="0"/>
           <w:lang w:eastAsia="es-ES"/>
-          <ns2:ligatures ns2:val="none"/>
+          <w14:ligatures w14:val="none"/>
         </w:rPr>
         <w:t xml:space="preserve"> </w:t>
       </w:r>
@@ -1813,7 +1750,7 @@
           <w:color w:val="000000"/>
           <w:kern w:val="0"/>
           <w:lang w:eastAsia="es-ES"/>
-          <ns2:ligatures ns2:val="none"/>
+          <w14:ligatures w14:val="none"/>
         </w:rPr>
         <w:t xml:space="preserve">El 27 de enero de 2026, </w:t>
       </w:r>
@@ -1823,7 +1760,7 @@
           <w:color w:val="000000"/>
           <w:kern w:val="0"/>
           <w:lang w:eastAsia="es-ES"/>
-          <ns2:ligatures ns2:val="none"/>
+          <w14:ligatures w14:val="none"/>
         </w:rPr>
         <w:t>presentó un</w:t>
       </w:r>
@@ -1833,7 +1770,7 @@
           <w:color w:val="000000"/>
           <w:kern w:val="0"/>
           <w:lang w:eastAsia="es-ES"/>
-          <ns2:ligatures ns2:val="none"/>
+          <w14:ligatures w14:val="none"/>
         </w:rPr>
         <w:t xml:space="preserve"> recurso de apelación contra la decisión emitida por </w:t>
       </w:r>
@@ -1843,7 +1780,7 @@
           <w:color w:val="000000"/>
           <w:kern w:val="0"/>
           <w:lang w:val="es-ES" w:eastAsia="es-ES"/>
-          <ns2:ligatures ns2:val="none"/>
+          <w14:ligatures w14:val="none"/>
         </w:rPr>
         <w:t>Pacífico</w:t>
       </w:r>
@@ -1853,7 +1790,7 @@
           <w:color w:val="000000"/>
           <w:kern w:val="0"/>
           <w:lang w:eastAsia="es-ES"/>
-          <ns2:ligatures ns2:val="none"/>
+          <w14:ligatures w14:val="none"/>
         </w:rPr>
         <w:t>, el cual fue registrado con 000/0518/2026.</w:t>
       </w:r>
@@ -1863,12 +1800,12 @@
           <w:color w:val="000000"/>
           <w:kern w:val="0"/>
           <w:lang w:eastAsia="es-ES"/>
-          <ns2:ligatures ns2:val="none"/>
+          <w14:ligatures w14:val="none"/>
         </w:rPr>
         <w:t xml:space="preserve"> </w:t>
       </w:r>
     </w:p>
-    <w:p ns2:paraId="7707CF1B" ns2:textId="77777777">
+    <w:p>
       <w:pPr>
         <w:pStyle w:val="Prrafodelista"/>
         <w:spacing w:after="0" w:line="240" w:lineRule="auto"/>
@@ -1879,11 +1816,11 @@
           <w:color w:val="000000"/>
           <w:kern w:val="0"/>
           <w:lang w:eastAsia="es-ES"/>
-          <ns2:ligatures ns2:val="none"/>
-        </w:rPr>
-      </w:pPr>
-    </w:p>
-    <w:p ns2:paraId="01A13773" ns2:textId="4C77C9EF">
+          <w14:ligatures w14:val="none"/>
+        </w:rPr>
+      </w:pPr>
+    </w:p>
+    <w:p>
       <w:pPr>
         <w:pStyle w:val="Prrafodelista"/>
         <w:numPr>
@@ -1901,16 +1838,16 @@
           <w:color w:val="000000"/>
           <w:kern w:val="0"/>
           <w:lang w:eastAsia="es-ES"/>
-          <ns2:ligatures ns2:val="none"/>
-        </w:rPr>
-      </w:pPr>
-      <w:r>
-        <w:rPr>
-          <w:rFonts w:ascii="Arial Narrow" w:eastAsia="Times New Roman" w:hAnsi="Arial Narrow" w:cs="Arial"/>
-          <w:color w:val="000000"/>
-          <w:kern w:val="0"/>
-          <w:lang w:eastAsia="es-ES"/>
-          <ns2:ligatures ns2:val="none"/>
+          <w14:ligatures w14:val="none"/>
+        </w:rPr>
+      </w:pPr>
+      <w:r>
+        <w:rPr>
+          <w:rFonts w:ascii="Arial Narrow" w:eastAsia="Times New Roman" w:hAnsi="Arial Narrow" w:cs="Arial"/>
+          <w:color w:val="000000"/>
+          <w:kern w:val="0"/>
+          <w:lang w:eastAsia="es-ES"/>
+          <w14:ligatures w14:val="none"/>
         </w:rPr>
         <w:t xml:space="preserve">El 2 de febrero de 2026, </w:t>
       </w:r>
@@ -1920,7 +1857,7 @@
           <w:color w:val="000000"/>
           <w:kern w:val="0"/>
           <w:lang w:val="es-ES" w:eastAsia="es-ES"/>
-          <ns2:ligatures ns2:val="none"/>
+          <w14:ligatures w14:val="none"/>
         </w:rPr>
         <w:t>Pacífico</w:t>
       </w:r>
@@ -1930,7 +1867,7 @@
           <w:color w:val="000000"/>
           <w:kern w:val="0"/>
           <w:lang w:eastAsia="es-ES"/>
-          <ns2:ligatures ns2:val="none"/>
+          <w14:ligatures w14:val="none"/>
         </w:rPr>
         <w:t xml:space="preserve"> </w:t>
       </w:r>
@@ -1940,7 +1877,7 @@
           <w:color w:val="000000"/>
           <w:kern w:val="0"/>
           <w:lang w:eastAsia="es-ES"/>
-          <ns2:ligatures ns2:val="none"/>
+          <w14:ligatures w14:val="none"/>
         </w:rPr>
         <w:t xml:space="preserve">emitió </w:t>
       </w:r>
@@ -1950,7 +1887,7 @@
           <w:color w:val="000000"/>
           <w:kern w:val="0"/>
           <w:lang w:eastAsia="es-ES"/>
-          <ns2:ligatures ns2:val="none"/>
+          <w14:ligatures w14:val="none"/>
         </w:rPr>
         <w:t xml:space="preserve">la </w:t>
       </w:r>
@@ -1960,7 +1897,7 @@
           <w:color w:val="000000"/>
           <w:kern w:val="0"/>
           <w:lang w:eastAsia="es-ES"/>
-          <ns2:ligatures ns2:val="none"/>
+          <w14:ligatures w14:val="none"/>
         </w:rPr>
         <w:t>carta PPS-00967/2026, mediante la cual desestimó el recurso de apelación presentado, manteniendo la negativa de cobertura del siniestro.</w:t>
       </w:r>
@@ -1970,12 +1907,12 @@
           <w:color w:val="000000"/>
           <w:kern w:val="0"/>
           <w:lang w:eastAsia="es-ES"/>
-          <ns2:ligatures ns2:val="none"/>
+          <w14:ligatures w14:val="none"/>
         </w:rPr>
         <w:t xml:space="preserve"> </w:t>
       </w:r>
     </w:p>
-    <w:p ns2:paraId="20D8D4FA" ns2:textId="77777777">
+    <w:p>
       <w:pPr>
         <w:pStyle w:val="Prrafodelista"/>
         <w:spacing w:after="0" w:line="240" w:lineRule="auto"/>
@@ -1986,11 +1923,11 @@
           <w:color w:val="000000"/>
           <w:kern w:val="0"/>
           <w:lang w:eastAsia="es-ES"/>
-          <ns2:ligatures ns2:val="none"/>
-        </w:rPr>
-      </w:pPr>
-    </w:p>
-    <w:p ns2:paraId="396F3604" ns2:textId="5B478BF4">
+          <w14:ligatures w14:val="none"/>
+        </w:rPr>
+      </w:pPr>
+    </w:p>
+    <w:p>
       <w:pPr>
         <w:pStyle w:val="Prrafodelista"/>
         <w:numPr>
@@ -2008,16 +1945,16 @@
           <w:color w:val="000000"/>
           <w:kern w:val="0"/>
           <w:lang w:eastAsia="es-ES"/>
-          <ns2:ligatures ns2:val="none"/>
-        </w:rPr>
-      </w:pPr>
-      <w:r>
-        <w:rPr>
-          <w:rFonts w:ascii="Arial Narrow" w:eastAsia="Times New Roman" w:hAnsi="Arial Narrow" w:cs="Arial"/>
-          <w:color w:val="000000"/>
-          <w:kern w:val="0"/>
-          <w:lang w:eastAsia="es-ES"/>
-          <ns2:ligatures ns2:val="none"/>
+          <w14:ligatures w14:val="none"/>
+        </w:rPr>
+      </w:pPr>
+      <w:r>
+        <w:rPr>
+          <w:rFonts w:ascii="Arial Narrow" w:eastAsia="Times New Roman" w:hAnsi="Arial Narrow" w:cs="Arial"/>
+          <w:color w:val="000000"/>
+          <w:kern w:val="0"/>
+          <w:lang w:eastAsia="es-ES"/>
+          <w14:ligatures w14:val="none"/>
         </w:rPr>
         <w:t xml:space="preserve">El 15 de febrero de 2026, </w:t>
       </w:r>
@@ -2027,7 +1964,7 @@
           <w:color w:val="000000"/>
           <w:kern w:val="0"/>
           <w:lang w:val="es-ES" w:eastAsia="es-ES"/>
-          <ns2:ligatures ns2:val="none"/>
+          <w14:ligatures w14:val="none"/>
         </w:rPr>
         <w:t>Pacífico</w:t>
       </w:r>
@@ -2037,7 +1974,7 @@
           <w:color w:val="000000"/>
           <w:kern w:val="0"/>
           <w:lang w:eastAsia="es-ES"/>
-          <ns2:ligatures ns2:val="none"/>
+          <w14:ligatures w14:val="none"/>
         </w:rPr>
         <w:t xml:space="preserve"> </w:t>
       </w:r>
@@ -2047,7 +1984,7 @@
           <w:color w:val="000000"/>
           <w:kern w:val="0"/>
           <w:lang w:eastAsia="es-ES"/>
-          <ns2:ligatures ns2:val="none"/>
+          <w14:ligatures w14:val="none"/>
         </w:rPr>
         <w:t xml:space="preserve">efectuó la renovación automática del </w:t>
       </w:r>
@@ -2057,7 +1994,7 @@
           <w:color w:val="000000"/>
           <w:kern w:val="0"/>
           <w:lang w:eastAsia="es-ES"/>
-          <ns2:ligatures ns2:val="none"/>
+          <w14:ligatures w14:val="none"/>
         </w:rPr>
         <w:t xml:space="preserve">Seguro Vehicular </w:t>
       </w:r>
@@ -2067,7 +2004,7 @@
           <w:color w:val="000000"/>
           <w:kern w:val="0"/>
           <w:lang w:eastAsia="es-ES"/>
-          <ns2:ligatures ns2:val="none"/>
+          <w14:ligatures w14:val="none"/>
         </w:rPr>
         <w:t>y realizó el cobro de la prima por el importe de US$ 67,1</w:t>
       </w:r>
@@ -2077,7 +2014,7 @@
           <w:color w:val="000000"/>
           <w:kern w:val="0"/>
           <w:lang w:eastAsia="es-ES"/>
-          <ns2:ligatures ns2:val="none"/>
+          <w14:ligatures w14:val="none"/>
         </w:rPr>
         <w:t>0</w:t>
       </w:r>
@@ -2087,7 +2024,7 @@
           <w:color w:val="000000"/>
           <w:kern w:val="0"/>
           <w:lang w:eastAsia="es-ES"/>
-          <ns2:ligatures ns2:val="none"/>
+          <w14:ligatures w14:val="none"/>
         </w:rPr>
         <w:t xml:space="preserve"> mediante cargo en cuenta bancaria, pese a que el vehícul</w:t>
       </w:r>
@@ -2097,7 +2034,7 @@
           <w:color w:val="000000"/>
           <w:kern w:val="0"/>
           <w:lang w:eastAsia="es-ES"/>
-          <ns2:ligatures ns2:val="none"/>
+          <w14:ligatures w14:val="none"/>
         </w:rPr>
         <w:t>o asegurado</w:t>
       </w:r>
@@ -2107,7 +2044,7 @@
           <w:color w:val="000000"/>
           <w:kern w:val="0"/>
           <w:lang w:eastAsia="es-ES"/>
-          <ns2:ligatures ns2:val="none"/>
+          <w14:ligatures w14:val="none"/>
         </w:rPr>
         <w:t xml:space="preserve"> había sido </w:t>
       </w:r>
@@ -2118,7 +2055,7 @@
           <w:color w:val="000000"/>
           <w:kern w:val="0"/>
           <w:lang w:eastAsia="es-ES"/>
-          <ns2:ligatures ns2:val="none"/>
+          <w14:ligatures w14:val="none"/>
         </w:rPr>
         <w:t>declarado</w:t>
       </w:r>
@@ -2128,7 +2065,7 @@
           <w:color w:val="000000"/>
           <w:kern w:val="0"/>
           <w:lang w:eastAsia="es-ES"/>
-          <ns2:ligatures ns2:val="none"/>
+          <w14:ligatures w14:val="none"/>
         </w:rPr>
         <w:t xml:space="preserve"> </w:t>
       </w:r>
@@ -2138,7 +2075,7 @@
           <w:color w:val="000000"/>
           <w:kern w:val="0"/>
           <w:lang w:eastAsia="es-ES"/>
-          <ns2:ligatures ns2:val="none"/>
+          <w14:ligatures w14:val="none"/>
         </w:rPr>
         <w:t>como</w:t>
       </w:r>
@@ -2149,7 +2086,7 @@
           <w:color w:val="000000"/>
           <w:kern w:val="0"/>
           <w:lang w:eastAsia="es-ES"/>
-          <ns2:ligatures ns2:val="none"/>
+          <w14:ligatures w14:val="none"/>
         </w:rPr>
         <w:t xml:space="preserve"> </w:t>
       </w:r>
@@ -2159,7 +2096,7 @@
           <w:color w:val="000000"/>
           <w:kern w:val="0"/>
           <w:lang w:eastAsia="es-ES"/>
-          <ns2:ligatures ns2:val="none"/>
+          <w14:ligatures w14:val="none"/>
         </w:rPr>
         <w:t>pérdida total con anterioridad.</w:t>
       </w:r>
@@ -2169,12 +2106,12 @@
           <w:color w:val="000000"/>
           <w:kern w:val="0"/>
           <w:lang w:eastAsia="es-ES"/>
-          <ns2:ligatures ns2:val="none"/>
+          <w14:ligatures w14:val="none"/>
         </w:rPr>
         <w:t xml:space="preserve"> </w:t>
       </w:r>
     </w:p>
-    <w:p ns2:paraId="7A780975" ns2:textId="77777777">
+    <w:p>
       <w:pPr>
         <w:pStyle w:val="Prrafodelista"/>
         <w:spacing w:after="0" w:line="240" w:lineRule="auto"/>
@@ -2185,11 +2122,11 @@
           <w:color w:val="000000"/>
           <w:kern w:val="0"/>
           <w:lang w:eastAsia="es-ES"/>
-          <ns2:ligatures ns2:val="none"/>
-        </w:rPr>
-      </w:pPr>
-    </w:p>
-    <w:p ns2:paraId="6A0FD978" ns2:textId="021CA268">
+          <w14:ligatures w14:val="none"/>
+        </w:rPr>
+      </w:pPr>
+    </w:p>
+    <w:p>
       <w:pPr>
         <w:pStyle w:val="Prrafodelista"/>
         <w:numPr>
@@ -2207,16 +2144,16 @@
           <w:color w:val="000000"/>
           <w:kern w:val="0"/>
           <w:lang w:eastAsia="es-ES"/>
-          <ns2:ligatures ns2:val="none"/>
-        </w:rPr>
-      </w:pPr>
-      <w:r>
-        <w:rPr>
-          <w:rFonts w:ascii="Arial Narrow" w:eastAsia="Times New Roman" w:hAnsi="Arial Narrow" w:cs="Arial"/>
-          <w:color w:val="000000"/>
-          <w:kern w:val="0"/>
-          <w:lang w:eastAsia="es-ES"/>
-          <ns2:ligatures ns2:val="none"/>
+          <w14:ligatures w14:val="none"/>
+        </w:rPr>
+      </w:pPr>
+      <w:r>
+        <w:rPr>
+          <w:rFonts w:ascii="Arial Narrow" w:eastAsia="Times New Roman" w:hAnsi="Arial Narrow" w:cs="Arial"/>
+          <w:color w:val="000000"/>
+          <w:kern w:val="0"/>
+          <w:lang w:eastAsia="es-ES"/>
+          <w14:ligatures w14:val="none"/>
         </w:rPr>
         <w:t xml:space="preserve">El 17 de febrero de 2026, se llevó a cabo una audiencia de conciliación en la cual </w:t>
       </w:r>
@@ -2226,7 +2163,7 @@
           <w:color w:val="000000"/>
           <w:kern w:val="0"/>
           <w:lang w:val="es-ES" w:eastAsia="es-ES"/>
-          <ns2:ligatures ns2:val="none"/>
+          <w14:ligatures w14:val="none"/>
         </w:rPr>
         <w:t>Pacífico</w:t>
       </w:r>
@@ -2236,7 +2173,7 @@
           <w:color w:val="000000"/>
           <w:kern w:val="0"/>
           <w:lang w:eastAsia="es-ES"/>
-          <ns2:ligatures ns2:val="none"/>
+          <w14:ligatures w14:val="none"/>
         </w:rPr>
         <w:t xml:space="preserve"> </w:t>
       </w:r>
@@ -2246,7 +2183,7 @@
           <w:color w:val="000000"/>
           <w:kern w:val="0"/>
           <w:lang w:eastAsia="es-ES"/>
-          <ns2:ligatures ns2:val="none"/>
+          <w14:ligatures w14:val="none"/>
         </w:rPr>
         <w:t xml:space="preserve">aseguradora mantuvo su posición de </w:t>
       </w:r>
@@ -2256,7 +2193,7 @@
           <w:color w:val="000000"/>
           <w:kern w:val="0"/>
           <w:lang w:eastAsia="es-ES"/>
-          <ns2:ligatures ns2:val="none"/>
+          <w14:ligatures w14:val="none"/>
         </w:rPr>
         <w:t>negativa de otorgamiento</w:t>
       </w:r>
@@ -2266,7 +2203,7 @@
           <w:color w:val="000000"/>
           <w:kern w:val="0"/>
           <w:lang w:eastAsia="es-ES"/>
-          <ns2:ligatures ns2:val="none"/>
+          <w14:ligatures w14:val="none"/>
         </w:rPr>
         <w:t xml:space="preserve"> de cobertura, sin </w:t>
       </w:r>
@@ -2276,7 +2213,7 @@
           <w:color w:val="000000"/>
           <w:kern w:val="0"/>
           <w:lang w:eastAsia="es-ES"/>
-          <ns2:ligatures ns2:val="none"/>
+          <w14:ligatures w14:val="none"/>
         </w:rPr>
         <w:t>presentar</w:t>
       </w:r>
@@ -2286,12 +2223,12 @@
           <w:color w:val="000000"/>
           <w:kern w:val="0"/>
           <w:lang w:eastAsia="es-ES"/>
-          <ns2:ligatures ns2:val="none"/>
+          <w14:ligatures w14:val="none"/>
         </w:rPr>
         <w:t xml:space="preserve"> propuestas de solución respecto de la controversia.</w:t>
       </w:r>
     </w:p>
-    <w:p ns2:paraId="7D16B61E" ns2:textId="77777777">
+    <w:p>
       <w:pPr>
         <w:pStyle w:val="Prrafodelista"/>
         <w:spacing w:after="0" w:line="240" w:lineRule="auto"/>
@@ -2302,11 +2239,11 @@
           <w:color w:val="000000"/>
           <w:kern w:val="0"/>
           <w:lang w:eastAsia="es-ES"/>
-          <ns2:ligatures ns2:val="none"/>
-        </w:rPr>
-      </w:pPr>
-    </w:p>
-    <w:p ns2:paraId="2F9CF7F5" ns2:textId="55E580D0">
+          <w14:ligatures w14:val="none"/>
+        </w:rPr>
+      </w:pPr>
+    </w:p>
+    <w:p>
       <w:pPr>
         <w:pStyle w:val="Prrafodelista"/>
         <w:numPr>
@@ -2324,16 +2261,16 @@
           <w:color w:val="000000"/>
           <w:kern w:val="0"/>
           <w:lang w:eastAsia="es-ES"/>
-          <ns2:ligatures ns2:val="none"/>
-        </w:rPr>
-      </w:pPr>
-      <w:r>
-        <w:rPr>
-          <w:rFonts w:ascii="Arial Narrow" w:eastAsia="Times New Roman" w:hAnsi="Arial Narrow" w:cs="Arial"/>
-          <w:color w:val="000000"/>
-          <w:kern w:val="0"/>
-          <w:lang w:eastAsia="es-ES"/>
-          <ns2:ligatures ns2:val="none"/>
+          <w14:ligatures w14:val="none"/>
+        </w:rPr>
+      </w:pPr>
+      <w:r>
+        <w:rPr>
+          <w:rFonts w:ascii="Arial Narrow" w:eastAsia="Times New Roman" w:hAnsi="Arial Narrow" w:cs="Arial"/>
+          <w:color w:val="000000"/>
+          <w:kern w:val="0"/>
+          <w:lang w:eastAsia="es-ES"/>
+          <w14:ligatures w14:val="none"/>
         </w:rPr>
         <w:t>Hasta la fecha</w:t>
       </w:r>
@@ -2343,7 +2280,7 @@
           <w:color w:val="000000"/>
           <w:kern w:val="0"/>
           <w:lang w:eastAsia="es-ES"/>
-          <ns2:ligatures ns2:val="none"/>
+          <w14:ligatures w14:val="none"/>
         </w:rPr>
         <w:t xml:space="preserve">, </w:t>
       </w:r>
@@ -2353,7 +2290,7 @@
           <w:color w:val="000000"/>
           <w:kern w:val="0"/>
           <w:lang w:val="es-ES" w:eastAsia="es-ES"/>
-          <ns2:ligatures ns2:val="none"/>
+          <w14:ligatures w14:val="none"/>
         </w:rPr>
         <w:t>Pacífico</w:t>
       </w:r>
@@ -2363,7 +2300,7 @@
           <w:color w:val="000000"/>
           <w:kern w:val="0"/>
           <w:lang w:eastAsia="es-ES"/>
-          <ns2:ligatures ns2:val="none"/>
+          <w14:ligatures w14:val="none"/>
         </w:rPr>
         <w:t xml:space="preserve"> </w:t>
       </w:r>
@@ -2373,7 +2310,7 @@
           <w:color w:val="000000"/>
           <w:kern w:val="0"/>
           <w:lang w:eastAsia="es-ES"/>
-          <ns2:ligatures ns2:val="none"/>
+          <w14:ligatures w14:val="none"/>
         </w:rPr>
         <w:t xml:space="preserve">mantiene el vehículo bajo su custodia, pese a haber rechazado la cobertura del siniestro; asimismo, remitió diversas comunicaciones electrónicas </w:t>
       </w:r>
@@ -2383,7 +2320,7 @@
           <w:color w:val="000000"/>
           <w:kern w:val="0"/>
           <w:lang w:eastAsia="es-ES"/>
-          <ns2:ligatures ns2:val="none"/>
+          <w14:ligatures w14:val="none"/>
         </w:rPr>
         <w:t xml:space="preserve">a </w:t>
       </w:r>
@@ -2393,7 +2330,7 @@
           <w:color w:val="000000"/>
           <w:kern w:val="0"/>
           <w:lang w:val="es-ES" w:eastAsia="es-ES"/>
-          <ns2:ligatures ns2:val="none"/>
+          <w14:ligatures w14:val="none"/>
         </w:rPr>
         <w:t>Pacífico mediante las</w:t>
       </w:r>
@@ -2403,7 +2340,7 @@
           <w:color w:val="000000"/>
           <w:kern w:val="0"/>
           <w:lang w:eastAsia="es-ES"/>
-          <ns2:ligatures ns2:val="none"/>
+          <w14:ligatures w14:val="none"/>
         </w:rPr>
         <w:t xml:space="preserve"> direcciones siniestrosautos@pacifico.com.pe y ArletteFernandezM@pacifico.com.pe, </w:t>
       </w:r>
@@ -2413,7 +2350,7 @@
           <w:color w:val="000000"/>
           <w:kern w:val="0"/>
           <w:lang w:eastAsia="es-ES"/>
-          <ns2:ligatures ns2:val="none"/>
+          <w14:ligatures w14:val="none"/>
         </w:rPr>
         <w:t>solicitando información sobre el estado y situación del vehículo</w:t>
       </w:r>
@@ -2423,7 +2360,7 @@
           <w:color w:val="000000"/>
           <w:kern w:val="0"/>
           <w:lang w:eastAsia="es-ES"/>
-          <ns2:ligatures ns2:val="none"/>
+          <w14:ligatures w14:val="none"/>
         </w:rPr>
         <w:t xml:space="preserve"> asegurado</w:t>
       </w:r>
@@ -2433,7 +2370,7 @@
           <w:color w:val="000000"/>
           <w:kern w:val="0"/>
           <w:lang w:eastAsia="es-ES"/>
-          <ns2:ligatures ns2:val="none"/>
+          <w14:ligatures w14:val="none"/>
         </w:rPr>
         <w:t xml:space="preserve">, sin obtener respuesta por parte de la </w:t>
       </w:r>
@@ -2443,7 +2380,7 @@
           <w:color w:val="000000"/>
           <w:kern w:val="0"/>
           <w:lang w:eastAsia="es-ES"/>
-          <ns2:ligatures ns2:val="none"/>
+          <w14:ligatures w14:val="none"/>
         </w:rPr>
         <w:t>compañía aseguradora</w:t>
       </w:r>
@@ -2453,7 +2390,7 @@
           <w:color w:val="000000"/>
           <w:kern w:val="0"/>
           <w:lang w:eastAsia="es-ES"/>
-          <ns2:ligatures ns2:val="none"/>
+          <w14:ligatures w14:val="none"/>
         </w:rPr>
         <w:t>.</w:t>
       </w:r>
@@ -2463,12 +2400,12 @@
           <w:color w:val="000000"/>
           <w:kern w:val="0"/>
           <w:lang w:eastAsia="es-ES"/>
-          <ns2:ligatures ns2:val="none"/>
+          <w14:ligatures w14:val="none"/>
         </w:rPr>
         <w:t xml:space="preserve"> </w:t>
       </w:r>
     </w:p>
-    <w:p ns2:paraId="33E14FF7" ns2:textId="77777777">
+    <w:p>
       <w:pPr>
         <w:tabs>
           <w:tab w:val="left" w:pos="1134"/>
@@ -2481,11 +2418,11 @@
           <w:color w:val="000000"/>
           <w:kern w:val="0"/>
           <w:lang w:eastAsia="es-ES"/>
-          <ns2:ligatures ns2:val="none"/>
-        </w:rPr>
-      </w:pPr>
-    </w:p>
-    <w:p ns2:paraId="65C58807" ns2:textId="325B081F">
+          <w14:ligatures w14:val="none"/>
+        </w:rPr>
+      </w:pPr>
+    </w:p>
+    <w:p>
       <w:pPr>
         <w:numPr>
           <w:ilvl w:val="1"/>
@@ -2503,7 +2440,7 @@
           <w:color w:val="000000"/>
           <w:kern w:val="0"/>
           <w:lang w:val="es-ES" w:eastAsia="es-ES"/>
-          <ns2:ligatures ns2:val="none"/>
+          <w14:ligatures w14:val="none"/>
         </w:rPr>
       </w:pPr>
       <w:r>
@@ -2512,7 +2449,7 @@
           <w:color w:val="000000"/>
           <w:kern w:val="0"/>
           <w:lang w:val="es-ES" w:eastAsia="es-ES"/>
-          <ns2:ligatures ns2:val="none"/>
+          <w14:ligatures w14:val="none"/>
         </w:rPr>
         <w:t xml:space="preserve">El señor [APELLIDO] solicitó, en calidad de medida correctiva, que Pacífico cumpla con: (i) otorgar la cobertura de pérdida total del vehículo asegurado, procediendo al pago de la suma asegurada correspondiente por la suma US$ 13 600,00; (ii) realizar la devolución inmediata de la cuota de la prima cobrada el 15 de febrero de 2026 por la suma de US$ 67,10 y de cualquier otra cuota cargada con posterioridad a la fecha del siniestro, más los intereses legales generados correspondientes; (iii) brindar respuesta formal e inmediata sobre el estado y ubicación actual del vehículo asegurado que mantiene bajo su custodia. Asimismo, requirió el reembolso de costos y costas del presente procedimiento. </w:t>
       </w:r>
@@ -2522,7 +2459,7 @@
           <w:color w:val="000000"/>
           <w:kern w:val="0"/>
           <w:lang w:val="es-ES" w:eastAsia="es-ES"/>
-          <ns2:ligatures ns2:val="none"/>
+          <w14:ligatures w14:val="none"/>
         </w:rPr>
         <w:t xml:space="preserve"/>
       </w:r>
@@ -2530,7 +2467,7 @@
         <w:rPr>
           <w:rFonts w:ascii="Arial Narrow" w:eastAsia="Calibri" w:hAnsi="Arial Narrow" w:cs="Arial"/>
           <w:kern w:val="0"/>
-          <ns2:ligatures ns2:val="none"/>
+          <w14:ligatures w14:val="none"/>
         </w:rPr>
         <w:t xml:space="preserve"/>
       </w:r>
@@ -2540,7 +2477,7 @@
           <w:color w:val="000000"/>
           <w:kern w:val="0"/>
           <w:lang w:val="es-ES" w:eastAsia="es-ES"/>
-          <ns2:ligatures ns2:val="none"/>
+          <w14:ligatures w14:val="none"/>
         </w:rPr>
         <w:t xml:space="preserve"/>
       </w:r>
@@ -2550,7 +2487,7 @@
           <w:color w:val="000000"/>
           <w:kern w:val="0"/>
           <w:lang w:val="es-ES" w:eastAsia="es-ES"/>
-          <ns2:ligatures ns2:val="none"/>
+          <w14:ligatures w14:val="none"/>
         </w:rPr>
         <w:t xml:space="preserve"/>
       </w:r>
@@ -2560,7 +2497,7 @@
           <w:color w:val="000000"/>
           <w:kern w:val="0"/>
           <w:lang w:val="es-ES" w:eastAsia="es-ES"/>
-          <ns2:ligatures ns2:val="none"/>
+          <w14:ligatures w14:val="none"/>
         </w:rPr>
         <w:t/>
       </w:r>
@@ -2570,7 +2507,7 @@
           <w:color w:val="000000"/>
           <w:kern w:val="0"/>
           <w:lang w:val="es-ES" w:eastAsia="es-ES"/>
-          <ns2:ligatures ns2:val="none"/>
+          <w14:ligatures w14:val="none"/>
         </w:rPr>
         <w:t xml:space="preserve"/>
       </w:r>
@@ -2580,7 +2517,7 @@
           <w:color w:val="000000"/>
           <w:kern w:val="0"/>
           <w:lang w:val="es-ES" w:eastAsia="es-ES"/>
-          <ns2:ligatures ns2:val="none"/>
+          <w14:ligatures w14:val="none"/>
         </w:rPr>
         <w:t/>
       </w:r>
@@ -2590,7 +2527,7 @@
           <w:color w:val="000000"/>
           <w:kern w:val="0"/>
           <w:lang w:val="es-ES" w:eastAsia="es-ES"/>
-          <ns2:ligatures ns2:val="none"/>
+          <w14:ligatures w14:val="none"/>
         </w:rPr>
         <w:t xml:space="preserve"/>
       </w:r>
@@ -2600,7 +2537,7 @@
           <w:color w:val="000000"/>
           <w:kern w:val="0"/>
           <w:lang w:val="es-ES" w:eastAsia="es-ES"/>
-          <ns2:ligatures ns2:val="none"/>
+          <w14:ligatures w14:val="none"/>
         </w:rPr>
         <w:t xml:space="preserve"/>
       </w:r>
@@ -2610,7 +2547,7 @@
           <w:color w:val="000000"/>
           <w:kern w:val="0"/>
           <w:lang w:eastAsia="es-ES"/>
-          <ns2:ligatures ns2:val="none"/>
+          <w14:ligatures w14:val="none"/>
         </w:rPr>
         <w:t xml:space="preserve"/>
       </w:r>
@@ -2620,7 +2557,7 @@
           <w:color w:val="000000"/>
           <w:kern w:val="0"/>
           <w:lang w:val="es-ES" w:eastAsia="es-ES"/>
-          <ns2:ligatures ns2:val="none"/>
+          <w14:ligatures w14:val="none"/>
         </w:rPr>
         <w:t/>
       </w:r>
@@ -2630,7 +2567,7 @@
           <w:color w:val="000000"/>
           <w:kern w:val="0"/>
           <w:lang w:val="es-ES" w:eastAsia="es-ES"/>
-          <ns2:ligatures ns2:val="none"/>
+          <w14:ligatures w14:val="none"/>
         </w:rPr>
         <w:t xml:space="preserve"/>
       </w:r>
@@ -2640,7 +2577,7 @@
           <w:color w:val="000000"/>
           <w:kern w:val="0"/>
           <w:lang w:val="es-ES" w:eastAsia="es-ES"/>
-          <ns2:ligatures ns2:val="none"/>
+          <w14:ligatures w14:val="none"/>
         </w:rPr>
         <w:t/>
       </w:r>
@@ -2650,7 +2587,7 @@
           <w:color w:val="000000"/>
           <w:kern w:val="0"/>
           <w:lang w:val="es-ES" w:eastAsia="es-ES"/>
-          <ns2:ligatures ns2:val="none"/>
+          <w14:ligatures w14:val="none"/>
         </w:rPr>
         <w:t/>
       </w:r>
@@ -2661,7 +2598,7 @@
           <w:color w:val="000000"/>
           <w:kern w:val="0"/>
           <w:lang w:val="es-ES" w:eastAsia="es-ES"/>
-          <ns2:ligatures ns2:val="none"/>
+          <w14:ligatures w14:val="none"/>
         </w:rPr>
         <w:t/>
       </w:r>
@@ -2672,7 +2609,7 @@
           <w:color w:val="000000"/>
           <w:kern w:val="0"/>
           <w:lang w:val="es-ES" w:eastAsia="es-ES"/>
-          <ns2:ligatures ns2:val="none"/>
+          <w14:ligatures w14:val="none"/>
         </w:rPr>
         <w:t xml:space="preserve"/>
       </w:r>
@@ -2682,7 +2619,7 @@
           <w:color w:val="000000"/>
           <w:kern w:val="0"/>
           <w:lang w:val="es-ES" w:eastAsia="es-ES"/>
-          <ns2:ligatures ns2:val="none"/>
+          <w14:ligatures w14:val="none"/>
         </w:rPr>
         <w:t xml:space="preserve"/>
       </w:r>
@@ -2692,7 +2629,7 @@
           <w:color w:val="000000"/>
           <w:kern w:val="0"/>
           <w:lang w:val="es-ES" w:eastAsia="es-ES"/>
-          <ns2:ligatures ns2:val="none"/>
+          <w14:ligatures w14:val="none"/>
         </w:rPr>
         <w:t xml:space="preserve"/>
       </w:r>
@@ -2702,7 +2639,7 @@
           <w:color w:val="000000"/>
           <w:kern w:val="0"/>
           <w:lang w:val="es-ES" w:eastAsia="es-ES"/>
-          <ns2:ligatures ns2:val="none"/>
+          <w14:ligatures w14:val="none"/>
         </w:rPr>
         <w:t xml:space="preserve"/>
       </w:r>
@@ -2712,7 +2649,7 @@
           <w:color w:val="000000"/>
           <w:kern w:val="0"/>
           <w:lang w:eastAsia="es-ES"/>
-          <ns2:ligatures ns2:val="none"/>
+          <w14:ligatures w14:val="none"/>
         </w:rPr>
         <w:t xml:space="preserve"/>
       </w:r>
@@ -2722,7 +2659,7 @@
           <w:color w:val="000000"/>
           <w:kern w:val="0"/>
           <w:lang w:val="es-ES" w:eastAsia="es-ES"/>
-          <ns2:ligatures ns2:val="none"/>
+          <w14:ligatures w14:val="none"/>
         </w:rPr>
         <w:t/>
       </w:r>
@@ -2732,7 +2669,7 @@
           <w:color w:val="000000"/>
           <w:kern w:val="0"/>
           <w:lang w:val="es-ES" w:eastAsia="es-ES"/>
-          <ns2:ligatures ns2:val="none"/>
+          <w14:ligatures w14:val="none"/>
         </w:rPr>
         <w:t/>
       </w:r>
@@ -2742,7 +2679,7 @@
           <w:color w:val="000000"/>
           <w:kern w:val="0"/>
           <w:lang w:val="es-ES" w:eastAsia="es-ES"/>
-          <ns2:ligatures ns2:val="none"/>
+          <w14:ligatures w14:val="none"/>
         </w:rPr>
         <w:t/>
       </w:r>
@@ -2752,7 +2689,7 @@
           <w:color w:val="000000"/>
           <w:kern w:val="0"/>
           <w:lang w:val="es-ES" w:eastAsia="es-ES"/>
-          <ns2:ligatures ns2:val="none"/>
+          <w14:ligatures w14:val="none"/>
         </w:rPr>
         <w:t/>
       </w:r>
@@ -2762,7 +2699,7 @@
           <w:color w:val="000000"/>
           <w:kern w:val="0"/>
           <w:lang w:val="es-ES" w:eastAsia="es-ES"/>
-          <ns2:ligatures ns2:val="none"/>
+          <w14:ligatures w14:val="none"/>
         </w:rPr>
         <w:t xml:space="preserve"/>
       </w:r>
@@ -2772,7 +2709,7 @@
           <w:color w:val="000000"/>
           <w:kern w:val="0"/>
           <w:lang w:val="es-ES" w:eastAsia="es-ES"/>
-          <ns2:ligatures ns2:val="none"/>
+          <w14:ligatures w14:val="none"/>
         </w:rPr>
         <w:t/>
       </w:r>
@@ -2782,7 +2719,7 @@
           <w:color w:val="000000"/>
           <w:kern w:val="0"/>
           <w:lang w:val="es-ES" w:eastAsia="es-ES"/>
-          <ns2:ligatures ns2:val="none"/>
+          <w14:ligatures w14:val="none"/>
         </w:rPr>
         <w:t xml:space="preserve"/>
       </w:r>
@@ -2792,7 +2729,7 @@
           <w:color w:val="000000"/>
           <w:kern w:val="0"/>
           <w:lang w:val="es-ES" w:eastAsia="es-ES"/>
-          <ns2:ligatures ns2:val="none"/>
+          <w14:ligatures w14:val="none"/>
         </w:rPr>
         <w:t xml:space="preserve"/>
       </w:r>
@@ -2802,7 +2739,7 @@
           <w:color w:val="000000"/>
           <w:kern w:val="0"/>
           <w:lang w:val="es-ES" w:eastAsia="es-ES"/>
-          <ns2:ligatures ns2:val="none"/>
+          <w14:ligatures w14:val="none"/>
         </w:rPr>
         <w:t xml:space="preserve"/>
       </w:r>
@@ -2812,7 +2749,7 @@
           <w:color w:val="000000"/>
           <w:kern w:val="0"/>
           <w:lang w:val="es-ES" w:eastAsia="es-ES"/>
-          <ns2:ligatures ns2:val="none"/>
+          <w14:ligatures w14:val="none"/>
         </w:rPr>
         <w:t/>
       </w:r>
@@ -2822,7 +2759,7 @@
           <w:color w:val="000000"/>
           <w:kern w:val="0"/>
           <w:lang w:val="es-ES" w:eastAsia="es-ES"/>
-          <ns2:ligatures ns2:val="none"/>
+          <w14:ligatures w14:val="none"/>
         </w:rPr>
         <w:t xml:space="preserve"/>
       </w:r>
@@ -2832,12 +2769,12 @@
           <w:color w:val="000000"/>
           <w:kern w:val="0"/>
           <w:lang w:val="es-ES" w:eastAsia="es-ES"/>
-          <ns2:ligatures ns2:val="none"/>
+          <w14:ligatures w14:val="none"/>
         </w:rPr>
         <w:t xml:space="preserve"/>
       </w:r>
     </w:p>
-    <w:p ns2:paraId="66005174" ns2:textId="4EE42559">
+    <w:p>
       <w:pPr>
         <w:spacing w:after="0" w:line="240" w:lineRule="auto"/>
         <w:contextualSpacing/>
@@ -2848,7 +2785,7 @@
           <w:color w:val="000000"/>
           <w:kern w:val="0"/>
           <w:lang w:eastAsia="es-PE"/>
-          <ns2:ligatures ns2:val="none"/>
+          <w14:ligatures w14:val="none"/>
         </w:rPr>
       </w:pPr>
       <w:r>
@@ -2858,12 +2795,12 @@
           <w:color w:val="000000"/>
           <w:kern w:val="0"/>
           <w:lang w:eastAsia="es-PE"/>
-          <ns2:ligatures ns2:val="none"/>
+          <w14:ligatures w14:val="none"/>
         </w:rPr>
         <w:t xml:space="preserve"> </w:t>
       </w:r>
     </w:p>
-    <w:p ns2:paraId="3541B1F9" ns2:textId="77777777">
+    <w:p>
       <w:pPr>
         <w:pStyle w:val="Prrafodelista"/>
         <w:numPr>
@@ -2883,7 +2820,7 @@
           <w:color w:val="000000"/>
           <w:kern w:val="0"/>
           <w:lang w:eastAsia="es-PE"/>
-          <ns2:ligatures ns2:val="none"/>
+          <w14:ligatures w14:val="none"/>
         </w:rPr>
       </w:pPr>
       <w:r>
@@ -2893,12 +2830,12 @@
           <w:color w:val="000000"/>
           <w:kern w:val="0"/>
           <w:lang w:eastAsia="es-PE"/>
-          <ns2:ligatures ns2:val="none"/>
+          <w14:ligatures w14:val="none"/>
         </w:rPr>
         <w:t>DE LA ADMISIÓN A TRÁMITE DE LA DENUNCIA</w:t>
       </w:r>
     </w:p>
-    <w:p ns2:paraId="34556756" ns2:textId="77777777">
+    <w:p>
       <w:pPr>
         <w:spacing w:after="0" w:line="240" w:lineRule="auto"/>
         <w:contextualSpacing/>
@@ -2909,13 +2846,13 @@
           <w:color w:val="000000"/>
           <w:kern w:val="0"/>
           <w:lang w:eastAsia="es-PE"/>
-          <ns2:ligatures ns2:val="none"/>
+          <w14:ligatures w14:val="none"/>
         </w:rPr>
       </w:pPr>
       <w:bookmarkStart w:id="1" w:name="_Hlk212795168"/>
       <w:bookmarkStart w:id="2" w:name="_Hlk218848146"/>
     </w:p>
-    <w:p ns2:paraId="5F4266A4" ns2:textId="7A44BF46">
+    <w:p>
       <w:pPr>
         <w:pStyle w:val="Prrafodelista"/>
         <w:numPr>
@@ -2928,7 +2865,7 @@
         <w:rPr>
           <w:rFonts w:ascii="Arial Narrow" w:eastAsia="Arial Narrow" w:hAnsi="Arial Narrow" w:cs="Arial Narrow"/>
           <w:kern w:val="0"/>
-          <ns2:ligatures ns2:val="none"/>
+          <w14:ligatures w14:val="none"/>
         </w:rPr>
       </w:pPr>
       <w:bookmarkStart w:id="3" w:name="_Hlk140755208"/>
@@ -2940,7 +2877,7 @@
           <w:color w:val="000000"/>
           <w:kern w:val="0"/>
           <w:lang w:eastAsia="es-PE"/>
-          <ns2:ligatures ns2:val="none"/>
+          <w14:ligatures w14:val="none"/>
         </w:rPr>
         <w:t>La Secretaría Técnica de la Comisión de Protección al Consumidor 1 (en adelante, la Secretaría Técnica), en ejercicio de sus facultades</w:t>
       </w:r>
@@ -2953,7 +2890,7 @@
           <w:rFonts w:ascii="Arial Narrow" w:eastAsia="Arial Narrow" w:hAnsi="Arial Narrow" w:cs="Arial Narrow"/>
           <w:kern w:val="0"/>
           <w:vertAlign w:val="superscript"/>
-          <ns2:ligatures ns2:val="none"/>
+          <w14:ligatures w14:val="none"/>
         </w:rPr>
         <w:footnoteReference w:id="2"/>
       </w:r>
@@ -2963,7 +2900,7 @@
           <w:color w:val="000000"/>
           <w:kern w:val="0"/>
           <w:lang w:eastAsia="es-PE"/>
-          <ns2:ligatures ns2:val="none"/>
+          <w14:ligatures w14:val="none"/>
         </w:rPr>
         <w:t xml:space="preserve">, </w:t>
       </w:r>
@@ -2973,7 +2910,7 @@
           <w:color w:val="000000"/>
           <w:kern w:val="0"/>
           <w:lang w:eastAsia="es-PE"/>
-          <ns2:ligatures ns2:val="none"/>
+          <w14:ligatures w14:val="none"/>
         </w:rPr>
         <w:t xml:space="preserve">considera </w:t>
       </w:r>
@@ -2981,7 +2918,7 @@
         <w:rPr>
           <w:rFonts w:ascii="Arial Narrow" w:eastAsia="Arial Narrow" w:hAnsi="Arial Narrow" w:cs="Arial Narrow"/>
           <w:kern w:val="0"/>
-          <ns2:ligatures ns2:val="none"/>
+          <w14:ligatures w14:val="none"/>
         </w:rPr>
         <w:t xml:space="preserve">que el hecho denunciado, </w:t>
       </w:r>
@@ -2990,7 +2927,7 @@
         <w:rPr>
           <w:rFonts w:ascii="Arial Narrow" w:eastAsia="Arial Narrow" w:hAnsi="Arial Narrow" w:cs="Arial Narrow"/>
           <w:kern w:val="0"/>
-          <ns2:ligatures ns2:val="none"/>
+          <w14:ligatures w14:val="none"/>
         </w:rPr>
         <w:t xml:space="preserve">consistente en que </w:t>
       </w:r>
@@ -3004,7 +2941,7 @@
           <w:kern w:val="0"/>
           <w:shd w:val="clear" w:color="auto" w:fill="FFFFFF"/>
           <w:lang w:eastAsia="es-PE"/>
-          <ns2:ligatures ns2:val="none"/>
+          <w14:ligatures w14:val="none"/>
         </w:rPr>
         <w:t xml:space="preserve">la </w:t>
       </w:r>
@@ -3015,7 +2952,7 @@
           <w:kern w:val="0"/>
           <w:shd w:val="clear" w:color="auto" w:fill="FFFFFF"/>
           <w:lang w:eastAsia="es-PE"/>
-          <ns2:ligatures ns2:val="none"/>
+          <w14:ligatures w14:val="none"/>
         </w:rPr>
         <w:lastRenderedPageBreak/>
         <w:t>compañía aseguradora habría negado injustificadamente la cobertura de la Póliza 2005419714 del Seguro vehicular mediante carta del 8 de enero de 2026</w:t>
@@ -3024,7 +2961,7 @@
         <w:rPr>
           <w:rFonts w:ascii="Arial Narrow" w:eastAsia="Arial Narrow" w:hAnsi="Arial Narrow" w:cs="Arial Narrow"/>
           <w:kern w:val="0"/>
-          <ns2:ligatures ns2:val="none"/>
+          <w14:ligatures w14:val="none"/>
         </w:rPr>
         <w:t>; involucraría una presunta afectación a sus expectativas, quien no habría encontrado una correspondencia entre lo que esperaba recibir de parte del proveedor y lo que realmente recibió. Por consiguiente, corresponde calificar el hecho materia de denuncia como una presunta infracción al deber de idoneidad, tipificado en los artículos 18</w:t>
       </w:r>
@@ -3034,7 +2971,7 @@
           <w:color w:val="000000"/>
           <w:kern w:val="0"/>
           <w:lang w:eastAsia="es-PE"/>
-          <ns2:ligatures ns2:val="none"/>
+          <w14:ligatures w14:val="none"/>
         </w:rPr>
         <w:t/>
       </w:r>
@@ -3042,7 +2979,7 @@
         <w:rPr>
           <w:rFonts w:ascii="Arial Narrow" w:eastAsia="Arial Narrow" w:hAnsi="Arial Narrow" w:cs="Arial Narrow"/>
           <w:kern w:val="0"/>
-          <ns2:ligatures ns2:val="none"/>
+          <w14:ligatures w14:val="none"/>
         </w:rPr>
         <w:t xml:space="preserve"> y 19</w:t>
       </w:r>
@@ -3052,7 +2989,7 @@
           <w:color w:val="000000"/>
           <w:kern w:val="0"/>
           <w:lang w:eastAsia="es-PE"/>
-          <ns2:ligatures ns2:val="none"/>
+          <w14:ligatures w14:val="none"/>
         </w:rPr>
         <w:t/>
       </w:r>
@@ -3060,7 +2997,7 @@
         <w:rPr>
           <w:rFonts w:ascii="Arial Narrow" w:eastAsia="Arial Narrow" w:hAnsi="Arial Narrow" w:cs="Arial Narrow"/>
           <w:kern w:val="0"/>
-          <ns2:ligatures ns2:val="none"/>
+          <w14:ligatures w14:val="none"/>
         </w:rPr>
         <w:t xml:space="preserve"> del Código</w:t>
       </w:r>
@@ -3072,7 +3009,7 @@
           <w:rFonts w:ascii="Arial Narrow" w:eastAsia="Arial Narrow" w:hAnsi="Arial Narrow" w:cs="Arial"/>
           <w:kern w:val="0"/>
           <w:vertAlign w:val="superscript"/>
-          <ns2:ligatures ns2:val="none"/>
+          <w14:ligatures w14:val="none"/>
         </w:rPr>
         <w:footnoteReference w:id="3"/>
       </w:r>
@@ -3081,13 +3018,13 @@
         <w:rPr>
           <w:rFonts w:ascii="Arial Narrow" w:eastAsia="Arial Narrow" w:hAnsi="Arial Narrow" w:cs="Arial Narrow"/>
           <w:kern w:val="0"/>
-          <ns2:ligatures ns2:val="none"/>
+          <w14:ligatures w14:val="none"/>
         </w:rPr>
         <w:t>.</w:t>
       </w:r>
       <w:bookmarkEnd w:id="8"/>
     </w:p>
-    <w:p ns2:paraId="116891C0" ns2:textId="77777777">
+    <w:p>
       <w:pPr>
         <w:pStyle w:val="Prrafodelista"/>
         <w:spacing w:after="0" w:line="240" w:lineRule="auto"/>
@@ -3096,11 +3033,11 @@
         <w:rPr>
           <w:rFonts w:ascii="Arial Narrow" w:eastAsia="Arial Narrow" w:hAnsi="Arial Narrow" w:cs="Arial Narrow"/>
           <w:kern w:val="0"/>
-          <ns2:ligatures ns2:val="none"/>
-        </w:rPr>
-      </w:pPr>
-    </w:p>
-    <w:p ns2:paraId="73AC2300" ns2:textId="7AD02176">
+          <w14:ligatures w14:val="none"/>
+        </w:rPr>
+      </w:pPr>
+    </w:p>
+    <w:p>
       <w:pPr>
         <w:pStyle w:val="Prrafodelista"/>
         <w:numPr>
@@ -3113,7 +3050,7 @@
         <w:rPr>
           <w:rFonts w:ascii="Arial Narrow" w:eastAsia="Arial Narrow" w:hAnsi="Arial Narrow" w:cs="Arial Narrow"/>
           <w:kern w:val="0"/>
-          <ns2:ligatures ns2:val="none"/>
+          <w14:ligatures w14:val="none"/>
         </w:rPr>
       </w:pPr>
       <w:bookmarkStart w:id="11" w:name="_Hlk213150180"/>
@@ -3121,7 +3058,7 @@
         <w:rPr>
           <w:rFonts w:ascii="Arial Narrow" w:eastAsia="Arial Narrow" w:hAnsi="Arial Narrow" w:cs="Arial Narrow"/>
           <w:kern w:val="0"/>
-          <ns2:ligatures ns2:val="none"/>
+          <w14:ligatures w14:val="none"/>
         </w:rPr>
         <w:t xml:space="preserve">Así también, la Secretaría Técnica, en ejercicio de sus facultades, </w:t>
       </w:r>
@@ -3131,7 +3068,7 @@
           <w:color w:val="000000"/>
           <w:kern w:val="0"/>
           <w:lang w:eastAsia="es-PE"/>
-          <ns2:ligatures ns2:val="none"/>
+          <w14:ligatures w14:val="none"/>
         </w:rPr>
         <w:t xml:space="preserve">considera </w:t>
       </w:r>
@@ -3139,7 +3076,7 @@
         <w:rPr>
           <w:rFonts w:ascii="Arial Narrow" w:eastAsia="Arial Narrow" w:hAnsi="Arial Narrow" w:cs="Arial Narrow"/>
           <w:kern w:val="0"/>
-          <ns2:ligatures ns2:val="none"/>
+          <w14:ligatures w14:val="none"/>
         </w:rPr>
         <w:t xml:space="preserve">que el hecho denunciado, consistente en que </w:t>
       </w:r>
@@ -3151,7 +3088,7 @@
           <w:kern w:val="0"/>
           <w:shd w:val="clear" w:color="auto" w:fill="FFFFFF"/>
           <w:lang w:eastAsia="es-PE"/>
-          <ns2:ligatures ns2:val="none"/>
+          <w14:ligatures w14:val="none"/>
         </w:rPr>
         <w:t xml:space="preserve">la compañía aseguradora habría consignado información incorrecta respecto a la fecha de emisión de la carta de respuesta del 8 de enero de 2026 dirigida al denunciante, </w:t>
       </w:r>
@@ -3162,7 +3099,7 @@
           <w:kern w:val="0"/>
           <w:shd w:val="clear" w:color="auto" w:fill="FFFFFF"/>
           <w:lang w:eastAsia="es-PE"/>
-          <ns2:ligatures ns2:val="none"/>
+          <w14:ligatures w14:val="none"/>
         </w:rPr>
         <w:t>en la medida</w:t>
       </w:r>
@@ -3173,7 +3110,7 @@
           <w:kern w:val="0"/>
           <w:shd w:val="clear" w:color="auto" w:fill="FFFFFF"/>
           <w:lang w:eastAsia="es-PE"/>
-          <ns2:ligatures ns2:val="none"/>
+          <w14:ligatures w14:val="none"/>
         </w:rPr>
         <w:t xml:space="preserve"> que le fue notificada el 11 de enero de 2026</w:t>
       </w:r>
@@ -3181,7 +3118,7 @@
         <w:rPr>
           <w:rFonts w:ascii="Arial Narrow" w:eastAsia="Arial Narrow" w:hAnsi="Arial Narrow" w:cs="Arial Narrow"/>
           <w:kern w:val="0"/>
-          <ns2:ligatures ns2:val="none"/>
+          <w14:ligatures w14:val="none"/>
         </w:rPr>
         <w:t>; involucraría una presunta afectación a sus expectativas, quien no habría encontrado una correspondencia entre lo que esperaba recibir de parte del proveedor y lo que realmente recibió. Por consiguiente, corresponde calificar el hecho materia de denuncia como una presunta infracción al deber de idoneidad, tipificado en los artículos 18</w:t>
       </w:r>
@@ -3191,7 +3128,7 @@
           <w:color w:val="000000"/>
           <w:kern w:val="0"/>
           <w:lang w:eastAsia="es-PE"/>
-          <ns2:ligatures ns2:val="none"/>
+          <w14:ligatures w14:val="none"/>
         </w:rPr>
         <w:t/>
       </w:r>
@@ -3199,7 +3136,7 @@
         <w:rPr>
           <w:rFonts w:ascii="Arial Narrow" w:eastAsia="Arial Narrow" w:hAnsi="Arial Narrow" w:cs="Arial Narrow"/>
           <w:kern w:val="0"/>
-          <ns2:ligatures ns2:val="none"/>
+          <w14:ligatures w14:val="none"/>
         </w:rPr>
         <w:t xml:space="preserve"> y 19</w:t>
       </w:r>
@@ -3209,7 +3146,7 @@
           <w:color w:val="000000"/>
           <w:kern w:val="0"/>
           <w:lang w:eastAsia="es-PE"/>
-          <ns2:ligatures ns2:val="none"/>
+          <w14:ligatures w14:val="none"/>
         </w:rPr>
         <w:t/>
       </w:r>
@@ -3217,7 +3154,7 @@
         <w:rPr>
           <w:rFonts w:ascii="Arial Narrow" w:eastAsia="Arial Narrow" w:hAnsi="Arial Narrow" w:cs="Arial Narrow"/>
           <w:kern w:val="0"/>
-          <ns2:ligatures ns2:val="none"/>
+          <w14:ligatures w14:val="none"/>
         </w:rPr>
         <w:t xml:space="preserve"> del Código</w:t>
       </w:r>
@@ -3228,23 +3165,23 @@
           <w:color w:val="000000"/>
           <w:kern w:val="0"/>
           <w:lang w:eastAsia="es-PE"/>
-          <ns2:ligatures ns2:val="none"/>
+          <w14:ligatures w14:val="none"/>
         </w:rPr>
         <w:t xml:space="preserve">. </w:t>
       </w:r>
     </w:p>
-    <w:p ns2:paraId="6B9BD942" ns2:textId="77777777">
+    <w:p>
       <w:pPr>
         <w:pStyle w:val="Prrafodelista"/>
         <w:spacing w:after="0" w:line="240" w:lineRule="auto"/>
         <w:rPr>
           <w:rFonts w:ascii="Arial Narrow" w:eastAsia="Arial Narrow" w:hAnsi="Arial Narrow" w:cs="Arial Narrow"/>
           <w:kern w:val="0"/>
-          <ns2:ligatures ns2:val="none"/>
-        </w:rPr>
-      </w:pPr>
-    </w:p>
-    <w:p ns2:paraId="03216AEA" ns2:textId="710CF075">
+          <w14:ligatures w14:val="none"/>
+        </w:rPr>
+      </w:pPr>
+    </w:p>
+    <w:p>
       <w:pPr>
         <w:pStyle w:val="Prrafodelista"/>
         <w:numPr>
@@ -3257,14 +3194,14 @@
         <w:rPr>
           <w:rFonts w:ascii="Arial Narrow" w:eastAsia="Arial Narrow" w:hAnsi="Arial Narrow" w:cs="Arial Narrow"/>
           <w:kern w:val="0"/>
-          <ns2:ligatures ns2:val="none"/>
-        </w:rPr>
-      </w:pPr>
-      <w:r>
-        <w:rPr>
-          <w:rFonts w:ascii="Arial Narrow" w:eastAsia="Arial Narrow" w:hAnsi="Arial Narrow" w:cs="Arial Narrow"/>
-          <w:kern w:val="0"/>
-          <ns2:ligatures ns2:val="none"/>
+          <w14:ligatures w14:val="none"/>
+        </w:rPr>
+      </w:pPr>
+      <w:r>
+        <w:rPr>
+          <w:rFonts w:ascii="Arial Narrow" w:eastAsia="Arial Narrow" w:hAnsi="Arial Narrow" w:cs="Arial Narrow"/>
+          <w:kern w:val="0"/>
+          <w14:ligatures w14:val="none"/>
         </w:rPr>
         <w:t xml:space="preserve">Asimismo, la Secretaría Técnica, en ejercicio de sus facultades, </w:t>
       </w:r>
@@ -3274,7 +3211,7 @@
           <w:color w:val="000000"/>
           <w:kern w:val="0"/>
           <w:lang w:eastAsia="es-PE"/>
-          <ns2:ligatures ns2:val="none"/>
+          <w14:ligatures w14:val="none"/>
         </w:rPr>
         <w:t xml:space="preserve">considera </w:t>
       </w:r>
@@ -3282,7 +3219,7 @@
         <w:rPr>
           <w:rFonts w:ascii="Arial Narrow" w:eastAsia="Arial Narrow" w:hAnsi="Arial Narrow" w:cs="Arial Narrow"/>
           <w:kern w:val="0"/>
-          <ns2:ligatures ns2:val="none"/>
+          <w14:ligatures w14:val="none"/>
         </w:rPr>
         <w:t xml:space="preserve">que el hecho denunciado, consistente en que </w:t>
       </w:r>
@@ -3293,7 +3230,7 @@
           <w:kern w:val="0"/>
           <w:shd w:val="clear" w:color="auto" w:fill="FFFFFF"/>
           <w:lang w:eastAsia="es-PE"/>
-          <ns2:ligatures ns2:val="none"/>
+          <w14:ligatures w14:val="none"/>
         </w:rPr>
         <w:t>la compañía aseguradora habría desestimado injustificadamente el recurso de apelación presentado por el denunciante el 27 de enero de 2026, manteniendo la negativa de cobertura del siniestro ocurrido al vehículo con Placa de Rodaje AKL-103 asegurado con la Póliza 2005419714</w:t>
       </w:r>
@@ -3301,7 +3238,7 @@
         <w:rPr>
           <w:rFonts w:ascii="Arial Narrow" w:eastAsia="Arial Narrow" w:hAnsi="Arial Narrow" w:cs="Arial Narrow"/>
           <w:kern w:val="0"/>
-          <ns2:ligatures ns2:val="none"/>
+          <w14:ligatures w14:val="none"/>
         </w:rPr>
         <w:t>; involucraría una presunta afectación a sus expectativas, quien no habría encontrado una correspondencia entre lo que esperaba recibir de parte del proveedor y lo que realmente recibió. Por consiguiente, corresponde calificar el hecho materia de denuncia como una presunta infracción al deber de idoneidad, tipificado en los artículos 18</w:t>
       </w:r>
@@ -3311,7 +3248,7 @@
           <w:color w:val="000000"/>
           <w:kern w:val="0"/>
           <w:lang w:eastAsia="es-PE"/>
-          <ns2:ligatures ns2:val="none"/>
+          <w14:ligatures w14:val="none"/>
         </w:rPr>
         <w:t/>
       </w:r>
@@ -3319,7 +3256,7 @@
         <w:rPr>
           <w:rFonts w:ascii="Arial Narrow" w:eastAsia="Arial Narrow" w:hAnsi="Arial Narrow" w:cs="Arial Narrow"/>
           <w:kern w:val="0"/>
-          <ns2:ligatures ns2:val="none"/>
+          <w14:ligatures w14:val="none"/>
         </w:rPr>
         <w:t xml:space="preserve"> y 19</w:t>
       </w:r>
@@ -3329,7 +3266,7 @@
           <w:color w:val="000000"/>
           <w:kern w:val="0"/>
           <w:lang w:eastAsia="es-PE"/>
-          <ns2:ligatures ns2:val="none"/>
+          <w14:ligatures w14:val="none"/>
         </w:rPr>
         <w:t/>
       </w:r>
@@ -3337,7 +3274,7 @@
         <w:rPr>
           <w:rFonts w:ascii="Arial Narrow" w:eastAsia="Arial Narrow" w:hAnsi="Arial Narrow" w:cs="Arial Narrow"/>
           <w:kern w:val="0"/>
-          <ns2:ligatures ns2:val="none"/>
+          <w14:ligatures w14:val="none"/>
         </w:rPr>
         <w:t xml:space="preserve"> del Código</w:t>
       </w:r>
@@ -3348,23 +3285,23 @@
           <w:color w:val="000000"/>
           <w:kern w:val="0"/>
           <w:lang w:eastAsia="es-PE"/>
-          <ns2:ligatures ns2:val="none"/>
+          <w14:ligatures w14:val="none"/>
         </w:rPr>
         <w:t xml:space="preserve">. </w:t>
       </w:r>
     </w:p>
-    <w:p ns2:paraId="5688B3B9" ns2:textId="77777777">
+    <w:p>
       <w:pPr>
         <w:pStyle w:val="Prrafodelista"/>
         <w:spacing w:after="0" w:line="240" w:lineRule="auto"/>
         <w:rPr>
           <w:rFonts w:ascii="Arial Narrow" w:eastAsia="Arial Narrow" w:hAnsi="Arial Narrow" w:cs="Arial Narrow"/>
           <w:kern w:val="0"/>
-          <ns2:ligatures ns2:val="none"/>
-        </w:rPr>
-      </w:pPr>
-    </w:p>
-    <w:p ns2:paraId="39906BBE" ns2:textId="16D3C14E">
+          <w14:ligatures w14:val="none"/>
+        </w:rPr>
+      </w:pPr>
+    </w:p>
+    <w:p>
       <w:pPr>
         <w:pStyle w:val="Prrafodelista"/>
         <w:numPr>
@@ -3377,14 +3314,14 @@
         <w:rPr>
           <w:rFonts w:ascii="Arial Narrow" w:eastAsia="Arial Narrow" w:hAnsi="Arial Narrow" w:cs="Arial Narrow"/>
           <w:kern w:val="0"/>
-          <ns2:ligatures ns2:val="none"/>
-        </w:rPr>
-      </w:pPr>
-      <w:r>
-        <w:rPr>
-          <w:rFonts w:ascii="Arial Narrow" w:eastAsia="Arial Narrow" w:hAnsi="Arial Narrow" w:cs="Arial Narrow"/>
-          <w:kern w:val="0"/>
-          <ns2:ligatures ns2:val="none"/>
+          <w14:ligatures w14:val="none"/>
+        </w:rPr>
+      </w:pPr>
+      <w:r>
+        <w:rPr>
+          <w:rFonts w:ascii="Arial Narrow" w:eastAsia="Arial Narrow" w:hAnsi="Arial Narrow" w:cs="Arial Narrow"/>
+          <w:kern w:val="0"/>
+          <w14:ligatures w14:val="none"/>
         </w:rPr>
         <w:t xml:space="preserve">Por otra parte, la Secretaría Técnica, en ejercicio de sus facultades, </w:t>
       </w:r>
@@ -3394,7 +3331,7 @@
           <w:color w:val="000000"/>
           <w:kern w:val="0"/>
           <w:lang w:eastAsia="es-PE"/>
-          <ns2:ligatures ns2:val="none"/>
+          <w14:ligatures w14:val="none"/>
         </w:rPr>
         <w:t xml:space="preserve">considera </w:t>
       </w:r>
@@ -3402,7 +3339,7 @@
         <w:rPr>
           <w:rFonts w:ascii="Arial Narrow" w:eastAsia="Arial Narrow" w:hAnsi="Arial Narrow" w:cs="Arial Narrow"/>
           <w:kern w:val="0"/>
-          <ns2:ligatures ns2:val="none"/>
+          <w14:ligatures w14:val="none"/>
         </w:rPr>
         <w:t xml:space="preserve">que el hecho denunciado, consistente en que </w:t>
       </w:r>
@@ -3413,7 +3350,7 @@
           <w:kern w:val="0"/>
           <w:shd w:val="clear" w:color="auto" w:fill="FFFFFF"/>
           <w:lang w:eastAsia="es-PE"/>
-          <ns2:ligatures ns2:val="none"/>
+          <w14:ligatures w14:val="none"/>
         </w:rPr>
         <w:t>la compañía aseguradora habría efectuado la renovación automática de la Póliza 2005419714 del Seguro vehicular el 15 de febrero de 2026 y cobrado la prima por US$ 67,10, pese a que el vehículo con Placa de Rodaje AKL-103 asegurado había sido declarado como pérdida total</w:t>
       </w:r>
@@ -3421,7 +3358,7 @@
         <w:rPr>
           <w:rFonts w:ascii="Arial Narrow" w:eastAsia="Arial Narrow" w:hAnsi="Arial Narrow" w:cs="Arial Narrow"/>
           <w:kern w:val="0"/>
-          <ns2:ligatures ns2:val="none"/>
+          <w14:ligatures w14:val="none"/>
         </w:rPr>
         <w:t xml:space="preserve">; involucraría una presunta afectación a sus expectativas, quien no habría encontrado una correspondencia entre lo que esperaba recibir de parte del proveedor y lo </w:t>
       </w:r>
@@ -3429,7 +3366,7 @@
         <w:rPr>
           <w:rFonts w:ascii="Arial Narrow" w:eastAsia="Arial Narrow" w:hAnsi="Arial Narrow" w:cs="Arial Narrow"/>
           <w:kern w:val="0"/>
-          <ns2:ligatures ns2:val="none"/>
+          <w14:ligatures w14:val="none"/>
         </w:rPr>
         <w:lastRenderedPageBreak/>
         <w:t>que realmente recibió. Por consiguiente, corresponde calificar el hecho materia de denuncia como una presunta infracción al deber de idoneidad, tipificado en los artículos 18</w:t>
@@ -3440,7 +3377,7 @@
           <w:color w:val="000000"/>
           <w:kern w:val="0"/>
           <w:lang w:eastAsia="es-PE"/>
-          <ns2:ligatures ns2:val="none"/>
+          <w14:ligatures w14:val="none"/>
         </w:rPr>
         <w:t/>
       </w:r>
@@ -3448,7 +3385,7 @@
         <w:rPr>
           <w:rFonts w:ascii="Arial Narrow" w:eastAsia="Arial Narrow" w:hAnsi="Arial Narrow" w:cs="Arial Narrow"/>
           <w:kern w:val="0"/>
-          <ns2:ligatures ns2:val="none"/>
+          <w14:ligatures w14:val="none"/>
         </w:rPr>
         <w:t xml:space="preserve"> y 19</w:t>
       </w:r>
@@ -3458,7 +3395,7 @@
           <w:color w:val="000000"/>
           <w:kern w:val="0"/>
           <w:lang w:eastAsia="es-PE"/>
-          <ns2:ligatures ns2:val="none"/>
+          <w14:ligatures w14:val="none"/>
         </w:rPr>
         <w:t/>
       </w:r>
@@ -3466,7 +3403,7 @@
         <w:rPr>
           <w:rFonts w:ascii="Arial Narrow" w:eastAsia="Arial Narrow" w:hAnsi="Arial Narrow" w:cs="Arial Narrow"/>
           <w:kern w:val="0"/>
-          <ns2:ligatures ns2:val="none"/>
+          <w14:ligatures w14:val="none"/>
         </w:rPr>
         <w:t xml:space="preserve"> del Código</w:t>
       </w:r>
@@ -3477,23 +3414,23 @@
           <w:color w:val="000000"/>
           <w:kern w:val="0"/>
           <w:lang w:eastAsia="es-PE"/>
-          <ns2:ligatures ns2:val="none"/>
+          <w14:ligatures w14:val="none"/>
         </w:rPr>
         <w:t xml:space="preserve">. </w:t>
       </w:r>
     </w:p>
-    <w:p ns2:paraId="6B3210B8" ns2:textId="77777777">
+    <w:p>
       <w:pPr>
         <w:pStyle w:val="Prrafodelista"/>
         <w:spacing w:after="0" w:line="240" w:lineRule="auto"/>
         <w:rPr>
           <w:rFonts w:ascii="Arial Narrow" w:eastAsia="Arial Narrow" w:hAnsi="Arial Narrow" w:cs="Arial Narrow"/>
           <w:kern w:val="0"/>
-          <ns2:ligatures ns2:val="none"/>
-        </w:rPr>
-      </w:pPr>
-    </w:p>
-    <w:p ns2:paraId="4266B1E3" ns2:textId="3F0F023D">
+          <w14:ligatures w14:val="none"/>
+        </w:rPr>
+      </w:pPr>
+    </w:p>
+    <w:p>
       <w:pPr>
         <w:pStyle w:val="Prrafodelista"/>
         <w:numPr>
@@ -3506,14 +3443,14 @@
         <w:rPr>
           <w:rFonts w:ascii="Arial Narrow" w:eastAsia="Arial Narrow" w:hAnsi="Arial Narrow" w:cs="Arial Narrow"/>
           <w:kern w:val="0"/>
-          <ns2:ligatures ns2:val="none"/>
-        </w:rPr>
-      </w:pPr>
-      <w:r>
-        <w:rPr>
-          <w:rFonts w:ascii="Arial Narrow" w:eastAsia="Arial Narrow" w:hAnsi="Arial Narrow" w:cs="Arial Narrow"/>
-          <w:kern w:val="0"/>
-          <ns2:ligatures ns2:val="none"/>
+          <w14:ligatures w14:val="none"/>
+        </w:rPr>
+      </w:pPr>
+      <w:r>
+        <w:rPr>
+          <w:rFonts w:ascii="Arial Narrow" w:eastAsia="Arial Narrow" w:hAnsi="Arial Narrow" w:cs="Arial Narrow"/>
+          <w:kern w:val="0"/>
+          <w14:ligatures w14:val="none"/>
         </w:rPr>
         <w:t xml:space="preserve">Adicionalmente, la Secretaría Técnica, en ejercicio de sus facultades, </w:t>
       </w:r>
@@ -3523,7 +3460,7 @@
           <w:color w:val="000000"/>
           <w:kern w:val="0"/>
           <w:lang w:eastAsia="es-PE"/>
-          <ns2:ligatures ns2:val="none"/>
+          <w14:ligatures w14:val="none"/>
         </w:rPr>
         <w:t xml:space="preserve">considera </w:t>
       </w:r>
@@ -3531,7 +3468,7 @@
         <w:rPr>
           <w:rFonts w:ascii="Arial Narrow" w:eastAsia="Arial Narrow" w:hAnsi="Arial Narrow" w:cs="Arial Narrow"/>
           <w:kern w:val="0"/>
-          <ns2:ligatures ns2:val="none"/>
+          <w14:ligatures w14:val="none"/>
         </w:rPr>
         <w:t xml:space="preserve">que el hecho denunciado, consistente en que </w:t>
       </w:r>
@@ -3542,7 +3479,7 @@
           <w:kern w:val="0"/>
           <w:shd w:val="clear" w:color="auto" w:fill="FFFFFF"/>
           <w:lang w:eastAsia="es-PE"/>
-          <ns2:ligatures ns2:val="none"/>
+          <w14:ligatures w14:val="none"/>
         </w:rPr>
         <w:t>la compañía aseguradora habría mantenido bajo su custodia el vehículo con Placa de Rodaje AKL-103 asegurado, pese a haber negado la cobertura del siniestro ocurrido al vehículo con Placa de Rodaje AKL-103 asegurado con la Póliza 2005419714</w:t>
       </w:r>
@@ -3550,7 +3487,7 @@
         <w:rPr>
           <w:rFonts w:ascii="Arial Narrow" w:eastAsia="Arial Narrow" w:hAnsi="Arial Narrow" w:cs="Arial Narrow"/>
           <w:kern w:val="0"/>
-          <ns2:ligatures ns2:val="none"/>
+          <w14:ligatures w14:val="none"/>
         </w:rPr>
         <w:t>; involucraría una presunta afectación a sus expectativas, quien no habría encontrado una correspondencia entre lo que esperaba recibir de parte del proveedor y lo que realmente recibió. Por consiguiente, corresponde calificar el hecho materia de denuncia como una presunta infracción al deber de idoneidad, tipificado en los artículos 18</w:t>
       </w:r>
@@ -3560,7 +3497,7 @@
           <w:color w:val="000000"/>
           <w:kern w:val="0"/>
           <w:lang w:eastAsia="es-PE"/>
-          <ns2:ligatures ns2:val="none"/>
+          <w14:ligatures w14:val="none"/>
         </w:rPr>
         <w:t/>
       </w:r>
@@ -3568,7 +3505,7 @@
         <w:rPr>
           <w:rFonts w:ascii="Arial Narrow" w:eastAsia="Arial Narrow" w:hAnsi="Arial Narrow" w:cs="Arial Narrow"/>
           <w:kern w:val="0"/>
-          <ns2:ligatures ns2:val="none"/>
+          <w14:ligatures w14:val="none"/>
         </w:rPr>
         <w:t xml:space="preserve"> y 19</w:t>
       </w:r>
@@ -3578,7 +3515,7 @@
           <w:color w:val="000000"/>
           <w:kern w:val="0"/>
           <w:lang w:eastAsia="es-PE"/>
-          <ns2:ligatures ns2:val="none"/>
+          <w14:ligatures w14:val="none"/>
         </w:rPr>
         <w:t/>
       </w:r>
@@ -3586,7 +3523,7 @@
         <w:rPr>
           <w:rFonts w:ascii="Arial Narrow" w:eastAsia="Arial Narrow" w:hAnsi="Arial Narrow" w:cs="Arial Narrow"/>
           <w:kern w:val="0"/>
-          <ns2:ligatures ns2:val="none"/>
+          <w14:ligatures w14:val="none"/>
         </w:rPr>
         <w:t xml:space="preserve"> del Código</w:t>
       </w:r>
@@ -3597,14 +3534,14 @@
           <w:color w:val="000000"/>
           <w:kern w:val="0"/>
           <w:lang w:eastAsia="es-PE"/>
-          <ns2:ligatures ns2:val="none"/>
+          <w14:ligatures w14:val="none"/>
         </w:rPr>
         <w:t xml:space="preserve">. </w:t>
       </w:r>
       <w:bookmarkStart w:id="12" w:name="_Hlk212534267"/>
       <w:bookmarkEnd w:id="1"/>
     </w:p>
-    <w:p ns2:paraId="60ADBBAC" ns2:textId="77777777">
+    <w:p>
       <w:pPr>
         <w:spacing w:after="0" w:line="240" w:lineRule="auto"/>
         <w:contextualSpacing/>
@@ -3612,11 +3549,11 @@
         <w:rPr>
           <w:rFonts w:ascii="Arial Narrow" w:eastAsia="Arial Narrow" w:hAnsi="Arial Narrow" w:cs="Arial Narrow"/>
           <w:kern w:val="0"/>
-          <ns2:ligatures ns2:val="none"/>
-        </w:rPr>
-      </w:pPr>
-    </w:p>
-    <w:p ns2:paraId="78C31712" ns2:textId="776742A9">
+          <w14:ligatures w14:val="none"/>
+        </w:rPr>
+      </w:pPr>
+    </w:p>
+    <w:p>
       <w:pPr>
         <w:pStyle w:val="Prrafodelista"/>
         <w:numPr>
@@ -3629,7 +3566,7 @@
         <w:rPr>
           <w:rFonts w:ascii="Arial Narrow" w:eastAsia="Arial Narrow" w:hAnsi="Arial Narrow" w:cs="Arial Narrow"/>
           <w:kern w:val="0"/>
-          <ns2:ligatures ns2:val="none"/>
+          <w14:ligatures w14:val="none"/>
         </w:rPr>
       </w:pPr>
       <w:bookmarkStart w:id="13" w:name="_Hlk214534552"/>
@@ -3640,7 +3577,7 @@
           <w:color w:val="000000"/>
           <w:kern w:val="0"/>
           <w:lang w:eastAsia="es-PE"/>
-          <ns2:ligatures ns2:val="none"/>
+          <w14:ligatures w14:val="none"/>
         </w:rPr>
         <w:t xml:space="preserve">Además, </w:t>
       </w:r>
@@ -3651,7 +3588,7 @@
           <w:color w:val="000000"/>
           <w:kern w:val="0"/>
           <w:lang w:eastAsia="es-PE"/>
-          <ns2:ligatures ns2:val="none"/>
+          <w14:ligatures w14:val="none"/>
         </w:rPr>
         <w:t xml:space="preserve">la Secretaría Técnica, en ejercicio de sus facultades, considera </w:t>
       </w:r>
@@ -3659,7 +3596,7 @@
         <w:rPr>
           <w:rFonts w:ascii="Arial Narrow" w:eastAsia="Arial Narrow" w:hAnsi="Arial Narrow" w:cs="Arial"/>
           <w:kern w:val="0"/>
-          <ns2:ligatures ns2:val="none"/>
+          <w14:ligatures w14:val="none"/>
         </w:rPr>
         <w:t xml:space="preserve">que el hecho denunciado, consistente en que </w:t>
       </w:r>
@@ -3667,7 +3604,7 @@
         <w:rPr>
           <w:rFonts w:ascii="Arial Narrow" w:eastAsia="Arial Narrow" w:hAnsi="Arial Narrow" w:cs="Arial Narrow"/>
           <w:kern w:val="0"/>
-          <ns2:ligatures ns2:val="none"/>
+          <w14:ligatures w14:val="none"/>
         </w:rPr>
         <w:t>la compañía aseguradora no habría atendido las solicitudes de información remitidas por el denunciante dirigidas a los correos electrónicos siniestrosautos@pacifico.com.pe y arlette*****@pacifico.com.pe respecto al estado y situación del vehículo con Placa de Rodaje AKL-103 asegurado con la Póliza 2005419714</w:t>
       </w:r>
@@ -3678,7 +3615,7 @@
           <w:color w:val="000000"/>
           <w:kern w:val="0"/>
           <w:lang w:eastAsia="es-PE"/>
-          <ns2:ligatures ns2:val="none"/>
+          <w14:ligatures w14:val="none"/>
         </w:rPr>
         <w:t xml:space="preserve">. </w:t>
       </w:r>
@@ -3691,7 +3628,7 @@
           <w:color w:val="000000"/>
           <w:kern w:val="0"/>
           <w:lang w:eastAsia="es-PE"/>
-          <ns2:ligatures ns2:val="none"/>
+          <w14:ligatures w14:val="none"/>
         </w:rPr>
         <w:t xml:space="preserve">Por consiguiente, corresponde calificar el hecho materia de denuncia como una presunta infracción al deber de información, tipificado en el </w:t>
       </w:r>
@@ -3703,7 +3640,7 @@
           <w:color w:val="000000"/>
           <w:kern w:val="0"/>
           <w:lang w:eastAsia="es-PE"/>
-          <ns2:ligatures ns2:val="none"/>
+          <w14:ligatures w14:val="none"/>
         </w:rPr>
         <w:t xml:space="preserve">artículo 1, numeral 1, literal b) </w:t>
       </w:r>
@@ -3715,7 +3652,7 @@
           <w:color w:val="000000"/>
           <w:kern w:val="0"/>
           <w:lang w:eastAsia="es-PE"/>
-          <ns2:ligatures ns2:val="none"/>
+          <w14:ligatures w14:val="none"/>
         </w:rPr>
         <w:t>y al artículo 2 del Código</w:t>
       </w:r>
@@ -3730,7 +3667,7 @@
           <w:kern w:val="0"/>
           <w:vertAlign w:val="superscript"/>
           <w:lang w:eastAsia="es-PE"/>
-          <ns2:ligatures ns2:val="none"/>
+          <w14:ligatures w14:val="none"/>
         </w:rPr>
         <w:footnoteReference w:id="4"/>
       </w:r>
@@ -3742,25 +3679,25 @@
           <w:color w:val="000000"/>
           <w:kern w:val="0"/>
           <w:lang w:eastAsia="es-PE"/>
-          <ns2:ligatures ns2:val="none"/>
+          <w14:ligatures w14:val="none"/>
         </w:rPr>
         <w:t xml:space="preserve">. </w:t>
       </w:r>
       <w:bookmarkEnd w:id="15"/>
       <w:bookmarkEnd w:id="17"/>
     </w:p>
-    <w:p ns2:paraId="4DBFE900" ns2:textId="77777777">
+    <w:p>
       <w:pPr>
         <w:pStyle w:val="Prrafodelista"/>
         <w:spacing w:after="0" w:line="240" w:lineRule="auto"/>
         <w:rPr>
           <w:rFonts w:ascii="Arial Narrow" w:eastAsia="Arial Narrow" w:hAnsi="Arial Narrow" w:cs="Arial Narrow"/>
           <w:kern w:val="0"/>
-          <ns2:ligatures ns2:val="none"/>
-        </w:rPr>
-      </w:pPr>
-    </w:p>
-    <w:p ns2:paraId="3EF3E267" ns2:textId="2A2B37A2">
+          <w14:ligatures w14:val="none"/>
+        </w:rPr>
+      </w:pPr>
+    </w:p>
+    <w:p>
       <w:pPr>
         <w:pStyle w:val="Prrafodelista"/>
         <w:numPr>
@@ -3773,14 +3710,14 @@
         <w:rPr>
           <w:rFonts w:ascii="Arial Narrow" w:eastAsia="Arial Narrow" w:hAnsi="Arial Narrow" w:cs="Arial Narrow"/>
           <w:kern w:val="0"/>
-          <ns2:ligatures ns2:val="none"/>
-        </w:rPr>
-      </w:pPr>
-      <w:r>
-        <w:rPr>
-          <w:rFonts w:ascii="Arial Narrow" w:eastAsia="Arial Narrow" w:hAnsi="Arial Narrow" w:cs="Arial Narrow"/>
-          <w:kern w:val="0"/>
-          <ns2:ligatures ns2:val="none"/>
+          <w14:ligatures w14:val="none"/>
+        </w:rPr>
+      </w:pPr>
+      <w:r>
+        <w:rPr>
+          <w:rFonts w:ascii="Arial Narrow" w:eastAsia="Arial Narrow" w:hAnsi="Arial Narrow" w:cs="Arial Narrow"/>
+          <w:kern w:val="0"/>
+          <w14:ligatures w14:val="none"/>
         </w:rPr>
         <w:t xml:space="preserve">Asimismo, </w:t>
       </w:r>
@@ -3788,7 +3725,7 @@
         <w:rPr>
           <w:rFonts w:ascii="Arial Narrow" w:eastAsia="Arial Narrow" w:hAnsi="Arial Narrow" w:cs="Arial Narrow"/>
           <w:kern w:val="0"/>
-          <ns2:ligatures ns2:val="none"/>
+          <w14:ligatures w14:val="none"/>
         </w:rPr>
         <w:t xml:space="preserve">la Secretaría Técnica, en ejercicio de sus facultades, considera que el hecho denunciado, consistente en que </w:t>
       </w:r>
@@ -3798,7 +3735,7 @@
           <w:color w:val="000000"/>
           <w:kern w:val="0"/>
           <w:lang w:val="es-ES" w:eastAsia="es-ES"/>
-          <ns2:ligatures ns2:val="none"/>
+          <w14:ligatures w14:val="none"/>
         </w:rPr>
         <w:t>la compañía aseguradora habría incluido una cláusula abusiva en el artículo 4 de las Condiciones Operativas de la Póliza 2005419714 del Seguro vehicular que establece un plazo máximo de cuatro (4) horas para la comunicación del siniestro</w:t>
       </w:r>
@@ -3806,7 +3743,7 @@
         <w:rPr>
           <w:rFonts w:ascii="Arial Narrow" w:eastAsia="Arial Narrow" w:hAnsi="Arial Narrow" w:cs="Arial Narrow"/>
           <w:kern w:val="0"/>
-          <ns2:ligatures ns2:val="none"/>
+          <w14:ligatures w14:val="none"/>
         </w:rPr>
         <w:t xml:space="preserve">. Por consiguiente, corresponde calificar el hecho materia de denuncia como una presunta infracción a la disposición sobre cláusulas abusivas, tipificado en </w:t>
       </w:r>
@@ -3826,7 +3763,7 @@
         <w:rPr>
           <w:rFonts w:ascii="Arial Narrow" w:eastAsia="Arial Narrow" w:hAnsi="Arial Narrow" w:cs="Arial"/>
           <w:kern w:val="0"/>
-          <ns2:ligatures ns2:val="none"/>
+          <w14:ligatures w14:val="none"/>
         </w:rPr>
         <w:t xml:space="preserve"> Código</w:t>
       </w:r>
@@ -3835,7 +3772,7 @@
           <w:rFonts w:ascii="Arial Narrow" w:eastAsia="Arial Narrow" w:hAnsi="Arial Narrow" w:cs="Arial"/>
           <w:kern w:val="0"/>
           <w:vertAlign w:val="superscript"/>
-          <ns2:ligatures ns2:val="none"/>
+          <w14:ligatures w14:val="none"/>
         </w:rPr>
         <w:t xml:space="preserve"> </w:t>
       </w:r>
@@ -3845,7 +3782,7 @@
           <w:rFonts w:ascii="Arial Narrow" w:eastAsia="Arial Narrow" w:hAnsi="Arial Narrow" w:cs="Arial"/>
           <w:kern w:val="0"/>
           <w:vertAlign w:val="superscript"/>
-          <ns2:ligatures ns2:val="none"/>
+          <w14:ligatures w14:val="none"/>
         </w:rPr>
         <w:footnoteReference w:id="5"/>
       </w:r>
@@ -3853,12 +3790,12 @@
         <w:rPr>
           <w:rFonts w:ascii="Arial Narrow" w:eastAsia="Arial Narrow" w:hAnsi="Arial Narrow" w:cs="Arial Narrow"/>
           <w:kern w:val="0"/>
-          <ns2:ligatures ns2:val="none"/>
+          <w14:ligatures w14:val="none"/>
         </w:rPr>
         <w:t>.</w:t>
       </w:r>
     </w:p>
-    <w:p ns2:paraId="7A2CF596" ns2:textId="3EC4D4FC">
+    <w:p>
       <w:pPr>
         <w:pStyle w:val="Prrafodelista"/>
         <w:numPr>
@@ -3871,14 +3808,14 @@
         <w:rPr>
           <w:rFonts w:ascii="Arial Narrow" w:eastAsia="Arial Narrow" w:hAnsi="Arial Narrow" w:cs="Arial Narrow"/>
           <w:kern w:val="0"/>
-          <ns2:ligatures ns2:val="none"/>
-        </w:rPr>
-      </w:pPr>
-      <w:r>
-        <w:rPr>
-          <w:rFonts w:ascii="Arial Narrow" w:eastAsia="Arial Narrow" w:hAnsi="Arial Narrow" w:cs="Arial Narrow"/>
-          <w:kern w:val="0"/>
-          <ns2:ligatures ns2:val="none"/>
+          <w14:ligatures w14:val="none"/>
+        </w:rPr>
+      </w:pPr>
+      <w:r>
+        <w:rPr>
+          <w:rFonts w:ascii="Arial Narrow" w:eastAsia="Arial Narrow" w:hAnsi="Arial Narrow" w:cs="Arial Narrow"/>
+          <w:kern w:val="0"/>
+          <w14:ligatures w14:val="none"/>
         </w:rPr>
         <w:lastRenderedPageBreak/>
         <w:t>Adicionalmente,</w:t>
@@ -3890,7 +3827,7 @@
         <w:rPr>
           <w:rFonts w:ascii="Arial Narrow" w:eastAsia="Arial Narrow" w:hAnsi="Arial Narrow" w:cs="Arial Narrow"/>
           <w:kern w:val="0"/>
-          <ns2:ligatures ns2:val="none"/>
+          <w14:ligatures w14:val="none"/>
         </w:rPr>
         <w:t xml:space="preserve"> la Secretaría Técnica, en ejercicio de sus facultades, considera que el hecho denunciado, consistente en que </w:t>
       </w:r>
@@ -3900,7 +3837,7 @@
           <w:color w:val="000000"/>
           <w:kern w:val="0"/>
           <w:lang w:val="es-ES" w:eastAsia="es-ES"/>
-          <ns2:ligatures ns2:val="none"/>
+          <w14:ligatures w14:val="none"/>
         </w:rPr>
         <w:t>la compañía aseguradora habría incluido una cláusula abusiva en el artículo 5 de las Condiciones Operativas de la Póliza 2005419714 del Seguro vehicular que establece condiciones que atribuyen cargas y obligaciones inadecuadas para cuidar el vehículo asegurado ante un siniestro</w:t>
       </w:r>
@@ -3908,7 +3845,7 @@
         <w:rPr>
           <w:rFonts w:ascii="Arial Narrow" w:eastAsia="Arial Narrow" w:hAnsi="Arial Narrow" w:cs="Arial Narrow"/>
           <w:kern w:val="0"/>
-          <ns2:ligatures ns2:val="none"/>
+          <w14:ligatures w14:val="none"/>
         </w:rPr>
         <w:t xml:space="preserve">. Por consiguiente, corresponde calificar el hecho materia de denuncia como una presunta infracción a la disposición sobre cláusulas abusivas, </w:t>
       </w:r>
@@ -3916,7 +3853,7 @@
         <w:rPr>
           <w:rFonts w:ascii="Arial Narrow" w:eastAsia="Arial Narrow" w:hAnsi="Arial Narrow" w:cs="Arial Narrow"/>
           <w:kern w:val="0"/>
-          <ns2:ligatures ns2:val="none"/>
+          <w14:ligatures w14:val="none"/>
         </w:rPr>
         <w:t xml:space="preserve">tipificado en </w:t>
       </w:r>
@@ -3930,7 +3867,7 @@
         <w:rPr>
           <w:rFonts w:ascii="Arial Narrow" w:eastAsia="Arial Narrow" w:hAnsi="Arial Narrow" w:cs="Arial"/>
           <w:kern w:val="0"/>
-          <ns2:ligatures ns2:val="none"/>
+          <w14:ligatures w14:val="none"/>
         </w:rPr>
         <w:t xml:space="preserve"> Código</w:t>
       </w:r>
@@ -3938,13 +3875,13 @@
         <w:rPr>
           <w:rFonts w:ascii="Arial Narrow" w:eastAsia="Arial Narrow" w:hAnsi="Arial Narrow" w:cs="Arial Narrow"/>
           <w:kern w:val="0"/>
-          <ns2:ligatures ns2:val="none"/>
+          <w14:ligatures w14:val="none"/>
         </w:rPr>
         <w:t>.</w:t>
       </w:r>
       <w:bookmarkEnd w:id="20"/>
     </w:p>
-    <w:p ns2:paraId="6A934B39" ns2:textId="77777777">
+    <w:p>
       <w:pPr>
         <w:spacing w:after="0" w:line="240" w:lineRule="auto"/>
         <w:contextualSpacing/>
@@ -3952,11 +3889,11 @@
         <w:rPr>
           <w:rFonts w:ascii="Arial Narrow" w:eastAsia="Arial Narrow" w:hAnsi="Arial Narrow" w:cs="Arial Narrow"/>
           <w:kern w:val="0"/>
-          <ns2:ligatures ns2:val="none"/>
-        </w:rPr>
-      </w:pPr>
-    </w:p>
-    <w:p ns2:paraId="07559B21" ns2:textId="0A4E2FFA">
+          <w14:ligatures w14:val="none"/>
+        </w:rPr>
+      </w:pPr>
+    </w:p>
+    <w:p>
       <w:pPr>
         <w:pStyle w:val="Prrafodelista"/>
         <w:numPr>
@@ -3969,7 +3906,7 @@
         <w:rPr>
           <w:rFonts w:ascii="Arial Narrow" w:eastAsia="Arial Narrow" w:hAnsi="Arial Narrow" w:cs="Arial Narrow"/>
           <w:kern w:val="0"/>
-          <ns2:ligatures ns2:val="none"/>
+          <w14:ligatures w14:val="none"/>
         </w:rPr>
       </w:pPr>
       <w:bookmarkStart w:id="21" w:name="_Hlk214962902"/>
@@ -3978,7 +3915,7 @@
         <w:rPr>
           <w:rFonts w:ascii="Arial Narrow" w:eastAsia="Arial Narrow" w:hAnsi="Arial Narrow" w:cs="Arial Narrow"/>
           <w:kern w:val="0"/>
-          <ns2:ligatures ns2:val="none"/>
+          <w14:ligatures w14:val="none"/>
         </w:rPr>
         <w:t xml:space="preserve">Asimismo, la Secretaría Técnica, en ejercicio de sus facultades, considera que el hecho denunciado, consistente en que </w:t>
       </w:r>
@@ -3986,7 +3923,7 @@
         <w:rPr>
           <w:rFonts w:ascii="Arial Narrow" w:eastAsia="Arial Narrow" w:hAnsi="Arial Narrow" w:cs="Arial"/>
           <w:kern w:val="0"/>
-          <ns2:ligatures ns2:val="none"/>
+          <w14:ligatures w14:val="none"/>
         </w:rPr>
         <w:t>la compañía aseguradora habría brindado una respuesta inadecuada al reclamo presentado por el denunciante el 11 de enero de 2026</w:t>
       </w:r>
@@ -3994,7 +3931,7 @@
         <w:rPr>
           <w:rFonts w:ascii="Arial Narrow" w:eastAsia="Arial Narrow" w:hAnsi="Arial Narrow" w:cs="Arial"/>
           <w:kern w:val="0"/>
-          <ns2:ligatures ns2:val="none"/>
+          <w14:ligatures w14:val="none"/>
         </w:rPr>
         <w:t>. Por consiguiente, corresponde calificar el hecho materia de denuncia como una presunta infracción al numeral 88.1 del artículo 88 del Código</w:t>
       </w:r>
@@ -4008,7 +3945,7 @@
           <w:kern w:val="0"/>
           <w:vertAlign w:val="superscript"/>
           <w:lang w:eastAsia="es-PE"/>
-          <ns2:ligatures ns2:val="none"/>
+          <w14:ligatures w14:val="none"/>
         </w:rPr>
         <w:footnoteReference w:id="6"/>
       </w:r>
@@ -4019,7 +3956,7 @@
           <w:color w:val="000000"/>
           <w:kern w:val="0"/>
           <w:lang w:eastAsia="es-PE"/>
-          <ns2:ligatures ns2:val="none"/>
+          <w14:ligatures w14:val="none"/>
         </w:rPr>
         <w:t>.</w:t>
       </w:r>
@@ -4028,7 +3965,7 @@
     <w:bookmarkEnd w:id="9"/>
     <w:bookmarkEnd w:id="14"/>
     <w:bookmarkEnd w:id="22"/>
-    <w:p ns2:paraId="432038D6" ns2:textId="0A9F6D75">
+    <w:p>
       <w:pPr>
         <w:spacing w:after="0" w:line="240" w:lineRule="auto"/>
         <w:contextualSpacing/>
@@ -4037,12 +3974,12 @@
           <w:rFonts w:ascii="Arial Narrow" w:eastAsia="Calibri" w:hAnsi="Arial Narrow" w:cs="Arial Narrow"/>
           <w:kern w:val="0"/>
           <w:lang w:eastAsia="es-PE"/>
-          <ns2:ligatures ns2:val="none"/>
+          <w14:ligatures w14:val="none"/>
         </w:rPr>
       </w:pPr>
     </w:p>
     <w:bookmarkEnd w:id="2"/>
-    <w:p ns2:paraId="463134E5" ns2:textId="77777777">
+    <w:p>
       <w:pPr>
         <w:pStyle w:val="Prrafodelista"/>
         <w:numPr>
@@ -4056,7 +3993,7 @@
           <w:rFonts w:ascii="Arial Narrow" w:eastAsia="Calibri" w:hAnsi="Arial Narrow" w:cs="Arial Narrow"/>
           <w:kern w:val="0"/>
           <w:lang w:eastAsia="es-PE"/>
-          <ns2:ligatures ns2:val="none"/>
+          <w14:ligatures w14:val="none"/>
         </w:rPr>
       </w:pPr>
       <w:r>
@@ -4065,7 +4002,7 @@
           <w:color w:val="000000"/>
           <w:kern w:val="0"/>
           <w:lang w:eastAsia="es-PE"/>
-          <ns2:ligatures ns2:val="none"/>
+          <w14:ligatures w14:val="none"/>
         </w:rPr>
         <w:t>En tanto la denuncia reúne los requisitos establecidos por la norma citada, corresponde admitirla a trámite</w:t>
       </w:r>
@@ -4075,7 +4012,7 @@
           <w:rFonts w:ascii="Arial Narrow" w:eastAsia="Arial Narrow" w:hAnsi="Arial Narrow" w:cs="Arial Narrow"/>
           <w:kern w:val="0"/>
           <w:vertAlign w:val="superscript"/>
-          <ns2:ligatures ns2:val="none"/>
+          <w14:ligatures w14:val="none"/>
         </w:rPr>
         <w:footnoteReference w:id="7"/>
       </w:r>
@@ -4085,13 +4022,13 @@
           <w:color w:val="000000"/>
           <w:kern w:val="0"/>
           <w:lang w:eastAsia="es-PE"/>
-          <ns2:ligatures ns2:val="none"/>
+          <w14:ligatures w14:val="none"/>
         </w:rPr>
         <w:t>.</w:t>
       </w:r>
       <w:bookmarkStart w:id="23" w:name="_Hlk214963039"/>
     </w:p>
-    <w:p ns2:paraId="4C88EF93" ns2:textId="77777777">
+    <w:p>
       <w:pPr>
         <w:spacing w:after="0" w:line="240" w:lineRule="auto"/>
         <w:contextualSpacing/>
@@ -4101,12 +4038,12 @@
           <w:color w:val="000000"/>
           <w:kern w:val="0"/>
           <w:lang w:eastAsia="es-PE"/>
-          <ns2:ligatures ns2:val="none"/>
+          <w14:ligatures w14:val="none"/>
         </w:rPr>
       </w:pPr>
       <w:bookmarkStart w:id="24" w:name="_Hlk214963071"/>
     </w:p>
-    <w:p ns2:paraId="5B518DC4" ns2:textId="300A0F75">
+    <w:p>
       <w:pPr>
         <w:pStyle w:val="Prrafodelista"/>
         <w:numPr>
@@ -4126,7 +4063,7 @@
           <w:color w:val="000000"/>
           <w:kern w:val="0"/>
           <w:lang w:eastAsia="es-PE"/>
-          <ns2:ligatures ns2:val="none"/>
+          <w14:ligatures w14:val="none"/>
         </w:rPr>
       </w:pPr>
       <w:r>
@@ -4136,7 +4073,7 @@
           <w:color w:val="000000"/>
           <w:kern w:val="0"/>
           <w:lang w:eastAsia="es-PE"/>
-          <ns2:ligatures ns2:val="none"/>
+          <w14:ligatures w14:val="none"/>
         </w:rPr>
         <w:t>REQUERIMIENTO DE INFORMACI</w:t>
       </w:r>
@@ -4147,7 +4084,7 @@
           <w:color w:val="000000"/>
           <w:kern w:val="0"/>
           <w:lang w:eastAsia="es-PE"/>
-          <ns2:ligatures ns2:val="none"/>
+          <w14:ligatures w14:val="none"/>
         </w:rPr>
         <w:t>Ó</w:t>
       </w:r>
@@ -4158,12 +4095,12 @@
           <w:color w:val="000000"/>
           <w:kern w:val="0"/>
           <w:lang w:eastAsia="es-PE"/>
-          <ns2:ligatures ns2:val="none"/>
+          <w14:ligatures w14:val="none"/>
         </w:rPr>
         <w:t>N</w:t>
       </w:r>
     </w:p>
-    <w:p ns2:paraId="770FEDE1" ns2:textId="77777777">
+    <w:p>
       <w:pPr>
         <w:pStyle w:val="Prrafodelista"/>
         <w:tabs>
@@ -4178,11 +4115,11 @@
           <w:color w:val="000000"/>
           <w:kern w:val="0"/>
           <w:lang w:eastAsia="es-PE"/>
-          <ns2:ligatures ns2:val="none"/>
-        </w:rPr>
-      </w:pPr>
-    </w:p>
-    <w:p ns2:paraId="62B88A04" ns2:textId="2777B0C4">
+          <w14:ligatures w14:val="none"/>
+        </w:rPr>
+      </w:pPr>
+    </w:p>
+    <w:p>
       <w:pPr>
         <w:pStyle w:val="Prrafodelista"/>
         <w:numPr>
@@ -4197,7 +4134,7 @@
           <w:color w:val="000000"/>
           <w:kern w:val="0"/>
           <w:lang w:val="es-ES" w:eastAsia="es-ES"/>
-          <ns2:ligatures ns2:val="none"/>
+          <w14:ligatures w14:val="none"/>
         </w:rPr>
       </w:pPr>
       <w:r>
@@ -4206,7 +4143,7 @@
           <w:color w:val="000000"/>
           <w:kern w:val="0"/>
           <w:lang w:val="es-ES" w:eastAsia="es-ES"/>
-          <ns2:ligatures ns2:val="none"/>
+          <w14:ligatures w14:val="none"/>
         </w:rPr>
         <w:t xml:space="preserve">A efectos de tener mayores elementos </w:t>
       </w:r>
@@ -4217,7 +4154,7 @@
           <w:color w:val="000000"/>
           <w:kern w:val="0"/>
           <w:lang w:val="es-ES" w:eastAsia="es-ES"/>
-          <ns2:ligatures ns2:val="none"/>
+          <w14:ligatures w14:val="none"/>
         </w:rPr>
         <w:t xml:space="preserve">que sirvan para la resolución definitiva del presente caso, la Secretaría Técnica, en ejercicio de las facultades que la ley le confiere, </w:t>
       </w:r>
@@ -4227,7 +4164,7 @@
           <w:color w:val="000000"/>
           <w:kern w:val="0"/>
           <w:lang w:val="es-ES" w:eastAsia="es-ES"/>
-          <ns2:ligatures ns2:val="none"/>
+          <w14:ligatures w14:val="none"/>
         </w:rPr>
         <w:t>conviene requerir a</w:t>
       </w:r>
@@ -4237,7 +4174,7 @@
           <w:color w:val="000000"/>
           <w:kern w:val="0"/>
           <w:lang w:val="es-ES" w:eastAsia="es-ES"/>
-          <ns2:ligatures ns2:val="none"/>
+          <w14:ligatures w14:val="none"/>
         </w:rPr>
         <w:t xml:space="preserve"> la compañía aseguradora </w:t>
       </w:r>
@@ -4247,7 +4184,7 @@
           <w:color w:val="000000"/>
           <w:kern w:val="0"/>
           <w:lang w:val="es-ES" w:eastAsia="es-ES"/>
-          <ns2:ligatures ns2:val="none"/>
+          <w14:ligatures w14:val="none"/>
         </w:rPr>
         <w:t>que, en</w:t>
       </w:r>
@@ -4257,7 +4194,7 @@
           <w:color w:val="000000"/>
           <w:kern w:val="0"/>
           <w:lang w:val="es-ES" w:eastAsia="es-ES"/>
-          <ns2:ligatures ns2:val="none"/>
+          <w14:ligatures w14:val="none"/>
         </w:rPr>
         <w:t xml:space="preserve"> un plazo no mayor de cinco (5) días hábiles contado a partir del día siguiente de la notificación de la presente resolución, cumpla con lo siguiente</w:t>
       </w:r>
@@ -4267,7 +4204,7 @@
           <w:color w:val="000000"/>
           <w:kern w:val="0"/>
           <w:lang w:val="es-ES" w:eastAsia="es-ES"/>
-          <ns2:ligatures ns2:val="none"/>
+          <w14:ligatures w14:val="none"/>
         </w:rPr>
         <w:t xml:space="preserve">: (i) presentar una copia completa, legible y debidamente suscrita de la </w:t>
       </w:r>
@@ -4277,7 +4214,7 @@
           <w:color w:val="000000"/>
           <w:kern w:val="0"/>
           <w:lang w:val="es-ES" w:eastAsia="es-ES"/>
-          <ns2:ligatures ns2:val="none"/>
+          <w14:ligatures w14:val="none"/>
         </w:rPr>
         <w:t>Póliza 2005419714 del Seguro vehicular</w:t>
       </w:r>
@@ -4287,7 +4224,7 @@
           <w:color w:val="000000"/>
           <w:kern w:val="0"/>
           <w:lang w:val="es-ES" w:eastAsia="es-ES"/>
-          <ns2:ligatures ns2:val="none"/>
+          <w14:ligatures w14:val="none"/>
         </w:rPr>
         <w:t xml:space="preserve">, </w:t>
       </w:r>
@@ -4298,7 +4235,7 @@
           <w:color w:val="000000"/>
           <w:kern w:val="0"/>
           <w:lang w:val="es-ES" w:eastAsia="es-ES"/>
-          <ns2:ligatures ns2:val="none"/>
+          <w14:ligatures w14:val="none"/>
         </w:rPr>
         <w:t>así como el cargo de remisión de la póliza</w:t>
       </w:r>
@@ -4309,7 +4246,7 @@
           <w:color w:val="000000"/>
           <w:kern w:val="0"/>
           <w:lang w:val="es-ES" w:eastAsia="es-ES"/>
-          <ns2:ligatures ns2:val="none"/>
+          <w14:ligatures w14:val="none"/>
         </w:rPr>
         <w:t>; (</w:t>
       </w:r>
@@ -4320,7 +4257,7 @@
           <w:color w:val="000000"/>
           <w:kern w:val="0"/>
           <w:lang w:val="es-ES" w:eastAsia="es-ES"/>
-          <ns2:ligatures ns2:val="none"/>
+          <w14:ligatures w14:val="none"/>
         </w:rPr>
         <w:t>ii</w:t>
       </w:r>
@@ -4331,7 +4268,7 @@
           <w:color w:val="000000"/>
           <w:kern w:val="0"/>
           <w:lang w:val="es-ES" w:eastAsia="es-ES"/>
-          <ns2:ligatures ns2:val="none"/>
+          <w14:ligatures w14:val="none"/>
         </w:rPr>
         <w:t xml:space="preserve">) presentar los medios probatorios que acrediten </w:t>
       </w:r>
@@ -4341,7 +4278,7 @@
           <w:color w:val="000000"/>
           <w:kern w:val="0"/>
           <w:lang w:val="es-ES" w:eastAsia="es-ES"/>
-          <ns2:ligatures ns2:val="none"/>
+          <w14:ligatures w14:val="none"/>
         </w:rPr>
         <w:t>que la negativa de otorgamiento de cobertura fue justificada</w:t>
       </w:r>
@@ -4351,7 +4288,7 @@
           <w:color w:val="000000"/>
           <w:kern w:val="0"/>
           <w:lang w:val="es-ES" w:eastAsia="es-ES"/>
-          <ns2:ligatures ns2:val="none"/>
+          <w14:ligatures w14:val="none"/>
         </w:rPr>
         <w:t xml:space="preserve">; y, (iii) presentar todas las comunicaciones cursadas </w:t>
       </w:r>
@@ -4361,7 +4298,7 @@
           <w:color w:val="000000"/>
           <w:kern w:val="0"/>
           <w:lang w:val="es-ES" w:eastAsia="es-ES"/>
-          <ns2:ligatures ns2:val="none"/>
+          <w14:ligatures w14:val="none"/>
         </w:rPr>
         <w:t xml:space="preserve">con la parte denunciante </w:t>
       </w:r>
@@ -4371,7 +4308,7 @@
           <w:color w:val="000000"/>
           <w:kern w:val="0"/>
           <w:lang w:val="es-ES" w:eastAsia="es-ES"/>
-          <ns2:ligatures ns2:val="none"/>
+          <w14:ligatures w14:val="none"/>
         </w:rPr>
         <w:t xml:space="preserve">en virtud </w:t>
       </w:r>
@@ -4381,7 +4318,7 @@
           <w:color w:val="000000"/>
           <w:kern w:val="0"/>
           <w:lang w:val="es-ES" w:eastAsia="es-ES"/>
-          <ns2:ligatures ns2:val="none"/>
+          <w14:ligatures w14:val="none"/>
         </w:rPr>
         <w:t xml:space="preserve">de los hechos materia </w:t>
       </w:r>
@@ -4391,7 +4328,7 @@
           <w:color w:val="000000"/>
           <w:kern w:val="0"/>
           <w:lang w:val="es-ES" w:eastAsia="es-ES"/>
-          <ns2:ligatures ns2:val="none"/>
+          <w14:ligatures w14:val="none"/>
         </w:rPr>
         <w:t>de denuncia.</w:t>
       </w:r>
@@ -4401,13 +4338,13 @@
           <w:color w:val="000000"/>
           <w:kern w:val="0"/>
           <w:lang w:eastAsia="es-ES"/>
-          <ns2:ligatures ns2:val="none"/>
+          <w14:ligatures w14:val="none"/>
         </w:rPr>
         <w:t xml:space="preserve"> </w:t>
       </w:r>
     </w:p>
     <w:bookmarkEnd w:id="24"/>
-    <w:p ns2:paraId="695FD3F1" ns2:textId="77777777">
+    <w:p>
       <w:pPr>
         <w:spacing w:after="0" w:line="240" w:lineRule="auto"/>
         <w:jc w:val="both"/>
@@ -4416,11 +4353,11 @@
           <w:color w:val="000000"/>
           <w:kern w:val="0"/>
           <w:lang w:val="es-ES" w:eastAsia="es-ES"/>
-          <ns2:ligatures ns2:val="none"/>
-        </w:rPr>
-      </w:pPr>
-    </w:p>
-    <w:p ns2:paraId="2A119386" ns2:textId="77777777">
+          <w14:ligatures w14:val="none"/>
+        </w:rPr>
+      </w:pPr>
+    </w:p>
+    <w:p>
       <w:pPr>
         <w:pStyle w:val="Prrafodelista"/>
         <w:numPr>
@@ -4440,7 +4377,7 @@
           <w:color w:val="000000"/>
           <w:kern w:val="0"/>
           <w:lang w:eastAsia="es-PE"/>
-          <ns2:ligatures ns2:val="none"/>
+          <w14:ligatures w14:val="none"/>
         </w:rPr>
       </w:pPr>
       <w:r>
@@ -4450,12 +4387,12 @@
           <w:color w:val="000000"/>
           <w:kern w:val="0"/>
           <w:lang w:eastAsia="es-PE"/>
-          <ns2:ligatures ns2:val="none"/>
+          <w14:ligatures w14:val="none"/>
         </w:rPr>
         <w:t xml:space="preserve">RESOLUCIÓN DE LA SECRETARÍA TÉCNICA </w:t>
       </w:r>
     </w:p>
-    <w:p ns2:paraId="7F554EB2" ns2:textId="77777777">
+    <w:p>
       <w:pPr>
         <w:spacing w:after="0" w:line="240" w:lineRule="auto"/>
         <w:contextualSpacing/>
@@ -4466,11 +4403,11 @@
           <w:color w:val="000000"/>
           <w:kern w:val="0"/>
           <w:lang w:eastAsia="es-PE"/>
-          <ns2:ligatures ns2:val="none"/>
-        </w:rPr>
-      </w:pPr>
-    </w:p>
-    <w:p ns2:paraId="58DB96EE" ns2:textId="4689FF35">
+          <w14:ligatures w14:val="none"/>
+        </w:rPr>
+      </w:pPr>
+    </w:p>
+    <w:p>
       <w:pPr>
         <w:spacing w:after="0" w:line="240" w:lineRule="auto"/>
         <w:contextualSpacing/>
@@ -4480,7 +4417,7 @@
           <w:color w:val="000000"/>
           <w:kern w:val="0"/>
           <w:lang w:eastAsia="es-PE"/>
-          <ns2:ligatures ns2:val="none"/>
+          <w14:ligatures w14:val="none"/>
         </w:rPr>
       </w:pPr>
       <w:r>
@@ -4490,7 +4427,7 @@
           <w:color w:val="000000"/>
           <w:kern w:val="0"/>
           <w:lang w:eastAsia="es-PE"/>
-          <ns2:ligatures ns2:val="none"/>
+          <w14:ligatures w14:val="none"/>
         </w:rPr>
         <w:t xml:space="preserve">PRIMERO: admitir a trámite la denuncia del 25 de febrero de 2026, complementado mediante escrito del 25 de febrero de 2026, subsanado mediante escrito del 12 de marzo de 2026, interpuesta por el señor [DENUNCIANTE] contra Pacífico Compañía de Seguros y Reaseguros S.A., por lo siguiente:</w:t>
       </w:r>
@@ -4501,7 +4438,7 @@
           <w:kern w:val="0"/>
           <w:shd w:val="clear" w:color="auto" w:fill="FFFFFF"/>
           <w:lang w:eastAsia="es-PE"/>
-          <ns2:ligatures ns2:val="none"/>
+          <w14:ligatures w14:val="none"/>
         </w:rPr>
         <w:t xml:space="preserve"/>
       </w:r>
@@ -4512,7 +4449,7 @@
           <w:kern w:val="0"/>
           <w:shd w:val="clear" w:color="auto" w:fill="FFFFFF"/>
           <w:lang w:eastAsia="es-PE"/>
-          <ns2:ligatures ns2:val="none"/>
+          <w14:ligatures w14:val="none"/>
         </w:rPr>
         <w:t xml:space="preserve"/>
       </w:r>
@@ -4523,7 +4460,7 @@
           <w:kern w:val="0"/>
           <w:shd w:val="clear" w:color="auto" w:fill="FFFFFF"/>
           <w:lang w:eastAsia="es-PE"/>
-          <ns2:ligatures ns2:val="none"/>
+          <w14:ligatures w14:val="none"/>
         </w:rPr>
         <w:t xml:space="preserve"/>
       </w:r>
@@ -4534,7 +4471,7 @@
           <w:kern w:val="0"/>
           <w:shd w:val="clear" w:color="auto" w:fill="FFFFFF"/>
           <w:lang w:eastAsia="es-PE"/>
-          <ns2:ligatures ns2:val="none"/>
+          <w14:ligatures w14:val="none"/>
         </w:rPr>
         <w:t xml:space="preserve"/>
       </w:r>
@@ -4545,7 +4482,7 @@
           <w:kern w:val="0"/>
           <w:shd w:val="clear" w:color="auto" w:fill="FFFFFF"/>
           <w:lang w:eastAsia="es-PE"/>
-          <ns2:ligatures ns2:val="none"/>
+          <w14:ligatures w14:val="none"/>
         </w:rPr>
         <w:t/>
       </w:r>
@@ -4556,7 +4493,7 @@
           <w:kern w:val="0"/>
           <w:shd w:val="clear" w:color="auto" w:fill="FFFFFF"/>
           <w:lang w:eastAsia="es-PE"/>
-          <ns2:ligatures ns2:val="none"/>
+          <w14:ligatures w14:val="none"/>
         </w:rPr>
         <w:t xml:space="preserve"/>
       </w:r>
@@ -4574,7 +4511,7 @@
           <w:kern w:val="0"/>
           <w:shd w:val="clear" w:color="auto" w:fill="FFFFFF"/>
           <w:lang w:eastAsia="es-PE"/>
-          <ns2:ligatures ns2:val="none"/>
+          <w14:ligatures w14:val="none"/>
         </w:rPr>
         <w:t xml:space="preserve"/>
       </w:r>
@@ -4586,13 +4523,13 @@
           <w:kern w:val="0"/>
           <w:shd w:val="clear" w:color="auto" w:fill="FFFFFF"/>
           <w:lang w:eastAsia="es-PE"/>
-          <ns2:ligatures ns2:val="none"/>
+          <w14:ligatures w14:val="none"/>
         </w:rPr>
         <w:t/>
       </w:r>
       <w:bookmarkStart w:id="27" w:name="_Hlk215162047"/>
     </w:p>
-    <w:p ns2:paraId="0E381B07" ns2:textId="77777777">
+    <w:p>
       <w:pPr>
         <w:spacing w:after="0" w:line="240" w:lineRule="auto"/>
         <w:contextualSpacing/>
@@ -4602,11 +4539,11 @@
           <w:color w:val="000000"/>
           <w:kern w:val="0"/>
           <w:lang w:eastAsia="es-PE"/>
-          <ns2:ligatures ns2:val="none"/>
-        </w:rPr>
-      </w:pPr>
-    </w:p>
-    <w:p ns2:paraId="336F1CE7" ns2:textId="59A5BBE1">
+          <w14:ligatures w14:val="none"/>
+        </w:rPr>
+      </w:pPr>
+    </w:p>
+    <w:p>
       <w:pPr>
         <w:pStyle w:val="Prrafodelista"/>
         <w:numPr>
@@ -4622,14 +4559,14 @@
         <w:rPr>
           <w:rFonts w:ascii="Arial Narrow" w:eastAsia="Arial Narrow" w:hAnsi="Arial Narrow" w:cs="Arial Narrow"/>
           <w:kern w:val="0"/>
-          <ns2:ligatures ns2:val="none"/>
-        </w:rPr>
-      </w:pPr>
-      <w:r>
-        <w:rPr>
-          <w:rFonts w:ascii="Arial Narrow" w:eastAsia="Arial Narrow" w:hAnsi="Arial Narrow" w:cs="Arial Narrow"/>
-          <w:kern w:val="0"/>
-          <ns2:ligatures ns2:val="none"/>
+          <w14:ligatures w14:val="none"/>
+        </w:rPr>
+      </w:pPr>
+      <w:r>
+        <w:rPr>
+          <w:rFonts w:ascii="Arial Narrow" w:eastAsia="Arial Narrow" w:hAnsi="Arial Narrow" w:cs="Arial Narrow"/>
+          <w:kern w:val="0"/>
+          <w14:ligatures w14:val="none"/>
         </w:rPr>
         <w:t>Presunta infracción a los artículos 18 y 19 de la Ley</w:t>
       </w:r>
@@ -4637,7 +4574,7 @@
         <w:rPr>
           <w:rFonts w:ascii="Arial Narrow" w:eastAsia="Arial Narrow" w:hAnsi="Arial Narrow" w:cs="Arial Narrow"/>
           <w:kern w:val="0"/>
-          <ns2:ligatures ns2:val="none"/>
+          <w14:ligatures w14:val="none"/>
         </w:rPr>
         <w:t xml:space="preserve"> </w:t>
       </w:r>
@@ -4645,7 +4582,7 @@
         <w:rPr>
           <w:rFonts w:ascii="Arial Narrow" w:eastAsia="Arial Narrow" w:hAnsi="Arial Narrow" w:cs="Arial Narrow"/>
           <w:kern w:val="0"/>
-          <ns2:ligatures ns2:val="none"/>
+          <w14:ligatures w14:val="none"/>
         </w:rPr>
         <w:t xml:space="preserve"> 29571, Código de Protección y Defensa del Consumidor, en tanto </w:t>
       </w:r>
@@ -4653,7 +4590,7 @@
         <w:rPr>
           <w:rFonts w:ascii="Arial Narrow" w:eastAsia="Arial Narrow" w:hAnsi="Arial Narrow" w:cs="Arial Narrow"/>
           <w:kern w:val="0"/>
-          <ns2:ligatures ns2:val="none"/>
+          <w14:ligatures w14:val="none"/>
         </w:rPr>
         <w:t>la compañía aseguradora</w:t>
       </w:r>
@@ -4661,7 +4598,7 @@
         <w:rPr>
           <w:rFonts w:ascii="Arial Narrow" w:eastAsia="Arial Narrow" w:hAnsi="Arial Narrow" w:cs="Arial Narrow"/>
           <w:kern w:val="0"/>
-          <ns2:ligatures ns2:val="none"/>
+          <w14:ligatures w14:val="none"/>
         </w:rPr>
         <w:t xml:space="preserve"> habría negado injustificadamente la cobertura </w:t>
       </w:r>
@@ -4669,7 +4606,7 @@
         <w:rPr>
           <w:rFonts w:ascii="Arial Narrow" w:eastAsia="Arial Narrow" w:hAnsi="Arial Narrow" w:cs="Arial Narrow"/>
           <w:kern w:val="0"/>
-          <ns2:ligatures ns2:val="none"/>
+          <w14:ligatures w14:val="none"/>
         </w:rPr>
         <w:t xml:space="preserve">de la </w:t>
       </w:r>
@@ -4679,7 +4616,7 @@
           <w:color w:val="000000"/>
           <w:kern w:val="0"/>
           <w:lang w:val="es-ES" w:eastAsia="es-ES"/>
-          <ns2:ligatures ns2:val="none"/>
+          <w14:ligatures w14:val="none"/>
         </w:rPr>
         <w:t>Póliza 2005419714 del Seguro vehicular</w:t>
       </w:r>
@@ -4687,7 +4624,7 @@
         <w:rPr>
           <w:rFonts w:ascii="Arial Narrow" w:eastAsia="Arial Narrow" w:hAnsi="Arial Narrow" w:cs="Arial Narrow"/>
           <w:kern w:val="0"/>
-          <ns2:ligatures ns2:val="none"/>
+          <w14:ligatures w14:val="none"/>
         </w:rPr>
         <w:t xml:space="preserve"> mediante carta de</w:t>
       </w:r>
@@ -4695,7 +4632,7 @@
         <w:rPr>
           <w:rFonts w:ascii="Arial Narrow" w:eastAsia="Arial Narrow" w:hAnsi="Arial Narrow" w:cs="Arial Narrow"/>
           <w:kern w:val="0"/>
-          <ns2:ligatures ns2:val="none"/>
+          <w14:ligatures w14:val="none"/>
         </w:rPr>
         <w:t xml:space="preserve">l </w:t>
       </w:r>
@@ -4703,7 +4640,7 @@
         <w:rPr>
           <w:rFonts w:ascii="Arial Narrow" w:eastAsia="Arial Narrow" w:hAnsi="Arial Narrow" w:cs="Arial Narrow"/>
           <w:kern w:val="0"/>
-          <ns2:ligatures ns2:val="none"/>
+          <w14:ligatures w14:val="none"/>
         </w:rPr>
         <w:t>8 de enero de 2026</w:t>
       </w:r>
@@ -4711,7 +4648,7 @@
         <w:rPr>
           <w:rFonts w:ascii="Arial Narrow" w:eastAsia="Arial Narrow" w:hAnsi="Arial Narrow" w:cs="Arial Narrow"/>
           <w:kern w:val="0"/>
-          <ns2:ligatures ns2:val="none"/>
+          <w14:ligatures w14:val="none"/>
         </w:rPr>
         <w:t>.</w:t>
       </w:r>
@@ -4719,12 +4656,12 @@
         <w:rPr>
           <w:rFonts w:ascii="Arial Narrow" w:eastAsia="Arial Narrow" w:hAnsi="Arial Narrow" w:cs="Arial Narrow"/>
           <w:kern w:val="0"/>
-          <ns2:ligatures ns2:val="none"/>
+          <w14:ligatures w14:val="none"/>
         </w:rPr>
         <w:t xml:space="preserve"> </w:t>
       </w:r>
     </w:p>
-    <w:p ns2:paraId="5DECBD1D" ns2:textId="77777777">
+    <w:p>
       <w:pPr>
         <w:spacing w:after="0" w:line="240" w:lineRule="auto"/>
         <w:contextualSpacing/>
@@ -4732,11 +4669,11 @@
         <w:rPr>
           <w:rFonts w:ascii="Arial Narrow" w:eastAsia="Arial Narrow" w:hAnsi="Arial Narrow" w:cs="Arial Narrow"/>
           <w:kern w:val="0"/>
-          <ns2:ligatures ns2:val="none"/>
-        </w:rPr>
-      </w:pPr>
-    </w:p>
-    <w:p ns2:paraId="5E1FE543" ns2:textId="0071BEBF">
+          <w14:ligatures w14:val="none"/>
+        </w:rPr>
+      </w:pPr>
+    </w:p>
+    <w:p>
       <w:pPr>
         <w:pStyle w:val="Prrafodelista"/>
         <w:numPr>
@@ -4752,14 +4689,14 @@
         <w:rPr>
           <w:rFonts w:ascii="Arial Narrow" w:eastAsia="Arial Narrow" w:hAnsi="Arial Narrow" w:cs="Arial Narrow"/>
           <w:kern w:val="0"/>
-          <ns2:ligatures ns2:val="none"/>
-        </w:rPr>
-      </w:pPr>
-      <w:r>
-        <w:rPr>
-          <w:rFonts w:ascii="Arial Narrow" w:eastAsia="Arial Narrow" w:hAnsi="Arial Narrow" w:cs="Arial Narrow"/>
-          <w:kern w:val="0"/>
-          <ns2:ligatures ns2:val="none"/>
+          <w14:ligatures w14:val="none"/>
+        </w:rPr>
+      </w:pPr>
+      <w:r>
+        <w:rPr>
+          <w:rFonts w:ascii="Arial Narrow" w:eastAsia="Arial Narrow" w:hAnsi="Arial Narrow" w:cs="Arial Narrow"/>
+          <w:kern w:val="0"/>
+          <w14:ligatures w14:val="none"/>
         </w:rPr>
         <w:t xml:space="preserve">Presunta infracción a los artículos 18 y 19 de la Ley </w:t>
       </w:r>
@@ -4767,7 +4704,7 @@
         <w:rPr>
           <w:rFonts w:ascii="Arial Narrow" w:eastAsia="Arial Narrow" w:hAnsi="Arial Narrow" w:cs="Arial Narrow"/>
           <w:kern w:val="0"/>
-          <ns2:ligatures ns2:val="none"/>
+          <w14:ligatures w14:val="none"/>
         </w:rPr>
         <w:t xml:space="preserve"/>
       </w:r>
@@ -4775,7 +4712,7 @@
         <w:rPr>
           <w:rFonts w:ascii="Arial Narrow" w:eastAsia="Arial Narrow" w:hAnsi="Arial Narrow" w:cs="Arial Narrow"/>
           <w:kern w:val="0"/>
-          <ns2:ligatures ns2:val="none"/>
+          <w14:ligatures w14:val="none"/>
         </w:rPr>
         <w:t xml:space="preserve">29571, Código de Protección y Defensa del Consumidor, en tanto </w:t>
       </w:r>
@@ -4783,7 +4720,7 @@
         <w:rPr>
           <w:rFonts w:ascii="Arial Narrow" w:eastAsia="Arial Narrow" w:hAnsi="Arial Narrow" w:cs="Arial Narrow"/>
           <w:kern w:val="0"/>
-          <ns2:ligatures ns2:val="none"/>
+          <w14:ligatures w14:val="none"/>
         </w:rPr>
         <w:t xml:space="preserve">la compañía aseguradora </w:t>
       </w:r>
@@ -4791,7 +4728,7 @@
         <w:rPr>
           <w:rFonts w:ascii="Arial Narrow" w:eastAsia="Arial Narrow" w:hAnsi="Arial Narrow" w:cs="Arial Narrow"/>
           <w:kern w:val="0"/>
-          <ns2:ligatures ns2:val="none"/>
+          <w14:ligatures w14:val="none"/>
         </w:rPr>
         <w:t xml:space="preserve">habría consignado información </w:t>
       </w:r>
@@ -4799,7 +4736,7 @@
         <w:rPr>
           <w:rFonts w:ascii="Arial Narrow" w:eastAsia="Arial Narrow" w:hAnsi="Arial Narrow" w:cs="Arial Narrow"/>
           <w:kern w:val="0"/>
-          <ns2:ligatures ns2:val="none"/>
+          <w14:ligatures w14:val="none"/>
         </w:rPr>
         <w:t>incorrecta</w:t>
       </w:r>
@@ -4807,7 +4744,7 @@
         <w:rPr>
           <w:rFonts w:ascii="Arial Narrow" w:eastAsia="Arial Narrow" w:hAnsi="Arial Narrow" w:cs="Arial Narrow"/>
           <w:kern w:val="0"/>
-          <ns2:ligatures ns2:val="none"/>
+          <w14:ligatures w14:val="none"/>
         </w:rPr>
         <w:t xml:space="preserve"> respecto a la fecha de emisión de la carta de respuesta del 8 de enero de 2026</w:t>
       </w:r>
@@ -4815,7 +4752,7 @@
         <w:rPr>
           <w:rFonts w:ascii="Arial Narrow" w:eastAsia="Arial Narrow" w:hAnsi="Arial Narrow" w:cs="Arial Narrow"/>
           <w:kern w:val="0"/>
-          <ns2:ligatures ns2:val="none"/>
+          <w14:ligatures w14:val="none"/>
         </w:rPr>
         <w:t xml:space="preserve"> dirigida al denunciante</w:t>
       </w:r>
@@ -4823,7 +4760,7 @@
         <w:rPr>
           <w:rFonts w:ascii="Arial Narrow" w:eastAsia="Arial Narrow" w:hAnsi="Arial Narrow" w:cs="Arial Narrow"/>
           <w:kern w:val="0"/>
-          <ns2:ligatures ns2:val="none"/>
+          <w14:ligatures w14:val="none"/>
         </w:rPr>
         <w:t xml:space="preserve">, </w:t>
       </w:r>
@@ -4831,7 +4768,7 @@
         <w:rPr>
           <w:rFonts w:ascii="Arial Narrow" w:eastAsia="Arial Narrow" w:hAnsi="Arial Narrow" w:cs="Arial Narrow"/>
           <w:kern w:val="0"/>
-          <ns2:ligatures ns2:val="none"/>
+          <w14:ligatures w14:val="none"/>
         </w:rPr>
         <w:t xml:space="preserve">en la medida </w:t>
       </w:r>
@@ -4839,7 +4776,7 @@
         <w:rPr>
           <w:rFonts w:ascii="Arial Narrow" w:eastAsia="Arial Narrow" w:hAnsi="Arial Narrow" w:cs="Arial Narrow"/>
           <w:kern w:val="0"/>
-          <ns2:ligatures ns2:val="none"/>
+          <w14:ligatures w14:val="none"/>
         </w:rPr>
         <w:t>que le</w:t>
       </w:r>
@@ -4847,7 +4784,7 @@
         <w:rPr>
           <w:rFonts w:ascii="Arial Narrow" w:eastAsia="Arial Narrow" w:hAnsi="Arial Narrow" w:cs="Arial Narrow"/>
           <w:kern w:val="0"/>
-          <ns2:ligatures ns2:val="none"/>
+          <w14:ligatures w14:val="none"/>
         </w:rPr>
         <w:t xml:space="preserve"> fue notificada el 11 de enero de 2026</w:t>
       </w:r>
@@ -4855,12 +4792,12 @@
         <w:rPr>
           <w:rFonts w:ascii="Arial Narrow" w:eastAsia="Arial Narrow" w:hAnsi="Arial Narrow" w:cs="Arial Narrow"/>
           <w:kern w:val="0"/>
-          <ns2:ligatures ns2:val="none"/>
+          <w14:ligatures w14:val="none"/>
         </w:rPr>
         <w:t>.</w:t>
       </w:r>
     </w:p>
-    <w:p ns2:paraId="2B54F622" ns2:textId="77777777">
+    <w:p>
       <w:pPr>
         <w:spacing w:after="0" w:line="240" w:lineRule="auto"/>
         <w:contextualSpacing/>
@@ -4868,11 +4805,11 @@
         <w:rPr>
           <w:rFonts w:ascii="Arial Narrow" w:eastAsia="Arial Narrow" w:hAnsi="Arial Narrow" w:cs="Arial Narrow"/>
           <w:kern w:val="0"/>
-          <ns2:ligatures ns2:val="none"/>
-        </w:rPr>
-      </w:pPr>
-    </w:p>
-    <w:p ns2:paraId="7573391C" ns2:textId="7CF0CEB4">
+          <w14:ligatures w14:val="none"/>
+        </w:rPr>
+      </w:pPr>
+    </w:p>
+    <w:p>
       <w:pPr>
         <w:pStyle w:val="Prrafodelista"/>
         <w:numPr>
@@ -4888,14 +4825,14 @@
         <w:rPr>
           <w:rFonts w:ascii="Arial Narrow" w:eastAsia="Arial Narrow" w:hAnsi="Arial Narrow" w:cs="Arial Narrow"/>
           <w:kern w:val="0"/>
-          <ns2:ligatures ns2:val="none"/>
-        </w:rPr>
-      </w:pPr>
-      <w:r>
-        <w:rPr>
-          <w:rFonts w:ascii="Arial Narrow" w:eastAsia="Arial Narrow" w:hAnsi="Arial Narrow" w:cs="Arial Narrow"/>
-          <w:kern w:val="0"/>
-          <ns2:ligatures ns2:val="none"/>
+          <w14:ligatures w14:val="none"/>
+        </w:rPr>
+      </w:pPr>
+      <w:r>
+        <w:rPr>
+          <w:rFonts w:ascii="Arial Narrow" w:eastAsia="Arial Narrow" w:hAnsi="Arial Narrow" w:cs="Arial Narrow"/>
+          <w:kern w:val="0"/>
+          <w14:ligatures w14:val="none"/>
         </w:rPr>
         <w:t>Presunta infracción a los artículos 18 y 19 de la Ley</w:t>
       </w:r>
@@ -4903,7 +4840,7 @@
         <w:rPr>
           <w:rFonts w:ascii="Arial Narrow" w:eastAsia="Arial Narrow" w:hAnsi="Arial Narrow" w:cs="Arial Narrow"/>
           <w:kern w:val="0"/>
-          <ns2:ligatures ns2:val="none"/>
+          <w14:ligatures w14:val="none"/>
         </w:rPr>
         <w:t xml:space="preserve"> </w:t>
       </w:r>
@@ -4911,7 +4848,7 @@
         <w:rPr>
           <w:rFonts w:ascii="Arial Narrow" w:eastAsia="Arial Narrow" w:hAnsi="Arial Narrow" w:cs="Arial Narrow"/>
           <w:kern w:val="0"/>
-          <ns2:ligatures ns2:val="none"/>
+          <w14:ligatures w14:val="none"/>
         </w:rPr>
         <w:t xml:space="preserve"> 29571, Código de Protección y Defensa del Consumidor, en tanto </w:t>
       </w:r>
@@ -4919,7 +4856,7 @@
         <w:rPr>
           <w:rFonts w:ascii="Arial Narrow" w:eastAsia="Arial Narrow" w:hAnsi="Arial Narrow" w:cs="Arial Narrow"/>
           <w:kern w:val="0"/>
-          <ns2:ligatures ns2:val="none"/>
+          <w14:ligatures w14:val="none"/>
         </w:rPr>
         <w:t xml:space="preserve">la compañía aseguradora </w:t>
       </w:r>
@@ -4927,7 +4864,7 @@
         <w:rPr>
           <w:rFonts w:ascii="Arial Narrow" w:eastAsia="Arial Narrow" w:hAnsi="Arial Narrow" w:cs="Arial Narrow"/>
           <w:kern w:val="0"/>
-          <ns2:ligatures ns2:val="none"/>
+          <w14:ligatures w14:val="none"/>
         </w:rPr>
         <w:t>habría desestimado</w:t>
       </w:r>
@@ -4935,7 +4872,7 @@
         <w:rPr>
           <w:rFonts w:ascii="Arial Narrow" w:eastAsia="Arial Narrow" w:hAnsi="Arial Narrow" w:cs="Arial Narrow"/>
           <w:kern w:val="0"/>
-          <ns2:ligatures ns2:val="none"/>
+          <w14:ligatures w14:val="none"/>
         </w:rPr>
         <w:t xml:space="preserve"> injustificadamente</w:t>
       </w:r>
@@ -4943,7 +4880,7 @@
         <w:rPr>
           <w:rFonts w:ascii="Arial Narrow" w:eastAsia="Arial Narrow" w:hAnsi="Arial Narrow" w:cs="Arial Narrow"/>
           <w:kern w:val="0"/>
-          <ns2:ligatures ns2:val="none"/>
+          <w14:ligatures w14:val="none"/>
         </w:rPr>
         <w:t xml:space="preserve"> el recurso de apelación presentado </w:t>
       </w:r>
@@ -4951,7 +4888,7 @@
         <w:rPr>
           <w:rFonts w:ascii="Arial Narrow" w:eastAsia="Arial Narrow" w:hAnsi="Arial Narrow" w:cs="Arial Narrow"/>
           <w:kern w:val="0"/>
-          <ns2:ligatures ns2:val="none"/>
+          <w14:ligatures w14:val="none"/>
         </w:rPr>
         <w:t xml:space="preserve">por el denunciante </w:t>
       </w:r>
@@ -4959,7 +4896,7 @@
         <w:rPr>
           <w:rFonts w:ascii="Arial Narrow" w:eastAsia="Arial Narrow" w:hAnsi="Arial Narrow" w:cs="Arial Narrow"/>
           <w:kern w:val="0"/>
-          <ns2:ligatures ns2:val="none"/>
+          <w14:ligatures w14:val="none"/>
         </w:rPr>
         <w:t>el 27 de enero de 2026, manteniendo la negativa de cobertura del siniestro</w:t>
       </w:r>
@@ -4967,7 +4904,7 @@
         <w:rPr>
           <w:rFonts w:ascii="Arial Narrow" w:eastAsia="Arial Narrow" w:hAnsi="Arial Narrow" w:cs="Arial Narrow"/>
           <w:kern w:val="0"/>
-          <ns2:ligatures ns2:val="none"/>
+          <w14:ligatures w14:val="none"/>
         </w:rPr>
         <w:t xml:space="preserve"> ocurrido al vehículo con </w:t>
       </w:r>
@@ -4977,7 +4914,7 @@
           <w:color w:val="000000"/>
           <w:kern w:val="0"/>
           <w:lang w:eastAsia="es-ES"/>
-          <ns2:ligatures ns2:val="none"/>
+          <w14:ligatures w14:val="none"/>
         </w:rPr>
         <w:t>Placa de Rodaje AKL-103 asegurado</w:t>
       </w:r>
@@ -4987,7 +4924,7 @@
           <w:color w:val="000000"/>
           <w:kern w:val="0"/>
           <w:lang w:eastAsia="es-ES"/>
-          <ns2:ligatures ns2:val="none"/>
+          <w14:ligatures w14:val="none"/>
         </w:rPr>
         <w:t xml:space="preserve"> con la </w:t>
       </w:r>
@@ -4997,7 +4934,7 @@
           <w:color w:val="000000"/>
           <w:kern w:val="0"/>
           <w:lang w:val="es-ES" w:eastAsia="es-ES"/>
-          <ns2:ligatures ns2:val="none"/>
+          <w14:ligatures w14:val="none"/>
         </w:rPr>
         <w:t>Póliza 2005419714</w:t>
       </w:r>
@@ -5005,12 +4942,12 @@
         <w:rPr>
           <w:rFonts w:ascii="Arial Narrow" w:eastAsia="Arial Narrow" w:hAnsi="Arial Narrow" w:cs="Arial Narrow"/>
           <w:kern w:val="0"/>
-          <ns2:ligatures ns2:val="none"/>
+          <w14:ligatures w14:val="none"/>
         </w:rPr>
         <w:t>.</w:t>
       </w:r>
     </w:p>
-    <w:p ns2:paraId="6062E14E" ns2:textId="77777777">
+    <w:p>
       <w:pPr>
         <w:pStyle w:val="Prrafodelista"/>
         <w:spacing w:after="0" w:line="240" w:lineRule="auto"/>
@@ -5019,11 +4956,11 @@
         <w:rPr>
           <w:rFonts w:ascii="Arial Narrow" w:eastAsia="Arial Narrow" w:hAnsi="Arial Narrow" w:cs="Arial Narrow"/>
           <w:kern w:val="0"/>
-          <ns2:ligatures ns2:val="none"/>
-        </w:rPr>
-      </w:pPr>
-    </w:p>
-    <w:p ns2:paraId="4C6A4A2C" ns2:textId="08166CD4">
+          <w14:ligatures w14:val="none"/>
+        </w:rPr>
+      </w:pPr>
+    </w:p>
+    <w:p>
       <w:pPr>
         <w:pStyle w:val="Prrafodelista"/>
         <w:numPr>
@@ -5039,14 +4976,14 @@
         <w:rPr>
           <w:rFonts w:ascii="Arial Narrow" w:eastAsia="Arial Narrow" w:hAnsi="Arial Narrow" w:cs="Arial Narrow"/>
           <w:kern w:val="0"/>
-          <ns2:ligatures ns2:val="none"/>
-        </w:rPr>
-      </w:pPr>
-      <w:r>
-        <w:rPr>
-          <w:rFonts w:ascii="Arial Narrow" w:eastAsia="Arial Narrow" w:hAnsi="Arial Narrow" w:cs="Arial Narrow"/>
-          <w:kern w:val="0"/>
-          <ns2:ligatures ns2:val="none"/>
+          <w14:ligatures w14:val="none"/>
+        </w:rPr>
+      </w:pPr>
+      <w:r>
+        <w:rPr>
+          <w:rFonts w:ascii="Arial Narrow" w:eastAsia="Arial Narrow" w:hAnsi="Arial Narrow" w:cs="Arial Narrow"/>
+          <w:kern w:val="0"/>
+          <w14:ligatures w14:val="none"/>
         </w:rPr>
         <w:t>Presunta infracción a los artículos 18 y 19 de la Ley</w:t>
       </w:r>
@@ -5054,7 +4991,7 @@
         <w:rPr>
           <w:rFonts w:ascii="Arial Narrow" w:eastAsia="Arial Narrow" w:hAnsi="Arial Narrow" w:cs="Arial Narrow"/>
           <w:kern w:val="0"/>
-          <ns2:ligatures ns2:val="none"/>
+          <w14:ligatures w14:val="none"/>
         </w:rPr>
         <w:t xml:space="preserve"> </w:t>
       </w:r>
@@ -5062,7 +4999,7 @@
         <w:rPr>
           <w:rFonts w:ascii="Arial Narrow" w:eastAsia="Arial Narrow" w:hAnsi="Arial Narrow" w:cs="Arial Narrow"/>
           <w:kern w:val="0"/>
-          <ns2:ligatures ns2:val="none"/>
+          <w14:ligatures w14:val="none"/>
         </w:rPr>
         <w:t xml:space="preserve"> 29571, Código de Protección y Defensa del Consumidor, en tanto </w:t>
       </w:r>
@@ -5070,7 +5007,7 @@
         <w:rPr>
           <w:rFonts w:ascii="Arial Narrow" w:eastAsia="Arial Narrow" w:hAnsi="Arial Narrow" w:cs="Arial Narrow"/>
           <w:kern w:val="0"/>
-          <ns2:ligatures ns2:val="none"/>
+          <w14:ligatures w14:val="none"/>
         </w:rPr>
         <w:t xml:space="preserve">la compañía aseguradora </w:t>
       </w:r>
@@ -5078,7 +5015,7 @@
         <w:rPr>
           <w:rFonts w:ascii="Arial Narrow" w:eastAsia="Arial Narrow" w:hAnsi="Arial Narrow" w:cs="Arial Narrow"/>
           <w:kern w:val="0"/>
-          <ns2:ligatures ns2:val="none"/>
+          <w14:ligatures w14:val="none"/>
         </w:rPr>
         <w:t xml:space="preserve">habría efectuado la renovación automática </w:t>
       </w:r>
@@ -5086,7 +5023,7 @@
         <w:rPr>
           <w:rFonts w:ascii="Arial Narrow" w:eastAsia="Arial Narrow" w:hAnsi="Arial Narrow" w:cs="Arial Narrow"/>
           <w:kern w:val="0"/>
-          <ns2:ligatures ns2:val="none"/>
+          <w14:ligatures w14:val="none"/>
         </w:rPr>
         <w:t xml:space="preserve">de la </w:t>
       </w:r>
@@ -5096,7 +5033,7 @@
           <w:color w:val="000000"/>
           <w:kern w:val="0"/>
           <w:lang w:val="es-ES" w:eastAsia="es-ES"/>
-          <ns2:ligatures ns2:val="none"/>
+          <w14:ligatures w14:val="none"/>
         </w:rPr>
         <w:t>Póliza 2005419714 del Seguro vehicular</w:t>
       </w:r>
@@ -5104,7 +5041,7 @@
         <w:rPr>
           <w:rFonts w:ascii="Arial Narrow" w:eastAsia="Arial Narrow" w:hAnsi="Arial Narrow" w:cs="Arial Narrow"/>
           <w:kern w:val="0"/>
-          <ns2:ligatures ns2:val="none"/>
+          <w14:ligatures w14:val="none"/>
         </w:rPr>
         <w:t xml:space="preserve"> el 15 de febrero de 2026 y cobrado la prima por US$ 67,10, pese a que el </w:t>
       </w:r>
@@ -5114,7 +5051,7 @@
           <w:color w:val="000000"/>
           <w:kern w:val="0"/>
           <w:lang w:eastAsia="es-ES"/>
-          <ns2:ligatures ns2:val="none"/>
+          <w14:ligatures w14:val="none"/>
         </w:rPr>
         <w:t>vehículo con Placa de Rodaje AKL-103 asegurado</w:t>
       </w:r>
@@ -5122,7 +5059,7 @@
         <w:rPr>
           <w:rFonts w:ascii="Arial Narrow" w:eastAsia="Arial Narrow" w:hAnsi="Arial Narrow" w:cs="Arial Narrow"/>
           <w:kern w:val="0"/>
-          <ns2:ligatures ns2:val="none"/>
+          <w14:ligatures w14:val="none"/>
         </w:rPr>
         <w:t xml:space="preserve"> </w:t>
       </w:r>
@@ -5130,7 +5067,7 @@
         <w:rPr>
           <w:rFonts w:ascii="Arial Narrow" w:eastAsia="Arial Narrow" w:hAnsi="Arial Narrow" w:cs="Arial Narrow"/>
           <w:kern w:val="0"/>
-          <ns2:ligatures ns2:val="none"/>
+          <w14:ligatures w14:val="none"/>
         </w:rPr>
         <w:t xml:space="preserve">había sido </w:t>
       </w:r>
@@ -5139,7 +5076,7 @@
         <w:rPr>
           <w:rFonts w:ascii="Arial Narrow" w:eastAsia="Arial Narrow" w:hAnsi="Arial Narrow" w:cs="Arial Narrow"/>
           <w:kern w:val="0"/>
-          <ns2:ligatures ns2:val="none"/>
+          <w14:ligatures w14:val="none"/>
         </w:rPr>
         <w:t>declarado como</w:t>
       </w:r>
@@ -5148,7 +5085,7 @@
         <w:rPr>
           <w:rFonts w:ascii="Arial Narrow" w:eastAsia="Arial Narrow" w:hAnsi="Arial Narrow" w:cs="Arial Narrow"/>
           <w:kern w:val="0"/>
-          <ns2:ligatures ns2:val="none"/>
+          <w14:ligatures w14:val="none"/>
         </w:rPr>
         <w:t xml:space="preserve"> pérdida total</w:t>
       </w:r>
@@ -5156,12 +5093,12 @@
         <w:rPr>
           <w:rFonts w:ascii="Arial Narrow" w:eastAsia="Arial Narrow" w:hAnsi="Arial Narrow" w:cs="Arial Narrow"/>
           <w:kern w:val="0"/>
-          <ns2:ligatures ns2:val="none"/>
+          <w14:ligatures w14:val="none"/>
         </w:rPr>
         <w:t>.</w:t>
       </w:r>
     </w:p>
-    <w:p ns2:paraId="24AC55D9" ns2:textId="77777777">
+    <w:p>
       <w:pPr>
         <w:pStyle w:val="Prrafodelista"/>
         <w:spacing w:after="0" w:line="240" w:lineRule="auto"/>
@@ -5170,11 +5107,11 @@
         <w:rPr>
           <w:rFonts w:ascii="Arial Narrow" w:eastAsia="Arial Narrow" w:hAnsi="Arial Narrow" w:cs="Arial Narrow"/>
           <w:kern w:val="0"/>
-          <ns2:ligatures ns2:val="none"/>
-        </w:rPr>
-      </w:pPr>
-    </w:p>
-    <w:p ns2:paraId="026633D6" ns2:textId="490349DB">
+          <w14:ligatures w14:val="none"/>
+        </w:rPr>
+      </w:pPr>
+    </w:p>
+    <w:p>
       <w:pPr>
         <w:pStyle w:val="Prrafodelista"/>
         <w:numPr>
@@ -5190,14 +5127,14 @@
         <w:rPr>
           <w:rFonts w:ascii="Arial Narrow" w:eastAsia="Arial Narrow" w:hAnsi="Arial Narrow" w:cs="Arial Narrow"/>
           <w:kern w:val="0"/>
-          <ns2:ligatures ns2:val="none"/>
-        </w:rPr>
-      </w:pPr>
-      <w:r>
-        <w:rPr>
-          <w:rFonts w:ascii="Arial Narrow" w:eastAsia="Arial Narrow" w:hAnsi="Arial Narrow" w:cs="Arial Narrow"/>
-          <w:kern w:val="0"/>
-          <ns2:ligatures ns2:val="none"/>
+          <w14:ligatures w14:val="none"/>
+        </w:rPr>
+      </w:pPr>
+      <w:r>
+        <w:rPr>
+          <w:rFonts w:ascii="Arial Narrow" w:eastAsia="Arial Narrow" w:hAnsi="Arial Narrow" w:cs="Arial Narrow"/>
+          <w:kern w:val="0"/>
+          <w14:ligatures w14:val="none"/>
         </w:rPr>
         <w:t xml:space="preserve">Presunta infracción a los artículos 18 y 19 de la Ley </w:t>
       </w:r>
@@ -5205,7 +5142,7 @@
         <w:rPr>
           <w:rFonts w:ascii="Arial Narrow" w:eastAsia="Arial Narrow" w:hAnsi="Arial Narrow" w:cs="Arial Narrow"/>
           <w:kern w:val="0"/>
-          <ns2:ligatures ns2:val="none"/>
+          <w14:ligatures w14:val="none"/>
         </w:rPr>
         <w:t xml:space="preserve"/>
       </w:r>
@@ -5213,7 +5150,7 @@
         <w:rPr>
           <w:rFonts w:ascii="Arial Narrow" w:eastAsia="Arial Narrow" w:hAnsi="Arial Narrow" w:cs="Arial Narrow"/>
           <w:kern w:val="0"/>
-          <ns2:ligatures ns2:val="none"/>
+          <w14:ligatures w14:val="none"/>
         </w:rPr>
         <w:t xml:space="preserve">29571, Código de Protección y Defensa del Consumidor, en tanto </w:t>
       </w:r>
@@ -5221,7 +5158,7 @@
         <w:rPr>
           <w:rFonts w:ascii="Arial Narrow" w:eastAsia="Arial Narrow" w:hAnsi="Arial Narrow" w:cs="Arial Narrow"/>
           <w:kern w:val="0"/>
-          <ns2:ligatures ns2:val="none"/>
+          <w14:ligatures w14:val="none"/>
         </w:rPr>
         <w:t xml:space="preserve">la compañía aseguradora </w:t>
       </w:r>
@@ -5229,7 +5166,7 @@
         <w:rPr>
           <w:rFonts w:ascii="Arial Narrow" w:eastAsia="Arial Narrow" w:hAnsi="Arial Narrow" w:cs="Arial Narrow"/>
           <w:kern w:val="0"/>
-          <ns2:ligatures ns2:val="none"/>
+          <w14:ligatures w14:val="none"/>
         </w:rPr>
         <w:t xml:space="preserve">habría mantenido bajo su custodia el </w:t>
       </w:r>
@@ -5239,7 +5176,7 @@
           <w:color w:val="000000"/>
           <w:kern w:val="0"/>
           <w:lang w:eastAsia="es-ES"/>
-          <ns2:ligatures ns2:val="none"/>
+          <w14:ligatures w14:val="none"/>
         </w:rPr>
         <w:t>vehículo con Placa de Rodaje AKL-103 asegurado</w:t>
       </w:r>
@@ -5247,7 +5184,7 @@
         <w:rPr>
           <w:rFonts w:ascii="Arial Narrow" w:eastAsia="Arial Narrow" w:hAnsi="Arial Narrow" w:cs="Arial Narrow"/>
           <w:kern w:val="0"/>
-          <ns2:ligatures ns2:val="none"/>
+          <w14:ligatures w14:val="none"/>
         </w:rPr>
         <w:t xml:space="preserve">, pese a haber </w:t>
       </w:r>
@@ -5255,7 +5192,7 @@
         <w:rPr>
           <w:rFonts w:ascii="Arial Narrow" w:eastAsia="Arial Narrow" w:hAnsi="Arial Narrow" w:cs="Arial Narrow"/>
           <w:kern w:val="0"/>
-          <ns2:ligatures ns2:val="none"/>
+          <w14:ligatures w14:val="none"/>
         </w:rPr>
         <w:t>negado</w:t>
       </w:r>
@@ -5263,7 +5200,7 @@
         <w:rPr>
           <w:rFonts w:ascii="Arial Narrow" w:eastAsia="Arial Narrow" w:hAnsi="Arial Narrow" w:cs="Arial Narrow"/>
           <w:kern w:val="0"/>
-          <ns2:ligatures ns2:val="none"/>
+          <w14:ligatures w14:val="none"/>
         </w:rPr>
         <w:t xml:space="preserve"> la cobertura del siniestro</w:t>
       </w:r>
@@ -5271,7 +5208,7 @@
         <w:rPr>
           <w:rFonts w:ascii="Arial Narrow" w:eastAsia="Arial Narrow" w:hAnsi="Arial Narrow" w:cs="Arial Narrow"/>
           <w:kern w:val="0"/>
-          <ns2:ligatures ns2:val="none"/>
+          <w14:ligatures w14:val="none"/>
         </w:rPr>
         <w:t xml:space="preserve"> ocurrido al vehículo con </w:t>
       </w:r>
@@ -5281,7 +5218,7 @@
           <w:color w:val="000000"/>
           <w:kern w:val="0"/>
           <w:lang w:eastAsia="es-ES"/>
-          <ns2:ligatures ns2:val="none"/>
+          <w14:ligatures w14:val="none"/>
         </w:rPr>
         <w:t xml:space="preserve">Placa de Rodaje AKL-103 asegurado con la </w:t>
       </w:r>
@@ -5291,7 +5228,7 @@
           <w:color w:val="000000"/>
           <w:kern w:val="0"/>
           <w:lang w:val="es-ES" w:eastAsia="es-ES"/>
-          <ns2:ligatures ns2:val="none"/>
+          <w14:ligatures w14:val="none"/>
         </w:rPr>
         <w:t>Póliza 2005419714</w:t>
       </w:r>
@@ -5299,12 +5236,12 @@
         <w:rPr>
           <w:rFonts w:ascii="Arial Narrow" w:eastAsia="Arial Narrow" w:hAnsi="Arial Narrow" w:cs="Arial Narrow"/>
           <w:kern w:val="0"/>
-          <ns2:ligatures ns2:val="none"/>
+          <w14:ligatures w14:val="none"/>
         </w:rPr>
         <w:t>.</w:t>
       </w:r>
     </w:p>
-    <w:p ns2:paraId="25DF4F97" ns2:textId="77777777">
+    <w:p>
       <w:pPr>
         <w:pStyle w:val="Prrafodelista"/>
         <w:spacing w:after="0" w:line="240" w:lineRule="auto"/>
@@ -5313,11 +5250,11 @@
         <w:rPr>
           <w:rFonts w:ascii="Arial Narrow" w:eastAsia="Arial Narrow" w:hAnsi="Arial Narrow" w:cs="Arial Narrow"/>
           <w:kern w:val="0"/>
-          <ns2:ligatures ns2:val="none"/>
-        </w:rPr>
-      </w:pPr>
-    </w:p>
-    <w:p ns2:paraId="69606B10" ns2:textId="06FA549C">
+          <w14:ligatures w14:val="none"/>
+        </w:rPr>
+      </w:pPr>
+    </w:p>
+    <w:p>
       <w:pPr>
         <w:pStyle w:val="Prrafodelista"/>
         <w:numPr>
@@ -5333,14 +5270,14 @@
         <w:rPr>
           <w:rFonts w:ascii="Arial Narrow" w:eastAsia="Arial Narrow" w:hAnsi="Arial Narrow" w:cs="Arial Narrow"/>
           <w:kern w:val="0"/>
-          <ns2:ligatures ns2:val="none"/>
-        </w:rPr>
-      </w:pPr>
-      <w:r>
-        <w:rPr>
-          <w:rFonts w:ascii="Arial Narrow" w:eastAsia="Arial Narrow" w:hAnsi="Arial Narrow" w:cs="Arial Narrow"/>
-          <w:kern w:val="0"/>
-          <ns2:ligatures ns2:val="none"/>
+          <w14:ligatures w14:val="none"/>
+        </w:rPr>
+      </w:pPr>
+      <w:r>
+        <w:rPr>
+          <w:rFonts w:ascii="Arial Narrow" w:eastAsia="Arial Narrow" w:hAnsi="Arial Narrow" w:cs="Arial Narrow"/>
+          <w:kern w:val="0"/>
+          <w14:ligatures w14:val="none"/>
         </w:rPr>
         <w:t xml:space="preserve">Presunta infracción al artículo 1, numeral 1, literal b) y al artículo 2 de la Ley </w:t>
       </w:r>
@@ -5348,7 +5285,7 @@
         <w:rPr>
           <w:rFonts w:ascii="Arial Narrow" w:eastAsia="Arial Narrow" w:hAnsi="Arial Narrow" w:cs="Arial Narrow"/>
           <w:kern w:val="0"/>
-          <ns2:ligatures ns2:val="none"/>
+          <w14:ligatures w14:val="none"/>
         </w:rPr>
         <w:t xml:space="preserve"/>
       </w:r>
@@ -5356,7 +5293,7 @@
         <w:rPr>
           <w:rFonts w:ascii="Arial Narrow" w:eastAsia="Arial Narrow" w:hAnsi="Arial Narrow" w:cs="Arial Narrow"/>
           <w:kern w:val="0"/>
-          <ns2:ligatures ns2:val="none"/>
+          <w14:ligatures w14:val="none"/>
         </w:rPr>
         <w:t xml:space="preserve">29571, Código de Protección y Defensa del Consumidor, en tanto </w:t>
       </w:r>
@@ -5364,7 +5301,7 @@
         <w:rPr>
           <w:rFonts w:ascii="Arial Narrow" w:eastAsia="Arial Narrow" w:hAnsi="Arial Narrow" w:cs="Arial Narrow"/>
           <w:kern w:val="0"/>
-          <ns2:ligatures ns2:val="none"/>
+          <w14:ligatures w14:val="none"/>
         </w:rPr>
         <w:t xml:space="preserve">la compañía aseguradora </w:t>
       </w:r>
@@ -5372,7 +5309,7 @@
         <w:rPr>
           <w:rFonts w:ascii="Arial Narrow" w:eastAsia="Arial Narrow" w:hAnsi="Arial Narrow" w:cs="Arial Narrow"/>
           <w:kern w:val="0"/>
-          <ns2:ligatures ns2:val="none"/>
+          <w14:ligatures w14:val="none"/>
         </w:rPr>
         <w:t xml:space="preserve">no habría atendido las solicitudes de información remitidas por el denunciante </w:t>
       </w:r>
@@ -5380,7 +5317,7 @@
         <w:rPr>
           <w:rFonts w:ascii="Arial Narrow" w:eastAsia="Arial Narrow" w:hAnsi="Arial Narrow" w:cs="Arial Narrow"/>
           <w:kern w:val="0"/>
-          <ns2:ligatures ns2:val="none"/>
+          <w14:ligatures w14:val="none"/>
         </w:rPr>
         <w:t xml:space="preserve">dirigidas </w:t>
       </w:r>
@@ -5388,7 +5325,7 @@
         <w:rPr>
           <w:rFonts w:ascii="Arial Narrow" w:eastAsia="Arial Narrow" w:hAnsi="Arial Narrow" w:cs="Arial Narrow"/>
           <w:kern w:val="0"/>
-          <ns2:ligatures ns2:val="none"/>
+          <w14:ligatures w14:val="none"/>
         </w:rPr>
         <w:t>a los correos electrónicos siniestrosautos@pacifico.com.pe y arlette*****@pacifico.com.pe</w:t>
       </w:r>
@@ -5396,7 +5333,7 @@
         <w:rPr>
           <w:rFonts w:ascii="Arial Narrow" w:eastAsia="Arial Narrow" w:hAnsi="Arial Narrow" w:cs="Arial Narrow"/>
           <w:kern w:val="0"/>
-          <ns2:ligatures ns2:val="none"/>
+          <w14:ligatures w14:val="none"/>
         </w:rPr>
         <w:t xml:space="preserve"> respecto al estado y situación del </w:t>
       </w:r>
@@ -5404,7 +5341,7 @@
         <w:rPr>
           <w:rFonts w:ascii="Arial Narrow" w:eastAsia="Arial Narrow" w:hAnsi="Arial Narrow" w:cs="Arial Narrow"/>
           <w:kern w:val="0"/>
-          <ns2:ligatures ns2:val="none"/>
+          <w14:ligatures w14:val="none"/>
         </w:rPr>
         <w:t>vehículo con Placa de Rodaje AKL-103 asegurado</w:t>
       </w:r>
@@ -5412,7 +5349,7 @@
         <w:rPr>
           <w:rFonts w:ascii="Arial Narrow" w:eastAsia="Arial Narrow" w:hAnsi="Arial Narrow" w:cs="Arial Narrow"/>
           <w:kern w:val="0"/>
-          <ns2:ligatures ns2:val="none"/>
+          <w14:ligatures w14:val="none"/>
         </w:rPr>
         <w:t xml:space="preserve"> con la </w:t>
       </w:r>
@@ -5422,7 +5359,7 @@
           <w:color w:val="000000"/>
           <w:kern w:val="0"/>
           <w:lang w:val="es-ES" w:eastAsia="es-ES"/>
-          <ns2:ligatures ns2:val="none"/>
+          <w14:ligatures w14:val="none"/>
         </w:rPr>
         <w:t>Póliza 2005419714</w:t>
       </w:r>
@@ -5430,23 +5367,23 @@
         <w:rPr>
           <w:rFonts w:ascii="Arial Narrow" w:eastAsia="Arial Narrow" w:hAnsi="Arial Narrow" w:cs="Arial Narrow"/>
           <w:kern w:val="0"/>
-          <ns2:ligatures ns2:val="none"/>
+          <w14:ligatures w14:val="none"/>
         </w:rPr>
         <w:t>.</w:t>
       </w:r>
     </w:p>
-    <w:p ns2:paraId="7C7C7BDD" ns2:textId="77777777">
+    <w:p>
       <w:pPr>
         <w:pStyle w:val="Prrafodelista"/>
         <w:spacing w:after="0" w:line="240" w:lineRule="auto"/>
         <w:rPr>
           <w:rFonts w:ascii="Arial Narrow" w:eastAsia="Arial Narrow" w:hAnsi="Arial Narrow" w:cs="Arial Narrow"/>
           <w:kern w:val="0"/>
-          <ns2:ligatures ns2:val="none"/>
-        </w:rPr>
-      </w:pPr>
-    </w:p>
-    <w:p ns2:paraId="090B72E8" ns2:textId="6121AB39">
+          <w14:ligatures w14:val="none"/>
+        </w:rPr>
+      </w:pPr>
+    </w:p>
+    <w:p>
       <w:pPr>
         <w:pStyle w:val="Prrafodelista"/>
         <w:numPr>
@@ -5462,14 +5399,14 @@
         <w:rPr>
           <w:rFonts w:ascii="Arial Narrow" w:eastAsia="Arial Narrow" w:hAnsi="Arial Narrow" w:cs="Arial Narrow"/>
           <w:kern w:val="0"/>
-          <ns2:ligatures ns2:val="none"/>
-        </w:rPr>
-      </w:pPr>
-      <w:r>
-        <w:rPr>
-          <w:rFonts w:ascii="Arial Narrow" w:eastAsia="Arial Narrow" w:hAnsi="Arial Narrow" w:cs="Arial Narrow"/>
-          <w:kern w:val="0"/>
-          <ns2:ligatures ns2:val="none"/>
+          <w14:ligatures w14:val="none"/>
+        </w:rPr>
+      </w:pPr>
+      <w:r>
+        <w:rPr>
+          <w:rFonts w:ascii="Arial Narrow" w:eastAsia="Arial Narrow" w:hAnsi="Arial Narrow" w:cs="Arial Narrow"/>
+          <w:kern w:val="0"/>
+          <w14:ligatures w14:val="none"/>
         </w:rPr>
         <w:t xml:space="preserve">Presunta </w:t>
       </w:r>
@@ -5477,7 +5414,7 @@
         <w:rPr>
           <w:rFonts w:ascii="Arial Narrow" w:eastAsia="Arial Narrow" w:hAnsi="Arial Narrow" w:cs="Arial Narrow"/>
           <w:kern w:val="0"/>
-          <ns2:ligatures ns2:val="none"/>
+          <w14:ligatures w14:val="none"/>
         </w:rPr>
         <w:t xml:space="preserve">infracción al </w:t>
       </w:r>
@@ -5485,7 +5422,7 @@
         <w:rPr>
           <w:rFonts w:ascii="Arial Narrow" w:eastAsia="Arial Narrow" w:hAnsi="Arial Narrow" w:cs="Arial Narrow"/>
           <w:kern w:val="0"/>
-          <ns2:ligatures ns2:val="none"/>
+          <w14:ligatures w14:val="none"/>
         </w:rPr>
         <w:t>numeral 49.1. del artículo 49</w:t>
       </w:r>
@@ -5493,7 +5430,7 @@
         <w:rPr>
           <w:rFonts w:ascii="Arial Narrow" w:eastAsia="Arial Narrow" w:hAnsi="Arial Narrow" w:cs="Arial Narrow"/>
           <w:kern w:val="0"/>
-          <ns2:ligatures ns2:val="none"/>
+          <w14:ligatures w14:val="none"/>
         </w:rPr>
         <w:t xml:space="preserve"> </w:t>
       </w:r>
@@ -5501,7 +5438,7 @@
         <w:rPr>
           <w:rFonts w:ascii="Arial Narrow" w:eastAsia="Arial Narrow" w:hAnsi="Arial Narrow" w:cs="Arial Narrow"/>
           <w:kern w:val="0"/>
-          <ns2:ligatures ns2:val="none"/>
+          <w14:ligatures w14:val="none"/>
         </w:rPr>
         <w:t xml:space="preserve">y al </w:t>
       </w:r>
@@ -5509,7 +5446,7 @@
         <w:rPr>
           <w:rFonts w:ascii="Arial Narrow" w:eastAsia="Arial Narrow" w:hAnsi="Arial Narrow" w:cs="Arial Narrow"/>
           <w:kern w:val="0"/>
-          <ns2:ligatures ns2:val="none"/>
+          <w14:ligatures w14:val="none"/>
         </w:rPr>
         <w:t xml:space="preserve">literal a) del </w:t>
       </w:r>
@@ -5517,7 +5454,7 @@
         <w:rPr>
           <w:rFonts w:ascii="Arial Narrow" w:eastAsia="Arial Narrow" w:hAnsi="Arial Narrow" w:cs="Arial Narrow"/>
           <w:kern w:val="0"/>
-          <ns2:ligatures ns2:val="none"/>
+          <w14:ligatures w14:val="none"/>
         </w:rPr>
         <w:t xml:space="preserve">artículo 50 </w:t>
       </w:r>
@@ -5525,7 +5462,7 @@
         <w:rPr>
           <w:rFonts w:ascii="Arial Narrow" w:eastAsia="Arial Narrow" w:hAnsi="Arial Narrow" w:cs="Arial Narrow"/>
           <w:kern w:val="0"/>
-          <ns2:ligatures ns2:val="none"/>
+          <w14:ligatures w14:val="none"/>
         </w:rPr>
         <w:t xml:space="preserve">de la Ley </w:t>
       </w:r>
@@ -5533,7 +5470,7 @@
         <w:rPr>
           <w:rFonts w:ascii="Arial Narrow" w:eastAsia="Arial Narrow" w:hAnsi="Arial Narrow" w:cs="Arial Narrow"/>
           <w:kern w:val="0"/>
-          <ns2:ligatures ns2:val="none"/>
+          <w14:ligatures w14:val="none"/>
         </w:rPr>
         <w:t xml:space="preserve"/>
       </w:r>
@@ -5541,7 +5478,7 @@
         <w:rPr>
           <w:rFonts w:ascii="Arial Narrow" w:eastAsia="Arial Narrow" w:hAnsi="Arial Narrow" w:cs="Arial Narrow"/>
           <w:kern w:val="0"/>
-          <ns2:ligatures ns2:val="none"/>
+          <w14:ligatures w14:val="none"/>
         </w:rPr>
         <w:t>29571, Código de Protección y Defensa del Consumidor</w:t>
       </w:r>
@@ -5549,7 +5486,7 @@
         <w:rPr>
           <w:rFonts w:ascii="Arial Narrow" w:eastAsia="Arial Narrow" w:hAnsi="Arial Narrow" w:cs="Arial Narrow"/>
           <w:kern w:val="0"/>
-          <ns2:ligatures ns2:val="none"/>
+          <w14:ligatures w14:val="none"/>
         </w:rPr>
         <w:t xml:space="preserve">, en tanto </w:t>
       </w:r>
@@ -5557,7 +5494,7 @@
         <w:rPr>
           <w:rFonts w:ascii="Arial Narrow" w:eastAsia="Arial Narrow" w:hAnsi="Arial Narrow" w:cs="Arial Narrow"/>
           <w:kern w:val="0"/>
-          <ns2:ligatures ns2:val="none"/>
+          <w14:ligatures w14:val="none"/>
         </w:rPr>
         <w:t xml:space="preserve">la compañía aseguradora </w:t>
       </w:r>
@@ -5565,7 +5502,7 @@
         <w:rPr>
           <w:rFonts w:ascii="Arial Narrow" w:eastAsia="Arial Narrow" w:hAnsi="Arial Narrow" w:cs="Arial Narrow"/>
           <w:kern w:val="0"/>
-          <ns2:ligatures ns2:val="none"/>
+          <w14:ligatures w14:val="none"/>
         </w:rPr>
         <w:t xml:space="preserve">habría incluido una cláusula abusiva en </w:t>
       </w:r>
@@ -5573,7 +5510,7 @@
         <w:rPr>
           <w:rFonts w:ascii="Arial Narrow" w:eastAsia="Arial Narrow" w:hAnsi="Arial Narrow" w:cs="Arial Narrow"/>
           <w:kern w:val="0"/>
-          <ns2:ligatures ns2:val="none"/>
+          <w14:ligatures w14:val="none"/>
         </w:rPr>
         <w:t xml:space="preserve">el artículo 4 de las Condiciones Operativas </w:t>
       </w:r>
@@ -5581,7 +5518,7 @@
         <w:rPr>
           <w:rFonts w:ascii="Arial Narrow" w:eastAsia="Arial Narrow" w:hAnsi="Arial Narrow" w:cs="Arial Narrow"/>
           <w:kern w:val="0"/>
-          <ns2:ligatures ns2:val="none"/>
+          <w14:ligatures w14:val="none"/>
         </w:rPr>
         <w:t xml:space="preserve">de la </w:t>
       </w:r>
@@ -5591,7 +5528,7 @@
           <w:color w:val="000000"/>
           <w:kern w:val="0"/>
           <w:lang w:val="es-ES" w:eastAsia="es-ES"/>
-          <ns2:ligatures ns2:val="none"/>
+          <w14:ligatures w14:val="none"/>
         </w:rPr>
         <w:t>Póliza 2005419714 del Seguro vehicular</w:t>
       </w:r>
@@ -5599,7 +5536,7 @@
         <w:rPr>
           <w:rFonts w:ascii="Arial Narrow" w:eastAsia="Arial Narrow" w:hAnsi="Arial Narrow" w:cs="Arial Narrow"/>
           <w:kern w:val="0"/>
-          <ns2:ligatures ns2:val="none"/>
+          <w14:ligatures w14:val="none"/>
         </w:rPr>
         <w:t xml:space="preserve"> que establece un plazo máximo de cuatro (4) horas para la comunicación del </w:t>
       </w:r>
@@ -5607,7 +5544,7 @@
         <w:rPr>
           <w:rFonts w:ascii="Arial Narrow" w:eastAsia="Arial Narrow" w:hAnsi="Arial Narrow" w:cs="Arial Narrow"/>
           <w:kern w:val="0"/>
-          <ns2:ligatures ns2:val="none"/>
+          <w14:ligatures w14:val="none"/>
         </w:rPr>
         <w:t>siniestro</w:t>
       </w:r>
@@ -5615,7 +5552,7 @@
         <w:rPr>
           <w:rFonts w:ascii="Arial Narrow" w:eastAsia="Arial Narrow" w:hAnsi="Arial Narrow" w:cs="Arial Narrow"/>
           <w:kern w:val="0"/>
-          <ns2:ligatures ns2:val="none"/>
+          <w14:ligatures w14:val="none"/>
         </w:rPr>
         <w:t>.</w:t>
       </w:r>
@@ -5623,12 +5560,12 @@
         <w:rPr>
           <w:rFonts w:ascii="Arial Narrow" w:eastAsia="Arial Narrow" w:hAnsi="Arial Narrow" w:cs="Arial Narrow"/>
           <w:kern w:val="0"/>
-          <ns2:ligatures ns2:val="none"/>
+          <w14:ligatures w14:val="none"/>
         </w:rPr>
         <w:t xml:space="preserve"> </w:t>
       </w:r>
     </w:p>
-    <w:p ns2:paraId="1743E13C" ns2:textId="77777777">
+    <w:p>
       <w:pPr>
         <w:pStyle w:val="Prrafodelista"/>
         <w:spacing w:after="0" w:line="240" w:lineRule="auto"/>
@@ -5637,11 +5574,11 @@
         <w:rPr>
           <w:rFonts w:ascii="Arial Narrow" w:eastAsia="Arial Narrow" w:hAnsi="Arial Narrow" w:cs="Arial Narrow"/>
           <w:kern w:val="0"/>
-          <ns2:ligatures ns2:val="none"/>
-        </w:rPr>
-      </w:pPr>
-    </w:p>
-    <w:p ns2:paraId="54167467" ns2:textId="72A7D1EC">
+          <w14:ligatures w14:val="none"/>
+        </w:rPr>
+      </w:pPr>
+    </w:p>
+    <w:p>
       <w:pPr>
         <w:pStyle w:val="Prrafodelista"/>
         <w:numPr>
@@ -5657,14 +5594,14 @@
         <w:rPr>
           <w:rFonts w:ascii="Arial Narrow" w:eastAsia="Arial Narrow" w:hAnsi="Arial Narrow" w:cs="Arial Narrow"/>
           <w:kern w:val="0"/>
-          <ns2:ligatures ns2:val="none"/>
-        </w:rPr>
-      </w:pPr>
-      <w:r>
-        <w:rPr>
-          <w:rFonts w:ascii="Arial Narrow" w:eastAsia="Arial Narrow" w:hAnsi="Arial Narrow" w:cs="Arial Narrow"/>
-          <w:kern w:val="0"/>
-          <ns2:ligatures ns2:val="none"/>
+          <w14:ligatures w14:val="none"/>
+        </w:rPr>
+      </w:pPr>
+      <w:r>
+        <w:rPr>
+          <w:rFonts w:ascii="Arial Narrow" w:eastAsia="Arial Narrow" w:hAnsi="Arial Narrow" w:cs="Arial Narrow"/>
+          <w:kern w:val="0"/>
+          <w14:ligatures w14:val="none"/>
         </w:rPr>
         <w:t xml:space="preserve">Presunta </w:t>
       </w:r>
@@ -5672,7 +5609,7 @@
         <w:rPr>
           <w:rFonts w:ascii="Arial Narrow" w:eastAsia="Arial Narrow" w:hAnsi="Arial Narrow" w:cs="Arial Narrow"/>
           <w:kern w:val="0"/>
-          <ns2:ligatures ns2:val="none"/>
+          <w14:ligatures w14:val="none"/>
         </w:rPr>
         <w:t xml:space="preserve">infracción al </w:t>
       </w:r>
@@ -5680,7 +5617,7 @@
         <w:rPr>
           <w:rFonts w:ascii="Arial Narrow" w:eastAsia="Arial Narrow" w:hAnsi="Arial Narrow" w:cs="Arial Narrow"/>
           <w:kern w:val="0"/>
-          <ns2:ligatures ns2:val="none"/>
+          <w14:ligatures w14:val="none"/>
         </w:rPr>
         <w:t>numeral 49.1. del artículo 49</w:t>
       </w:r>
@@ -5688,7 +5625,7 @@
         <w:rPr>
           <w:rFonts w:ascii="Arial Narrow" w:eastAsia="Arial Narrow" w:hAnsi="Arial Narrow" w:cs="Arial Narrow"/>
           <w:kern w:val="0"/>
-          <ns2:ligatures ns2:val="none"/>
+          <w14:ligatures w14:val="none"/>
         </w:rPr>
         <w:t xml:space="preserve"> y </w:t>
       </w:r>
@@ -5696,7 +5633,7 @@
         <w:rPr>
           <w:rFonts w:ascii="Arial Narrow" w:eastAsia="Arial Narrow" w:hAnsi="Arial Narrow" w:cs="Arial Narrow"/>
           <w:kern w:val="0"/>
-          <ns2:ligatures ns2:val="none"/>
+          <w14:ligatures w14:val="none"/>
         </w:rPr>
         <w:t xml:space="preserve">al literal a) del artículo 50 </w:t>
       </w:r>
@@ -5704,7 +5641,7 @@
         <w:rPr>
           <w:rFonts w:ascii="Arial Narrow" w:eastAsia="Arial Narrow" w:hAnsi="Arial Narrow" w:cs="Arial Narrow"/>
           <w:kern w:val="0"/>
-          <ns2:ligatures ns2:val="none"/>
+          <w14:ligatures w14:val="none"/>
         </w:rPr>
         <w:t>de la Ley</w:t>
       </w:r>
@@ -5712,7 +5649,7 @@
         <w:rPr>
           <w:rFonts w:ascii="Arial Narrow" w:eastAsia="Arial Narrow" w:hAnsi="Arial Narrow" w:cs="Arial Narrow"/>
           <w:kern w:val="0"/>
-          <ns2:ligatures ns2:val="none"/>
+          <w14:ligatures w14:val="none"/>
         </w:rPr>
         <w:t xml:space="preserve"> </w:t>
       </w:r>
@@ -5720,7 +5657,7 @@
         <w:rPr>
           <w:rFonts w:ascii="Arial Narrow" w:eastAsia="Arial Narrow" w:hAnsi="Arial Narrow" w:cs="Arial Narrow"/>
           <w:kern w:val="0"/>
-          <ns2:ligatures ns2:val="none"/>
+          <w14:ligatures w14:val="none"/>
         </w:rPr>
         <w:t xml:space="preserve"> 29571, Código de Protección y Defensa del Consumidor</w:t>
       </w:r>
@@ -5728,7 +5665,7 @@
         <w:rPr>
           <w:rFonts w:ascii="Arial Narrow" w:eastAsia="Arial Narrow" w:hAnsi="Arial Narrow" w:cs="Arial Narrow"/>
           <w:kern w:val="0"/>
-          <ns2:ligatures ns2:val="none"/>
+          <w14:ligatures w14:val="none"/>
         </w:rPr>
         <w:t xml:space="preserve">, en tanto </w:t>
       </w:r>
@@ -5736,7 +5673,7 @@
         <w:rPr>
           <w:rFonts w:ascii="Arial Narrow" w:eastAsia="Arial Narrow" w:hAnsi="Arial Narrow" w:cs="Arial Narrow"/>
           <w:kern w:val="0"/>
-          <ns2:ligatures ns2:val="none"/>
+          <w14:ligatures w14:val="none"/>
         </w:rPr>
         <w:t xml:space="preserve">la compañía aseguradora </w:t>
       </w:r>
@@ -5744,7 +5681,7 @@
         <w:rPr>
           <w:rFonts w:ascii="Arial Narrow" w:eastAsia="Arial Narrow" w:hAnsi="Arial Narrow" w:cs="Arial Narrow"/>
           <w:kern w:val="0"/>
-          <ns2:ligatures ns2:val="none"/>
+          <w14:ligatures w14:val="none"/>
         </w:rPr>
         <w:t xml:space="preserve">habría incluido una cláusula abusiva </w:t>
       </w:r>
@@ -5752,7 +5689,7 @@
         <w:rPr>
           <w:rFonts w:ascii="Arial Narrow" w:eastAsia="Arial Narrow" w:hAnsi="Arial Narrow" w:cs="Arial Narrow"/>
           <w:kern w:val="0"/>
-          <ns2:ligatures ns2:val="none"/>
+          <w14:ligatures w14:val="none"/>
         </w:rPr>
         <w:t xml:space="preserve">en el artículo </w:t>
       </w:r>
@@ -5760,7 +5697,7 @@
         <w:rPr>
           <w:rFonts w:ascii="Arial Narrow" w:eastAsia="Arial Narrow" w:hAnsi="Arial Narrow" w:cs="Arial Narrow"/>
           <w:kern w:val="0"/>
-          <ns2:ligatures ns2:val="none"/>
+          <w14:ligatures w14:val="none"/>
         </w:rPr>
         <w:t xml:space="preserve">5 de las Condiciones Operativas </w:t>
       </w:r>
@@ -5768,7 +5705,7 @@
         <w:rPr>
           <w:rFonts w:ascii="Arial Narrow" w:eastAsia="Arial Narrow" w:hAnsi="Arial Narrow" w:cs="Arial Narrow"/>
           <w:kern w:val="0"/>
-          <ns2:ligatures ns2:val="none"/>
+          <w14:ligatures w14:val="none"/>
         </w:rPr>
         <w:t xml:space="preserve">de la </w:t>
       </w:r>
@@ -5778,7 +5715,7 @@
           <w:color w:val="000000"/>
           <w:kern w:val="0"/>
           <w:lang w:val="es-ES" w:eastAsia="es-ES"/>
-          <ns2:ligatures ns2:val="none"/>
+          <w14:ligatures w14:val="none"/>
         </w:rPr>
         <w:t>Póliza 2005419714 del Seguro vehicular</w:t>
       </w:r>
@@ -5786,7 +5723,7 @@
         <w:rPr>
           <w:rFonts w:ascii="Arial Narrow" w:eastAsia="Arial Narrow" w:hAnsi="Arial Narrow" w:cs="Arial Narrow"/>
           <w:kern w:val="0"/>
-          <ns2:ligatures ns2:val="none"/>
+          <w14:ligatures w14:val="none"/>
         </w:rPr>
         <w:t xml:space="preserve"> </w:t>
       </w:r>
@@ -5794,7 +5731,7 @@
         <w:rPr>
           <w:rFonts w:ascii="Arial Narrow" w:eastAsia="Arial Narrow" w:hAnsi="Arial Narrow" w:cs="Arial Narrow"/>
           <w:kern w:val="0"/>
-          <ns2:ligatures ns2:val="none"/>
+          <w14:ligatures w14:val="none"/>
         </w:rPr>
         <w:t>que establece</w:t>
       </w:r>
@@ -5802,7 +5739,7 @@
         <w:rPr>
           <w:rFonts w:ascii="Arial Narrow" w:eastAsia="Arial Narrow" w:hAnsi="Arial Narrow" w:cs="Arial Narrow"/>
           <w:kern w:val="0"/>
-          <ns2:ligatures ns2:val="none"/>
+          <w14:ligatures w14:val="none"/>
         </w:rPr>
         <w:t xml:space="preserve"> condiciones que atribuyen </w:t>
       </w:r>
@@ -5810,7 +5747,7 @@
         <w:rPr>
           <w:rFonts w:ascii="Arial Narrow" w:eastAsia="Arial Narrow" w:hAnsi="Arial Narrow" w:cs="Arial Narrow"/>
           <w:kern w:val="0"/>
-          <ns2:ligatures ns2:val="none"/>
+          <w14:ligatures w14:val="none"/>
         </w:rPr>
         <w:t>cargas y obligaciones inadecuadas</w:t>
       </w:r>
@@ -5818,7 +5755,7 @@
         <w:rPr>
           <w:rFonts w:ascii="Arial Narrow" w:eastAsia="Arial Narrow" w:hAnsi="Arial Narrow" w:cs="Arial Narrow"/>
           <w:kern w:val="0"/>
-          <ns2:ligatures ns2:val="none"/>
+          <w14:ligatures w14:val="none"/>
         </w:rPr>
         <w:t xml:space="preserve"> </w:t>
       </w:r>
@@ -5826,7 +5763,7 @@
         <w:rPr>
           <w:rFonts w:ascii="Arial Narrow" w:eastAsia="Arial Narrow" w:hAnsi="Arial Narrow" w:cs="Arial Narrow"/>
           <w:kern w:val="0"/>
-          <ns2:ligatures ns2:val="none"/>
+          <w14:ligatures w14:val="none"/>
         </w:rPr>
         <w:t>para cuidar el vehículo asegurado ante un siniestro</w:t>
       </w:r>
@@ -5834,23 +5771,23 @@
         <w:rPr>
           <w:rFonts w:ascii="Arial Narrow" w:eastAsia="Arial Narrow" w:hAnsi="Arial Narrow" w:cs="Arial Narrow"/>
           <w:kern w:val="0"/>
-          <ns2:ligatures ns2:val="none"/>
+          <w14:ligatures w14:val="none"/>
         </w:rPr>
         <w:t>.</w:t>
       </w:r>
     </w:p>
-    <w:p ns2:paraId="5331746B" ns2:textId="77777777">
+    <w:p>
       <w:pPr>
         <w:pStyle w:val="Prrafodelista"/>
         <w:spacing w:after="0" w:line="240" w:lineRule="auto"/>
         <w:rPr>
           <w:rFonts w:ascii="Arial Narrow" w:eastAsia="Arial Narrow" w:hAnsi="Arial Narrow" w:cs="Arial Narrow"/>
           <w:kern w:val="0"/>
-          <ns2:ligatures ns2:val="none"/>
-        </w:rPr>
-      </w:pPr>
-    </w:p>
-    <w:p ns2:paraId="47830DF1" ns2:textId="57302E61">
+          <w14:ligatures w14:val="none"/>
+        </w:rPr>
+      </w:pPr>
+    </w:p>
+    <w:p>
       <w:pPr>
         <w:pStyle w:val="Prrafodelista"/>
         <w:numPr>
@@ -5866,14 +5803,14 @@
         <w:rPr>
           <w:rFonts w:ascii="Arial Narrow" w:eastAsia="Arial Narrow" w:hAnsi="Arial Narrow" w:cs="Arial Narrow"/>
           <w:kern w:val="0"/>
-          <ns2:ligatures ns2:val="none"/>
-        </w:rPr>
-      </w:pPr>
-      <w:r>
-        <w:rPr>
-          <w:rFonts w:ascii="Arial Narrow" w:eastAsia="Arial Narrow" w:hAnsi="Arial Narrow" w:cs="Arial Narrow"/>
-          <w:kern w:val="0"/>
-          <ns2:ligatures ns2:val="none"/>
+          <w14:ligatures w14:val="none"/>
+        </w:rPr>
+      </w:pPr>
+      <w:r>
+        <w:rPr>
+          <w:rFonts w:ascii="Arial Narrow" w:eastAsia="Arial Narrow" w:hAnsi="Arial Narrow" w:cs="Arial Narrow"/>
+          <w:kern w:val="0"/>
+          <w14:ligatures w14:val="none"/>
         </w:rPr>
         <w:t xml:space="preserve">Presunta infracción al numeral 88.1 del artículo 88 de la Ley 29571, Código de Protección y Defensa del Consumidor, en tanto </w:t>
       </w:r>
@@ -5881,7 +5818,7 @@
         <w:rPr>
           <w:rFonts w:ascii="Arial Narrow" w:eastAsia="Arial Narrow" w:hAnsi="Arial Narrow" w:cs="Arial Narrow"/>
           <w:kern w:val="0"/>
-          <ns2:ligatures ns2:val="none"/>
+          <w14:ligatures w14:val="none"/>
         </w:rPr>
         <w:t xml:space="preserve">la compañía aseguradora </w:t>
       </w:r>
@@ -5889,7 +5826,7 @@
         <w:rPr>
           <w:rFonts w:ascii="Arial Narrow" w:eastAsia="Arial Narrow" w:hAnsi="Arial Narrow" w:cs="Arial Narrow"/>
           <w:kern w:val="0"/>
-          <ns2:ligatures ns2:val="none"/>
+          <w14:ligatures w14:val="none"/>
         </w:rPr>
         <w:t xml:space="preserve">habría brindado una respuesta inadecuada al reclamo presentado por el denunciante el </w:t>
       </w:r>
@@ -5897,7 +5834,7 @@
         <w:rPr>
           <w:rFonts w:ascii="Arial Narrow" w:eastAsia="Arial Narrow" w:hAnsi="Arial Narrow" w:cs="Arial Narrow"/>
           <w:kern w:val="0"/>
-          <ns2:ligatures ns2:val="none"/>
+          <w14:ligatures w14:val="none"/>
         </w:rPr>
         <w:t>11 de enero de 2026</w:t>
       </w:r>
@@ -5905,14 +5842,14 @@
         <w:rPr>
           <w:rFonts w:ascii="Arial Narrow" w:eastAsia="Arial Narrow" w:hAnsi="Arial Narrow" w:cs="Arial Narrow"/>
           <w:kern w:val="0"/>
-          <ns2:ligatures ns2:val="none"/>
+          <w14:ligatures w14:val="none"/>
         </w:rPr>
         <w:t>.</w:t>
       </w:r>
     </w:p>
     <w:bookmarkEnd w:id="26"/>
     <w:bookmarkEnd w:id="27"/>
-    <w:p ns2:paraId="042B3F54" ns2:textId="777BBF33">
+    <w:p>
       <w:pPr>
         <w:spacing w:after="0" w:line="240" w:lineRule="auto"/>
         <w:contextualSpacing/>
@@ -5920,11 +5857,11 @@
         <w:rPr>
           <w:rFonts w:ascii="Arial Narrow" w:eastAsia="Arial Narrow" w:hAnsi="Arial Narrow" w:cs="Arial Narrow"/>
           <w:kern w:val="0"/>
-          <ns2:ligatures ns2:val="none"/>
-        </w:rPr>
-      </w:pPr>
-    </w:p>
-    <w:p ns2:paraId="0A292C9F" ns2:textId="3FC4F9E1">
+          <w14:ligatures w14:val="none"/>
+        </w:rPr>
+      </w:pPr>
+    </w:p>
+    <w:p>
       <w:pPr>
         <w:spacing w:after="0" w:line="240" w:lineRule="auto"/>
         <w:contextualSpacing/>
@@ -5932,7 +5869,7 @@
         <w:rPr>
           <w:rFonts w:ascii="Arial Narrow" w:eastAsia="Calibri" w:hAnsi="Arial Narrow" w:cs="Arial"/>
           <w:kern w:val="0"/>
-          <ns2:ligatures ns2:val="none"/>
+          <w14:ligatures w14:val="none"/>
         </w:rPr>
       </w:pPr>
       <w:r>
@@ -5942,7 +5879,7 @@
           <w:color w:val="000000"/>
           <w:kern w:val="0"/>
           <w:lang w:eastAsia="es-PE"/>
-          <ns2:ligatures ns2:val="none"/>
+          <w14:ligatures w14:val="none"/>
         </w:rPr>
         <w:lastRenderedPageBreak/>
         <w:t>SEGUNDO:</w:t>
@@ -5953,7 +5890,7 @@
           <w:color w:val="000000"/>
           <w:kern w:val="0"/>
           <w:lang w:eastAsia="es-PE"/>
-          <ns2:ligatures ns2:val="none"/>
+          <w14:ligatures w14:val="none"/>
         </w:rPr>
         <w:t xml:space="preserve"> tener por ofrecidos los medios probatorios presentados en el escrito de denuncia </w:t>
       </w:r>
@@ -5963,7 +5900,7 @@
           <w:color w:val="000000"/>
           <w:kern w:val="0"/>
           <w:lang w:val="es-ES" w:eastAsia="es-ES"/>
-          <ns2:ligatures ns2:val="none"/>
+          <w14:ligatures w14:val="none"/>
         </w:rPr>
         <w:t xml:space="preserve">del </w:t>
       </w:r>
@@ -5973,7 +5910,7 @@
           <w:color w:val="000000"/>
           <w:kern w:val="0"/>
           <w:lang w:val="es-ES" w:eastAsia="es-ES"/>
-          <ns2:ligatures ns2:val="none"/>
+          <w14:ligatures w14:val="none"/>
         </w:rPr>
         <w:t xml:space="preserve">25 de febrero de 2026, complementado mediante escrito del 25 de febrero de 2026</w:t>
       </w:r>
@@ -5983,7 +5920,7 @@
           <w:color w:val="000000"/>
           <w:kern w:val="0"/>
           <w:lang w:val="es-ES" w:eastAsia="es-ES"/>
-          <ns2:ligatures ns2:val="none"/>
+          <w14:ligatures w14:val="none"/>
         </w:rPr>
         <w:t xml:space="preserve">, subsanado mediante escrito del 12 de marzo de 2026</w:t>
       </w:r>
@@ -5991,12 +5928,12 @@
         <w:rPr>
           <w:rFonts w:ascii="Arial Narrow" w:eastAsia="Calibri" w:hAnsi="Arial Narrow" w:cs="Arial"/>
           <w:kern w:val="0"/>
-          <ns2:ligatures ns2:val="none"/>
+          <w14:ligatures w14:val="none"/>
         </w:rPr>
         <w:t>.</w:t>
       </w:r>
     </w:p>
-    <w:p ns2:paraId="68A17E97" ns2:textId="77777777">
+    <w:p>
       <w:pPr>
         <w:spacing w:after="0" w:line="240" w:lineRule="auto"/>
         <w:contextualSpacing/>
@@ -6006,11 +5943,11 @@
           <w:color w:val="000000"/>
           <w:kern w:val="0"/>
           <w:lang w:eastAsia="es-PE"/>
-          <ns2:ligatures ns2:val="none"/>
-        </w:rPr>
-      </w:pPr>
-    </w:p>
-    <w:p ns2:paraId="168254DA" ns2:textId="5C85EADB">
+          <w14:ligatures w14:val="none"/>
+        </w:rPr>
+      </w:pPr>
+    </w:p>
+    <w:p>
       <w:pPr>
         <w:spacing w:after="0" w:line="240" w:lineRule="auto"/>
         <w:contextualSpacing/>
@@ -6020,7 +5957,7 @@
           <w:color w:val="000000"/>
           <w:kern w:val="0"/>
           <w:lang w:eastAsia="es-PE"/>
-          <ns2:ligatures ns2:val="none"/>
+          <w14:ligatures w14:val="none"/>
         </w:rPr>
       </w:pPr>
       <w:r>
@@ -6030,7 +5967,7 @@
           <w:color w:val="000000"/>
           <w:kern w:val="0"/>
           <w:lang w:eastAsia="es-PE"/>
-          <ns2:ligatures ns2:val="none"/>
+          <w14:ligatures w14:val="none"/>
         </w:rPr>
         <w:t xml:space="preserve">TERCERO: </w:t>
       </w:r>
@@ -6040,7 +5977,7 @@
           <w:color w:val="000000"/>
           <w:kern w:val="0"/>
           <w:lang w:eastAsia="es-PE"/>
-          <ns2:ligatures ns2:val="none"/>
+          <w14:ligatures w14:val="none"/>
         </w:rPr>
         <w:t xml:space="preserve">requerir a </w:t>
       </w:r>
@@ -6071,12 +6008,12 @@
           <w:color w:val="000000"/>
           <w:kern w:val="0"/>
           <w:lang w:eastAsia="es-PE"/>
-          <ns2:ligatures ns2:val="none"/>
+          <w14:ligatures w14:val="none"/>
         </w:rPr>
         <w:t>que cumpla con lo siguiente:</w:t>
       </w:r>
     </w:p>
-    <w:p ns2:paraId="20FDFB8D" ns2:textId="77777777">
+    <w:p>
       <w:pPr>
         <w:spacing w:after="0" w:line="240" w:lineRule="auto"/>
         <w:contextualSpacing/>
@@ -6086,11 +6023,11 @@
           <w:color w:val="000000"/>
           <w:kern w:val="0"/>
           <w:lang w:eastAsia="es-PE"/>
-          <ns2:ligatures ns2:val="none"/>
-        </w:rPr>
-      </w:pPr>
-    </w:p>
-    <w:p ns2:paraId="4AA80738" ns2:textId="77777777">
+          <w14:ligatures w14:val="none"/>
+        </w:rPr>
+      </w:pPr>
+    </w:p>
+    <w:p>
       <w:pPr>
         <w:numPr>
           <w:ilvl w:val="0"/>
@@ -6105,21 +6042,21 @@
           <w:color w:val="000000"/>
           <w:kern w:val="0"/>
           <w:lang w:eastAsia="es-PE"/>
-          <ns2:ligatures ns2:val="none"/>
-        </w:rPr>
-      </w:pPr>
-      <w:r>
-        <w:rPr>
-          <w:rFonts w:ascii="Arial Narrow" w:eastAsia="Arial Narrow" w:hAnsi="Arial Narrow" w:cs="Arial Narrow"/>
-          <w:color w:val="000000"/>
-          <w:kern w:val="0"/>
-          <w:lang w:eastAsia="es-PE"/>
-          <ns2:ligatures ns2:val="none"/>
+          <w14:ligatures w14:val="none"/>
+        </w:rPr>
+      </w:pPr>
+      <w:r>
+        <w:rPr>
+          <w:rFonts w:ascii="Arial Narrow" w:eastAsia="Arial Narrow" w:hAnsi="Arial Narrow" w:cs="Arial Narrow"/>
+          <w:color w:val="000000"/>
+          <w:kern w:val="0"/>
+          <w:lang w:eastAsia="es-PE"/>
+          <w14:ligatures w14:val="none"/>
         </w:rPr>
         <w:t>presentar documentos que acrediten su inscripción en los Registros Públicos o una declaración jurada que indique que cuenta con dicha inscripción;</w:t>
       </w:r>
     </w:p>
-    <w:p ns2:paraId="2B29D59F" ns2:textId="77777777">
+    <w:p>
       <w:pPr>
         <w:numPr>
           <w:ilvl w:val="0"/>
@@ -6134,21 +6071,21 @@
           <w:color w:val="000000"/>
           <w:kern w:val="0"/>
           <w:lang w:eastAsia="es-PE"/>
-          <ns2:ligatures ns2:val="none"/>
-        </w:rPr>
-      </w:pPr>
-      <w:r>
-        <w:rPr>
-          <w:rFonts w:ascii="Arial Narrow" w:eastAsia="Arial Narrow" w:hAnsi="Arial Narrow" w:cs="Arial Narrow"/>
-          <w:color w:val="000000"/>
-          <w:kern w:val="0"/>
-          <w:lang w:eastAsia="es-PE"/>
-          <ns2:ligatures ns2:val="none"/>
+          <w14:ligatures w14:val="none"/>
+        </w:rPr>
+      </w:pPr>
+      <w:r>
+        <w:rPr>
+          <w:rFonts w:ascii="Arial Narrow" w:eastAsia="Arial Narrow" w:hAnsi="Arial Narrow" w:cs="Arial Narrow"/>
+          <w:color w:val="000000"/>
+          <w:kern w:val="0"/>
+          <w:lang w:eastAsia="es-PE"/>
+          <w14:ligatures w14:val="none"/>
         </w:rPr>
         <w:t>presentar copia simple de las facultades de representación de su representante legal en el presente procedimiento o la declaración jurada que indique que cuenta con dichas facultades y que estas se encuentran vigentes;</w:t>
       </w:r>
     </w:p>
-    <w:p ns2:paraId="7EF50C46" ns2:textId="77777777">
+    <w:p>
       <w:pPr>
         <w:numPr>
           <w:ilvl w:val="0"/>
@@ -6163,21 +6100,21 @@
           <w:color w:val="000000"/>
           <w:kern w:val="0"/>
           <w:lang w:eastAsia="es-PE"/>
-          <ns2:ligatures ns2:val="none"/>
-        </w:rPr>
-      </w:pPr>
-      <w:r>
-        <w:rPr>
-          <w:rFonts w:ascii="Arial Narrow" w:eastAsia="Arial Narrow" w:hAnsi="Arial Narrow" w:cs="Arial Narrow"/>
-          <w:color w:val="000000"/>
-          <w:kern w:val="0"/>
-          <w:lang w:eastAsia="es-PE"/>
-          <ns2:ligatures ns2:val="none"/>
+          <w14:ligatures w14:val="none"/>
+        </w:rPr>
+      </w:pPr>
+      <w:r>
+        <w:rPr>
+          <w:rFonts w:ascii="Arial Narrow" w:eastAsia="Arial Narrow" w:hAnsi="Arial Narrow" w:cs="Arial Narrow"/>
+          <w:color w:val="000000"/>
+          <w:kern w:val="0"/>
+          <w:lang w:eastAsia="es-PE"/>
+          <w14:ligatures w14:val="none"/>
         </w:rPr>
         <w:t>consignar el Número de Registro Único de Contribuyentes (RUC); y,</w:t>
       </w:r>
     </w:p>
-    <w:p ns2:paraId="19E4DFA1" ns2:textId="77777777">
+    <w:p>
       <w:pPr>
         <w:numPr>
           <w:ilvl w:val="0"/>
@@ -6190,16 +6127,16 @@
         <w:rPr>
           <w:rFonts w:ascii="Arial Narrow" w:eastAsia="Calibri" w:hAnsi="Arial Narrow" w:cs="Arial"/>
           <w:kern w:val="0"/>
-          <ns2:ligatures ns2:val="none"/>
-        </w:rPr>
-      </w:pPr>
-      <w:r>
-        <w:rPr>
-          <w:rFonts w:ascii="Arial Narrow" w:eastAsia="Arial Narrow" w:hAnsi="Arial Narrow" w:cs="Arial Narrow"/>
-          <w:color w:val="000000"/>
-          <w:kern w:val="0"/>
-          <w:lang w:eastAsia="es-PE"/>
-          <ns2:ligatures ns2:val="none"/>
+          <w14:ligatures w14:val="none"/>
+        </w:rPr>
+      </w:pPr>
+      <w:r>
+        <w:rPr>
+          <w:rFonts w:ascii="Arial Narrow" w:eastAsia="Arial Narrow" w:hAnsi="Arial Narrow" w:cs="Arial Narrow"/>
+          <w:color w:val="000000"/>
+          <w:kern w:val="0"/>
+          <w:lang w:eastAsia="es-PE"/>
+          <w14:ligatures w14:val="none"/>
         </w:rPr>
         <w:t>fijar domicilio procesal para el procedimiento, de conformidad con el numeral 1 del artículo 442</w:t>
       </w:r>
@@ -6209,7 +6146,7 @@
           <w:color w:val="000000"/>
           <w:kern w:val="0"/>
           <w:lang w:eastAsia="es-PE"/>
-          <ns2:ligatures ns2:val="none"/>
+          <w14:ligatures w14:val="none"/>
         </w:rPr>
         <w:t/>
       </w:r>
@@ -6219,7 +6156,7 @@
           <w:color w:val="000000"/>
           <w:kern w:val="0"/>
           <w:lang w:eastAsia="es-PE"/>
-          <ns2:ligatures ns2:val="none"/>
+          <w14:ligatures w14:val="none"/>
         </w:rPr>
         <w:t xml:space="preserve"> del Código Procesal Civil. </w:t>
       </w:r>
@@ -6227,7 +6164,7 @@
         <w:rPr>
           <w:rFonts w:ascii="Arial Narrow" w:eastAsia="Calibri" w:hAnsi="Arial Narrow" w:cs="Arial"/>
           <w:kern w:val="0"/>
-          <ns2:ligatures ns2:val="none"/>
+          <w14:ligatures w14:val="none"/>
         </w:rPr>
         <w:t>Para ello podrá señalar domicilio físico o una dirección electrónica a la que pueda remitirse las notificaciones</w:t>
       </w:r>
@@ -6236,12 +6173,12 @@
           <w:rFonts w:ascii="Arial Narrow" w:eastAsia="Arial" w:hAnsi="Arial Narrow" w:cs="Arial"/>
           <w:kern w:val="0"/>
           <w:lang w:val="es"/>
-          <ns2:ligatures ns2:val="none"/>
+          <w14:ligatures w14:val="none"/>
         </w:rPr>
         <w:t>;</w:t>
       </w:r>
     </w:p>
-    <w:p ns2:paraId="7C63E340" ns2:textId="77777777">
+    <w:p>
       <w:pPr>
         <w:numPr>
           <w:ilvl w:val="0"/>
@@ -6254,14 +6191,14 @@
         <w:rPr>
           <w:rFonts w:ascii="Arial Narrow" w:eastAsia="Calibri" w:hAnsi="Arial Narrow" w:cs="Arial"/>
           <w:kern w:val="0"/>
-          <ns2:ligatures ns2:val="none"/>
+          <w14:ligatures w14:val="none"/>
         </w:rPr>
       </w:pPr>
       <w:r>
         <w:rPr>
           <w:rFonts w:ascii="Arial Narrow" w:eastAsia="Calibri" w:hAnsi="Arial Narrow" w:cs="Arial"/>
           <w:kern w:val="0"/>
-          <ns2:ligatures ns2:val="none"/>
+          <w14:ligatures w14:val="none"/>
         </w:rPr>
         <w:t xml:space="preserve">en caso califique como </w:t>
       </w:r>
@@ -6270,7 +6207,7 @@
         <w:rPr>
           <w:rFonts w:ascii="Arial Narrow" w:eastAsia="Calibri" w:hAnsi="Arial Narrow" w:cs="Arial"/>
           <w:kern w:val="0"/>
-          <ns2:ligatures ns2:val="none"/>
+          <w14:ligatures w14:val="none"/>
         </w:rPr>
         <w:t>micro empresa</w:t>
       </w:r>
@@ -6279,7 +6216,7 @@
         <w:rPr>
           <w:rFonts w:ascii="Arial Narrow" w:eastAsia="Calibri" w:hAnsi="Arial Narrow" w:cs="Arial"/>
           <w:kern w:val="0"/>
-          <ns2:ligatures ns2:val="none"/>
+          <w14:ligatures w14:val="none"/>
         </w:rPr>
         <w:t xml:space="preserve"> o pequeña empresa, presentar los documentos que acrediten su volumen de ventas o ingresos brutos percibidos el año anterior relativo a todas sus actividades económicas y el número de trabajadores con el que cuenta</w:t>
       </w:r>
@@ -6289,7 +6226,7 @@
           <w:rFonts w:ascii="Arial Narrow" w:eastAsia="Calibri" w:hAnsi="Arial Narrow" w:cs="Arial"/>
           <w:kern w:val="0"/>
           <w:vertAlign w:val="superscript"/>
-          <ns2:ligatures ns2:val="none"/>
+          <w14:ligatures w14:val="none"/>
         </w:rPr>
         <w:footnoteReference w:id="8"/>
       </w:r>
@@ -6297,7 +6234,7 @@
         <w:rPr>
           <w:rFonts w:ascii="Arial Narrow" w:eastAsia="Calibri" w:hAnsi="Arial Narrow" w:cs="Arial"/>
           <w:kern w:val="0"/>
-          <ns2:ligatures ns2:val="none"/>
+          <w14:ligatures w14:val="none"/>
         </w:rPr>
         <w:t>. Ello, a fin de que la Comisión pueda meritar dicha documentación, conforme lo establece el artículo 110</w:t>
       </w:r>
@@ -6307,7 +6244,7 @@
           <w:color w:val="000000"/>
           <w:kern w:val="0"/>
           <w:lang w:eastAsia="es-PE"/>
-          <ns2:ligatures ns2:val="none"/>
+          <w14:ligatures w14:val="none"/>
         </w:rPr>
         <w:t/>
       </w:r>
@@ -6315,7 +6252,7 @@
         <w:rPr>
           <w:rFonts w:ascii="Arial Narrow" w:eastAsia="Calibri" w:hAnsi="Arial Narrow" w:cs="Arial"/>
           <w:kern w:val="0"/>
-          <ns2:ligatures ns2:val="none"/>
+          <w14:ligatures w14:val="none"/>
         </w:rPr>
         <w:t xml:space="preserve"> del </w:t>
       </w:r>
@@ -6324,7 +6261,7 @@
           <w:rFonts w:ascii="Arial Narrow" w:eastAsia="Calibri" w:hAnsi="Arial Narrow" w:cs="Arial"/>
           <w:spacing w:val="-2"/>
           <w:kern w:val="0"/>
-          <ns2:ligatures ns2:val="none"/>
+          <w14:ligatures w14:val="none"/>
         </w:rPr>
         <w:t>Código</w:t>
       </w:r>
@@ -6335,7 +6272,7 @@
           <w:spacing w:val="-2"/>
           <w:kern w:val="0"/>
           <w:vertAlign w:val="superscript"/>
-          <ns2:ligatures ns2:val="none"/>
+          <w14:ligatures w14:val="none"/>
         </w:rPr>
         <w:footnoteReference w:id="9"/>
       </w:r>
@@ -6344,12 +6281,12 @@
           <w:rFonts w:ascii="Arial Narrow" w:eastAsia="Calibri" w:hAnsi="Arial Narrow" w:cs="Arial"/>
           <w:spacing w:val="-2"/>
           <w:kern w:val="0"/>
-          <ns2:ligatures ns2:val="none"/>
+          <w14:ligatures w14:val="none"/>
         </w:rPr>
         <w:t>.</w:t>
       </w:r>
     </w:p>
-    <w:p ns2:paraId="1F11FE32" ns2:textId="77777777">
+    <w:p>
       <w:pPr>
         <w:spacing w:after="0" w:line="240" w:lineRule="auto"/>
         <w:ind w:left="567"/>
@@ -6360,7 +6297,7 @@
           <w:color w:val="000000"/>
           <w:kern w:val="0"/>
           <w:lang w:eastAsia="es-PE"/>
-          <ns2:ligatures ns2:val="none"/>
+          <w14:ligatures w14:val="none"/>
         </w:rPr>
       </w:pPr>
     </w:p>
@@ -6374,7 +6311,7 @@
           <w:color w:val="000000"/>
           <w:kern w:val="0"/>
           <w:lang w:eastAsia="es-PE"/>
-          <ns2:ligatures ns2:val="none"/>
+          <w14:ligatures w14:val="none"/>
         </w:rPr>
       </w:pPr>
       <w:r>
@@ -6393,10 +6330,50 @@
           <w:sz w:val="20"/>
           <w:szCs w:val="20"/>
         </w:rPr>
-        <w:t xml:space="preserve">correr traslado de la presente resolución a Pacífico Compañía de Seguros y Reaseguros S.A. para que, de conformidad con lo dispuesto por el artículo 26 de la Ley sobre Facultades, Normas y Organización del Indecopi, aprobada por Decreto Legislativo 807, presente sus descargos sobre la imputación de cargos realizada en un plazo no mayor a cinco (5) días hábiles contado a partir del día siguiente de la notificación de la presente resolución, vencido el cual, el Secretario Técnico declarará en rebeldía al denunciado que no lo hubiera presentado. Debe precisarse que de conformidad con lo establecido por el artículo 223 del Texto Único Ordenado de la Ley 27444, Ley del Procedimiento Administrativo General, las alegaciones y los hechos relevantes de la reclamación, salvo que hayan sido específicamente negadas en la contestación, se tendrán por aceptadas o merituadas como ciertas.</w:t>
-      </w:r>
-    </w:p>
-    <w:p ns2:paraId="228F876C" ns2:textId="77777777">
+        <w:t xml:space="preserve">correr traslado de la presente resolución a Pacífico Compañía de Seguros y Reaseguros S.A. para que, de conformidad con lo dispuesto por el artículo 26 de la Ley sobre Facultades, Normas y Organización del Indecopi, aprobada por Decreto Legislativo 807</w:t>
+      </w:r>
+      <w:r>
+        <w:rPr>
+          <w:rStyle w:val="Refdenotaalpie"/>
+          <w:rFonts w:ascii="Arial Narrow" w:eastAsia="Times New Roman" w:hAnsi="Arial Narrow" w:cs="Times New Roman"/>
+          <w:color w:val="000000"/>
+          <w:kern w:val="0"/>
+          <w:vertAlign w:val="superscript"/>
+          <w:lang w:val="es-ES" w:eastAsia="es-ES"/>
+          <w14:ligatures w14:val="none"/>
+        </w:rPr>
+        <w:footnoteReference w:id="15"/>
+      </w:r>
+      <w:r>
+        <w:rPr>
+          <w:rFonts w:ascii="Arial Narrow" w:hAnsi="Arial Narrow" w:cs="Arial Narrow"/>
+          <w:sz w:val="20"/>
+          <w:szCs w:val="20"/>
+        </w:rPr>
+        <w:t xml:space="preserve">, presente sus descargos sobre la imputación de cargos realizada en un plazo no mayor a cinco (5) días hábiles contado a partir del día siguiente de la notificación de la presente resolución, vencido el cual, el Secretario Técnico declarará en rebeldía al denunciado que no lo hubiera presentado. Debe precisarse que de conformidad con lo establecido por el artículo 223 del Texto Único Ordenado de la Ley 27444, Ley del Procedimiento Administrativo General</w:t>
+      </w:r>
+      <w:r>
+        <w:rPr>
+          <w:rStyle w:val="Refdenotaalpie"/>
+          <w:rFonts w:ascii="Arial Narrow" w:eastAsia="Times New Roman" w:hAnsi="Arial Narrow" w:cs="Times New Roman"/>
+          <w:color w:val="000000"/>
+          <w:kern w:val="0"/>
+          <w:vertAlign w:val="superscript"/>
+          <w:lang w:val="es-ES" w:eastAsia="es-ES"/>
+          <w14:ligatures w14:val="none"/>
+        </w:rPr>
+        <w:footnoteReference w:id="16"/>
+      </w:r>
+      <w:r>
+        <w:rPr>
+          <w:rFonts w:ascii="Arial Narrow" w:hAnsi="Arial Narrow" w:cs="Arial Narrow"/>
+          <w:sz w:val="20"/>
+          <w:szCs w:val="20"/>
+        </w:rPr>
+        <w:t xml:space="preserve">, las alegaciones y los hechos relevantes de la reclamación, salvo que hayan sido específicamente negadas en la contestación, se tendrán por aceptadas o merituadas como ciertas.</w:t>
+      </w:r>
+    </w:p>
+    <w:p>
       <w:pPr>
         <w:spacing w:after="0" w:line="240" w:lineRule="auto"/>
         <w:contextualSpacing/>
@@ -6406,11 +6383,11 @@
           <w:color w:val="000000"/>
           <w:kern w:val="0"/>
           <w:lang w:eastAsia="es-PE"/>
-          <ns2:ligatures ns2:val="none"/>
-        </w:rPr>
-      </w:pPr>
-    </w:p>
-    <w:p ns2:paraId="774AFBA5" ns2:textId="359B4250">
+          <w14:ligatures w14:val="none"/>
+        </w:rPr>
+      </w:pPr>
+    </w:p>
+    <w:p>
       <w:pPr>
         <w:spacing w:after="0" w:line="240" w:lineRule="auto"/>
         <w:contextualSpacing/>
@@ -6420,7 +6397,7 @@
           <w:color w:val="000000"/>
           <w:kern w:val="0"/>
           <w:lang w:val="es-ES" w:eastAsia="es-ES"/>
-          <ns2:ligatures ns2:val="none"/>
+          <w14:ligatures w14:val="none"/>
         </w:rPr>
       </w:pPr>
       <w:r>
@@ -6430,7 +6407,7 @@
           <w:color w:val="000000"/>
           <w:kern w:val="0"/>
           <w:lang w:eastAsia="es-PE"/>
-          <ns2:ligatures ns2:val="none"/>
+          <w14:ligatures w14:val="none"/>
         </w:rPr>
         <w:t xml:space="preserve">QUINTO: </w:t>
       </w:r>
@@ -6441,7 +6418,7 @@
           <w:color w:val="000000"/>
           <w:kern w:val="0"/>
           <w:lang w:eastAsia="es-ES"/>
-          <ns2:ligatures ns2:val="none"/>
+          <w14:ligatures w14:val="none"/>
         </w:rPr>
         <w:t xml:space="preserve">requerir </w:t>
       </w:r>
@@ -6451,7 +6428,7 @@
           <w:color w:val="000000"/>
           <w:kern w:val="0"/>
           <w:lang w:val="es-ES" w:eastAsia="es-ES"/>
-          <ns2:ligatures ns2:val="none"/>
+          <w14:ligatures w14:val="none"/>
         </w:rPr>
         <w:t xml:space="preserve">que, en un </w:t>
       </w:r>
@@ -6461,7 +6438,7 @@
           <w:color w:val="000000"/>
           <w:kern w:val="0"/>
           <w:lang w:eastAsia="es-ES"/>
-          <ns2:ligatures ns2:val="none"/>
+          <w14:ligatures w14:val="none"/>
         </w:rPr>
         <w:t>plazo no mayor de cinco (5) días hábiles contado a partir del día siguiente de la notificación de la presente resolución</w:t>
       </w:r>
@@ -6472,7 +6449,7 @@
           <w:color w:val="000000"/>
           <w:kern w:val="0"/>
           <w:lang w:eastAsia="es-ES"/>
-          <ns2:ligatures ns2:val="none"/>
+          <w14:ligatures w14:val="none"/>
         </w:rPr>
         <w:t xml:space="preserve">, </w:t>
       </w:r>
@@ -6484,7 +6461,7 @@
           <w:kern w:val="0"/>
           <w:shd w:val="clear" w:color="auto" w:fill="FFFFFF"/>
           <w:lang w:eastAsia="es-PE"/>
-          <ns2:ligatures ns2:val="none"/>
+          <w14:ligatures w14:val="none"/>
         </w:rPr>
         <w:t>el proveedor denunciado</w:t>
       </w:r>
@@ -6494,7 +6471,7 @@
           <w:color w:val="000000"/>
           <w:kern w:val="0"/>
           <w:lang w:eastAsia="es-ES"/>
-          <ns2:ligatures ns2:val="none"/>
+          <w14:ligatures w14:val="none"/>
         </w:rPr>
         <w:t xml:space="preserve"> </w:t>
       </w:r>
@@ -6505,7 +6482,7 @@
           <w:color w:val="000000"/>
           <w:kern w:val="0"/>
           <w:lang w:val="es-ES" w:eastAsia="es-ES"/>
-          <ns2:ligatures ns2:val="none"/>
+          <w14:ligatures w14:val="none"/>
         </w:rPr>
         <w:t xml:space="preserve">cumpla con: </w:t>
       </w:r>
@@ -6515,7 +6492,7 @@
           <w:color w:val="000000"/>
           <w:kern w:val="0"/>
           <w:lang w:val="es-ES" w:eastAsia="es-ES"/>
-          <ns2:ligatures ns2:val="none"/>
+          <w14:ligatures w14:val="none"/>
         </w:rPr>
         <w:t>(i) presentar una copia completa, legible y debidamente suscrita de la Póliza 2005419714 del Seguro vehicular, así como el cargo de remisión de la póliza; (</w:t>
       </w:r>
@@ -6526,7 +6503,7 @@
           <w:color w:val="000000"/>
           <w:kern w:val="0"/>
           <w:lang w:val="es-ES" w:eastAsia="es-ES"/>
-          <ns2:ligatures ns2:val="none"/>
+          <w14:ligatures w14:val="none"/>
         </w:rPr>
         <w:t>ii</w:t>
       </w:r>
@@ -6537,7 +6514,7 @@
           <w:color w:val="000000"/>
           <w:kern w:val="0"/>
           <w:lang w:val="es-ES" w:eastAsia="es-ES"/>
-          <ns2:ligatures ns2:val="none"/>
+          <w14:ligatures w14:val="none"/>
         </w:rPr>
         <w:t>) presentar los medios probatorios que acrediten que la negativa de otorgamiento de cobertura fue justificada; y, (iii) presentar todas las comunicaciones cursadas con la parte denunciante en virtud de los hechos materia de denuncia</w:t>
       </w:r>
@@ -6547,12 +6524,12 @@
           <w:color w:val="000000"/>
           <w:kern w:val="0"/>
           <w:lang w:val="es-ES" w:eastAsia="es-ES"/>
-          <ns2:ligatures ns2:val="none"/>
+          <w14:ligatures w14:val="none"/>
         </w:rPr>
         <w:t>.</w:t>
       </w:r>
     </w:p>
-    <w:p ns2:paraId="12A4D8BD" ns2:textId="77777777">
+    <w:p>
       <w:pPr>
         <w:spacing w:after="0" w:line="240" w:lineRule="auto"/>
         <w:contextualSpacing/>
@@ -6563,11 +6540,11 @@
           <w:color w:val="000000"/>
           <w:kern w:val="0"/>
           <w:lang w:val="es-ES" w:eastAsia="es-PE"/>
-          <ns2:ligatures ns2:val="none"/>
-        </w:rPr>
-      </w:pPr>
-    </w:p>
-    <w:p ns2:paraId="591B7E6F" ns2:textId="77777777">
+          <w14:ligatures w14:val="none"/>
+        </w:rPr>
+      </w:pPr>
+    </w:p>
+    <w:p>
       <w:pPr>
         <w:spacing w:after="0" w:line="240" w:lineRule="auto"/>
         <w:contextualSpacing/>
@@ -6577,7 +6554,7 @@
           <w:color w:val="000000"/>
           <w:kern w:val="0"/>
           <w:lang w:eastAsia="es-PE"/>
-          <ns2:ligatures ns2:val="none"/>
+          <w14:ligatures w14:val="none"/>
         </w:rPr>
       </w:pPr>
       <w:r>
@@ -6587,7 +6564,7 @@
           <w:color w:val="000000"/>
           <w:kern w:val="0"/>
           <w:lang w:eastAsia="es-PE"/>
-          <ns2:ligatures ns2:val="none"/>
+          <w14:ligatures w14:val="none"/>
         </w:rPr>
         <w:lastRenderedPageBreak/>
         <w:t>SEXTO:</w:t>
@@ -6598,7 +6575,7 @@
           <w:color w:val="000000"/>
           <w:kern w:val="0"/>
           <w:lang w:eastAsia="es-PE"/>
-          <ns2:ligatures ns2:val="none"/>
+          <w14:ligatures w14:val="none"/>
         </w:rPr>
         <w:t xml:space="preserve"> </w:t>
       </w:r>
@@ -6609,7 +6586,7 @@
           <w:color w:val="000000"/>
           <w:kern w:val="0"/>
           <w:lang w:eastAsia="es-PE"/>
-          <ns2:ligatures ns2:val="none"/>
+          <w14:ligatures w14:val="none"/>
         </w:rPr>
         <w:t>informar a las partes que el artículo 110</w:t>
       </w:r>
@@ -6619,7 +6596,7 @@
           <w:color w:val="000000"/>
           <w:kern w:val="0"/>
           <w:lang w:eastAsia="es-PE"/>
-          <ns2:ligatures ns2:val="none"/>
+          <w14:ligatures w14:val="none"/>
         </w:rPr>
         <w:t/>
       </w:r>
@@ -6629,7 +6606,7 @@
           <w:color w:val="000000"/>
           <w:kern w:val="0"/>
           <w:lang w:eastAsia="es-PE"/>
-          <ns2:ligatures ns2:val="none"/>
+          <w14:ligatures w14:val="none"/>
         </w:rPr>
         <w:t xml:space="preserve"> de la Ley 29571, Código de Protección y Defensa del Consumidor</w:t>
       </w:r>
@@ -6641,7 +6618,7 @@
           <w:kern w:val="0"/>
           <w:vertAlign w:val="superscript"/>
           <w:lang w:eastAsia="es-PE"/>
-          <ns2:ligatures ns2:val="none"/>
+          <w14:ligatures w14:val="none"/>
         </w:rPr>
         <w:footnoteReference w:id="10"/>
       </w:r>
@@ -6651,7 +6628,7 @@
           <w:color w:val="000000"/>
           <w:kern w:val="0"/>
           <w:lang w:eastAsia="es-PE"/>
-          <ns2:ligatures ns2:val="none"/>
+          <w14:ligatures w14:val="none"/>
         </w:rPr>
         <w:t>, faculta a la Comisión a calificar las infracciones de la referida norma como leves, graves o muy graves e imponer sanciones que van desde una amonestación hasta una multa por un máximo de 450 Unidades Impositivas Tributarias, sin perjuicio de las medidas correctivas, reparadoras y complementarias, que puedan ordenarse de acuerdo a lo estipulado en los artículos 114</w:t>
       </w:r>
@@ -6661,7 +6638,7 @@
           <w:color w:val="000000"/>
           <w:kern w:val="0"/>
           <w:lang w:eastAsia="es-PE"/>
-          <ns2:ligatures ns2:val="none"/>
+          <w14:ligatures w14:val="none"/>
         </w:rPr>
         <w:t/>
       </w:r>
@@ -6671,7 +6648,7 @@
           <w:color w:val="000000"/>
           <w:kern w:val="0"/>
           <w:lang w:eastAsia="es-PE"/>
-          <ns2:ligatures ns2:val="none"/>
+          <w14:ligatures w14:val="none"/>
         </w:rPr>
         <w:t>, 115</w:t>
       </w:r>
@@ -6681,7 +6658,7 @@
           <w:color w:val="000000"/>
           <w:kern w:val="0"/>
           <w:lang w:eastAsia="es-PE"/>
-          <ns2:ligatures ns2:val="none"/>
+          <w14:ligatures w14:val="none"/>
         </w:rPr>
         <w:t/>
       </w:r>
@@ -6691,7 +6668,7 @@
           <w:color w:val="000000"/>
           <w:kern w:val="0"/>
           <w:lang w:eastAsia="es-PE"/>
-          <ns2:ligatures ns2:val="none"/>
+          <w14:ligatures w14:val="none"/>
         </w:rPr>
         <w:t xml:space="preserve"> y 116</w:t>
       </w:r>
@@ -6701,7 +6678,7 @@
           <w:color w:val="000000"/>
           <w:kern w:val="0"/>
           <w:lang w:eastAsia="es-PE"/>
-          <ns2:ligatures ns2:val="none"/>
+          <w14:ligatures w14:val="none"/>
         </w:rPr>
         <w:t/>
       </w:r>
@@ -6711,7 +6688,7 @@
           <w:color w:val="000000"/>
           <w:kern w:val="0"/>
           <w:lang w:eastAsia="es-PE"/>
-          <ns2:ligatures ns2:val="none"/>
+          <w14:ligatures w14:val="none"/>
         </w:rPr>
         <w:t xml:space="preserve"> de la referida norma</w:t>
       </w:r>
@@ -6723,7 +6700,7 @@
           <w:kern w:val="0"/>
           <w:vertAlign w:val="superscript"/>
           <w:lang w:eastAsia="es-PE"/>
-          <ns2:ligatures ns2:val="none"/>
+          <w14:ligatures w14:val="none"/>
         </w:rPr>
         <w:footnoteReference w:id="11"/>
       </w:r>
@@ -6733,7 +6710,7 @@
           <w:color w:val="000000"/>
           <w:kern w:val="0"/>
           <w:lang w:eastAsia="es-PE"/>
-          <ns2:ligatures ns2:val="none"/>
+          <w14:ligatures w14:val="none"/>
         </w:rPr>
         <w:t xml:space="preserve">. </w:t>
       </w:r>
@@ -6744,7 +6721,7 @@
           <w:color w:val="000000"/>
           <w:kern w:val="0"/>
           <w:lang w:eastAsia="es-PE"/>
-          <ns2:ligatures ns2:val="none"/>
+          <w14:ligatures w14:val="none"/>
         </w:rPr>
         <w:lastRenderedPageBreak/>
         <w:t>Asimismo, se consideran circunstancias atenuantes para la graduación de la sanción, el allanamiento de la denuncia o el reconocimiento de las pretensiones en ella contenidas, de acuerdo con el artículo 112</w:t>
@@ -6755,7 +6732,7 @@
           <w:color w:val="000000"/>
           <w:kern w:val="0"/>
           <w:lang w:eastAsia="es-PE"/>
-          <ns2:ligatures ns2:val="none"/>
+          <w14:ligatures w14:val="none"/>
         </w:rPr>
         <w:t/>
       </w:r>
@@ -6765,7 +6742,7 @@
           <w:color w:val="000000"/>
           <w:kern w:val="0"/>
           <w:lang w:eastAsia="es-PE"/>
-          <ns2:ligatures ns2:val="none"/>
+          <w14:ligatures w14:val="none"/>
         </w:rPr>
         <w:t xml:space="preserve"> del Código</w:t>
       </w:r>
@@ -6777,7 +6754,7 @@
           <w:kern w:val="0"/>
           <w:vertAlign w:val="superscript"/>
           <w:lang w:eastAsia="es-PE"/>
-          <ns2:ligatures ns2:val="none"/>
+          <w14:ligatures w14:val="none"/>
         </w:rPr>
         <w:footnoteReference w:id="12"/>
       </w:r>
@@ -6787,12 +6764,12 @@
           <w:color w:val="000000"/>
           <w:kern w:val="0"/>
           <w:lang w:eastAsia="es-PE"/>
-          <ns2:ligatures ns2:val="none"/>
+          <w14:ligatures w14:val="none"/>
         </w:rPr>
         <w:t>.</w:t>
       </w:r>
     </w:p>
-    <w:p ns2:paraId="0ECE55DF" ns2:textId="77777777">
+    <w:p>
       <w:pPr>
         <w:shd w:val="clear" w:color="auto" w:fill="FFFFFF"/>
         <w:spacing w:after="0" w:line="240" w:lineRule="auto"/>
@@ -6804,11 +6781,11 @@
           <w:color w:val="000000"/>
           <w:kern w:val="0"/>
           <w:lang w:eastAsia="es-PE"/>
-          <ns2:ligatures ns2:val="none"/>
-        </w:rPr>
-      </w:pPr>
-    </w:p>
-    <w:p ns2:paraId="1CC114EB" ns2:textId="77777777">
+          <w14:ligatures w14:val="none"/>
+        </w:rPr>
+      </w:pPr>
+    </w:p>
+    <w:p>
       <w:pPr>
         <w:shd w:val="clear" w:color="auto" w:fill="FFFFFF"/>
         <w:spacing w:after="0" w:line="240" w:lineRule="auto"/>
@@ -6819,7 +6796,7 @@
           <w:color w:val="000000"/>
           <w:kern w:val="0"/>
           <w:lang w:eastAsia="es-PE"/>
-          <ns2:ligatures ns2:val="none"/>
+          <w14:ligatures w14:val="none"/>
         </w:rPr>
       </w:pPr>
       <w:r>
@@ -6829,7 +6806,7 @@
           <w:color w:val="000000"/>
           <w:kern w:val="0"/>
           <w:lang w:eastAsia="es-PE"/>
-          <ns2:ligatures ns2:val="none"/>
+          <w14:ligatures w14:val="none"/>
         </w:rPr>
         <w:t>SÉTIMO:</w:t>
       </w:r>
@@ -6839,7 +6816,7 @@
           <w:color w:val="000000"/>
           <w:kern w:val="0"/>
           <w:lang w:eastAsia="es-PE"/>
-          <ns2:ligatures ns2:val="none"/>
+          <w14:ligatures w14:val="none"/>
         </w:rPr>
         <w:t xml:space="preserve"> informar a las partes que conforme a lo establecido en el artículo 39</w:t>
       </w:r>
@@ -6849,7 +6826,7 @@
           <w:color w:val="000000"/>
           <w:kern w:val="0"/>
           <w:lang w:eastAsia="es-PE"/>
-          <ns2:ligatures ns2:val="none"/>
+          <w14:ligatures w14:val="none"/>
         </w:rPr>
         <w:t/>
       </w:r>
@@ -6859,12 +6836,12 @@
           <w:color w:val="000000"/>
           <w:kern w:val="0"/>
           <w:lang w:eastAsia="es-PE"/>
-          <ns2:ligatures ns2:val="none"/>
+          <w14:ligatures w14:val="none"/>
         </w:rPr>
         <w:t xml:space="preserve"> de la Ley sobre Facultades, Normas y Organización del Indecopi, aprobada por Decreto Legislativo 807, los gastos por los peritajes realizados, actuación de pruebas, inspecciones y otros derivados de la tramitación del proceso serán de cargo de la parte que solicita la prueba, salvo pacto en contrario. En todos los casos, la resolución final determinará si los gastos deben ser asumidos por alguna de las partes, o reembolsados a la otra parte o al Indecopi, según sea el caso, de manera adicional a la sanción que haya podido imponerse. </w:t>
       </w:r>
     </w:p>
-    <w:p ns2:paraId="364C4B19" ns2:textId="77777777">
+    <w:p>
       <w:pPr>
         <w:shd w:val="clear" w:color="auto" w:fill="FFFFFF"/>
         <w:spacing w:after="0" w:line="240" w:lineRule="auto"/>
@@ -6875,11 +6852,11 @@
           <w:color w:val="000000"/>
           <w:kern w:val="0"/>
           <w:lang w:eastAsia="es-PE"/>
-          <ns2:ligatures ns2:val="none"/>
-        </w:rPr>
-      </w:pPr>
-    </w:p>
-    <w:p ns2:paraId="27E9BBC0" ns2:textId="77777777">
+          <w14:ligatures w14:val="none"/>
+        </w:rPr>
+      </w:pPr>
+    </w:p>
+    <w:p>
       <w:pPr>
         <w:suppressAutoHyphens/>
         <w:spacing w:after="0" w:line="240" w:lineRule="auto"/>
@@ -6889,7 +6866,7 @@
           <w:rFonts w:ascii="Arial Narrow" w:eastAsia="Calibri" w:hAnsi="Arial Narrow" w:cs="Arial"/>
           <w:kern w:val="0"/>
           <w:u w:val="single"/>
-          <ns2:ligatures ns2:val="none"/>
+          <w14:ligatures w14:val="none"/>
         </w:rPr>
       </w:pPr>
       <w:r>
@@ -6898,7 +6875,7 @@
           <w:b/>
           <w:bCs/>
           <w:kern w:val="0"/>
-          <ns2:ligatures ns2:val="none"/>
+          <w14:ligatures w14:val="none"/>
         </w:rPr>
         <w:t>OCTAVO</w:t>
       </w:r>
@@ -6907,7 +6884,7 @@
           <w:rFonts w:ascii="Arial Narrow" w:eastAsia="Calibri" w:hAnsi="Arial Narrow" w:cs="Arial"/>
           <w:b/>
           <w:kern w:val="0"/>
-          <ns2:ligatures ns2:val="none"/>
+          <w14:ligatures w14:val="none"/>
         </w:rPr>
         <w:t>:</w:t>
       </w:r>
@@ -6915,7 +6892,7 @@
         <w:rPr>
           <w:rFonts w:ascii="Arial Narrow" w:eastAsia="Calibri" w:hAnsi="Arial Narrow" w:cs="Arial"/>
           <w:kern w:val="0"/>
-          <ns2:ligatures ns2:val="none"/>
+          <w14:ligatures w14:val="none"/>
         </w:rPr>
         <w:t xml:space="preserve"> comunicar a las partes que, </w:t>
       </w:r>
@@ -6924,7 +6901,7 @@
         <w:rPr>
           <w:rFonts w:ascii="Arial Narrow" w:eastAsia="Calibri" w:hAnsi="Arial Narrow" w:cs="Arial"/>
           <w:kern w:val="0"/>
-          <ns2:ligatures ns2:val="none"/>
+          <w14:ligatures w14:val="none"/>
         </w:rPr>
         <w:t>de acuerdo a</w:t>
       </w:r>
@@ -6933,7 +6910,7 @@
         <w:rPr>
           <w:rFonts w:ascii="Arial Narrow" w:eastAsia="Calibri" w:hAnsi="Arial Narrow" w:cs="Arial"/>
           <w:kern w:val="0"/>
-          <ns2:ligatures ns2:val="none"/>
+          <w14:ligatures w14:val="none"/>
         </w:rPr>
         <w:t xml:space="preserve"> lo señalado por el artículo 29</w:t>
       </w:r>
@@ -6943,7 +6920,7 @@
           <w:color w:val="000000"/>
           <w:kern w:val="0"/>
           <w:lang w:eastAsia="es-PE"/>
-          <ns2:ligatures ns2:val="none"/>
+          <w14:ligatures w14:val="none"/>
         </w:rPr>
         <w:t/>
       </w:r>
@@ -6951,7 +6928,7 @@
         <w:rPr>
           <w:rFonts w:ascii="Arial Narrow" w:eastAsia="Calibri" w:hAnsi="Arial Narrow" w:cs="Arial"/>
           <w:kern w:val="0"/>
-          <ns2:ligatures ns2:val="none"/>
+          <w14:ligatures w14:val="none"/>
         </w:rPr>
         <w:t xml:space="preserve"> del Decreto Legislativo 807</w:t>
       </w:r>
@@ -6961,7 +6938,7 @@
           <w:rFonts w:ascii="Arial Narrow" w:eastAsia="Calibri" w:hAnsi="Arial Narrow" w:cs="Arial"/>
           <w:kern w:val="0"/>
           <w:vertAlign w:val="superscript"/>
-          <ns2:ligatures ns2:val="none"/>
+          <w14:ligatures w14:val="none"/>
         </w:rPr>
         <w:footnoteReference w:id="13"/>
       </w:r>
@@ -6969,7 +6946,7 @@
         <w:rPr>
           <w:rFonts w:ascii="Arial Narrow" w:eastAsia="Calibri" w:hAnsi="Arial Narrow" w:cs="Arial"/>
           <w:kern w:val="0"/>
-          <ns2:ligatures ns2:val="none"/>
+          <w14:ligatures w14:val="none"/>
         </w:rPr>
         <w:t xml:space="preserve">, hasta antes de la emisión de la Resolución Final tienen la posibilidad de solicitar una audiencia de conciliación. En caso deleguen a favor de una tercera persona su actuación en la diligencia programada, esta deberá presentar un poder especial con firma legalizada ante Notario Público, donde conste </w:t>
       </w:r>
@@ -6978,7 +6955,7 @@
           <w:rFonts w:ascii="Arial Narrow" w:eastAsia="Calibri" w:hAnsi="Arial Narrow" w:cs="Arial"/>
           <w:kern w:val="0"/>
           <w:u w:val="single"/>
-          <ns2:ligatures ns2:val="none"/>
+          <w14:ligatures w14:val="none"/>
         </w:rPr>
         <w:t>expresamente su facultad para asistir y conciliar en su representación</w:t>
       </w:r>
@@ -6987,7 +6964,7 @@
           <w:rFonts w:ascii="Arial Narrow" w:eastAsia="Calibri" w:hAnsi="Arial Narrow" w:cs="Arial"/>
           <w:bCs/>
           <w:kern w:val="0"/>
-          <ns2:ligatures ns2:val="none"/>
+          <w14:ligatures w14:val="none"/>
         </w:rPr>
         <w:t>.</w:t>
       </w:r>
@@ -6997,7 +6974,7 @@
           <w:b/>
           <w:bCs/>
           <w:kern w:val="0"/>
-          <ns2:ligatures ns2:val="none"/>
+          <w14:ligatures w14:val="none"/>
         </w:rPr>
         <w:t xml:space="preserve"> </w:t>
       </w:r>
@@ -7006,12 +6983,12 @@
           <w:rFonts w:ascii="Arial Narrow" w:eastAsia="Calibri" w:hAnsi="Arial Narrow" w:cs="Arial"/>
           <w:kern w:val="0"/>
           <w:u w:val="single"/>
-          <ns2:ligatures ns2:val="none"/>
+          <w14:ligatures w14:val="none"/>
         </w:rPr>
         <w:t xml:space="preserve">Ello bajo apercibimiento de no realizar la audiencia de conciliación y levantar el acta de inasistencia correspondiente. </w:t>
       </w:r>
     </w:p>
-    <w:p ns2:paraId="4CD47B08" ns2:textId="77777777">
+    <w:p>
       <w:pPr>
         <w:suppressAutoHyphens/>
         <w:spacing w:after="0" w:line="240" w:lineRule="auto"/>
@@ -7021,11 +6998,11 @@
           <w:rFonts w:ascii="Arial Narrow" w:eastAsia="Calibri" w:hAnsi="Arial Narrow" w:cs="Arial"/>
           <w:kern w:val="0"/>
           <w:u w:val="single"/>
-          <ns2:ligatures ns2:val="none"/>
-        </w:rPr>
-      </w:pPr>
-    </w:p>
-    <w:p ns2:paraId="0E80CA49" ns2:textId="77777777">
+          <w14:ligatures w14:val="none"/>
+        </w:rPr>
+      </w:pPr>
+    </w:p>
+    <w:p>
       <w:pPr>
         <w:suppressAutoHyphens/>
         <w:spacing w:after="0" w:line="240" w:lineRule="auto"/>
@@ -7036,7 +7013,7 @@
           <w:color w:val="000000"/>
           <w:kern w:val="0"/>
           <w:lang w:eastAsia="es-PE"/>
-          <ns2:ligatures ns2:val="none"/>
+          <w14:ligatures w14:val="none"/>
         </w:rPr>
       </w:pPr>
       <w:r>
@@ -7046,7 +7023,7 @@
           <w:color w:val="000000"/>
           <w:kern w:val="0"/>
           <w:lang w:eastAsia="es-PE"/>
-          <ns2:ligatures ns2:val="none"/>
+          <w14:ligatures w14:val="none"/>
         </w:rPr>
         <w:lastRenderedPageBreak/>
         <w:t>NOVENO:</w:t>
@@ -7057,14 +7034,14 @@
           <w:color w:val="000000"/>
           <w:kern w:val="0"/>
           <w:lang w:eastAsia="es-PE"/>
-          <ns2:ligatures ns2:val="none"/>
+          <w14:ligatures w14:val="none"/>
         </w:rPr>
         <w:t xml:space="preserve"> poner en conocimiento de las partes que, antes de la emisión de la Resolución Final, tienen la posibilidad de formular su desistimiento o presentar el acuerdo arribado mediante la conciliación, mediación, transacción o cualquier otro que, de forma indubitable, deje constancia que se ha solucionado la controversia materia de denuncia.</w:t>
       </w:r>
       <w:bookmarkStart w:id="31" w:name="h.gjdgxs" w:colFirst="0" w:colLast="0"/>
       <w:bookmarkEnd w:id="31"/>
     </w:p>
-    <w:p ns2:paraId="7DDD06F7" ns2:textId="77777777">
+    <w:p>
       <w:pPr>
         <w:suppressAutoHyphens/>
         <w:spacing w:after="0" w:line="240" w:lineRule="auto"/>
@@ -7075,11 +7052,11 @@
           <w:color w:val="000000"/>
           <w:kern w:val="0"/>
           <w:lang w:eastAsia="es-PE"/>
-          <ns2:ligatures ns2:val="none"/>
-        </w:rPr>
-      </w:pPr>
-    </w:p>
-    <w:p ns2:paraId="236137A1" ns2:textId="6F988719">
+          <w14:ligatures w14:val="none"/>
+        </w:rPr>
+      </w:pPr>
+    </w:p>
+    <w:p>
       <w:pPr>
         <w:suppressAutoHyphens/>
         <w:spacing w:after="0" w:line="240" w:lineRule="auto"/>
@@ -7103,7 +7080,7 @@
           <w:b/>
           <w:spacing w:val="-3"/>
           <w:kern w:val="0"/>
-          <ns2:ligatures ns2:val="none"/>
+          <w14:ligatures w14:val="none"/>
         </w:rPr>
         <w:t/>
       </w:r>
@@ -7113,7 +7090,7 @@
           <w:bCs/>
           <w:spacing w:val="-3"/>
           <w:kern w:val="0"/>
-          <ns2:ligatures ns2:val="none"/>
+          <w14:ligatures w14:val="none"/>
         </w:rPr>
         <w:t xml:space="preserve"/>
       </w:r>
@@ -7123,7 +7100,7 @@
           <w:bCs/>
           <w:spacing w:val="-3"/>
           <w:kern w:val="0"/>
-          <ns2:ligatures ns2:val="none"/>
+          <w14:ligatures w14:val="none"/>
         </w:rPr>
         <w:t xml:space="preserve"/>
       </w:r>
@@ -7133,7 +7110,7 @@
           <w:bCs/>
           <w:spacing w:val="-3"/>
           <w:kern w:val="0"/>
-          <ns2:ligatures ns2:val="none"/>
+          <w14:ligatures w14:val="none"/>
         </w:rPr>
         <w:t/>
       </w:r>
@@ -7143,7 +7120,7 @@
           <w:bCs/>
           <w:spacing w:val="-3"/>
           <w:kern w:val="0"/>
-          <ns2:ligatures ns2:val="none"/>
+          <w14:ligatures w14:val="none"/>
         </w:rPr>
         <w:t xml:space="preserve"/>
       </w:r>
@@ -7154,7 +7131,7 @@
           <w:kern w:val="0"/>
           <w:shd w:val="clear" w:color="auto" w:fill="FFFFFF"/>
           <w:lang w:eastAsia="es-PE"/>
-          <ns2:ligatures ns2:val="none"/>
+          <w14:ligatures w14:val="none"/>
         </w:rPr>
         <w:t xml:space="preserve"/>
       </w:r>
@@ -7178,7 +7155,7 @@
           <w:color w:val="000000"/>
           <w:kern w:val="0"/>
           <w:lang w:eastAsia="es-PE"/>
-          <ns2:ligatures ns2:val="none"/>
+          <w14:ligatures w14:val="none"/>
         </w:rPr>
         <w:t/>
       </w:r>
@@ -7195,7 +7172,7 @@
           <w:color w:val="000000"/>
           <w:kern w:val="0"/>
           <w:lang w:eastAsia="es-PE"/>
-          <ns2:ligatures ns2:val="none"/>
+          <w14:ligatures w14:val="none"/>
         </w:rPr>
         <w:t/>
       </w:r>
@@ -7230,7 +7207,7 @@
       </w:r>
     </w:p>
     <w:bookmarkEnd w:id="32"/>
-    <w:p ns2:paraId="639FE5BE" ns2:textId="77777777">
+    <w:p>
       <w:pPr>
         <w:suppressAutoHyphens/>
         <w:spacing w:after="0" w:line="240" w:lineRule="auto"/>
@@ -7241,7 +7218,7 @@
         </w:rPr>
       </w:pPr>
     </w:p>
-    <w:p ns2:paraId="4B470C07" ns2:textId="7FA55423">
+    <w:p>
       <w:pPr>
         <w:suppressAutoHyphens/>
         <w:spacing w:after="0" w:line="240" w:lineRule="auto"/>
@@ -7331,7 +7308,7 @@
       </w:r>
       <w:bookmarkEnd w:id="0"/>
     </w:p>
-    <w:p ns2:paraId="64FB346E" ns2:textId="77777777">
+    <w:p>
       <w:pPr>
         <w:suppressAutoHyphens/>
         <w:spacing w:after="0" w:line="240" w:lineRule="auto"/>
@@ -7342,7 +7319,7 @@
         </w:rPr>
       </w:pPr>
     </w:p>
-    <w:p ns2:paraId="18E60DFC" ns2:textId="77777777">
+    <w:p>
       <w:pPr>
         <w:suppressAutoHyphens/>
         <w:spacing w:after="0" w:line="240" w:lineRule="auto"/>
@@ -7353,7 +7330,7 @@
         </w:rPr>
       </w:pPr>
     </w:p>
-    <w:p ns2:paraId="03CAC917" ns2:textId="77777777">
+    <w:p>
       <w:pPr>
         <w:shd w:val="clear" w:color="auto" w:fill="FFFFFF"/>
         <w:spacing w:after="0" w:line="240" w:lineRule="auto"/>
@@ -7376,7 +7353,7 @@
         <w:t xml:space="preserve">Firmado digitalmente por </w:t>
       </w:r>
     </w:p>
-    <w:p ns2:paraId="1591267D" ns2:textId="77777777">
+    <w:p>
       <w:pPr>
         <w:shd w:val="clear" w:color="auto" w:fill="FFFFFF"/>
         <w:spacing w:after="0" w:line="240" w:lineRule="auto"/>
@@ -7399,7 +7376,7 @@
         <w:t xml:space="preserve">EVELING ROA QUISPE </w:t>
       </w:r>
     </w:p>
-    <w:p ns2:paraId="7C7E468C" ns2:textId="77777777">
+    <w:p>
       <w:pPr>
         <w:shd w:val="clear" w:color="auto" w:fill="FFFFFF"/>
         <w:spacing w:after="0" w:line="240" w:lineRule="auto"/>
@@ -7422,7 +7399,7 @@
         <w:t>Secretaria Técnica</w:t>
       </w:r>
     </w:p>
-    <w:p ns2:paraId="13657175" ns2:textId="77777777">
+    <w:p>
       <w:pPr>
         <w:shd w:val="clear" w:color="auto" w:fill="FFFFFF"/>
         <w:spacing w:after="0" w:line="240" w:lineRule="auto"/>
@@ -7445,7 +7422,7 @@
         <w:t>Comisión de Protección al Consumidor 1</w:t>
       </w:r>
     </w:p>
-    <w:p ns2:paraId="74AAB5F4" ns2:textId="4CB33771">
+    <w:p>
       <w:pPr>
         <w:spacing w:after="0" w:line="240" w:lineRule="auto"/>
         <w:contextualSpacing/>
@@ -7464,12 +7441,12 @@
       </w:r>
     </w:p>
     <w:sectPr>
-      <w:headerReference w:type="even" ns3:id="rId8"/>
-      <w:headerReference w:type="default" ns3:id="rId9"/>
-      <w:footerReference w:type="even" ns3:id="rId10"/>
-      <w:footerReference w:type="default" ns3:id="rId11"/>
-      <w:headerReference w:type="first" ns3:id="rId12"/>
-      <w:footerReference w:type="first" ns3:id="rId13"/>
+      <w:headerReference w:type="even" r:id="rId8"/>
+      <w:headerReference w:type="default" r:id="rId9"/>
+      <w:footerReference w:type="even" r:id="rId10"/>
+      <w:footerReference w:type="default" r:id="rId11"/>
+      <w:headerReference w:type="first" r:id="rId12"/>
+      <w:footerReference w:type="first" r:id="rId13"/>
       <w:pgSz w:w="11906" w:h="16838"/>
       <w:pgMar w:top="1417" w:right="1701" w:bottom="1417" w:left="1701" w:header="708" w:footer="708" w:gutter="0"/>
       <w:cols w:space="708"/>
@@ -7480,7 +7457,7 @@
 </file>
 
 <file path=word/endnotes.xml><?xml version="1.0" encoding="utf-8"?>
-<w:endnotes xmlns:wpc="http://schemas.microsoft.com/office/word/2010/wordprocessingCanvas" xmlns:cx="http://schemas.microsoft.com/office/drawing/2014/chartex" xmlns:cx1="http://schemas.microsoft.com/office/drawing/2015/9/8/chartex" xmlns:cx2="http://schemas.microsoft.com/office/drawing/2015/10/21/chartex" xmlns:cx3="http://schemas.microsoft.com/office/drawing/2016/5/9/chartex" xmlns:cx4="http://schemas.microsoft.com/office/drawing/2016/5/10/chartex" xmlns:cx5="http://schemas.microsoft.com/office/drawing/2016/5/11/chartex" xmlns:cx6="http://schemas.microsoft.com/office/drawing/2016/5/12/chartex" xmlns:cx7="http://schemas.microsoft.com/office/drawing/2016/5/13/chartex" xmlns:cx8="http://schemas.microsoft.com/office/drawing/2016/5/14/chartex" xmlns:mc="http://schemas.openxmlformats.org/markup-compatibility/2006" xmlns:aink="http://schemas.microsoft.com/office/drawing/2016/ink" xmlns:am3d="http://schemas.microsoft.com/office/drawing/2017/model3d" xmlns:o="urn:schemas-microsoft-com:office:office" xmlns:oel="http://schemas.microsoft.com/office/2019/extlst" xmlns:r="http://schemas.openxmlformats.org/officeDocument/2006/relationships" xmlns:m="http://schemas.openxmlformats.org/officeDocument/2006/math" xmlns:v="urn:schemas-microsoft-com:vml" xmlns:wp14="http://schemas.microsoft.com/office/word/2010/wordprocessingDrawing" xmlns:wp="http://schemas.openxmlformats.org/drawingml/2006/wordprocessingDrawing" xmlns:w10="urn:schemas-microsoft-com:office:word" xmlns:w="http://schemas.openxmlformats.org/wordprocessingml/2006/main" xmlns:w14="http://schemas.microsoft.com/office/word/2010/wordml" xmlns:w15="http://schemas.microsoft.com/office/word/2012/wordml" xmlns:w16cex="http://schemas.microsoft.com/office/word/2018/wordml/cex" xmlns:w16cid="http://schemas.microsoft.com/office/word/2016/wordml/cid" xmlns:w16="http://schemas.microsoft.com/office/word/2018/wordml" xmlns:w16du="http://schemas.microsoft.com/office/word/2023/wordml/word16du" xmlns:w16sdtdh="http://schemas.microsoft.com/office/word/2020/wordml/sdtdatahash" xmlns:w16sdtfl="http://schemas.microsoft.com/office/word/2024/wordml/sdtformatlock" xmlns:w16se="http://schemas.microsoft.com/office/word/2015/wordml/symex" xmlns:wpg="http://schemas.microsoft.com/office/word/2010/wordprocessingGroup" xmlns:wpi="http://schemas.microsoft.com/office/word/2010/wordprocessingInk" xmlns:wne="http://schemas.microsoft.com/office/word/2006/wordml" xmlns:wps="http://schemas.microsoft.com/office/word/2010/wordprocessingShape" mc:Ignorable="w14 w15 w16se w16cid w16 w16cex w16sdtdh w16sdtfl w16du wp14">
+<w:endnotes xmlns:mc="http://schemas.openxmlformats.org/markup-compatibility/2006" xmlns:r="http://schemas.openxmlformats.org/officeDocument/2006/relationships" xmlns:w="http://schemas.openxmlformats.org/wordprocessingml/2006/main" xmlns:w14="http://schemas.microsoft.com/office/word/2010/wordml" xmlns:w15="http://schemas.microsoft.com/office/word/2012/wordml" xmlns:w16="http://schemas.microsoft.com/office/word/2018/wordml" xmlns:w16cex="http://schemas.microsoft.com/office/word/2018/wordml/cex" xmlns:w16cid="http://schemas.microsoft.com/office/word/2016/wordml/cid" xmlns:w16du="http://schemas.microsoft.com/office/word/2023/wordml/word16du" xmlns:w16sdtdh="http://schemas.microsoft.com/office/word/2020/wordml/sdtdatahash" xmlns:w16se="http://schemas.microsoft.com/office/word/2015/wordml/symex" xmlns:wp14="http://schemas.microsoft.com/office/word/2010/wordprocessingDrawing" mc:Ignorable="w14 w15 w16se w16cid w16 w16cex w16sdtdh w16du wp14">
   <w:endnote w:type="separator" w:id="-1">
     <w:p>
       <w:pPr>
@@ -7505,7 +7482,7 @@
 </file>
 
 <file path=word/footer1.xml><?xml version="1.0" encoding="utf-8"?>
-<w:ftr xmlns:wpc="http://schemas.microsoft.com/office/word/2010/wordprocessingCanvas" xmlns:cx="http://schemas.microsoft.com/office/drawing/2014/chartex" xmlns:cx1="http://schemas.microsoft.com/office/drawing/2015/9/8/chartex" xmlns:cx2="http://schemas.microsoft.com/office/drawing/2015/10/21/chartex" xmlns:cx3="http://schemas.microsoft.com/office/drawing/2016/5/9/chartex" xmlns:cx4="http://schemas.microsoft.com/office/drawing/2016/5/10/chartex" xmlns:cx5="http://schemas.microsoft.com/office/drawing/2016/5/11/chartex" xmlns:cx6="http://schemas.microsoft.com/office/drawing/2016/5/12/chartex" xmlns:cx7="http://schemas.microsoft.com/office/drawing/2016/5/13/chartex" xmlns:cx8="http://schemas.microsoft.com/office/drawing/2016/5/14/chartex" xmlns:mc="http://schemas.openxmlformats.org/markup-compatibility/2006" xmlns:aink="http://schemas.microsoft.com/office/drawing/2016/ink" xmlns:am3d="http://schemas.microsoft.com/office/drawing/2017/model3d" xmlns:o="urn:schemas-microsoft-com:office:office" xmlns:oel="http://schemas.microsoft.com/office/2019/extlst" xmlns:r="http://schemas.openxmlformats.org/officeDocument/2006/relationships" xmlns:m="http://schemas.openxmlformats.org/officeDocument/2006/math" xmlns:v="urn:schemas-microsoft-com:vml" xmlns:wp14="http://schemas.microsoft.com/office/word/2010/wordprocessingDrawing" xmlns:wp="http://schemas.openxmlformats.org/drawingml/2006/wordprocessingDrawing" xmlns:w10="urn:schemas-microsoft-com:office:word" xmlns:w="http://schemas.openxmlformats.org/wordprocessingml/2006/main" xmlns:w14="http://schemas.microsoft.com/office/word/2010/wordml" xmlns:w15="http://schemas.microsoft.com/office/word/2012/wordml" xmlns:w16cex="http://schemas.microsoft.com/office/word/2018/wordml/cex" xmlns:w16cid="http://schemas.microsoft.com/office/word/2016/wordml/cid" xmlns:w16="http://schemas.microsoft.com/office/word/2018/wordml" xmlns:w16du="http://schemas.microsoft.com/office/word/2023/wordml/word16du" xmlns:w16sdtdh="http://schemas.microsoft.com/office/word/2020/wordml/sdtdatahash" xmlns:w16sdtfl="http://schemas.microsoft.com/office/word/2024/wordml/sdtformatlock" xmlns:w16se="http://schemas.microsoft.com/office/word/2015/wordml/symex" xmlns:wpg="http://schemas.microsoft.com/office/word/2010/wordprocessingGroup" xmlns:wpi="http://schemas.microsoft.com/office/word/2010/wordprocessingInk" xmlns:wne="http://schemas.microsoft.com/office/word/2006/wordml" xmlns:wps="http://schemas.microsoft.com/office/word/2010/wordprocessingShape" mc:Ignorable="w14 w15 w16se w16cid w16 w16cex w16sdtdh w16sdtfl w16du wp14">
+<w:ftr xmlns:mc="http://schemas.openxmlformats.org/markup-compatibility/2006" xmlns:r="http://schemas.openxmlformats.org/officeDocument/2006/relationships" xmlns:w="http://schemas.openxmlformats.org/wordprocessingml/2006/main" xmlns:w14="http://schemas.microsoft.com/office/word/2010/wordml" xmlns:w15="http://schemas.microsoft.com/office/word/2012/wordml" xmlns:w16="http://schemas.microsoft.com/office/word/2018/wordml" xmlns:w16cex="http://schemas.microsoft.com/office/word/2018/wordml/cex" xmlns:w16cid="http://schemas.microsoft.com/office/word/2016/wordml/cid" xmlns:w16du="http://schemas.microsoft.com/office/word/2023/wordml/word16du" xmlns:w16sdtdh="http://schemas.microsoft.com/office/word/2020/wordml/sdtdatahash" xmlns:w16se="http://schemas.microsoft.com/office/word/2015/wordml/symex" xmlns:wp14="http://schemas.microsoft.com/office/word/2010/wordprocessingDrawing" mc:Ignorable="w14 w15 w16se w16cid w16 w16cex w16sdtdh w16du wp14">
   <w:p>
     <w:pPr>
       <w:pStyle w:val="Piedepgina"/>
@@ -7604,7 +7581,7 @@
 </file>
 
 <file path=word/footnotes.xml><?xml version="1.0" encoding="utf-8"?>
-<w:footnotes xmlns:wpc="http://schemas.microsoft.com/office/word/2010/wordprocessingCanvas" xmlns:cx="http://schemas.microsoft.com/office/drawing/2014/chartex" xmlns:cx1="http://schemas.microsoft.com/office/drawing/2015/9/8/chartex" xmlns:cx2="http://schemas.microsoft.com/office/drawing/2015/10/21/chartex" xmlns:cx3="http://schemas.microsoft.com/office/drawing/2016/5/9/chartex" xmlns:cx4="http://schemas.microsoft.com/office/drawing/2016/5/10/chartex" xmlns:cx5="http://schemas.microsoft.com/office/drawing/2016/5/11/chartex" xmlns:cx6="http://schemas.microsoft.com/office/drawing/2016/5/12/chartex" xmlns:cx7="http://schemas.microsoft.com/office/drawing/2016/5/13/chartex" xmlns:cx8="http://schemas.microsoft.com/office/drawing/2016/5/14/chartex" xmlns:mc="http://schemas.openxmlformats.org/markup-compatibility/2006" xmlns:aink="http://schemas.microsoft.com/office/drawing/2016/ink" xmlns:am3d="http://schemas.microsoft.com/office/drawing/2017/model3d" xmlns:o="urn:schemas-microsoft-com:office:office" xmlns:oel="http://schemas.microsoft.com/office/2019/extlst" xmlns:r="http://schemas.openxmlformats.org/officeDocument/2006/relationships" xmlns:m="http://schemas.openxmlformats.org/officeDocument/2006/math" xmlns:v="urn:schemas-microsoft-com:vml" xmlns:wp14="http://schemas.microsoft.com/office/word/2010/wordprocessingDrawing" xmlns:wp="http://schemas.openxmlformats.org/drawingml/2006/wordprocessingDrawing" xmlns:w10="urn:schemas-microsoft-com:office:word" xmlns:w="http://schemas.openxmlformats.org/wordprocessingml/2006/main" xmlns:w14="http://schemas.microsoft.com/office/word/2010/wordml" xmlns:w15="http://schemas.microsoft.com/office/word/2012/wordml" xmlns:w16cex="http://schemas.microsoft.com/office/word/2018/wordml/cex" xmlns:w16cid="http://schemas.microsoft.com/office/word/2016/wordml/cid" xmlns:w16="http://schemas.microsoft.com/office/word/2018/wordml" xmlns:w16du="http://schemas.microsoft.com/office/word/2023/wordml/word16du" xmlns:w16sdtdh="http://schemas.microsoft.com/office/word/2020/wordml/sdtdatahash" xmlns:w16sdtfl="http://schemas.microsoft.com/office/word/2024/wordml/sdtformatlock" xmlns:w16se="http://schemas.microsoft.com/office/word/2015/wordml/symex" xmlns:wpg="http://schemas.microsoft.com/office/word/2010/wordprocessingGroup" xmlns:wpi="http://schemas.microsoft.com/office/word/2010/wordprocessingInk" xmlns:wne="http://schemas.microsoft.com/office/word/2006/wordml" xmlns:wps="http://schemas.microsoft.com/office/word/2010/wordprocessingShape" mc:Ignorable="w14 w15 w16se w16cid w16 w16cex w16sdtdh w16sdtfl w16du wp14">
+<w:footnotes xmlns:mc="http://schemas.openxmlformats.org/markup-compatibility/2006" xmlns:r="http://schemas.openxmlformats.org/officeDocument/2006/relationships" xmlns:w="http://schemas.openxmlformats.org/wordprocessingml/2006/main" xmlns:w14="http://schemas.microsoft.com/office/word/2010/wordml" xmlns:w15="http://schemas.microsoft.com/office/word/2012/wordml" xmlns:w16="http://schemas.microsoft.com/office/word/2018/wordml" xmlns:w16cex="http://schemas.microsoft.com/office/word/2018/wordml/cex" xmlns:w16cid="http://schemas.microsoft.com/office/word/2016/wordml/cid" xmlns:w16du="http://schemas.microsoft.com/office/word/2023/wordml/word16du" xmlns:w16sdtdh="http://schemas.microsoft.com/office/word/2020/wordml/sdtdatahash" xmlns:w16se="http://schemas.microsoft.com/office/word/2015/wordml/symex" xmlns:wp14="http://schemas.microsoft.com/office/word/2010/wordprocessingDrawing" mc:Ignorable="w14 w15 w16se w16cid w16 w16cex w16sdtdh w16du wp14">
   <w:footnote w:type="separator" w:id="-1">
     <w:p>
       <w:pPr>
@@ -9218,6 +9195,161 @@
       </w:pPr>
     </w:p>
   </w:footnote>
+  <w:footnote w:id="15">
+    <w:p>
+      <w:pPr>
+        <w:pStyle w:val="Textonotapie"/>
+        <w:ind w:left="567" w:hanging="567"/>
+        <w:jc w:val="both"/>
+      </w:pPr>
+      <w:r>
+        <w:rPr>
+          <w:rStyle w:val="Refdenotaalpie"/>
+          <w:rFonts w:ascii="Arial Narrow" w:hAnsi="Arial Narrow" w:cs="Arial"/>
+          <w:sz w:val="16"/>
+          <w:szCs w:val="16"/>
+          <w:vertAlign w:val="superscript"/>
+        </w:rPr>
+        <w:footnoteRef/>
+      </w:r>
+      <w:r>
+        <w:rPr>
+          <w:rFonts w:ascii="Arial Narrow" w:hAnsi="Arial Narrow" w:cs="Arial"/>
+          <w:sz w:val="16"/>
+          <w:szCs w:val="16"/>
+        </w:rPr>
+        <w:tab/>
+      </w:r>
+      <w:r>
+        <w:rPr>
+          <w:rFonts w:ascii="Arial Narrow" w:hAnsi="Arial Narrow" w:cs="Arial"/>
+          <w:b/>
+          <w:bCs/>
+          <w:sz w:val="16"/>
+          <w:szCs w:val="16"/>
+        </w:rPr>
+        <w:t xml:space="preserve">DECRETO LEGISLATIVO 807, LEY SOBRE FACULTADES, NORMAS Y ORGANIZACIÓN DEL INDECOPI, publicado el 18 de abril de 1996</w:t>
+      </w:r>
+    </w:p>
+    <w:p>
+      <w:pPr>
+        <w:pStyle w:val="Textonotapie"/>
+        <w:ind w:left="567" w:hanging="567"/>
+        <w:jc w:val="both"/>
+      </w:pPr>
+      <w:r>
+        <w:rPr>
+          <w:rFonts w:ascii="Arial Narrow" w:hAnsi="Arial Narrow" w:cs="Arial"/>
+          <w:sz w:val="16"/>
+          <w:szCs w:val="16"/>
+        </w:rPr>
+        <w:tab/>
+      </w:r>
+      <w:r>
+        <w:rPr>
+          <w:rFonts w:ascii="Arial Narrow" w:hAnsi="Arial Narrow" w:cs="Arial"/>
+          <w:b/>
+          <w:bCs/>
+          <w:sz w:val="16"/>
+          <w:szCs w:val="16"/>
+        </w:rPr>
+        <w:t xml:space="preserve">Artículo 26.-</w:t>
+      </w:r>
+      <w:r>
+        <w:rPr>
+          <w:rFonts w:ascii="Arial Narrow" w:hAnsi="Arial Narrow" w:cs="Arial"/>
+          <w:sz w:val="16"/>
+          <w:szCs w:val="16"/>
+        </w:rPr>
+        <w:t xml:space="preserve"> Una vez admitida a trámite la denuncia, se correrá traslado de la misma al denunciado, a fin de que éste presente su descargo. El plazo para la presentación del descargo será de cinco (5) días contados desde la notificación, vencido el cual, el Secretario Técnico declarará en rebeldía al denunciado que no lo hubiera presentado.</w:t>
+      </w:r>
+    </w:p>
+  </w:footnote>
+  <w:footnote w:id="16">
+    <w:p>
+      <w:pPr>
+        <w:pStyle w:val="Textonotapie"/>
+        <w:ind w:left="567" w:hanging="567"/>
+        <w:jc w:val="both"/>
+      </w:pPr>
+      <w:r>
+        <w:rPr>
+          <w:rStyle w:val="Refdenotaalpie"/>
+          <w:rFonts w:ascii="Arial Narrow" w:hAnsi="Arial Narrow" w:cs="Arial"/>
+          <w:sz w:val="16"/>
+          <w:szCs w:val="16"/>
+          <w:vertAlign w:val="superscript"/>
+        </w:rPr>
+        <w:footnoteRef/>
+      </w:r>
+      <w:r>
+        <w:rPr>
+          <w:rFonts w:ascii="Arial Narrow" w:hAnsi="Arial Narrow" w:cs="Arial"/>
+          <w:sz w:val="16"/>
+          <w:szCs w:val="16"/>
+        </w:rPr>
+        <w:tab/>
+      </w:r>
+      <w:r>
+        <w:rPr>
+          <w:rFonts w:ascii="Arial Narrow" w:hAnsi="Arial Narrow" w:cs="Arial"/>
+          <w:b/>
+          <w:bCs/>
+          <w:sz w:val="16"/>
+          <w:szCs w:val="16"/>
+        </w:rPr>
+        <w:t xml:space="preserve">DECRETO SUPREMO 006-2026-JUS, TEXTO ÚNICO ORDENADO DE LA LEY 27444, LEY DEL PROCEDIMIENTO ADMINISTRATIVO GENERAL, publicado el 30 de abril de 2026</w:t>
+      </w:r>
+    </w:p>
+    <w:p>
+      <w:pPr>
+        <w:pStyle w:val="Textonotapie"/>
+        <w:ind w:left="567" w:hanging="567"/>
+        <w:jc w:val="both"/>
+      </w:pPr>
+      <w:r>
+        <w:rPr>
+          <w:rFonts w:ascii="Arial Narrow" w:hAnsi="Arial Narrow" w:cs="Arial"/>
+          <w:sz w:val="16"/>
+          <w:szCs w:val="16"/>
+        </w:rPr>
+        <w:tab/>
+      </w:r>
+      <w:r>
+        <w:rPr>
+          <w:rFonts w:ascii="Arial Narrow" w:hAnsi="Arial Narrow" w:cs="Arial"/>
+          <w:b/>
+          <w:bCs/>
+          <w:sz w:val="16"/>
+          <w:szCs w:val="16"/>
+        </w:rPr>
+        <w:t xml:space="preserve">Artículo 223.- Contestación de la reclamación</w:t>
+      </w:r>
+    </w:p>
+    <w:p>
+      <w:pPr>
+        <w:pStyle w:val="Textonotapie"/>
+        <w:ind w:left="567" w:hanging="567"/>
+        <w:jc w:val="both"/>
+      </w:pPr>
+      <w:r>
+        <w:rPr>
+          <w:rFonts w:ascii="Arial Narrow" w:hAnsi="Arial Narrow" w:cs="Arial"/>
+          <w:sz w:val="16"/>
+          <w:szCs w:val="16"/>
+        </w:rPr>
+        <w:tab/>
+      </w:r>
+      <w:r>
+        <w:rPr>
+          <w:rFonts w:ascii="Arial Narrow" w:hAnsi="Arial Narrow" w:cs="Arial"/>
+          <w:sz w:val="16"/>
+          <w:szCs w:val="16"/>
+        </w:rPr>
+        <w:t xml:space="preserve">223.1 El reclamado deberá presentar la contestación de la reclamación dentro de los quince (15) días posteriores a la notificación de ésta; vencido este plazo, la Administración declarará en rebeldía al reclamado que no la hubiera presentado. La contestación deberá contener los requisitos de los escritos previstos en el artículo 113 de la presente Ley, así como la absolución de todos los asuntos controvertidos de hecho y de derecho, Las alegaciones y los hechos relevantes de la reclamación, salvo que hayan sido específicamente negadas en la contestación, se tendrán por aceptadas o merituadas como ciertas.</w:t>
+      </w:r>
+    </w:p>
+  </w:footnote>
   <w:footnote w:id="10">
     <w:p>
       <w:pPr>
@@ -10702,7 +10834,7 @@
 </file>
 
 <file path=word/header1.xml><?xml version="1.0" encoding="utf-8"?>
-<w:hdr xmlns:wpc="http://schemas.microsoft.com/office/word/2010/wordprocessingCanvas" xmlns:cx="http://schemas.microsoft.com/office/drawing/2014/chartex" xmlns:cx1="http://schemas.microsoft.com/office/drawing/2015/9/8/chartex" xmlns:cx2="http://schemas.microsoft.com/office/drawing/2015/10/21/chartex" xmlns:cx3="http://schemas.microsoft.com/office/drawing/2016/5/9/chartex" xmlns:cx4="http://schemas.microsoft.com/office/drawing/2016/5/10/chartex" xmlns:cx5="http://schemas.microsoft.com/office/drawing/2016/5/11/chartex" xmlns:cx6="http://schemas.microsoft.com/office/drawing/2016/5/12/chartex" xmlns:cx7="http://schemas.microsoft.com/office/drawing/2016/5/13/chartex" xmlns:cx8="http://schemas.microsoft.com/office/drawing/2016/5/14/chartex" xmlns:mc="http://schemas.openxmlformats.org/markup-compatibility/2006" xmlns:aink="http://schemas.microsoft.com/office/drawing/2016/ink" xmlns:am3d="http://schemas.microsoft.com/office/drawing/2017/model3d" xmlns:o="urn:schemas-microsoft-com:office:office" xmlns:oel="http://schemas.microsoft.com/office/2019/extlst" xmlns:r="http://schemas.openxmlformats.org/officeDocument/2006/relationships" xmlns:m="http://schemas.openxmlformats.org/officeDocument/2006/math" xmlns:v="urn:schemas-microsoft-com:vml" xmlns:wp14="http://schemas.microsoft.com/office/word/2010/wordprocessingDrawing" xmlns:wp="http://schemas.openxmlformats.org/drawingml/2006/wordprocessingDrawing" xmlns:w10="urn:schemas-microsoft-com:office:word" xmlns:w="http://schemas.openxmlformats.org/wordprocessingml/2006/main" xmlns:w14="http://schemas.microsoft.com/office/word/2010/wordml" xmlns:w15="http://schemas.microsoft.com/office/word/2012/wordml" xmlns:w16cex="http://schemas.microsoft.com/office/word/2018/wordml/cex" xmlns:w16cid="http://schemas.microsoft.com/office/word/2016/wordml/cid" xmlns:w16="http://schemas.microsoft.com/office/word/2018/wordml" xmlns:w16du="http://schemas.microsoft.com/office/word/2023/wordml/word16du" xmlns:w16sdtdh="http://schemas.microsoft.com/office/word/2020/wordml/sdtdatahash" xmlns:w16sdtfl="http://schemas.microsoft.com/office/word/2024/wordml/sdtformatlock" xmlns:w16se="http://schemas.microsoft.com/office/word/2015/wordml/symex" xmlns:wpg="http://schemas.microsoft.com/office/word/2010/wordprocessingGroup" xmlns:wpi="http://schemas.microsoft.com/office/word/2010/wordprocessingInk" xmlns:wne="http://schemas.microsoft.com/office/word/2006/wordml" xmlns:wps="http://schemas.microsoft.com/office/word/2010/wordprocessingShape" mc:Ignorable="w14 w15 w16se w16cid w16 w16cex w16sdtdh w16sdtfl w16du wp14">
+<w:hdr xmlns:mc="http://schemas.openxmlformats.org/markup-compatibility/2006" xmlns:r="http://schemas.openxmlformats.org/officeDocument/2006/relationships" xmlns:w="http://schemas.openxmlformats.org/wordprocessingml/2006/main" xmlns:w14="http://schemas.microsoft.com/office/word/2010/wordml" xmlns:w15="http://schemas.microsoft.com/office/word/2012/wordml" xmlns:w16="http://schemas.microsoft.com/office/word/2018/wordml" xmlns:w16cex="http://schemas.microsoft.com/office/word/2018/wordml/cex" xmlns:w16cid="http://schemas.microsoft.com/office/word/2016/wordml/cid" xmlns:w16du="http://schemas.microsoft.com/office/word/2023/wordml/word16du" xmlns:w16sdtdh="http://schemas.microsoft.com/office/word/2020/wordml/sdtdatahash" xmlns:w16se="http://schemas.microsoft.com/office/word/2015/wordml/symex" xmlns:wp14="http://schemas.microsoft.com/office/word/2010/wordprocessingDrawing" mc:Ignorable="w14 w15 w16se w16cid w16 w16cex w16sdtdh w16du wp14">
   <w:p>
     <w:pPr>
       <w:pStyle w:val="Encabezado"/>

--- a/plantillas_maestras/01_seguro_vehicular/negativa_cobertura/2_o_mas_ddos_varios/varon/TPL_0667_2026_SEGURO_VEHICULAR_NEGATIVA_COBERTURA_ASEGURADORA_VARON_R2.docx
+++ b/plantillas_maestras/01_seguro_vehicular/negativa_cobertura/2_o_mas_ddos_varios/varon/TPL_0667_2026_SEGURO_VEHICULAR_NEGATIVA_COBERTURA_ASEGURADORA_VARON_R2.docx
@@ -606,127 +606,7 @@
           <w:lang w:val="es-ES" w:eastAsia="es-ES"/>
           <w14:ligatures w14:val="none"/>
         </w:rPr>
-        <w:t xml:space="preserve">Mediante el escrito del 25 de febrero de 2026, complementado mediante escrito del 25 de febrero de 2026, subsanado mediante escrito del 12 de marzo de 2026, el señor [APELLIDO] denunció a Pacífico por presuntas infracciones a la Ley 29571, Código de Protección y Defensa del Consumidor (en adelante, Código), señalando lo siguiente:</w:t>
-      </w:r>
-      <w:r>
-        <w:rPr>
-          <w:rFonts w:ascii="Arial Narrow" w:eastAsia="Arial Narrow" w:hAnsi="Arial Narrow" w:cs="Arial Narrow"/>
-          <w:color w:val="000000"/>
-          <w:kern w:val="0"/>
-          <w:sz w:val="22"/>
-          <w:szCs w:val="22"/>
-          <w:lang w:val="es-ES" w:eastAsia="es-ES"/>
-          <w14:ligatures w14:val="none"/>
-        </w:rPr>
-        <w:t/>
-      </w:r>
-      <w:r>
-        <w:rPr>
-          <w:rFonts w:ascii="Arial Narrow" w:eastAsia="Arial Narrow" w:hAnsi="Arial Narrow" w:cs="Arial Narrow"/>
-          <w:kern w:val="0"/>
-          <w14:ligatures w14:val="none"/>
-          <w:sz w:val="22"/>
-          <w:szCs w:val="22"/>
-        </w:rPr>
-        <w:t/>
-      </w:r>
-      <w:r>
-        <w:rPr>
-          <w:rFonts w:ascii="Arial Narrow" w:eastAsia="Arial Narrow" w:hAnsi="Arial Narrow" w:cs="Arial Narrow"/>
-          <w:kern w:val="0"/>
-          <w14:ligatures w14:val="none"/>
-          <w:sz w:val="22"/>
-          <w:szCs w:val="22"/>
-        </w:rPr>
-        <w:t xml:space="preserve"/>
-      </w:r>
-      <w:r>
-        <w:rPr>
-          <w:rFonts w:ascii="Arial Narrow" w:eastAsia="Arial Narrow" w:hAnsi="Arial Narrow" w:cs="Arial Narrow"/>
-          <w:kern w:val="0"/>
-          <w14:ligatures w14:val="none"/>
-          <w:sz w:val="22"/>
-          <w:szCs w:val="22"/>
-        </w:rPr>
-        <w:t/>
-      </w:r>
-      <w:r>
-        <w:rPr>
-          <w:rFonts w:ascii="Arial Narrow" w:eastAsia="Arial Narrow" w:hAnsi="Arial Narrow" w:cs="Arial Narrow"/>
-          <w:kern w:val="0"/>
-          <w14:ligatures w14:val="none"/>
-          <w:sz w:val="22"/>
-          <w:szCs w:val="22"/>
-        </w:rPr>
-        <w:t xml:space="preserve"/>
-      </w:r>
-      <w:r>
-        <w:rPr>
-          <w:rFonts w:ascii="Arial Narrow" w:eastAsia="Arial Narrow" w:hAnsi="Arial Narrow" w:cs="Arial Narrow"/>
-          <w:kern w:val="0"/>
-          <w14:ligatures w14:val="none"/>
-          <w:sz w:val="22"/>
-          <w:szCs w:val="22"/>
-        </w:rPr>
-        <w:t xml:space="preserve"/>
-      </w:r>
-      <w:r>
-        <w:rPr>
-          <w:rFonts w:ascii="Arial Narrow" w:eastAsia="Arial Narrow" w:hAnsi="Arial Narrow" w:cs="Arial Narrow"/>
-          <w:kern w:val="0"/>
-          <w14:ligatures w14:val="none"/>
-          <w:sz w:val="22"/>
-          <w:szCs w:val="22"/>
-        </w:rPr>
-        <w:t/>
-      </w:r>
-      <w:r>
-        <w:rPr>
-          <w:rFonts w:ascii="Arial Narrow" w:eastAsia="Arial Narrow" w:hAnsi="Arial Narrow" w:cs="Arial Narrow"/>
-          <w:color w:val="000000"/>
-          <w:kern w:val="0"/>
-          <w:sz w:val="22"/>
-          <w:szCs w:val="22"/>
-          <w:lang w:val="es-ES" w:eastAsia="es-ES"/>
-          <w14:ligatures w14:val="none"/>
-        </w:rPr>
-        <w:t xml:space="preserve"/>
-      </w:r>
-      <w:r>
-        <w:rPr>
-          <w:rFonts w:ascii="Arial Narrow" w:eastAsia="Arial Narrow" w:hAnsi="Arial Narrow" w:cs="Arial Narrow"/>
-          <w:color w:val="000000"/>
-          <w:kern w:val="0"/>
-          <w:sz w:val="22"/>
-          <w:szCs w:val="22"/>
-          <w:lang w:val="es-ES" w:eastAsia="es-ES"/>
-          <w14:ligatures w14:val="none"/>
-        </w:rPr>
-        <w:t xml:space="preserve"/>
-      </w:r>
-      <w:r>
-        <w:rPr>
-          <w:rFonts w:ascii="Arial Narrow" w:eastAsia="Arial Narrow" w:hAnsi="Arial Narrow" w:cs="Arial Narrow"/>
-          <w:color w:val="000000"/>
-          <w:kern w:val="0"/>
-          <w:sz w:val="22"/>
-          <w:szCs w:val="22"/>
-          <w:lang w:val="es-ES" w:eastAsia="es-ES"/>
-          <w14:ligatures w14:val="none"/>
-        </w:rPr>
-        <w:t/>
-      </w:r>
-      <w:r>
-        <w:rPr>
-          <w:rFonts w:ascii="Arial Narrow" w:eastAsia="Arial Narrow" w:hAnsi="Arial Narrow" w:cs="Arial Narrow"/>
-          <w:color w:val="000000"/>
-          <w:kern w:val="0"/>
-          <w:sz w:val="22"/>
-          <w:szCs w:val="22"/>
-          <w:lang w:val="es-ES" w:eastAsia="es-ES"/>
-          <w14:ligatures w14:val="none"/>
-        </w:rPr>
-        <w:t/>
+        <w:t xml:space="preserve">Mediante el escrito del 25 de febrero de 2026, complementado mediante escrito del 25 de febrero de 2026, subsanado mediante escrito del 12 de marzo de 2026, el señor [APELLIDO] denunció a Pacífico por presuntas infracciones a la Ley 29571, Código de Protección y Defensa del Consumidor</w:t>
       </w:r>
       <w:r>
         <w:rPr>
@@ -741,6 +621,138 @@
           <w14:ligatures w14:val="none"/>
         </w:rPr>
         <w:footnoteReference w:id="1"/>
+      </w:r>
+      <w:r>
+        <w:rPr>
+          <w:rFonts w:ascii="Arial Narrow" w:eastAsia="Arial Narrow" w:hAnsi="Arial Narrow" w:cs="Arial Narrow"/>
+          <w:color w:val="000000"/>
+          <w:kern w:val="0"/>
+          <w:sz w:val="22"/>
+          <w:szCs w:val="22"/>
+          <w:lang w:val="es-ES" w:eastAsia="es-ES"/>
+          <w14:ligatures w14:val="none"/>
+        </w:rPr>
+        <w:t xml:space="preserve"> (en adelante, Código), señalando lo siguiente:</w:t>
+      </w:r>
+      <w:r>
+        <w:rPr>
+          <w:rFonts w:ascii="Arial Narrow" w:eastAsia="Arial Narrow" w:hAnsi="Arial Narrow" w:cs="Arial Narrow"/>
+          <w:color w:val="000000"/>
+          <w:kern w:val="0"/>
+          <w:sz w:val="22"/>
+          <w:szCs w:val="22"/>
+          <w:lang w:val="es-ES" w:eastAsia="es-ES"/>
+          <w14:ligatures w14:val="none"/>
+        </w:rPr>
+        <w:t/>
+      </w:r>
+      <w:r>
+        <w:rPr>
+          <w:rFonts w:ascii="Arial Narrow" w:eastAsia="Arial Narrow" w:hAnsi="Arial Narrow" w:cs="Arial Narrow"/>
+          <w:kern w:val="0"/>
+          <w14:ligatures w14:val="none"/>
+          <w:sz w:val="22"/>
+          <w:szCs w:val="22"/>
+        </w:rPr>
+        <w:t/>
+      </w:r>
+      <w:r>
+        <w:rPr>
+          <w:rFonts w:ascii="Arial Narrow" w:eastAsia="Arial Narrow" w:hAnsi="Arial Narrow" w:cs="Arial Narrow"/>
+          <w:kern w:val="0"/>
+          <w14:ligatures w14:val="none"/>
+          <w:sz w:val="22"/>
+          <w:szCs w:val="22"/>
+        </w:rPr>
+        <w:t xml:space="preserve"/>
+      </w:r>
+      <w:r>
+        <w:rPr>
+          <w:rFonts w:ascii="Arial Narrow" w:eastAsia="Arial Narrow" w:hAnsi="Arial Narrow" w:cs="Arial Narrow"/>
+          <w:kern w:val="0"/>
+          <w14:ligatures w14:val="none"/>
+          <w:sz w:val="22"/>
+          <w:szCs w:val="22"/>
+        </w:rPr>
+        <w:t/>
+      </w:r>
+      <w:r>
+        <w:rPr>
+          <w:rFonts w:ascii="Arial Narrow" w:eastAsia="Arial Narrow" w:hAnsi="Arial Narrow" w:cs="Arial Narrow"/>
+          <w:kern w:val="0"/>
+          <w14:ligatures w14:val="none"/>
+          <w:sz w:val="22"/>
+          <w:szCs w:val="22"/>
+        </w:rPr>
+        <w:t xml:space="preserve"/>
+      </w:r>
+      <w:r>
+        <w:rPr>
+          <w:rFonts w:ascii="Arial Narrow" w:eastAsia="Arial Narrow" w:hAnsi="Arial Narrow" w:cs="Arial Narrow"/>
+          <w:kern w:val="0"/>
+          <w14:ligatures w14:val="none"/>
+          <w:sz w:val="22"/>
+          <w:szCs w:val="22"/>
+        </w:rPr>
+        <w:t xml:space="preserve"/>
+      </w:r>
+      <w:r>
+        <w:rPr>
+          <w:rFonts w:ascii="Arial Narrow" w:eastAsia="Arial Narrow" w:hAnsi="Arial Narrow" w:cs="Arial Narrow"/>
+          <w:kern w:val="0"/>
+          <w14:ligatures w14:val="none"/>
+          <w:sz w:val="22"/>
+          <w:szCs w:val="22"/>
+        </w:rPr>
+        <w:t/>
+      </w:r>
+      <w:r>
+        <w:rPr>
+          <w:rFonts w:ascii="Arial Narrow" w:eastAsia="Arial Narrow" w:hAnsi="Arial Narrow" w:cs="Arial Narrow"/>
+          <w:color w:val="000000"/>
+          <w:kern w:val="0"/>
+          <w:sz w:val="22"/>
+          <w:szCs w:val="22"/>
+          <w:lang w:val="es-ES" w:eastAsia="es-ES"/>
+          <w14:ligatures w14:val="none"/>
+        </w:rPr>
+        <w:t xml:space="preserve"/>
+      </w:r>
+      <w:r>
+        <w:rPr>
+          <w:rFonts w:ascii="Arial Narrow" w:eastAsia="Arial Narrow" w:hAnsi="Arial Narrow" w:cs="Arial Narrow"/>
+          <w:color w:val="000000"/>
+          <w:kern w:val="0"/>
+          <w:sz w:val="22"/>
+          <w:szCs w:val="22"/>
+          <w:lang w:val="es-ES" w:eastAsia="es-ES"/>
+          <w14:ligatures w14:val="none"/>
+        </w:rPr>
+        <w:t xml:space="preserve"/>
+      </w:r>
+      <w:r>
+        <w:rPr>
+          <w:rFonts w:ascii="Arial Narrow" w:eastAsia="Arial Narrow" w:hAnsi="Arial Narrow" w:cs="Arial Narrow"/>
+          <w:color w:val="000000"/>
+          <w:kern w:val="0"/>
+          <w:sz w:val="22"/>
+          <w:szCs w:val="22"/>
+          <w:lang w:val="es-ES" w:eastAsia="es-ES"/>
+          <w14:ligatures w14:val="none"/>
+        </w:rPr>
+        <w:t/>
+      </w:r>
+      <w:r>
+        <w:rPr>
+          <w:rFonts w:ascii="Arial Narrow" w:eastAsia="Arial Narrow" w:hAnsi="Arial Narrow" w:cs="Arial Narrow"/>
+          <w:color w:val="000000"/>
+          <w:kern w:val="0"/>
+          <w:sz w:val="22"/>
+          <w:szCs w:val="22"/>
+          <w:lang w:val="es-ES" w:eastAsia="es-ES"/>
+          <w14:ligatures w14:val="none"/>
+        </w:rPr>
+        <w:t/>
       </w:r>
       <w:r>
         <w:rPr>
@@ -5213,7 +5225,19 @@
           <w:lang w:eastAsia="es-PE"/>
           <w14:ligatures w14:val="none"/>
         </w:rPr>
-        <w:t xml:space="preserve">PRIMERO: admitir a trámite la denuncia del 25 de febrero de 2026, complementado mediante escrito del 25 de febrero de 2026, subsanado mediante escrito del 12 de marzo de 2026, interpuesta por el señor [DENUNCIANTE] contra Pacífico Compañía de Seguros y Reaseguros S.A., por lo siguiente:</w:t>
+        <w:t xml:space="preserve">PRIMERO:</w:t>
+      </w:r>
+      <w:r>
+        <w:rPr>
+          <w:rFonts w:ascii="Arial Narrow" w:eastAsia="Arial Narrow" w:hAnsi="Arial Narrow" w:cs="Arial Narrow"/>
+          <w:color w:val="000000"/>
+          <w:kern w:val="0"/>
+          <w:sz w:val="22"/>
+          <w:szCs w:val="22"/>
+          <w:lang w:eastAsia="es-PE"/>
+          <w14:ligatures w14:val="none"/>
+        </w:rPr>
+        <w:t xml:space="preserve"> admitir a trámite la denuncia del 25 de febrero de 2026, complementado mediante escrito del 25 de febrero de 2026, subsanado mediante escrito del 12 de marzo de 2026, interpuesta por el señor [DENUNCIANTE] contra Pacífico Compañía de Seguros y Reaseguros S.A., por lo siguiente:</w:t>
       </w:r>
       <w:r>
         <w:rPr>
@@ -5296,7 +5320,6 @@
       <w:r>
         <w:rPr>
           <w:rFonts w:ascii="Arial Narrow" w:eastAsia="Arial Narrow" w:hAnsi="Arial Narrow" w:cs="Arial Narrow"/>
-          <w:bCs/>
           <w:sz w:val="22"/>
           <w:szCs w:val="22"/>
         </w:rPr>
@@ -7079,7 +7102,19 @@
           <w:lang w:eastAsia="es-PE"/>
           <w14:ligatures w14:val="none"/>
         </w:rPr>
-        <w:t xml:space="preserve">TERCERO: </w:t>
+        <w:t xml:space="preserve">TERCERO:</w:t>
+      </w:r>
+      <w:r>
+        <w:rPr>
+          <w:rFonts w:ascii="Arial Narrow" w:eastAsia="Arial Narrow" w:hAnsi="Arial Narrow" w:cs="Arial Narrow"/>
+          <w:color w:val="000000"/>
+          <w:kern w:val="0"/>
+          <w:sz w:val="22"/>
+          <w:szCs w:val="22"/>
+          <w:lang w:eastAsia="es-PE"/>
+          <w14:ligatures w14:val="none"/>
+        </w:rPr>
+        <w:t xml:space="preserve"> </w:t>
       </w:r>
       <w:r>
         <w:rPr>
@@ -7096,7 +7131,6 @@
       <w:r>
         <w:rPr>
           <w:rFonts w:ascii="Arial Narrow" w:eastAsia="Arial Narrow" w:hAnsi="Arial Narrow" w:cs="Arial Narrow"/>
-          <w:bCs/>
           <w:sz w:val="22"/>
           <w:szCs w:val="22"/>
         </w:rPr>
@@ -7105,7 +7139,6 @@
       <w:r>
         <w:rPr>
           <w:rFonts w:ascii="Arial Narrow" w:eastAsia="Arial Narrow" w:hAnsi="Arial Narrow" w:cs="Arial Narrow"/>
-          <w:bCs/>
           <w:sz w:val="22"/>
           <w:szCs w:val="22"/>
         </w:rPr>
@@ -7114,7 +7147,6 @@
       <w:r>
         <w:rPr>
           <w:rFonts w:ascii="Arial Narrow" w:eastAsia="Arial Narrow" w:hAnsi="Arial Narrow" w:cs="Arial Narrow"/>
-          <w:bCs/>
           <w:sz w:val="22"/>
           <w:szCs w:val="22"/>
         </w:rPr>
@@ -7494,7 +7526,15 @@
           <w:sz w:val="22"/>
           <w:szCs w:val="22"/>
         </w:rPr>
-        <w:t xml:space="preserve">CUARTO: </w:t>
+        <w:t xml:space="preserve">CUARTO:</w:t>
+      </w:r>
+      <w:r>
+        <w:rPr>
+          <w:rFonts w:ascii="Arial Narrow" w:eastAsia="Arial Narrow" w:hAnsi="Arial Narrow" w:cs="Arial Narrow"/>
+          <w:sz w:val="22"/>
+          <w:szCs w:val="22"/>
+        </w:rPr>
+        <w:t xml:space="preserve"> </w:t>
       </w:r>
       <w:r>
         <w:rPr>
@@ -7516,7 +7556,7 @@
           <w:lang w:val="es-ES" w:eastAsia="es-ES"/>
           <w14:ligatures w14:val="none"/>
         </w:rPr>
-        <w:footnoteReference w:id="15"/>
+        <w:footnoteReference w:id="10"/>
       </w:r>
       <w:r>
         <w:rPr>
@@ -7538,7 +7578,7 @@
           <w:lang w:val="es-ES" w:eastAsia="es-ES"/>
           <w14:ligatures w14:val="none"/>
         </w:rPr>
-        <w:footnoteReference w:id="16"/>
+        <w:footnoteReference w:id="11"/>
       </w:r>
       <w:r>
         <w:rPr>
@@ -7591,7 +7631,19 @@
           <w:lang w:eastAsia="es-PE"/>
           <w14:ligatures w14:val="none"/>
         </w:rPr>
-        <w:t xml:space="preserve">QUINTO: </w:t>
+        <w:t xml:space="preserve">QUINTO:</w:t>
+      </w:r>
+      <w:r>
+        <w:rPr>
+          <w:rFonts w:ascii="Arial Narrow" w:eastAsia="Arial Narrow" w:hAnsi="Arial Narrow" w:cs="Arial Narrow"/>
+          <w:color w:val="000000"/>
+          <w:kern w:val="0"/>
+          <w:sz w:val="22"/>
+          <w:szCs w:val="22"/>
+          <w:lang w:eastAsia="es-PE"/>
+          <w14:ligatures w14:val="none"/>
+        </w:rPr>
+        <w:t xml:space="preserve"> </w:t>
       </w:r>
       <w:bookmarkStart w:id="28" w:name="_Hlk188286813"/>
       <w:r>
@@ -7840,7 +7892,7 @@
           <w:lang w:eastAsia="es-PE"/>
           <w14:ligatures w14:val="none"/>
         </w:rPr>
-        <w:footnoteReference w:id="10"/>
+        <w:footnoteReference w:id="12"/>
       </w:r>
       <w:r>
         <w:rPr>
@@ -7938,7 +7990,7 @@
           <w:lang w:eastAsia="es-PE"/>
           <w14:ligatures w14:val="none"/>
         </w:rPr>
-        <w:footnoteReference w:id="11"/>
+        <w:footnoteReference w:id="13"/>
       </w:r>
       <w:r>
         <w:rPr>
@@ -8002,7 +8054,7 @@
           <w:lang w:eastAsia="es-PE"/>
           <w14:ligatures w14:val="none"/>
         </w:rPr>
-        <w:footnoteReference w:id="12"/>
+        <w:footnoteReference w:id="14"/>
       </w:r>
       <w:r>
         <w:rPr>
@@ -8220,7 +8272,7 @@
           <w:vertAlign w:val="superscript"/>
           <w14:ligatures w14:val="none"/>
         </w:rPr>
-        <w:footnoteReference w:id="13"/>
+        <w:footnoteReference w:id="15"/>
       </w:r>
       <w:r>
         <w:rPr>
@@ -8238,29 +8290,144 @@
           <w:kern w:val="0"/>
           <w:sz w:val="22"/>
           <w:szCs w:val="22"/>
+          <w14:ligatures w14:val="none"/>
+        </w:rPr>
+        <w:t>expresamente su facultad para asistir y conciliar en su representación</w:t>
+      </w:r>
+      <w:r>
+        <w:rPr>
+          <w:rFonts w:ascii="Arial Narrow" w:eastAsia="Arial Narrow" w:hAnsi="Arial Narrow" w:cs="Arial Narrow"/>
+          <w:kern w:val="0"/>
+          <w14:ligatures w14:val="none"/>
+          <w:sz w:val="22"/>
+          <w:szCs w:val="22"/>
+        </w:rPr>
+        <w:t>.</w:t>
+      </w:r>
+      <w:r>
+        <w:rPr>
+          <w:rFonts w:ascii="Arial Narrow" w:eastAsia="Arial Narrow" w:hAnsi="Arial Narrow" w:cs="Arial Narrow"/>
+          <w:kern w:val="0"/>
+          <w14:ligatures w14:val="none"/>
+          <w:sz w:val="22"/>
+          <w:szCs w:val="22"/>
+        </w:rPr>
+        <w:t xml:space="preserve"> </w:t>
+      </w:r>
+      <w:r>
+        <w:rPr>
+          <w:rFonts w:ascii="Arial Narrow" w:eastAsia="Arial Narrow" w:hAnsi="Arial Narrow" w:cs="Arial Narrow"/>
+          <w:kern w:val="0"/>
+          <w:sz w:val="22"/>
+          <w:szCs w:val="22"/>
+          <w14:ligatures w14:val="none"/>
+        </w:rPr>
+        <w:t xml:space="preserve">Ello bajo apercibimiento de no realizar la audiencia de conciliación y levantar el acta de inasistencia correspondiente. </w:t>
+      </w:r>
+    </w:p>
+    <w:p>
+      <w:pPr>
+        <w:suppressAutoHyphens/>
+        <w:spacing w:after="0" w:line="240" w:lineRule="auto"/>
+        <w:contextualSpacing/>
+        <w:jc w:val="both"/>
+        <w:rPr>
+          <w:rFonts w:ascii="Arial Narrow" w:eastAsia="Arial Narrow" w:hAnsi="Arial Narrow" w:cs="Arial Narrow"/>
+          <w:kern w:val="0"/>
+          <w:sz w:val="22"/>
+          <w:szCs w:val="22"/>
           <w:u w:val="single"/>
           <w14:ligatures w14:val="none"/>
         </w:rPr>
-        <w:t>expresamente su facultad para asistir y conciliar en su representación</w:t>
-      </w:r>
-      <w:r>
-        <w:rPr>
-          <w:rFonts w:ascii="Arial Narrow" w:eastAsia="Arial Narrow" w:hAnsi="Arial Narrow" w:cs="Arial Narrow"/>
-          <w:bCs/>
-          <w:kern w:val="0"/>
-          <w14:ligatures w14:val="none"/>
-          <w:sz w:val="22"/>
-          <w:szCs w:val="22"/>
-        </w:rPr>
-        <w:t>.</w:t>
-      </w:r>
+      </w:pPr>
+    </w:p>
+    <w:p>
+      <w:pPr>
+        <w:suppressAutoHyphens/>
+        <w:spacing w:after="0" w:line="240" w:lineRule="auto"/>
+        <w:contextualSpacing/>
+        <w:jc w:val="both"/>
+        <w:rPr>
+          <w:rFonts w:ascii="Arial Narrow" w:eastAsia="Arial Narrow" w:hAnsi="Arial Narrow" w:cs="Arial Narrow"/>
+          <w:color w:val="000000"/>
+          <w:kern w:val="0"/>
+          <w:sz w:val="22"/>
+          <w:szCs w:val="22"/>
+          <w:lang w:eastAsia="es-PE"/>
+          <w14:ligatures w14:val="none"/>
+        </w:rPr>
+      </w:pPr>
+      <w:r>
+        <w:rPr>
+          <w:rFonts w:ascii="Arial Narrow" w:eastAsia="Arial Narrow" w:hAnsi="Arial Narrow" w:cs="Arial Narrow"/>
+          <w:b/>
+          <w:color w:val="000000"/>
+          <w:kern w:val="0"/>
+          <w:sz w:val="22"/>
+          <w:szCs w:val="22"/>
+          <w:lang w:eastAsia="es-PE"/>
+          <w14:ligatures w14:val="none"/>
+        </w:rPr>
+        <w:lastRenderedPageBreak/>
+        <w:t>NOVENO:</w:t>
+      </w:r>
+      <w:r>
+        <w:rPr>
+          <w:rFonts w:ascii="Arial Narrow" w:eastAsia="Arial Narrow" w:hAnsi="Arial Narrow" w:cs="Arial Narrow"/>
+          <w:color w:val="000000"/>
+          <w:kern w:val="0"/>
+          <w:sz w:val="22"/>
+          <w:szCs w:val="22"/>
+          <w:lang w:eastAsia="es-PE"/>
+          <w14:ligatures w14:val="none"/>
+        </w:rPr>
+        <w:t xml:space="preserve"> poner en conocimiento de las partes que, antes de la emisión de la Resolución Final, tienen la posibilidad de formular su desistimiento o presentar el acuerdo arribado mediante la conciliación, mediación, transacción o cualquier otro que, de forma indubitable, deje constancia que se ha solucionado la controversia materia de denuncia.</w:t>
+      </w:r>
+      <w:bookmarkStart w:id="31" w:name="h.gjdgxs" w:colFirst="0" w:colLast="0"/>
+      <w:bookmarkEnd w:id="31"/>
+    </w:p>
+    <w:p>
+      <w:pPr>
+        <w:suppressAutoHyphens/>
+        <w:spacing w:after="0" w:line="240" w:lineRule="auto"/>
+        <w:contextualSpacing/>
+        <w:jc w:val="both"/>
+        <w:rPr>
+          <w:rFonts w:ascii="Arial Narrow" w:eastAsia="Arial Narrow" w:hAnsi="Arial Narrow" w:cs="Arial Narrow"/>
+          <w:color w:val="000000"/>
+          <w:kern w:val="0"/>
+          <w:sz w:val="22"/>
+          <w:szCs w:val="22"/>
+          <w:lang w:eastAsia="es-PE"/>
+          <w14:ligatures w14:val="none"/>
+        </w:rPr>
+      </w:pPr>
+    </w:p>
+    <w:p>
+      <w:pPr>
+        <w:suppressAutoHyphens/>
+        <w:spacing w:after="0" w:line="240" w:lineRule="auto"/>
+        <w:contextualSpacing/>
+        <w:jc w:val="both"/>
+        <w:rPr>
+          <w:rFonts w:ascii="Arial Narrow" w:eastAsia="Arial Narrow" w:hAnsi="Arial Narrow" w:cs="Arial Narrow"/>
+          <w:sz w:val="22"/>
+          <w:szCs w:val="22"/>
+        </w:rPr>
+      </w:pPr>
       <w:r>
         <w:rPr>
           <w:rFonts w:ascii="Arial Narrow" w:eastAsia="Arial Narrow" w:hAnsi="Arial Narrow" w:cs="Arial Narrow"/>
           <w:b/>
           <w:bCs/>
-          <w:kern w:val="0"/>
-          <w14:ligatures w14:val="none"/>
+          <w:sz w:val="22"/>
+          <w:szCs w:val="22"/>
+        </w:rPr>
+        <w:t xml:space="preserve">DÉCIMO:</w:t>
+      </w:r>
+      <w:r>
+        <w:rPr>
+          <w:rFonts w:ascii="Arial Narrow" w:eastAsia="Arial Narrow" w:hAnsi="Arial Narrow" w:cs="Arial Narrow"/>
           <w:sz w:val="22"/>
           <w:szCs w:val="22"/>
         </w:rPr>
@@ -8269,118 +8436,6 @@
       <w:r>
         <w:rPr>
           <w:rFonts w:ascii="Arial Narrow" w:eastAsia="Arial Narrow" w:hAnsi="Arial Narrow" w:cs="Arial Narrow"/>
-          <w:kern w:val="0"/>
-          <w:sz w:val="22"/>
-          <w:szCs w:val="22"/>
-          <w:u w:val="single"/>
-          <w14:ligatures w14:val="none"/>
-        </w:rPr>
-        <w:t xml:space="preserve">Ello bajo apercibimiento de no realizar la audiencia de conciliación y levantar el acta de inasistencia correspondiente. </w:t>
-      </w:r>
-    </w:p>
-    <w:p>
-      <w:pPr>
-        <w:suppressAutoHyphens/>
-        <w:spacing w:after="0" w:line="240" w:lineRule="auto"/>
-        <w:contextualSpacing/>
-        <w:jc w:val="both"/>
-        <w:rPr>
-          <w:rFonts w:ascii="Arial Narrow" w:eastAsia="Arial Narrow" w:hAnsi="Arial Narrow" w:cs="Arial Narrow"/>
-          <w:kern w:val="0"/>
-          <w:sz w:val="22"/>
-          <w:szCs w:val="22"/>
-          <w:u w:val="single"/>
-          <w14:ligatures w14:val="none"/>
-        </w:rPr>
-      </w:pPr>
-    </w:p>
-    <w:p>
-      <w:pPr>
-        <w:suppressAutoHyphens/>
-        <w:spacing w:after="0" w:line="240" w:lineRule="auto"/>
-        <w:contextualSpacing/>
-        <w:jc w:val="both"/>
-        <w:rPr>
-          <w:rFonts w:ascii="Arial Narrow" w:eastAsia="Arial Narrow" w:hAnsi="Arial Narrow" w:cs="Arial Narrow"/>
-          <w:color w:val="000000"/>
-          <w:kern w:val="0"/>
-          <w:sz w:val="22"/>
-          <w:szCs w:val="22"/>
-          <w:lang w:eastAsia="es-PE"/>
-          <w14:ligatures w14:val="none"/>
-        </w:rPr>
-      </w:pPr>
-      <w:r>
-        <w:rPr>
-          <w:rFonts w:ascii="Arial Narrow" w:eastAsia="Arial Narrow" w:hAnsi="Arial Narrow" w:cs="Arial Narrow"/>
-          <w:b/>
-          <w:color w:val="000000"/>
-          <w:kern w:val="0"/>
-          <w:sz w:val="22"/>
-          <w:szCs w:val="22"/>
-          <w:lang w:eastAsia="es-PE"/>
-          <w14:ligatures w14:val="none"/>
-        </w:rPr>
-        <w:lastRenderedPageBreak/>
-        <w:t>NOVENO:</w:t>
-      </w:r>
-      <w:r>
-        <w:rPr>
-          <w:rFonts w:ascii="Arial Narrow" w:eastAsia="Arial Narrow" w:hAnsi="Arial Narrow" w:cs="Arial Narrow"/>
-          <w:color w:val="000000"/>
-          <w:kern w:val="0"/>
-          <w:sz w:val="22"/>
-          <w:szCs w:val="22"/>
-          <w:lang w:eastAsia="es-PE"/>
-          <w14:ligatures w14:val="none"/>
-        </w:rPr>
-        <w:t xml:space="preserve"> poner en conocimiento de las partes que, antes de la emisión de la Resolución Final, tienen la posibilidad de formular su desistimiento o presentar el acuerdo arribado mediante la conciliación, mediación, transacción o cualquier otro que, de forma indubitable, deje constancia que se ha solucionado la controversia materia de denuncia.</w:t>
-      </w:r>
-      <w:bookmarkStart w:id="31" w:name="h.gjdgxs" w:colFirst="0" w:colLast="0"/>
-      <w:bookmarkEnd w:id="31"/>
-    </w:p>
-    <w:p>
-      <w:pPr>
-        <w:suppressAutoHyphens/>
-        <w:spacing w:after="0" w:line="240" w:lineRule="auto"/>
-        <w:contextualSpacing/>
-        <w:jc w:val="both"/>
-        <w:rPr>
-          <w:rFonts w:ascii="Arial Narrow" w:eastAsia="Arial Narrow" w:hAnsi="Arial Narrow" w:cs="Arial Narrow"/>
-          <w:color w:val="000000"/>
-          <w:kern w:val="0"/>
-          <w:sz w:val="22"/>
-          <w:szCs w:val="22"/>
-          <w:lang w:eastAsia="es-PE"/>
-          <w14:ligatures w14:val="none"/>
-        </w:rPr>
-      </w:pPr>
-    </w:p>
-    <w:p>
-      <w:pPr>
-        <w:suppressAutoHyphens/>
-        <w:spacing w:after="0" w:line="240" w:lineRule="auto"/>
-        <w:contextualSpacing/>
-        <w:jc w:val="both"/>
-        <w:rPr>
-          <w:rFonts w:ascii="Arial Narrow" w:eastAsia="Arial Narrow" w:hAnsi="Arial Narrow" w:cs="Arial Narrow"/>
-          <w:sz w:val="22"/>
-          <w:szCs w:val="22"/>
-        </w:rPr>
-      </w:pPr>
-      <w:r>
-        <w:rPr>
-          <w:rFonts w:ascii="Arial Narrow" w:eastAsia="Arial Narrow" w:hAnsi="Arial Narrow" w:cs="Arial Narrow"/>
-          <w:b/>
-          <w:bCs/>
-          <w:sz w:val="22"/>
-          <w:szCs w:val="22"/>
-        </w:rPr>
-        <w:t xml:space="preserve">DÉCIMO: </w:t>
-      </w:r>
-      <w:r>
-        <w:rPr>
-          <w:rFonts w:ascii="Arial Narrow" w:eastAsia="Arial Narrow" w:hAnsi="Arial Narrow" w:cs="Arial Narrow"/>
           <w:sz w:val="22"/>
           <w:szCs w:val="22"/>
         </w:rPr>
@@ -8532,7 +8587,7 @@
           <w:szCs w:val="22"/>
           <w:vertAlign w:val="superscript"/>
         </w:rPr>
-        <w:footnoteReference w:id="14"/>
+        <w:footnoteReference w:id="16"/>
       </w:r>
       <w:r>
         <w:rPr>
@@ -8987,6 +9042,9 @@
     <w:p>
       <w:pPr>
         <w:pStyle w:val="Textonotapie"/>
+        <w:tabs>
+          <w:tab w:val="left" w:pos="567"/>
+        </w:tabs>
         <w:ind w:left="567" w:hanging="567"/>
         <w:jc w:val="both"/>
         <w:rPr>
@@ -9011,7 +9069,8 @@
           <w:sz w:val="16"/>
           <w:szCs w:val="16"/>
         </w:rPr>
-        <w:t xml:space="preserve"> </w:t>
+        <w:tab/>
+        <w:t xml:space="preserve"/>
       </w:r>
       <w:r>
         <w:rPr>
@@ -9086,7 +9145,8 @@
           <w:sz w:val="16"/>
           <w:szCs w:val="16"/>
         </w:rPr>
-        <w:t xml:space="preserve"> </w:t>
+        <w:tab/>
+        <w:t xml:space="preserve"/>
       </w:r>
       <w:r>
         <w:rPr>
@@ -9193,10 +9253,30 @@
         <w:jc w:val="both"/>
         <w:rPr>
           <w:rFonts w:ascii="Arial Narrow" w:eastAsia="Arial Narrow" w:hAnsi="Arial Narrow" w:cs="Arial Narrow"/>
-          <w:sz w:val="16"/>
-          <w:szCs w:val="16"/>
-        </w:rPr>
-      </w:pPr>
+          <w:b/>
+          <w:bCs/>
+          <w:sz w:val="16"/>
+          <w:szCs w:val="16"/>
+        </w:rPr>
+      </w:pPr>
+      <w:r>
+        <w:rPr>
+          <w:rFonts w:ascii="Arial Narrow" w:eastAsia="Arial Narrow" w:hAnsi="Arial Narrow" w:cs="Arial Narrow"/>
+          <w:sz w:val="16"/>
+          <w:szCs w:val="16"/>
+        </w:rPr>
+        <w:tab/>
+      </w:r>
+      <w:r>
+        <w:rPr>
+          <w:rFonts w:ascii="Arial Narrow" w:eastAsia="Arial Narrow" w:hAnsi="Arial Narrow" w:cs="Arial Narrow"/>
+          <w:b/>
+          <w:bCs/>
+          <w:sz w:val="16"/>
+          <w:szCs w:val="16"/>
+        </w:rPr>
+        <w:t xml:space="preserve">LEY DE ORGANIZACIÓN Y FUNCIONES DEL INDECOPI, APROBADA POR DECRETO LEGISLATIVO 1033 </w:t>
+      </w:r>
     </w:p>
     <w:p>
       <w:pPr>
@@ -9208,29 +9288,28 @@
         <w:jc w:val="both"/>
         <w:rPr>
           <w:rFonts w:ascii="Arial Narrow" w:eastAsia="Arial Narrow" w:hAnsi="Arial Narrow" w:cs="Arial Narrow"/>
+          <w:sz w:val="16"/>
+          <w:szCs w:val="16"/>
+        </w:rPr>
+      </w:pPr>
+      <w:r>
+        <w:rPr>
+          <w:rFonts w:ascii="Arial Narrow" w:eastAsia="Arial Narrow" w:hAnsi="Arial Narrow" w:cs="Arial Narrow"/>
           <w:b/>
           <w:bCs/>
           <w:sz w:val="16"/>
           <w:szCs w:val="16"/>
         </w:rPr>
-      </w:pPr>
-      <w:r>
-        <w:rPr>
-          <w:rFonts w:ascii="Arial Narrow" w:eastAsia="Arial Narrow" w:hAnsi="Arial Narrow" w:cs="Arial Narrow"/>
-          <w:sz w:val="16"/>
-          <w:szCs w:val="16"/>
-        </w:rPr>
         <w:tab/>
-      </w:r>
-      <w:r>
-        <w:rPr>
-          <w:rFonts w:ascii="Arial Narrow" w:eastAsia="Arial Narrow" w:hAnsi="Arial Narrow" w:cs="Arial Narrow"/>
-          <w:b/>
-          <w:bCs/>
-          <w:sz w:val="16"/>
-          <w:szCs w:val="16"/>
-        </w:rPr>
-        <w:t xml:space="preserve">LEY DE ORGANIZACIÓN Y FUNCIONES DEL INDECOPI, APROBADA POR DECRETO LEGISLATIVO 1033 </w:t>
+        <w:t>Artículo 27.-</w:t>
+      </w:r>
+      <w:r>
+        <w:rPr>
+          <w:rFonts w:ascii="Arial Narrow" w:eastAsia="Arial Narrow" w:hAnsi="Arial Narrow" w:cs="Arial Narrow"/>
+          <w:sz w:val="16"/>
+          <w:szCs w:val="16"/>
+        </w:rPr>
+        <w:t xml:space="preserve"> De la Comisión de Protección al Consumidor.- </w:t>
       </w:r>
     </w:p>
     <w:p>
@@ -9250,21 +9329,11 @@
       <w:r>
         <w:rPr>
           <w:rFonts w:ascii="Arial Narrow" w:eastAsia="Arial Narrow" w:hAnsi="Arial Narrow" w:cs="Arial Narrow"/>
-          <w:b/>
-          <w:bCs/>
           <w:sz w:val="16"/>
           <w:szCs w:val="16"/>
         </w:rPr>
         <w:tab/>
-        <w:t>Artículo 27.-</w:t>
-      </w:r>
-      <w:r>
-        <w:rPr>
-          <w:rFonts w:ascii="Arial Narrow" w:eastAsia="Arial Narrow" w:hAnsi="Arial Narrow" w:cs="Arial Narrow"/>
-          <w:sz w:val="16"/>
-          <w:szCs w:val="16"/>
-        </w:rPr>
-        <w:t xml:space="preserve"> De la Comisión de Protección al Consumidor.- </w:t>
+        <w:t>Corresponde a la Comisión de Protección al Consumidor velar por el cumplimiento de la Ley de Protección al Consumidor y de las leyes que, en general, protegen a los consumidores de la falta de idoneidad de los bienes y servicios en función de la información brindada, de las omisiones de información y de la discriminación en el consumo, así como de aquellas que complementen o sustituyan a las anteriores.</w:t>
       </w:r>
     </w:p>
     <w:p>
@@ -9277,20 +9346,15 @@
         <w:jc w:val="both"/>
         <w:rPr>
           <w:rFonts w:ascii="Arial Narrow" w:eastAsia="Arial Narrow" w:hAnsi="Arial Narrow" w:cs="Arial Narrow"/>
-          <w:sz w:val="16"/>
-          <w:szCs w:val="16"/>
-        </w:rPr>
-      </w:pPr>
-      <w:r>
-        <w:rPr>
-          <w:rFonts w:ascii="Arial Narrow" w:eastAsia="Arial Narrow" w:hAnsi="Arial Narrow" w:cs="Arial Narrow"/>
-          <w:sz w:val="16"/>
-          <w:szCs w:val="16"/>
-        </w:rPr>
-        <w:tab/>
-        <w:t>Corresponde a la Comisión de Protección al Consumidor velar por el cumplimiento de la Ley de Protección al Consumidor y de las leyes que, en general, protegen a los consumidores de la falta de idoneidad de los bienes y servicios en función de la información brindada, de las omisiones de información y de la discriminación en el consumo, así como de aquellas que complementen o sustituyan a las anteriores.</w:t>
-      </w:r>
-    </w:p>
+          <w:b/>
+          <w:bCs/>
+          <w:sz w:val="16"/>
+          <w:szCs w:val="16"/>
+        </w:rPr>
+      </w:pPr>
+    </w:p>
+  </w:footnote>
+  <w:footnote w:id="3">
     <w:p>
       <w:pPr>
         <w:pStyle w:val="Textonotapie"/>
@@ -9307,9 +9371,150 @@
           <w:szCs w:val="16"/>
         </w:rPr>
       </w:pPr>
-    </w:p>
-  </w:footnote>
-  <w:footnote w:id="3">
+      <w:r>
+        <w:rPr>
+          <w:rStyle w:val="Refdenotaalpie"/>
+          <w:rFonts w:ascii="Arial Narrow" w:eastAsia="Arial Narrow" w:hAnsi="Arial Narrow" w:cs="Arial Narrow"/>
+          <w:sz w:val="16"/>
+          <w:szCs w:val="16"/>
+          <w:vertAlign w:val="superscript"/>
+        </w:rPr>
+        <w:footnoteRef/>
+      </w:r>
+      <w:r>
+        <w:rPr>
+          <w:rFonts w:ascii="Arial Narrow" w:eastAsia="Arial Narrow" w:hAnsi="Arial Narrow" w:cs="Arial Narrow"/>
+          <w:sz w:val="16"/>
+          <w:szCs w:val="16"/>
+        </w:rPr>
+        <w:tab/>
+        <w:t xml:space="preserve"/>
+      </w:r>
+      <w:r>
+        <w:rPr>
+          <w:rFonts w:ascii="Arial Narrow" w:eastAsia="Arial Narrow" w:hAnsi="Arial Narrow" w:cs="Arial Narrow"/>
+          <w:sz w:val="16"/>
+          <w:szCs w:val="16"/>
+        </w:rPr>
+        <w:tab/>
+      </w:r>
+      <w:r>
+        <w:rPr>
+          <w:rFonts w:ascii="Arial Narrow" w:eastAsia="Arial Narrow" w:hAnsi="Arial Narrow" w:cs="Arial Narrow"/>
+          <w:b/>
+          <w:bCs/>
+          <w:sz w:val="16"/>
+          <w:szCs w:val="16"/>
+        </w:rPr>
+        <w:t xml:space="preserve">LEY 29571, CÓDIGO DE PROTECCIÓN Y DEFENSA DEL CONSUMIDOR, publicado el 2 de setiembre de 2010 y modificado por Decreto Legislativo 1308 </w:t>
+      </w:r>
+    </w:p>
+    <w:p>
+      <w:pPr>
+        <w:pStyle w:val="Textonotapie"/>
+        <w:ind w:left="567" w:right="-1"/>
+        <w:jc w:val="both"/>
+        <w:rPr>
+          <w:rFonts w:ascii="Arial Narrow" w:eastAsia="Arial Narrow" w:hAnsi="Arial Narrow" w:cs="Arial Narrow"/>
+          <w:b/>
+          <w:bCs/>
+          <w:sz w:val="16"/>
+          <w:szCs w:val="16"/>
+        </w:rPr>
+      </w:pPr>
+      <w:r>
+        <w:rPr>
+          <w:rFonts w:ascii="Arial Narrow" w:eastAsia="Arial Narrow" w:hAnsi="Arial Narrow" w:cs="Arial Narrow"/>
+          <w:b/>
+          <w:bCs/>
+          <w:sz w:val="16"/>
+          <w:szCs w:val="16"/>
+        </w:rPr>
+        <w:t xml:space="preserve">Artículo 18.- Idoneidad </w:t>
+      </w:r>
+    </w:p>
+    <w:p>
+      <w:pPr>
+        <w:pStyle w:val="Textonotapie"/>
+        <w:ind w:left="567" w:right="-1"/>
+        <w:jc w:val="both"/>
+        <w:rPr>
+          <w:rFonts w:ascii="Arial Narrow" w:eastAsia="Arial Narrow" w:hAnsi="Arial Narrow" w:cs="Arial Narrow"/>
+          <w:sz w:val="16"/>
+          <w:szCs w:val="16"/>
+        </w:rPr>
+      </w:pPr>
+      <w:r>
+        <w:rPr>
+          <w:rFonts w:ascii="Arial Narrow" w:eastAsia="Arial Narrow" w:hAnsi="Arial Narrow" w:cs="Arial Narrow"/>
+          <w:sz w:val="16"/>
+          <w:szCs w:val="16"/>
+        </w:rPr>
+        <w:t xml:space="preserve">Se entiende por idoneidad la correspondencia entre lo que un consumidor espera y lo que efectivamente recibe, en función a lo que se le hubiera ofrecido, la publicidad e información transmitida, las condiciones y circunstancias de la transacción, las características y naturaleza del producto o servicio, el precio, entre otros factores, atendiendo a las circunstancias del caso. </w:t>
+      </w:r>
+    </w:p>
+    <w:p>
+      <w:pPr>
+        <w:pStyle w:val="Textonotapie"/>
+        <w:ind w:left="567" w:right="-1"/>
+        <w:jc w:val="both"/>
+        <w:rPr>
+          <w:rFonts w:ascii="Arial Narrow" w:eastAsia="Arial Narrow" w:hAnsi="Arial Narrow" w:cs="Arial Narrow"/>
+          <w:sz w:val="16"/>
+          <w:szCs w:val="16"/>
+        </w:rPr>
+      </w:pPr>
+      <w:r>
+        <w:rPr>
+          <w:rFonts w:ascii="Arial Narrow" w:eastAsia="Arial Narrow" w:hAnsi="Arial Narrow" w:cs="Arial Narrow"/>
+          <w:sz w:val="16"/>
+          <w:szCs w:val="16"/>
+        </w:rPr>
+        <w:t xml:space="preserve">La idoneidad es evaluada en función a la propia naturaleza del producto o servicio y a su aptitud para satisfacer la finalidad para la cual ha sido puesto en el mercado. Las autorizaciones por parte de los organismos del Estado para la fabricación de un producto o la prestación de un servicio, en los casos que sea necesario, no eximen de responsabilidad al proveedor frente al consumidor. </w:t>
+      </w:r>
+    </w:p>
+    <w:p>
+      <w:pPr>
+        <w:pStyle w:val="Textonotapie"/>
+        <w:ind w:left="567" w:right="-1"/>
+        <w:jc w:val="both"/>
+        <w:rPr>
+          <w:rFonts w:ascii="Arial Narrow" w:eastAsia="Arial Narrow" w:hAnsi="Arial Narrow" w:cs="Arial Narrow"/>
+          <w:sz w:val="16"/>
+          <w:szCs w:val="16"/>
+        </w:rPr>
+      </w:pPr>
+      <w:r>
+        <w:rPr>
+          <w:rFonts w:ascii="Arial Narrow" w:eastAsia="Arial Narrow" w:hAnsi="Arial Narrow" w:cs="Arial Narrow"/>
+          <w:b/>
+          <w:bCs/>
+          <w:sz w:val="16"/>
+          <w:szCs w:val="16"/>
+        </w:rPr>
+        <w:t xml:space="preserve">Artículo 19.- Obligación de los proveedores </w:t>
+      </w:r>
+    </w:p>
+    <w:p>
+      <w:pPr>
+        <w:pStyle w:val="Textonotapie"/>
+        <w:ind w:left="567" w:right="-1"/>
+        <w:jc w:val="both"/>
+        <w:rPr>
+          <w:rFonts w:ascii="Arial Narrow" w:eastAsia="Arial Narrow" w:hAnsi="Arial Narrow" w:cs="Arial Narrow"/>
+          <w:sz w:val="16"/>
+          <w:szCs w:val="16"/>
+        </w:rPr>
+      </w:pPr>
+      <w:r>
+        <w:rPr>
+          <w:rFonts w:ascii="Arial Narrow" w:eastAsia="Arial Narrow" w:hAnsi="Arial Narrow" w:cs="Arial Narrow"/>
+          <w:sz w:val="16"/>
+          <w:szCs w:val="16"/>
+        </w:rPr>
+        <w:t>El proveedor responde por la idoneidad y calidad de los productos y servicios ofrecidos; por la autenticidad de las marcas y leyendas que exhiben sus productos o del signo que respalda al prestador del servicio, por la falta de conformidad entre la publicidad comercial de los productos y servicios y estos, así como por el contenido y la vida útil del producto indicado en el envase, en lo que corresponda.</w:t>
+      </w:r>
+    </w:p>
     <w:p>
       <w:pPr>
         <w:pStyle w:val="Textonotapie"/>
@@ -9326,161 +9531,9 @@
           <w:szCs w:val="16"/>
         </w:rPr>
       </w:pPr>
-      <w:r>
-        <w:rPr>
-          <w:rStyle w:val="Refdenotaalpie"/>
-          <w:rFonts w:ascii="Arial Narrow" w:eastAsia="Arial Narrow" w:hAnsi="Arial Narrow" w:cs="Arial Narrow"/>
-          <w:sz w:val="16"/>
-          <w:szCs w:val="16"/>
-          <w:vertAlign w:val="superscript"/>
-        </w:rPr>
-        <w:footnoteRef/>
-      </w:r>
-      <w:r>
-        <w:rPr>
-          <w:rFonts w:ascii="Arial Narrow" w:eastAsia="Arial Narrow" w:hAnsi="Arial Narrow" w:cs="Arial Narrow"/>
-          <w:sz w:val="16"/>
-          <w:szCs w:val="16"/>
-        </w:rPr>
-        <w:t xml:space="preserve"> </w:t>
-      </w:r>
-      <w:r>
-        <w:rPr>
-          <w:rFonts w:ascii="Arial Narrow" w:eastAsia="Arial Narrow" w:hAnsi="Arial Narrow" w:cs="Arial Narrow"/>
-          <w:sz w:val="16"/>
-          <w:szCs w:val="16"/>
-        </w:rPr>
-        <w:tab/>
-      </w:r>
-      <w:r>
-        <w:rPr>
-          <w:rFonts w:ascii="Arial Narrow" w:eastAsia="Arial Narrow" w:hAnsi="Arial Narrow" w:cs="Arial Narrow"/>
-          <w:b/>
-          <w:bCs/>
-          <w:sz w:val="16"/>
-          <w:szCs w:val="16"/>
-        </w:rPr>
-        <w:t xml:space="preserve">LEY 29571, CÓDIGO DE PROTECCIÓN Y DEFENSA DEL CONSUMIDOR, publicado el 2 de setiembre de 2010 y modificado por Decreto Legislativo 1308 </w:t>
-      </w:r>
-    </w:p>
-    <w:p>
-      <w:pPr>
-        <w:pStyle w:val="Textonotapie"/>
-        <w:ind w:left="567" w:right="-1"/>
-        <w:jc w:val="both"/>
-        <w:rPr>
-          <w:rFonts w:ascii="Arial Narrow" w:eastAsia="Arial Narrow" w:hAnsi="Arial Narrow" w:cs="Arial Narrow"/>
-          <w:b/>
-          <w:bCs/>
-          <w:sz w:val="16"/>
-          <w:szCs w:val="16"/>
-        </w:rPr>
-      </w:pPr>
-      <w:r>
-        <w:rPr>
-          <w:rFonts w:ascii="Arial Narrow" w:eastAsia="Arial Narrow" w:hAnsi="Arial Narrow" w:cs="Arial Narrow"/>
-          <w:b/>
-          <w:bCs/>
-          <w:sz w:val="16"/>
-          <w:szCs w:val="16"/>
-        </w:rPr>
-        <w:t xml:space="preserve">Artículo 18.- Idoneidad </w:t>
-      </w:r>
-    </w:p>
-    <w:p>
-      <w:pPr>
-        <w:pStyle w:val="Textonotapie"/>
-        <w:ind w:left="567" w:right="-1"/>
-        <w:jc w:val="both"/>
-        <w:rPr>
-          <w:rFonts w:ascii="Arial Narrow" w:eastAsia="Arial Narrow" w:hAnsi="Arial Narrow" w:cs="Arial Narrow"/>
-          <w:sz w:val="16"/>
-          <w:szCs w:val="16"/>
-        </w:rPr>
-      </w:pPr>
-      <w:r>
-        <w:rPr>
-          <w:rFonts w:ascii="Arial Narrow" w:eastAsia="Arial Narrow" w:hAnsi="Arial Narrow" w:cs="Arial Narrow"/>
-          <w:sz w:val="16"/>
-          <w:szCs w:val="16"/>
-        </w:rPr>
-        <w:t xml:space="preserve">Se entiende por idoneidad la correspondencia entre lo que un consumidor espera y lo que efectivamente recibe, en función a lo que se le hubiera ofrecido, la publicidad e información transmitida, las condiciones y circunstancias de la transacción, las características y naturaleza del producto o servicio, el precio, entre otros factores, atendiendo a las circunstancias del caso. </w:t>
-      </w:r>
-    </w:p>
-    <w:p>
-      <w:pPr>
-        <w:pStyle w:val="Textonotapie"/>
-        <w:ind w:left="567" w:right="-1"/>
-        <w:jc w:val="both"/>
-        <w:rPr>
-          <w:rFonts w:ascii="Arial Narrow" w:eastAsia="Arial Narrow" w:hAnsi="Arial Narrow" w:cs="Arial Narrow"/>
-          <w:sz w:val="16"/>
-          <w:szCs w:val="16"/>
-        </w:rPr>
-      </w:pPr>
-      <w:r>
-        <w:rPr>
-          <w:rFonts w:ascii="Arial Narrow" w:eastAsia="Arial Narrow" w:hAnsi="Arial Narrow" w:cs="Arial Narrow"/>
-          <w:sz w:val="16"/>
-          <w:szCs w:val="16"/>
-        </w:rPr>
-        <w:t xml:space="preserve">La idoneidad es evaluada en función a la propia naturaleza del producto o servicio y a su aptitud para satisfacer la finalidad para la cual ha sido puesto en el mercado. Las autorizaciones por parte de los organismos del Estado para la fabricación de un producto o la prestación de un servicio, en los casos que sea necesario, no eximen de responsabilidad al proveedor frente al consumidor. </w:t>
-      </w:r>
-    </w:p>
-    <w:p>
-      <w:pPr>
-        <w:pStyle w:val="Textonotapie"/>
-        <w:ind w:left="567" w:right="-1"/>
-        <w:jc w:val="both"/>
-        <w:rPr>
-          <w:rFonts w:ascii="Arial Narrow" w:eastAsia="Arial Narrow" w:hAnsi="Arial Narrow" w:cs="Arial Narrow"/>
-          <w:sz w:val="16"/>
-          <w:szCs w:val="16"/>
-        </w:rPr>
-      </w:pPr>
-    </w:p>
-    <w:p>
-      <w:pPr>
-        <w:pStyle w:val="Textonotapie"/>
-        <w:ind w:left="567" w:right="-1"/>
-        <w:jc w:val="both"/>
-        <w:rPr>
-          <w:rFonts w:ascii="Arial Narrow" w:eastAsia="Arial Narrow" w:hAnsi="Arial Narrow" w:cs="Arial Narrow"/>
-          <w:sz w:val="16"/>
-          <w:szCs w:val="16"/>
-        </w:rPr>
-      </w:pPr>
-      <w:r>
-        <w:rPr>
-          <w:rFonts w:ascii="Arial Narrow" w:eastAsia="Arial Narrow" w:hAnsi="Arial Narrow" w:cs="Arial Narrow"/>
-          <w:b/>
-          <w:bCs/>
-          <w:sz w:val="16"/>
-          <w:szCs w:val="16"/>
-        </w:rPr>
-        <w:t xml:space="preserve">Artículo 19.- Obligación de los proveedores </w:t>
-      </w:r>
-    </w:p>
-    <w:p>
-      <w:pPr>
-        <w:pStyle w:val="Textonotapie"/>
-        <w:ind w:left="567" w:right="-1"/>
-        <w:jc w:val="both"/>
-        <w:rPr>
-          <w:rFonts w:ascii="Arial Narrow" w:eastAsia="Arial Narrow" w:hAnsi="Arial Narrow" w:cs="Arial Narrow"/>
-          <w:sz w:val="16"/>
-          <w:szCs w:val="16"/>
-        </w:rPr>
-      </w:pPr>
-      <w:r>
-        <w:rPr>
-          <w:rFonts w:ascii="Arial Narrow" w:eastAsia="Arial Narrow" w:hAnsi="Arial Narrow" w:cs="Arial Narrow"/>
-          <w:sz w:val="16"/>
-          <w:szCs w:val="16"/>
-        </w:rPr>
-        <w:t>El proveedor responde por la idoneidad y calidad de los productos y servicios ofrecidos; por la autenticidad de las marcas y leyendas que exhiben sus productos o del signo que respalda al prestador del servicio, por la falta de conformidad entre la publicidad comercial de los productos y servicios y estos, así como por el contenido y la vida útil del producto indicado en el envase, en lo que corresponda.</w:t>
-      </w:r>
-    </w:p>
+    </w:p>
+  </w:footnote>
+  <w:footnote w:id="4">
     <w:p>
       <w:pPr>
         <w:pStyle w:val="Textonotapie"/>
@@ -9497,9 +9550,122 @@
           <w:szCs w:val="16"/>
         </w:rPr>
       </w:pPr>
-    </w:p>
-  </w:footnote>
-  <w:footnote w:id="4">
+      <w:r>
+        <w:rPr>
+          <w:rStyle w:val="Refdenotaalpie"/>
+          <w:rFonts w:ascii="Arial Narrow" w:eastAsia="Arial Narrow" w:hAnsi="Arial Narrow" w:cs="Arial Narrow"/>
+          <w:sz w:val="16"/>
+          <w:szCs w:val="16"/>
+          <w:vertAlign w:val="superscript"/>
+        </w:rPr>
+        <w:footnoteRef/>
+      </w:r>
+      <w:r>
+        <w:rPr>
+          <w:rFonts w:ascii="Arial Narrow" w:eastAsia="Arial Narrow" w:hAnsi="Arial Narrow" w:cs="Arial Narrow"/>
+          <w:sz w:val="16"/>
+          <w:szCs w:val="16"/>
+        </w:rPr>
+        <w:tab/>
+        <w:t xml:space="preserve"/>
+      </w:r>
+      <w:r>
+        <w:rPr>
+          <w:rFonts w:ascii="Arial Narrow" w:eastAsia="Arial Narrow" w:hAnsi="Arial Narrow" w:cs="Arial Narrow"/>
+          <w:sz w:val="16"/>
+          <w:szCs w:val="16"/>
+        </w:rPr>
+        <w:tab/>
+      </w:r>
+      <w:r>
+        <w:rPr>
+          <w:rFonts w:ascii="Arial Narrow" w:eastAsia="Arial Narrow" w:hAnsi="Arial Narrow" w:cs="Arial Narrow"/>
+          <w:b/>
+          <w:bCs/>
+          <w:sz w:val="16"/>
+          <w:szCs w:val="16"/>
+        </w:rPr>
+        <w:t xml:space="preserve">LEY 29571, CÓDIGO DE PROTECCIÓN Y DEFENSA DEL CONSUMIDOR, publicado el 2 de setiembre de 2010 y modificado por Decreto Legislativo 1308 </w:t>
+      </w:r>
+    </w:p>
+    <w:p>
+      <w:pPr>
+        <w:pStyle w:val="Textonotapie"/>
+        <w:ind w:firstLine="567"/>
+        <w:jc w:val="both"/>
+        <w:rPr>
+          <w:rFonts w:ascii="Arial Narrow" w:eastAsia="Arial Narrow" w:hAnsi="Arial Narrow" w:cs="Arial Narrow"/>
+          <w:b/>
+          <w:bCs/>
+          <w:sz w:val="16"/>
+          <w:szCs w:val="16"/>
+        </w:rPr>
+      </w:pPr>
+      <w:r>
+        <w:rPr>
+          <w:rFonts w:ascii="Arial Narrow" w:eastAsia="Arial Narrow" w:hAnsi="Arial Narrow" w:cs="Arial Narrow"/>
+          <w:b/>
+          <w:bCs/>
+          <w:sz w:val="16"/>
+          <w:szCs w:val="16"/>
+        </w:rPr>
+        <w:t>Artículo 1.- Derechos de los consumidores</w:t>
+      </w:r>
+    </w:p>
+    <w:p>
+      <w:pPr>
+        <w:pStyle w:val="Textonotapie"/>
+        <w:tabs>
+          <w:tab w:val="left" w:pos="567"/>
+        </w:tabs>
+        <w:jc w:val="both"/>
+        <w:rPr>
+          <w:rFonts w:ascii="Arial Narrow" w:eastAsia="Arial Narrow" w:hAnsi="Arial Narrow" w:cs="Arial Narrow"/>
+          <w:sz w:val="16"/>
+          <w:szCs w:val="16"/>
+        </w:rPr>
+      </w:pPr>
+      <w:r>
+        <w:rPr>
+          <w:rFonts w:ascii="Arial Narrow" w:eastAsia="Arial Narrow" w:hAnsi="Arial Narrow" w:cs="Arial Narrow"/>
+          <w:sz w:val="16"/>
+          <w:szCs w:val="16"/>
+        </w:rPr>
+        <w:tab/>
+        <w:t>1.1 (…)</w:t>
+      </w:r>
+    </w:p>
+    <w:p>
+      <w:pPr>
+        <w:pStyle w:val="Textonotapie"/>
+        <w:tabs>
+          <w:tab w:val="left" w:pos="567"/>
+        </w:tabs>
+        <w:ind w:left="570"/>
+        <w:jc w:val="both"/>
+        <w:rPr>
+          <w:rFonts w:ascii="Arial Narrow" w:eastAsia="Arial Narrow" w:hAnsi="Arial Narrow" w:cs="Arial Narrow"/>
+          <w:sz w:val="16"/>
+          <w:szCs w:val="16"/>
+        </w:rPr>
+      </w:pPr>
+      <w:r>
+        <w:rPr>
+          <w:rFonts w:ascii="Arial Narrow" w:eastAsia="Arial Narrow" w:hAnsi="Arial Narrow" w:cs="Arial Narrow"/>
+          <w:sz w:val="16"/>
+          <w:szCs w:val="16"/>
+        </w:rPr>
+        <w:t xml:space="preserve">b. </w:t>
+      </w:r>
+      <w:r>
+        <w:rPr>
+          <w:rFonts w:ascii="Arial Narrow" w:eastAsia="Arial Narrow" w:hAnsi="Arial Narrow" w:cs="Arial Narrow"/>
+          <w:sz w:val="16"/>
+          <w:szCs w:val="16"/>
+        </w:rPr>
+        <w:t xml:space="preserve">Derecho a acceder a información oportuna, suficiente, veraz y fácilmente accesible, relevante para tomar una decisión o realizar una elección de consumo que se ajuste a sus intereses, así como para efectuar un uso o consumo adecuado de los productos o servicios. </w:t>
+      </w:r>
+    </w:p>
     <w:p>
       <w:pPr>
         <w:pStyle w:val="Textonotapie"/>
@@ -9510,6 +9676,27 @@
         <w:jc w:val="both"/>
         <w:rPr>
           <w:rFonts w:ascii="Arial Narrow" w:eastAsia="Arial Narrow" w:hAnsi="Arial Narrow" w:cs="Arial Narrow"/>
+          <w:sz w:val="16"/>
+          <w:szCs w:val="16"/>
+        </w:rPr>
+      </w:pPr>
+      <w:r>
+        <w:rPr>
+          <w:rFonts w:ascii="Arial Narrow" w:eastAsia="Arial Narrow" w:hAnsi="Arial Narrow" w:cs="Arial Narrow"/>
+          <w:sz w:val="16"/>
+          <w:szCs w:val="16"/>
+        </w:rPr>
+        <w:tab/>
+        <w:t>(…).</w:t>
+      </w:r>
+    </w:p>
+    <w:p>
+      <w:pPr>
+        <w:pStyle w:val="Textonotapie"/>
+        <w:ind w:firstLine="567"/>
+        <w:jc w:val="both"/>
+        <w:rPr>
+          <w:rFonts w:ascii="Arial Narrow" w:eastAsia="Arial Narrow" w:hAnsi="Arial Narrow" w:cs="Arial Narrow"/>
           <w:b/>
           <w:bCs/>
           <w:sz w:val="16"/>
@@ -9518,63 +9705,13 @@
       </w:pPr>
       <w:r>
         <w:rPr>
-          <w:rStyle w:val="Refdenotaalpie"/>
-          <w:rFonts w:ascii="Arial Narrow" w:eastAsia="Arial Narrow" w:hAnsi="Arial Narrow" w:cs="Arial Narrow"/>
-          <w:sz w:val="16"/>
-          <w:szCs w:val="16"/>
-          <w:vertAlign w:val="superscript"/>
-        </w:rPr>
-        <w:footnoteRef/>
-      </w:r>
-      <w:r>
-        <w:rPr>
-          <w:rFonts w:ascii="Arial Narrow" w:eastAsia="Arial Narrow" w:hAnsi="Arial Narrow" w:cs="Arial Narrow"/>
-          <w:sz w:val="16"/>
-          <w:szCs w:val="16"/>
-        </w:rPr>
-        <w:t xml:space="preserve"> </w:t>
-      </w:r>
-      <w:r>
-        <w:rPr>
-          <w:rFonts w:ascii="Arial Narrow" w:eastAsia="Arial Narrow" w:hAnsi="Arial Narrow" w:cs="Arial Narrow"/>
-          <w:sz w:val="16"/>
-          <w:szCs w:val="16"/>
-        </w:rPr>
-        <w:tab/>
-      </w:r>
-      <w:r>
-        <w:rPr>
           <w:rFonts w:ascii="Arial Narrow" w:eastAsia="Arial Narrow" w:hAnsi="Arial Narrow" w:cs="Arial Narrow"/>
           <w:b/>
           <w:bCs/>
           <w:sz w:val="16"/>
           <w:szCs w:val="16"/>
         </w:rPr>
-        <w:t xml:space="preserve">LEY 29571, CÓDIGO DE PROTECCIÓN Y DEFENSA DEL CONSUMIDOR, publicado el 2 de setiembre de 2010 y modificado por Decreto Legislativo 1308 </w:t>
-      </w:r>
-    </w:p>
-    <w:p>
-      <w:pPr>
-        <w:pStyle w:val="Textonotapie"/>
-        <w:ind w:firstLine="567"/>
-        <w:jc w:val="both"/>
-        <w:rPr>
-          <w:rFonts w:ascii="Arial Narrow" w:eastAsia="Arial Narrow" w:hAnsi="Arial Narrow" w:cs="Arial Narrow"/>
-          <w:b/>
-          <w:bCs/>
-          <w:sz w:val="16"/>
-          <w:szCs w:val="16"/>
-        </w:rPr>
-      </w:pPr>
-      <w:r>
-        <w:rPr>
-          <w:rFonts w:ascii="Arial Narrow" w:eastAsia="Arial Narrow" w:hAnsi="Arial Narrow" w:cs="Arial Narrow"/>
-          <w:b/>
-          <w:bCs/>
-          <w:sz w:val="16"/>
-          <w:szCs w:val="16"/>
-        </w:rPr>
-        <w:t>Artículo 1.- Derechos de los consumidores</w:t>
+        <w:t>Artículo 2.- Información relevante</w:t>
       </w:r>
     </w:p>
     <w:p>
@@ -9583,21 +9720,21 @@
         <w:tabs>
           <w:tab w:val="left" w:pos="567"/>
         </w:tabs>
-        <w:jc w:val="both"/>
-        <w:rPr>
-          <w:rFonts w:ascii="Arial Narrow" w:eastAsia="Arial Narrow" w:hAnsi="Arial Narrow" w:cs="Arial Narrow"/>
-          <w:sz w:val="16"/>
-          <w:szCs w:val="16"/>
-        </w:rPr>
-      </w:pPr>
-      <w:r>
-        <w:rPr>
-          <w:rFonts w:ascii="Arial Narrow" w:eastAsia="Arial Narrow" w:hAnsi="Arial Narrow" w:cs="Arial Narrow"/>
-          <w:sz w:val="16"/>
-          <w:szCs w:val="16"/>
-        </w:rPr>
-        <w:tab/>
-        <w:t>1.1 (…)</w:t>
+        <w:ind w:left="567"/>
+        <w:jc w:val="both"/>
+        <w:rPr>
+          <w:rFonts w:ascii="Arial Narrow" w:eastAsia="Arial Narrow" w:hAnsi="Arial Narrow" w:cs="Arial Narrow"/>
+          <w:sz w:val="16"/>
+          <w:szCs w:val="16"/>
+        </w:rPr>
+      </w:pPr>
+      <w:r>
+        <w:rPr>
+          <w:rFonts w:ascii="Arial Narrow" w:eastAsia="Arial Narrow" w:hAnsi="Arial Narrow" w:cs="Arial Narrow"/>
+          <w:sz w:val="16"/>
+          <w:szCs w:val="16"/>
+        </w:rPr>
+        <w:t xml:space="preserve">2.1 El proveedor tiene la obligación de ofrecer al consumidor toda la información relevante para tomar una decisión o realizar una elección adecuada de consumo, así como para efectuar un uso o consumo adecuado de los productos o servicios. </w:t>
       </w:r>
     </w:p>
     <w:p>
@@ -9606,29 +9743,75 @@
         <w:tabs>
           <w:tab w:val="left" w:pos="567"/>
         </w:tabs>
-        <w:ind w:left="570"/>
-        <w:jc w:val="both"/>
-        <w:rPr>
-          <w:rFonts w:ascii="Arial Narrow" w:eastAsia="Arial Narrow" w:hAnsi="Arial Narrow" w:cs="Arial Narrow"/>
-          <w:sz w:val="16"/>
-          <w:szCs w:val="16"/>
-        </w:rPr>
-      </w:pPr>
-      <w:r>
-        <w:rPr>
-          <w:rFonts w:ascii="Arial Narrow" w:eastAsia="Arial Narrow" w:hAnsi="Arial Narrow" w:cs="Arial Narrow"/>
-          <w:sz w:val="16"/>
-          <w:szCs w:val="16"/>
-        </w:rPr>
-        <w:t xml:space="preserve">b. </w:t>
-      </w:r>
-      <w:r>
-        <w:rPr>
-          <w:rFonts w:ascii="Arial Narrow" w:eastAsia="Arial Narrow" w:hAnsi="Arial Narrow" w:cs="Arial Narrow"/>
-          <w:sz w:val="16"/>
-          <w:szCs w:val="16"/>
-        </w:rPr>
-        <w:t xml:space="preserve">Derecho a acceder a información oportuna, suficiente, veraz y fácilmente accesible, relevante para tomar una decisión o realizar una elección de consumo que se ajuste a sus intereses, así como para efectuar un uso o consumo adecuado de los productos o servicios. </w:t>
+        <w:ind w:left="567"/>
+        <w:jc w:val="both"/>
+        <w:rPr>
+          <w:rFonts w:ascii="Arial Narrow" w:eastAsia="Arial Narrow" w:hAnsi="Arial Narrow" w:cs="Arial Narrow"/>
+          <w:sz w:val="16"/>
+          <w:szCs w:val="16"/>
+        </w:rPr>
+      </w:pPr>
+      <w:r>
+        <w:rPr>
+          <w:rFonts w:ascii="Arial Narrow" w:eastAsia="Arial Narrow" w:hAnsi="Arial Narrow" w:cs="Arial Narrow"/>
+          <w:sz w:val="16"/>
+          <w:szCs w:val="16"/>
+        </w:rPr>
+        <w:t xml:space="preserve">2.2 La información debe ser veraz, suficiente, de fácil comprensión, apropiada, oportuna y fácilmente accesible, debiendo ser brindada en idioma castellano. </w:t>
+      </w:r>
+    </w:p>
+    <w:p>
+      <w:pPr>
+        <w:pStyle w:val="Textonotapie"/>
+        <w:tabs>
+          <w:tab w:val="left" w:pos="567"/>
+        </w:tabs>
+        <w:ind w:left="567"/>
+        <w:jc w:val="both"/>
+        <w:rPr>
+          <w:rFonts w:ascii="Arial Narrow" w:eastAsia="Arial Narrow" w:hAnsi="Arial Narrow" w:cs="Arial Narrow"/>
+          <w:sz w:val="16"/>
+          <w:szCs w:val="16"/>
+        </w:rPr>
+      </w:pPr>
+      <w:r>
+        <w:rPr>
+          <w:rFonts w:ascii="Arial Narrow" w:eastAsia="Arial Narrow" w:hAnsi="Arial Narrow" w:cs="Arial Narrow"/>
+          <w:sz w:val="16"/>
+          <w:szCs w:val="16"/>
+        </w:rPr>
+        <w:t xml:space="preserve">2.3 Sin perjuicio de las exigencias concretas de las normas sectoriales correspondientes, para analizar la información relevante se tiene en consideración a toda aquella sin la cual no se hubiera adoptado la decisión de consumo o se hubiera efectuado en términos substancialmente distintos. Para ello se debe examinar si la información omitida desnaturaliza las condiciones en que se realizó la oferta al consumidor. </w:t>
+      </w:r>
+    </w:p>
+    <w:p>
+      <w:pPr>
+        <w:pStyle w:val="Textonotapie"/>
+        <w:tabs>
+          <w:tab w:val="left" w:pos="567"/>
+        </w:tabs>
+        <w:ind w:left="567"/>
+        <w:jc w:val="both"/>
+        <w:rPr>
+          <w:rFonts w:ascii="Arial Narrow" w:eastAsia="Arial Narrow" w:hAnsi="Arial Narrow" w:cs="Arial Narrow"/>
+          <w:sz w:val="16"/>
+          <w:szCs w:val="16"/>
+        </w:rPr>
+      </w:pPr>
+      <w:r>
+        <w:rPr>
+          <w:rFonts w:ascii="Arial Narrow" w:eastAsia="Arial Narrow" w:hAnsi="Arial Narrow" w:cs="Arial Narrow"/>
+          <w:sz w:val="16"/>
+          <w:szCs w:val="16"/>
+        </w:rPr>
+        <w:t>2.4 Al evaluarse la información, deben considerarse los problemas de confusión que generarían al consumidor el suministro de información excesiva o sumamente compleja, atendiendo a la naturaleza del producto adquirido o al servicio contratado</w:t>
+      </w:r>
+      <w:r>
+        <w:rPr>
+          <w:rFonts w:ascii="Arial Narrow" w:eastAsia="Arial Narrow" w:hAnsi="Arial Narrow" w:cs="Arial Narrow"/>
+          <w:sz w:val="16"/>
+          <w:szCs w:val="16"/>
+        </w:rPr>
+        <w:t xml:space="preserve">. </w:t>
       </w:r>
     </w:p>
     <w:p>
@@ -9641,20 +9824,15 @@
         <w:jc w:val="both"/>
         <w:rPr>
           <w:rFonts w:ascii="Arial Narrow" w:eastAsia="Arial Narrow" w:hAnsi="Arial Narrow" w:cs="Arial Narrow"/>
-          <w:sz w:val="16"/>
-          <w:szCs w:val="16"/>
-        </w:rPr>
-      </w:pPr>
-      <w:r>
-        <w:rPr>
-          <w:rFonts w:ascii="Arial Narrow" w:eastAsia="Arial Narrow" w:hAnsi="Arial Narrow" w:cs="Arial Narrow"/>
-          <w:sz w:val="16"/>
-          <w:szCs w:val="16"/>
-        </w:rPr>
-        <w:tab/>
-        <w:t>(…).</w:t>
-      </w:r>
-    </w:p>
+          <w:b/>
+          <w:bCs/>
+          <w:sz w:val="16"/>
+          <w:szCs w:val="16"/>
+        </w:rPr>
+      </w:pPr>
+    </w:p>
+  </w:footnote>
+  <w:footnote w:id="5">
     <w:p>
       <w:pPr>
         <w:pStyle w:val="Textonotapie"/>
@@ -9671,12 +9849,34 @@
           <w:szCs w:val="16"/>
         </w:rPr>
       </w:pPr>
-    </w:p>
-    <w:p>
-      <w:pPr>
-        <w:pStyle w:val="Textonotapie"/>
-        <w:ind w:firstLine="567"/>
-        <w:jc w:val="both"/>
+      <w:r>
+        <w:rPr>
+          <w:rStyle w:val="Refdenotaalpie"/>
+          <w:rFonts w:ascii="Arial Narrow" w:eastAsia="Arial Narrow" w:hAnsi="Arial Narrow" w:cs="Arial Narrow"/>
+          <w:sz w:val="16"/>
+          <w:szCs w:val="16"/>
+          <w:vertAlign w:val="superscript"/>
+        </w:rPr>
+        <w:footnoteRef/>
+      </w:r>
+      <w:r>
+        <w:rPr>
+          <w:rFonts w:ascii="Arial Narrow" w:eastAsia="Arial Narrow" w:hAnsi="Arial Narrow" w:cs="Arial Narrow"/>
+          <w:sz w:val="16"/>
+          <w:szCs w:val="16"/>
+        </w:rPr>
+        <w:tab/>
+        <w:t xml:space="preserve"/>
+      </w:r>
+      <w:r>
+        <w:rPr>
+          <w:rFonts w:ascii="Arial Narrow" w:eastAsia="Arial Narrow" w:hAnsi="Arial Narrow" w:cs="Arial Narrow"/>
+          <w:sz w:val="16"/>
+          <w:szCs w:val="16"/>
+        </w:rPr>
+        <w:tab/>
+      </w:r>
+      <w:r>
         <w:rPr>
           <w:rFonts w:ascii="Arial Narrow" w:eastAsia="Arial Narrow" w:hAnsi="Arial Narrow" w:cs="Arial Narrow"/>
           <w:b/>
@@ -9684,8 +9884,14 @@
           <w:sz w:val="16"/>
           <w:szCs w:val="16"/>
         </w:rPr>
-      </w:pPr>
-      <w:r>
+        <w:t xml:space="preserve">LEY 29571, CÓDIGO DE PROTECCIÓN Y DEFENSA DEL CONSUMIDOR, publicado el 2 de setiembre de 2010 y modificado por Decreto Legislativo 1308 </w:t>
+      </w:r>
+    </w:p>
+    <w:p>
+      <w:pPr>
+        <w:pStyle w:val="Textonotapie"/>
+        <w:ind w:left="567" w:right="-1"/>
+        <w:jc w:val="both"/>
         <w:rPr>
           <w:rFonts w:ascii="Arial Narrow" w:eastAsia="Arial Narrow" w:hAnsi="Arial Narrow" w:cs="Arial Narrow"/>
           <w:b/>
@@ -9693,7 +9899,2148 @@
           <w:sz w:val="16"/>
           <w:szCs w:val="16"/>
         </w:rPr>
-        <w:t>Artículo 2.- Información relevante</w:t>
+      </w:pPr>
+      <w:r>
+        <w:rPr>
+          <w:rFonts w:ascii="Arial Narrow" w:eastAsia="Arial Narrow" w:hAnsi="Arial Narrow" w:cs="Arial Narrow"/>
+          <w:b/>
+          <w:bCs/>
+          <w:sz w:val="16"/>
+          <w:szCs w:val="16"/>
+        </w:rPr>
+        <w:t>Artículo 49.- Definición de cláusulas abusivas</w:t>
+      </w:r>
+    </w:p>
+    <w:p>
+      <w:pPr>
+        <w:pStyle w:val="Textonotapie"/>
+        <w:ind w:left="567" w:right="-1"/>
+        <w:jc w:val="both"/>
+        <w:rPr>
+          <w:rFonts w:ascii="Arial Narrow" w:eastAsia="Arial Narrow" w:hAnsi="Arial Narrow" w:cs="Arial Narrow"/>
+          <w:sz w:val="16"/>
+          <w:szCs w:val="16"/>
+        </w:rPr>
+      </w:pPr>
+      <w:r>
+        <w:rPr>
+          <w:rFonts w:ascii="Arial Narrow" w:eastAsia="Arial Narrow" w:hAnsi="Arial Narrow" w:cs="Arial Narrow"/>
+          <w:sz w:val="16"/>
+          <w:szCs w:val="16"/>
+        </w:rPr>
+        <w:t>49.1 En los contratos por adhesión y en las cláusulas generales de contratación no aprobadas administrativamente, se consideran cláusulas abusivas y, por tanto, inexigibles todas aquellas estipulaciones no negociadas individualmente que, en contra de las exigencias de la buena fe, coloquen al consumidor, en su perjuicio, en una situación de desventaja o desigualdad o anulen sus derechos.</w:t>
+      </w:r>
+    </w:p>
+    <w:p>
+      <w:pPr>
+        <w:pStyle w:val="Textonotapie"/>
+        <w:ind w:left="567" w:right="-1"/>
+        <w:jc w:val="both"/>
+        <w:rPr>
+          <w:rFonts w:ascii="Arial Narrow" w:eastAsia="Arial Narrow" w:hAnsi="Arial Narrow" w:cs="Arial Narrow"/>
+          <w:sz w:val="16"/>
+          <w:szCs w:val="16"/>
+        </w:rPr>
+      </w:pPr>
+      <w:r>
+        <w:rPr>
+          <w:rFonts w:ascii="Arial Narrow" w:eastAsia="Arial Narrow" w:hAnsi="Arial Narrow" w:cs="Arial Narrow"/>
+          <w:sz w:val="16"/>
+          <w:szCs w:val="16"/>
+        </w:rPr>
+        <w:t>(...)</w:t>
+      </w:r>
+    </w:p>
+    <w:p>
+      <w:pPr>
+        <w:pStyle w:val="Textonotapie"/>
+        <w:ind w:left="567" w:right="-1"/>
+        <w:jc w:val="both"/>
+        <w:rPr>
+          <w:rFonts w:ascii="Arial Narrow" w:eastAsia="Arial Narrow" w:hAnsi="Arial Narrow" w:cs="Arial Narrow"/>
+          <w:b/>
+          <w:bCs/>
+          <w:sz w:val="16"/>
+          <w:szCs w:val="16"/>
+        </w:rPr>
+      </w:pPr>
+      <w:r>
+        <w:rPr>
+          <w:rFonts w:ascii="Arial Narrow" w:eastAsia="Arial Narrow" w:hAnsi="Arial Narrow" w:cs="Arial Narrow"/>
+          <w:b/>
+          <w:bCs/>
+          <w:sz w:val="16"/>
+          <w:szCs w:val="16"/>
+        </w:rPr>
+        <w:t>Artículo 50.- Cláusulas abusivas de ineficacia absoluta</w:t>
+      </w:r>
+    </w:p>
+    <w:p>
+      <w:pPr>
+        <w:pStyle w:val="Textonotapie"/>
+        <w:ind w:left="567" w:right="-1"/>
+        <w:jc w:val="both"/>
+        <w:rPr>
+          <w:rFonts w:ascii="Arial Narrow" w:eastAsia="Arial Narrow" w:hAnsi="Arial Narrow" w:cs="Arial Narrow"/>
+          <w:sz w:val="16"/>
+          <w:szCs w:val="16"/>
+        </w:rPr>
+      </w:pPr>
+      <w:r>
+        <w:rPr>
+          <w:rFonts w:ascii="Arial Narrow" w:eastAsia="Arial Narrow" w:hAnsi="Arial Narrow" w:cs="Arial Narrow"/>
+          <w:sz w:val="16"/>
+          <w:szCs w:val="16"/>
+        </w:rPr>
+        <w:t>Son cláusulas abusivas de ineficacia absoluta las siguientes:</w:t>
+      </w:r>
+    </w:p>
+    <w:p>
+      <w:pPr>
+        <w:pStyle w:val="Textonotapie"/>
+        <w:ind w:left="567" w:right="-1"/>
+        <w:jc w:val="both"/>
+        <w:rPr>
+          <w:rFonts w:ascii="Arial Narrow" w:eastAsia="Arial Narrow" w:hAnsi="Arial Narrow" w:cs="Arial Narrow"/>
+          <w:sz w:val="16"/>
+          <w:szCs w:val="16"/>
+        </w:rPr>
+      </w:pPr>
+      <w:r>
+        <w:rPr>
+          <w:rFonts w:ascii="Arial Narrow" w:eastAsia="Arial Narrow" w:hAnsi="Arial Narrow" w:cs="Arial Narrow"/>
+          <w:sz w:val="16"/>
+          <w:szCs w:val="16"/>
+        </w:rPr>
+        <w:t>a. Las que excluyan o limiten la responsabilidad del proveedor o sus dependientes por dolo o culpa, o las que trasladen la responsabilidad al consumidor por los hechos u omisiones del proveedor.</w:t>
+      </w:r>
+    </w:p>
+    <w:p>
+      <w:pPr>
+        <w:pStyle w:val="Textonotapie"/>
+        <w:ind w:left="567" w:right="-1"/>
+        <w:jc w:val="both"/>
+        <w:rPr>
+          <w:rFonts w:ascii="Arial Narrow" w:eastAsia="Arial Narrow" w:hAnsi="Arial Narrow" w:cs="Arial Narrow"/>
+          <w:sz w:val="16"/>
+          <w:szCs w:val="16"/>
+        </w:rPr>
+      </w:pPr>
+      <w:r>
+        <w:rPr>
+          <w:rFonts w:ascii="Arial Narrow" w:eastAsia="Arial Narrow" w:hAnsi="Arial Narrow" w:cs="Arial Narrow"/>
+          <w:sz w:val="16"/>
+          <w:szCs w:val="16"/>
+        </w:rPr>
+        <w:t>(…)</w:t>
+      </w:r>
+      <w:r>
+        <w:rPr>
+          <w:rFonts w:ascii="Arial Narrow" w:eastAsia="Arial Narrow" w:hAnsi="Arial Narrow" w:cs="Arial Narrow"/>
+          <w:sz w:val="16"/>
+          <w:szCs w:val="16"/>
+        </w:rPr>
+        <w:t>.</w:t>
+      </w:r>
+    </w:p>
+    <w:p>
+      <w:pPr>
+        <w:pStyle w:val="Textonotapie"/>
+        <w:tabs>
+          <w:tab w:val="left" w:pos="567"/>
+        </w:tabs>
+        <w:ind w:left="567" w:right="-1" w:hanging="567"/>
+        <w:jc w:val="both"/>
+        <w:rPr>
+          <w:rFonts w:ascii="Arial Narrow" w:eastAsia="Arial Narrow" w:hAnsi="Arial Narrow" w:cs="Arial Narrow"/>
+          <w:b/>
+          <w:bCs/>
+          <w:sz w:val="16"/>
+          <w:szCs w:val="16"/>
+        </w:rPr>
+      </w:pPr>
+    </w:p>
+  </w:footnote>
+  <w:footnote w:id="6">
+    <w:p>
+      <w:pPr>
+        <w:pStyle w:val="Textonotapie"/>
+        <w:tabs>
+          <w:tab w:val="left" w:pos="567"/>
+        </w:tabs>
+        <w:ind w:left="567" w:right="-1" w:hanging="567"/>
+        <w:jc w:val="both"/>
+        <w:rPr>
+          <w:rFonts w:ascii="Arial Narrow" w:eastAsia="Arial Narrow" w:hAnsi="Arial Narrow" w:cs="Arial Narrow"/>
+          <w:b/>
+          <w:bCs/>
+          <w:sz w:val="16"/>
+          <w:szCs w:val="16"/>
+        </w:rPr>
+      </w:pPr>
+      <w:r>
+        <w:rPr>
+          <w:rStyle w:val="Refdenotaalpie"/>
+          <w:rFonts w:ascii="Arial Narrow" w:eastAsia="Arial Narrow" w:hAnsi="Arial Narrow" w:cs="Arial Narrow"/>
+          <w:sz w:val="16"/>
+          <w:szCs w:val="16"/>
+          <w:vertAlign w:val="superscript"/>
+        </w:rPr>
+        <w:footnoteRef/>
+      </w:r>
+      <w:r>
+        <w:rPr>
+          <w:rFonts w:ascii="Arial Narrow" w:eastAsia="Arial Narrow" w:hAnsi="Arial Narrow" w:cs="Arial Narrow"/>
+          <w:sz w:val="16"/>
+          <w:szCs w:val="16"/>
+        </w:rPr>
+        <w:tab/>
+        <w:t xml:space="preserve"/>
+      </w:r>
+      <w:r>
+        <w:rPr>
+          <w:rFonts w:ascii="Arial Narrow" w:eastAsia="Arial Narrow" w:hAnsi="Arial Narrow" w:cs="Arial Narrow"/>
+          <w:sz w:val="16"/>
+          <w:szCs w:val="16"/>
+        </w:rPr>
+        <w:tab/>
+      </w:r>
+      <w:r>
+        <w:rPr>
+          <w:rFonts w:ascii="Arial Narrow" w:eastAsia="Arial Narrow" w:hAnsi="Arial Narrow" w:cs="Arial Narrow"/>
+          <w:b/>
+          <w:bCs/>
+          <w:sz w:val="16"/>
+          <w:szCs w:val="16"/>
+        </w:rPr>
+        <w:t xml:space="preserve">LEY 29571, CÓDIGO DE PROTECCIÓN Y DEFENSA DEL CONSUMIDOR, publicado el 2 de setiembre de 2010 y modificado por Decreto Legislativo 1308 </w:t>
+      </w:r>
+    </w:p>
+    <w:p>
+      <w:pPr>
+        <w:pStyle w:val="Textonotapie"/>
+        <w:ind w:left="567" w:right="-1"/>
+        <w:jc w:val="both"/>
+        <w:rPr>
+          <w:rFonts w:ascii="Arial Narrow" w:eastAsia="Arial Narrow" w:hAnsi="Arial Narrow" w:cs="Arial Narrow"/>
+          <w:b/>
+          <w:bCs/>
+          <w:sz w:val="16"/>
+          <w:szCs w:val="16"/>
+        </w:rPr>
+      </w:pPr>
+      <w:r>
+        <w:rPr>
+          <w:rFonts w:ascii="Arial Narrow" w:eastAsia="Arial Narrow" w:hAnsi="Arial Narrow" w:cs="Arial Narrow"/>
+          <w:b/>
+          <w:bCs/>
+          <w:sz w:val="16"/>
+          <w:szCs w:val="16"/>
+        </w:rPr>
+        <w:t>Artículo 88.- Reclamo de productos o servicios financieros y de seguros</w:t>
+      </w:r>
+    </w:p>
+    <w:p>
+      <w:pPr>
+        <w:pStyle w:val="Textonotapie"/>
+        <w:ind w:left="567" w:right="-1"/>
+        <w:jc w:val="both"/>
+        <w:rPr>
+          <w:rFonts w:ascii="Arial Narrow" w:eastAsia="Arial Narrow" w:hAnsi="Arial Narrow" w:cs="Arial Narrow"/>
+          <w:sz w:val="16"/>
+          <w:szCs w:val="16"/>
+        </w:rPr>
+      </w:pPr>
+      <w:r>
+        <w:rPr>
+          <w:rFonts w:ascii="Arial Narrow" w:eastAsia="Arial Narrow" w:hAnsi="Arial Narrow" w:cs="Arial Narrow"/>
+          <w:sz w:val="16"/>
+          <w:szCs w:val="16"/>
+        </w:rPr>
+        <w:t>88.1 Las entidades del sistema financiero y de seguros, en todas sus oficinas en la República, deben resolver los reclamos en un plazo no mayor de quince días hábiles. Excepcionalmente, la Superintendencia de Banca, Seguros y Administradoras Privadas de Fondos de Pensiones podrá establecer un plazo ampliatorio cuando la naturaleza y complejidad de la operación, producto o servicio materia del reclamo o requerimiento lo justifique, situación que debe ponerse en conocimiento del consumidor antes de la culminación del plazo inicial, sin perjuicio del derecho del consumidor de recurrir directamente ante la Autoridad de Consumo</w:t>
+      </w:r>
+      <w:r>
+        <w:rPr>
+          <w:rFonts w:ascii="Arial Narrow" w:eastAsia="Arial Narrow" w:hAnsi="Arial Narrow" w:cs="Arial Narrow"/>
+          <w:sz w:val="16"/>
+          <w:szCs w:val="16"/>
+        </w:rPr>
+        <w:t xml:space="preserve">. </w:t>
+      </w:r>
+    </w:p>
+    <w:p>
+      <w:pPr>
+        <w:pStyle w:val="Textonotapie"/>
+        <w:tabs>
+          <w:tab w:val="left" w:pos="567"/>
+        </w:tabs>
+        <w:ind w:left="567" w:right="-1" w:hanging="567"/>
+        <w:jc w:val="both"/>
+        <w:rPr>
+          <w:rFonts w:ascii="Arial Narrow" w:eastAsia="Arial Narrow" w:hAnsi="Arial Narrow" w:cs="Arial Narrow"/>
+          <w:b/>
+          <w:bCs/>
+          <w:sz w:val="16"/>
+          <w:szCs w:val="16"/>
+        </w:rPr>
+      </w:pPr>
+    </w:p>
+  </w:footnote>
+  <w:footnote w:id="7">
+    <w:p>
+      <w:pPr>
+        <w:pStyle w:val="Textonotapie"/>
+        <w:tabs>
+          <w:tab w:val="left" w:pos="567"/>
+        </w:tabs>
+        <w:ind w:left="567" w:right="-1" w:hanging="567"/>
+        <w:jc w:val="both"/>
+        <w:rPr>
+          <w:rFonts w:ascii="Arial Narrow" w:eastAsia="Arial Narrow" w:hAnsi="Arial Narrow" w:cs="Arial Narrow"/>
+          <w:sz w:val="16"/>
+          <w:szCs w:val="16"/>
+        </w:rPr>
+      </w:pPr>
+      <w:r>
+        <w:rPr>
+          <w:rStyle w:val="Refdenotaalpie"/>
+          <w:rFonts w:ascii="Arial Narrow" w:eastAsia="Arial Narrow" w:hAnsi="Arial Narrow" w:cs="Arial Narrow"/>
+          <w:sz w:val="16"/>
+          <w:szCs w:val="16"/>
+          <w:vertAlign w:val="superscript"/>
+        </w:rPr>
+        <w:footnoteRef/>
+      </w:r>
+      <w:r>
+        <w:rPr>
+          <w:rFonts w:ascii="Arial Narrow" w:eastAsia="Arial Narrow" w:hAnsi="Arial Narrow" w:cs="Arial Narrow"/>
+          <w:sz w:val="16"/>
+          <w:szCs w:val="16"/>
+        </w:rPr>
+        <w:tab/>
+        <w:t xml:space="preserve"/>
+      </w:r>
+      <w:r>
+        <w:rPr>
+          <w:rFonts w:ascii="Arial Narrow" w:eastAsia="Arial Narrow" w:hAnsi="Arial Narrow" w:cs="Arial Narrow"/>
+          <w:sz w:val="16"/>
+          <w:szCs w:val="16"/>
+        </w:rPr>
+        <w:tab/>
+      </w:r>
+      <w:r>
+        <w:rPr>
+          <w:rFonts w:ascii="Arial Narrow" w:eastAsia="Arial Narrow" w:hAnsi="Arial Narrow" w:cs="Arial Narrow"/>
+          <w:b/>
+          <w:bCs/>
+          <w:sz w:val="16"/>
+          <w:szCs w:val="16"/>
+        </w:rPr>
+        <w:t>LEY SOBRE FACULTADES, NORMAS Y ORGANIZACIÓN DEL INDECOPI, APROBADA POR DECRETO LEGISLATIVO 807 Artículo 24.-</w:t>
+      </w:r>
+      <w:r>
+        <w:rPr>
+          <w:rFonts w:ascii="Arial Narrow" w:eastAsia="Arial Narrow" w:hAnsi="Arial Narrow" w:cs="Arial Narrow"/>
+          <w:sz w:val="16"/>
+          <w:szCs w:val="16"/>
+        </w:rPr>
+        <w:t xml:space="preserve"> El Secretario Técnico se encargará de la tramitación del procedimiento. Para ello, cuenta con las siguientes facultades:</w:t>
+      </w:r>
+    </w:p>
+    <w:p>
+      <w:pPr>
+        <w:pStyle w:val="Textonotapie"/>
+        <w:tabs>
+          <w:tab w:val="left" w:pos="567"/>
+        </w:tabs>
+        <w:ind w:left="567" w:right="-1" w:hanging="567"/>
+        <w:jc w:val="both"/>
+        <w:rPr>
+          <w:rFonts w:ascii="Arial Narrow" w:eastAsia="Arial Narrow" w:hAnsi="Arial Narrow" w:cs="Arial Narrow"/>
+          <w:sz w:val="16"/>
+          <w:szCs w:val="16"/>
+        </w:rPr>
+      </w:pPr>
+      <w:r>
+        <w:rPr>
+          <w:rFonts w:ascii="Arial Narrow" w:eastAsia="Arial Narrow" w:hAnsi="Arial Narrow" w:cs="Arial Narrow"/>
+          <w:sz w:val="16"/>
+          <w:szCs w:val="16"/>
+        </w:rPr>
+        <w:tab/>
+        <w:t xml:space="preserve">(...) </w:t>
+      </w:r>
+    </w:p>
+    <w:p>
+      <w:pPr>
+        <w:pStyle w:val="Textonotapie"/>
+        <w:tabs>
+          <w:tab w:val="left" w:pos="567"/>
+        </w:tabs>
+        <w:ind w:left="567" w:right="-1" w:hanging="567"/>
+        <w:jc w:val="both"/>
+        <w:rPr>
+          <w:rFonts w:ascii="Arial Narrow" w:eastAsia="Arial Narrow" w:hAnsi="Arial Narrow" w:cs="Arial Narrow"/>
+          <w:sz w:val="16"/>
+          <w:szCs w:val="16"/>
+        </w:rPr>
+      </w:pPr>
+      <w:r>
+        <w:rPr>
+          <w:rFonts w:ascii="Arial Narrow" w:eastAsia="Arial Narrow" w:hAnsi="Arial Narrow" w:cs="Arial Narrow"/>
+          <w:sz w:val="16"/>
+          <w:szCs w:val="16"/>
+        </w:rPr>
+        <w:tab/>
+        <w:t xml:space="preserve">c) Admitir denuncias a trámite, en aquellos casos en que la Comisión le haya delegado esta facultad. </w:t>
+      </w:r>
+    </w:p>
+    <w:p>
+      <w:pPr>
+        <w:pStyle w:val="Textonotapie"/>
+        <w:tabs>
+          <w:tab w:val="left" w:pos="567"/>
+        </w:tabs>
+        <w:ind w:left="567" w:right="-1" w:hanging="567"/>
+        <w:jc w:val="both"/>
+        <w:rPr>
+          <w:rFonts w:ascii="Arial Narrow" w:eastAsia="Arial Narrow" w:hAnsi="Arial Narrow" w:cs="Arial Narrow"/>
+          <w:sz w:val="16"/>
+          <w:szCs w:val="16"/>
+        </w:rPr>
+      </w:pPr>
+      <w:r>
+        <w:rPr>
+          <w:rFonts w:ascii="Arial Narrow" w:eastAsia="Arial Narrow" w:hAnsi="Arial Narrow" w:cs="Arial Narrow"/>
+          <w:sz w:val="16"/>
+          <w:szCs w:val="16"/>
+        </w:rPr>
+        <w:tab/>
+        <w:t>(...).</w:t>
+      </w:r>
+    </w:p>
+    <w:p>
+      <w:pPr>
+        <w:pStyle w:val="Textonotapie"/>
+        <w:tabs>
+          <w:tab w:val="left" w:pos="567"/>
+        </w:tabs>
+        <w:ind w:left="567" w:right="-1" w:hanging="567"/>
+        <w:jc w:val="both"/>
+        <w:rPr>
+          <w:rFonts w:ascii="Arial Narrow" w:eastAsia="Arial Narrow" w:hAnsi="Arial Narrow" w:cs="Arial Narrow"/>
+          <w:sz w:val="16"/>
+          <w:szCs w:val="16"/>
+        </w:rPr>
+      </w:pPr>
+    </w:p>
+  </w:footnote>
+  <w:footnote w:id="8">
+    <w:p>
+      <w:pPr>
+        <w:pStyle w:val="Textonotapie"/>
+        <w:tabs>
+          <w:tab w:val="left" w:pos="567"/>
+        </w:tabs>
+        <w:ind w:left="567" w:hanging="567"/>
+        <w:jc w:val="both"/>
+        <w:rPr>
+          <w:rFonts w:ascii="Arial Narrow" w:eastAsia="Arial Narrow" w:hAnsi="Arial Narrow" w:cs="Arial Narrow"/>
+          <w:sz w:val="16"/>
+          <w:szCs w:val="16"/>
+        </w:rPr>
+      </w:pPr>
+      <w:r>
+        <w:rPr>
+          <w:rStyle w:val="Refdenotaalpie"/>
+          <w:rFonts w:ascii="Arial Narrow" w:eastAsia="Arial Narrow" w:hAnsi="Arial Narrow" w:cs="Arial Narrow"/>
+          <w:sz w:val="16"/>
+          <w:szCs w:val="16"/>
+          <w:vertAlign w:val="superscript"/>
+        </w:rPr>
+        <w:footnoteRef/>
+      </w:r>
+      <w:r>
+        <w:rPr>
+          <w:rFonts w:ascii="Arial Narrow" w:eastAsia="Arial Narrow" w:hAnsi="Arial Narrow" w:cs="Arial Narrow"/>
+          <w:sz w:val="16"/>
+          <w:szCs w:val="16"/>
+        </w:rPr>
+        <w:tab/>
+        <w:t xml:space="preserve"/>
+      </w:r>
+      <w:r>
+        <w:rPr>
+          <w:rFonts w:ascii="Arial Narrow" w:eastAsia="Arial Narrow" w:hAnsi="Arial Narrow" w:cs="Arial Narrow"/>
+          <w:sz w:val="16"/>
+          <w:szCs w:val="16"/>
+        </w:rPr>
+        <w:tab/>
+        <w:t xml:space="preserve">El número de trabajadores se atenderá siempre que la empresa haya sido constituida antes de la vigencia de la Ley 30056, publicada el 2 de julio de 2013, que modificó el artículo 5 del Texto Único Ordenado de la Ley de Promoción de la Competitividad, Formalización y Desarrollo de la Micro y Pequeña Empresa y de Acceso al Empleo Decente (LEY MYPE). Ello, en la medida que la Tercera Disposición Complementaria Transitoria de la norma modificatoria precisa que las empresas constituidas antes de la </w:t>
+      </w:r>
+      <w:proofErr w:type="gramStart"/>
+      <w:r>
+        <w:rPr>
+          <w:rFonts w:ascii="Arial Narrow" w:eastAsia="Arial Narrow" w:hAnsi="Arial Narrow" w:cs="Arial Narrow"/>
+          <w:sz w:val="16"/>
+          <w:szCs w:val="16"/>
+        </w:rPr>
+        <w:t>entrada en vigencia</w:t>
+      </w:r>
+      <w:proofErr w:type="gramEnd"/>
+      <w:r>
+        <w:rPr>
+          <w:rFonts w:ascii="Arial Narrow" w:eastAsia="Arial Narrow" w:hAnsi="Arial Narrow" w:cs="Arial Narrow"/>
+          <w:sz w:val="16"/>
+          <w:szCs w:val="16"/>
+        </w:rPr>
+        <w:t xml:space="preserve"> de dicha Ley se rigen por los requisitos de acogimiento al régimen de las micro y pequeñas empresas regulados en el Decreto Legislativo 1086.</w:t>
+      </w:r>
+    </w:p>
+    <w:p>
+      <w:pPr>
+        <w:pStyle w:val="Textonotapie"/>
+        <w:ind w:left="567" w:hanging="567"/>
+        <w:jc w:val="both"/>
+        <w:rPr>
+          <w:rFonts w:ascii="Arial Narrow" w:eastAsia="Arial Narrow" w:hAnsi="Arial Narrow" w:cs="Arial Narrow"/>
+          <w:sz w:val="16"/>
+          <w:szCs w:val="16"/>
+        </w:rPr>
+      </w:pPr>
+    </w:p>
+  </w:footnote>
+  <w:footnote w:id="9">
+    <w:p>
+      <w:pPr>
+        <w:pStyle w:val="Textonotapie"/>
+        <w:tabs>
+          <w:tab w:val="left" w:pos="567"/>
+        </w:tabs>
+        <w:ind w:left="567" w:hanging="567"/>
+        <w:jc w:val="both"/>
+        <w:rPr>
+          <w:rFonts w:ascii="Arial Narrow" w:eastAsia="Arial Narrow" w:hAnsi="Arial Narrow" w:cs="Arial Narrow"/>
+          <w:sz w:val="16"/>
+          <w:szCs w:val="16"/>
+        </w:rPr>
+      </w:pPr>
+      <w:r>
+        <w:rPr>
+          <w:rStyle w:val="Refdenotaalpie"/>
+          <w:rFonts w:ascii="Arial Narrow" w:eastAsia="Arial Narrow" w:hAnsi="Arial Narrow" w:cs="Arial Narrow"/>
+          <w:sz w:val="16"/>
+          <w:szCs w:val="16"/>
+          <w:vertAlign w:val="superscript"/>
+        </w:rPr>
+        <w:footnoteRef/>
+      </w:r>
+      <w:r>
+        <w:rPr>
+          <w:rFonts w:ascii="Arial Narrow" w:eastAsia="Arial Narrow" w:hAnsi="Arial Narrow" w:cs="Arial Narrow"/>
+          <w:sz w:val="16"/>
+          <w:szCs w:val="16"/>
+        </w:rPr>
+        <w:tab/>
+        <w:t xml:space="preserve"/>
+      </w:r>
+      <w:r>
+        <w:rPr>
+          <w:rFonts w:ascii="Arial Narrow" w:eastAsia="Arial Narrow" w:hAnsi="Arial Narrow" w:cs="Arial Narrow"/>
+          <w:sz w:val="16"/>
+          <w:szCs w:val="16"/>
+        </w:rPr>
+        <w:tab/>
+      </w:r>
+      <w:r>
+        <w:rPr>
+          <w:rFonts w:ascii="Arial Narrow" w:eastAsia="Arial Narrow" w:hAnsi="Arial Narrow" w:cs="Arial Narrow"/>
+          <w:b/>
+          <w:sz w:val="16"/>
+          <w:szCs w:val="16"/>
+        </w:rPr>
+        <w:t>LEY 29571, CÓDIGO DE PROTECCIÓN Y DEFENSA DEL CONSUMIDOR</w:t>
+      </w:r>
+      <w:r>
+        <w:rPr>
+          <w:rFonts w:ascii="Arial Narrow" w:eastAsia="Arial Narrow" w:hAnsi="Arial Narrow" w:cs="Arial Narrow"/>
+          <w:b/>
+          <w:bCs/>
+          <w:sz w:val="16"/>
+          <w:szCs w:val="16"/>
+        </w:rPr>
+        <w:t xml:space="preserve">, </w:t>
+      </w:r>
+      <w:r>
+        <w:rPr>
+          <w:rFonts w:ascii="Arial Narrow" w:eastAsia="Arial Narrow" w:hAnsi="Arial Narrow" w:cs="Arial Narrow"/>
+          <w:b/>
+          <w:sz w:val="16"/>
+          <w:szCs w:val="16"/>
+        </w:rPr>
+        <w:t>publicado el 2 de setiembre de 2010 y modificado por Decreto Legislativo 1308</w:t>
+      </w:r>
+    </w:p>
+    <w:p>
+      <w:pPr>
+        <w:pStyle w:val="Textonotapie"/>
+        <w:ind w:left="567" w:hanging="567"/>
+        <w:jc w:val="both"/>
+        <w:rPr>
+          <w:rFonts w:ascii="Arial Narrow" w:eastAsia="Arial Narrow" w:hAnsi="Arial Narrow" w:cs="Arial Narrow"/>
+          <w:b/>
+          <w:bCs/>
+          <w:sz w:val="16"/>
+          <w:szCs w:val="16"/>
+        </w:rPr>
+      </w:pPr>
+      <w:r>
+        <w:rPr>
+          <w:rFonts w:ascii="Arial Narrow" w:eastAsia="Arial Narrow" w:hAnsi="Arial Narrow" w:cs="Arial Narrow"/>
+          <w:sz w:val="16"/>
+          <w:szCs w:val="16"/>
+        </w:rPr>
+        <w:tab/>
+      </w:r>
+      <w:r>
+        <w:rPr>
+          <w:rFonts w:ascii="Arial Narrow" w:eastAsia="Arial Narrow" w:hAnsi="Arial Narrow" w:cs="Arial Narrow"/>
+          <w:b/>
+          <w:bCs/>
+          <w:sz w:val="16"/>
+          <w:szCs w:val="16"/>
+        </w:rPr>
+        <w:t>Artículo 110.- Sanciones Administrativas</w:t>
+      </w:r>
+    </w:p>
+    <w:p>
+      <w:pPr>
+        <w:autoSpaceDE w:val="0"/>
+        <w:autoSpaceDN w:val="0"/>
+        <w:adjustRightInd w:val="0"/>
+        <w:spacing w:after="0" w:line="240" w:lineRule="auto"/>
+        <w:ind w:left="567"/>
+        <w:jc w:val="both"/>
+        <w:rPr>
+          <w:rFonts w:ascii="Arial Narrow" w:eastAsia="Arial Narrow" w:hAnsi="Arial Narrow" w:cs="Arial Narrow"/>
+          <w:sz w:val="16"/>
+          <w:szCs w:val="16"/>
+          <w:lang w:eastAsia="es-PE"/>
+        </w:rPr>
+      </w:pPr>
+      <w:r>
+        <w:rPr>
+          <w:rFonts w:ascii="Arial Narrow" w:eastAsia="Arial Narrow" w:hAnsi="Arial Narrow" w:cs="Arial Narrow"/>
+          <w:sz w:val="16"/>
+          <w:szCs w:val="16"/>
+          <w:lang w:eastAsia="es-PE"/>
+        </w:rPr>
+        <w:t>(…)</w:t>
+      </w:r>
+    </w:p>
+    <w:p>
+      <w:pPr>
+        <w:autoSpaceDE w:val="0"/>
+        <w:autoSpaceDN w:val="0"/>
+        <w:adjustRightInd w:val="0"/>
+        <w:spacing w:after="0" w:line="240" w:lineRule="auto"/>
+        <w:ind w:left="567"/>
+        <w:jc w:val="both"/>
+        <w:rPr>
+          <w:rFonts w:ascii="Arial Narrow" w:eastAsia="Arial Narrow" w:hAnsi="Arial Narrow" w:cs="Arial Narrow"/>
+          <w:sz w:val="16"/>
+          <w:szCs w:val="16"/>
+          <w:lang w:eastAsia="es-PE"/>
+        </w:rPr>
+      </w:pPr>
+      <w:r>
+        <w:rPr>
+          <w:rFonts w:ascii="Arial Narrow" w:eastAsia="Arial Narrow" w:hAnsi="Arial Narrow" w:cs="Arial Narrow"/>
+          <w:sz w:val="16"/>
+          <w:szCs w:val="16"/>
+          <w:lang w:eastAsia="es-PE"/>
+        </w:rPr>
+        <w:t>En el caso de las microempresas, la multa no puede superar el diez por ciento (10%) de las ventas o ingresos brutos percibidos por el infractor, relativos a todas sus actividades económicas, correspondientes al ejercicio inmediato anterior al de la expedición de la resolución de primera instancia, siempre que se haya acreditado dichos ingresos, no se encuentre en una situación de reincidencia y el caso no verse sobre la vida, salud o integridad de los consumidores. Para el caso de las pequeñas empresas, la multa no puede superar el veinte por ciento (20%) de las ventas o ingresos brutos percibidos por el infractor, conforme a los requisitos señalados anteriormente.</w:t>
+      </w:r>
+    </w:p>
+    <w:p>
+      <w:pPr>
+        <w:autoSpaceDE w:val="0"/>
+        <w:autoSpaceDN w:val="0"/>
+        <w:adjustRightInd w:val="0"/>
+        <w:spacing w:after="0" w:line="240" w:lineRule="auto"/>
+        <w:ind w:left="567"/>
+        <w:jc w:val="both"/>
+        <w:rPr>
+          <w:rFonts w:ascii="Arial Narrow" w:eastAsia="Arial Narrow" w:hAnsi="Arial Narrow" w:cs="Arial Narrow"/>
+          <w:sz w:val="16"/>
+          <w:szCs w:val="16"/>
+          <w:lang w:eastAsia="es-PE"/>
+        </w:rPr>
+      </w:pPr>
+      <w:r>
+        <w:rPr>
+          <w:rFonts w:ascii="Arial Narrow" w:eastAsia="Arial Narrow" w:hAnsi="Arial Narrow" w:cs="Arial Narrow"/>
+          <w:sz w:val="16"/>
+          <w:szCs w:val="16"/>
+          <w:lang w:eastAsia="es-PE"/>
+        </w:rPr>
+        <w:t>(…).</w:t>
+      </w:r>
+    </w:p>
+    <w:p>
+      <w:pPr>
+        <w:pStyle w:val="Textonotapie"/>
+        <w:ind w:left="567" w:hanging="567"/>
+        <w:jc w:val="both"/>
+        <w:rPr>
+          <w:rFonts w:ascii="Arial Narrow" w:eastAsia="Arial Narrow" w:hAnsi="Arial Narrow" w:cs="Arial Narrow"/>
+          <w:sz w:val="16"/>
+          <w:szCs w:val="16"/>
+        </w:rPr>
+      </w:pPr>
+    </w:p>
+  </w:footnote>
+  <w:footnote w:id="10">
+    <w:p>
+      <w:pPr>
+        <w:pStyle w:val="Textonotapie"/>
+        <w:tabs>
+          <w:tab w:val="left" w:pos="567"/>
+        </w:tabs>
+        <w:ind w:left="567" w:hanging="567"/>
+        <w:jc w:val="both"/>
+        <w:rPr>
+          <w:rFonts w:ascii="Arial Narrow" w:eastAsia="Arial Narrow" w:hAnsi="Arial Narrow" w:cs="Arial Narrow"/>
+          <w:sz w:val="16"/>
+          <w:szCs w:val="16"/>
+        </w:rPr>
+      </w:pPr>
+      <w:r>
+        <w:rPr>
+          <w:rStyle w:val="Refdenotaalpie"/>
+          <w:rFonts w:ascii="Arial Narrow" w:eastAsia="Arial Narrow" w:hAnsi="Arial Narrow" w:cs="Arial Narrow"/>
+          <w:sz w:val="16"/>
+          <w:szCs w:val="16"/>
+          <w:vertAlign w:val="superscript"/>
+        </w:rPr>
+        <w:footnoteRef/>
+      </w:r>
+      <w:r>
+        <w:rPr>
+          <w:rFonts w:ascii="Arial Narrow" w:eastAsia="Arial Narrow" w:hAnsi="Arial Narrow" w:cs="Arial Narrow"/>
+          <w:sz w:val="16"/>
+          <w:szCs w:val="16"/>
+        </w:rPr>
+        <w:tab/>
+      </w:r>
+      <w:r>
+        <w:rPr>
+          <w:rFonts w:ascii="Arial Narrow" w:eastAsia="Arial Narrow" w:hAnsi="Arial Narrow" w:cs="Arial Narrow"/>
+          <w:b/>
+          <w:bCs/>
+          <w:sz w:val="16"/>
+          <w:szCs w:val="16"/>
+        </w:rPr>
+        <w:t xml:space="preserve">DECRETO LEGISLATIVO 807, LEY SOBRE FACULTADES, NORMAS Y ORGANIZACIÓN DEL INDECOPI, publicado el 18 de abril de 1996</w:t>
+      </w:r>
+    </w:p>
+    <w:p>
+      <w:pPr>
+        <w:pStyle w:val="Textonotapie"/>
+        <w:ind w:left="567" w:hanging="567"/>
+        <w:jc w:val="both"/>
+        <w:rPr>
+          <w:rFonts w:ascii="Arial Narrow" w:eastAsia="Arial Narrow" w:hAnsi="Arial Narrow" w:cs="Arial Narrow"/>
+          <w:sz w:val="16"/>
+          <w:szCs w:val="16"/>
+        </w:rPr>
+      </w:pPr>
+      <w:r>
+        <w:rPr>
+          <w:rFonts w:ascii="Arial Narrow" w:eastAsia="Arial Narrow" w:hAnsi="Arial Narrow" w:cs="Arial Narrow"/>
+          <w:sz w:val="16"/>
+          <w:szCs w:val="16"/>
+        </w:rPr>
+        <w:tab/>
+      </w:r>
+      <w:r>
+        <w:rPr>
+          <w:rFonts w:ascii="Arial Narrow" w:eastAsia="Arial Narrow" w:hAnsi="Arial Narrow" w:cs="Arial Narrow"/>
+          <w:b/>
+          <w:bCs/>
+          <w:sz w:val="16"/>
+          <w:szCs w:val="16"/>
+        </w:rPr>
+        <w:t xml:space="preserve">Artículo 26.-</w:t>
+      </w:r>
+      <w:r>
+        <w:rPr>
+          <w:rFonts w:ascii="Arial Narrow" w:eastAsia="Arial Narrow" w:hAnsi="Arial Narrow" w:cs="Arial Narrow"/>
+          <w:sz w:val="16"/>
+          <w:szCs w:val="16"/>
+        </w:rPr>
+        <w:t xml:space="preserve"> Una vez admitida a trámite la denuncia, se correrá traslado de la misma al denunciado, a fin de que éste presente su descargo. El plazo para la presentación del descargo será de cinco (5) días contados desde la notificación, vencido el cual, el Secretario Técnico declarará en rebeldía al denunciado que no lo hubiera presentado.</w:t>
+      </w:r>
+    </w:p>
+    <w:p>
+      <w:pPr>
+        <w:pStyle w:val="Textonotapie"/>
+        <w:ind w:left="567" w:hanging="567"/>
+        <w:jc w:val="both"/>
+        <w:rPr>
+          <w:rFonts w:ascii="Arial Narrow" w:eastAsia="Arial Narrow" w:hAnsi="Arial Narrow" w:cs="Arial Narrow"/>
+          <w:sz w:val="16"/>
+          <w:szCs w:val="16"/>
+        </w:rPr>
+      </w:pPr>
+    </w:p>
+  </w:footnote>
+  <w:footnote w:id="11">
+    <w:p>
+      <w:pPr>
+        <w:pStyle w:val="Textonotapie"/>
+        <w:tabs>
+          <w:tab w:val="left" w:pos="567"/>
+        </w:tabs>
+        <w:ind w:left="567" w:hanging="567"/>
+        <w:jc w:val="both"/>
+        <w:rPr>
+          <w:rFonts w:ascii="Arial Narrow" w:eastAsia="Arial Narrow" w:hAnsi="Arial Narrow" w:cs="Arial Narrow"/>
+          <w:sz w:val="16"/>
+          <w:szCs w:val="16"/>
+        </w:rPr>
+      </w:pPr>
+      <w:r>
+        <w:rPr>
+          <w:rStyle w:val="Refdenotaalpie"/>
+          <w:rFonts w:ascii="Arial Narrow" w:eastAsia="Arial Narrow" w:hAnsi="Arial Narrow" w:cs="Arial Narrow"/>
+          <w:sz w:val="16"/>
+          <w:szCs w:val="16"/>
+          <w:vertAlign w:val="superscript"/>
+        </w:rPr>
+        <w:footnoteRef/>
+      </w:r>
+      <w:r>
+        <w:rPr>
+          <w:rFonts w:ascii="Arial Narrow" w:eastAsia="Arial Narrow" w:hAnsi="Arial Narrow" w:cs="Arial Narrow"/>
+          <w:sz w:val="16"/>
+          <w:szCs w:val="16"/>
+        </w:rPr>
+        <w:tab/>
+      </w:r>
+      <w:r>
+        <w:rPr>
+          <w:rFonts w:ascii="Arial Narrow" w:eastAsia="Arial Narrow" w:hAnsi="Arial Narrow" w:cs="Arial Narrow"/>
+          <w:b/>
+          <w:bCs/>
+          <w:sz w:val="16"/>
+          <w:szCs w:val="16"/>
+        </w:rPr>
+        <w:t xml:space="preserve">DECRETO SUPREMO 006-2026-JUS, TEXTO ÚNICO ORDENADO DE LA LEY 27444, LEY DEL PROCEDIMIENTO ADMINISTRATIVO GENERAL, publicado el 30 de abril de 2026</w:t>
+      </w:r>
+    </w:p>
+    <w:p>
+      <w:pPr>
+        <w:pStyle w:val="Textonotapie"/>
+        <w:ind w:left="567" w:hanging="567"/>
+        <w:jc w:val="both"/>
+        <w:rPr>
+          <w:rFonts w:ascii="Arial Narrow" w:eastAsia="Arial Narrow" w:hAnsi="Arial Narrow" w:cs="Arial Narrow"/>
+          <w:sz w:val="16"/>
+          <w:szCs w:val="16"/>
+        </w:rPr>
+      </w:pPr>
+      <w:r>
+        <w:rPr>
+          <w:rFonts w:ascii="Arial Narrow" w:eastAsia="Arial Narrow" w:hAnsi="Arial Narrow" w:cs="Arial Narrow"/>
+          <w:sz w:val="16"/>
+          <w:szCs w:val="16"/>
+        </w:rPr>
+        <w:tab/>
+      </w:r>
+      <w:r>
+        <w:rPr>
+          <w:rFonts w:ascii="Arial Narrow" w:eastAsia="Arial Narrow" w:hAnsi="Arial Narrow" w:cs="Arial Narrow"/>
+          <w:b/>
+          <w:bCs/>
+          <w:sz w:val="16"/>
+          <w:szCs w:val="16"/>
+        </w:rPr>
+        <w:t xml:space="preserve">Artículo 223.- Contestación de la reclamación</w:t>
+      </w:r>
+    </w:p>
+    <w:p>
+      <w:pPr>
+        <w:pStyle w:val="Textonotapie"/>
+        <w:ind w:left="567" w:hanging="567"/>
+        <w:jc w:val="both"/>
+        <w:rPr>
+          <w:rFonts w:ascii="Arial Narrow" w:eastAsia="Arial Narrow" w:hAnsi="Arial Narrow" w:cs="Arial Narrow"/>
+          <w:sz w:val="16"/>
+          <w:szCs w:val="16"/>
+        </w:rPr>
+      </w:pPr>
+      <w:r>
+        <w:rPr>
+          <w:rFonts w:ascii="Arial Narrow" w:eastAsia="Arial Narrow" w:hAnsi="Arial Narrow" w:cs="Arial Narrow"/>
+          <w:sz w:val="16"/>
+          <w:szCs w:val="16"/>
+        </w:rPr>
+        <w:tab/>
+      </w:r>
+      <w:r>
+        <w:rPr>
+          <w:rFonts w:ascii="Arial Narrow" w:eastAsia="Arial Narrow" w:hAnsi="Arial Narrow" w:cs="Arial Narrow"/>
+          <w:sz w:val="16"/>
+          <w:szCs w:val="16"/>
+        </w:rPr>
+        <w:t xml:space="preserve">223.1 El reclamado deberá presentar la contestación de la reclamación dentro de los quince (15) días posteriores a la notificación de ésta; vencido este plazo, la Administración declarará en rebeldía al reclamado que no la hubiera presentado. La contestación deberá contener los requisitos de los escritos previstos en el artículo 113 de la presente Ley, así como la absolución de todos los asuntos controvertidos de hecho y de derecho, Las alegaciones y los hechos relevantes de la reclamación, salvo que hayan sido específicamente negadas en la contestación, se tendrán por aceptadas o merituadas como ciertas.</w:t>
+      </w:r>
+    </w:p>
+    <w:p>
+      <w:pPr>
+        <w:pStyle w:val="Textonotapie"/>
+        <w:ind w:left="567" w:hanging="567"/>
+        <w:jc w:val="both"/>
+        <w:rPr>
+          <w:rFonts w:ascii="Arial Narrow" w:eastAsia="Arial Narrow" w:hAnsi="Arial Narrow" w:cs="Arial Narrow"/>
+          <w:sz w:val="16"/>
+          <w:szCs w:val="16"/>
+        </w:rPr>
+      </w:pPr>
+    </w:p>
+  </w:footnote>
+  <w:footnote w:id="12">
+    <w:p>
+      <w:pPr>
+        <w:tabs>
+          <w:tab w:val="left" w:pos="567"/>
+        </w:tabs>
+        <w:spacing w:after="0" w:line="240" w:lineRule="auto"/>
+        <w:ind w:left="567" w:hanging="567"/>
+        <w:jc w:val="both"/>
+        <w:rPr>
+          <w:rFonts w:ascii="Arial Narrow" w:eastAsia="Arial Narrow" w:hAnsi="Arial Narrow" w:cs="Arial Narrow"/>
+          <w:sz w:val="16"/>
+          <w:szCs w:val="16"/>
+        </w:rPr>
+      </w:pPr>
+      <w:r>
+        <w:rPr>
+          <w:rStyle w:val="Refdenotaalpie"/>
+          <w:rFonts w:ascii="Arial Narrow" w:eastAsia="Arial Narrow" w:hAnsi="Arial Narrow" w:cs="Arial Narrow"/>
+          <w:sz w:val="16"/>
+          <w:szCs w:val="16"/>
+          <w:vertAlign w:val="superscript"/>
+        </w:rPr>
+        <w:footnoteRef/>
+      </w:r>
+      <w:r>
+        <w:rPr>
+          <w:rFonts w:ascii="Arial Narrow" w:eastAsia="Arial Narrow" w:hAnsi="Arial Narrow" w:cs="Arial Narrow"/>
+          <w:sz w:val="16"/>
+          <w:szCs w:val="16"/>
+          <w:vertAlign w:val="superscript"/>
+        </w:rPr>
+        <w:tab/>
+        <w:t xml:space="preserve"/>
+      </w:r>
+      <w:r>
+        <w:rPr>
+          <w:rFonts w:ascii="Arial Narrow" w:eastAsia="Arial Narrow" w:hAnsi="Arial Narrow" w:cs="Arial Narrow"/>
+          <w:sz w:val="16"/>
+          <w:szCs w:val="16"/>
+        </w:rPr>
+        <w:t xml:space="preserve"> </w:t>
+      </w:r>
+      <w:r>
+        <w:rPr>
+          <w:rFonts w:ascii="Arial Narrow" w:eastAsia="Arial Narrow" w:hAnsi="Arial Narrow" w:cs="Arial Narrow"/>
+          <w:sz w:val="16"/>
+          <w:szCs w:val="16"/>
+        </w:rPr>
+        <w:tab/>
+      </w:r>
+      <w:r>
+        <w:rPr>
+          <w:rFonts w:ascii="Arial Narrow" w:eastAsia="Arial Narrow" w:hAnsi="Arial Narrow" w:cs="Arial Narrow"/>
+          <w:b/>
+          <w:sz w:val="16"/>
+          <w:szCs w:val="16"/>
+        </w:rPr>
+        <w:t>LEY 29571, CÓDIGO DE PROTECCIÓN Y DEFENSA DEL CONSUMIDOR</w:t>
+      </w:r>
+      <w:r>
+        <w:rPr>
+          <w:rFonts w:ascii="Arial Narrow" w:eastAsia="Arial Narrow" w:hAnsi="Arial Narrow" w:cs="Arial Narrow"/>
+          <w:b/>
+          <w:bCs/>
+          <w:sz w:val="16"/>
+          <w:szCs w:val="16"/>
+        </w:rPr>
+        <w:t xml:space="preserve">, </w:t>
+      </w:r>
+      <w:r>
+        <w:rPr>
+          <w:rFonts w:ascii="Arial Narrow" w:eastAsia="Arial Narrow" w:hAnsi="Arial Narrow" w:cs="Arial Narrow"/>
+          <w:b/>
+          <w:sz w:val="16"/>
+          <w:szCs w:val="16"/>
+        </w:rPr>
+        <w:t>publicado el 2 de setiembre de 2010 y modificado por Decreto Legislativo 1308</w:t>
+      </w:r>
+    </w:p>
+    <w:p>
+      <w:pPr>
+        <w:spacing w:after="0" w:line="240" w:lineRule="auto"/>
+        <w:ind w:left="567" w:hanging="567"/>
+        <w:jc w:val="both"/>
+        <w:rPr>
+          <w:rFonts w:ascii="Arial Narrow" w:eastAsia="Arial Narrow" w:hAnsi="Arial Narrow" w:cs="Arial Narrow"/>
+          <w:b/>
+          <w:sz w:val="16"/>
+          <w:szCs w:val="16"/>
+        </w:rPr>
+      </w:pPr>
+      <w:r>
+        <w:rPr>
+          <w:rFonts w:ascii="Arial Narrow" w:eastAsia="Arial Narrow" w:hAnsi="Arial Narrow" w:cs="Arial Narrow"/>
+          <w:b/>
+          <w:sz w:val="16"/>
+          <w:szCs w:val="16"/>
+        </w:rPr>
+        <w:tab/>
+        <w:t>Artículo 110.- Sanciones administrativas</w:t>
+      </w:r>
+    </w:p>
+    <w:p>
+      <w:pPr>
+        <w:spacing w:after="0" w:line="240" w:lineRule="auto"/>
+        <w:ind w:left="567"/>
+        <w:jc w:val="both"/>
+        <w:rPr>
+          <w:rFonts w:ascii="Arial Narrow" w:eastAsia="Arial Narrow" w:hAnsi="Arial Narrow" w:cs="Arial Narrow"/>
+          <w:sz w:val="16"/>
+          <w:szCs w:val="16"/>
+        </w:rPr>
+      </w:pPr>
+      <w:r>
+        <w:rPr>
+          <w:rFonts w:ascii="Arial Narrow" w:eastAsia="Arial Narrow" w:hAnsi="Arial Narrow" w:cs="Arial Narrow"/>
+          <w:sz w:val="16"/>
+          <w:szCs w:val="16"/>
+        </w:rPr>
+        <w:t>El órgano resolutivo puede sancionar las infracciones administrativas a que se refiere el artículo 108 con amonestación y multas de hasta cuatrocientos cincuenta (450) Unidades Impositivas Tributarias (UIT), las cuales son calificadas de la siguiente manera:</w:t>
+      </w:r>
+    </w:p>
+    <w:p>
+      <w:pPr>
+        <w:numPr>
+          <w:ilvl w:val="0"/>
+          <w:numId w:val="2"/>
+        </w:numPr>
+        <w:spacing w:after="0" w:line="240" w:lineRule="auto"/>
+        <w:ind w:left="426" w:firstLine="141"/>
+        <w:jc w:val="both"/>
+        <w:rPr>
+          <w:rFonts w:ascii="Arial Narrow" w:eastAsia="Arial Narrow" w:hAnsi="Arial Narrow" w:cs="Arial Narrow"/>
+          <w:sz w:val="16"/>
+          <w:szCs w:val="16"/>
+        </w:rPr>
+      </w:pPr>
+      <w:r>
+        <w:rPr>
+          <w:rFonts w:ascii="Arial Narrow" w:eastAsia="Arial Narrow" w:hAnsi="Arial Narrow" w:cs="Arial Narrow"/>
+          <w:sz w:val="16"/>
+          <w:szCs w:val="16"/>
+        </w:rPr>
+        <w:t>Infracciones leves, con una amonestación o con una multa de hasta cincuenta (50) UIT.</w:t>
+      </w:r>
+    </w:p>
+    <w:p>
+      <w:pPr>
+        <w:numPr>
+          <w:ilvl w:val="0"/>
+          <w:numId w:val="2"/>
+        </w:numPr>
+        <w:spacing w:after="0" w:line="240" w:lineRule="auto"/>
+        <w:ind w:left="426" w:firstLine="141"/>
+        <w:jc w:val="both"/>
+        <w:rPr>
+          <w:rFonts w:ascii="Arial Narrow" w:eastAsia="Arial Narrow" w:hAnsi="Arial Narrow" w:cs="Arial Narrow"/>
+          <w:sz w:val="16"/>
+          <w:szCs w:val="16"/>
+        </w:rPr>
+      </w:pPr>
+      <w:r>
+        <w:rPr>
+          <w:rFonts w:ascii="Arial Narrow" w:eastAsia="Arial Narrow" w:hAnsi="Arial Narrow" w:cs="Arial Narrow"/>
+          <w:sz w:val="16"/>
+          <w:szCs w:val="16"/>
+        </w:rPr>
+        <w:t>Infracciones graves, con una multa de hasta ciento cincuenta (150) UIT.</w:t>
+      </w:r>
+    </w:p>
+    <w:p>
+      <w:pPr>
+        <w:numPr>
+          <w:ilvl w:val="0"/>
+          <w:numId w:val="2"/>
+        </w:numPr>
+        <w:spacing w:after="0" w:line="240" w:lineRule="auto"/>
+        <w:ind w:left="426" w:firstLine="141"/>
+        <w:jc w:val="both"/>
+        <w:rPr>
+          <w:rFonts w:ascii="Arial Narrow" w:eastAsia="Arial Narrow" w:hAnsi="Arial Narrow" w:cs="Arial Narrow"/>
+          <w:sz w:val="16"/>
+          <w:szCs w:val="16"/>
+        </w:rPr>
+      </w:pPr>
+      <w:r>
+        <w:rPr>
+          <w:rFonts w:ascii="Arial Narrow" w:eastAsia="Arial Narrow" w:hAnsi="Arial Narrow" w:cs="Arial Narrow"/>
+          <w:sz w:val="16"/>
+          <w:szCs w:val="16"/>
+        </w:rPr>
+        <w:t>Infracciones muy graves, con una multa de hasta cuatrocientos cincuenta (450) UIT.</w:t>
+      </w:r>
+    </w:p>
+    <w:p>
+      <w:pPr>
+        <w:spacing w:after="0" w:line="240" w:lineRule="auto"/>
+        <w:ind w:left="567"/>
+        <w:jc w:val="both"/>
+        <w:rPr>
+          <w:rFonts w:ascii="Arial Narrow" w:eastAsia="Arial Narrow" w:hAnsi="Arial Narrow" w:cs="Arial Narrow"/>
+          <w:sz w:val="16"/>
+          <w:szCs w:val="16"/>
+        </w:rPr>
+      </w:pPr>
+      <w:r>
+        <w:rPr>
+          <w:rFonts w:ascii="Arial Narrow" w:eastAsia="Arial Narrow" w:hAnsi="Arial Narrow" w:cs="Arial Narrow"/>
+          <w:sz w:val="16"/>
+          <w:szCs w:val="16"/>
+        </w:rPr>
+        <w:t>(…).</w:t>
+      </w:r>
+    </w:p>
+    <w:p>
+      <w:pPr>
+        <w:spacing w:after="0" w:line="240" w:lineRule="auto"/>
+        <w:ind w:left="567" w:hanging="567"/>
+        <w:jc w:val="both"/>
+        <w:rPr>
+          <w:rFonts w:ascii="Arial Narrow" w:eastAsia="Arial Narrow" w:hAnsi="Arial Narrow" w:cs="Arial Narrow"/>
+          <w:sz w:val="16"/>
+          <w:szCs w:val="16"/>
+        </w:rPr>
+      </w:pPr>
+    </w:p>
+  </w:footnote>
+  <w:footnote w:id="13">
+    <w:p>
+      <w:pPr>
+        <w:pStyle w:val="Textonotapie"/>
+        <w:tabs>
+          <w:tab w:val="left" w:pos="567"/>
+        </w:tabs>
+        <w:ind w:left="567" w:right="-1" w:hanging="567"/>
+        <w:jc w:val="both"/>
+        <w:rPr>
+          <w:rFonts w:ascii="Arial Narrow" w:eastAsia="Arial Narrow" w:hAnsi="Arial Narrow" w:cs="Arial Narrow"/>
+          <w:b/>
+          <w:bCs/>
+          <w:sz w:val="16"/>
+          <w:szCs w:val="16"/>
+        </w:rPr>
+      </w:pPr>
+      <w:r>
+        <w:rPr>
+          <w:rStyle w:val="Refdenotaalpie"/>
+          <w:rFonts w:ascii="Arial Narrow" w:eastAsia="Arial Narrow" w:hAnsi="Arial Narrow" w:cs="Arial Narrow"/>
+          <w:sz w:val="16"/>
+          <w:szCs w:val="16"/>
+          <w:vertAlign w:val="superscript"/>
+        </w:rPr>
+        <w:footnoteRef/>
+      </w:r>
+      <w:r>
+        <w:rPr>
+          <w:rFonts w:ascii="Arial Narrow" w:eastAsia="Arial Narrow" w:hAnsi="Arial Narrow" w:cs="Arial Narrow"/>
+          <w:sz w:val="16"/>
+          <w:szCs w:val="16"/>
+        </w:rPr>
+        <w:tab/>
+        <w:t xml:space="preserve"/>
+      </w:r>
+      <w:r>
+        <w:rPr>
+          <w:rFonts w:ascii="Arial Narrow" w:eastAsia="Arial Narrow" w:hAnsi="Arial Narrow" w:cs="Arial Narrow"/>
+          <w:sz w:val="16"/>
+          <w:szCs w:val="16"/>
+        </w:rPr>
+        <w:tab/>
+      </w:r>
+      <w:r>
+        <w:rPr>
+          <w:rFonts w:ascii="Arial Narrow" w:eastAsia="Arial Narrow" w:hAnsi="Arial Narrow" w:cs="Arial Narrow"/>
+          <w:b/>
+          <w:bCs/>
+          <w:sz w:val="16"/>
+          <w:szCs w:val="16"/>
+        </w:rPr>
+        <w:t xml:space="preserve">LEY 29571, CÓDIGO DE PROTECCIÓN Y DEFENSA DEL CONSUMIDOR, publicado el 2 de setiembre de 2010 y modificado por Decreto Legislativo 1308 </w:t>
+      </w:r>
+    </w:p>
+    <w:p>
+      <w:pPr>
+        <w:tabs>
+          <w:tab w:val="left" w:pos="567"/>
+        </w:tabs>
+        <w:spacing w:after="0" w:line="240" w:lineRule="auto"/>
+        <w:ind w:left="567" w:hanging="567"/>
+        <w:jc w:val="both"/>
+        <w:rPr>
+          <w:rFonts w:ascii="Arial Narrow" w:eastAsia="Arial Narrow" w:hAnsi="Arial Narrow" w:cs="Arial Narrow"/>
+          <w:sz w:val="16"/>
+          <w:szCs w:val="16"/>
+        </w:rPr>
+      </w:pPr>
+      <w:r>
+        <w:rPr>
+          <w:rFonts w:ascii="Arial Narrow" w:eastAsia="Arial Narrow" w:hAnsi="Arial Narrow" w:cs="Arial Narrow"/>
+          <w:sz w:val="16"/>
+          <w:szCs w:val="16"/>
+        </w:rPr>
+        <w:tab/>
+        <w:t xml:space="preserve"/>
+      </w:r>
+      <w:r>
+        <w:rPr>
+          <w:rFonts w:ascii="Arial Narrow" w:eastAsia="Arial Narrow" w:hAnsi="Arial Narrow" w:cs="Arial Narrow"/>
+          <w:b/>
+          <w:sz w:val="16"/>
+          <w:szCs w:val="16"/>
+        </w:rPr>
+        <w:t>Artículo 114.- Medidas correctivas</w:t>
+      </w:r>
+    </w:p>
+    <w:p>
+      <w:pPr>
+        <w:spacing w:after="0" w:line="240" w:lineRule="auto"/>
+        <w:ind w:left="567"/>
+        <w:jc w:val="both"/>
+        <w:rPr>
+          <w:rFonts w:ascii="Arial Narrow" w:eastAsia="Arial Narrow" w:hAnsi="Arial Narrow" w:cs="Arial Narrow"/>
+          <w:sz w:val="16"/>
+          <w:szCs w:val="16"/>
+        </w:rPr>
+      </w:pPr>
+      <w:r>
+        <w:rPr>
+          <w:rFonts w:ascii="Arial Narrow" w:eastAsia="Arial Narrow" w:hAnsi="Arial Narrow" w:cs="Arial Narrow"/>
+          <w:sz w:val="16"/>
+          <w:szCs w:val="16"/>
+        </w:rPr>
+        <w:t xml:space="preserve">Sin perjuicio de la sanción administrativa que corresponda al proveedor por una infracción al presente Código, el Indecopi puede dictar, en calidad de mandatos, medidas correctivas reparadoras y complementarias. </w:t>
+      </w:r>
+    </w:p>
+    <w:p>
+      <w:pPr>
+        <w:spacing w:after="0" w:line="240" w:lineRule="auto"/>
+        <w:ind w:left="567" w:hanging="567"/>
+        <w:jc w:val="both"/>
+        <w:rPr>
+          <w:rFonts w:ascii="Arial Narrow" w:eastAsia="Arial Narrow" w:hAnsi="Arial Narrow" w:cs="Arial Narrow"/>
+          <w:sz w:val="16"/>
+          <w:szCs w:val="16"/>
+        </w:rPr>
+      </w:pPr>
+      <w:r>
+        <w:rPr>
+          <w:rFonts w:ascii="Arial Narrow" w:eastAsia="Arial Narrow" w:hAnsi="Arial Narrow" w:cs="Arial Narrow"/>
+          <w:sz w:val="16"/>
+          <w:szCs w:val="16"/>
+        </w:rPr>
+        <w:tab/>
+        <w:t xml:space="preserve">Las medidas correctivas reparadoras pueden dictarse a pedido de parte o de oficio, siempre y cuando sean expresamente informadas sobre esa posibilidad en la notificación de cargo al proveedor por la autoridad encargada del procedimiento. </w:t>
+      </w:r>
+    </w:p>
+    <w:p>
+      <w:pPr>
+        <w:spacing w:after="0" w:line="240" w:lineRule="auto"/>
+        <w:ind w:left="567" w:hanging="567"/>
+        <w:jc w:val="both"/>
+        <w:rPr>
+          <w:rFonts w:ascii="Arial Narrow" w:eastAsia="Arial Narrow" w:hAnsi="Arial Narrow" w:cs="Arial Narrow"/>
+          <w:sz w:val="16"/>
+          <w:szCs w:val="16"/>
+        </w:rPr>
+      </w:pPr>
+      <w:r>
+        <w:rPr>
+          <w:rFonts w:ascii="Arial Narrow" w:eastAsia="Arial Narrow" w:hAnsi="Arial Narrow" w:cs="Arial Narrow"/>
+          <w:sz w:val="16"/>
+          <w:szCs w:val="16"/>
+        </w:rPr>
+        <w:tab/>
+        <w:t>Las medidas correctivas complementarias pueden dictarse de oficio o a pedido de parte.</w:t>
+      </w:r>
+    </w:p>
+    <w:p>
+      <w:pPr>
+        <w:spacing w:after="0" w:line="240" w:lineRule="auto"/>
+        <w:ind w:left="567" w:hanging="567"/>
+        <w:jc w:val="both"/>
+        <w:rPr>
+          <w:rFonts w:ascii="Arial Narrow" w:eastAsia="Arial Narrow" w:hAnsi="Arial Narrow" w:cs="Arial Narrow"/>
+          <w:sz w:val="16"/>
+          <w:szCs w:val="16"/>
+        </w:rPr>
+      </w:pPr>
+      <w:r>
+        <w:rPr>
+          <w:rFonts w:ascii="Arial Narrow" w:eastAsia="Arial Narrow" w:hAnsi="Arial Narrow" w:cs="Arial Narrow"/>
+          <w:b/>
+          <w:sz w:val="16"/>
+          <w:szCs w:val="16"/>
+        </w:rPr>
+        <w:tab/>
+        <w:t>Artículo 115.- Medidas correctivas reparadoras</w:t>
+      </w:r>
+    </w:p>
+    <w:p>
+      <w:pPr>
+        <w:spacing w:after="0" w:line="240" w:lineRule="auto"/>
+        <w:ind w:left="567" w:hanging="283"/>
+        <w:jc w:val="both"/>
+        <w:rPr>
+          <w:rFonts w:ascii="Arial Narrow" w:eastAsia="Arial Narrow" w:hAnsi="Arial Narrow" w:cs="Arial Narrow"/>
+          <w:sz w:val="16"/>
+          <w:szCs w:val="16"/>
+        </w:rPr>
+      </w:pPr>
+      <w:r>
+        <w:rPr>
+          <w:rFonts w:ascii="Arial Narrow" w:eastAsia="Arial Narrow" w:hAnsi="Arial Narrow" w:cs="Arial Narrow"/>
+          <w:sz w:val="16"/>
+          <w:szCs w:val="16"/>
+        </w:rPr>
+        <w:tab/>
+        <w:t>115.1 Las medidas correctivas reparadoras tienen el objeto de resarcir las consecuencias patrimoniales directas e inmediatas ocasionadas al consumidor por la infracción administrativa a su estado anterior. En caso el órgano resolutivo dicte una o varias medidas correctivas, debe considerar lo acordado por las partes durante la relación de consumo. Las medidas correctivas reparadoras pueden consistir en ordenar al proveedor infractor lo siguiente:</w:t>
+      </w:r>
+    </w:p>
+    <w:p>
+      <w:pPr>
+        <w:numPr>
+          <w:ilvl w:val="0"/>
+          <w:numId w:val="1"/>
+        </w:numPr>
+        <w:spacing w:after="0" w:line="240" w:lineRule="auto"/>
+        <w:ind w:left="567" w:firstLine="0"/>
+        <w:jc w:val="both"/>
+        <w:rPr>
+          <w:rFonts w:ascii="Arial Narrow" w:eastAsia="Arial Narrow" w:hAnsi="Arial Narrow" w:cs="Arial Narrow"/>
+          <w:sz w:val="16"/>
+          <w:szCs w:val="16"/>
+        </w:rPr>
+      </w:pPr>
+      <w:r>
+        <w:rPr>
+          <w:rFonts w:ascii="Arial Narrow" w:eastAsia="Arial Narrow" w:hAnsi="Arial Narrow" w:cs="Arial Narrow"/>
+          <w:sz w:val="16"/>
+          <w:szCs w:val="16"/>
+        </w:rPr>
+        <w:t>Reparar productos.</w:t>
+      </w:r>
+    </w:p>
+    <w:p>
+      <w:pPr>
+        <w:numPr>
+          <w:ilvl w:val="0"/>
+          <w:numId w:val="1"/>
+        </w:numPr>
+        <w:spacing w:after="0" w:line="240" w:lineRule="auto"/>
+        <w:ind w:left="567" w:firstLine="0"/>
+        <w:jc w:val="both"/>
+        <w:rPr>
+          <w:rFonts w:ascii="Arial Narrow" w:eastAsia="Arial Narrow" w:hAnsi="Arial Narrow" w:cs="Arial Narrow"/>
+          <w:sz w:val="16"/>
+          <w:szCs w:val="16"/>
+        </w:rPr>
+      </w:pPr>
+      <w:r>
+        <w:rPr>
+          <w:rFonts w:ascii="Arial Narrow" w:eastAsia="Arial Narrow" w:hAnsi="Arial Narrow" w:cs="Arial Narrow"/>
+          <w:sz w:val="16"/>
+          <w:szCs w:val="16"/>
+        </w:rPr>
+        <w:t>Cambiar productos por otros de idénticas o similares características, cuando la reparación no sea posible o no resulte razonable según las circunstancias.</w:t>
+      </w:r>
+    </w:p>
+    <w:p>
+      <w:pPr>
+        <w:numPr>
+          <w:ilvl w:val="0"/>
+          <w:numId w:val="1"/>
+        </w:numPr>
+        <w:spacing w:after="0" w:line="240" w:lineRule="auto"/>
+        <w:ind w:left="567" w:firstLine="0"/>
+        <w:jc w:val="both"/>
+        <w:rPr>
+          <w:rFonts w:ascii="Arial Narrow" w:eastAsia="Arial Narrow" w:hAnsi="Arial Narrow" w:cs="Arial Narrow"/>
+          <w:sz w:val="16"/>
+          <w:szCs w:val="16"/>
+        </w:rPr>
+      </w:pPr>
+      <w:r>
+        <w:rPr>
+          <w:rFonts w:ascii="Arial Narrow" w:eastAsia="Arial Narrow" w:hAnsi="Arial Narrow" w:cs="Arial Narrow"/>
+          <w:sz w:val="16"/>
+          <w:szCs w:val="16"/>
+        </w:rPr>
+        <w:t>Entregar un producto de idénticas características o, cuando esto no resulte posible, de similares características, en los supuestos de pérdida o deterioro atribuible al proveedor y siempre que exista interés del consumidor.</w:t>
+      </w:r>
+    </w:p>
+    <w:p>
+      <w:pPr>
+        <w:numPr>
+          <w:ilvl w:val="0"/>
+          <w:numId w:val="1"/>
+        </w:numPr>
+        <w:spacing w:after="0" w:line="240" w:lineRule="auto"/>
+        <w:ind w:left="567" w:firstLine="0"/>
+        <w:jc w:val="both"/>
+        <w:rPr>
+          <w:rFonts w:ascii="Arial Narrow" w:eastAsia="Arial Narrow" w:hAnsi="Arial Narrow" w:cs="Arial Narrow"/>
+          <w:sz w:val="16"/>
+          <w:szCs w:val="16"/>
+        </w:rPr>
+      </w:pPr>
+      <w:r>
+        <w:rPr>
+          <w:rFonts w:ascii="Arial Narrow" w:eastAsia="Arial Narrow" w:hAnsi="Arial Narrow" w:cs="Arial Narrow"/>
+          <w:sz w:val="16"/>
+          <w:szCs w:val="16"/>
+        </w:rPr>
+        <w:t>Cumplir con ejecutar la prestación u obligación asumida; y si esto no resulte posible o no sea razonable, otra de efectos equivalentes, incluyendo prestaciones dinerarias.</w:t>
+      </w:r>
+    </w:p>
+    <w:p>
+      <w:pPr>
+        <w:numPr>
+          <w:ilvl w:val="0"/>
+          <w:numId w:val="1"/>
+        </w:numPr>
+        <w:spacing w:after="0" w:line="240" w:lineRule="auto"/>
+        <w:ind w:left="567" w:firstLine="0"/>
+        <w:jc w:val="both"/>
+        <w:rPr>
+          <w:rFonts w:ascii="Arial Narrow" w:eastAsia="Arial Narrow" w:hAnsi="Arial Narrow" w:cs="Arial Narrow"/>
+          <w:sz w:val="16"/>
+          <w:szCs w:val="16"/>
+        </w:rPr>
+      </w:pPr>
+      <w:r>
+        <w:rPr>
+          <w:rFonts w:ascii="Arial Narrow" w:eastAsia="Arial Narrow" w:hAnsi="Arial Narrow" w:cs="Arial Narrow"/>
+          <w:sz w:val="16"/>
+          <w:szCs w:val="16"/>
+        </w:rPr>
+        <w:t>Cumplir con ejecutar otras prestaciones u obligaciones legales o convencionales a su cargo.</w:t>
+      </w:r>
+    </w:p>
+    <w:p>
+      <w:pPr>
+        <w:numPr>
+          <w:ilvl w:val="0"/>
+          <w:numId w:val="1"/>
+        </w:numPr>
+        <w:spacing w:after="0" w:line="240" w:lineRule="auto"/>
+        <w:ind w:left="567" w:firstLine="0"/>
+        <w:jc w:val="both"/>
+        <w:rPr>
+          <w:rFonts w:ascii="Arial Narrow" w:eastAsia="Arial Narrow" w:hAnsi="Arial Narrow" w:cs="Arial Narrow"/>
+          <w:sz w:val="16"/>
+          <w:szCs w:val="16"/>
+        </w:rPr>
+      </w:pPr>
+      <w:r>
+        <w:rPr>
+          <w:rFonts w:ascii="Arial Narrow" w:eastAsia="Arial Narrow" w:hAnsi="Arial Narrow" w:cs="Arial Narrow"/>
+          <w:sz w:val="16"/>
+          <w:szCs w:val="16"/>
+        </w:rPr>
+        <w:t>Devolver la contraprestación pagada por el consumidor, más los intereses legales correspondientes, cuando la reparación, reposición, o cumplimiento de la prestación u obligación, según sea el caso, no resulte posible o no sea razonable según las circunstancias.</w:t>
+      </w:r>
+    </w:p>
+    <w:p>
+      <w:pPr>
+        <w:numPr>
+          <w:ilvl w:val="0"/>
+          <w:numId w:val="1"/>
+        </w:numPr>
+        <w:spacing w:after="0" w:line="240" w:lineRule="auto"/>
+        <w:ind w:left="567" w:firstLine="0"/>
+        <w:jc w:val="both"/>
+        <w:rPr>
+          <w:rFonts w:ascii="Arial Narrow" w:eastAsia="Arial Narrow" w:hAnsi="Arial Narrow" w:cs="Arial Narrow"/>
+          <w:sz w:val="16"/>
+          <w:szCs w:val="16"/>
+        </w:rPr>
+      </w:pPr>
+      <w:r>
+        <w:rPr>
+          <w:rFonts w:ascii="Arial Narrow" w:eastAsia="Arial Narrow" w:hAnsi="Arial Narrow" w:cs="Arial Narrow"/>
+          <w:sz w:val="16"/>
+          <w:szCs w:val="16"/>
+        </w:rPr>
+        <w:t>En los supuestos de pagos indebidos o en exceso, devolver estos montos, más los intereses correspondientes.</w:t>
+      </w:r>
+    </w:p>
+    <w:p>
+      <w:pPr>
+        <w:numPr>
+          <w:ilvl w:val="0"/>
+          <w:numId w:val="1"/>
+        </w:numPr>
+        <w:spacing w:after="0" w:line="240" w:lineRule="auto"/>
+        <w:ind w:left="567" w:firstLine="0"/>
+        <w:jc w:val="both"/>
+        <w:rPr>
+          <w:rFonts w:ascii="Arial Narrow" w:eastAsia="Arial Narrow" w:hAnsi="Arial Narrow" w:cs="Arial Narrow"/>
+          <w:sz w:val="16"/>
+          <w:szCs w:val="16"/>
+        </w:rPr>
+      </w:pPr>
+      <w:r>
+        <w:rPr>
+          <w:rFonts w:ascii="Arial Narrow" w:eastAsia="Arial Narrow" w:hAnsi="Arial Narrow" w:cs="Arial Narrow"/>
+          <w:sz w:val="16"/>
+          <w:szCs w:val="16"/>
+        </w:rPr>
+        <w:t>Pagar los gastos incurridos por el consumidor para mitigar las consecuencias de la infracción administrativa.</w:t>
+      </w:r>
+    </w:p>
+    <w:p>
+      <w:pPr>
+        <w:numPr>
+          <w:ilvl w:val="0"/>
+          <w:numId w:val="1"/>
+        </w:numPr>
+        <w:spacing w:after="0" w:line="240" w:lineRule="auto"/>
+        <w:ind w:left="567" w:firstLine="0"/>
+        <w:jc w:val="both"/>
+        <w:rPr>
+          <w:rFonts w:ascii="Arial Narrow" w:eastAsia="Arial Narrow" w:hAnsi="Arial Narrow" w:cs="Arial Narrow"/>
+          <w:sz w:val="16"/>
+          <w:szCs w:val="16"/>
+        </w:rPr>
+      </w:pPr>
+      <w:r>
+        <w:rPr>
+          <w:rFonts w:ascii="Arial Narrow" w:eastAsia="Arial Narrow" w:hAnsi="Arial Narrow" w:cs="Arial Narrow"/>
+          <w:sz w:val="16"/>
+          <w:szCs w:val="16"/>
+        </w:rPr>
+        <w:t>Otras medidas reparadoras análogas de efectos equivalentes a las anteriores.</w:t>
+      </w:r>
+    </w:p>
+    <w:p>
+      <w:pPr>
+        <w:pStyle w:val="Sinespaciado"/>
+        <w:ind w:left="567"/>
+        <w:jc w:val="both"/>
+        <w:rPr>
+          <w:rFonts w:ascii="Arial Narrow" w:eastAsia="Arial Narrow" w:hAnsi="Arial Narrow" w:cs="Arial Narrow"/>
+          <w:sz w:val="16"/>
+          <w:szCs w:val="16"/>
+        </w:rPr>
+      </w:pPr>
+      <w:r>
+        <w:rPr>
+          <w:rFonts w:ascii="Arial Narrow" w:eastAsia="Arial Narrow" w:hAnsi="Arial Narrow" w:cs="Arial Narrow"/>
+          <w:sz w:val="16"/>
+          <w:szCs w:val="16"/>
+        </w:rPr>
+        <w:t xml:space="preserve">115.2 Las medidas correctivas reparadoras no pueden ser solicitadas de manera acumulativa conjunta, pudiendo plantearse de manera alternativa o subsidiaria, con excepción de la medida correctiva señalada en el literal h) que puede solicitarse </w:t>
+      </w:r>
+      <w:proofErr w:type="gramStart"/>
+      <w:r>
+        <w:rPr>
+          <w:rFonts w:ascii="Arial Narrow" w:eastAsia="Arial Narrow" w:hAnsi="Arial Narrow" w:cs="Arial Narrow"/>
+          <w:sz w:val="16"/>
+          <w:szCs w:val="16"/>
+        </w:rPr>
+        <w:t>conjuntamente con</w:t>
+      </w:r>
+      <w:proofErr w:type="gramEnd"/>
+      <w:r>
+        <w:rPr>
+          <w:rFonts w:ascii="Arial Narrow" w:eastAsia="Arial Narrow" w:hAnsi="Arial Narrow" w:cs="Arial Narrow"/>
+          <w:sz w:val="16"/>
+          <w:szCs w:val="16"/>
+        </w:rPr>
+        <w:t xml:space="preserve"> otra medida correctiva. Cuando los órganos competentes del Indecopi se pronuncian respecto de una medida correctiva reparadora, aplican el principio de congruencia procesal.</w:t>
+      </w:r>
+    </w:p>
+    <w:p>
+      <w:pPr>
+        <w:spacing w:after="0" w:line="240" w:lineRule="auto"/>
+        <w:ind w:left="567"/>
+        <w:jc w:val="both"/>
+        <w:rPr>
+          <w:rFonts w:ascii="Arial Narrow" w:eastAsia="Arial Narrow" w:hAnsi="Arial Narrow" w:cs="Arial Narrow"/>
+          <w:sz w:val="16"/>
+          <w:szCs w:val="16"/>
+        </w:rPr>
+      </w:pPr>
+      <w:r>
+        <w:rPr>
+          <w:rFonts w:ascii="Arial Narrow" w:eastAsia="Arial Narrow" w:hAnsi="Arial Narrow" w:cs="Arial Narrow"/>
+          <w:sz w:val="16"/>
+          <w:szCs w:val="16"/>
+        </w:rPr>
+        <w:t>115.3 Las medidas correctivas reparadoras pueden solicitarse en cualquier momento hasta antes de la notificación de cargo al proveedor, sin perjuicio de la facultad de secretaría técnica de la comisión de requerir al consumidor que precise la medida correctiva materia de solicitud. El consumidor puede variar su solicitud de medida correctiva hasta antes de la decisión de primera instancia, en cuyo caso se confiere traslado al proveedor para que formule su descargo.</w:t>
+      </w:r>
+    </w:p>
+    <w:p>
+      <w:pPr>
+        <w:spacing w:after="0" w:line="240" w:lineRule="auto"/>
+        <w:ind w:left="567"/>
+        <w:jc w:val="both"/>
+        <w:rPr>
+          <w:rFonts w:ascii="Arial Narrow" w:eastAsia="Arial Narrow" w:hAnsi="Arial Narrow" w:cs="Arial Narrow"/>
+          <w:sz w:val="16"/>
+          <w:szCs w:val="16"/>
+        </w:rPr>
+      </w:pPr>
+      <w:r>
+        <w:rPr>
+          <w:rFonts w:ascii="Arial Narrow" w:eastAsia="Arial Narrow" w:hAnsi="Arial Narrow" w:cs="Arial Narrow"/>
+          <w:sz w:val="16"/>
+          <w:szCs w:val="16"/>
+        </w:rPr>
+        <w:t>115.4 Corresponde al consumidor que solicita el dictado de la medida correctiva reparadora probar las consecuencias patrimoniales directas e inmediatas causadas por la comisión de la infracción administrativa.</w:t>
+      </w:r>
+    </w:p>
+    <w:p>
+      <w:pPr>
+        <w:spacing w:after="0" w:line="240" w:lineRule="auto"/>
+        <w:ind w:left="567"/>
+        <w:jc w:val="both"/>
+        <w:rPr>
+          <w:rFonts w:ascii="Arial Narrow" w:eastAsia="Arial Narrow" w:hAnsi="Arial Narrow" w:cs="Arial Narrow"/>
+          <w:sz w:val="16"/>
+          <w:szCs w:val="16"/>
+        </w:rPr>
+      </w:pPr>
+      <w:r>
+        <w:rPr>
+          <w:rFonts w:ascii="Arial Narrow" w:eastAsia="Arial Narrow" w:hAnsi="Arial Narrow" w:cs="Arial Narrow"/>
+          <w:sz w:val="16"/>
+          <w:szCs w:val="16"/>
+        </w:rPr>
+        <w:t>115.5 Los bienes o montos objeto de medidas correctivas reparadoras son entregados por el proveedor directamente al consumidor que los reclama, salvo mandato distinto contenido en la resolución. Aquellos bienes o montos materia de una medida correctiva reparadora, que por algún motivo se encuentran en posesión del Indecopi y deban ser entregados a los consumidores beneficiados, son puestos a disposición de estos.</w:t>
+      </w:r>
+    </w:p>
+    <w:p>
+      <w:pPr>
+        <w:spacing w:after="0" w:line="240" w:lineRule="auto"/>
+        <w:ind w:left="567"/>
+        <w:jc w:val="both"/>
+        <w:rPr>
+          <w:rFonts w:ascii="Arial Narrow" w:eastAsia="Arial Narrow" w:hAnsi="Arial Narrow" w:cs="Arial Narrow"/>
+          <w:sz w:val="16"/>
+          <w:szCs w:val="16"/>
+        </w:rPr>
+      </w:pPr>
+      <w:r>
+        <w:rPr>
+          <w:rFonts w:ascii="Arial Narrow" w:eastAsia="Arial Narrow" w:hAnsi="Arial Narrow" w:cs="Arial Narrow"/>
+          <w:sz w:val="16"/>
+          <w:szCs w:val="16"/>
+        </w:rPr>
+        <w:t>115.6 El extremo de la resolución final que ordena el cumplimiento de una medida correctiva reparadora a favor del consumidor constituye título ejecutivo conforme con lo dispuesto en el artículo 688 del Código Procesal Civil, una vez que quedan consentidas o causan estado en la vía administrativa. La legitimidad para obrar en los procesos civiles de ejecución corresponde a los consumidores beneficiados con la medida correctiva reparadora.</w:t>
+      </w:r>
+    </w:p>
+    <w:p>
+      <w:pPr>
+        <w:spacing w:after="0" w:line="240" w:lineRule="auto"/>
+        <w:ind w:left="567"/>
+        <w:jc w:val="both"/>
+        <w:rPr>
+          <w:rFonts w:ascii="Arial Narrow" w:eastAsia="Arial Narrow" w:hAnsi="Arial Narrow" w:cs="Arial Narrow"/>
+          <w:sz w:val="16"/>
+          <w:szCs w:val="16"/>
+        </w:rPr>
+      </w:pPr>
+      <w:r>
+        <w:rPr>
+          <w:rFonts w:ascii="Arial Narrow" w:eastAsia="Arial Narrow" w:hAnsi="Arial Narrow" w:cs="Arial Narrow"/>
+          <w:sz w:val="16"/>
+          <w:szCs w:val="16"/>
+        </w:rPr>
+        <w:t>115.7 Las medidas correctivas reparadoras como mandatos dirigidos a resarcir las consecuencias patrimoniales directas e inmediatas originadas por la infracción buscan corregir la conducta infractora y no tienen naturaleza indemnizatoria; son dictadas sin perjuicio de la indemnización por los daños y perjuicios que el consumidor puede solicitar en la vía judicial o arbitral correspondiente. No obstante, se descuenta de la indemnización patrimonial aquella satisfacción patrimonial deducible que el consumidor haya recibido a consecuencia del dictado de una medida correctiva reparadora en sede administrativa.</w:t>
+      </w:r>
+    </w:p>
+    <w:p>
+      <w:pPr>
+        <w:spacing w:after="0" w:line="240" w:lineRule="auto"/>
+        <w:ind w:left="567"/>
+        <w:jc w:val="both"/>
+        <w:rPr>
+          <w:rFonts w:ascii="Arial Narrow" w:eastAsia="Arial Narrow" w:hAnsi="Arial Narrow" w:cs="Arial Narrow"/>
+          <w:b/>
+          <w:bCs/>
+          <w:sz w:val="16"/>
+          <w:szCs w:val="16"/>
+        </w:rPr>
+      </w:pPr>
+      <w:r>
+        <w:rPr>
+          <w:rFonts w:ascii="Arial Narrow" w:eastAsia="Arial Narrow" w:hAnsi="Arial Narrow" w:cs="Arial Narrow"/>
+          <w:b/>
+          <w:bCs/>
+          <w:sz w:val="16"/>
+          <w:szCs w:val="16"/>
+        </w:rPr>
+        <w:t>Artículo 116.- Medidas correctivas complementarias</w:t>
+      </w:r>
+    </w:p>
+    <w:p>
+      <w:pPr>
+        <w:spacing w:after="0" w:line="240" w:lineRule="auto"/>
+        <w:ind w:left="567"/>
+        <w:jc w:val="both"/>
+        <w:rPr>
+          <w:rFonts w:ascii="Arial Narrow" w:eastAsia="Arial Narrow" w:hAnsi="Arial Narrow" w:cs="Arial Narrow"/>
+          <w:sz w:val="16"/>
+          <w:szCs w:val="16"/>
+        </w:rPr>
+      </w:pPr>
+      <w:r>
+        <w:rPr>
+          <w:rFonts w:ascii="Arial Narrow" w:eastAsia="Arial Narrow" w:hAnsi="Arial Narrow" w:cs="Arial Narrow"/>
+          <w:sz w:val="16"/>
+          <w:szCs w:val="16"/>
+        </w:rPr>
+        <w:t xml:space="preserve">Las medidas correctivas complementarias tienen el objeto de revertir los efectos de la conducta infractora o evitar que esta se produzca nuevamente en el futuro y pueden ser, entre otras, las siguientes: </w:t>
+      </w:r>
+    </w:p>
+    <w:p>
+      <w:pPr>
+        <w:spacing w:after="0" w:line="240" w:lineRule="auto"/>
+        <w:ind w:left="567"/>
+        <w:jc w:val="both"/>
+        <w:rPr>
+          <w:rFonts w:ascii="Arial Narrow" w:eastAsia="Arial Narrow" w:hAnsi="Arial Narrow" w:cs="Arial Narrow"/>
+          <w:sz w:val="16"/>
+          <w:szCs w:val="16"/>
+        </w:rPr>
+      </w:pPr>
+      <w:r>
+        <w:rPr>
+          <w:rFonts w:ascii="Arial Narrow" w:eastAsia="Arial Narrow" w:hAnsi="Arial Narrow" w:cs="Arial Narrow"/>
+          <w:sz w:val="16"/>
+          <w:szCs w:val="16"/>
+        </w:rPr>
+        <w:t xml:space="preserve">a. Que el proveedor cumpla con atender la solicitud de información requerida por el consumidor, siempre que dicho requerimiento guarde relación con el producto adquirido o servicio contratado. </w:t>
+      </w:r>
+    </w:p>
+    <w:p>
+      <w:pPr>
+        <w:spacing w:after="0" w:line="240" w:lineRule="auto"/>
+        <w:ind w:left="567"/>
+        <w:jc w:val="both"/>
+        <w:rPr>
+          <w:rFonts w:ascii="Arial Narrow" w:eastAsia="Arial Narrow" w:hAnsi="Arial Narrow" w:cs="Arial Narrow"/>
+          <w:sz w:val="16"/>
+          <w:szCs w:val="16"/>
+        </w:rPr>
+      </w:pPr>
+      <w:r>
+        <w:rPr>
+          <w:rFonts w:ascii="Arial Narrow" w:eastAsia="Arial Narrow" w:hAnsi="Arial Narrow" w:cs="Arial Narrow"/>
+          <w:sz w:val="16"/>
+          <w:szCs w:val="16"/>
+        </w:rPr>
+        <w:t xml:space="preserve">b. Declarar inexigibles las cláusulas que han sido identificadas como abusivas en el procedimiento. </w:t>
+      </w:r>
+    </w:p>
+    <w:p>
+      <w:pPr>
+        <w:spacing w:after="0" w:line="240" w:lineRule="auto"/>
+        <w:ind w:left="567"/>
+        <w:jc w:val="both"/>
+        <w:rPr>
+          <w:rFonts w:ascii="Arial Narrow" w:eastAsia="Arial Narrow" w:hAnsi="Arial Narrow" w:cs="Arial Narrow"/>
+          <w:sz w:val="16"/>
+          <w:szCs w:val="16"/>
+        </w:rPr>
+      </w:pPr>
+      <w:r>
+        <w:rPr>
+          <w:rFonts w:ascii="Arial Narrow" w:eastAsia="Arial Narrow" w:hAnsi="Arial Narrow" w:cs="Arial Narrow"/>
+          <w:sz w:val="16"/>
+          <w:szCs w:val="16"/>
+        </w:rPr>
+        <w:t xml:space="preserve">c. El decomiso y destrucción de la mercadería, envases, envolturas o etiquetas. </w:t>
+      </w:r>
+    </w:p>
+    <w:p>
+      <w:pPr>
+        <w:spacing w:after="0" w:line="240" w:lineRule="auto"/>
+        <w:ind w:left="567"/>
+        <w:jc w:val="both"/>
+        <w:rPr>
+          <w:rFonts w:ascii="Arial Narrow" w:eastAsia="Arial Narrow" w:hAnsi="Arial Narrow" w:cs="Arial Narrow"/>
+          <w:sz w:val="16"/>
+          <w:szCs w:val="16"/>
+        </w:rPr>
+      </w:pPr>
+      <w:r>
+        <w:rPr>
+          <w:rFonts w:ascii="Arial Narrow" w:eastAsia="Arial Narrow" w:hAnsi="Arial Narrow" w:cs="Arial Narrow"/>
+          <w:sz w:val="16"/>
+          <w:szCs w:val="16"/>
+        </w:rPr>
+        <w:t xml:space="preserve">d. En caso de infracciones muy graves y de reincidencia o </w:t>
+      </w:r>
+      <w:proofErr w:type="spellStart"/>
+      <w:r>
+        <w:rPr>
+          <w:rFonts w:ascii="Arial Narrow" w:eastAsia="Arial Narrow" w:hAnsi="Arial Narrow" w:cs="Arial Narrow"/>
+          <w:sz w:val="16"/>
+          <w:szCs w:val="16"/>
+        </w:rPr>
+        <w:t>reiterancia</w:t>
+      </w:r>
+      <w:proofErr w:type="spellEnd"/>
+      <w:r>
+        <w:rPr>
+          <w:rFonts w:ascii="Arial Narrow" w:eastAsia="Arial Narrow" w:hAnsi="Arial Narrow" w:cs="Arial Narrow"/>
+          <w:sz w:val="16"/>
+          <w:szCs w:val="16"/>
+        </w:rPr>
+        <w:t xml:space="preserve">: </w:t>
+      </w:r>
+    </w:p>
+    <w:p>
+      <w:pPr>
+        <w:spacing w:after="0" w:line="240" w:lineRule="auto"/>
+        <w:ind w:left="567"/>
+        <w:jc w:val="both"/>
+        <w:rPr>
+          <w:rFonts w:ascii="Arial Narrow" w:eastAsia="Arial Narrow" w:hAnsi="Arial Narrow" w:cs="Arial Narrow"/>
+          <w:sz w:val="16"/>
+          <w:szCs w:val="16"/>
+        </w:rPr>
+      </w:pPr>
+      <w:r>
+        <w:rPr>
+          <w:rFonts w:ascii="Arial Narrow" w:eastAsia="Arial Narrow" w:hAnsi="Arial Narrow" w:cs="Arial Narrow"/>
+          <w:sz w:val="16"/>
+          <w:szCs w:val="16"/>
+        </w:rPr>
+        <w:t xml:space="preserve">(i) Solicitar a la autoridad correspondiente la clausura temporal del establecimiento industrial, comercial o de servicios por un plazo máximo de seis (6) meses. </w:t>
+      </w:r>
+    </w:p>
+    <w:p>
+      <w:pPr>
+        <w:spacing w:after="0" w:line="240" w:lineRule="auto"/>
+        <w:ind w:left="567"/>
+        <w:jc w:val="both"/>
+        <w:rPr>
+          <w:rFonts w:ascii="Arial Narrow" w:eastAsia="Arial Narrow" w:hAnsi="Arial Narrow" w:cs="Arial Narrow"/>
+          <w:sz w:val="16"/>
+          <w:szCs w:val="16"/>
+        </w:rPr>
+      </w:pPr>
+      <w:r>
+        <w:rPr>
+          <w:rFonts w:ascii="Arial Narrow" w:eastAsia="Arial Narrow" w:hAnsi="Arial Narrow" w:cs="Arial Narrow"/>
+          <w:sz w:val="16"/>
+          <w:szCs w:val="16"/>
+        </w:rPr>
+        <w:t>(</w:t>
+      </w:r>
+      <w:proofErr w:type="spellStart"/>
+      <w:r>
+        <w:rPr>
+          <w:rFonts w:ascii="Arial Narrow" w:eastAsia="Arial Narrow" w:hAnsi="Arial Narrow" w:cs="Arial Narrow"/>
+          <w:sz w:val="16"/>
+          <w:szCs w:val="16"/>
+        </w:rPr>
+        <w:t>ii</w:t>
+      </w:r>
+      <w:proofErr w:type="spellEnd"/>
+      <w:r>
+        <w:rPr>
+          <w:rFonts w:ascii="Arial Narrow" w:eastAsia="Arial Narrow" w:hAnsi="Arial Narrow" w:cs="Arial Narrow"/>
+          <w:sz w:val="16"/>
+          <w:szCs w:val="16"/>
+        </w:rPr>
+        <w:t xml:space="preserve">) Solicitar a la autoridad competente la inhabilitación, temporal o permanente, del proveedor en función de los alcances de la infracción sancionada. </w:t>
+      </w:r>
+    </w:p>
+    <w:p>
+      <w:pPr>
+        <w:spacing w:after="0" w:line="240" w:lineRule="auto"/>
+        <w:ind w:left="567"/>
+        <w:jc w:val="both"/>
+        <w:rPr>
+          <w:rFonts w:ascii="Arial Narrow" w:eastAsia="Arial Narrow" w:hAnsi="Arial Narrow" w:cs="Arial Narrow"/>
+          <w:sz w:val="16"/>
+          <w:szCs w:val="16"/>
+        </w:rPr>
+      </w:pPr>
+      <w:r>
+        <w:rPr>
+          <w:rFonts w:ascii="Arial Narrow" w:eastAsia="Arial Narrow" w:hAnsi="Arial Narrow" w:cs="Arial Narrow"/>
+          <w:sz w:val="16"/>
+          <w:szCs w:val="16"/>
+        </w:rPr>
+        <w:t xml:space="preserve">e. Publicación de avisos </w:t>
+      </w:r>
+      <w:proofErr w:type="spellStart"/>
+      <w:r>
+        <w:rPr>
+          <w:rFonts w:ascii="Arial Narrow" w:eastAsia="Arial Narrow" w:hAnsi="Arial Narrow" w:cs="Arial Narrow"/>
+          <w:sz w:val="16"/>
+          <w:szCs w:val="16"/>
+        </w:rPr>
+        <w:t>rectificatorios</w:t>
+      </w:r>
+      <w:proofErr w:type="spellEnd"/>
+      <w:r>
+        <w:rPr>
+          <w:rFonts w:ascii="Arial Narrow" w:eastAsia="Arial Narrow" w:hAnsi="Arial Narrow" w:cs="Arial Narrow"/>
+          <w:sz w:val="16"/>
+          <w:szCs w:val="16"/>
+        </w:rPr>
+        <w:t xml:space="preserve"> o informativos en la forma que determine el Indecopi, tomando en consideración los medios que resulten idóneos para revertir los efectos que el acto objeto de sanción ha ocasionado. </w:t>
+      </w:r>
+    </w:p>
+    <w:p>
+      <w:pPr>
+        <w:spacing w:after="0" w:line="240" w:lineRule="auto"/>
+        <w:ind w:left="567"/>
+        <w:jc w:val="both"/>
+        <w:rPr>
+          <w:rFonts w:ascii="Arial Narrow" w:eastAsia="Arial Narrow" w:hAnsi="Arial Narrow" w:cs="Arial Narrow"/>
+          <w:sz w:val="16"/>
+          <w:szCs w:val="16"/>
+        </w:rPr>
+      </w:pPr>
+      <w:r>
+        <w:rPr>
+          <w:rFonts w:ascii="Arial Narrow" w:eastAsia="Arial Narrow" w:hAnsi="Arial Narrow" w:cs="Arial Narrow"/>
+          <w:sz w:val="16"/>
+          <w:szCs w:val="16"/>
+        </w:rPr>
+        <w:t xml:space="preserve">f. Cualquier otra medida correctiva que tenga el objeto de revertir los efectos de la conducta infractora o evitar que esta se produzca nuevamente en el futuro. </w:t>
+      </w:r>
+    </w:p>
+    <w:p>
+      <w:pPr>
+        <w:spacing w:after="0" w:line="240" w:lineRule="auto"/>
+        <w:ind w:left="567"/>
+        <w:jc w:val="both"/>
+        <w:rPr>
+          <w:rFonts w:ascii="Arial Narrow" w:eastAsia="Arial Narrow" w:hAnsi="Arial Narrow" w:cs="Arial Narrow"/>
+          <w:sz w:val="16"/>
+          <w:szCs w:val="16"/>
+        </w:rPr>
+      </w:pPr>
+      <w:r>
+        <w:rPr>
+          <w:rFonts w:ascii="Arial Narrow" w:eastAsia="Arial Narrow" w:hAnsi="Arial Narrow" w:cs="Arial Narrow"/>
+          <w:sz w:val="16"/>
+          <w:szCs w:val="16"/>
+        </w:rPr>
+        <w:t>El Indecopi está facultado para solicitar a la autoridad municipal y policial el apoyo respectivo para la ejecución de las medidas correctivas complementarias correspondientes.</w:t>
+      </w:r>
+    </w:p>
+    <w:p>
+      <w:pPr>
+        <w:spacing w:after="0" w:line="240" w:lineRule="auto"/>
+        <w:ind w:left="567" w:hanging="567"/>
+        <w:jc w:val="both"/>
+        <w:rPr>
+          <w:rFonts w:ascii="Arial Narrow" w:eastAsia="Arial Narrow" w:hAnsi="Arial Narrow" w:cs="Arial Narrow"/>
+          <w:sz w:val="16"/>
+          <w:szCs w:val="16"/>
+        </w:rPr>
+      </w:pPr>
+    </w:p>
+  </w:footnote>
+  <w:footnote w:id="14">
+    <w:p>
+      <w:pPr>
+        <w:pStyle w:val="Textonotapie"/>
+        <w:tabs>
+          <w:tab w:val="left" w:pos="567"/>
+        </w:tabs>
+        <w:ind w:left="567" w:hanging="567"/>
+        <w:jc w:val="both"/>
+        <w:rPr>
+          <w:rFonts w:ascii="Arial Narrow" w:eastAsia="Arial Narrow" w:hAnsi="Arial Narrow" w:cs="Arial Narrow"/>
+          <w:b/>
+          <w:sz w:val="16"/>
+          <w:szCs w:val="16"/>
+        </w:rPr>
+      </w:pPr>
+      <w:r>
+        <w:rPr>
+          <w:rStyle w:val="Refdenotaalpie"/>
+          <w:rFonts w:ascii="Arial Narrow" w:eastAsia="Arial Narrow" w:hAnsi="Arial Narrow" w:cs="Arial Narrow"/>
+          <w:sz w:val="16"/>
+          <w:szCs w:val="16"/>
+          <w:vertAlign w:val="superscript"/>
+        </w:rPr>
+        <w:footnoteRef/>
+      </w:r>
+      <w:r>
+        <w:rPr>
+          <w:rFonts w:ascii="Arial Narrow" w:eastAsia="Arial Narrow" w:hAnsi="Arial Narrow" w:cs="Arial Narrow"/>
+          <w:sz w:val="16"/>
+          <w:szCs w:val="16"/>
+        </w:rPr>
+        <w:tab/>
+        <w:t xml:space="preserve"/>
+      </w:r>
+      <w:r>
+        <w:rPr>
+          <w:rFonts w:ascii="Arial Narrow" w:eastAsia="Arial Narrow" w:hAnsi="Arial Narrow" w:cs="Arial Narrow"/>
+          <w:sz w:val="16"/>
+          <w:szCs w:val="16"/>
+        </w:rPr>
+        <w:tab/>
+      </w:r>
+      <w:r>
+        <w:rPr>
+          <w:rFonts w:ascii="Arial Narrow" w:eastAsia="Arial Narrow" w:hAnsi="Arial Narrow" w:cs="Arial Narrow"/>
+          <w:b/>
+          <w:sz w:val="16"/>
+          <w:szCs w:val="16"/>
+        </w:rPr>
+        <w:t>LEY 29571, CÓDIGO DE PROTECCIÓN Y DEFENSA DEL CONSUMIDOR</w:t>
+      </w:r>
+      <w:r>
+        <w:rPr>
+          <w:rFonts w:ascii="Arial Narrow" w:eastAsia="Arial Narrow" w:hAnsi="Arial Narrow" w:cs="Arial Narrow"/>
+          <w:b/>
+          <w:bCs/>
+          <w:sz w:val="16"/>
+          <w:szCs w:val="16"/>
+        </w:rPr>
+        <w:t xml:space="preserve">, </w:t>
+      </w:r>
+      <w:r>
+        <w:rPr>
+          <w:rFonts w:ascii="Arial Narrow" w:eastAsia="Arial Narrow" w:hAnsi="Arial Narrow" w:cs="Arial Narrow"/>
+          <w:b/>
+          <w:sz w:val="16"/>
+          <w:szCs w:val="16"/>
+        </w:rPr>
+        <w:t>publicado el 2 de setiembre de 2010 y modificado por Decreto Legislativo 1308</w:t>
+      </w:r>
+    </w:p>
+    <w:p>
+      <w:pPr>
+        <w:pStyle w:val="Textonotapie"/>
+        <w:tabs>
+          <w:tab w:val="left" w:pos="567"/>
+        </w:tabs>
+        <w:jc w:val="both"/>
+        <w:rPr>
+          <w:rFonts w:ascii="Arial Narrow" w:eastAsia="Arial Narrow" w:hAnsi="Arial Narrow" w:cs="Arial Narrow"/>
+          <w:b/>
+          <w:sz w:val="16"/>
+          <w:szCs w:val="16"/>
+        </w:rPr>
+      </w:pPr>
+      <w:r>
+        <w:rPr>
+          <w:rFonts w:ascii="Arial Narrow" w:eastAsia="Arial Narrow" w:hAnsi="Arial Narrow" w:cs="Arial Narrow"/>
+          <w:b/>
+          <w:sz w:val="16"/>
+          <w:szCs w:val="16"/>
+        </w:rPr>
+        <w:tab/>
+        <w:t>Artículo 112.- Criterios de graduación de las sanciones administrativas</w:t>
+      </w:r>
+    </w:p>
+    <w:p>
+      <w:pPr>
+        <w:pStyle w:val="Textonotapie"/>
+        <w:tabs>
+          <w:tab w:val="left" w:pos="567"/>
+        </w:tabs>
+        <w:jc w:val="both"/>
+        <w:rPr>
+          <w:rFonts w:ascii="Arial Narrow" w:eastAsia="Arial Narrow" w:hAnsi="Arial Narrow" w:cs="Arial Narrow"/>
+          <w:sz w:val="16"/>
+          <w:szCs w:val="16"/>
+        </w:rPr>
+      </w:pPr>
+      <w:r>
+        <w:rPr>
+          <w:rFonts w:ascii="Arial Narrow" w:eastAsia="Arial Narrow" w:hAnsi="Arial Narrow" w:cs="Arial Narrow"/>
+          <w:sz w:val="16"/>
+          <w:szCs w:val="16"/>
+        </w:rPr>
+        <w:tab/>
+        <w:t>(…)</w:t>
+      </w:r>
+    </w:p>
+    <w:p>
+      <w:pPr>
+        <w:pStyle w:val="Textonotapie"/>
+        <w:tabs>
+          <w:tab w:val="left" w:pos="567"/>
+        </w:tabs>
+        <w:jc w:val="both"/>
+        <w:rPr>
+          <w:rFonts w:ascii="Arial Narrow" w:eastAsia="Arial Narrow" w:hAnsi="Arial Narrow" w:cs="Arial Narrow"/>
+          <w:sz w:val="16"/>
+          <w:szCs w:val="16"/>
+        </w:rPr>
+      </w:pPr>
+      <w:r>
+        <w:rPr>
+          <w:rFonts w:ascii="Arial Narrow" w:eastAsia="Arial Narrow" w:hAnsi="Arial Narrow" w:cs="Arial Narrow"/>
+          <w:sz w:val="16"/>
+          <w:szCs w:val="16"/>
+        </w:rPr>
+        <w:tab/>
+        <w:t>Se consideran circunstancias atenuantes especiales, las siguientes:</w:t>
+      </w:r>
+    </w:p>
+    <w:p>
+      <w:pPr>
+        <w:pStyle w:val="Textonotapie"/>
+        <w:tabs>
+          <w:tab w:val="left" w:pos="567"/>
+        </w:tabs>
+        <w:jc w:val="both"/>
+        <w:rPr>
+          <w:rFonts w:ascii="Arial Narrow" w:eastAsia="Arial Narrow" w:hAnsi="Arial Narrow" w:cs="Arial Narrow"/>
+          <w:sz w:val="16"/>
+          <w:szCs w:val="16"/>
+        </w:rPr>
+      </w:pPr>
+      <w:r>
+        <w:rPr>
+          <w:rFonts w:ascii="Arial Narrow" w:eastAsia="Arial Narrow" w:hAnsi="Arial Narrow" w:cs="Arial Narrow"/>
+          <w:sz w:val="16"/>
+          <w:szCs w:val="16"/>
+        </w:rPr>
+        <w:tab/>
+        <w:t>(…)</w:t>
       </w:r>
     </w:p>
     <w:p>
@@ -9716,1958 +12063,7 @@
           <w:sz w:val="16"/>
           <w:szCs w:val="16"/>
         </w:rPr>
-        <w:t xml:space="preserve">2.1 El proveedor tiene la obligación de ofrecer al consumidor toda la información relevante para tomar una decisión o realizar una elección adecuada de consumo, así como para efectuar un uso o consumo adecuado de los productos o servicios. </w:t>
-      </w:r>
-    </w:p>
-    <w:p>
-      <w:pPr>
-        <w:pStyle w:val="Textonotapie"/>
-        <w:tabs>
-          <w:tab w:val="left" w:pos="567"/>
-        </w:tabs>
-        <w:ind w:left="567"/>
-        <w:jc w:val="both"/>
-        <w:rPr>
-          <w:rFonts w:ascii="Arial Narrow" w:eastAsia="Arial Narrow" w:hAnsi="Arial Narrow" w:cs="Arial Narrow"/>
-          <w:sz w:val="16"/>
-          <w:szCs w:val="16"/>
-        </w:rPr>
-      </w:pPr>
-      <w:r>
-        <w:rPr>
-          <w:rFonts w:ascii="Arial Narrow" w:eastAsia="Arial Narrow" w:hAnsi="Arial Narrow" w:cs="Arial Narrow"/>
-          <w:sz w:val="16"/>
-          <w:szCs w:val="16"/>
-        </w:rPr>
-        <w:t xml:space="preserve">2.2 La información debe ser veraz, suficiente, de fácil comprensión, apropiada, oportuna y fácilmente accesible, debiendo ser brindada en idioma castellano. </w:t>
-      </w:r>
-    </w:p>
-    <w:p>
-      <w:pPr>
-        <w:pStyle w:val="Textonotapie"/>
-        <w:tabs>
-          <w:tab w:val="left" w:pos="567"/>
-        </w:tabs>
-        <w:ind w:left="567"/>
-        <w:jc w:val="both"/>
-        <w:rPr>
-          <w:rFonts w:ascii="Arial Narrow" w:eastAsia="Arial Narrow" w:hAnsi="Arial Narrow" w:cs="Arial Narrow"/>
-          <w:sz w:val="16"/>
-          <w:szCs w:val="16"/>
-        </w:rPr>
-      </w:pPr>
-      <w:r>
-        <w:rPr>
-          <w:rFonts w:ascii="Arial Narrow" w:eastAsia="Arial Narrow" w:hAnsi="Arial Narrow" w:cs="Arial Narrow"/>
-          <w:sz w:val="16"/>
-          <w:szCs w:val="16"/>
-        </w:rPr>
-        <w:t xml:space="preserve">2.3 Sin perjuicio de las exigencias concretas de las normas sectoriales correspondientes, para analizar la información relevante se tiene en consideración a toda aquella sin la cual no se hubiera adoptado la decisión de consumo o se hubiera efectuado en términos substancialmente distintos. Para ello se debe examinar si la información omitida desnaturaliza las condiciones en que se realizó la oferta al consumidor. </w:t>
-      </w:r>
-    </w:p>
-    <w:p>
-      <w:pPr>
-        <w:pStyle w:val="Textonotapie"/>
-        <w:tabs>
-          <w:tab w:val="left" w:pos="567"/>
-        </w:tabs>
-        <w:ind w:left="567"/>
-        <w:jc w:val="both"/>
-        <w:rPr>
-          <w:rFonts w:ascii="Arial Narrow" w:eastAsia="Arial Narrow" w:hAnsi="Arial Narrow" w:cs="Arial Narrow"/>
-          <w:sz w:val="16"/>
-          <w:szCs w:val="16"/>
-        </w:rPr>
-      </w:pPr>
-      <w:r>
-        <w:rPr>
-          <w:rFonts w:ascii="Arial Narrow" w:eastAsia="Arial Narrow" w:hAnsi="Arial Narrow" w:cs="Arial Narrow"/>
-          <w:sz w:val="16"/>
-          <w:szCs w:val="16"/>
-        </w:rPr>
-        <w:t>2.4 Al evaluarse la información, deben considerarse los problemas de confusión que generarían al consumidor el suministro de información excesiva o sumamente compleja, atendiendo a la naturaleza del producto adquirido o al servicio contratado</w:t>
-      </w:r>
-      <w:r>
-        <w:rPr>
-          <w:rFonts w:ascii="Arial Narrow" w:eastAsia="Arial Narrow" w:hAnsi="Arial Narrow" w:cs="Arial Narrow"/>
-          <w:sz w:val="16"/>
-          <w:szCs w:val="16"/>
-        </w:rPr>
-        <w:t xml:space="preserve">. </w:t>
-      </w:r>
-    </w:p>
-    <w:p>
-      <w:pPr>
-        <w:pStyle w:val="Textonotapie"/>
-        <w:tabs>
-          <w:tab w:val="left" w:pos="567"/>
-        </w:tabs>
-        <w:ind w:left="567" w:right="-1" w:hanging="567"/>
-        <w:jc w:val="both"/>
-        <w:rPr>
-          <w:rFonts w:ascii="Arial Narrow" w:eastAsia="Arial Narrow" w:hAnsi="Arial Narrow" w:cs="Arial Narrow"/>
-          <w:b/>
-          <w:bCs/>
-          <w:sz w:val="16"/>
-          <w:szCs w:val="16"/>
-        </w:rPr>
-      </w:pPr>
-    </w:p>
-  </w:footnote>
-  <w:footnote w:id="5">
-    <w:p>
-      <w:pPr>
-        <w:pStyle w:val="Textonotapie"/>
-        <w:tabs>
-          <w:tab w:val="left" w:pos="567"/>
-        </w:tabs>
-        <w:ind w:left="567" w:right="-1" w:hanging="567"/>
-        <w:jc w:val="both"/>
-        <w:rPr>
-          <w:rFonts w:ascii="Arial Narrow" w:eastAsia="Arial Narrow" w:hAnsi="Arial Narrow" w:cs="Arial Narrow"/>
-          <w:b/>
-          <w:bCs/>
-          <w:sz w:val="16"/>
-          <w:szCs w:val="16"/>
-        </w:rPr>
-      </w:pPr>
-      <w:r>
-        <w:rPr>
-          <w:rStyle w:val="Refdenotaalpie"/>
-          <w:rFonts w:ascii="Arial Narrow" w:eastAsia="Arial Narrow" w:hAnsi="Arial Narrow" w:cs="Arial Narrow"/>
-          <w:sz w:val="16"/>
-          <w:szCs w:val="16"/>
-          <w:vertAlign w:val="superscript"/>
-        </w:rPr>
-        <w:footnoteRef/>
-      </w:r>
-      <w:r>
-        <w:rPr>
-          <w:rFonts w:ascii="Arial Narrow" w:eastAsia="Arial Narrow" w:hAnsi="Arial Narrow" w:cs="Arial Narrow"/>
-          <w:sz w:val="16"/>
-          <w:szCs w:val="16"/>
-        </w:rPr>
-        <w:t xml:space="preserve"> </w:t>
-      </w:r>
-      <w:r>
-        <w:rPr>
-          <w:rFonts w:ascii="Arial Narrow" w:eastAsia="Arial Narrow" w:hAnsi="Arial Narrow" w:cs="Arial Narrow"/>
-          <w:sz w:val="16"/>
-          <w:szCs w:val="16"/>
-        </w:rPr>
-        <w:tab/>
-      </w:r>
-      <w:r>
-        <w:rPr>
-          <w:rFonts w:ascii="Arial Narrow" w:eastAsia="Arial Narrow" w:hAnsi="Arial Narrow" w:cs="Arial Narrow"/>
-          <w:b/>
-          <w:bCs/>
-          <w:sz w:val="16"/>
-          <w:szCs w:val="16"/>
-        </w:rPr>
-        <w:t xml:space="preserve">LEY 29571, CÓDIGO DE PROTECCIÓN Y DEFENSA DEL CONSUMIDOR, publicado el 2 de setiembre de 2010 y modificado por Decreto Legislativo 1308 </w:t>
-      </w:r>
-    </w:p>
-    <w:p>
-      <w:pPr>
-        <w:pStyle w:val="Textonotapie"/>
-        <w:ind w:left="567" w:right="-1"/>
-        <w:jc w:val="both"/>
-        <w:rPr>
-          <w:rFonts w:ascii="Arial Narrow" w:eastAsia="Arial Narrow" w:hAnsi="Arial Narrow" w:cs="Arial Narrow"/>
-          <w:b/>
-          <w:bCs/>
-          <w:sz w:val="16"/>
-          <w:szCs w:val="16"/>
-        </w:rPr>
-      </w:pPr>
-      <w:r>
-        <w:rPr>
-          <w:rFonts w:ascii="Arial Narrow" w:eastAsia="Arial Narrow" w:hAnsi="Arial Narrow" w:cs="Arial Narrow"/>
-          <w:b/>
-          <w:bCs/>
-          <w:sz w:val="16"/>
-          <w:szCs w:val="16"/>
-        </w:rPr>
-        <w:t>Artículo 49.- Definición de cláusulas abusivas</w:t>
-      </w:r>
-    </w:p>
-    <w:p>
-      <w:pPr>
-        <w:pStyle w:val="Textonotapie"/>
-        <w:ind w:left="567" w:right="-1"/>
-        <w:jc w:val="both"/>
-        <w:rPr>
-          <w:rFonts w:ascii="Arial Narrow" w:eastAsia="Arial Narrow" w:hAnsi="Arial Narrow" w:cs="Arial Narrow"/>
-          <w:sz w:val="16"/>
-          <w:szCs w:val="16"/>
-        </w:rPr>
-      </w:pPr>
-      <w:r>
-        <w:rPr>
-          <w:rFonts w:ascii="Arial Narrow" w:eastAsia="Arial Narrow" w:hAnsi="Arial Narrow" w:cs="Arial Narrow"/>
-          <w:sz w:val="16"/>
-          <w:szCs w:val="16"/>
-        </w:rPr>
-        <w:t>49.1 En los contratos por adhesión y en las cláusulas generales de contratación no aprobadas administrativamente, se consideran cláusulas abusivas y, por tanto, inexigibles todas aquellas estipulaciones no negociadas individualmente que, en contra de las exigencias de la buena fe, coloquen al consumidor, en su perjuicio, en una situación de desventaja o desigualdad o anulen sus derechos.</w:t>
-      </w:r>
-    </w:p>
-    <w:p>
-      <w:pPr>
-        <w:pStyle w:val="Textonotapie"/>
-        <w:ind w:left="567" w:right="-1"/>
-        <w:jc w:val="both"/>
-        <w:rPr>
-          <w:rFonts w:ascii="Arial Narrow" w:eastAsia="Arial Narrow" w:hAnsi="Arial Narrow" w:cs="Arial Narrow"/>
-          <w:sz w:val="16"/>
-          <w:szCs w:val="16"/>
-        </w:rPr>
-      </w:pPr>
-      <w:r>
-        <w:rPr>
-          <w:rFonts w:ascii="Arial Narrow" w:eastAsia="Arial Narrow" w:hAnsi="Arial Narrow" w:cs="Arial Narrow"/>
-          <w:sz w:val="16"/>
-          <w:szCs w:val="16"/>
-        </w:rPr>
-        <w:t>(...)</w:t>
-      </w:r>
-    </w:p>
-    <w:p>
-      <w:pPr>
-        <w:pStyle w:val="Textonotapie"/>
-        <w:ind w:left="567" w:right="-1"/>
-        <w:jc w:val="both"/>
-        <w:rPr>
-          <w:rFonts w:ascii="Arial Narrow" w:eastAsia="Arial Narrow" w:hAnsi="Arial Narrow" w:cs="Arial Narrow"/>
-          <w:b/>
-          <w:bCs/>
-          <w:sz w:val="16"/>
-          <w:szCs w:val="16"/>
-        </w:rPr>
-      </w:pPr>
-      <w:r>
-        <w:rPr>
-          <w:rFonts w:ascii="Arial Narrow" w:eastAsia="Arial Narrow" w:hAnsi="Arial Narrow" w:cs="Arial Narrow"/>
-          <w:b/>
-          <w:bCs/>
-          <w:sz w:val="16"/>
-          <w:szCs w:val="16"/>
-        </w:rPr>
-        <w:t>Artículo 50.- Cláusulas abusivas de ineficacia absoluta</w:t>
-      </w:r>
-    </w:p>
-    <w:p>
-      <w:pPr>
-        <w:pStyle w:val="Textonotapie"/>
-        <w:ind w:left="567" w:right="-1"/>
-        <w:jc w:val="both"/>
-        <w:rPr>
-          <w:rFonts w:ascii="Arial Narrow" w:eastAsia="Arial Narrow" w:hAnsi="Arial Narrow" w:cs="Arial Narrow"/>
-          <w:sz w:val="16"/>
-          <w:szCs w:val="16"/>
-        </w:rPr>
-      </w:pPr>
-      <w:r>
-        <w:rPr>
-          <w:rFonts w:ascii="Arial Narrow" w:eastAsia="Arial Narrow" w:hAnsi="Arial Narrow" w:cs="Arial Narrow"/>
-          <w:sz w:val="16"/>
-          <w:szCs w:val="16"/>
-        </w:rPr>
-        <w:t>Son cláusulas abusivas de ineficacia absoluta las siguientes:</w:t>
-      </w:r>
-    </w:p>
-    <w:p>
-      <w:pPr>
-        <w:pStyle w:val="Textonotapie"/>
-        <w:ind w:left="567" w:right="-1"/>
-        <w:jc w:val="both"/>
-        <w:rPr>
-          <w:rFonts w:ascii="Arial Narrow" w:eastAsia="Arial Narrow" w:hAnsi="Arial Narrow" w:cs="Arial Narrow"/>
-          <w:sz w:val="16"/>
-          <w:szCs w:val="16"/>
-        </w:rPr>
-      </w:pPr>
-      <w:r>
-        <w:rPr>
-          <w:rFonts w:ascii="Arial Narrow" w:eastAsia="Arial Narrow" w:hAnsi="Arial Narrow" w:cs="Arial Narrow"/>
-          <w:sz w:val="16"/>
-          <w:szCs w:val="16"/>
-        </w:rPr>
-        <w:t>a. Las que excluyan o limiten la responsabilidad del proveedor o sus dependientes por dolo o culpa, o las que trasladen la responsabilidad al consumidor por los hechos u omisiones del proveedor.</w:t>
-      </w:r>
-    </w:p>
-    <w:p>
-      <w:pPr>
-        <w:pStyle w:val="Textonotapie"/>
-        <w:ind w:left="567" w:right="-1"/>
-        <w:jc w:val="both"/>
-        <w:rPr>
-          <w:rFonts w:ascii="Arial Narrow" w:eastAsia="Arial Narrow" w:hAnsi="Arial Narrow" w:cs="Arial Narrow"/>
-          <w:sz w:val="16"/>
-          <w:szCs w:val="16"/>
-        </w:rPr>
-      </w:pPr>
-      <w:r>
-        <w:rPr>
-          <w:rFonts w:ascii="Arial Narrow" w:eastAsia="Arial Narrow" w:hAnsi="Arial Narrow" w:cs="Arial Narrow"/>
-          <w:sz w:val="16"/>
-          <w:szCs w:val="16"/>
-        </w:rPr>
-        <w:t>(…)</w:t>
-      </w:r>
-      <w:r>
-        <w:rPr>
-          <w:rFonts w:ascii="Arial Narrow" w:eastAsia="Arial Narrow" w:hAnsi="Arial Narrow" w:cs="Arial Narrow"/>
-          <w:sz w:val="16"/>
-          <w:szCs w:val="16"/>
-        </w:rPr>
-        <w:t>.</w:t>
-      </w:r>
-    </w:p>
-    <w:p>
-      <w:pPr>
-        <w:pStyle w:val="Textonotapie"/>
-        <w:tabs>
-          <w:tab w:val="left" w:pos="567"/>
-        </w:tabs>
-        <w:ind w:left="567" w:right="-1" w:hanging="567"/>
-        <w:jc w:val="both"/>
-        <w:rPr>
-          <w:rFonts w:ascii="Arial Narrow" w:eastAsia="Arial Narrow" w:hAnsi="Arial Narrow" w:cs="Arial Narrow"/>
-          <w:b/>
-          <w:bCs/>
-          <w:sz w:val="16"/>
-          <w:szCs w:val="16"/>
-        </w:rPr>
-      </w:pPr>
-    </w:p>
-  </w:footnote>
-  <w:footnote w:id="6">
-    <w:p>
-      <w:pPr>
-        <w:pStyle w:val="Textonotapie"/>
-        <w:tabs>
-          <w:tab w:val="left" w:pos="567"/>
-        </w:tabs>
-        <w:ind w:left="567" w:right="-1" w:hanging="567"/>
-        <w:jc w:val="both"/>
-        <w:rPr>
-          <w:rFonts w:ascii="Arial Narrow" w:eastAsia="Arial Narrow" w:hAnsi="Arial Narrow" w:cs="Arial Narrow"/>
-          <w:b/>
-          <w:bCs/>
-          <w:sz w:val="16"/>
-          <w:szCs w:val="16"/>
-        </w:rPr>
-      </w:pPr>
-      <w:r>
-        <w:rPr>
-          <w:rStyle w:val="Refdenotaalpie"/>
-          <w:rFonts w:ascii="Arial Narrow" w:eastAsia="Arial Narrow" w:hAnsi="Arial Narrow" w:cs="Arial Narrow"/>
-          <w:sz w:val="16"/>
-          <w:szCs w:val="16"/>
-          <w:vertAlign w:val="superscript"/>
-        </w:rPr>
-        <w:footnoteRef/>
-      </w:r>
-      <w:r>
-        <w:rPr>
-          <w:rFonts w:ascii="Arial Narrow" w:eastAsia="Arial Narrow" w:hAnsi="Arial Narrow" w:cs="Arial Narrow"/>
-          <w:sz w:val="16"/>
-          <w:szCs w:val="16"/>
-        </w:rPr>
-        <w:t xml:space="preserve"> </w:t>
-      </w:r>
-      <w:r>
-        <w:rPr>
-          <w:rFonts w:ascii="Arial Narrow" w:eastAsia="Arial Narrow" w:hAnsi="Arial Narrow" w:cs="Arial Narrow"/>
-          <w:sz w:val="16"/>
-          <w:szCs w:val="16"/>
-        </w:rPr>
-        <w:tab/>
-      </w:r>
-      <w:r>
-        <w:rPr>
-          <w:rFonts w:ascii="Arial Narrow" w:eastAsia="Arial Narrow" w:hAnsi="Arial Narrow" w:cs="Arial Narrow"/>
-          <w:b/>
-          <w:bCs/>
-          <w:sz w:val="16"/>
-          <w:szCs w:val="16"/>
-        </w:rPr>
-        <w:t xml:space="preserve">LEY 29571, CÓDIGO DE PROTECCIÓN Y DEFENSA DEL CONSUMIDOR, publicado el 2 de setiembre de 2010 y modificado por Decreto Legislativo 1308 </w:t>
-      </w:r>
-    </w:p>
-    <w:p>
-      <w:pPr>
-        <w:pStyle w:val="Textonotapie"/>
-        <w:ind w:left="567" w:right="-1"/>
-        <w:jc w:val="both"/>
-        <w:rPr>
-          <w:rFonts w:ascii="Arial Narrow" w:eastAsia="Arial Narrow" w:hAnsi="Arial Narrow" w:cs="Arial Narrow"/>
-          <w:b/>
-          <w:bCs/>
-          <w:sz w:val="16"/>
-          <w:szCs w:val="16"/>
-        </w:rPr>
-      </w:pPr>
-      <w:r>
-        <w:rPr>
-          <w:rFonts w:ascii="Arial Narrow" w:eastAsia="Arial Narrow" w:hAnsi="Arial Narrow" w:cs="Arial Narrow"/>
-          <w:b/>
-          <w:bCs/>
-          <w:sz w:val="16"/>
-          <w:szCs w:val="16"/>
-        </w:rPr>
-        <w:t>Artículo 88.- Reclamo de productos o servicios financieros y de seguros</w:t>
-      </w:r>
-    </w:p>
-    <w:p>
-      <w:pPr>
-        <w:pStyle w:val="Textonotapie"/>
-        <w:ind w:left="567" w:right="-1"/>
-        <w:jc w:val="both"/>
-        <w:rPr>
-          <w:rFonts w:ascii="Arial Narrow" w:eastAsia="Arial Narrow" w:hAnsi="Arial Narrow" w:cs="Arial Narrow"/>
-          <w:sz w:val="16"/>
-          <w:szCs w:val="16"/>
-        </w:rPr>
-      </w:pPr>
-      <w:r>
-        <w:rPr>
-          <w:rFonts w:ascii="Arial Narrow" w:eastAsia="Arial Narrow" w:hAnsi="Arial Narrow" w:cs="Arial Narrow"/>
-          <w:sz w:val="16"/>
-          <w:szCs w:val="16"/>
-        </w:rPr>
-        <w:t>88.1 Las entidades del sistema financiero y de seguros, en todas sus oficinas en la República, deben resolver los reclamos en un plazo no mayor de quince días hábiles. Excepcionalmente, la Superintendencia de Banca, Seguros y Administradoras Privadas de Fondos de Pensiones podrá establecer un plazo ampliatorio cuando la naturaleza y complejidad de la operación, producto o servicio materia del reclamo o requerimiento lo justifique, situación que debe ponerse en conocimiento del consumidor antes de la culminación del plazo inicial, sin perjuicio del derecho del consumidor de recurrir directamente ante la Autoridad de Consumo</w:t>
-      </w:r>
-      <w:r>
-        <w:rPr>
-          <w:rFonts w:ascii="Arial Narrow" w:eastAsia="Arial Narrow" w:hAnsi="Arial Narrow" w:cs="Arial Narrow"/>
-          <w:sz w:val="16"/>
-          <w:szCs w:val="16"/>
-        </w:rPr>
-        <w:t xml:space="preserve">. </w:t>
-      </w:r>
-    </w:p>
-    <w:p>
-      <w:pPr>
-        <w:pStyle w:val="Textonotapie"/>
-        <w:tabs>
-          <w:tab w:val="left" w:pos="567"/>
-        </w:tabs>
-        <w:ind w:left="567" w:right="-1" w:hanging="567"/>
-        <w:jc w:val="both"/>
-        <w:rPr>
-          <w:rFonts w:ascii="Arial Narrow" w:eastAsia="Arial Narrow" w:hAnsi="Arial Narrow" w:cs="Arial Narrow"/>
-          <w:b/>
-          <w:bCs/>
-          <w:sz w:val="16"/>
-          <w:szCs w:val="16"/>
-        </w:rPr>
-      </w:pPr>
-    </w:p>
-  </w:footnote>
-  <w:footnote w:id="7">
-    <w:p>
-      <w:pPr>
-        <w:pStyle w:val="Textonotapie"/>
-        <w:tabs>
-          <w:tab w:val="left" w:pos="567"/>
-        </w:tabs>
-        <w:ind w:left="567" w:right="-1" w:hanging="567"/>
-        <w:jc w:val="both"/>
-        <w:rPr>
-          <w:rFonts w:ascii="Arial Narrow" w:eastAsia="Arial Narrow" w:hAnsi="Arial Narrow" w:cs="Arial Narrow"/>
-          <w:sz w:val="16"/>
-          <w:szCs w:val="16"/>
-        </w:rPr>
-      </w:pPr>
-      <w:r>
-        <w:rPr>
-          <w:rStyle w:val="Refdenotaalpie"/>
-          <w:rFonts w:ascii="Arial Narrow" w:eastAsia="Arial Narrow" w:hAnsi="Arial Narrow" w:cs="Arial Narrow"/>
-          <w:sz w:val="16"/>
-          <w:szCs w:val="16"/>
-          <w:vertAlign w:val="superscript"/>
-        </w:rPr>
-        <w:footnoteRef/>
-      </w:r>
-      <w:r>
-        <w:rPr>
-          <w:rFonts w:ascii="Arial Narrow" w:eastAsia="Arial Narrow" w:hAnsi="Arial Narrow" w:cs="Arial Narrow"/>
-          <w:sz w:val="16"/>
-          <w:szCs w:val="16"/>
-        </w:rPr>
-        <w:t xml:space="preserve"> </w:t>
-      </w:r>
-      <w:r>
-        <w:rPr>
-          <w:rFonts w:ascii="Arial Narrow" w:eastAsia="Arial Narrow" w:hAnsi="Arial Narrow" w:cs="Arial Narrow"/>
-          <w:sz w:val="16"/>
-          <w:szCs w:val="16"/>
-        </w:rPr>
-        <w:tab/>
-      </w:r>
-      <w:r>
-        <w:rPr>
-          <w:rFonts w:ascii="Arial Narrow" w:eastAsia="Arial Narrow" w:hAnsi="Arial Narrow" w:cs="Arial Narrow"/>
-          <w:b/>
-          <w:bCs/>
-          <w:sz w:val="16"/>
-          <w:szCs w:val="16"/>
-        </w:rPr>
-        <w:t>LEY SOBRE FACULTADES, NORMAS Y ORGANIZACIÓN DEL INDECOPI, APROBADA POR DECRETO LEGISLATIVO 807 Artículo 24.-</w:t>
-      </w:r>
-      <w:r>
-        <w:rPr>
-          <w:rFonts w:ascii="Arial Narrow" w:eastAsia="Arial Narrow" w:hAnsi="Arial Narrow" w:cs="Arial Narrow"/>
-          <w:sz w:val="16"/>
-          <w:szCs w:val="16"/>
-        </w:rPr>
-        <w:t xml:space="preserve"> El Secretario Técnico se encargará de la tramitación del procedimiento. Para ello, cuenta con las siguientes facultades:</w:t>
-      </w:r>
-    </w:p>
-    <w:p>
-      <w:pPr>
-        <w:pStyle w:val="Textonotapie"/>
-        <w:tabs>
-          <w:tab w:val="left" w:pos="567"/>
-        </w:tabs>
-        <w:ind w:left="567" w:right="-1" w:hanging="567"/>
-        <w:jc w:val="both"/>
-        <w:rPr>
-          <w:rFonts w:ascii="Arial Narrow" w:eastAsia="Arial Narrow" w:hAnsi="Arial Narrow" w:cs="Arial Narrow"/>
-          <w:sz w:val="16"/>
-          <w:szCs w:val="16"/>
-        </w:rPr>
-      </w:pPr>
-      <w:r>
-        <w:rPr>
-          <w:rFonts w:ascii="Arial Narrow" w:eastAsia="Arial Narrow" w:hAnsi="Arial Narrow" w:cs="Arial Narrow"/>
-          <w:sz w:val="16"/>
-          <w:szCs w:val="16"/>
-        </w:rPr>
-        <w:tab/>
-        <w:t xml:space="preserve">(...) </w:t>
-      </w:r>
-    </w:p>
-    <w:p>
-      <w:pPr>
-        <w:pStyle w:val="Textonotapie"/>
-        <w:tabs>
-          <w:tab w:val="left" w:pos="567"/>
-        </w:tabs>
-        <w:ind w:left="567" w:right="-1" w:hanging="567"/>
-        <w:jc w:val="both"/>
-        <w:rPr>
-          <w:rFonts w:ascii="Arial Narrow" w:eastAsia="Arial Narrow" w:hAnsi="Arial Narrow" w:cs="Arial Narrow"/>
-          <w:sz w:val="16"/>
-          <w:szCs w:val="16"/>
-        </w:rPr>
-      </w:pPr>
-      <w:r>
-        <w:rPr>
-          <w:rFonts w:ascii="Arial Narrow" w:eastAsia="Arial Narrow" w:hAnsi="Arial Narrow" w:cs="Arial Narrow"/>
-          <w:sz w:val="16"/>
-          <w:szCs w:val="16"/>
-        </w:rPr>
-        <w:tab/>
-        <w:t xml:space="preserve">c) Admitir denuncias a trámite, en aquellos casos en que la Comisión le haya delegado esta facultad. </w:t>
-      </w:r>
-    </w:p>
-    <w:p>
-      <w:pPr>
-        <w:pStyle w:val="Textonotapie"/>
-        <w:tabs>
-          <w:tab w:val="left" w:pos="567"/>
-        </w:tabs>
-        <w:ind w:left="567" w:right="-1" w:hanging="567"/>
-        <w:jc w:val="both"/>
-        <w:rPr>
-          <w:rFonts w:ascii="Arial Narrow" w:eastAsia="Arial Narrow" w:hAnsi="Arial Narrow" w:cs="Arial Narrow"/>
-          <w:sz w:val="16"/>
-          <w:szCs w:val="16"/>
-        </w:rPr>
-      </w:pPr>
-      <w:r>
-        <w:rPr>
-          <w:rFonts w:ascii="Arial Narrow" w:eastAsia="Arial Narrow" w:hAnsi="Arial Narrow" w:cs="Arial Narrow"/>
-          <w:sz w:val="16"/>
-          <w:szCs w:val="16"/>
-        </w:rPr>
-        <w:tab/>
-        <w:t>(...).</w:t>
-      </w:r>
-    </w:p>
-    <w:p>
-      <w:pPr>
-        <w:pStyle w:val="Textonotapie"/>
-        <w:tabs>
-          <w:tab w:val="left" w:pos="567"/>
-        </w:tabs>
-        <w:ind w:left="567" w:right="-1" w:hanging="567"/>
-        <w:jc w:val="both"/>
-        <w:rPr>
-          <w:rFonts w:ascii="Arial Narrow" w:eastAsia="Arial Narrow" w:hAnsi="Arial Narrow" w:cs="Arial Narrow"/>
-          <w:sz w:val="16"/>
-          <w:szCs w:val="16"/>
-        </w:rPr>
-      </w:pPr>
-      <w:r>
-        <w:rPr>
-          <w:rFonts w:ascii="Arial Narrow" w:eastAsia="Arial Narrow" w:hAnsi="Arial Narrow" w:cs="Arial Narrow"/>
-          <w:sz w:val="16"/>
-          <w:szCs w:val="16"/>
-        </w:rPr>
-        <w:t xml:space="preserve">. </w:t>
-      </w:r>
-    </w:p>
-    <w:p>
-      <w:pPr>
-        <w:pStyle w:val="Textonotapie"/>
-        <w:tabs>
-          <w:tab w:val="left" w:pos="567"/>
-        </w:tabs>
-        <w:ind w:left="567" w:right="-1" w:hanging="567"/>
-        <w:jc w:val="both"/>
-        <w:rPr>
-          <w:rFonts w:ascii="Arial Narrow" w:eastAsia="Arial Narrow" w:hAnsi="Arial Narrow" w:cs="Arial Narrow"/>
-          <w:sz w:val="16"/>
-          <w:szCs w:val="16"/>
-        </w:rPr>
-      </w:pPr>
-    </w:p>
-  </w:footnote>
-  <w:footnote w:id="8">
-    <w:p>
-      <w:pPr>
-        <w:pStyle w:val="Textonotapie"/>
-        <w:ind w:left="567" w:hanging="567"/>
-        <w:jc w:val="both"/>
-        <w:rPr>
-          <w:rFonts w:ascii="Arial Narrow" w:eastAsia="Arial Narrow" w:hAnsi="Arial Narrow" w:cs="Arial Narrow"/>
-          <w:sz w:val="16"/>
-          <w:szCs w:val="16"/>
-        </w:rPr>
-      </w:pPr>
-      <w:r>
-        <w:rPr>
-          <w:rStyle w:val="Refdenotaalpie"/>
-          <w:rFonts w:ascii="Arial Narrow" w:eastAsia="Arial Narrow" w:hAnsi="Arial Narrow" w:cs="Arial Narrow"/>
-          <w:sz w:val="16"/>
-          <w:szCs w:val="16"/>
-          <w:vertAlign w:val="superscript"/>
-        </w:rPr>
-        <w:footnoteRef/>
-      </w:r>
-      <w:r>
-        <w:rPr>
-          <w:rFonts w:ascii="Arial Narrow" w:eastAsia="Arial Narrow" w:hAnsi="Arial Narrow" w:cs="Arial Narrow"/>
-          <w:sz w:val="16"/>
-          <w:szCs w:val="16"/>
-        </w:rPr>
-        <w:t xml:space="preserve"> </w:t>
-      </w:r>
-      <w:r>
-        <w:rPr>
-          <w:rFonts w:ascii="Arial Narrow" w:eastAsia="Arial Narrow" w:hAnsi="Arial Narrow" w:cs="Arial Narrow"/>
-          <w:sz w:val="16"/>
-          <w:szCs w:val="16"/>
-        </w:rPr>
-        <w:tab/>
-        <w:t xml:space="preserve">El número de trabajadores se atenderá siempre que la empresa haya sido constituida antes de la vigencia de la Ley 30056, publicada el 2 de julio de 2013, que modificó el artículo 5 del Texto Único Ordenado de la Ley de Promoción de la Competitividad, Formalización y Desarrollo de la Micro y Pequeña Empresa y de Acceso al Empleo Decente (LEY MYPE). Ello, en la medida que la Tercera Disposición Complementaria Transitoria de la norma modificatoria precisa que las empresas constituidas antes de la </w:t>
-      </w:r>
-      <w:proofErr w:type="gramStart"/>
-      <w:r>
-        <w:rPr>
-          <w:rFonts w:ascii="Arial Narrow" w:eastAsia="Arial Narrow" w:hAnsi="Arial Narrow" w:cs="Arial Narrow"/>
-          <w:sz w:val="16"/>
-          <w:szCs w:val="16"/>
-        </w:rPr>
-        <w:t>entrada en vigencia</w:t>
-      </w:r>
-      <w:proofErr w:type="gramEnd"/>
-      <w:r>
-        <w:rPr>
-          <w:rFonts w:ascii="Arial Narrow" w:eastAsia="Arial Narrow" w:hAnsi="Arial Narrow" w:cs="Arial Narrow"/>
-          <w:sz w:val="16"/>
-          <w:szCs w:val="16"/>
-        </w:rPr>
-        <w:t xml:space="preserve"> de dicha Ley se rigen por los requisitos de acogimiento al régimen de las micro y pequeñas empresas regulados en el Decreto Legislativo 1086.</w:t>
-      </w:r>
-    </w:p>
-    <w:p>
-      <w:pPr>
-        <w:pStyle w:val="Textonotapie"/>
-        <w:ind w:left="567" w:hanging="567"/>
-        <w:jc w:val="both"/>
-        <w:rPr>
-          <w:rFonts w:ascii="Arial Narrow" w:eastAsia="Arial Narrow" w:hAnsi="Arial Narrow" w:cs="Arial Narrow"/>
-          <w:sz w:val="16"/>
-          <w:szCs w:val="16"/>
-        </w:rPr>
-      </w:pPr>
-    </w:p>
-  </w:footnote>
-  <w:footnote w:id="9">
-    <w:p>
-      <w:pPr>
-        <w:pStyle w:val="Textonotapie"/>
-        <w:ind w:left="567" w:hanging="567"/>
-        <w:jc w:val="both"/>
-        <w:rPr>
-          <w:rFonts w:ascii="Arial Narrow" w:eastAsia="Arial Narrow" w:hAnsi="Arial Narrow" w:cs="Arial Narrow"/>
-          <w:sz w:val="16"/>
-          <w:szCs w:val="16"/>
-        </w:rPr>
-      </w:pPr>
-      <w:r>
-        <w:rPr>
-          <w:rStyle w:val="Refdenotaalpie"/>
-          <w:rFonts w:ascii="Arial Narrow" w:eastAsia="Arial Narrow" w:hAnsi="Arial Narrow" w:cs="Arial Narrow"/>
-          <w:sz w:val="16"/>
-          <w:szCs w:val="16"/>
-          <w:vertAlign w:val="superscript"/>
-        </w:rPr>
-        <w:footnoteRef/>
-      </w:r>
-      <w:r>
-        <w:rPr>
-          <w:rFonts w:ascii="Arial Narrow" w:eastAsia="Arial Narrow" w:hAnsi="Arial Narrow" w:cs="Arial Narrow"/>
-          <w:sz w:val="16"/>
-          <w:szCs w:val="16"/>
-        </w:rPr>
-        <w:t xml:space="preserve"> </w:t>
-      </w:r>
-      <w:r>
-        <w:rPr>
-          <w:rFonts w:ascii="Arial Narrow" w:eastAsia="Arial Narrow" w:hAnsi="Arial Narrow" w:cs="Arial Narrow"/>
-          <w:sz w:val="16"/>
-          <w:szCs w:val="16"/>
-        </w:rPr>
-        <w:tab/>
-      </w:r>
-      <w:r>
-        <w:rPr>
-          <w:rFonts w:ascii="Arial Narrow" w:eastAsia="Arial Narrow" w:hAnsi="Arial Narrow" w:cs="Arial Narrow"/>
-          <w:b/>
-          <w:sz w:val="16"/>
-          <w:szCs w:val="16"/>
-        </w:rPr>
-        <w:t>LEY 29571, CÓDIGO DE PROTECCIÓN Y DEFENSA DEL CONSUMIDOR</w:t>
-      </w:r>
-      <w:r>
-        <w:rPr>
-          <w:rFonts w:ascii="Arial Narrow" w:eastAsia="Arial Narrow" w:hAnsi="Arial Narrow" w:cs="Arial Narrow"/>
-          <w:b/>
-          <w:bCs/>
-          <w:sz w:val="16"/>
-          <w:szCs w:val="16"/>
-        </w:rPr>
-        <w:t xml:space="preserve">, </w:t>
-      </w:r>
-      <w:r>
-        <w:rPr>
-          <w:rFonts w:ascii="Arial Narrow" w:eastAsia="Arial Narrow" w:hAnsi="Arial Narrow" w:cs="Arial Narrow"/>
-          <w:b/>
-          <w:sz w:val="16"/>
-          <w:szCs w:val="16"/>
-        </w:rPr>
-        <w:t>publicado el 2 de setiembre de 2010 y modificado por Decreto Legislativo 1308</w:t>
-      </w:r>
-    </w:p>
-    <w:p>
-      <w:pPr>
-        <w:pStyle w:val="Textonotapie"/>
-        <w:ind w:left="567" w:hanging="567"/>
-        <w:jc w:val="both"/>
-        <w:rPr>
-          <w:rFonts w:ascii="Arial Narrow" w:eastAsia="Arial Narrow" w:hAnsi="Arial Narrow" w:cs="Arial Narrow"/>
-          <w:b/>
-          <w:bCs/>
-          <w:sz w:val="16"/>
-          <w:szCs w:val="16"/>
-        </w:rPr>
-      </w:pPr>
-      <w:r>
-        <w:rPr>
-          <w:rFonts w:ascii="Arial Narrow" w:eastAsia="Arial Narrow" w:hAnsi="Arial Narrow" w:cs="Arial Narrow"/>
-          <w:sz w:val="16"/>
-          <w:szCs w:val="16"/>
-        </w:rPr>
-        <w:tab/>
-      </w:r>
-      <w:r>
-        <w:rPr>
-          <w:rFonts w:ascii="Arial Narrow" w:eastAsia="Arial Narrow" w:hAnsi="Arial Narrow" w:cs="Arial Narrow"/>
-          <w:b/>
-          <w:bCs/>
-          <w:sz w:val="16"/>
-          <w:szCs w:val="16"/>
-        </w:rPr>
-        <w:t>Artículo 110.- Sanciones Administrativas</w:t>
-      </w:r>
-    </w:p>
-    <w:p>
-      <w:pPr>
-        <w:autoSpaceDE w:val="0"/>
-        <w:autoSpaceDN w:val="0"/>
-        <w:adjustRightInd w:val="0"/>
-        <w:spacing w:after="0" w:line="240" w:lineRule="auto"/>
-        <w:ind w:left="567"/>
-        <w:jc w:val="both"/>
-        <w:rPr>
-          <w:rFonts w:ascii="Arial Narrow" w:eastAsia="Arial Narrow" w:hAnsi="Arial Narrow" w:cs="Arial Narrow"/>
-          <w:sz w:val="16"/>
-          <w:szCs w:val="16"/>
-          <w:lang w:eastAsia="es-PE"/>
-        </w:rPr>
-      </w:pPr>
-      <w:r>
-        <w:rPr>
-          <w:rFonts w:ascii="Arial Narrow" w:eastAsia="Arial Narrow" w:hAnsi="Arial Narrow" w:cs="Arial Narrow"/>
-          <w:sz w:val="16"/>
-          <w:szCs w:val="16"/>
-          <w:lang w:eastAsia="es-PE"/>
-        </w:rPr>
-        <w:t>(…)</w:t>
-      </w:r>
-    </w:p>
-    <w:p>
-      <w:pPr>
-        <w:autoSpaceDE w:val="0"/>
-        <w:autoSpaceDN w:val="0"/>
-        <w:adjustRightInd w:val="0"/>
-        <w:spacing w:after="0" w:line="240" w:lineRule="auto"/>
-        <w:ind w:left="567"/>
-        <w:jc w:val="both"/>
-        <w:rPr>
-          <w:rFonts w:ascii="Arial Narrow" w:eastAsia="Arial Narrow" w:hAnsi="Arial Narrow" w:cs="Arial Narrow"/>
-          <w:sz w:val="16"/>
-          <w:szCs w:val="16"/>
-          <w:lang w:eastAsia="es-PE"/>
-        </w:rPr>
-      </w:pPr>
-      <w:r>
-        <w:rPr>
-          <w:rFonts w:ascii="Arial Narrow" w:eastAsia="Arial Narrow" w:hAnsi="Arial Narrow" w:cs="Arial Narrow"/>
-          <w:sz w:val="16"/>
-          <w:szCs w:val="16"/>
-          <w:lang w:eastAsia="es-PE"/>
-        </w:rPr>
-        <w:t>En el caso de las microempresas, la multa no puede superar el diez por ciento (10%) de las ventas o ingresos brutos percibidos por el infractor, relativos a todas sus actividades económicas, correspondientes al ejercicio inmediato anterior al de la expedición de la resolución de primera instancia, siempre que se haya acreditado dichos ingresos, no se encuentre en una situación de reincidencia y el caso no verse sobre la vida, salud o integridad de los consumidores. Para el caso de las pequeñas empresas, la multa no puede superar el veinte por ciento (20%) de las ventas o ingresos brutos percibidos por el infractor, conforme a los requisitos señalados anteriormente.</w:t>
-      </w:r>
-    </w:p>
-    <w:p>
-      <w:pPr>
-        <w:autoSpaceDE w:val="0"/>
-        <w:autoSpaceDN w:val="0"/>
-        <w:adjustRightInd w:val="0"/>
-        <w:spacing w:after="0" w:line="240" w:lineRule="auto"/>
-        <w:ind w:left="567"/>
-        <w:jc w:val="both"/>
-        <w:rPr>
-          <w:rFonts w:ascii="Arial Narrow" w:eastAsia="Arial Narrow" w:hAnsi="Arial Narrow" w:cs="Arial Narrow"/>
-          <w:sz w:val="16"/>
-          <w:szCs w:val="16"/>
-          <w:lang w:eastAsia="es-PE"/>
-        </w:rPr>
-      </w:pPr>
-      <w:r>
-        <w:rPr>
-          <w:rFonts w:ascii="Arial Narrow" w:eastAsia="Arial Narrow" w:hAnsi="Arial Narrow" w:cs="Arial Narrow"/>
-          <w:sz w:val="16"/>
-          <w:szCs w:val="16"/>
-          <w:lang w:eastAsia="es-PE"/>
-        </w:rPr>
-        <w:t>(…).</w:t>
-      </w:r>
-    </w:p>
-    <w:p>
-      <w:pPr>
-        <w:pStyle w:val="Textonotapie"/>
-        <w:ind w:left="567" w:hanging="567"/>
-        <w:jc w:val="both"/>
-        <w:rPr>
-          <w:rFonts w:ascii="Arial Narrow" w:eastAsia="Arial Narrow" w:hAnsi="Arial Narrow" w:cs="Arial Narrow"/>
-          <w:sz w:val="16"/>
-          <w:szCs w:val="16"/>
-        </w:rPr>
-      </w:pPr>
-    </w:p>
-  </w:footnote>
-  <w:footnote w:id="15">
-    <w:p>
-      <w:pPr>
-        <w:pStyle w:val="Textonotapie"/>
-        <w:ind w:left="567" w:hanging="567"/>
-        <w:jc w:val="both"/>
-        <w:rPr>
-          <w:rFonts w:ascii="Arial Narrow" w:eastAsia="Arial Narrow" w:hAnsi="Arial Narrow" w:cs="Arial Narrow"/>
-          <w:sz w:val="16"/>
-          <w:szCs w:val="16"/>
-        </w:rPr>
-      </w:pPr>
-      <w:r>
-        <w:rPr>
-          <w:rStyle w:val="Refdenotaalpie"/>
-          <w:rFonts w:ascii="Arial Narrow" w:eastAsia="Arial Narrow" w:hAnsi="Arial Narrow" w:cs="Arial Narrow"/>
-          <w:sz w:val="16"/>
-          <w:szCs w:val="16"/>
-          <w:vertAlign w:val="superscript"/>
-        </w:rPr>
-        <w:footnoteRef/>
-      </w:r>
-      <w:r>
-        <w:rPr>
-          <w:rFonts w:ascii="Arial Narrow" w:eastAsia="Arial Narrow" w:hAnsi="Arial Narrow" w:cs="Arial Narrow"/>
-          <w:sz w:val="16"/>
-          <w:szCs w:val="16"/>
-        </w:rPr>
-        <w:tab/>
-      </w:r>
-      <w:r>
-        <w:rPr>
-          <w:rFonts w:ascii="Arial Narrow" w:eastAsia="Arial Narrow" w:hAnsi="Arial Narrow" w:cs="Arial Narrow"/>
-          <w:b/>
-          <w:bCs/>
-          <w:sz w:val="16"/>
-          <w:szCs w:val="16"/>
-        </w:rPr>
-        <w:t xml:space="preserve">DECRETO LEGISLATIVO 807, LEY SOBRE FACULTADES, NORMAS Y ORGANIZACIÓN DEL INDECOPI, publicado el 18 de abril de 1996</w:t>
-      </w:r>
-    </w:p>
-    <w:p>
-      <w:pPr>
-        <w:pStyle w:val="Textonotapie"/>
-        <w:ind w:left="567" w:hanging="567"/>
-        <w:jc w:val="both"/>
-        <w:rPr>
-          <w:rFonts w:ascii="Arial Narrow" w:eastAsia="Arial Narrow" w:hAnsi="Arial Narrow" w:cs="Arial Narrow"/>
-          <w:sz w:val="16"/>
-          <w:szCs w:val="16"/>
-        </w:rPr>
-      </w:pPr>
-      <w:r>
-        <w:rPr>
-          <w:rFonts w:ascii="Arial Narrow" w:eastAsia="Arial Narrow" w:hAnsi="Arial Narrow" w:cs="Arial Narrow"/>
-          <w:sz w:val="16"/>
-          <w:szCs w:val="16"/>
-        </w:rPr>
-        <w:tab/>
-      </w:r>
-      <w:r>
-        <w:rPr>
-          <w:rFonts w:ascii="Arial Narrow" w:eastAsia="Arial Narrow" w:hAnsi="Arial Narrow" w:cs="Arial Narrow"/>
-          <w:b/>
-          <w:bCs/>
-          <w:sz w:val="16"/>
-          <w:szCs w:val="16"/>
-        </w:rPr>
-        <w:t xml:space="preserve">Artículo 26.-</w:t>
-      </w:r>
-      <w:r>
-        <w:rPr>
-          <w:rFonts w:ascii="Arial Narrow" w:eastAsia="Arial Narrow" w:hAnsi="Arial Narrow" w:cs="Arial Narrow"/>
-          <w:sz w:val="16"/>
-          <w:szCs w:val="16"/>
-        </w:rPr>
-        <w:t xml:space="preserve"> Una vez admitida a trámite la denuncia, se correrá traslado de la misma al denunciado, a fin de que éste presente su descargo. El plazo para la presentación del descargo será de cinco (5) días contados desde la notificación, vencido el cual, el Secretario Técnico declarará en rebeldía al denunciado que no lo hubiera presentado.</w:t>
-      </w:r>
-    </w:p>
-    <w:p>
-      <w:pPr>
-        <w:pStyle w:val="Textonotapie"/>
-        <w:ind w:left="567" w:hanging="567"/>
-        <w:jc w:val="both"/>
-        <w:rPr>
-          <w:rFonts w:ascii="Arial Narrow" w:eastAsia="Arial Narrow" w:hAnsi="Arial Narrow" w:cs="Arial Narrow"/>
-          <w:sz w:val="16"/>
-          <w:szCs w:val="16"/>
-        </w:rPr>
-      </w:pPr>
-    </w:p>
-  </w:footnote>
-  <w:footnote w:id="16">
-    <w:p>
-      <w:pPr>
-        <w:pStyle w:val="Textonotapie"/>
-        <w:ind w:left="567" w:hanging="567"/>
-        <w:jc w:val="both"/>
-        <w:rPr>
-          <w:rFonts w:ascii="Arial Narrow" w:eastAsia="Arial Narrow" w:hAnsi="Arial Narrow" w:cs="Arial Narrow"/>
-          <w:sz w:val="16"/>
-          <w:szCs w:val="16"/>
-        </w:rPr>
-      </w:pPr>
-      <w:r>
-        <w:rPr>
-          <w:rStyle w:val="Refdenotaalpie"/>
-          <w:rFonts w:ascii="Arial Narrow" w:eastAsia="Arial Narrow" w:hAnsi="Arial Narrow" w:cs="Arial Narrow"/>
-          <w:sz w:val="16"/>
-          <w:szCs w:val="16"/>
-          <w:vertAlign w:val="superscript"/>
-        </w:rPr>
-        <w:footnoteRef/>
-      </w:r>
-      <w:r>
-        <w:rPr>
-          <w:rFonts w:ascii="Arial Narrow" w:eastAsia="Arial Narrow" w:hAnsi="Arial Narrow" w:cs="Arial Narrow"/>
-          <w:sz w:val="16"/>
-          <w:szCs w:val="16"/>
-        </w:rPr>
-        <w:tab/>
-      </w:r>
-      <w:r>
-        <w:rPr>
-          <w:rFonts w:ascii="Arial Narrow" w:eastAsia="Arial Narrow" w:hAnsi="Arial Narrow" w:cs="Arial Narrow"/>
-          <w:b/>
-          <w:bCs/>
-          <w:sz w:val="16"/>
-          <w:szCs w:val="16"/>
-        </w:rPr>
-        <w:t xml:space="preserve">DECRETO SUPREMO 006-2026-JUS, TEXTO ÚNICO ORDENADO DE LA LEY 27444, LEY DEL PROCEDIMIENTO ADMINISTRATIVO GENERAL, publicado el 30 de abril de 2026</w:t>
-      </w:r>
-    </w:p>
-    <w:p>
-      <w:pPr>
-        <w:pStyle w:val="Textonotapie"/>
-        <w:ind w:left="567" w:hanging="567"/>
-        <w:jc w:val="both"/>
-        <w:rPr>
-          <w:rFonts w:ascii="Arial Narrow" w:eastAsia="Arial Narrow" w:hAnsi="Arial Narrow" w:cs="Arial Narrow"/>
-          <w:sz w:val="16"/>
-          <w:szCs w:val="16"/>
-        </w:rPr>
-      </w:pPr>
-      <w:r>
-        <w:rPr>
-          <w:rFonts w:ascii="Arial Narrow" w:eastAsia="Arial Narrow" w:hAnsi="Arial Narrow" w:cs="Arial Narrow"/>
-          <w:sz w:val="16"/>
-          <w:szCs w:val="16"/>
-        </w:rPr>
-        <w:tab/>
-      </w:r>
-      <w:r>
-        <w:rPr>
-          <w:rFonts w:ascii="Arial Narrow" w:eastAsia="Arial Narrow" w:hAnsi="Arial Narrow" w:cs="Arial Narrow"/>
-          <w:b/>
-          <w:bCs/>
-          <w:sz w:val="16"/>
-          <w:szCs w:val="16"/>
-        </w:rPr>
-        <w:t xml:space="preserve">Artículo 223.- Contestación de la reclamación</w:t>
-      </w:r>
-    </w:p>
-    <w:p>
-      <w:pPr>
-        <w:pStyle w:val="Textonotapie"/>
-        <w:ind w:left="567" w:hanging="567"/>
-        <w:jc w:val="both"/>
-        <w:rPr>
-          <w:rFonts w:ascii="Arial Narrow" w:eastAsia="Arial Narrow" w:hAnsi="Arial Narrow" w:cs="Arial Narrow"/>
-          <w:sz w:val="16"/>
-          <w:szCs w:val="16"/>
-        </w:rPr>
-      </w:pPr>
-      <w:r>
-        <w:rPr>
-          <w:rFonts w:ascii="Arial Narrow" w:eastAsia="Arial Narrow" w:hAnsi="Arial Narrow" w:cs="Arial Narrow"/>
-          <w:sz w:val="16"/>
-          <w:szCs w:val="16"/>
-        </w:rPr>
-        <w:tab/>
-      </w:r>
-      <w:r>
-        <w:rPr>
-          <w:rFonts w:ascii="Arial Narrow" w:eastAsia="Arial Narrow" w:hAnsi="Arial Narrow" w:cs="Arial Narrow"/>
-          <w:sz w:val="16"/>
-          <w:szCs w:val="16"/>
-        </w:rPr>
-        <w:t xml:space="preserve">223.1 El reclamado deberá presentar la contestación de la reclamación dentro de los quince (15) días posteriores a la notificación de ésta; vencido este plazo, la Administración declarará en rebeldía al reclamado que no la hubiera presentado. La contestación deberá contener los requisitos de los escritos previstos en el artículo 113 de la presente Ley, así como la absolución de todos los asuntos controvertidos de hecho y de derecho, Las alegaciones y los hechos relevantes de la reclamación, salvo que hayan sido específicamente negadas en la contestación, se tendrán por aceptadas o merituadas como ciertas.</w:t>
-      </w:r>
-    </w:p>
-    <w:p>
-      <w:pPr>
-        <w:pStyle w:val="Textonotapie"/>
-        <w:ind w:left="567" w:hanging="567"/>
-        <w:jc w:val="both"/>
-        <w:rPr>
-          <w:rFonts w:ascii="Arial Narrow" w:eastAsia="Arial Narrow" w:hAnsi="Arial Narrow" w:cs="Arial Narrow"/>
-          <w:sz w:val="16"/>
-          <w:szCs w:val="16"/>
-        </w:rPr>
-      </w:pPr>
-    </w:p>
-  </w:footnote>
-  <w:footnote w:id="10">
-    <w:p>
-      <w:pPr>
-        <w:spacing w:after="0" w:line="240" w:lineRule="auto"/>
-        <w:ind w:left="567" w:hanging="567"/>
-        <w:jc w:val="both"/>
-        <w:rPr>
-          <w:rFonts w:ascii="Arial Narrow" w:eastAsia="Arial Narrow" w:hAnsi="Arial Narrow" w:cs="Arial Narrow"/>
-          <w:sz w:val="16"/>
-          <w:szCs w:val="16"/>
-        </w:rPr>
-      </w:pPr>
-      <w:r>
-        <w:rPr>
-          <w:rStyle w:val="Refdenotaalpie"/>
-          <w:rFonts w:ascii="Arial Narrow" w:eastAsia="Arial Narrow" w:hAnsi="Arial Narrow" w:cs="Arial Narrow"/>
-          <w:sz w:val="16"/>
-          <w:szCs w:val="16"/>
-          <w:vertAlign w:val="superscript"/>
-        </w:rPr>
-        <w:footnoteRef/>
-      </w:r>
-      <w:r>
-        <w:rPr>
-          <w:rFonts w:ascii="Arial Narrow" w:eastAsia="Arial Narrow" w:hAnsi="Arial Narrow" w:cs="Arial Narrow"/>
-          <w:sz w:val="16"/>
-          <w:szCs w:val="16"/>
-          <w:vertAlign w:val="superscript"/>
-        </w:rPr>
-        <w:t xml:space="preserve"> </w:t>
-      </w:r>
-      <w:r>
-        <w:rPr>
-          <w:rFonts w:ascii="Arial Narrow" w:eastAsia="Arial Narrow" w:hAnsi="Arial Narrow" w:cs="Arial Narrow"/>
-          <w:sz w:val="16"/>
-          <w:szCs w:val="16"/>
-        </w:rPr>
-        <w:t xml:space="preserve"> </w:t>
-      </w:r>
-      <w:r>
-        <w:rPr>
-          <w:rFonts w:ascii="Arial Narrow" w:eastAsia="Arial Narrow" w:hAnsi="Arial Narrow" w:cs="Arial Narrow"/>
-          <w:sz w:val="16"/>
-          <w:szCs w:val="16"/>
-        </w:rPr>
-        <w:tab/>
-      </w:r>
-      <w:r>
-        <w:rPr>
-          <w:rFonts w:ascii="Arial Narrow" w:eastAsia="Arial Narrow" w:hAnsi="Arial Narrow" w:cs="Arial Narrow"/>
-          <w:b/>
-          <w:sz w:val="16"/>
-          <w:szCs w:val="16"/>
-        </w:rPr>
-        <w:t>LEY 29571, CÓDIGO DE PROTECCIÓN Y DEFENSA DEL CONSUMIDOR</w:t>
-      </w:r>
-      <w:r>
-        <w:rPr>
-          <w:rFonts w:ascii="Arial Narrow" w:eastAsia="Arial Narrow" w:hAnsi="Arial Narrow" w:cs="Arial Narrow"/>
-          <w:b/>
-          <w:bCs/>
-          <w:sz w:val="16"/>
-          <w:szCs w:val="16"/>
-        </w:rPr>
-        <w:t xml:space="preserve">, </w:t>
-      </w:r>
-      <w:r>
-        <w:rPr>
-          <w:rFonts w:ascii="Arial Narrow" w:eastAsia="Arial Narrow" w:hAnsi="Arial Narrow" w:cs="Arial Narrow"/>
-          <w:b/>
-          <w:sz w:val="16"/>
-          <w:szCs w:val="16"/>
-        </w:rPr>
-        <w:t>publicado el 2 de setiembre de 2010 y modificado por Decreto Legislativo 1308</w:t>
-      </w:r>
-    </w:p>
-    <w:p>
-      <w:pPr>
-        <w:spacing w:after="0" w:line="240" w:lineRule="auto"/>
-        <w:ind w:left="567" w:hanging="567"/>
-        <w:jc w:val="both"/>
-        <w:rPr>
-          <w:rFonts w:ascii="Arial Narrow" w:eastAsia="Arial Narrow" w:hAnsi="Arial Narrow" w:cs="Arial Narrow"/>
-          <w:b/>
-          <w:sz w:val="16"/>
-          <w:szCs w:val="16"/>
-        </w:rPr>
-      </w:pPr>
-      <w:r>
-        <w:rPr>
-          <w:rFonts w:ascii="Arial Narrow" w:eastAsia="Arial Narrow" w:hAnsi="Arial Narrow" w:cs="Arial Narrow"/>
-          <w:b/>
-          <w:sz w:val="16"/>
-          <w:szCs w:val="16"/>
-        </w:rPr>
-        <w:tab/>
-        <w:t>Artículo 110.- Sanciones administrativas</w:t>
-      </w:r>
-    </w:p>
-    <w:p>
-      <w:pPr>
-        <w:spacing w:after="0" w:line="240" w:lineRule="auto"/>
-        <w:ind w:left="567"/>
-        <w:jc w:val="both"/>
-        <w:rPr>
-          <w:rFonts w:ascii="Arial Narrow" w:eastAsia="Arial Narrow" w:hAnsi="Arial Narrow" w:cs="Arial Narrow"/>
-          <w:sz w:val="16"/>
-          <w:szCs w:val="16"/>
-        </w:rPr>
-      </w:pPr>
-      <w:r>
-        <w:rPr>
-          <w:rFonts w:ascii="Arial Narrow" w:eastAsia="Arial Narrow" w:hAnsi="Arial Narrow" w:cs="Arial Narrow"/>
-          <w:sz w:val="16"/>
-          <w:szCs w:val="16"/>
-        </w:rPr>
-        <w:t>El órgano resolutivo puede sancionar las infracciones administrativas a que se refiere el artículo 108 con amonestación y multas de hasta cuatrocientos cincuenta (450) Unidades Impositivas Tributarias (UIT), las cuales son calificadas de la siguiente manera:</w:t>
-      </w:r>
-    </w:p>
-    <w:p>
-      <w:pPr>
-        <w:numPr>
-          <w:ilvl w:val="0"/>
-          <w:numId w:val="2"/>
-        </w:numPr>
-        <w:spacing w:after="0" w:line="240" w:lineRule="auto"/>
-        <w:ind w:left="426" w:firstLine="141"/>
-        <w:jc w:val="both"/>
-        <w:rPr>
-          <w:rFonts w:ascii="Arial Narrow" w:eastAsia="Arial Narrow" w:hAnsi="Arial Narrow" w:cs="Arial Narrow"/>
-          <w:sz w:val="16"/>
-          <w:szCs w:val="16"/>
-        </w:rPr>
-      </w:pPr>
-      <w:r>
-        <w:rPr>
-          <w:rFonts w:ascii="Arial Narrow" w:eastAsia="Arial Narrow" w:hAnsi="Arial Narrow" w:cs="Arial Narrow"/>
-          <w:sz w:val="16"/>
-          <w:szCs w:val="16"/>
-        </w:rPr>
-        <w:t>Infracciones leves, con una amonestación o con una multa de hasta cincuenta (50) UIT.</w:t>
-      </w:r>
-    </w:p>
-    <w:p>
-      <w:pPr>
-        <w:numPr>
-          <w:ilvl w:val="0"/>
-          <w:numId w:val="2"/>
-        </w:numPr>
-        <w:spacing w:after="0" w:line="240" w:lineRule="auto"/>
-        <w:ind w:left="426" w:firstLine="141"/>
-        <w:jc w:val="both"/>
-        <w:rPr>
-          <w:rFonts w:ascii="Arial Narrow" w:eastAsia="Arial Narrow" w:hAnsi="Arial Narrow" w:cs="Arial Narrow"/>
-          <w:sz w:val="16"/>
-          <w:szCs w:val="16"/>
-        </w:rPr>
-      </w:pPr>
-      <w:r>
-        <w:rPr>
-          <w:rFonts w:ascii="Arial Narrow" w:eastAsia="Arial Narrow" w:hAnsi="Arial Narrow" w:cs="Arial Narrow"/>
-          <w:sz w:val="16"/>
-          <w:szCs w:val="16"/>
-        </w:rPr>
-        <w:t>Infracciones graves, con una multa de hasta ciento cincuenta (150) UIT.</w:t>
-      </w:r>
-    </w:p>
-    <w:p>
-      <w:pPr>
-        <w:numPr>
-          <w:ilvl w:val="0"/>
-          <w:numId w:val="2"/>
-        </w:numPr>
-        <w:spacing w:after="0" w:line="240" w:lineRule="auto"/>
-        <w:ind w:left="426" w:firstLine="141"/>
-        <w:jc w:val="both"/>
-        <w:rPr>
-          <w:rFonts w:ascii="Arial Narrow" w:eastAsia="Arial Narrow" w:hAnsi="Arial Narrow" w:cs="Arial Narrow"/>
-          <w:sz w:val="16"/>
-          <w:szCs w:val="16"/>
-        </w:rPr>
-      </w:pPr>
-      <w:r>
-        <w:rPr>
-          <w:rFonts w:ascii="Arial Narrow" w:eastAsia="Arial Narrow" w:hAnsi="Arial Narrow" w:cs="Arial Narrow"/>
-          <w:sz w:val="16"/>
-          <w:szCs w:val="16"/>
-        </w:rPr>
-        <w:t>Infracciones muy graves, con una multa de hasta cuatrocientos cincuenta (450) UIT.</w:t>
-      </w:r>
-    </w:p>
-    <w:p>
-      <w:pPr>
-        <w:spacing w:after="0" w:line="240" w:lineRule="auto"/>
-        <w:ind w:left="567"/>
-        <w:jc w:val="both"/>
-        <w:rPr>
-          <w:rFonts w:ascii="Arial Narrow" w:eastAsia="Arial Narrow" w:hAnsi="Arial Narrow" w:cs="Arial Narrow"/>
-          <w:sz w:val="16"/>
-          <w:szCs w:val="16"/>
-        </w:rPr>
-      </w:pPr>
-      <w:r>
-        <w:rPr>
-          <w:rFonts w:ascii="Arial Narrow" w:eastAsia="Arial Narrow" w:hAnsi="Arial Narrow" w:cs="Arial Narrow"/>
-          <w:sz w:val="16"/>
-          <w:szCs w:val="16"/>
-        </w:rPr>
-        <w:t>(…).</w:t>
-      </w:r>
-    </w:p>
-    <w:p>
-      <w:pPr>
-        <w:spacing w:after="0" w:line="240" w:lineRule="auto"/>
-        <w:ind w:left="567" w:hanging="567"/>
-        <w:jc w:val="both"/>
-        <w:rPr>
-          <w:rFonts w:ascii="Arial Narrow" w:eastAsia="Arial Narrow" w:hAnsi="Arial Narrow" w:cs="Arial Narrow"/>
-          <w:sz w:val="16"/>
-          <w:szCs w:val="16"/>
-        </w:rPr>
-      </w:pPr>
-    </w:p>
-  </w:footnote>
-  <w:footnote w:id="11">
-    <w:p>
-      <w:pPr>
-        <w:spacing w:after="0" w:line="240" w:lineRule="auto"/>
-        <w:ind w:left="567" w:hanging="567"/>
-        <w:jc w:val="both"/>
-        <w:rPr>
-          <w:rFonts w:ascii="Arial Narrow" w:eastAsia="Arial Narrow" w:hAnsi="Arial Narrow" w:cs="Arial Narrow"/>
-          <w:sz w:val="16"/>
-          <w:szCs w:val="16"/>
-        </w:rPr>
-      </w:pPr>
-      <w:r>
-        <w:rPr>
-          <w:rStyle w:val="Refdenotaalpie"/>
-          <w:rFonts w:ascii="Arial Narrow" w:eastAsia="Arial Narrow" w:hAnsi="Arial Narrow" w:cs="Arial Narrow"/>
-          <w:sz w:val="16"/>
-          <w:szCs w:val="16"/>
-          <w:vertAlign w:val="superscript"/>
-        </w:rPr>
-        <w:footnoteRef/>
-      </w:r>
-      <w:r>
-        <w:rPr>
-          <w:rFonts w:ascii="Arial Narrow" w:eastAsia="Arial Narrow" w:hAnsi="Arial Narrow" w:cs="Arial Narrow"/>
-          <w:sz w:val="16"/>
-          <w:szCs w:val="16"/>
-        </w:rPr>
-        <w:t xml:space="preserve"> </w:t>
-      </w:r>
-      <w:r>
-        <w:rPr>
-          <w:rFonts w:ascii="Arial Narrow" w:eastAsia="Arial Narrow" w:hAnsi="Arial Narrow" w:cs="Arial Narrow"/>
-          <w:sz w:val="16"/>
-          <w:szCs w:val="16"/>
-        </w:rPr>
-        <w:tab/>
-      </w:r>
-      <w:r>
-        <w:rPr>
-          <w:rFonts w:ascii="Arial Narrow" w:eastAsia="Arial Narrow" w:hAnsi="Arial Narrow" w:cs="Arial Narrow"/>
-          <w:b/>
-          <w:sz w:val="16"/>
-          <w:szCs w:val="16"/>
-        </w:rPr>
-        <w:t>Artículo 114.- Medidas correctivas</w:t>
-      </w:r>
-    </w:p>
-    <w:p>
-      <w:pPr>
-        <w:spacing w:after="0" w:line="240" w:lineRule="auto"/>
-        <w:ind w:left="567"/>
-        <w:jc w:val="both"/>
-        <w:rPr>
-          <w:rFonts w:ascii="Arial Narrow" w:eastAsia="Arial Narrow" w:hAnsi="Arial Narrow" w:cs="Arial Narrow"/>
-          <w:sz w:val="16"/>
-          <w:szCs w:val="16"/>
-        </w:rPr>
-      </w:pPr>
-      <w:r>
-        <w:rPr>
-          <w:rFonts w:ascii="Arial Narrow" w:eastAsia="Arial Narrow" w:hAnsi="Arial Narrow" w:cs="Arial Narrow"/>
-          <w:sz w:val="16"/>
-          <w:szCs w:val="16"/>
-        </w:rPr>
-        <w:t xml:space="preserve">Sin perjuicio de la sanción administrativa que corresponda al proveedor por una infracción al presente Código, el Indecopi puede dictar, en calidad de mandatos, medidas correctivas reparadoras y complementarias. </w:t>
-      </w:r>
-    </w:p>
-    <w:p>
-      <w:pPr>
-        <w:spacing w:after="0" w:line="240" w:lineRule="auto"/>
-        <w:ind w:left="567" w:hanging="567"/>
-        <w:jc w:val="both"/>
-        <w:rPr>
-          <w:rFonts w:ascii="Arial Narrow" w:eastAsia="Arial Narrow" w:hAnsi="Arial Narrow" w:cs="Arial Narrow"/>
-          <w:sz w:val="16"/>
-          <w:szCs w:val="16"/>
-        </w:rPr>
-      </w:pPr>
-      <w:r>
-        <w:rPr>
-          <w:rFonts w:ascii="Arial Narrow" w:eastAsia="Arial Narrow" w:hAnsi="Arial Narrow" w:cs="Arial Narrow"/>
-          <w:sz w:val="16"/>
-          <w:szCs w:val="16"/>
-        </w:rPr>
-        <w:tab/>
-        <w:t xml:space="preserve">Las medidas correctivas reparadoras pueden dictarse a pedido de parte o de oficio, siempre y cuando sean expresamente informadas sobre esa posibilidad en la notificación de cargo al proveedor por la autoridad encargada del procedimiento. </w:t>
-      </w:r>
-    </w:p>
-    <w:p>
-      <w:pPr>
-        <w:spacing w:after="0" w:line="240" w:lineRule="auto"/>
-        <w:ind w:left="567" w:hanging="567"/>
-        <w:jc w:val="both"/>
-        <w:rPr>
-          <w:rFonts w:ascii="Arial Narrow" w:eastAsia="Arial Narrow" w:hAnsi="Arial Narrow" w:cs="Arial Narrow"/>
-          <w:sz w:val="16"/>
-          <w:szCs w:val="16"/>
-        </w:rPr>
-      </w:pPr>
-      <w:r>
-        <w:rPr>
-          <w:rFonts w:ascii="Arial Narrow" w:eastAsia="Arial Narrow" w:hAnsi="Arial Narrow" w:cs="Arial Narrow"/>
-          <w:sz w:val="16"/>
-          <w:szCs w:val="16"/>
-        </w:rPr>
-        <w:tab/>
-        <w:t>Las medidas correctivas complementarias pueden dictarse de oficio o a pedido de parte.</w:t>
-      </w:r>
-    </w:p>
-    <w:p>
-      <w:pPr>
-        <w:spacing w:after="0" w:line="240" w:lineRule="auto"/>
-        <w:ind w:left="567" w:hanging="567"/>
-        <w:jc w:val="both"/>
-        <w:rPr>
-          <w:rFonts w:ascii="Arial Narrow" w:eastAsia="Arial Narrow" w:hAnsi="Arial Narrow" w:cs="Arial Narrow"/>
-          <w:sz w:val="16"/>
-          <w:szCs w:val="16"/>
-        </w:rPr>
-      </w:pPr>
-    </w:p>
-    <w:p>
-      <w:pPr>
-        <w:spacing w:after="0" w:line="240" w:lineRule="auto"/>
-        <w:ind w:left="567" w:hanging="567"/>
-        <w:jc w:val="both"/>
-        <w:rPr>
-          <w:rFonts w:ascii="Arial Narrow" w:eastAsia="Arial Narrow" w:hAnsi="Arial Narrow" w:cs="Arial Narrow"/>
-          <w:sz w:val="16"/>
-          <w:szCs w:val="16"/>
-        </w:rPr>
-      </w:pPr>
-      <w:r>
-        <w:rPr>
-          <w:rFonts w:ascii="Arial Narrow" w:eastAsia="Arial Narrow" w:hAnsi="Arial Narrow" w:cs="Arial Narrow"/>
-          <w:b/>
-          <w:sz w:val="16"/>
-          <w:szCs w:val="16"/>
-        </w:rPr>
-        <w:tab/>
-        <w:t>Artículo 115.- Medidas correctivas reparadoras</w:t>
-      </w:r>
-    </w:p>
-    <w:p>
-      <w:pPr>
-        <w:spacing w:after="0" w:line="240" w:lineRule="auto"/>
-        <w:ind w:left="567" w:hanging="283"/>
-        <w:jc w:val="both"/>
-        <w:rPr>
-          <w:rFonts w:ascii="Arial Narrow" w:eastAsia="Arial Narrow" w:hAnsi="Arial Narrow" w:cs="Arial Narrow"/>
-          <w:sz w:val="16"/>
-          <w:szCs w:val="16"/>
-        </w:rPr>
-      </w:pPr>
-      <w:r>
-        <w:rPr>
-          <w:rFonts w:ascii="Arial Narrow" w:eastAsia="Arial Narrow" w:hAnsi="Arial Narrow" w:cs="Arial Narrow"/>
-          <w:sz w:val="16"/>
-          <w:szCs w:val="16"/>
-        </w:rPr>
-        <w:tab/>
-        <w:t>115.1 Las medidas correctivas reparadoras tienen el objeto de resarcir las consecuencias patrimoniales directas e inmediatas ocasionadas al consumidor por la infracción administrativa a su estado anterior. En caso el órgano resolutivo dicte una o varias medidas correctivas, debe considerar lo acordado por las partes durante la relación de consumo. Las medidas correctivas reparadoras pueden consistir en ordenar al proveedor infractor lo siguiente:</w:t>
-      </w:r>
-    </w:p>
-    <w:p>
-      <w:pPr>
-        <w:numPr>
-          <w:ilvl w:val="0"/>
-          <w:numId w:val="1"/>
-        </w:numPr>
-        <w:spacing w:after="0" w:line="240" w:lineRule="auto"/>
-        <w:ind w:left="567" w:firstLine="0"/>
-        <w:jc w:val="both"/>
-        <w:rPr>
-          <w:rFonts w:ascii="Arial Narrow" w:eastAsia="Arial Narrow" w:hAnsi="Arial Narrow" w:cs="Arial Narrow"/>
-          <w:sz w:val="16"/>
-          <w:szCs w:val="16"/>
-        </w:rPr>
-      </w:pPr>
-      <w:r>
-        <w:rPr>
-          <w:rFonts w:ascii="Arial Narrow" w:eastAsia="Arial Narrow" w:hAnsi="Arial Narrow" w:cs="Arial Narrow"/>
-          <w:sz w:val="16"/>
-          <w:szCs w:val="16"/>
-        </w:rPr>
-        <w:t>Reparar productos.</w:t>
-      </w:r>
-    </w:p>
-    <w:p>
-      <w:pPr>
-        <w:numPr>
-          <w:ilvl w:val="0"/>
-          <w:numId w:val="1"/>
-        </w:numPr>
-        <w:spacing w:after="0" w:line="240" w:lineRule="auto"/>
-        <w:ind w:left="567" w:firstLine="0"/>
-        <w:jc w:val="both"/>
-        <w:rPr>
-          <w:rFonts w:ascii="Arial Narrow" w:eastAsia="Arial Narrow" w:hAnsi="Arial Narrow" w:cs="Arial Narrow"/>
-          <w:sz w:val="16"/>
-          <w:szCs w:val="16"/>
-        </w:rPr>
-      </w:pPr>
-      <w:r>
-        <w:rPr>
-          <w:rFonts w:ascii="Arial Narrow" w:eastAsia="Arial Narrow" w:hAnsi="Arial Narrow" w:cs="Arial Narrow"/>
-          <w:sz w:val="16"/>
-          <w:szCs w:val="16"/>
-        </w:rPr>
-        <w:t>Cambiar productos por otros de idénticas o similares características, cuando la reparación no sea posible o no resulte razonable según las circunstancias.</w:t>
-      </w:r>
-    </w:p>
-    <w:p>
-      <w:pPr>
-        <w:numPr>
-          <w:ilvl w:val="0"/>
-          <w:numId w:val="1"/>
-        </w:numPr>
-        <w:spacing w:after="0" w:line="240" w:lineRule="auto"/>
-        <w:ind w:left="567" w:firstLine="0"/>
-        <w:jc w:val="both"/>
-        <w:rPr>
-          <w:rFonts w:ascii="Arial Narrow" w:eastAsia="Arial Narrow" w:hAnsi="Arial Narrow" w:cs="Arial Narrow"/>
-          <w:sz w:val="16"/>
-          <w:szCs w:val="16"/>
-        </w:rPr>
-      </w:pPr>
-      <w:r>
-        <w:rPr>
-          <w:rFonts w:ascii="Arial Narrow" w:eastAsia="Arial Narrow" w:hAnsi="Arial Narrow" w:cs="Arial Narrow"/>
-          <w:sz w:val="16"/>
-          <w:szCs w:val="16"/>
-        </w:rPr>
-        <w:t>Entregar un producto de idénticas características o, cuando esto no resulte posible, de similares características, en los supuestos de pérdida o deterioro atribuible al proveedor y siempre que exista interés del consumidor.</w:t>
-      </w:r>
-    </w:p>
-    <w:p>
-      <w:pPr>
-        <w:numPr>
-          <w:ilvl w:val="0"/>
-          <w:numId w:val="1"/>
-        </w:numPr>
-        <w:spacing w:after="0" w:line="240" w:lineRule="auto"/>
-        <w:ind w:left="567" w:firstLine="0"/>
-        <w:jc w:val="both"/>
-        <w:rPr>
-          <w:rFonts w:ascii="Arial Narrow" w:eastAsia="Arial Narrow" w:hAnsi="Arial Narrow" w:cs="Arial Narrow"/>
-          <w:sz w:val="16"/>
-          <w:szCs w:val="16"/>
-        </w:rPr>
-      </w:pPr>
-      <w:r>
-        <w:rPr>
-          <w:rFonts w:ascii="Arial Narrow" w:eastAsia="Arial Narrow" w:hAnsi="Arial Narrow" w:cs="Arial Narrow"/>
-          <w:sz w:val="16"/>
-          <w:szCs w:val="16"/>
-        </w:rPr>
-        <w:t>Cumplir con ejecutar la prestación u obligación asumida; y si esto no resulte posible o no sea razonable, otra de efectos equivalentes, incluyendo prestaciones dinerarias.</w:t>
-      </w:r>
-    </w:p>
-    <w:p>
-      <w:pPr>
-        <w:numPr>
-          <w:ilvl w:val="0"/>
-          <w:numId w:val="1"/>
-        </w:numPr>
-        <w:spacing w:after="0" w:line="240" w:lineRule="auto"/>
-        <w:ind w:left="567" w:firstLine="0"/>
-        <w:jc w:val="both"/>
-        <w:rPr>
-          <w:rFonts w:ascii="Arial Narrow" w:eastAsia="Arial Narrow" w:hAnsi="Arial Narrow" w:cs="Arial Narrow"/>
-          <w:sz w:val="16"/>
-          <w:szCs w:val="16"/>
-        </w:rPr>
-      </w:pPr>
-      <w:r>
-        <w:rPr>
-          <w:rFonts w:ascii="Arial Narrow" w:eastAsia="Arial Narrow" w:hAnsi="Arial Narrow" w:cs="Arial Narrow"/>
-          <w:sz w:val="16"/>
-          <w:szCs w:val="16"/>
-        </w:rPr>
-        <w:t>Cumplir con ejecutar otras prestaciones u obligaciones legales o convencionales a su cargo.</w:t>
-      </w:r>
-    </w:p>
-    <w:p>
-      <w:pPr>
-        <w:numPr>
-          <w:ilvl w:val="0"/>
-          <w:numId w:val="1"/>
-        </w:numPr>
-        <w:spacing w:after="0" w:line="240" w:lineRule="auto"/>
-        <w:ind w:left="567" w:firstLine="0"/>
-        <w:jc w:val="both"/>
-        <w:rPr>
-          <w:rFonts w:ascii="Arial Narrow" w:eastAsia="Arial Narrow" w:hAnsi="Arial Narrow" w:cs="Arial Narrow"/>
-          <w:sz w:val="16"/>
-          <w:szCs w:val="16"/>
-        </w:rPr>
-      </w:pPr>
-      <w:r>
-        <w:rPr>
-          <w:rFonts w:ascii="Arial Narrow" w:eastAsia="Arial Narrow" w:hAnsi="Arial Narrow" w:cs="Arial Narrow"/>
-          <w:sz w:val="16"/>
-          <w:szCs w:val="16"/>
-        </w:rPr>
-        <w:t>Devolver la contraprestación pagada por el consumidor, más los intereses legales correspondientes, cuando la reparación, reposición, o cumplimiento de la prestación u obligación, según sea el caso, no resulte posible o no sea razonable según las circunstancias.</w:t>
-      </w:r>
-    </w:p>
-    <w:p>
-      <w:pPr>
-        <w:numPr>
-          <w:ilvl w:val="0"/>
-          <w:numId w:val="1"/>
-        </w:numPr>
-        <w:spacing w:after="0" w:line="240" w:lineRule="auto"/>
-        <w:ind w:left="567" w:firstLine="0"/>
-        <w:jc w:val="both"/>
-        <w:rPr>
-          <w:rFonts w:ascii="Arial Narrow" w:eastAsia="Arial Narrow" w:hAnsi="Arial Narrow" w:cs="Arial Narrow"/>
-          <w:sz w:val="16"/>
-          <w:szCs w:val="16"/>
-        </w:rPr>
-      </w:pPr>
-      <w:r>
-        <w:rPr>
-          <w:rFonts w:ascii="Arial Narrow" w:eastAsia="Arial Narrow" w:hAnsi="Arial Narrow" w:cs="Arial Narrow"/>
-          <w:sz w:val="16"/>
-          <w:szCs w:val="16"/>
-        </w:rPr>
-        <w:t>En los supuestos de pagos indebidos o en exceso, devolver estos montos, más los intereses correspondientes.</w:t>
-      </w:r>
-    </w:p>
-    <w:p>
-      <w:pPr>
-        <w:pStyle w:val="Sinespaciado"/>
-        <w:ind w:firstLine="567"/>
-        <w:jc w:val="both"/>
-        <w:rPr>
-          <w:rFonts w:ascii="Arial Narrow" w:eastAsia="Arial Narrow" w:hAnsi="Arial Narrow" w:cs="Arial Narrow"/>
-          <w:sz w:val="16"/>
-          <w:szCs w:val="16"/>
-        </w:rPr>
-      </w:pPr>
-      <w:r>
-        <w:rPr>
-          <w:rFonts w:ascii="Arial Narrow" w:eastAsia="Arial Narrow" w:hAnsi="Arial Narrow" w:cs="Arial Narrow"/>
-          <w:sz w:val="16"/>
-          <w:szCs w:val="16"/>
-        </w:rPr>
-        <w:t>Pagar los gastos incurridos por el consumidor para mitigar las consecuencias de la infracción administrativa.</w:t>
-      </w:r>
-    </w:p>
-    <w:p>
-      <w:pPr>
-        <w:pStyle w:val="Sinespaciado"/>
-        <w:ind w:firstLine="567"/>
-        <w:jc w:val="both"/>
-        <w:rPr>
-          <w:rFonts w:ascii="Arial Narrow" w:eastAsia="Arial Narrow" w:hAnsi="Arial Narrow" w:cs="Arial Narrow"/>
-          <w:sz w:val="16"/>
-          <w:szCs w:val="16"/>
-        </w:rPr>
-      </w:pPr>
-      <w:r>
-        <w:rPr>
-          <w:rFonts w:ascii="Arial Narrow" w:eastAsia="Arial Narrow" w:hAnsi="Arial Narrow" w:cs="Arial Narrow"/>
-          <w:sz w:val="16"/>
-          <w:szCs w:val="16"/>
-        </w:rPr>
-        <w:t>Otras medidas reparadoras análogas de efectos equivalentes a las anteriores.</w:t>
-      </w:r>
-    </w:p>
-    <w:p>
-      <w:pPr>
-        <w:pStyle w:val="Sinespaciado"/>
-        <w:ind w:left="567"/>
-        <w:jc w:val="both"/>
-        <w:rPr>
-          <w:rFonts w:ascii="Arial Narrow" w:eastAsia="Arial Narrow" w:hAnsi="Arial Narrow" w:cs="Arial Narrow"/>
-          <w:sz w:val="16"/>
-          <w:szCs w:val="16"/>
-        </w:rPr>
-      </w:pPr>
-      <w:r>
-        <w:rPr>
-          <w:rFonts w:ascii="Arial Narrow" w:eastAsia="Arial Narrow" w:hAnsi="Arial Narrow" w:cs="Arial Narrow"/>
-          <w:sz w:val="16"/>
-          <w:szCs w:val="16"/>
-        </w:rPr>
-        <w:t xml:space="preserve">115.2 Las medidas correctivas reparadoras no pueden ser solicitadas de manera acumulativa conjunta, pudiendo plantearse de manera alternativa o subsidiaria, con excepción de la medida correctiva señalada en el literal h) que puede solicitarse </w:t>
-      </w:r>
-      <w:proofErr w:type="gramStart"/>
-      <w:r>
-        <w:rPr>
-          <w:rFonts w:ascii="Arial Narrow" w:eastAsia="Arial Narrow" w:hAnsi="Arial Narrow" w:cs="Arial Narrow"/>
-          <w:sz w:val="16"/>
-          <w:szCs w:val="16"/>
-        </w:rPr>
-        <w:t>conjuntamente con</w:t>
-      </w:r>
-      <w:proofErr w:type="gramEnd"/>
-      <w:r>
-        <w:rPr>
-          <w:rFonts w:ascii="Arial Narrow" w:eastAsia="Arial Narrow" w:hAnsi="Arial Narrow" w:cs="Arial Narrow"/>
-          <w:sz w:val="16"/>
-          <w:szCs w:val="16"/>
-        </w:rPr>
-        <w:t xml:space="preserve"> otra medida correctiva. Cuando los órganos competentes del Indecopi se pronuncian respecto de una medida correctiva reparadora, aplican el principio de congruencia procesal.</w:t>
-      </w:r>
-    </w:p>
-    <w:p>
-      <w:pPr>
-        <w:spacing w:after="0" w:line="240" w:lineRule="auto"/>
-        <w:ind w:left="567"/>
-        <w:jc w:val="both"/>
-        <w:rPr>
-          <w:rFonts w:ascii="Arial Narrow" w:eastAsia="Arial Narrow" w:hAnsi="Arial Narrow" w:cs="Arial Narrow"/>
-          <w:sz w:val="16"/>
-          <w:szCs w:val="16"/>
-        </w:rPr>
-      </w:pPr>
-      <w:r>
-        <w:rPr>
-          <w:rFonts w:ascii="Arial Narrow" w:eastAsia="Arial Narrow" w:hAnsi="Arial Narrow" w:cs="Arial Narrow"/>
-          <w:sz w:val="16"/>
-          <w:szCs w:val="16"/>
-        </w:rPr>
-        <w:t>115.3 Las medidas correctivas reparadoras pueden solicitarse en cualquier momento hasta antes de la notificación de cargo al proveedor, sin perjuicio de la facultad de secretaría técnica de la comisión de requerir al consumidor que precise la medida correctiva materia de solicitud. El consumidor puede variar su solicitud de medida correctiva hasta antes de la decisión de primera instancia, en cuyo caso se confiere traslado al proveedor para que formule su descargo.</w:t>
-      </w:r>
-    </w:p>
-    <w:p>
-      <w:pPr>
-        <w:spacing w:after="0" w:line="240" w:lineRule="auto"/>
-        <w:ind w:left="567"/>
-        <w:jc w:val="both"/>
-        <w:rPr>
-          <w:rFonts w:ascii="Arial Narrow" w:eastAsia="Arial Narrow" w:hAnsi="Arial Narrow" w:cs="Arial Narrow"/>
-          <w:sz w:val="16"/>
-          <w:szCs w:val="16"/>
-        </w:rPr>
-      </w:pPr>
-      <w:r>
-        <w:rPr>
-          <w:rFonts w:ascii="Arial Narrow" w:eastAsia="Arial Narrow" w:hAnsi="Arial Narrow" w:cs="Arial Narrow"/>
-          <w:sz w:val="16"/>
-          <w:szCs w:val="16"/>
-        </w:rPr>
-        <w:t>115.4 Corresponde al consumidor que solicita el dictado de la medida correctiva reparadora probar las consecuencias patrimoniales directas e inmediatas causadas por la comisión de la infracción administrativa.</w:t>
-      </w:r>
-    </w:p>
-    <w:p>
-      <w:pPr>
-        <w:spacing w:after="0" w:line="240" w:lineRule="auto"/>
-        <w:ind w:left="567"/>
-        <w:jc w:val="both"/>
-        <w:rPr>
-          <w:rFonts w:ascii="Arial Narrow" w:eastAsia="Arial Narrow" w:hAnsi="Arial Narrow" w:cs="Arial Narrow"/>
-          <w:sz w:val="16"/>
-          <w:szCs w:val="16"/>
-        </w:rPr>
-      </w:pPr>
-      <w:r>
-        <w:rPr>
-          <w:rFonts w:ascii="Arial Narrow" w:eastAsia="Arial Narrow" w:hAnsi="Arial Narrow" w:cs="Arial Narrow"/>
-          <w:sz w:val="16"/>
-          <w:szCs w:val="16"/>
-        </w:rPr>
-        <w:t>115.5 Los bienes o montos objeto de medidas correctivas reparadoras son entregados por el proveedor directamente al consumidor que los reclama, salvo mandato distinto contenido en la resolución. Aquellos bienes o montos materia de una medida correctiva reparadora, que por algún motivo se encuentran en posesión del Indecopi y deban ser entregados a los consumidores beneficiados, son puestos a disposición de estos.</w:t>
-      </w:r>
-    </w:p>
-    <w:p>
-      <w:pPr>
-        <w:spacing w:after="0" w:line="240" w:lineRule="auto"/>
-        <w:ind w:left="567"/>
-        <w:jc w:val="both"/>
-        <w:rPr>
-          <w:rFonts w:ascii="Arial Narrow" w:eastAsia="Arial Narrow" w:hAnsi="Arial Narrow" w:cs="Arial Narrow"/>
-          <w:sz w:val="16"/>
-          <w:szCs w:val="16"/>
-        </w:rPr>
-      </w:pPr>
-      <w:r>
-        <w:rPr>
-          <w:rFonts w:ascii="Arial Narrow" w:eastAsia="Arial Narrow" w:hAnsi="Arial Narrow" w:cs="Arial Narrow"/>
-          <w:sz w:val="16"/>
-          <w:szCs w:val="16"/>
-        </w:rPr>
-        <w:t>115.6 El extremo de la resolución final que ordena el cumplimiento de una medida correctiva reparadora a favor del consumidor constituye título ejecutivo conforme con lo dispuesto en el artículo 688 del Código Procesal Civil, una vez que quedan consentidas o causan estado en la vía administrativa. La legitimidad para obrar en los procesos civiles de ejecución corresponde a los consumidores beneficiados con la medida correctiva reparadora.</w:t>
-      </w:r>
-    </w:p>
-    <w:p>
-      <w:pPr>
-        <w:spacing w:after="0" w:line="240" w:lineRule="auto"/>
-        <w:ind w:left="567"/>
-        <w:jc w:val="both"/>
-        <w:rPr>
-          <w:rFonts w:ascii="Arial Narrow" w:eastAsia="Arial Narrow" w:hAnsi="Arial Narrow" w:cs="Arial Narrow"/>
-          <w:sz w:val="16"/>
-          <w:szCs w:val="16"/>
-        </w:rPr>
-      </w:pPr>
-      <w:r>
-        <w:rPr>
-          <w:rFonts w:ascii="Arial Narrow" w:eastAsia="Arial Narrow" w:hAnsi="Arial Narrow" w:cs="Arial Narrow"/>
-          <w:sz w:val="16"/>
-          <w:szCs w:val="16"/>
-        </w:rPr>
-        <w:t>115.7 Las medidas correctivas reparadoras como mandatos dirigidos a resarcir las consecuencias patrimoniales directas e inmediatas originadas por la infracción buscan corregir la conducta infractora y no tienen naturaleza indemnizatoria; son dictadas sin perjuicio de la indemnización por los daños y perjuicios que el consumidor puede solicitar en la vía judicial o arbitral correspondiente. No obstante, se descuenta de la indemnización patrimonial aquella satisfacción patrimonial deducible que el consumidor haya recibido a consecuencia del dictado de una medida correctiva reparadora en sede administrativa.</w:t>
-      </w:r>
-    </w:p>
-    <w:p>
-      <w:pPr>
-        <w:spacing w:after="0" w:line="240" w:lineRule="auto"/>
-        <w:ind w:left="567"/>
-        <w:jc w:val="both"/>
-        <w:rPr>
-          <w:rFonts w:ascii="Arial Narrow" w:eastAsia="Arial Narrow" w:hAnsi="Arial Narrow" w:cs="Arial Narrow"/>
-          <w:sz w:val="16"/>
-          <w:szCs w:val="16"/>
-        </w:rPr>
-      </w:pPr>
-    </w:p>
-    <w:p>
-      <w:pPr>
-        <w:spacing w:after="0" w:line="240" w:lineRule="auto"/>
-        <w:ind w:left="567"/>
-        <w:jc w:val="both"/>
-        <w:rPr>
-          <w:rFonts w:ascii="Arial Narrow" w:eastAsia="Arial Narrow" w:hAnsi="Arial Narrow" w:cs="Arial Narrow"/>
-          <w:b/>
-          <w:bCs/>
-          <w:sz w:val="16"/>
-          <w:szCs w:val="16"/>
-        </w:rPr>
-      </w:pPr>
-      <w:r>
-        <w:rPr>
-          <w:rFonts w:ascii="Arial Narrow" w:eastAsia="Arial Narrow" w:hAnsi="Arial Narrow" w:cs="Arial Narrow"/>
-          <w:b/>
-          <w:bCs/>
-          <w:sz w:val="16"/>
-          <w:szCs w:val="16"/>
-        </w:rPr>
-        <w:t>Artículo 116.- Medidas correctivas complementarias</w:t>
-      </w:r>
-    </w:p>
-    <w:p>
-      <w:pPr>
-        <w:spacing w:after="0" w:line="240" w:lineRule="auto"/>
-        <w:ind w:left="567"/>
-        <w:jc w:val="both"/>
-        <w:rPr>
-          <w:rFonts w:ascii="Arial Narrow" w:eastAsia="Arial Narrow" w:hAnsi="Arial Narrow" w:cs="Arial Narrow"/>
-          <w:sz w:val="16"/>
-          <w:szCs w:val="16"/>
-        </w:rPr>
-      </w:pPr>
-      <w:r>
-        <w:rPr>
-          <w:rFonts w:ascii="Arial Narrow" w:eastAsia="Arial Narrow" w:hAnsi="Arial Narrow" w:cs="Arial Narrow"/>
-          <w:sz w:val="16"/>
-          <w:szCs w:val="16"/>
-        </w:rPr>
-        <w:t xml:space="preserve">Las medidas correctivas complementarias tienen el objeto de revertir los efectos de la conducta infractora o evitar que esta se produzca nuevamente en el futuro y pueden ser, entre otras, las siguientes: </w:t>
-      </w:r>
-    </w:p>
-    <w:p>
-      <w:pPr>
-        <w:spacing w:after="0" w:line="240" w:lineRule="auto"/>
-        <w:ind w:left="567"/>
-        <w:jc w:val="both"/>
-        <w:rPr>
-          <w:rFonts w:ascii="Arial Narrow" w:eastAsia="Arial Narrow" w:hAnsi="Arial Narrow" w:cs="Arial Narrow"/>
-          <w:sz w:val="16"/>
-          <w:szCs w:val="16"/>
-        </w:rPr>
-      </w:pPr>
-      <w:r>
-        <w:rPr>
-          <w:rFonts w:ascii="Arial Narrow" w:eastAsia="Arial Narrow" w:hAnsi="Arial Narrow" w:cs="Arial Narrow"/>
-          <w:sz w:val="16"/>
-          <w:szCs w:val="16"/>
-        </w:rPr>
-        <w:t xml:space="preserve">a. Que el proveedor cumpla con atender la solicitud de información requerida por el consumidor, siempre que dicho requerimiento guarde relación con el producto adquirido o servicio contratado. </w:t>
-      </w:r>
-    </w:p>
-    <w:p>
-      <w:pPr>
-        <w:spacing w:after="0" w:line="240" w:lineRule="auto"/>
-        <w:ind w:left="567"/>
-        <w:jc w:val="both"/>
-        <w:rPr>
-          <w:rFonts w:ascii="Arial Narrow" w:eastAsia="Arial Narrow" w:hAnsi="Arial Narrow" w:cs="Arial Narrow"/>
-          <w:sz w:val="16"/>
-          <w:szCs w:val="16"/>
-        </w:rPr>
-      </w:pPr>
-      <w:r>
-        <w:rPr>
-          <w:rFonts w:ascii="Arial Narrow" w:eastAsia="Arial Narrow" w:hAnsi="Arial Narrow" w:cs="Arial Narrow"/>
-          <w:sz w:val="16"/>
-          <w:szCs w:val="16"/>
-        </w:rPr>
-        <w:t xml:space="preserve">b. Declarar inexigibles las cláusulas que han sido identificadas como abusivas en el procedimiento. </w:t>
-      </w:r>
-    </w:p>
-    <w:p>
-      <w:pPr>
-        <w:spacing w:after="0" w:line="240" w:lineRule="auto"/>
-        <w:ind w:left="567"/>
-        <w:jc w:val="both"/>
-        <w:rPr>
-          <w:rFonts w:ascii="Arial Narrow" w:eastAsia="Arial Narrow" w:hAnsi="Arial Narrow" w:cs="Arial Narrow"/>
-          <w:sz w:val="16"/>
-          <w:szCs w:val="16"/>
-        </w:rPr>
-      </w:pPr>
-      <w:r>
-        <w:rPr>
-          <w:rFonts w:ascii="Arial Narrow" w:eastAsia="Arial Narrow" w:hAnsi="Arial Narrow" w:cs="Arial Narrow"/>
-          <w:sz w:val="16"/>
-          <w:szCs w:val="16"/>
-        </w:rPr>
-        <w:t xml:space="preserve">c. El decomiso y destrucción de la mercadería, envases, envolturas o etiquetas. </w:t>
-      </w:r>
-    </w:p>
-    <w:p>
-      <w:pPr>
-        <w:spacing w:after="0" w:line="240" w:lineRule="auto"/>
-        <w:ind w:left="567"/>
-        <w:jc w:val="both"/>
-        <w:rPr>
-          <w:rFonts w:ascii="Arial Narrow" w:eastAsia="Arial Narrow" w:hAnsi="Arial Narrow" w:cs="Arial Narrow"/>
-          <w:sz w:val="16"/>
-          <w:szCs w:val="16"/>
-        </w:rPr>
-      </w:pPr>
-      <w:r>
-        <w:rPr>
-          <w:rFonts w:ascii="Arial Narrow" w:eastAsia="Arial Narrow" w:hAnsi="Arial Narrow" w:cs="Arial Narrow"/>
-          <w:sz w:val="16"/>
-          <w:szCs w:val="16"/>
-        </w:rPr>
-        <w:t xml:space="preserve">d. En caso de infracciones muy graves y de reincidencia o </w:t>
+        <w:t xml:space="preserve">3. En los procedimientos de oficio promovidos por una denuncia de parte, cuando el proveedor se allana a la denuncia presentada o reconoce las pretensiones en ella contenidas, se da por concluido el procedimiento </w:t>
       </w:r>
       <w:proofErr w:type="spellStart"/>
       <w:r>
@@ -11676,7 +12072,7 @@
           <w:sz w:val="16"/>
           <w:szCs w:val="16"/>
         </w:rPr>
-        <w:t>reiterancia</w:t>
+        <w:t>liminarmente</w:t>
       </w:r>
       <w:proofErr w:type="spellEnd"/>
       <w:r>
@@ -11685,159 +12081,9 @@
           <w:sz w:val="16"/>
           <w:szCs w:val="16"/>
         </w:rPr>
-        <w:t xml:space="preserve">: </w:t>
-      </w:r>
-    </w:p>
-    <w:p>
-      <w:pPr>
-        <w:spacing w:after="0" w:line="240" w:lineRule="auto"/>
-        <w:ind w:left="567"/>
-        <w:jc w:val="both"/>
-        <w:rPr>
-          <w:rFonts w:ascii="Arial Narrow" w:eastAsia="Arial Narrow" w:hAnsi="Arial Narrow" w:cs="Arial Narrow"/>
-          <w:sz w:val="16"/>
-          <w:szCs w:val="16"/>
-        </w:rPr>
-      </w:pPr>
-      <w:r>
-        <w:rPr>
-          <w:rFonts w:ascii="Arial Narrow" w:eastAsia="Arial Narrow" w:hAnsi="Arial Narrow" w:cs="Arial Narrow"/>
-          <w:sz w:val="16"/>
-          <w:szCs w:val="16"/>
-        </w:rPr>
-        <w:t xml:space="preserve">(i) Solicitar a la autoridad correspondiente la clausura temporal del establecimiento industrial, comercial o de servicios por un plazo máximo de seis (6) meses. </w:t>
-      </w:r>
-    </w:p>
-    <w:p>
-      <w:pPr>
-        <w:spacing w:after="0" w:line="240" w:lineRule="auto"/>
-        <w:ind w:left="567"/>
-        <w:jc w:val="both"/>
-        <w:rPr>
-          <w:rFonts w:ascii="Arial Narrow" w:eastAsia="Arial Narrow" w:hAnsi="Arial Narrow" w:cs="Arial Narrow"/>
-          <w:sz w:val="16"/>
-          <w:szCs w:val="16"/>
-        </w:rPr>
-      </w:pPr>
-      <w:r>
-        <w:rPr>
-          <w:rFonts w:ascii="Arial Narrow" w:eastAsia="Arial Narrow" w:hAnsi="Arial Narrow" w:cs="Arial Narrow"/>
-          <w:sz w:val="16"/>
-          <w:szCs w:val="16"/>
-        </w:rPr>
-        <w:t>(</w:t>
-      </w:r>
-      <w:proofErr w:type="spellStart"/>
-      <w:r>
-        <w:rPr>
-          <w:rFonts w:ascii="Arial Narrow" w:eastAsia="Arial Narrow" w:hAnsi="Arial Narrow" w:cs="Arial Narrow"/>
-          <w:sz w:val="16"/>
-          <w:szCs w:val="16"/>
-        </w:rPr>
-        <w:t>ii</w:t>
-      </w:r>
-      <w:proofErr w:type="spellEnd"/>
-      <w:r>
-        <w:rPr>
-          <w:rFonts w:ascii="Arial Narrow" w:eastAsia="Arial Narrow" w:hAnsi="Arial Narrow" w:cs="Arial Narrow"/>
-          <w:sz w:val="16"/>
-          <w:szCs w:val="16"/>
-        </w:rPr>
-        <w:t xml:space="preserve">) Solicitar a la autoridad competente la inhabilitación, temporal o permanente, del proveedor en función de los alcances de la infracción sancionada. </w:t>
-      </w:r>
-    </w:p>
-    <w:p>
-      <w:pPr>
-        <w:spacing w:after="0" w:line="240" w:lineRule="auto"/>
-        <w:ind w:left="567"/>
-        <w:jc w:val="both"/>
-        <w:rPr>
-          <w:rFonts w:ascii="Arial Narrow" w:eastAsia="Arial Narrow" w:hAnsi="Arial Narrow" w:cs="Arial Narrow"/>
-          <w:sz w:val="16"/>
-          <w:szCs w:val="16"/>
-        </w:rPr>
-      </w:pPr>
-      <w:r>
-        <w:rPr>
-          <w:rFonts w:ascii="Arial Narrow" w:eastAsia="Arial Narrow" w:hAnsi="Arial Narrow" w:cs="Arial Narrow"/>
-          <w:sz w:val="16"/>
-          <w:szCs w:val="16"/>
-        </w:rPr>
-        <w:t xml:space="preserve">e. Publicación de avisos </w:t>
-      </w:r>
-      <w:proofErr w:type="spellStart"/>
-      <w:r>
-        <w:rPr>
-          <w:rFonts w:ascii="Arial Narrow" w:eastAsia="Arial Narrow" w:hAnsi="Arial Narrow" w:cs="Arial Narrow"/>
-          <w:sz w:val="16"/>
-          <w:szCs w:val="16"/>
-        </w:rPr>
-        <w:t>rectificatorios</w:t>
-      </w:r>
-      <w:proofErr w:type="spellEnd"/>
-      <w:r>
-        <w:rPr>
-          <w:rFonts w:ascii="Arial Narrow" w:eastAsia="Arial Narrow" w:hAnsi="Arial Narrow" w:cs="Arial Narrow"/>
-          <w:sz w:val="16"/>
-          <w:szCs w:val="16"/>
-        </w:rPr>
-        <w:t xml:space="preserve"> o informativos en la forma que determine el Indecopi, tomando en consideración los medios que resulten idóneos para revertir los efectos que el acto objeto de sanción ha ocasionado. </w:t>
-      </w:r>
-    </w:p>
-    <w:p>
-      <w:pPr>
-        <w:spacing w:after="0" w:line="240" w:lineRule="auto"/>
-        <w:ind w:left="567"/>
-        <w:jc w:val="both"/>
-        <w:rPr>
-          <w:rFonts w:ascii="Arial Narrow" w:eastAsia="Arial Narrow" w:hAnsi="Arial Narrow" w:cs="Arial Narrow"/>
-          <w:sz w:val="16"/>
-          <w:szCs w:val="16"/>
-        </w:rPr>
-      </w:pPr>
-      <w:r>
-        <w:rPr>
-          <w:rFonts w:ascii="Arial Narrow" w:eastAsia="Arial Narrow" w:hAnsi="Arial Narrow" w:cs="Arial Narrow"/>
-          <w:sz w:val="16"/>
-          <w:szCs w:val="16"/>
-        </w:rPr>
-        <w:t xml:space="preserve">f. Cualquier otra medida correctiva que tenga el objeto de revertir los efectos de la conducta infractora o evitar que esta se produzca nuevamente en el futuro. </w:t>
-      </w:r>
-    </w:p>
-    <w:p>
-      <w:pPr>
-        <w:spacing w:after="0" w:line="240" w:lineRule="auto"/>
-        <w:ind w:left="567"/>
-        <w:jc w:val="both"/>
-        <w:rPr>
-          <w:rFonts w:ascii="Arial Narrow" w:eastAsia="Arial Narrow" w:hAnsi="Arial Narrow" w:cs="Arial Narrow"/>
-          <w:sz w:val="16"/>
-          <w:szCs w:val="16"/>
-        </w:rPr>
-      </w:pPr>
-      <w:r>
-        <w:rPr>
-          <w:rFonts w:ascii="Arial Narrow" w:eastAsia="Arial Narrow" w:hAnsi="Arial Narrow" w:cs="Arial Narrow"/>
-          <w:sz w:val="16"/>
-          <w:szCs w:val="16"/>
-        </w:rPr>
-        <w:t>El Indecopi está facultado para solicitar a la autoridad municipal y policial el apoyo respectivo para la ejecución de las medidas correctivas complementarias correspondientes.</w:t>
-      </w:r>
-    </w:p>
-    <w:p>
-      <w:pPr>
-        <w:spacing w:after="0" w:line="240" w:lineRule="auto"/>
-        <w:ind w:left="567" w:hanging="567"/>
-        <w:jc w:val="both"/>
-        <w:rPr>
-          <w:rFonts w:ascii="Arial Narrow" w:eastAsia="Arial Narrow" w:hAnsi="Arial Narrow" w:cs="Arial Narrow"/>
-          <w:sz w:val="16"/>
-          <w:szCs w:val="16"/>
-        </w:rPr>
-      </w:pPr>
-    </w:p>
-  </w:footnote>
-  <w:footnote w:id="12">
+        <w:t>, pudiendo imponerse una amonestación si el allanamiento o reconocimiento se realiza con la presentación de los descargos; caso contrario la sanción a imponer será pecuniaria. En aquellos casos en que el allanamiento o reconocimiento verse sobre controversias referidas a actos de discriminación, actos contrarios a la vida y a la salud y sustancias peligrosas, se considera como un atenuante pero la sanción a imponer será pecuniaria. En todos los supuestos de allanamiento y reconocimiento formulados con la presentación de los descargos, se exonera al denunciado del pago de los costos del procedimiento, pero no de las costas.</w:t>
+      </w:r>
+    </w:p>
     <w:p>
       <w:pPr>
         <w:pStyle w:val="Textonotapie"/>
@@ -11853,196 +12099,114 @@
           <w:szCs w:val="16"/>
         </w:rPr>
       </w:pPr>
-      <w:r>
-        <w:rPr>
-          <w:rStyle w:val="Refdenotaalpie"/>
-          <w:rFonts w:ascii="Arial Narrow" w:eastAsia="Arial Narrow" w:hAnsi="Arial Narrow" w:cs="Arial Narrow"/>
-          <w:sz w:val="16"/>
-          <w:szCs w:val="16"/>
-          <w:vertAlign w:val="superscript"/>
-        </w:rPr>
-        <w:footnoteRef/>
-      </w:r>
-      <w:r>
-        <w:rPr>
-          <w:rFonts w:ascii="Arial Narrow" w:eastAsia="Arial Narrow" w:hAnsi="Arial Narrow" w:cs="Arial Narrow"/>
-          <w:sz w:val="16"/>
-          <w:szCs w:val="16"/>
-        </w:rPr>
-        <w:t xml:space="preserve"> </w:t>
-      </w:r>
-      <w:r>
-        <w:rPr>
-          <w:rFonts w:ascii="Arial Narrow" w:eastAsia="Arial Narrow" w:hAnsi="Arial Narrow" w:cs="Arial Narrow"/>
-          <w:sz w:val="16"/>
-          <w:szCs w:val="16"/>
-        </w:rPr>
-        <w:tab/>
-      </w:r>
-      <w:r>
-        <w:rPr>
-          <w:rFonts w:ascii="Arial Narrow" w:eastAsia="Arial Narrow" w:hAnsi="Arial Narrow" w:cs="Arial Narrow"/>
-          <w:b/>
-          <w:sz w:val="16"/>
-          <w:szCs w:val="16"/>
-        </w:rPr>
-        <w:t>LEY 29571, CÓDIGO DE PROTECCIÓN Y DEFENSA DEL CONSUMIDOR</w:t>
-      </w:r>
-      <w:r>
-        <w:rPr>
-          <w:rFonts w:ascii="Arial Narrow" w:eastAsia="Arial Narrow" w:hAnsi="Arial Narrow" w:cs="Arial Narrow"/>
-          <w:b/>
-          <w:bCs/>
-          <w:sz w:val="16"/>
-          <w:szCs w:val="16"/>
-        </w:rPr>
-        <w:t xml:space="preserve">, </w:t>
-      </w:r>
-      <w:r>
-        <w:rPr>
-          <w:rFonts w:ascii="Arial Narrow" w:eastAsia="Arial Narrow" w:hAnsi="Arial Narrow" w:cs="Arial Narrow"/>
-          <w:b/>
-          <w:sz w:val="16"/>
-          <w:szCs w:val="16"/>
-        </w:rPr>
-        <w:t>publicado el 2 de setiembre de 2010 y modificado por Decreto Legislativo 1308</w:t>
-      </w:r>
-    </w:p>
-    <w:p>
-      <w:pPr>
-        <w:pStyle w:val="Textonotapie"/>
+    </w:p>
+  </w:footnote>
+  <w:footnote w:id="15">
+    <w:p>
+      <w:pPr>
+        <w:autoSpaceDE w:val="0"/>
+        <w:autoSpaceDN w:val="0"/>
+        <w:adjustRightInd w:val="0"/>
         <w:tabs>
           <w:tab w:val="left" w:pos="567"/>
         </w:tabs>
+        <w:spacing w:after="0" w:line="240" w:lineRule="auto"/>
+        <w:ind w:left="567" w:hanging="567"/>
         <w:jc w:val="both"/>
         <w:rPr>
           <w:rFonts w:ascii="Arial Narrow" w:eastAsia="Arial Narrow" w:hAnsi="Arial Narrow" w:cs="Arial Narrow"/>
           <w:b/>
-          <w:sz w:val="16"/>
-          <w:szCs w:val="16"/>
-        </w:rPr>
-      </w:pPr>
-      <w:r>
-        <w:rPr>
+          <w:bCs/>
+          <w:sz w:val="16"/>
+          <w:szCs w:val="16"/>
+        </w:rPr>
+      </w:pPr>
+      <w:r>
+        <w:rPr>
+          <w:rStyle w:val="Refdenotaalpie"/>
           <w:rFonts w:ascii="Arial Narrow" w:eastAsia="Arial Narrow" w:hAnsi="Arial Narrow" w:cs="Arial Narrow"/>
           <w:b/>
+          <w:bCs/>
+          <w:sz w:val="16"/>
+          <w:szCs w:val="16"/>
+          <w:vertAlign w:val="superscript"/>
+        </w:rPr>
+        <w:footnoteRef/>
+      </w:r>
+      <w:r>
+        <w:rPr>
+          <w:rFonts w:ascii="Arial Narrow" w:eastAsia="Arial Narrow" w:hAnsi="Arial Narrow" w:cs="Arial Narrow"/>
+          <w:b/>
+          <w:bCs/>
           <w:sz w:val="16"/>
           <w:szCs w:val="16"/>
         </w:rPr>
         <w:tab/>
-        <w:t>Artículo 112.- Criterios de graduación de las sanciones administrativas</w:t>
-      </w:r>
-    </w:p>
-    <w:p>
-      <w:pPr>
-        <w:pStyle w:val="Textonotapie"/>
-        <w:tabs>
-          <w:tab w:val="left" w:pos="567"/>
-        </w:tabs>
-        <w:jc w:val="both"/>
-        <w:rPr>
-          <w:rFonts w:ascii="Arial Narrow" w:eastAsia="Arial Narrow" w:hAnsi="Arial Narrow" w:cs="Arial Narrow"/>
-          <w:sz w:val="16"/>
-          <w:szCs w:val="16"/>
-        </w:rPr>
-      </w:pPr>
-      <w:r>
-        <w:rPr>
-          <w:rFonts w:ascii="Arial Narrow" w:eastAsia="Arial Narrow" w:hAnsi="Arial Narrow" w:cs="Arial Narrow"/>
+        <w:t xml:space="preserve"/>
+      </w:r>
+      <w:r>
+        <w:rPr>
+          <w:rFonts w:ascii="Arial Narrow" w:eastAsia="Arial Narrow" w:hAnsi="Arial Narrow" w:cs="Arial Narrow"/>
+          <w:b/>
+          <w:bCs/>
           <w:sz w:val="16"/>
           <w:szCs w:val="16"/>
         </w:rPr>
         <w:tab/>
-        <w:t>(…)</w:t>
-      </w:r>
-    </w:p>
-    <w:p>
-      <w:pPr>
-        <w:pStyle w:val="Textonotapie"/>
-        <w:tabs>
-          <w:tab w:val="left" w:pos="567"/>
-        </w:tabs>
-        <w:jc w:val="both"/>
-        <w:rPr>
-          <w:rFonts w:ascii="Arial Narrow" w:eastAsia="Arial Narrow" w:hAnsi="Arial Narrow" w:cs="Arial Narrow"/>
-          <w:sz w:val="16"/>
-          <w:szCs w:val="16"/>
-        </w:rPr>
-      </w:pPr>
-      <w:r>
-        <w:rPr>
-          <w:rFonts w:ascii="Arial Narrow" w:eastAsia="Arial Narrow" w:hAnsi="Arial Narrow" w:cs="Arial Narrow"/>
-          <w:sz w:val="16"/>
-          <w:szCs w:val="16"/>
-        </w:rPr>
-        <w:tab/>
-        <w:t>Se consideran circunstancias atenuantes especiales, las siguientes:</w:t>
-      </w:r>
-    </w:p>
-    <w:p>
-      <w:pPr>
-        <w:pStyle w:val="Textonotapie"/>
-        <w:tabs>
-          <w:tab w:val="left" w:pos="567"/>
-        </w:tabs>
-        <w:jc w:val="both"/>
-        <w:rPr>
-          <w:rFonts w:ascii="Arial Narrow" w:eastAsia="Arial Narrow" w:hAnsi="Arial Narrow" w:cs="Arial Narrow"/>
-          <w:sz w:val="16"/>
-          <w:szCs w:val="16"/>
-        </w:rPr>
-      </w:pPr>
-      <w:r>
-        <w:rPr>
-          <w:rFonts w:ascii="Arial Narrow" w:eastAsia="Arial Narrow" w:hAnsi="Arial Narrow" w:cs="Arial Narrow"/>
-          <w:sz w:val="16"/>
-          <w:szCs w:val="16"/>
-        </w:rPr>
-        <w:tab/>
-        <w:t>(…)</w:t>
-      </w:r>
-    </w:p>
-    <w:p>
-      <w:pPr>
-        <w:pStyle w:val="Textonotapie"/>
-        <w:tabs>
-          <w:tab w:val="left" w:pos="567"/>
-        </w:tabs>
+        <w:t>DECRETO LEGISLATIVO 807, LEY SOBRE FACULTADES, NORMAS Y ORGANIZACIÓN DEL INDECOPI FACULTADES DE LAS COMISIONES Y OFICINAS DEL INDECOPI</w:t>
+      </w:r>
+    </w:p>
+    <w:p>
+      <w:pPr>
+        <w:pStyle w:val="NormalWeb"/>
+        <w:spacing w:after="0" w:line="240" w:lineRule="auto"/>
         <w:ind w:left="567"/>
         <w:jc w:val="both"/>
         <w:rPr>
           <w:rFonts w:ascii="Arial Narrow" w:eastAsia="Arial Narrow" w:hAnsi="Arial Narrow" w:cs="Arial Narrow"/>
-          <w:sz w:val="16"/>
-          <w:szCs w:val="16"/>
-        </w:rPr>
-      </w:pPr>
-      <w:r>
-        <w:rPr>
-          <w:rFonts w:ascii="Arial Narrow" w:eastAsia="Arial Narrow" w:hAnsi="Arial Narrow" w:cs="Arial Narrow"/>
-          <w:sz w:val="16"/>
-          <w:szCs w:val="16"/>
-        </w:rPr>
-        <w:t xml:space="preserve">3. En los procedimientos de oficio promovidos por una denuncia de parte, cuando el proveedor se allana a la denuncia presentada o reconoce las pretensiones en ella contenidas, se da por concluido el procedimiento </w:t>
-      </w:r>
-      <w:proofErr w:type="spellStart"/>
-      <w:r>
-        <w:rPr>
-          <w:rFonts w:ascii="Arial Narrow" w:eastAsia="Arial Narrow" w:hAnsi="Arial Narrow" w:cs="Arial Narrow"/>
-          <w:sz w:val="16"/>
-          <w:szCs w:val="16"/>
-        </w:rPr>
-        <w:t>liminarmente</w:t>
-      </w:r>
-      <w:proofErr w:type="spellEnd"/>
-      <w:r>
-        <w:rPr>
-          <w:rFonts w:ascii="Arial Narrow" w:eastAsia="Arial Narrow" w:hAnsi="Arial Narrow" w:cs="Arial Narrow"/>
-          <w:sz w:val="16"/>
-          <w:szCs w:val="16"/>
-        </w:rPr>
-        <w:t>, pudiendo imponerse una amonestación si el allanamiento o reconocimiento se realiza con la presentación de los descargos; caso contrario la sanción a imponer será pecuniaria. En aquellos casos en que el allanamiento o reconocimiento verse sobre controversias referidas a actos de discriminación, actos contrarios a la vida y a la salud y sustancias peligrosas, se considera como un atenuante pero la sanción a imponer será pecuniaria. En todos los supuestos de allanamiento y reconocimiento formulados con la presentación de los descargos, se exonera al denunciado del pago de los costos del procedimiento, pero no de las costas.</w:t>
-      </w:r>
-    </w:p>
+          <w:bCs/>
+          <w:sz w:val="16"/>
+          <w:szCs w:val="16"/>
+        </w:rPr>
+      </w:pPr>
+      <w:r>
+        <w:rPr>
+          <w:rFonts w:ascii="Arial Narrow" w:eastAsia="Arial Narrow" w:hAnsi="Arial Narrow" w:cs="Arial Narrow"/>
+          <w:b/>
+          <w:sz w:val="16"/>
+          <w:szCs w:val="16"/>
+        </w:rPr>
+        <w:t xml:space="preserve">Artículo 29.- </w:t>
+      </w:r>
+      <w:r>
+        <w:rPr>
+          <w:rFonts w:ascii="Arial Narrow" w:eastAsia="Arial Narrow" w:hAnsi="Arial Narrow" w:cs="Arial Narrow"/>
+          <w:bCs/>
+          <w:sz w:val="16"/>
+          <w:szCs w:val="16"/>
+        </w:rPr>
+        <w:t>En cualquier estado del procedimiento, e incluso antes de admitirse a trámite la denuncia, el Secretario Técnico podrá citar a las partes a audiencia de conciliación. La audiencia se desarrollará ante el Secretario Técnico o ante la persona que este designe. Si ambas partes arribaran a un acuerdo respecto de la denuncia, se levantará un acta donde conste el acuerdo respectivo, el mismo que tendrá efectos de transacción extrajudicial. En cualquier caso, la Comisión podrá continuar de oficio el procedimiento, si del análisis de los hechos denunciados considera que podría estarse afectando intereses de terceros.</w:t>
+      </w:r>
+    </w:p>
+    <w:p>
+      <w:pPr>
+        <w:autoSpaceDE w:val="0"/>
+        <w:autoSpaceDN w:val="0"/>
+        <w:adjustRightInd w:val="0"/>
+        <w:spacing w:after="0" w:line="240" w:lineRule="auto"/>
+        <w:ind w:left="567" w:hanging="567"/>
+        <w:jc w:val="both"/>
+        <w:rPr>
+          <w:rFonts w:ascii="Arial Narrow" w:eastAsia="Arial Narrow" w:hAnsi="Arial Narrow" w:cs="Arial Narrow"/>
+          <w:b/>
+          <w:bCs/>
+          <w:sz w:val="16"/>
+          <w:szCs w:val="16"/>
+        </w:rPr>
+      </w:pPr>
+    </w:p>
+  </w:footnote>
+  <w:footnote w:id="16">
     <w:p>
       <w:pPr>
         <w:pStyle w:val="Textonotapie"/>
@@ -12053,26 +12217,6 @@
         <w:jc w:val="both"/>
         <w:rPr>
           <w:rFonts w:ascii="Arial Narrow" w:eastAsia="Arial Narrow" w:hAnsi="Arial Narrow" w:cs="Arial Narrow"/>
-          <w:b/>
-          <w:sz w:val="16"/>
-          <w:szCs w:val="16"/>
-        </w:rPr>
-      </w:pPr>
-    </w:p>
-  </w:footnote>
-  <w:footnote w:id="13">
-    <w:p>
-      <w:pPr>
-        <w:autoSpaceDE w:val="0"/>
-        <w:autoSpaceDN w:val="0"/>
-        <w:adjustRightInd w:val="0"/>
-        <w:spacing w:after="0" w:line="240" w:lineRule="auto"/>
-        <w:ind w:left="567" w:hanging="567"/>
-        <w:jc w:val="both"/>
-        <w:rPr>
-          <w:rFonts w:ascii="Arial Narrow" w:eastAsia="Arial Narrow" w:hAnsi="Arial Narrow" w:cs="Arial Narrow"/>
-          <w:b/>
-          <w:bCs/>
           <w:sz w:val="16"/>
           <w:szCs w:val="16"/>
         </w:rPr>
@@ -12081,8 +12225,6 @@
         <w:rPr>
           <w:rStyle w:val="Refdenotaalpie"/>
           <w:rFonts w:ascii="Arial Narrow" w:eastAsia="Arial Narrow" w:hAnsi="Arial Narrow" w:cs="Arial Narrow"/>
-          <w:b/>
-          <w:bCs/>
           <w:sz w:val="16"/>
           <w:szCs w:val="16"/>
           <w:vertAlign w:val="superscript"/>
@@ -12092,104 +12234,11 @@
       <w:r>
         <w:rPr>
           <w:rFonts w:ascii="Arial Narrow" w:eastAsia="Arial Narrow" w:hAnsi="Arial Narrow" w:cs="Arial Narrow"/>
-          <w:b/>
-          <w:bCs/>
-          <w:sz w:val="16"/>
-          <w:szCs w:val="16"/>
-        </w:rPr>
-        <w:t xml:space="preserve"> </w:t>
-      </w:r>
-      <w:r>
-        <w:rPr>
-          <w:rFonts w:ascii="Arial Narrow" w:eastAsia="Arial Narrow" w:hAnsi="Arial Narrow" w:cs="Arial Narrow"/>
-          <w:b/>
-          <w:bCs/>
           <w:sz w:val="16"/>
           <w:szCs w:val="16"/>
         </w:rPr>
         <w:tab/>
-        <w:t>DECRETO LEGISLATIVO 807, LEY SOBRE FACULTADES, NORMAS Y ORGANIZACIÓN DEL INDECOPI FACULTADES DE LAS COMISIONES Y OFICINAS DEL INDECOPI</w:t>
-      </w:r>
-    </w:p>
-    <w:p>
-      <w:pPr>
-        <w:pStyle w:val="NormalWeb"/>
-        <w:spacing w:after="0" w:line="240" w:lineRule="auto"/>
-        <w:ind w:left="567"/>
-        <w:jc w:val="both"/>
-        <w:rPr>
-          <w:rFonts w:ascii="Arial Narrow" w:eastAsia="Arial Narrow" w:hAnsi="Arial Narrow" w:cs="Arial Narrow"/>
-          <w:bCs/>
-          <w:sz w:val="16"/>
-          <w:szCs w:val="16"/>
-        </w:rPr>
-      </w:pPr>
-      <w:r>
-        <w:rPr>
-          <w:rFonts w:ascii="Arial Narrow" w:eastAsia="Arial Narrow" w:hAnsi="Arial Narrow" w:cs="Arial Narrow"/>
-          <w:b/>
-          <w:sz w:val="16"/>
-          <w:szCs w:val="16"/>
-        </w:rPr>
-        <w:t xml:space="preserve">Artículo 29.- </w:t>
-      </w:r>
-      <w:r>
-        <w:rPr>
-          <w:rFonts w:ascii="Arial Narrow" w:eastAsia="Arial Narrow" w:hAnsi="Arial Narrow" w:cs="Arial Narrow"/>
-          <w:bCs/>
-          <w:sz w:val="16"/>
-          <w:szCs w:val="16"/>
-        </w:rPr>
-        <w:t>En cualquier estado del procedimiento, e incluso antes de admitirse a trámite la denuncia, el Secretario Técnico podrá citar a las partes a audiencia de conciliación. La audiencia se desarrollará ante el Secretario Técnico o ante la persona que este designe. Si ambas partes arribaran a un acuerdo respecto de la denuncia, se levantará un acta donde conste el acuerdo respectivo, el mismo que tendrá efectos de transacción extrajudicial. En cualquier caso, la Comisión podrá continuar de oficio el procedimiento, si del análisis de los hechos denunciados considera que podría estarse afectando intereses de terceros.</w:t>
-      </w:r>
-    </w:p>
-    <w:p>
-      <w:pPr>
-        <w:autoSpaceDE w:val="0"/>
-        <w:autoSpaceDN w:val="0"/>
-        <w:adjustRightInd w:val="0"/>
-        <w:spacing w:after="0" w:line="240" w:lineRule="auto"/>
-        <w:ind w:left="567" w:hanging="567"/>
-        <w:jc w:val="both"/>
-        <w:rPr>
-          <w:rFonts w:ascii="Arial Narrow" w:eastAsia="Arial Narrow" w:hAnsi="Arial Narrow" w:cs="Arial Narrow"/>
-          <w:b/>
-          <w:bCs/>
-          <w:sz w:val="16"/>
-          <w:szCs w:val="16"/>
-        </w:rPr>
-      </w:pPr>
-    </w:p>
-  </w:footnote>
-  <w:footnote w:id="14">
-    <w:p>
-      <w:pPr>
-        <w:pStyle w:val="Textonotapie"/>
-        <w:ind w:left="567" w:hanging="567"/>
-        <w:jc w:val="both"/>
-        <w:rPr>
-          <w:rFonts w:ascii="Arial Narrow" w:eastAsia="Arial Narrow" w:hAnsi="Arial Narrow" w:cs="Arial Narrow"/>
-          <w:sz w:val="16"/>
-          <w:szCs w:val="16"/>
-        </w:rPr>
-      </w:pPr>
-      <w:r>
-        <w:rPr>
-          <w:rStyle w:val="Refdenotaalpie"/>
-          <w:rFonts w:ascii="Arial Narrow" w:eastAsia="Arial Narrow" w:hAnsi="Arial Narrow" w:cs="Arial Narrow"/>
-          <w:sz w:val="16"/>
-          <w:szCs w:val="16"/>
-          <w:vertAlign w:val="superscript"/>
-        </w:rPr>
-        <w:footnoteRef/>
-      </w:r>
-      <w:r>
-        <w:rPr>
-          <w:rFonts w:ascii="Arial Narrow" w:eastAsia="Arial Narrow" w:hAnsi="Arial Narrow" w:cs="Arial Narrow"/>
-          <w:sz w:val="16"/>
-          <w:szCs w:val="16"/>
-        </w:rPr>
-        <w:t xml:space="preserve"> </w:t>
+        <w:t xml:space="preserve"/>
       </w:r>
       <w:r>
         <w:rPr>

--- a/plantillas_maestras/01_seguro_vehicular/negativa_cobertura/2_o_mas_ddos_varios/varon/TPL_0667_2026_SEGURO_VEHICULAR_NEGATIVA_COBERTURA_ASEGURADORA_VARON_R2.docx
+++ b/plantillas_maestras/01_seguro_vehicular/negativa_cobertura/2_o_mas_ddos_varios/varon/TPL_0667_2026_SEGURO_VEHICULAR_NEGATIVA_COBERTURA_ASEGURADORA_VARON_R2.docx
@@ -562,7 +562,7 @@
     </w:p>
     <w:p>
       <w:pPr>
-        <w:spacing w:after="0" w:line="240" w:lineRule="auto"/>
+        <w:spacing w:before="0" w:after="0" w:line="240" w:lineRule="auto"/>
         <w:contextualSpacing/>
         <w:jc w:val="both"/>
         <w:rPr>
@@ -782,7 +782,7 @@
     </w:p>
     <w:p>
       <w:pPr>
-        <w:spacing w:after="0" w:line="240" w:lineRule="auto"/>
+        <w:spacing w:before="0" w:after="0" w:line="240" w:lineRule="auto"/>
         <w:contextualSpacing/>
         <w:jc w:val="both"/>
         <w:rPr>
@@ -931,7 +931,7 @@
     <w:p>
       <w:pPr>
         <w:pStyle w:val="Prrafodelista"/>
-        <w:spacing w:after="0" w:line="240" w:lineRule="auto"/>
+        <w:spacing w:before="0" w:after="0" w:line="240" w:lineRule="auto"/>
         <w:ind w:left="1134"/>
         <w:jc w:val="both"/>
         <w:rPr>
@@ -1092,7 +1092,7 @@
     <w:p>
       <w:pPr>
         <w:pStyle w:val="Prrafodelista"/>
-        <w:spacing w:after="0" w:line="240" w:lineRule="auto"/>
+        <w:spacing w:before="0" w:after="0" w:line="240" w:lineRule="auto"/>
         <w:ind w:left="1134"/>
         <w:jc w:val="both"/>
         <w:rPr>
@@ -1264,7 +1264,7 @@
     </w:p>
     <w:p>
       <w:pPr>
-        <w:spacing w:after="0" w:line="240" w:lineRule="auto"/>
+        <w:spacing w:before="0" w:after="0" w:line="240" w:lineRule="auto"/>
         <w:contextualSpacing/>
         <w:jc w:val="both"/>
         <w:rPr>
@@ -1511,7 +1511,7 @@
     <w:p>
       <w:pPr>
         <w:pStyle w:val="Prrafodelista"/>
-        <w:spacing w:after="0" w:line="240" w:lineRule="auto"/>
+        <w:spacing w:before="0" w:after="0" w:line="240" w:lineRule="auto"/>
         <w:ind w:left="1134"/>
         <w:jc w:val="both"/>
         <w:rPr>
@@ -1636,7 +1636,7 @@
     <w:p>
       <w:pPr>
         <w:pStyle w:val="Prrafodelista"/>
-        <w:spacing w:after="0" w:line="240" w:lineRule="auto"/>
+        <w:spacing w:before="0" w:after="0" w:line="240" w:lineRule="auto"/>
         <w:rPr>
           <w:rFonts w:ascii="Arial Narrow" w:eastAsia="Arial Narrow" w:hAnsi="Arial Narrow" w:cs="Arial Narrow"/>
           <w:color w:val="000000"/>
@@ -1796,7 +1796,7 @@
     <w:p>
       <w:pPr>
         <w:pStyle w:val="Prrafodelista"/>
-        <w:spacing w:after="0" w:line="240" w:lineRule="auto"/>
+        <w:spacing w:before="0" w:after="0" w:line="240" w:lineRule="auto"/>
         <w:rPr>
           <w:rFonts w:ascii="Arial Narrow" w:eastAsia="Arial Narrow" w:hAnsi="Arial Narrow" w:cs="Arial Narrow"/>
           <w:color w:val="000000"/>
@@ -1931,7 +1931,7 @@
     <w:p>
       <w:pPr>
         <w:pStyle w:val="Prrafodelista"/>
-        <w:spacing w:after="0" w:line="240" w:lineRule="auto"/>
+        <w:spacing w:before="0" w:after="0" w:line="240" w:lineRule="auto"/>
         <w:ind w:left="1134"/>
         <w:jc w:val="both"/>
         <w:rPr>
@@ -2128,7 +2128,7 @@
     <w:p>
       <w:pPr>
         <w:pStyle w:val="Prrafodelista"/>
-        <w:spacing w:after="0" w:line="240" w:lineRule="auto"/>
+        <w:spacing w:before="0" w:after="0" w:line="240" w:lineRule="auto"/>
         <w:ind w:left="1134"/>
         <w:jc w:val="both"/>
         <w:rPr>
@@ -2253,7 +2253,7 @@
     <w:p>
       <w:pPr>
         <w:pStyle w:val="Prrafodelista"/>
-        <w:spacing w:after="0" w:line="240" w:lineRule="auto"/>
+        <w:spacing w:before="0" w:after="0" w:line="240" w:lineRule="auto"/>
         <w:ind w:left="1134"/>
         <w:jc w:val="both"/>
         <w:rPr>
@@ -2488,7 +2488,7 @@
     <w:p>
       <w:pPr>
         <w:pStyle w:val="Prrafodelista"/>
-        <w:spacing w:after="0" w:line="240" w:lineRule="auto"/>
+        <w:spacing w:before="0" w:after="0" w:line="240" w:lineRule="auto"/>
         <w:ind w:left="1134"/>
         <w:jc w:val="both"/>
         <w:rPr>
@@ -2625,7 +2625,7 @@
     <w:p>
       <w:pPr>
         <w:pStyle w:val="Prrafodelista"/>
-        <w:spacing w:after="0" w:line="240" w:lineRule="auto"/>
+        <w:spacing w:before="0" w:after="0" w:line="240" w:lineRule="auto"/>
         <w:ind w:left="1134"/>
         <w:jc w:val="both"/>
         <w:rPr>
@@ -2833,10 +2833,10 @@
     </w:p>
     <w:p>
       <w:pPr>
+        <w:spacing w:before="0" w:after="0" w:line="240" w:lineRule="auto"/>
         <w:tabs>
           <w:tab w:val="left" w:pos="1134"/>
         </w:tabs>
-        <w:spacing w:after="0" w:line="240" w:lineRule="auto"/>
         <w:contextualSpacing/>
         <w:jc w:val="both"/>
         <w:rPr>
@@ -3272,7 +3272,7 @@
     </w:p>
     <w:p>
       <w:pPr>
-        <w:spacing w:after="0" w:line="240" w:lineRule="auto"/>
+        <w:spacing w:before="0" w:after="0" w:line="240" w:lineRule="auto"/>
         <w:contextualSpacing/>
         <w:jc w:val="both"/>
         <w:rPr>
@@ -3341,7 +3341,7 @@
     </w:p>
     <w:p>
       <w:pPr>
-        <w:spacing w:after="0" w:line="240" w:lineRule="auto"/>
+        <w:spacing w:before="0" w:after="0" w:line="240" w:lineRule="auto"/>
         <w:contextualSpacing/>
         <w:jc w:val="both"/>
         <w:rPr>
@@ -3565,7 +3565,7 @@
     <w:p>
       <w:pPr>
         <w:pStyle w:val="Prrafodelista"/>
-        <w:spacing w:after="0" w:line="240" w:lineRule="auto"/>
+        <w:spacing w:before="0" w:after="0" w:line="240" w:lineRule="auto"/>
         <w:ind w:left="567"/>
         <w:jc w:val="both"/>
         <w:rPr>
@@ -3739,7 +3739,7 @@
     <w:p>
       <w:pPr>
         <w:pStyle w:val="Prrafodelista"/>
-        <w:spacing w:after="0" w:line="240" w:lineRule="auto"/>
+        <w:spacing w:before="0" w:after="0" w:line="240" w:lineRule="auto"/>
         <w:rPr>
           <w:rFonts w:ascii="Arial Narrow" w:eastAsia="Arial Narrow" w:hAnsi="Arial Narrow" w:cs="Arial Narrow"/>
           <w:kern w:val="0"/>
@@ -3883,7 +3883,7 @@
     <w:p>
       <w:pPr>
         <w:pStyle w:val="Prrafodelista"/>
-        <w:spacing w:after="0" w:line="240" w:lineRule="auto"/>
+        <w:spacing w:before="0" w:after="0" w:line="240" w:lineRule="auto"/>
         <w:rPr>
           <w:rFonts w:ascii="Arial Narrow" w:eastAsia="Arial Narrow" w:hAnsi="Arial Narrow" w:cs="Arial Narrow"/>
           <w:kern w:val="0"/>
@@ -4038,7 +4038,7 @@
     <w:p>
       <w:pPr>
         <w:pStyle w:val="Prrafodelista"/>
-        <w:spacing w:after="0" w:line="240" w:lineRule="auto"/>
+        <w:spacing w:before="0" w:after="0" w:line="240" w:lineRule="auto"/>
         <w:rPr>
           <w:rFonts w:ascii="Arial Narrow" w:eastAsia="Arial Narrow" w:hAnsi="Arial Narrow" w:cs="Arial Narrow"/>
           <w:kern w:val="0"/>
@@ -4183,7 +4183,7 @@
     </w:p>
     <w:p>
       <w:pPr>
-        <w:spacing w:after="0" w:line="240" w:lineRule="auto"/>
+        <w:spacing w:before="0" w:after="0" w:line="240" w:lineRule="auto"/>
         <w:contextualSpacing/>
         <w:jc w:val="both"/>
         <w:rPr>
@@ -4353,7 +4353,7 @@
     <w:p>
       <w:pPr>
         <w:pStyle w:val="Prrafodelista"/>
-        <w:spacing w:after="0" w:line="240" w:lineRule="auto"/>
+        <w:spacing w:before="0" w:after="0" w:line="240" w:lineRule="auto"/>
         <w:rPr>
           <w:rFonts w:ascii="Arial Narrow" w:eastAsia="Arial Narrow" w:hAnsi="Arial Narrow" w:cs="Arial Narrow"/>
           <w:kern w:val="0"/>
@@ -4589,7 +4589,7 @@
     </w:p>
     <w:p>
       <w:pPr>
-        <w:spacing w:after="0" w:line="240" w:lineRule="auto"/>
+        <w:spacing w:before="0" w:after="0" w:line="240" w:lineRule="auto"/>
         <w:contextualSpacing/>
         <w:jc w:val="both"/>
         <w:rPr>
@@ -4687,7 +4687,7 @@
     <w:bookmarkEnd w:id="22"/>
     <w:p>
       <w:pPr>
-        <w:spacing w:after="0" w:line="240" w:lineRule="auto"/>
+        <w:spacing w:before="0" w:after="0" w:line="240" w:lineRule="auto"/>
         <w:contextualSpacing/>
         <w:jc w:val="both"/>
         <w:rPr>
@@ -4760,7 +4760,7 @@
     </w:p>
     <w:p>
       <w:pPr>
-        <w:spacing w:after="0" w:line="240" w:lineRule="auto"/>
+        <w:spacing w:before="0" w:after="0" w:line="240" w:lineRule="auto"/>
         <w:contextualSpacing/>
         <w:jc w:val="both"/>
         <w:rPr>
@@ -4843,10 +4843,10 @@
     <w:p>
       <w:pPr>
         <w:pStyle w:val="Prrafodelista"/>
+        <w:spacing w:before="0" w:after="0" w:line="240" w:lineRule="auto"/>
         <w:tabs>
           <w:tab w:val="num" w:pos="567"/>
         </w:tabs>
-        <w:spacing w:after="0" w:line="240" w:lineRule="auto"/>
         <w:ind w:left="567"/>
         <w:jc w:val="both"/>
         <w:rPr>
@@ -5130,7 +5130,7 @@
     <w:bookmarkEnd w:id="24"/>
     <w:p>
       <w:pPr>
-        <w:spacing w:after="0" w:line="240" w:lineRule="auto"/>
+        <w:spacing w:before="0" w:after="0" w:line="240" w:lineRule="auto"/>
         <w:jc w:val="both"/>
         <w:rPr>
           <w:rFonts w:ascii="Arial Narrow" w:eastAsia="Arial Narrow" w:hAnsi="Arial Narrow" w:cs="Arial Narrow"/>
@@ -5184,11 +5184,39 @@
     </w:p>
     <w:p>
       <w:pPr>
+        <w:spacing w:before="0" w:after="0" w:line="240" w:lineRule="auto"/>
+        <w:contextualSpacing/>
+        <w:jc w:val="both"/>
+        <w:rPr>
+          <w:rFonts w:ascii="Arial Narrow" w:eastAsia="Arial Narrow" w:hAnsi="Arial Narrow" w:cs="Arial Narrow"/>
+          <w:b/>
+          <w:color w:val="000000"/>
+          <w:kern w:val="0"/>
+          <w:sz w:val="22"/>
+          <w:szCs w:val="22"/>
+          <w:lang w:eastAsia="es-PE"/>
+          <w14:ligatures w14:val="none"/>
+        </w:rPr>
+      </w:pPr>
+    </w:p>
+    <w:p>
+      <w:pPr>
         <w:spacing w:after="0" w:line="240" w:lineRule="auto"/>
         <w:contextualSpacing/>
         <w:jc w:val="both"/>
         <w:rPr>
           <w:rFonts w:ascii="Arial Narrow" w:eastAsia="Arial Narrow" w:hAnsi="Arial Narrow" w:cs="Arial Narrow"/>
+          <w:color w:val="000000"/>
+          <w:kern w:val="0"/>
+          <w:sz w:val="22"/>
+          <w:szCs w:val="22"/>
+          <w:lang w:eastAsia="es-PE"/>
+          <w14:ligatures w14:val="none"/>
+        </w:rPr>
+      </w:pPr>
+      <w:r>
+        <w:rPr>
+          <w:rFonts w:ascii="Arial Narrow" w:eastAsia="Arial Narrow" w:hAnsi="Arial Narrow" w:cs="Arial Narrow"/>
           <w:b/>
           <w:color w:val="000000"/>
           <w:kern w:val="0"/>
@@ -5197,34 +5225,6 @@
           <w:lang w:eastAsia="es-PE"/>
           <w14:ligatures w14:val="none"/>
         </w:rPr>
-      </w:pPr>
-    </w:p>
-    <w:p>
-      <w:pPr>
-        <w:spacing w:after="0" w:line="240" w:lineRule="auto"/>
-        <w:contextualSpacing/>
-        <w:jc w:val="both"/>
-        <w:rPr>
-          <w:rFonts w:ascii="Arial Narrow" w:eastAsia="Arial Narrow" w:hAnsi="Arial Narrow" w:cs="Arial Narrow"/>
-          <w:color w:val="000000"/>
-          <w:kern w:val="0"/>
-          <w:sz w:val="22"/>
-          <w:szCs w:val="22"/>
-          <w:lang w:eastAsia="es-PE"/>
-          <w14:ligatures w14:val="none"/>
-        </w:rPr>
-      </w:pPr>
-      <w:r>
-        <w:rPr>
-          <w:rFonts w:ascii="Arial Narrow" w:eastAsia="Arial Narrow" w:hAnsi="Arial Narrow" w:cs="Arial Narrow"/>
-          <w:b/>
-          <w:color w:val="000000"/>
-          <w:kern w:val="0"/>
-          <w:sz w:val="22"/>
-          <w:szCs w:val="22"/>
-          <w:lang w:eastAsia="es-PE"/>
-          <w14:ligatures w14:val="none"/>
-        </w:rPr>
         <w:t xml:space="preserve">PRIMERO:</w:t>
       </w:r>
       <w:r>
@@ -5356,7 +5356,7 @@
     </w:p>
     <w:p>
       <w:pPr>
-        <w:spacing w:after="0" w:line="240" w:lineRule="auto"/>
+        <w:spacing w:before="0" w:after="0" w:line="240" w:lineRule="auto"/>
         <w:contextualSpacing/>
         <w:jc w:val="both"/>
         <w:rPr>
@@ -5516,7 +5516,7 @@
     </w:p>
     <w:p>
       <w:pPr>
-        <w:spacing w:after="0" w:line="240" w:lineRule="auto"/>
+        <w:spacing w:before="0" w:after="0" w:line="240" w:lineRule="auto"/>
         <w:contextualSpacing/>
         <w:jc w:val="both"/>
         <w:rPr>
@@ -5682,7 +5682,7 @@
     </w:p>
     <w:p>
       <w:pPr>
-        <w:spacing w:after="0" w:line="240" w:lineRule="auto"/>
+        <w:spacing w:before="0" w:after="0" w:line="240" w:lineRule="auto"/>
         <w:contextualSpacing/>
         <w:jc w:val="both"/>
         <w:rPr>
@@ -5865,7 +5865,7 @@
     <w:p>
       <w:pPr>
         <w:pStyle w:val="Prrafodelista"/>
-        <w:spacing w:after="0" w:line="240" w:lineRule="auto"/>
+        <w:spacing w:before="0" w:after="0" w:line="240" w:lineRule="auto"/>
         <w:ind w:left="567"/>
         <w:jc w:val="both"/>
         <w:rPr>
@@ -6048,7 +6048,7 @@
     <w:p>
       <w:pPr>
         <w:pStyle w:val="Prrafodelista"/>
-        <w:spacing w:after="0" w:line="240" w:lineRule="auto"/>
+        <w:spacing w:before="0" w:after="0" w:line="240" w:lineRule="auto"/>
         <w:ind w:left="567"/>
         <w:jc w:val="both"/>
         <w:rPr>
@@ -6221,7 +6221,7 @@
     <w:p>
       <w:pPr>
         <w:pStyle w:val="Prrafodelista"/>
-        <w:spacing w:after="0" w:line="240" w:lineRule="auto"/>
+        <w:spacing w:before="0" w:after="0" w:line="240" w:lineRule="auto"/>
         <w:ind w:left="567" w:hanging="567"/>
         <w:jc w:val="both"/>
         <w:rPr>
@@ -6380,7 +6380,7 @@
     <w:p>
       <w:pPr>
         <w:pStyle w:val="Prrafodelista"/>
-        <w:spacing w:after="0" w:line="240" w:lineRule="auto"/>
+        <w:spacing w:before="0" w:after="0" w:line="240" w:lineRule="auto"/>
         <w:rPr>
           <w:rFonts w:ascii="Arial Narrow" w:eastAsia="Arial Narrow" w:hAnsi="Arial Narrow" w:cs="Arial Narrow"/>
           <w:kern w:val="0"/>
@@ -6617,7 +6617,7 @@
     <w:p>
       <w:pPr>
         <w:pStyle w:val="Prrafodelista"/>
-        <w:spacing w:after="0" w:line="240" w:lineRule="auto"/>
+        <w:spacing w:before="0" w:after="0" w:line="240" w:lineRule="auto"/>
         <w:ind w:left="567"/>
         <w:jc w:val="both"/>
         <w:rPr>
@@ -6876,7 +6876,7 @@
     <w:p>
       <w:pPr>
         <w:pStyle w:val="Prrafodelista"/>
-        <w:spacing w:after="0" w:line="240" w:lineRule="auto"/>
+        <w:spacing w:before="0" w:after="0" w:line="240" w:lineRule="auto"/>
         <w:rPr>
           <w:rFonts w:ascii="Arial Narrow" w:eastAsia="Arial Narrow" w:hAnsi="Arial Narrow" w:cs="Arial Narrow"/>
           <w:kern w:val="0"/>
@@ -6962,6 +6962,20 @@
     <w:bookmarkEnd w:id="27"/>
     <w:p>
       <w:pPr>
+        <w:spacing w:before="0" w:after="0" w:line="240" w:lineRule="auto"/>
+        <w:contextualSpacing/>
+        <w:jc w:val="both"/>
+        <w:rPr>
+          <w:rFonts w:ascii="Arial Narrow" w:eastAsia="Arial Narrow" w:hAnsi="Arial Narrow" w:cs="Arial Narrow"/>
+          <w:kern w:val="0"/>
+          <w14:ligatures w14:val="none"/>
+          <w:sz w:val="22"/>
+          <w:szCs w:val="22"/>
+        </w:rPr>
+      </w:pPr>
+    </w:p>
+    <w:p>
+      <w:pPr>
         <w:spacing w:after="0" w:line="240" w:lineRule="auto"/>
         <w:contextualSpacing/>
         <w:jc w:val="both"/>
@@ -6973,6 +6987,94 @@
           <w:szCs w:val="22"/>
         </w:rPr>
       </w:pPr>
+      <w:r>
+        <w:rPr>
+          <w:rFonts w:ascii="Arial Narrow" w:eastAsia="Arial Narrow" w:hAnsi="Arial Narrow" w:cs="Arial Narrow"/>
+          <w:b/>
+          <w:color w:val="000000"/>
+          <w:kern w:val="0"/>
+          <w:sz w:val="22"/>
+          <w:szCs w:val="22"/>
+          <w:lang w:eastAsia="es-PE"/>
+          <w14:ligatures w14:val="none"/>
+        </w:rPr>
+        <w:lastRenderedPageBreak/>
+        <w:t>SEGUNDO:</w:t>
+      </w:r>
+      <w:r>
+        <w:rPr>
+          <w:rFonts w:ascii="Arial Narrow" w:eastAsia="Arial Narrow" w:hAnsi="Arial Narrow" w:cs="Arial Narrow"/>
+          <w:color w:val="000000"/>
+          <w:kern w:val="0"/>
+          <w:sz w:val="22"/>
+          <w:szCs w:val="22"/>
+          <w:lang w:eastAsia="es-PE"/>
+          <w14:ligatures w14:val="none"/>
+        </w:rPr>
+        <w:t xml:space="preserve"> tener por ofrecidos los medios probatorios presentados en el escrito de denuncia </w:t>
+      </w:r>
+      <w:r>
+        <w:rPr>
+          <w:rFonts w:ascii="Arial Narrow" w:eastAsia="Arial Narrow" w:hAnsi="Arial Narrow" w:cs="Arial Narrow"/>
+          <w:color w:val="000000"/>
+          <w:kern w:val="0"/>
+          <w:sz w:val="22"/>
+          <w:szCs w:val="22"/>
+          <w:lang w:val="es-ES" w:eastAsia="es-ES"/>
+          <w14:ligatures w14:val="none"/>
+        </w:rPr>
+        <w:t xml:space="preserve">del </w:t>
+      </w:r>
+      <w:r>
+        <w:rPr>
+          <w:rFonts w:ascii="Arial Narrow" w:eastAsia="Arial Narrow" w:hAnsi="Arial Narrow" w:cs="Arial Narrow"/>
+          <w:color w:val="000000"/>
+          <w:kern w:val="0"/>
+          <w:sz w:val="22"/>
+          <w:szCs w:val="22"/>
+          <w:lang w:val="es-ES" w:eastAsia="es-ES"/>
+          <w14:ligatures w14:val="none"/>
+        </w:rPr>
+        <w:t xml:space="preserve">25 de febrero de 2026, complementado mediante escrito del 25 de febrero de 2026</w:t>
+      </w:r>
+      <w:r>
+        <w:rPr>
+          <w:rFonts w:ascii="Arial Narrow" w:eastAsia="Arial Narrow" w:hAnsi="Arial Narrow" w:cs="Arial Narrow"/>
+          <w:color w:val="000000"/>
+          <w:kern w:val="0"/>
+          <w:sz w:val="22"/>
+          <w:szCs w:val="22"/>
+          <w:lang w:val="es-ES" w:eastAsia="es-ES"/>
+          <w14:ligatures w14:val="none"/>
+        </w:rPr>
+        <w:t xml:space="preserve">, subsanado mediante escrito del 12 de marzo de 2026</w:t>
+      </w:r>
+      <w:r>
+        <w:rPr>
+          <w:rFonts w:ascii="Arial Narrow" w:eastAsia="Arial Narrow" w:hAnsi="Arial Narrow" w:cs="Arial Narrow"/>
+          <w:kern w:val="0"/>
+          <w14:ligatures w14:val="none"/>
+          <w:sz w:val="22"/>
+          <w:szCs w:val="22"/>
+        </w:rPr>
+        <w:t>.</w:t>
+      </w:r>
+    </w:p>
+    <w:p>
+      <w:pPr>
+        <w:spacing w:before="0" w:after="0" w:line="240" w:lineRule="auto"/>
+        <w:contextualSpacing/>
+        <w:jc w:val="both"/>
+        <w:rPr>
+          <w:rFonts w:ascii="Arial Narrow" w:eastAsia="Arial Narrow" w:hAnsi="Arial Narrow" w:cs="Arial Narrow"/>
+          <w:color w:val="000000"/>
+          <w:kern w:val="0"/>
+          <w:sz w:val="22"/>
+          <w:szCs w:val="22"/>
+          <w:lang w:eastAsia="es-PE"/>
+          <w14:ligatures w14:val="none"/>
+        </w:rPr>
+      </w:pPr>
     </w:p>
     <w:p>
       <w:pPr>
@@ -6981,10 +7083,12 @@
         <w:jc w:val="both"/>
         <w:rPr>
           <w:rFonts w:ascii="Arial Narrow" w:eastAsia="Arial Narrow" w:hAnsi="Arial Narrow" w:cs="Arial Narrow"/>
-          <w:kern w:val="0"/>
-          <w14:ligatures w14:val="none"/>
-          <w:sz w:val="22"/>
-          <w:szCs w:val="22"/>
+          <w:color w:val="000000"/>
+          <w:kern w:val="0"/>
+          <w:sz w:val="22"/>
+          <w:szCs w:val="22"/>
+          <w:lang w:eastAsia="es-PE"/>
+          <w14:ligatures w14:val="none"/>
         </w:rPr>
       </w:pPr>
       <w:r>
@@ -6998,110 +7102,6 @@
           <w:lang w:eastAsia="es-PE"/>
           <w14:ligatures w14:val="none"/>
         </w:rPr>
-        <w:lastRenderedPageBreak/>
-        <w:t>SEGUNDO:</w:t>
-      </w:r>
-      <w:r>
-        <w:rPr>
-          <w:rFonts w:ascii="Arial Narrow" w:eastAsia="Arial Narrow" w:hAnsi="Arial Narrow" w:cs="Arial Narrow"/>
-          <w:color w:val="000000"/>
-          <w:kern w:val="0"/>
-          <w:sz w:val="22"/>
-          <w:szCs w:val="22"/>
-          <w:lang w:eastAsia="es-PE"/>
-          <w14:ligatures w14:val="none"/>
-        </w:rPr>
-        <w:t xml:space="preserve"> tener por ofrecidos los medios probatorios presentados en el escrito de denuncia </w:t>
-      </w:r>
-      <w:r>
-        <w:rPr>
-          <w:rFonts w:ascii="Arial Narrow" w:eastAsia="Arial Narrow" w:hAnsi="Arial Narrow" w:cs="Arial Narrow"/>
-          <w:color w:val="000000"/>
-          <w:kern w:val="0"/>
-          <w:sz w:val="22"/>
-          <w:szCs w:val="22"/>
-          <w:lang w:val="es-ES" w:eastAsia="es-ES"/>
-          <w14:ligatures w14:val="none"/>
-        </w:rPr>
-        <w:t xml:space="preserve">del </w:t>
-      </w:r>
-      <w:r>
-        <w:rPr>
-          <w:rFonts w:ascii="Arial Narrow" w:eastAsia="Arial Narrow" w:hAnsi="Arial Narrow" w:cs="Arial Narrow"/>
-          <w:color w:val="000000"/>
-          <w:kern w:val="0"/>
-          <w:sz w:val="22"/>
-          <w:szCs w:val="22"/>
-          <w:lang w:val="es-ES" w:eastAsia="es-ES"/>
-          <w14:ligatures w14:val="none"/>
-        </w:rPr>
-        <w:t xml:space="preserve">25 de febrero de 2026, complementado mediante escrito del 25 de febrero de 2026</w:t>
-      </w:r>
-      <w:r>
-        <w:rPr>
-          <w:rFonts w:ascii="Arial Narrow" w:eastAsia="Arial Narrow" w:hAnsi="Arial Narrow" w:cs="Arial Narrow"/>
-          <w:color w:val="000000"/>
-          <w:kern w:val="0"/>
-          <w:sz w:val="22"/>
-          <w:szCs w:val="22"/>
-          <w:lang w:val="es-ES" w:eastAsia="es-ES"/>
-          <w14:ligatures w14:val="none"/>
-        </w:rPr>
-        <w:t xml:space="preserve">, subsanado mediante escrito del 12 de marzo de 2026</w:t>
-      </w:r>
-      <w:r>
-        <w:rPr>
-          <w:rFonts w:ascii="Arial Narrow" w:eastAsia="Arial Narrow" w:hAnsi="Arial Narrow" w:cs="Arial Narrow"/>
-          <w:kern w:val="0"/>
-          <w14:ligatures w14:val="none"/>
-          <w:sz w:val="22"/>
-          <w:szCs w:val="22"/>
-        </w:rPr>
-        <w:t>.</w:t>
-      </w:r>
-    </w:p>
-    <w:p>
-      <w:pPr>
-        <w:spacing w:after="0" w:line="240" w:lineRule="auto"/>
-        <w:contextualSpacing/>
-        <w:jc w:val="both"/>
-        <w:rPr>
-          <w:rFonts w:ascii="Arial Narrow" w:eastAsia="Arial Narrow" w:hAnsi="Arial Narrow" w:cs="Arial Narrow"/>
-          <w:color w:val="000000"/>
-          <w:kern w:val="0"/>
-          <w:sz w:val="22"/>
-          <w:szCs w:val="22"/>
-          <w:lang w:eastAsia="es-PE"/>
-          <w14:ligatures w14:val="none"/>
-        </w:rPr>
-      </w:pPr>
-    </w:p>
-    <w:p>
-      <w:pPr>
-        <w:spacing w:after="0" w:line="240" w:lineRule="auto"/>
-        <w:contextualSpacing/>
-        <w:jc w:val="both"/>
-        <w:rPr>
-          <w:rFonts w:ascii="Arial Narrow" w:eastAsia="Arial Narrow" w:hAnsi="Arial Narrow" w:cs="Arial Narrow"/>
-          <w:color w:val="000000"/>
-          <w:kern w:val="0"/>
-          <w:sz w:val="22"/>
-          <w:szCs w:val="22"/>
-          <w:lang w:eastAsia="es-PE"/>
-          <w14:ligatures w14:val="none"/>
-        </w:rPr>
-      </w:pPr>
-      <w:r>
-        <w:rPr>
-          <w:rFonts w:ascii="Arial Narrow" w:eastAsia="Arial Narrow" w:hAnsi="Arial Narrow" w:cs="Arial Narrow"/>
-          <w:b/>
-          <w:color w:val="000000"/>
-          <w:kern w:val="0"/>
-          <w:sz w:val="22"/>
-          <w:szCs w:val="22"/>
-          <w:lang w:eastAsia="es-PE"/>
-          <w14:ligatures w14:val="none"/>
-        </w:rPr>
         <w:t xml:space="preserve">TERCERO:</w:t>
       </w:r>
       <w:r>
@@ -7167,7 +7167,7 @@
     </w:p>
     <w:p>
       <w:pPr>
-        <w:spacing w:after="0" w:line="240" w:lineRule="auto"/>
+        <w:spacing w:before="0" w:after="0" w:line="240" w:lineRule="auto"/>
         <w:contextualSpacing/>
         <w:jc w:val="both"/>
         <w:rPr>
@@ -7488,7 +7488,7 @@
     </w:p>
     <w:p>
       <w:pPr>
-        <w:spacing w:after="0" w:line="240" w:lineRule="auto"/>
+        <w:spacing w:before="0" w:after="0" w:line="240" w:lineRule="auto"/>
         <w:ind w:left="567"/>
         <w:contextualSpacing/>
         <w:jc w:val="both"/>
@@ -7591,6 +7591,22 @@
     </w:p>
     <w:p>
       <w:pPr>
+        <w:spacing w:before="0" w:after="0" w:line="240" w:lineRule="auto"/>
+        <w:contextualSpacing/>
+        <w:jc w:val="both"/>
+        <w:rPr>
+          <w:rFonts w:ascii="Arial Narrow" w:eastAsia="Arial Narrow" w:hAnsi="Arial Narrow" w:cs="Arial Narrow"/>
+          <w:color w:val="000000"/>
+          <w:kern w:val="0"/>
+          <w:sz w:val="22"/>
+          <w:szCs w:val="22"/>
+          <w:lang w:eastAsia="es-PE"/>
+          <w14:ligatures w14:val="none"/>
+        </w:rPr>
+      </w:pPr>
+    </w:p>
+    <w:p>
+      <w:pPr>
         <w:spacing w:after="0" w:line="240" w:lineRule="auto"/>
         <w:contextualSpacing/>
         <w:jc w:val="both"/>
@@ -7600,7 +7616,188 @@
           <w:kern w:val="0"/>
           <w:sz w:val="22"/>
           <w:szCs w:val="22"/>
-          <w:lang w:eastAsia="es-PE"/>
+          <w:lang w:val="es-ES" w:eastAsia="es-ES"/>
+          <w14:ligatures w14:val="none"/>
+        </w:rPr>
+      </w:pPr>
+      <w:r>
+        <w:rPr>
+          <w:rFonts w:ascii="Arial Narrow" w:eastAsia="Arial Narrow" w:hAnsi="Arial Narrow" w:cs="Arial Narrow"/>
+          <w:b/>
+          <w:color w:val="000000"/>
+          <w:kern w:val="0"/>
+          <w:sz w:val="22"/>
+          <w:szCs w:val="22"/>
+          <w:lang w:eastAsia="es-PE"/>
+          <w14:ligatures w14:val="none"/>
+        </w:rPr>
+        <w:t xml:space="preserve">QUINTO:</w:t>
+      </w:r>
+      <w:r>
+        <w:rPr>
+          <w:rFonts w:ascii="Arial Narrow" w:eastAsia="Arial Narrow" w:hAnsi="Arial Narrow" w:cs="Arial Narrow"/>
+          <w:color w:val="000000"/>
+          <w:kern w:val="0"/>
+          <w:sz w:val="22"/>
+          <w:szCs w:val="22"/>
+          <w:lang w:eastAsia="es-PE"/>
+          <w14:ligatures w14:val="none"/>
+        </w:rPr>
+        <w:t xml:space="preserve"> </w:t>
+      </w:r>
+      <w:bookmarkStart w:id="28" w:name="_Hlk188286813"/>
+      <w:r>
+        <w:rPr>
+          <w:rFonts w:ascii="Arial Narrow" w:eastAsia="Arial Narrow" w:hAnsi="Arial Narrow" w:cs="Arial Narrow"/>
+          <w:color w:val="000000"/>
+          <w:kern w:val="0"/>
+          <w:sz w:val="22"/>
+          <w:szCs w:val="22"/>
+          <w:lang w:eastAsia="es-ES"/>
+          <w14:ligatures w14:val="none"/>
+        </w:rPr>
+        <w:t xml:space="preserve">requerir </w:t>
+      </w:r>
+      <w:r>
+        <w:rPr>
+          <w:rFonts w:ascii="Arial Narrow" w:eastAsia="Arial Narrow" w:hAnsi="Arial Narrow" w:cs="Arial Narrow"/>
+          <w:color w:val="000000"/>
+          <w:kern w:val="0"/>
+          <w:sz w:val="22"/>
+          <w:szCs w:val="22"/>
+          <w:lang w:val="es-ES" w:eastAsia="es-ES"/>
+          <w14:ligatures w14:val="none"/>
+        </w:rPr>
+        <w:t xml:space="preserve">que, en un </w:t>
+      </w:r>
+      <w:r>
+        <w:rPr>
+          <w:rFonts w:ascii="Arial Narrow" w:eastAsia="Arial Narrow" w:hAnsi="Arial Narrow" w:cs="Arial Narrow"/>
+          <w:color w:val="000000"/>
+          <w:kern w:val="0"/>
+          <w:sz w:val="22"/>
+          <w:szCs w:val="22"/>
+          <w:lang w:eastAsia="es-ES"/>
+          <w14:ligatures w14:val="none"/>
+        </w:rPr>
+        <w:t>plazo no mayor de cinco (5) días hábiles contado a partir del día siguiente de la notificación de la presente resolución</w:t>
+      </w:r>
+      <w:bookmarkEnd w:id="28"/>
+      <w:r>
+        <w:rPr>
+          <w:rFonts w:ascii="Arial Narrow" w:eastAsia="Arial Narrow" w:hAnsi="Arial Narrow" w:cs="Arial Narrow"/>
+          <w:color w:val="000000"/>
+          <w:kern w:val="0"/>
+          <w:sz w:val="22"/>
+          <w:szCs w:val="22"/>
+          <w:lang w:eastAsia="es-ES"/>
+          <w14:ligatures w14:val="none"/>
+        </w:rPr>
+        <w:t xml:space="preserve">, </w:t>
+      </w:r>
+      <w:bookmarkStart w:id="29" w:name="_Hlk188286828"/>
+      <w:r>
+        <w:rPr>
+          <w:rFonts w:ascii="Arial Narrow" w:eastAsia="Arial Narrow" w:hAnsi="Arial Narrow" w:cs="Arial Narrow"/>
+          <w:color w:val="000000"/>
+          <w:kern w:val="0"/>
+          <w:sz w:val="22"/>
+          <w:szCs w:val="22"/>
+          <w:shd w:val="clear" w:color="auto" w:fill="FFFFFF"/>
+          <w:lang w:eastAsia="es-PE"/>
+          <w14:ligatures w14:val="none"/>
+        </w:rPr>
+        <w:t>el proveedor denunciado</w:t>
+      </w:r>
+      <w:r>
+        <w:rPr>
+          <w:rFonts w:ascii="Arial Narrow" w:eastAsia="Arial Narrow" w:hAnsi="Arial Narrow" w:cs="Arial Narrow"/>
+          <w:color w:val="000000"/>
+          <w:kern w:val="0"/>
+          <w:sz w:val="22"/>
+          <w:szCs w:val="22"/>
+          <w:lang w:eastAsia="es-ES"/>
+          <w14:ligatures w14:val="none"/>
+        </w:rPr>
+        <w:t xml:space="preserve"> </w:t>
+      </w:r>
+      <w:bookmarkEnd w:id="29"/>
+      <w:r>
+        <w:rPr>
+          <w:rFonts w:ascii="Arial Narrow" w:eastAsia="Arial Narrow" w:hAnsi="Arial Narrow" w:cs="Arial Narrow"/>
+          <w:color w:val="000000"/>
+          <w:kern w:val="0"/>
+          <w:sz w:val="22"/>
+          <w:szCs w:val="22"/>
+          <w:lang w:val="es-ES" w:eastAsia="es-ES"/>
+          <w14:ligatures w14:val="none"/>
+        </w:rPr>
+        <w:t xml:space="preserve">cumpla con: </w:t>
+      </w:r>
+      <w:r>
+        <w:rPr>
+          <w:rFonts w:ascii="Arial Narrow" w:eastAsia="Arial Narrow" w:hAnsi="Arial Narrow" w:cs="Arial Narrow"/>
+          <w:color w:val="000000"/>
+          <w:kern w:val="0"/>
+          <w:sz w:val="22"/>
+          <w:szCs w:val="22"/>
+          <w:lang w:val="es-ES" w:eastAsia="es-ES"/>
+          <w14:ligatures w14:val="none"/>
+        </w:rPr>
+        <w:t>(i) presentar una copia completa, legible y debidamente suscrita de la Póliza 2005419714 del Seguro vehicular, así como el cargo de remisión de la póliza; (</w:t>
+      </w:r>
+      <w:proofErr w:type="spellStart"/>
+      <w:r>
+        <w:rPr>
+          <w:rFonts w:ascii="Arial Narrow" w:eastAsia="Arial Narrow" w:hAnsi="Arial Narrow" w:cs="Arial Narrow"/>
+          <w:color w:val="000000"/>
+          <w:kern w:val="0"/>
+          <w:sz w:val="22"/>
+          <w:szCs w:val="22"/>
+          <w:lang w:val="es-ES" w:eastAsia="es-ES"/>
+          <w14:ligatures w14:val="none"/>
+        </w:rPr>
+        <w:t>ii</w:t>
+      </w:r>
+      <w:proofErr w:type="spellEnd"/>
+      <w:r>
+        <w:rPr>
+          <w:rFonts w:ascii="Arial Narrow" w:eastAsia="Arial Narrow" w:hAnsi="Arial Narrow" w:cs="Arial Narrow"/>
+          <w:color w:val="000000"/>
+          <w:kern w:val="0"/>
+          <w:sz w:val="22"/>
+          <w:szCs w:val="22"/>
+          <w:lang w:val="es-ES" w:eastAsia="es-ES"/>
+          <w14:ligatures w14:val="none"/>
+        </w:rPr>
+        <w:t>) presentar los medios probatorios que acrediten que la negativa de otorgamiento de cobertura fue justificada; y, (iii) presentar todas las comunicaciones cursadas con la parte denunciante en virtud de los hechos materia de denuncia</w:t>
+      </w:r>
+      <w:r>
+        <w:rPr>
+          <w:rFonts w:ascii="Arial Narrow" w:eastAsia="Arial Narrow" w:hAnsi="Arial Narrow" w:cs="Arial Narrow"/>
+          <w:color w:val="000000"/>
+          <w:kern w:val="0"/>
+          <w:sz w:val="22"/>
+          <w:szCs w:val="22"/>
+          <w:lang w:val="es-ES" w:eastAsia="es-ES"/>
+          <w14:ligatures w14:val="none"/>
+        </w:rPr>
+        <w:t>.</w:t>
+      </w:r>
+    </w:p>
+    <w:p>
+      <w:pPr>
+        <w:spacing w:before="0" w:after="0" w:line="240" w:lineRule="auto"/>
+        <w:contextualSpacing/>
+        <w:jc w:val="both"/>
+        <w:rPr>
+          <w:rFonts w:ascii="Arial Narrow" w:eastAsia="Arial Narrow" w:hAnsi="Arial Narrow" w:cs="Arial Narrow"/>
+          <w:b/>
+          <w:color w:val="000000"/>
+          <w:kern w:val="0"/>
+          <w:sz w:val="22"/>
+          <w:szCs w:val="22"/>
+          <w:lang w:val="es-ES" w:eastAsia="es-PE"/>
           <w14:ligatures w14:val="none"/>
         </w:rPr>
       </w:pPr>
@@ -7616,203 +7813,6 @@
           <w:kern w:val="0"/>
           <w:sz w:val="22"/>
           <w:szCs w:val="22"/>
-          <w:lang w:val="es-ES" w:eastAsia="es-ES"/>
-          <w14:ligatures w14:val="none"/>
-        </w:rPr>
-      </w:pPr>
-      <w:r>
-        <w:rPr>
-          <w:rFonts w:ascii="Arial Narrow" w:eastAsia="Arial Narrow" w:hAnsi="Arial Narrow" w:cs="Arial Narrow"/>
-          <w:b/>
-          <w:color w:val="000000"/>
-          <w:kern w:val="0"/>
-          <w:sz w:val="22"/>
-          <w:szCs w:val="22"/>
-          <w:lang w:eastAsia="es-PE"/>
-          <w14:ligatures w14:val="none"/>
-        </w:rPr>
-        <w:t xml:space="preserve">QUINTO:</w:t>
-      </w:r>
-      <w:r>
-        <w:rPr>
-          <w:rFonts w:ascii="Arial Narrow" w:eastAsia="Arial Narrow" w:hAnsi="Arial Narrow" w:cs="Arial Narrow"/>
-          <w:color w:val="000000"/>
-          <w:kern w:val="0"/>
-          <w:sz w:val="22"/>
-          <w:szCs w:val="22"/>
-          <w:lang w:eastAsia="es-PE"/>
-          <w14:ligatures w14:val="none"/>
-        </w:rPr>
-        <w:t xml:space="preserve"> </w:t>
-      </w:r>
-      <w:bookmarkStart w:id="28" w:name="_Hlk188286813"/>
-      <w:r>
-        <w:rPr>
-          <w:rFonts w:ascii="Arial Narrow" w:eastAsia="Arial Narrow" w:hAnsi="Arial Narrow" w:cs="Arial Narrow"/>
-          <w:color w:val="000000"/>
-          <w:kern w:val="0"/>
-          <w:sz w:val="22"/>
-          <w:szCs w:val="22"/>
-          <w:lang w:eastAsia="es-ES"/>
-          <w14:ligatures w14:val="none"/>
-        </w:rPr>
-        <w:t xml:space="preserve">requerir </w:t>
-      </w:r>
-      <w:r>
-        <w:rPr>
-          <w:rFonts w:ascii="Arial Narrow" w:eastAsia="Arial Narrow" w:hAnsi="Arial Narrow" w:cs="Arial Narrow"/>
-          <w:color w:val="000000"/>
-          <w:kern w:val="0"/>
-          <w:sz w:val="22"/>
-          <w:szCs w:val="22"/>
-          <w:lang w:val="es-ES" w:eastAsia="es-ES"/>
-          <w14:ligatures w14:val="none"/>
-        </w:rPr>
-        <w:t xml:space="preserve">que, en un </w:t>
-      </w:r>
-      <w:r>
-        <w:rPr>
-          <w:rFonts w:ascii="Arial Narrow" w:eastAsia="Arial Narrow" w:hAnsi="Arial Narrow" w:cs="Arial Narrow"/>
-          <w:color w:val="000000"/>
-          <w:kern w:val="0"/>
-          <w:sz w:val="22"/>
-          <w:szCs w:val="22"/>
-          <w:lang w:eastAsia="es-ES"/>
-          <w14:ligatures w14:val="none"/>
-        </w:rPr>
-        <w:t>plazo no mayor de cinco (5) días hábiles contado a partir del día siguiente de la notificación de la presente resolución</w:t>
-      </w:r>
-      <w:bookmarkEnd w:id="28"/>
-      <w:r>
-        <w:rPr>
-          <w:rFonts w:ascii="Arial Narrow" w:eastAsia="Arial Narrow" w:hAnsi="Arial Narrow" w:cs="Arial Narrow"/>
-          <w:color w:val="000000"/>
-          <w:kern w:val="0"/>
-          <w:sz w:val="22"/>
-          <w:szCs w:val="22"/>
-          <w:lang w:eastAsia="es-ES"/>
-          <w14:ligatures w14:val="none"/>
-        </w:rPr>
-        <w:t xml:space="preserve">, </w:t>
-      </w:r>
-      <w:bookmarkStart w:id="29" w:name="_Hlk188286828"/>
-      <w:r>
-        <w:rPr>
-          <w:rFonts w:ascii="Arial Narrow" w:eastAsia="Arial Narrow" w:hAnsi="Arial Narrow" w:cs="Arial Narrow"/>
-          <w:color w:val="000000"/>
-          <w:kern w:val="0"/>
-          <w:sz w:val="22"/>
-          <w:szCs w:val="22"/>
-          <w:shd w:val="clear" w:color="auto" w:fill="FFFFFF"/>
-          <w:lang w:eastAsia="es-PE"/>
-          <w14:ligatures w14:val="none"/>
-        </w:rPr>
-        <w:t>el proveedor denunciado</w:t>
-      </w:r>
-      <w:r>
-        <w:rPr>
-          <w:rFonts w:ascii="Arial Narrow" w:eastAsia="Arial Narrow" w:hAnsi="Arial Narrow" w:cs="Arial Narrow"/>
-          <w:color w:val="000000"/>
-          <w:kern w:val="0"/>
-          <w:sz w:val="22"/>
-          <w:szCs w:val="22"/>
-          <w:lang w:eastAsia="es-ES"/>
-          <w14:ligatures w14:val="none"/>
-        </w:rPr>
-        <w:t xml:space="preserve"> </w:t>
-      </w:r>
-      <w:bookmarkEnd w:id="29"/>
-      <w:r>
-        <w:rPr>
-          <w:rFonts w:ascii="Arial Narrow" w:eastAsia="Arial Narrow" w:hAnsi="Arial Narrow" w:cs="Arial Narrow"/>
-          <w:color w:val="000000"/>
-          <w:kern w:val="0"/>
-          <w:sz w:val="22"/>
-          <w:szCs w:val="22"/>
-          <w:lang w:val="es-ES" w:eastAsia="es-ES"/>
-          <w14:ligatures w14:val="none"/>
-        </w:rPr>
-        <w:t xml:space="preserve">cumpla con: </w:t>
-      </w:r>
-      <w:r>
-        <w:rPr>
-          <w:rFonts w:ascii="Arial Narrow" w:eastAsia="Arial Narrow" w:hAnsi="Arial Narrow" w:cs="Arial Narrow"/>
-          <w:color w:val="000000"/>
-          <w:kern w:val="0"/>
-          <w:sz w:val="22"/>
-          <w:szCs w:val="22"/>
-          <w:lang w:val="es-ES" w:eastAsia="es-ES"/>
-          <w14:ligatures w14:val="none"/>
-        </w:rPr>
-        <w:t>(i) presentar una copia completa, legible y debidamente suscrita de la Póliza 2005419714 del Seguro vehicular, así como el cargo de remisión de la póliza; (</w:t>
-      </w:r>
-      <w:proofErr w:type="spellStart"/>
-      <w:r>
-        <w:rPr>
-          <w:rFonts w:ascii="Arial Narrow" w:eastAsia="Arial Narrow" w:hAnsi="Arial Narrow" w:cs="Arial Narrow"/>
-          <w:color w:val="000000"/>
-          <w:kern w:val="0"/>
-          <w:sz w:val="22"/>
-          <w:szCs w:val="22"/>
-          <w:lang w:val="es-ES" w:eastAsia="es-ES"/>
-          <w14:ligatures w14:val="none"/>
-        </w:rPr>
-        <w:t>ii</w:t>
-      </w:r>
-      <w:proofErr w:type="spellEnd"/>
-      <w:r>
-        <w:rPr>
-          <w:rFonts w:ascii="Arial Narrow" w:eastAsia="Arial Narrow" w:hAnsi="Arial Narrow" w:cs="Arial Narrow"/>
-          <w:color w:val="000000"/>
-          <w:kern w:val="0"/>
-          <w:sz w:val="22"/>
-          <w:szCs w:val="22"/>
-          <w:lang w:val="es-ES" w:eastAsia="es-ES"/>
-          <w14:ligatures w14:val="none"/>
-        </w:rPr>
-        <w:t>) presentar los medios probatorios que acrediten que la negativa de otorgamiento de cobertura fue justificada; y, (iii) presentar todas las comunicaciones cursadas con la parte denunciante en virtud de los hechos materia de denuncia</w:t>
-      </w:r>
-      <w:r>
-        <w:rPr>
-          <w:rFonts w:ascii="Arial Narrow" w:eastAsia="Arial Narrow" w:hAnsi="Arial Narrow" w:cs="Arial Narrow"/>
-          <w:color w:val="000000"/>
-          <w:kern w:val="0"/>
-          <w:sz w:val="22"/>
-          <w:szCs w:val="22"/>
-          <w:lang w:val="es-ES" w:eastAsia="es-ES"/>
-          <w14:ligatures w14:val="none"/>
-        </w:rPr>
-        <w:t>.</w:t>
-      </w:r>
-    </w:p>
-    <w:p>
-      <w:pPr>
-        <w:spacing w:after="0" w:line="240" w:lineRule="auto"/>
-        <w:contextualSpacing/>
-        <w:jc w:val="both"/>
-        <w:rPr>
-          <w:rFonts w:ascii="Arial Narrow" w:eastAsia="Arial Narrow" w:hAnsi="Arial Narrow" w:cs="Arial Narrow"/>
-          <w:b/>
-          <w:color w:val="000000"/>
-          <w:kern w:val="0"/>
-          <w:sz w:val="22"/>
-          <w:szCs w:val="22"/>
-          <w:lang w:val="es-ES" w:eastAsia="es-PE"/>
-          <w14:ligatures w14:val="none"/>
-        </w:rPr>
-      </w:pPr>
-    </w:p>
-    <w:p>
-      <w:pPr>
-        <w:spacing w:after="0" w:line="240" w:lineRule="auto"/>
-        <w:contextualSpacing/>
-        <w:jc w:val="both"/>
-        <w:rPr>
-          <w:rFonts w:ascii="Arial Narrow" w:eastAsia="Arial Narrow" w:hAnsi="Arial Narrow" w:cs="Arial Narrow"/>
-          <w:color w:val="000000"/>
-          <w:kern w:val="0"/>
-          <w:sz w:val="22"/>
-          <w:szCs w:val="22"/>
           <w:lang w:eastAsia="es-PE"/>
           <w14:ligatures w14:val="none"/>
         </w:rPr>
@@ -8068,6 +8068,24 @@
         </w:rPr>
         <w:t>.</w:t>
       </w:r>
+    </w:p>
+    <w:p>
+      <w:pPr>
+        <w:spacing w:before="0" w:after="0" w:line="240" w:lineRule="auto"/>
+        <w:shd w:val="clear" w:color="auto" w:fill="FFFFFF"/>
+        <w:contextualSpacing/>
+        <w:jc w:val="both"/>
+        <w:rPr>
+          <w:rFonts w:ascii="Arial Narrow" w:eastAsia="Arial Narrow" w:hAnsi="Arial Narrow" w:cs="Arial Narrow"/>
+          <w:b/>
+          <w:color w:val="000000"/>
+          <w:kern w:val="0"/>
+          <w:sz w:val="22"/>
+          <w:szCs w:val="22"/>
+          <w:lang w:eastAsia="es-PE"/>
+          <w14:ligatures w14:val="none"/>
+        </w:rPr>
+      </w:pPr>
     </w:p>
     <w:p>
       <w:pPr>
@@ -8077,6 +8095,17 @@
         <w:jc w:val="both"/>
         <w:rPr>
           <w:rFonts w:ascii="Arial Narrow" w:eastAsia="Arial Narrow" w:hAnsi="Arial Narrow" w:cs="Arial Narrow"/>
+          <w:color w:val="000000"/>
+          <w:kern w:val="0"/>
+          <w:sz w:val="22"/>
+          <w:szCs w:val="22"/>
+          <w:lang w:eastAsia="es-PE"/>
+          <w14:ligatures w14:val="none"/>
+        </w:rPr>
+      </w:pPr>
+      <w:r>
+        <w:rPr>
+          <w:rFonts w:ascii="Arial Narrow" w:eastAsia="Arial Narrow" w:hAnsi="Arial Narrow" w:cs="Arial Narrow"/>
           <w:b/>
           <w:color w:val="000000"/>
           <w:kern w:val="0"/>
@@ -8085,78 +8114,49 @@
           <w:lang w:eastAsia="es-PE"/>
           <w14:ligatures w14:val="none"/>
         </w:rPr>
-      </w:pPr>
-    </w:p>
-    <w:p>
-      <w:pPr>
+        <w:t>SÉTIMO:</w:t>
+      </w:r>
+      <w:r>
+        <w:rPr>
+          <w:rFonts w:ascii="Arial Narrow" w:eastAsia="Arial Narrow" w:hAnsi="Arial Narrow" w:cs="Arial Narrow"/>
+          <w:color w:val="000000"/>
+          <w:kern w:val="0"/>
+          <w:sz w:val="22"/>
+          <w:szCs w:val="22"/>
+          <w:lang w:eastAsia="es-PE"/>
+          <w14:ligatures w14:val="none"/>
+        </w:rPr>
+        <w:t xml:space="preserve"> informar a las partes que conforme a lo establecido en el artículo 39</w:t>
+      </w:r>
+      <w:r>
+        <w:rPr>
+          <w:rFonts w:ascii="Arial Narrow" w:eastAsia="Arial Narrow" w:hAnsi="Arial Narrow" w:cs="Arial Narrow"/>
+          <w:color w:val="000000"/>
+          <w:kern w:val="0"/>
+          <w:sz w:val="22"/>
+          <w:szCs w:val="22"/>
+          <w:lang w:eastAsia="es-PE"/>
+          <w14:ligatures w14:val="none"/>
+        </w:rPr>
+        <w:t/>
+      </w:r>
+      <w:r>
+        <w:rPr>
+          <w:rFonts w:ascii="Arial Narrow" w:eastAsia="Arial Narrow" w:hAnsi="Arial Narrow" w:cs="Arial Narrow"/>
+          <w:color w:val="000000"/>
+          <w:kern w:val="0"/>
+          <w:sz w:val="22"/>
+          <w:szCs w:val="22"/>
+          <w:lang w:eastAsia="es-PE"/>
+          <w14:ligatures w14:val="none"/>
+        </w:rPr>
+        <w:t xml:space="preserve"> de la Ley sobre Facultades, Normas y Organización del Indecopi, aprobada por Decreto Legislativo 807, los gastos por los peritajes realizados, actuación de pruebas, inspecciones y otros derivados de la tramitación del proceso serán de cargo de la parte que solicita la prueba, salvo pacto en contrario. En todos los casos, la resolución final determinará si los gastos deben ser asumidos por alguna de las partes, o reembolsados a la otra parte o al Indecopi, según sea el caso, de manera adicional a la sanción que haya podido imponerse. </w:t>
+      </w:r>
+    </w:p>
+    <w:p>
+      <w:pPr>
+        <w:spacing w:before="0" w:after="0" w:line="240" w:lineRule="auto"/>
         <w:shd w:val="clear" w:color="auto" w:fill="FFFFFF"/>
-        <w:spacing w:after="0" w:line="240" w:lineRule="auto"/>
-        <w:contextualSpacing/>
-        <w:jc w:val="both"/>
-        <w:rPr>
-          <w:rFonts w:ascii="Arial Narrow" w:eastAsia="Arial Narrow" w:hAnsi="Arial Narrow" w:cs="Arial Narrow"/>
-          <w:color w:val="000000"/>
-          <w:kern w:val="0"/>
-          <w:sz w:val="22"/>
-          <w:szCs w:val="22"/>
-          <w:lang w:eastAsia="es-PE"/>
-          <w14:ligatures w14:val="none"/>
-        </w:rPr>
-      </w:pPr>
-      <w:r>
-        <w:rPr>
-          <w:rFonts w:ascii="Arial Narrow" w:eastAsia="Arial Narrow" w:hAnsi="Arial Narrow" w:cs="Arial Narrow"/>
-          <w:b/>
-          <w:color w:val="000000"/>
-          <w:kern w:val="0"/>
-          <w:sz w:val="22"/>
-          <w:szCs w:val="22"/>
-          <w:lang w:eastAsia="es-PE"/>
-          <w14:ligatures w14:val="none"/>
-        </w:rPr>
-        <w:t>SÉTIMO:</w:t>
-      </w:r>
-      <w:r>
-        <w:rPr>
-          <w:rFonts w:ascii="Arial Narrow" w:eastAsia="Arial Narrow" w:hAnsi="Arial Narrow" w:cs="Arial Narrow"/>
-          <w:color w:val="000000"/>
-          <w:kern w:val="0"/>
-          <w:sz w:val="22"/>
-          <w:szCs w:val="22"/>
-          <w:lang w:eastAsia="es-PE"/>
-          <w14:ligatures w14:val="none"/>
-        </w:rPr>
-        <w:t xml:space="preserve"> informar a las partes que conforme a lo establecido en el artículo 39</w:t>
-      </w:r>
-      <w:r>
-        <w:rPr>
-          <w:rFonts w:ascii="Arial Narrow" w:eastAsia="Arial Narrow" w:hAnsi="Arial Narrow" w:cs="Arial Narrow"/>
-          <w:color w:val="000000"/>
-          <w:kern w:val="0"/>
-          <w:sz w:val="22"/>
-          <w:szCs w:val="22"/>
-          <w:lang w:eastAsia="es-PE"/>
-          <w14:ligatures w14:val="none"/>
-        </w:rPr>
-        <w:t/>
-      </w:r>
-      <w:r>
-        <w:rPr>
-          <w:rFonts w:ascii="Arial Narrow" w:eastAsia="Arial Narrow" w:hAnsi="Arial Narrow" w:cs="Arial Narrow"/>
-          <w:color w:val="000000"/>
-          <w:kern w:val="0"/>
-          <w:sz w:val="22"/>
-          <w:szCs w:val="22"/>
-          <w:lang w:eastAsia="es-PE"/>
-          <w14:ligatures w14:val="none"/>
-        </w:rPr>
-        <w:t xml:space="preserve"> de la Ley sobre Facultades, Normas y Organización del Indecopi, aprobada por Decreto Legislativo 807, los gastos por los peritajes realizados, actuación de pruebas, inspecciones y otros derivados de la tramitación del proceso serán de cargo de la parte que solicita la prueba, salvo pacto en contrario. En todos los casos, la resolución final determinará si los gastos deben ser asumidos por alguna de las partes, o reembolsados a la otra parte o al Indecopi, según sea el caso, de manera adicional a la sanción que haya podido imponerse. </w:t>
-      </w:r>
-    </w:p>
-    <w:p>
-      <w:pPr>
-        <w:shd w:val="clear" w:color="auto" w:fill="FFFFFF"/>
-        <w:spacing w:after="0" w:line="240" w:lineRule="auto"/>
         <w:contextualSpacing/>
         <w:jc w:val="both"/>
         <w:rPr>
@@ -8327,16 +8327,78 @@
     </w:p>
     <w:p>
       <w:pPr>
+        <w:spacing w:before="0" w:after="0" w:line="240" w:lineRule="auto"/>
+        <w:suppressAutoHyphens/>
+        <w:contextualSpacing/>
+        <w:jc w:val="both"/>
+        <w:rPr>
+          <w:rFonts w:ascii="Arial Narrow" w:eastAsia="Arial Narrow" w:hAnsi="Arial Narrow" w:cs="Arial Narrow"/>
+          <w:kern w:val="0"/>
+          <w:sz w:val="22"/>
+          <w:szCs w:val="22"/>
+          <w:u w:val="single"/>
+          <w14:ligatures w14:val="none"/>
+        </w:rPr>
+      </w:pPr>
+    </w:p>
+    <w:p>
+      <w:pPr>
         <w:suppressAutoHyphens/>
         <w:spacing w:after="0" w:line="240" w:lineRule="auto"/>
         <w:contextualSpacing/>
         <w:jc w:val="both"/>
         <w:rPr>
           <w:rFonts w:ascii="Arial Narrow" w:eastAsia="Arial Narrow" w:hAnsi="Arial Narrow" w:cs="Arial Narrow"/>
-          <w:kern w:val="0"/>
-          <w:sz w:val="22"/>
-          <w:szCs w:val="22"/>
-          <w:u w:val="single"/>
+          <w:color w:val="000000"/>
+          <w:kern w:val="0"/>
+          <w:sz w:val="22"/>
+          <w:szCs w:val="22"/>
+          <w:lang w:eastAsia="es-PE"/>
+          <w14:ligatures w14:val="none"/>
+        </w:rPr>
+      </w:pPr>
+      <w:r>
+        <w:rPr>
+          <w:rFonts w:ascii="Arial Narrow" w:eastAsia="Arial Narrow" w:hAnsi="Arial Narrow" w:cs="Arial Narrow"/>
+          <w:b/>
+          <w:color w:val="000000"/>
+          <w:kern w:val="0"/>
+          <w:sz w:val="22"/>
+          <w:szCs w:val="22"/>
+          <w:lang w:eastAsia="es-PE"/>
+          <w14:ligatures w14:val="none"/>
+        </w:rPr>
+        <w:lastRenderedPageBreak/>
+        <w:t>NOVENO:</w:t>
+      </w:r>
+      <w:r>
+        <w:rPr>
+          <w:rFonts w:ascii="Arial Narrow" w:eastAsia="Arial Narrow" w:hAnsi="Arial Narrow" w:cs="Arial Narrow"/>
+          <w:color w:val="000000"/>
+          <w:kern w:val="0"/>
+          <w:sz w:val="22"/>
+          <w:szCs w:val="22"/>
+          <w:lang w:eastAsia="es-PE"/>
+          <w14:ligatures w14:val="none"/>
+        </w:rPr>
+        <w:t xml:space="preserve"> poner en conocimiento de las partes que, antes de la emisión de la Resolución Final, tienen la posibilidad de formular su desistimiento o presentar el acuerdo arribado mediante la conciliación, mediación, transacción o cualquier otro que, de forma indubitable, deje constancia que se ha solucionado la controversia materia de denuncia.</w:t>
+      </w:r>
+      <w:bookmarkStart w:id="31" w:name="h.gjdgxs" w:colFirst="0" w:colLast="0"/>
+      <w:bookmarkEnd w:id="31"/>
+    </w:p>
+    <w:p>
+      <w:pPr>
+        <w:spacing w:before="0" w:after="0" w:line="240" w:lineRule="auto"/>
+        <w:suppressAutoHyphens/>
+        <w:contextualSpacing/>
+        <w:jc w:val="both"/>
+        <w:rPr>
+          <w:rFonts w:ascii="Arial Narrow" w:eastAsia="Arial Narrow" w:hAnsi="Arial Narrow" w:cs="Arial Narrow"/>
+          <w:color w:val="000000"/>
+          <w:kern w:val="0"/>
+          <w:sz w:val="22"/>
+          <w:szCs w:val="22"/>
+          <w:lang w:eastAsia="es-PE"/>
           <w14:ligatures w14:val="none"/>
         </w:rPr>
       </w:pPr>
@@ -8349,68 +8411,6 @@
         <w:jc w:val="both"/>
         <w:rPr>
           <w:rFonts w:ascii="Arial Narrow" w:eastAsia="Arial Narrow" w:hAnsi="Arial Narrow" w:cs="Arial Narrow"/>
-          <w:color w:val="000000"/>
-          <w:kern w:val="0"/>
-          <w:sz w:val="22"/>
-          <w:szCs w:val="22"/>
-          <w:lang w:eastAsia="es-PE"/>
-          <w14:ligatures w14:val="none"/>
-        </w:rPr>
-      </w:pPr>
-      <w:r>
-        <w:rPr>
-          <w:rFonts w:ascii="Arial Narrow" w:eastAsia="Arial Narrow" w:hAnsi="Arial Narrow" w:cs="Arial Narrow"/>
-          <w:b/>
-          <w:color w:val="000000"/>
-          <w:kern w:val="0"/>
-          <w:sz w:val="22"/>
-          <w:szCs w:val="22"/>
-          <w:lang w:eastAsia="es-PE"/>
-          <w14:ligatures w14:val="none"/>
-        </w:rPr>
-        <w:lastRenderedPageBreak/>
-        <w:t>NOVENO:</w:t>
-      </w:r>
-      <w:r>
-        <w:rPr>
-          <w:rFonts w:ascii="Arial Narrow" w:eastAsia="Arial Narrow" w:hAnsi="Arial Narrow" w:cs="Arial Narrow"/>
-          <w:color w:val="000000"/>
-          <w:kern w:val="0"/>
-          <w:sz w:val="22"/>
-          <w:szCs w:val="22"/>
-          <w:lang w:eastAsia="es-PE"/>
-          <w14:ligatures w14:val="none"/>
-        </w:rPr>
-        <w:t xml:space="preserve"> poner en conocimiento de las partes que, antes de la emisión de la Resolución Final, tienen la posibilidad de formular su desistimiento o presentar el acuerdo arribado mediante la conciliación, mediación, transacción o cualquier otro que, de forma indubitable, deje constancia que se ha solucionado la controversia materia de denuncia.</w:t>
-      </w:r>
-      <w:bookmarkStart w:id="31" w:name="h.gjdgxs" w:colFirst="0" w:colLast="0"/>
-      <w:bookmarkEnd w:id="31"/>
-    </w:p>
-    <w:p>
-      <w:pPr>
-        <w:suppressAutoHyphens/>
-        <w:spacing w:after="0" w:line="240" w:lineRule="auto"/>
-        <w:contextualSpacing/>
-        <w:jc w:val="both"/>
-        <w:rPr>
-          <w:rFonts w:ascii="Arial Narrow" w:eastAsia="Arial Narrow" w:hAnsi="Arial Narrow" w:cs="Arial Narrow"/>
-          <w:color w:val="000000"/>
-          <w:kern w:val="0"/>
-          <w:sz w:val="22"/>
-          <w:szCs w:val="22"/>
-          <w:lang w:eastAsia="es-PE"/>
-          <w14:ligatures w14:val="none"/>
-        </w:rPr>
-      </w:pPr>
-    </w:p>
-    <w:p>
-      <w:pPr>
-        <w:suppressAutoHyphens/>
-        <w:spacing w:after="0" w:line="240" w:lineRule="auto"/>
-        <w:contextualSpacing/>
-        <w:jc w:val="both"/>
-        <w:rPr>
-          <w:rFonts w:ascii="Arial Narrow" w:eastAsia="Arial Narrow" w:hAnsi="Arial Narrow" w:cs="Arial Narrow"/>
           <w:sz w:val="22"/>
           <w:szCs w:val="22"/>
         </w:rPr>
@@ -8601,8 +8601,8 @@
     <w:bookmarkEnd w:id="32"/>
     <w:p>
       <w:pPr>
+        <w:spacing w:before="0" w:after="0" w:line="240" w:lineRule="auto"/>
         <w:suppressAutoHyphens/>
-        <w:spacing w:after="0" w:line="240" w:lineRule="auto"/>
         <w:contextualSpacing/>
         <w:jc w:val="both"/>
         <w:rPr>
@@ -9069,7 +9069,6 @@
           <w:sz w:val="16"/>
           <w:szCs w:val="16"/>
         </w:rPr>
-        <w:tab/>
         <w:t xml:space="preserve"/>
       </w:r>
       <w:r>
@@ -9145,7 +9144,6 @@
           <w:sz w:val="16"/>
           <w:szCs w:val="16"/>
         </w:rPr>
-        <w:tab/>
         <w:t xml:space="preserve"/>
       </w:r>
       <w:r>
@@ -9154,7 +9152,6 @@
           <w:sz w:val="16"/>
           <w:szCs w:val="16"/>
         </w:rPr>
-        <w:tab/>
       </w:r>
       <w:r>
         <w:rPr>
@@ -9164,6 +9161,7 @@
           <w:sz w:val="16"/>
           <w:szCs w:val="16"/>
         </w:rPr>
+        <w:tab/>
         <w:t xml:space="preserve">LEY 29571, CÓDIGO DE PROTECCIÓN Y DEFENSA DEL CONSUMIDOR, publicado el 2 de setiembre de 2010 y modificado por Decreto Legislativo 1308 </w:t>
       </w:r>
     </w:p>
@@ -9387,7 +9385,6 @@
           <w:sz w:val="16"/>
           <w:szCs w:val="16"/>
         </w:rPr>
-        <w:tab/>
         <w:t xml:space="preserve"/>
       </w:r>
       <w:r>
@@ -9396,7 +9393,6 @@
           <w:sz w:val="16"/>
           <w:szCs w:val="16"/>
         </w:rPr>
-        <w:tab/>
       </w:r>
       <w:r>
         <w:rPr>
@@ -9406,6 +9402,7 @@
           <w:sz w:val="16"/>
           <w:szCs w:val="16"/>
         </w:rPr>
+        <w:tab/>
         <w:t xml:space="preserve">LEY 29571, CÓDIGO DE PROTECCIÓN Y DEFENSA DEL CONSUMIDOR, publicado el 2 de setiembre de 2010 y modificado por Decreto Legislativo 1308 </w:t>
       </w:r>
     </w:p>
@@ -9566,7 +9563,6 @@
           <w:sz w:val="16"/>
           <w:szCs w:val="16"/>
         </w:rPr>
-        <w:tab/>
         <w:t xml:space="preserve"/>
       </w:r>
       <w:r>
@@ -9575,7 +9571,6 @@
           <w:sz w:val="16"/>
           <w:szCs w:val="16"/>
         </w:rPr>
-        <w:tab/>
       </w:r>
       <w:r>
         <w:rPr>
@@ -9585,6 +9580,7 @@
           <w:sz w:val="16"/>
           <w:szCs w:val="16"/>
         </w:rPr>
+        <w:tab/>
         <w:t xml:space="preserve">LEY 29571, CÓDIGO DE PROTECCIÓN Y DEFENSA DEL CONSUMIDOR, publicado el 2 de setiembre de 2010 y modificado por Decreto Legislativo 1308 </w:t>
       </w:r>
     </w:p>
@@ -9865,7 +9861,6 @@
           <w:sz w:val="16"/>
           <w:szCs w:val="16"/>
         </w:rPr>
-        <w:tab/>
         <w:t xml:space="preserve"/>
       </w:r>
       <w:r>
@@ -9874,7 +9869,6 @@
           <w:sz w:val="16"/>
           <w:szCs w:val="16"/>
         </w:rPr>
-        <w:tab/>
       </w:r>
       <w:r>
         <w:rPr>
@@ -9884,6 +9878,7 @@
           <w:sz w:val="16"/>
           <w:szCs w:val="16"/>
         </w:rPr>
+        <w:tab/>
         <w:t xml:space="preserve">LEY 29571, CÓDIGO DE PROTECCIÓN Y DEFENSA DEL CONSUMIDOR, publicado el 2 de setiembre de 2010 y modificado por Decreto Legislativo 1308 </w:t>
       </w:r>
     </w:p>
@@ -10094,7 +10089,6 @@
           <w:sz w:val="16"/>
           <w:szCs w:val="16"/>
         </w:rPr>
-        <w:tab/>
         <w:t xml:space="preserve"/>
       </w:r>
       <w:r>
@@ -10103,7 +10097,6 @@
           <w:sz w:val="16"/>
           <w:szCs w:val="16"/>
         </w:rPr>
-        <w:tab/>
       </w:r>
       <w:r>
         <w:rPr>
@@ -10113,6 +10106,7 @@
           <w:sz w:val="16"/>
           <w:szCs w:val="16"/>
         </w:rPr>
+        <w:tab/>
         <w:t xml:space="preserve">LEY 29571, CÓDIGO DE PROTECCIÓN Y DEFENSA DEL CONSUMIDOR, publicado el 2 de setiembre de 2010 y modificado por Decreto Legislativo 1308 </w:t>
       </w:r>
     </w:p>
@@ -10217,7 +10211,6 @@
           <w:sz w:val="16"/>
           <w:szCs w:val="16"/>
         </w:rPr>
-        <w:tab/>
         <w:t xml:space="preserve"/>
       </w:r>
       <w:r>
@@ -10226,7 +10219,6 @@
           <w:sz w:val="16"/>
           <w:szCs w:val="16"/>
         </w:rPr>
-        <w:tab/>
       </w:r>
       <w:r>
         <w:rPr>
@@ -10236,6 +10228,7 @@
           <w:sz w:val="16"/>
           <w:szCs w:val="16"/>
         </w:rPr>
+        <w:tab/>
         <w:t>LEY SOBRE FACULTADES, NORMAS Y ORGANIZACIÓN DEL INDECOPI, APROBADA POR DECRETO LEGISLATIVO 807 Artículo 24.-</w:t>
       </w:r>
       <w:r>
@@ -10366,7 +10359,6 @@
           <w:sz w:val="16"/>
           <w:szCs w:val="16"/>
         </w:rPr>
-        <w:tab/>
         <w:t xml:space="preserve"/>
       </w:r>
       <w:r>
@@ -10441,24 +10433,23 @@
           <w:sz w:val="16"/>
           <w:szCs w:val="16"/>
         </w:rPr>
+        <w:t xml:space="preserve"/>
+      </w:r>
+      <w:r>
+        <w:rPr>
+          <w:rFonts w:ascii="Arial Narrow" w:eastAsia="Arial Narrow" w:hAnsi="Arial Narrow" w:cs="Arial Narrow"/>
+          <w:sz w:val="16"/>
+          <w:szCs w:val="16"/>
+        </w:rPr>
+      </w:r>
+      <w:r>
+        <w:rPr>
+          <w:rFonts w:ascii="Arial Narrow" w:eastAsia="Arial Narrow" w:hAnsi="Arial Narrow" w:cs="Arial Narrow"/>
+          <w:b/>
+          <w:sz w:val="16"/>
+          <w:szCs w:val="16"/>
+        </w:rPr>
         <w:tab/>
-        <w:t xml:space="preserve"/>
-      </w:r>
-      <w:r>
-        <w:rPr>
-          <w:rFonts w:ascii="Arial Narrow" w:eastAsia="Arial Narrow" w:hAnsi="Arial Narrow" w:cs="Arial Narrow"/>
-          <w:sz w:val="16"/>
-          <w:szCs w:val="16"/>
-        </w:rPr>
-        <w:tab/>
-      </w:r>
-      <w:r>
-        <w:rPr>
-          <w:rFonts w:ascii="Arial Narrow" w:eastAsia="Arial Narrow" w:hAnsi="Arial Narrow" w:cs="Arial Narrow"/>
-          <w:b/>
-          <w:sz w:val="16"/>
-          <w:szCs w:val="16"/>
-        </w:rPr>
         <w:t>LEY 29571, CÓDIGO DE PROTECCIÓN Y DEFENSA DEL CONSUMIDOR</w:t>
       </w:r>
       <w:r>
@@ -10843,32 +10834,31 @@
           <w:szCs w:val="16"/>
           <w:vertAlign w:val="superscript"/>
         </w:rPr>
+        <w:t xml:space="preserve"/>
+      </w:r>
+      <w:r>
+        <w:rPr>
+          <w:rFonts w:ascii="Arial Narrow" w:eastAsia="Arial Narrow" w:hAnsi="Arial Narrow" w:cs="Arial Narrow"/>
+          <w:sz w:val="16"/>
+          <w:szCs w:val="16"/>
+        </w:rPr>
+        <w:t xml:space="preserve"/>
+      </w:r>
+      <w:r>
+        <w:rPr>
+          <w:rFonts w:ascii="Arial Narrow" w:eastAsia="Arial Narrow" w:hAnsi="Arial Narrow" w:cs="Arial Narrow"/>
+          <w:sz w:val="16"/>
+          <w:szCs w:val="16"/>
+        </w:rPr>
+      </w:r>
+      <w:r>
+        <w:rPr>
+          <w:rFonts w:ascii="Arial Narrow" w:eastAsia="Arial Narrow" w:hAnsi="Arial Narrow" w:cs="Arial Narrow"/>
+          <w:b/>
+          <w:sz w:val="16"/>
+          <w:szCs w:val="16"/>
+        </w:rPr>
         <w:tab/>
-        <w:t xml:space="preserve"/>
-      </w:r>
-      <w:r>
-        <w:rPr>
-          <w:rFonts w:ascii="Arial Narrow" w:eastAsia="Arial Narrow" w:hAnsi="Arial Narrow" w:cs="Arial Narrow"/>
-          <w:sz w:val="16"/>
-          <w:szCs w:val="16"/>
-        </w:rPr>
-        <w:t xml:space="preserve"> </w:t>
-      </w:r>
-      <w:r>
-        <w:rPr>
-          <w:rFonts w:ascii="Arial Narrow" w:eastAsia="Arial Narrow" w:hAnsi="Arial Narrow" w:cs="Arial Narrow"/>
-          <w:sz w:val="16"/>
-          <w:szCs w:val="16"/>
-        </w:rPr>
-        <w:tab/>
-      </w:r>
-      <w:r>
-        <w:rPr>
-          <w:rFonts w:ascii="Arial Narrow" w:eastAsia="Arial Narrow" w:hAnsi="Arial Narrow" w:cs="Arial Narrow"/>
-          <w:b/>
-          <w:sz w:val="16"/>
-          <w:szCs w:val="16"/>
-        </w:rPr>
         <w:t>LEY 29571, CÓDIGO DE PROTECCIÓN Y DEFENSA DEL CONSUMIDOR</w:t>
       </w:r>
       <w:r>
@@ -11072,7 +11062,6 @@
           <w:sz w:val="16"/>
           <w:szCs w:val="16"/>
         </w:rPr>
-        <w:tab/>
         <w:t xml:space="preserve"/>
       </w:r>
       <w:r>
@@ -11081,7 +11070,6 @@
           <w:sz w:val="16"/>
           <w:szCs w:val="16"/>
         </w:rPr>
-        <w:tab/>
       </w:r>
       <w:r>
         <w:rPr>
@@ -11091,6 +11079,7 @@
           <w:sz w:val="16"/>
           <w:szCs w:val="16"/>
         </w:rPr>
+        <w:tab/>
         <w:t xml:space="preserve">LEY 29571, CÓDIGO DE PROTECCIÓN Y DEFENSA DEL CONSUMIDOR, publicado el 2 de setiembre de 2010 y modificado por Decreto Legislativo 1308 </w:t>
       </w:r>
     </w:p>
@@ -11909,24 +11898,23 @@
           <w:sz w:val="16"/>
           <w:szCs w:val="16"/>
         </w:rPr>
+        <w:t xml:space="preserve"/>
+      </w:r>
+      <w:r>
+        <w:rPr>
+          <w:rFonts w:ascii="Arial Narrow" w:eastAsia="Arial Narrow" w:hAnsi="Arial Narrow" w:cs="Arial Narrow"/>
+          <w:sz w:val="16"/>
+          <w:szCs w:val="16"/>
+        </w:rPr>
+      </w:r>
+      <w:r>
+        <w:rPr>
+          <w:rFonts w:ascii="Arial Narrow" w:eastAsia="Arial Narrow" w:hAnsi="Arial Narrow" w:cs="Arial Narrow"/>
+          <w:b/>
+          <w:sz w:val="16"/>
+          <w:szCs w:val="16"/>
+        </w:rPr>
         <w:tab/>
-        <w:t xml:space="preserve"/>
-      </w:r>
-      <w:r>
-        <w:rPr>
-          <w:rFonts w:ascii="Arial Narrow" w:eastAsia="Arial Narrow" w:hAnsi="Arial Narrow" w:cs="Arial Narrow"/>
-          <w:sz w:val="16"/>
-          <w:szCs w:val="16"/>
-        </w:rPr>
-        <w:tab/>
-      </w:r>
-      <w:r>
-        <w:rPr>
-          <w:rFonts w:ascii="Arial Narrow" w:eastAsia="Arial Narrow" w:hAnsi="Arial Narrow" w:cs="Arial Narrow"/>
-          <w:b/>
-          <w:sz w:val="16"/>
-          <w:szCs w:val="16"/>
-        </w:rPr>
         <w:t>LEY 29571, CÓDIGO DE PROTECCIÓN Y DEFENSA DEL CONSUMIDOR</w:t>
       </w:r>
       <w:r>
@@ -12141,7 +12129,6 @@
           <w:sz w:val="16"/>
           <w:szCs w:val="16"/>
         </w:rPr>
-        <w:tab/>
         <w:t xml:space="preserve"/>
       </w:r>
       <w:r>
@@ -12237,31 +12224,30 @@
           <w:sz w:val="16"/>
           <w:szCs w:val="16"/>
         </w:rPr>
+        <w:t xml:space="preserve"/>
+      </w:r>
+      <w:r>
+        <w:rPr>
+          <w:rFonts w:ascii="Arial Narrow" w:eastAsia="Arial Narrow" w:hAnsi="Arial Narrow" w:cs="Arial Narrow"/>
+          <w:sz w:val="16"/>
+          <w:szCs w:val="16"/>
+        </w:rPr>
+      </w:r>
+      <w:r>
+        <w:rPr>
+          <w:rFonts w:ascii="Arial Narrow" w:eastAsia="Arial Narrow" w:hAnsi="Arial Narrow" w:cs="Arial Narrow"/>
+          <w:b/>
+          <w:sz w:val="16"/>
+          <w:szCs w:val="16"/>
+        </w:rPr>
         <w:tab/>
-        <w:t xml:space="preserve"/>
-      </w:r>
-      <w:r>
-        <w:rPr>
-          <w:rFonts w:ascii="Arial Narrow" w:eastAsia="Arial Narrow" w:hAnsi="Arial Narrow" w:cs="Arial Narrow"/>
-          <w:sz w:val="16"/>
-          <w:szCs w:val="16"/>
-        </w:rPr>
-        <w:tab/>
-      </w:r>
-      <w:r>
-        <w:rPr>
-          <w:rFonts w:ascii="Arial Narrow" w:eastAsia="Arial Narrow" w:hAnsi="Arial Narrow" w:cs="Arial Narrow"/>
-          <w:b/>
-          <w:sz w:val="16"/>
-          <w:szCs w:val="16"/>
-        </w:rPr>
         <w:t>TEXTO ÚNICO ORDENADO DE LA LEY DEL PROCEDIMIENTO ADMINISTRATIVO GENERAL, aprobado mediante Decreto Supremo 006-2026-JUS y publicado el 30 de abril de 2026</w:t>
       </w:r>
     </w:p>
     <w:p>
       <w:pPr>
         <w:pStyle w:val="Textonotapie"/>
-        <w:ind w:left="1134" w:hanging="567"/>
+        <w:ind w:left="1134"/>
         <w:jc w:val="both"/>
         <w:rPr>
           <w:rFonts w:ascii="Arial Narrow" w:eastAsia="Arial Narrow" w:hAnsi="Arial Narrow" w:cs="Arial Narrow"/>

--- a/plantillas_maestras/01_seguro_vehicular/negativa_cobertura/2_o_mas_ddos_varios/varon/TPL_0667_2026_SEGURO_VEHICULAR_NEGATIVA_COBERTURA_ASEGURADORA_VARON_R2.docx
+++ b/plantillas_maestras/01_seguro_vehicular/negativa_cobertura/2_o_mas_ddos_varios/varon/TPL_0667_2026_SEGURO_VEHICULAR_NEGATIVA_COBERTURA_ASEGURADORA_VARON_R2.docx
@@ -4258,7 +4258,7 @@
           <w:sz w:val="22"/>
           <w:szCs w:val="22"/>
         </w:rPr>
-        <w:t>la compañía aseguradora no habría atendido las solicitudes de información remitidas por el denunciante dirigidas a los correos electrónicos siniestrosautos@pacifico.com.pe y arlette*****@pacifico.com.pe respecto al estado y situación del vehículo con Placa de Rodaje AKL-103 asegurado con la Póliza 2005419714</w:t>
+        <w:t xml:space="preserve">la compañía aseguradora no habría atendido las solicitudes de información remitidas por el denunciante dirigidas a los correos electrónicos siniestrosautos@pacifico.com.pe y arlette*****@pacifico.com.pe respecto al estado y situación del vehículo con Placa de Rodaje AKL-103 asegurado con la Póliza 2005419714</w:t>
       </w:r>
       <w:r>
         <w:rPr>
@@ -4271,7 +4271,7 @@
           <w:lang w:eastAsia="es-PE"/>
           <w14:ligatures w14:val="none"/>
         </w:rPr>
-        <w:t xml:space="preserve">. </w:t>
+        <w:t xml:space="preserve">; involucraría una presunta afectación al derecho de información de los consumidores. Por consiguiente, corresponde calificar el hecho materia de denuncia como una presunta infracción al deber de información, tipificado en el artículo 1, numeral 1, literal b) y al artículo 2 del Código</w:t>
       </w:r>
       <w:bookmarkStart w:id="16" w:name="_Hlk212737581"/>
       <w:bookmarkStart w:id="17" w:name="_Hlk212035520"/>
@@ -4286,7 +4286,7 @@
           <w:lang w:eastAsia="es-PE"/>
           <w14:ligatures w14:val="none"/>
         </w:rPr>
-        <w:t xml:space="preserve">Por consiguiente, corresponde calificar el hecho materia de denuncia como una presunta infracción al deber de información, tipificado en el </w:t>
+        <w:t xml:space="preserve"/>
       </w:r>
       <w:bookmarkStart w:id="18" w:name="_Hlk195611851"/>
       <w:r>
@@ -4300,7 +4300,7 @@
           <w:lang w:eastAsia="es-PE"/>
           <w14:ligatures w14:val="none"/>
         </w:rPr>
-        <w:t xml:space="preserve">artículo 1, numeral 1, literal b) </w:t>
+        <w:t xml:space="preserve"/>
       </w:r>
       <w:bookmarkEnd w:id="18"/>
       <w:r>
@@ -4314,7 +4314,7 @@
           <w:lang w:eastAsia="es-PE"/>
           <w14:ligatures w14:val="none"/>
         </w:rPr>
-        <w:t>y al artículo 2 del Código</w:t>
+        <w:t xml:space="preserve"/>
       </w:r>
       <w:bookmarkStart w:id="19" w:name="_Hlk212737551"/>
       <w:bookmarkEnd w:id="16"/>

--- a/plantillas_maestras/01_seguro_vehicular/negativa_cobertura/2_o_mas_ddos_varios/varon/TPL_0667_2026_SEGURO_VEHICULAR_NEGATIVA_COBERTURA_ASEGURADORA_VARON_R2.docx
+++ b/plantillas_maestras/01_seguro_vehicular/negativa_cobertura/2_o_mas_ddos_varios/varon/TPL_0667_2026_SEGURO_VEHICULAR_NEGATIVA_COBERTURA_ASEGURADORA_VARON_R2.docx
@@ -4639,17 +4639,17 @@
           <w:sz w:val="22"/>
           <w:szCs w:val="22"/>
         </w:rPr>
-        <w:t>la compañía aseguradora habría brindado una respuesta inadecuada al reclamo presentado por el denunciante el 11 de enero de 2026</w:t>
-      </w:r>
-      <w:r>
-        <w:rPr>
-          <w:rFonts w:ascii="Arial Narrow" w:eastAsia="Arial Narrow" w:hAnsi="Arial Narrow" w:cs="Arial Narrow"/>
-          <w:kern w:val="0"/>
-          <w14:ligatures w14:val="none"/>
-          <w:sz w:val="22"/>
-          <w:szCs w:val="22"/>
-        </w:rPr>
-        <w:t>. Por consiguiente, corresponde calificar el hecho materia de denuncia como una presunta infracción al numeral 88.1 del artículo 88 del Código</w:t>
+        <w:t xml:space="preserve">la compañía aseguradora habría brindado una respuesta inadecuada al reclamo presentado por el denunciante el 11 de enero de 2026</w:t>
+      </w:r>
+      <w:r>
+        <w:rPr>
+          <w:rFonts w:ascii="Arial Narrow" w:eastAsia="Arial Narrow" w:hAnsi="Arial Narrow" w:cs="Arial Narrow"/>
+          <w:kern w:val="0"/>
+          <w14:ligatures w14:val="none"/>
+          <w:sz w:val="22"/>
+          <w:szCs w:val="22"/>
+        </w:rPr>
+        <w:t xml:space="preserve">; involucraría una presunta afectación a su derecho de recibir respuestas adecuadas a los reclamos formulados. Por consiguiente, corresponde calificar el hecho materia de denuncia como una presunta infracción al numeral 88.1 del artículo 88 del Código</w:t>
       </w:r>
       <w:bookmarkEnd w:id="21"/>
       <w:r>
@@ -4678,7 +4678,7 @@
           <w:lang w:eastAsia="es-PE"/>
           <w14:ligatures w14:val="none"/>
         </w:rPr>
-        <w:t>.</w:t>
+        <w:t xml:space="preserve">.</w:t>
       </w:r>
     </w:p>
     <w:bookmarkEnd w:id="6"/>
@@ -7542,7 +7542,7 @@
           <w:sz w:val="22"/>
           <w:szCs w:val="22"/>
         </w:rPr>
-        <w:t xml:space="preserve">correr traslado de la presente resolución a Pacífico Compañía de Seguros y Reaseguros S.A. para que, de conformidad con lo dispuesto por el artículo 26 de la Ley sobre Facultades, Normas y Organización del Indecopi, aprobada por Decreto Legislativo 807</w:t>
+        <w:t xml:space="preserve">correr traslado de la denuncia del 25 de febrero de 2026, complementado mediante escrito del 25 de febrero de 2026, subsanado mediante escrito del 12 de marzo de 2026 a Pacífico Compañía de Seguros y Reaseguros S.A. para que, de conformidad con lo dispuesto por el artículo 26 de la Ley sobre Facultades, Normas y Organización del Indecopi, aprobada por Decreto Legislativo 807</w:t>
       </w:r>
       <w:r>
         <w:rPr>
